--- a/backend/templates/FSED-34F-Hot-Works.docx
+++ b/backend/templates/FSED-34F-Hot-Works.docx
@@ -345,6 +345,274 @@
           <w:sz w:val="20"/>
         </w:rPr>
       </w:pPr>
+      <w:r>
+        <w:rPr>
+          <w:rFonts w:ascii="Arial" w:hAnsi="Arial" w:cs="Arial"/>
+          <w:sz w:val="24"/>
+          <w:szCs w:val="24"/>
+          <w:lang w:val="en-US" w:eastAsia="en-US"/>
+        </w:rPr>
+        <mc:AlternateContent>
+          <mc:Choice Requires="wps">
+            <w:drawing>
+              <wp:anchor distT="0" distB="0" distL="114300" distR="114300" simplePos="0" relativeHeight="251715584" behindDoc="0" locked="0" layoutInCell="1" allowOverlap="1">
+                <wp:simplePos x="0" y="0"/>
+                <wp:positionH relativeFrom="column">
+                  <wp:posOffset>4924425</wp:posOffset>
+                </wp:positionH>
+                <wp:positionV relativeFrom="paragraph">
+                  <wp:posOffset>126365</wp:posOffset>
+                </wp:positionV>
+                <wp:extent cx="2050415" cy="342900"/>
+                <wp:effectExtent l="0" t="0" r="0" b="0"/>
+                <wp:wrapNone/>
+                <wp:docPr id="57" name="Text Box 57"/>
+                <wp:cNvGraphicFramePr/>
+                <a:graphic xmlns:a="http://schemas.openxmlformats.org/drawingml/2006/main">
+                  <a:graphicData uri="http://schemas.microsoft.com/office/word/2010/wordprocessingShape">
+                    <wps:wsp>
+                      <wps:cNvSpPr txBox="1"/>
+                      <wps:spPr>
+                        <a:xfrm>
+                          <a:off x="0" y="0"/>
+                          <a:ext cx="2050415" cy="342900"/>
+                        </a:xfrm>
+                        <a:prstGeom prst="rect">
+                          <a:avLst/>
+                        </a:prstGeom>
+                        <a:noFill/>
+                        <a:ln w="6350">
+                          <a:noFill/>
+                        </a:ln>
+                        <a:effectLst/>
+                      </wps:spPr>
+                      <wps:style>
+                        <a:lnRef idx="0">
+                          <a:schemeClr val="accent1"/>
+                        </a:lnRef>
+                        <a:fillRef idx="0">
+                          <a:schemeClr val="accent1"/>
+                        </a:fillRef>
+                        <a:effectRef idx="0">
+                          <a:schemeClr val="accent1"/>
+                        </a:effectRef>
+                        <a:fontRef idx="minor">
+                          <a:schemeClr val="dk1"/>
+                        </a:fontRef>
+                      </wps:style>
+                      <wps:txbx>
+                        <w:txbxContent>
+                          <w:p>
+                            <w:pPr>
+                              <w:spacing w:after="0" w:line="240" w:lineRule="auto"/>
+                              <w:jc w:val="center"/>
+                              <w:rPr>
+                                <w:rFonts w:hint="default" w:ascii="Arial" w:hAnsi="Arial" w:eastAsia="Times New Roman" w:cs="Arial"/>
+                                <w:color w:val="000000"/>
+                                <w:sz w:val="24"/>
+                                <w:szCs w:val="24"/>
+                                <w:lang w:val="en-US"/>
+                              </w:rPr>
+                            </w:pPr>
+                            <w:r>
+                              <w:rPr>
+                                <w:rFonts w:hint="default" w:ascii="Arial" w:hAnsi="Arial" w:eastAsia="Times New Roman" w:cs="Arial"/>
+                                <w:color w:val="000000"/>
+                                <w:sz w:val="24"/>
+                                <w:szCs w:val="24"/>
+                                <w:lang w:val="en-US"/>
+                              </w:rPr>
+                              <w:t>{CLEARANCE_DATE}</w:t>
+                            </w:r>
+                          </w:p>
+                        </w:txbxContent>
+                      </wps:txbx>
+                      <wps:bodyPr rot="0" spcFirstLastPara="0" vertOverflow="overflow" horzOverflow="overflow" vert="horz" wrap="square" lIns="91440" tIns="45720" rIns="91440" bIns="45720" numCol="1" spcCol="0" rtlCol="0" fromWordArt="0" anchor="t" anchorCtr="0" forceAA="0" compatLnSpc="1">
+                        <a:noAutofit/>
+                      </wps:bodyPr>
+                    </wps:wsp>
+                  </a:graphicData>
+                </a:graphic>
+              </wp:anchor>
+            </w:drawing>
+          </mc:Choice>
+          <mc:Fallback>
+            <w:pict>
+              <v:shape id="_x0000_s1026" o:spid="_x0000_s1026" o:spt="202" type="#_x0000_t202" style="position:absolute;left:0pt;margin-left:387.75pt;margin-top:9.95pt;height:27pt;width:161.45pt;z-index:251715584;mso-width-relative:page;mso-height-relative:page;" filled="f" stroked="f" coordsize="21600,21600" o:gfxdata="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">
+                <v:fill on="f" focussize="0,0"/>
+                <v:stroke on="f" weight="0.5pt"/>
+                <v:imagedata o:title=""/>
+                <o:lock v:ext="edit" aspectratio="f"/>
+                <v:textbox>
+                  <w:txbxContent>
+                    <w:p>
+                      <w:pPr>
+                        <w:spacing w:after="0" w:line="240" w:lineRule="auto"/>
+                        <w:jc w:val="center"/>
+                        <w:rPr>
+                          <w:rFonts w:hint="default" w:ascii="Arial" w:hAnsi="Arial" w:eastAsia="Times New Roman" w:cs="Arial"/>
+                          <w:color w:val="000000"/>
+                          <w:sz w:val="24"/>
+                          <w:szCs w:val="24"/>
+                          <w:lang w:val="en-US"/>
+                        </w:rPr>
+                      </w:pPr>
+                      <w:r>
+                        <w:rPr>
+                          <w:rFonts w:hint="default" w:ascii="Arial" w:hAnsi="Arial" w:eastAsia="Times New Roman" w:cs="Arial"/>
+                          <w:color w:val="000000"/>
+                          <w:sz w:val="24"/>
+                          <w:szCs w:val="24"/>
+                          <w:lang w:val="en-US"/>
+                        </w:rPr>
+                        <w:t>{CLEARANCE_DATE}</w:t>
+                      </w:r>
+                    </w:p>
+                  </w:txbxContent>
+                </v:textbox>
+              </v:shape>
+            </w:pict>
+          </mc:Fallback>
+        </mc:AlternateContent>
+      </w:r>
+      <w:r>
+        <w:rPr>
+          <w:rFonts w:ascii="Arial" w:hAnsi="Arial" w:cs="Arial"/>
+          <w:sz w:val="24"/>
+          <w:szCs w:val="24"/>
+          <w:lang w:val="en-US" w:eastAsia="en-US"/>
+        </w:rPr>
+        <mc:AlternateContent>
+          <mc:Choice Requires="wps">
+            <w:drawing>
+              <wp:anchor distT="0" distB="0" distL="114300" distR="114300" simplePos="0" relativeHeight="251712512" behindDoc="0" locked="0" layoutInCell="1" allowOverlap="1">
+                <wp:simplePos x="0" y="0"/>
+                <wp:positionH relativeFrom="column">
+                  <wp:posOffset>1296670</wp:posOffset>
+                </wp:positionH>
+                <wp:positionV relativeFrom="paragraph">
+                  <wp:posOffset>80010</wp:posOffset>
+                </wp:positionV>
+                <wp:extent cx="2732405" cy="342900"/>
+                <wp:effectExtent l="0" t="0" r="0" b="0"/>
+                <wp:wrapNone/>
+                <wp:docPr id="49" name="Text Box 49"/>
+                <wp:cNvGraphicFramePr/>
+                <a:graphic xmlns:a="http://schemas.openxmlformats.org/drawingml/2006/main">
+                  <a:graphicData uri="http://schemas.microsoft.com/office/word/2010/wordprocessingShape">
+                    <wps:wsp>
+                      <wps:cNvSpPr txBox="1"/>
+                      <wps:spPr>
+                        <a:xfrm>
+                          <a:off x="0" y="0"/>
+                          <a:ext cx="2732405" cy="342900"/>
+                        </a:xfrm>
+                        <a:prstGeom prst="rect">
+                          <a:avLst/>
+                        </a:prstGeom>
+                        <a:noFill/>
+                        <a:ln w="6350">
+                          <a:noFill/>
+                        </a:ln>
+                        <a:effectLst/>
+                      </wps:spPr>
+                      <wps:style>
+                        <a:lnRef idx="0">
+                          <a:schemeClr val="accent1"/>
+                        </a:lnRef>
+                        <a:fillRef idx="0">
+                          <a:schemeClr val="accent1"/>
+                        </a:fillRef>
+                        <a:effectRef idx="0">
+                          <a:schemeClr val="accent1"/>
+                        </a:effectRef>
+                        <a:fontRef idx="minor">
+                          <a:schemeClr val="dk1"/>
+                        </a:fontRef>
+                      </wps:style>
+                      <wps:txbx>
+                        <w:txbxContent>
+                          <w:p>
+                            <w:pPr>
+                              <w:spacing w:after="0" w:line="240" w:lineRule="auto"/>
+                              <w:jc w:val="center"/>
+                              <w:rPr>
+                                <w:rFonts w:hint="default" w:ascii="Arial Narrow" w:hAnsi="Arial Narrow" w:eastAsia="Times New Roman" w:cs="Arial Narrow"/>
+                                <w:b/>
+                                <w:bCs/>
+                                <w:color w:val="000000"/>
+                                <w:sz w:val="28"/>
+                                <w:szCs w:val="28"/>
+                                <w:lang w:val="en-US"/>
+                              </w:rPr>
+                            </w:pPr>
+                            <w:r>
+                              <w:rPr>
+                                <w:rFonts w:hint="default" w:ascii="Arial Narrow" w:hAnsi="Arial Narrow" w:eastAsia="Times New Roman" w:cs="Arial Narrow"/>
+                                <w:b/>
+                                <w:bCs/>
+                                <w:color w:val="000000"/>
+                                <w:sz w:val="28"/>
+                                <w:szCs w:val="28"/>
+                                <w:lang w:val="en-US"/>
+                              </w:rPr>
+                              <w:t>R10-STN5-{CONTROL_NUMBER}</w:t>
+                            </w:r>
+                          </w:p>
+                        </w:txbxContent>
+                      </wps:txbx>
+                      <wps:bodyPr rot="0" spcFirstLastPara="0" vertOverflow="overflow" horzOverflow="overflow" vert="horz" wrap="square" lIns="91440" tIns="45720" rIns="91440" bIns="45720" numCol="1" spcCol="0" rtlCol="0" fromWordArt="0" anchor="t" anchorCtr="0" forceAA="0" compatLnSpc="1">
+                        <a:noAutofit/>
+                      </wps:bodyPr>
+                    </wps:wsp>
+                  </a:graphicData>
+                </a:graphic>
+              </wp:anchor>
+            </w:drawing>
+          </mc:Choice>
+          <mc:Fallback>
+            <w:pict>
+              <v:shape id="_x0000_s1026" o:spid="_x0000_s1026" o:spt="202" type="#_x0000_t202" style="position:absolute;left:0pt;margin-left:102.1pt;margin-top:6.3pt;height:27pt;width:215.15pt;z-index:251712512;mso-width-relative:page;mso-height-relative:page;" filled="f" stroked="f" coordsize="21600,21600" o:gfxdata="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">
+                <v:fill on="f" focussize="0,0"/>
+                <v:stroke on="f" weight="0.5pt"/>
+                <v:imagedata o:title=""/>
+                <o:lock v:ext="edit" aspectratio="f"/>
+                <v:textbox>
+                  <w:txbxContent>
+                    <w:p>
+                      <w:pPr>
+                        <w:spacing w:after="0" w:line="240" w:lineRule="auto"/>
+                        <w:jc w:val="center"/>
+                        <w:rPr>
+                          <w:rFonts w:hint="default" w:ascii="Arial Narrow" w:hAnsi="Arial Narrow" w:eastAsia="Times New Roman" w:cs="Arial Narrow"/>
+                          <w:b/>
+                          <w:bCs/>
+                          <w:color w:val="000000"/>
+                          <w:sz w:val="28"/>
+                          <w:szCs w:val="28"/>
+                          <w:lang w:val="en-US"/>
+                        </w:rPr>
+                      </w:pPr>
+                      <w:r>
+                        <w:rPr>
+                          <w:rFonts w:hint="default" w:ascii="Arial Narrow" w:hAnsi="Arial Narrow" w:eastAsia="Times New Roman" w:cs="Arial Narrow"/>
+                          <w:b/>
+                          <w:bCs/>
+                          <w:color w:val="000000"/>
+                          <w:sz w:val="28"/>
+                          <w:szCs w:val="28"/>
+                          <w:lang w:val="en-US"/>
+                        </w:rPr>
+                        <w:t>R10-STN5-{CONTROL_NUMBER}</w:t>
+                      </w:r>
+                    </w:p>
+                  </w:txbxContent>
+                </v:textbox>
+              </v:shape>
+            </w:pict>
+          </mc:Fallback>
+        </mc:AlternateContent>
+      </w:r>
     </w:p>
     <w:p>
       <w:pPr>
@@ -356,39 +624,146 @@
       </w:pPr>
       <w:r>
         <w:rPr>
+          <w:rFonts w:ascii="Arial" w:hAnsi="Arial" w:cs="Arial"/>
+          <w:lang w:val="en-US" w:eastAsia="en-US"/>
+        </w:rPr>
+        <mc:AlternateContent>
+          <mc:Choice Requires="wps">
+            <w:drawing>
+              <wp:anchor distT="0" distB="0" distL="114300" distR="114300" simplePos="0" relativeHeight="251714560" behindDoc="0" locked="0" layoutInCell="1" allowOverlap="1">
+                <wp:simplePos x="0" y="0"/>
+                <wp:positionH relativeFrom="column">
+                  <wp:posOffset>5039360</wp:posOffset>
+                </wp:positionH>
+                <wp:positionV relativeFrom="paragraph">
+                  <wp:posOffset>203835</wp:posOffset>
+                </wp:positionV>
+                <wp:extent cx="1836420" cy="3810"/>
+                <wp:effectExtent l="0" t="0" r="0" b="0"/>
+                <wp:wrapNone/>
+                <wp:docPr id="56" name="Straight Connector 56"/>
+                <wp:cNvGraphicFramePr/>
+                <a:graphic xmlns:a="http://schemas.openxmlformats.org/drawingml/2006/main">
+                  <a:graphicData uri="http://schemas.microsoft.com/office/word/2010/wordprocessingShape">
+                    <wps:wsp>
+                      <wps:cNvCnPr/>
+                      <wps:spPr>
+                        <a:xfrm>
+                          <a:off x="0" y="0"/>
+                          <a:ext cx="1836420" cy="3810"/>
+                        </a:xfrm>
+                        <a:prstGeom prst="line">
+                          <a:avLst/>
+                        </a:prstGeom>
+                      </wps:spPr>
+                      <wps:style>
+                        <a:lnRef idx="1">
+                          <a:schemeClr val="dk1"/>
+                        </a:lnRef>
+                        <a:fillRef idx="0">
+                          <a:schemeClr val="dk1"/>
+                        </a:fillRef>
+                        <a:effectRef idx="0">
+                          <a:schemeClr val="dk1"/>
+                        </a:effectRef>
+                        <a:fontRef idx="minor">
+                          <a:schemeClr val="tx1"/>
+                        </a:fontRef>
+                      </wps:style>
+                      <wps:bodyPr/>
+                    </wps:wsp>
+                  </a:graphicData>
+                </a:graphic>
+              </wp:anchor>
+            </w:drawing>
+          </mc:Choice>
+          <mc:Fallback>
+            <w:pict>
+              <v:line id="_x0000_s1026" o:spid="_x0000_s1026" o:spt="20" style="position:absolute;left:0pt;margin-left:396.8pt;margin-top:16.05pt;height:0.3pt;width:144.6pt;z-index:251714560;mso-width-relative:page;mso-height-relative:page;" filled="f" stroked="t" coordsize="21600,21600" o:gfxdata="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">
+                <v:fill on="f" focussize="0,0"/>
+                <v:stroke color="#000000 [3200]" joinstyle="round"/>
+                <v:imagedata o:title=""/>
+                <o:lock v:ext="edit" aspectratio="f"/>
+              </v:line>
+            </w:pict>
+          </mc:Fallback>
+        </mc:AlternateContent>
+      </w:r>
+      <w:r>
+        <w:rPr>
+          <w:rFonts w:ascii="Arial" w:hAnsi="Arial" w:cs="Arial"/>
+          <w:lang w:val="en-US" w:eastAsia="en-US"/>
+        </w:rPr>
+        <mc:AlternateContent>
+          <mc:Choice Requires="wps">
+            <w:drawing>
+              <wp:anchor distT="0" distB="0" distL="114300" distR="114300" simplePos="0" relativeHeight="251713536" behindDoc="0" locked="0" layoutInCell="1" allowOverlap="1">
+                <wp:simplePos x="0" y="0"/>
+                <wp:positionH relativeFrom="column">
+                  <wp:posOffset>1496060</wp:posOffset>
+                </wp:positionH>
+                <wp:positionV relativeFrom="paragraph">
+                  <wp:posOffset>166370</wp:posOffset>
+                </wp:positionV>
+                <wp:extent cx="1836420" cy="3810"/>
+                <wp:effectExtent l="0" t="0" r="0" b="0"/>
+                <wp:wrapNone/>
+                <wp:docPr id="54" name="Straight Connector 54"/>
+                <wp:cNvGraphicFramePr/>
+                <a:graphic xmlns:a="http://schemas.openxmlformats.org/drawingml/2006/main">
+                  <a:graphicData uri="http://schemas.microsoft.com/office/word/2010/wordprocessingShape">
+                    <wps:wsp>
+                      <wps:cNvCnPr/>
+                      <wps:spPr>
+                        <a:xfrm>
+                          <a:off x="0" y="0"/>
+                          <a:ext cx="1836420" cy="3810"/>
+                        </a:xfrm>
+                        <a:prstGeom prst="line">
+                          <a:avLst/>
+                        </a:prstGeom>
+                      </wps:spPr>
+                      <wps:style>
+                        <a:lnRef idx="1">
+                          <a:schemeClr val="dk1"/>
+                        </a:lnRef>
+                        <a:fillRef idx="0">
+                          <a:schemeClr val="dk1"/>
+                        </a:fillRef>
+                        <a:effectRef idx="0">
+                          <a:schemeClr val="dk1"/>
+                        </a:effectRef>
+                        <a:fontRef idx="minor">
+                          <a:schemeClr val="tx1"/>
+                        </a:fontRef>
+                      </wps:style>
+                      <wps:bodyPr/>
+                    </wps:wsp>
+                  </a:graphicData>
+                </a:graphic>
+              </wp:anchor>
+            </w:drawing>
+          </mc:Choice>
+          <mc:Fallback>
+            <w:pict>
+              <v:line id="_x0000_s1026" o:spid="_x0000_s1026" o:spt="20" style="position:absolute;left:0pt;margin-left:117.8pt;margin-top:13.1pt;height:0.3pt;width:144.6pt;z-index:251713536;mso-width-relative:page;mso-height-relative:page;" filled="f" stroked="t" coordsize="21600,21600" o:gfxdata="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">
+                <v:fill on="f" focussize="0,0"/>
+                <v:stroke color="#000000 [3200]" joinstyle="round"/>
+                <v:imagedata o:title=""/>
+                <o:lock v:ext="edit" aspectratio="f"/>
+              </v:line>
+            </w:pict>
+          </mc:Fallback>
+        </mc:AlternateContent>
+      </w:r>
+      <w:r>
+        <w:rPr>
           <w:rFonts w:ascii="Arial Narrow" w:hAnsi="Arial Narrow" w:cs="Arial"/>
           <w:b/>
           <w:sz w:val="28"/>
           <w:szCs w:val="28"/>
         </w:rPr>
-        <w:t xml:space="preserve">    FSCHWO NO. R</w:t>
-      </w:r>
-      <w:r>
-        <w:rPr>
-          <w:rFonts w:ascii="Arial" w:hAnsi="Arial" w:cs="Arial"/>
-          <w:sz w:val="28"/>
-          <w:szCs w:val="28"/>
-          <w:u w:val="single"/>
-        </w:rPr>
-        <w:t xml:space="preserve"> </w:t>
-      </w:r>
-      <w:r>
-        <w:rPr>
-          <w:rFonts w:ascii="Arial" w:hAnsi="Arial" w:cs="Arial"/>
-          <w:sz w:val="28"/>
-          <w:szCs w:val="28"/>
-          <w:u w:val="single"/>
-        </w:rPr>
-        <w:tab/>
-      </w:r>
-      <w:r>
-        <w:rPr>
-          <w:rFonts w:ascii="Arial" w:hAnsi="Arial" w:cs="Arial"/>
-          <w:sz w:val="28"/>
-          <w:szCs w:val="28"/>
-          <w:u w:val="single"/>
-        </w:rPr>
-        <w:tab/>
+        <w:t xml:space="preserve">    FSCHWO NO. </w:t>
       </w:r>
       <w:r>
         <w:rPr>
@@ -424,46 +799,7 @@
           <w:sz w:val="28"/>
           <w:szCs w:val="28"/>
         </w:rPr>
-        <w:t xml:space="preserve">                                     </w:t>
-      </w:r>
-      <w:r>
-        <w:rPr>
-          <w:rFonts w:ascii="Arial" w:hAnsi="Arial" w:cs="Arial"/>
-          <w:color w:val="000000" w:themeColor="text1"/>
-          <w:u w:val="single"/>
-          <w14:textFill>
-            <w14:solidFill>
-              <w14:schemeClr w14:val="tx1"/>
-            </w14:solidFill>
-          </w14:textFill>
-        </w:rPr>
-        <w:tab/>
-      </w:r>
-      <w:r>
-        <w:rPr>
-          <w:rFonts w:ascii="Arial" w:hAnsi="Arial" w:cs="Arial"/>
-          <w:color w:val="000000" w:themeColor="text1"/>
-          <w:u w:val="single"/>
-          <w14:textFill>
-            <w14:solidFill>
-              <w14:schemeClr w14:val="tx1"/>
-            </w14:solidFill>
-          </w14:textFill>
-        </w:rPr>
-        <w:tab/>
-      </w:r>
-      <w:r>
-        <w:rPr>
-          <w:rFonts w:ascii="Arial" w:hAnsi="Arial" w:cs="Arial"/>
-          <w:color w:val="000000" w:themeColor="text1"/>
-          <w:u w:val="single"/>
-          <w14:textFill>
-            <w14:solidFill>
-              <w14:schemeClr w14:val="tx1"/>
-            </w14:solidFill>
-          </w14:textFill>
-        </w:rPr>
-        <w:t>________</w:t>
+        <w:t xml:space="preserve">                                   </w:t>
       </w:r>
       <w:r>
         <w:rPr>
@@ -473,7 +809,7 @@
           <w:szCs w:val="32"/>
           <w:u w:val="single"/>
         </w:rPr>
-        <w:t xml:space="preserve">                     </w:t>
+        <w:t xml:space="preserve">                  </w:t>
       </w:r>
       <w:r>
         <w:rPr>
@@ -2993,8 +3329,6 @@
               </w:rPr>
               <w:t xml:space="preserve">       resisant tarpaulins or metal shields.</w:t>
             </w:r>
-            <w:bookmarkStart w:id="0" w:name="_GoBack"/>
-            <w:bookmarkEnd w:id="0"/>
           </w:p>
           <w:p>
             <w:pPr>
@@ -7226,15 +7560,6 @@
           <w:rFonts w:ascii="Arial" w:hAnsi="Arial" w:cs="Arial"/>
           <w:sz w:val="18"/>
           <w:szCs w:val="18"/>
-          <w:u w:val="single"/>
-        </w:rPr>
-        <w:tab/>
-      </w:r>
-      <w:r>
-        <w:rPr>
-          <w:rFonts w:ascii="Arial" w:hAnsi="Arial" w:cs="Arial"/>
-          <w:sz w:val="18"/>
-          <w:szCs w:val="18"/>
         </w:rPr>
         <w:tab/>
       </w:r>
@@ -7300,15 +7625,6 @@
         </w:rPr>
         <w:t xml:space="preserve">  {OR_NUMBER}</w:t>
       </w:r>
-      <w:r>
-        <w:rPr>
-          <w:rFonts w:ascii="Arial" w:hAnsi="Arial" w:cs="Arial"/>
-          <w:sz w:val="18"/>
-          <w:szCs w:val="18"/>
-          <w:u w:val="single"/>
-        </w:rPr>
-        <w:tab/>
-      </w:r>
     </w:p>
     <w:p>
       <w:pPr>
@@ -7353,24 +7669,6 @@
           <w:rFonts w:ascii="Arial" w:hAnsi="Arial" w:cs="Arial"/>
           <w:sz w:val="18"/>
           <w:szCs w:val="18"/>
-          <w:u w:val="single"/>
-        </w:rPr>
-        <w:tab/>
-      </w:r>
-      <w:r>
-        <w:rPr>
-          <w:rFonts w:ascii="Arial" w:hAnsi="Arial" w:cs="Arial"/>
-          <w:sz w:val="18"/>
-          <w:szCs w:val="18"/>
-          <w:u w:val="single"/>
-        </w:rPr>
-        <w:tab/>
-      </w:r>
-      <w:r>
-        <w:rPr>
-          <w:rFonts w:ascii="Arial" w:hAnsi="Arial" w:cs="Arial"/>
-          <w:sz w:val="18"/>
-          <w:szCs w:val="18"/>
         </w:rPr>
         <w:tab/>
       </w:r>
@@ -7398,6 +7696,25 @@
           <w:lang w:val="en-US"/>
         </w:rPr>
         <w:t xml:space="preserve"> </w:t>
+      </w:r>
+      <w:r>
+        <w:rPr>
+          <w:rFonts w:hint="default" w:ascii="Arial" w:hAnsi="Arial" w:cs="Arial"/>
+          <w:sz w:val="18"/>
+          <w:szCs w:val="18"/>
+          <w:lang w:val="en-US"/>
+        </w:rPr>
+        <w:tab/>
+      </w:r>
+      <w:r>
+        <w:rPr>
+          <w:rFonts w:hint="default" w:ascii="Arial" w:hAnsi="Arial" w:cs="Arial"/>
+          <w:sz w:val="18"/>
+          <w:szCs w:val="18"/>
+          <w:lang w:val="en-US"/>
+        </w:rPr>
+        <w:tab/>
+        <w:t/>
       </w:r>
       <w:r>
         <w:rPr>

--- a/backend/templates/FSED-34F-Hot-Works.docx
+++ b/backend/templates/FSED-34F-Hot-Works.docx
@@ -345,6 +345,182 @@
           <w:sz w:val="20"/>
         </w:rPr>
       </w:pPr>
+      <w:r>
+        <w:rPr>
+          <w:rFonts w:ascii="Arial" w:hAnsi="Arial" w:cs="Arial"/>
+          <w:sz w:val="24"/>
+          <w:szCs w:val="24"/>
+          <w:lang w:val="en-US" w:eastAsia="en-US"/>
+        </w:rPr>
+        <mc:AlternateContent>
+          <mc:Choice Requires="wps">
+            <w:drawing>
+              <wp:anchor distT="0" distB="0" distL="114300" distR="114300" simplePos="0" relativeHeight="251712512" behindDoc="0" locked="0" layoutInCell="1" allowOverlap="1">
+                <wp:simplePos x="0" y="0"/>
+                <wp:positionH relativeFrom="column">
+                  <wp:posOffset>264160</wp:posOffset>
+                </wp:positionH>
+                <wp:positionV relativeFrom="paragraph">
+                  <wp:posOffset>78740</wp:posOffset>
+                </wp:positionV>
+                <wp:extent cx="3861435" cy="342900"/>
+                <wp:effectExtent l="0" t="0" r="0" b="0"/>
+                <wp:wrapNone/>
+                <wp:docPr id="49" name="Text Box 49"/>
+                <wp:cNvGraphicFramePr/>
+                <a:graphic xmlns:a="http://schemas.openxmlformats.org/drawingml/2006/main">
+                  <a:graphicData uri="http://schemas.microsoft.com/office/word/2010/wordprocessingShape">
+                    <wps:wsp>
+                      <wps:cNvSpPr txBox="1"/>
+                      <wps:spPr>
+                        <a:xfrm>
+                          <a:off x="0" y="0"/>
+                          <a:ext cx="3861435" cy="342900"/>
+                        </a:xfrm>
+                        <a:prstGeom prst="rect">
+                          <a:avLst/>
+                        </a:prstGeom>
+                        <a:noFill/>
+                        <a:ln w="6350">
+                          <a:noFill/>
+                        </a:ln>
+                        <a:effectLst/>
+                      </wps:spPr>
+                      <wps:style>
+                        <a:lnRef idx="0">
+                          <a:schemeClr val="accent1"/>
+                        </a:lnRef>
+                        <a:fillRef idx="0">
+                          <a:schemeClr val="accent1"/>
+                        </a:fillRef>
+                        <a:effectRef idx="0">
+                          <a:schemeClr val="accent1"/>
+                        </a:effectRef>
+                        <a:fontRef idx="minor">
+                          <a:schemeClr val="dk1"/>
+                        </a:fontRef>
+                      </wps:style>
+                      <wps:txbx>
+                        <w:txbxContent>
+                          <w:p>
+                            <w:pPr>
+                              <w:spacing w:after="0" w:line="240" w:lineRule="auto"/>
+                              <w:jc w:val="center"/>
+                              <w:rPr>
+                                <w:rFonts w:hint="default" w:ascii="Arial Narrow" w:hAnsi="Arial Narrow" w:eastAsia="Times New Roman" w:cs="Arial Narrow"/>
+                                <w:b/>
+                                <w:bCs/>
+                                <w:color w:val="000000"/>
+                                <w:sz w:val="28"/>
+                                <w:szCs w:val="28"/>
+                                <w:lang w:val="en-US"/>
+                              </w:rPr>
+                            </w:pPr>
+                            <w:r>
+                              <w:rPr>
+                                <w:rFonts w:ascii="Arial Narrow" w:hAnsi="Arial Narrow" w:cs="Arial"/>
+                                <w:b/>
+                                <w:sz w:val="28"/>
+                                <w:szCs w:val="28"/>
+                              </w:rPr>
+                              <w:t>FSCHWO NO.</w:t>
+                            </w:r>
+                            <w:r>
+                              <w:rPr>
+                                <w:rFonts w:hint="default" w:ascii="Arial Narrow" w:hAnsi="Arial Narrow" w:cs="Arial"/>
+                                <w:b/>
+                                <w:sz w:val="28"/>
+                                <w:szCs w:val="28"/>
+                                <w:lang w:val="en-US"/>
+                              </w:rPr>
+                              <w:t xml:space="preserve"> </w:t>
+                            </w:r>
+                            <w:r>
+                              <w:rPr>
+                                <w:rFonts w:hint="default" w:ascii="Arial Narrow" w:hAnsi="Arial Narrow" w:eastAsia="Times New Roman" w:cs="Arial Narrow"/>
+                                <w:b/>
+                                <w:bCs/>
+                                <w:color w:val="000000"/>
+                                <w:sz w:val="28"/>
+                                <w:szCs w:val="28"/>
+                                <w:lang w:val="en-US"/>
+                              </w:rPr>
+                              <w:t>R10-STN5-{CONTROL_NUMBER}</w:t>
+                            </w:r>
+                          </w:p>
+                        </w:txbxContent>
+                      </wps:txbx>
+                      <wps:bodyPr rot="0" spcFirstLastPara="0" vertOverflow="overflow" horzOverflow="overflow" vert="horz" wrap="square" lIns="91440" tIns="45720" rIns="91440" bIns="45720" numCol="1" spcCol="0" rtlCol="0" fromWordArt="0" anchor="t" anchorCtr="0" forceAA="0" compatLnSpc="1">
+                        <a:noAutofit/>
+                      </wps:bodyPr>
+                    </wps:wsp>
+                  </a:graphicData>
+                </a:graphic>
+              </wp:anchor>
+            </w:drawing>
+          </mc:Choice>
+          <mc:Fallback>
+            <w:pict>
+              <v:shape id="_x0000_s1026" o:spid="_x0000_s1026" o:spt="202" type="#_x0000_t202" style="position:absolute;left:0pt;margin-left:20.8pt;margin-top:6.2pt;height:27pt;width:304.05pt;z-index:251712512;mso-width-relative:page;mso-height-relative:page;" filled="f" stroked="f" coordsize="21600,21600" o:gfxdata="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">
+                <v:fill on="f" focussize="0,0"/>
+                <v:stroke on="f" weight="0.5pt"/>
+                <v:imagedata o:title=""/>
+                <o:lock v:ext="edit" aspectratio="f"/>
+                <v:textbox>
+                  <w:txbxContent>
+                    <w:p>
+                      <w:pPr>
+                        <w:spacing w:after="0" w:line="240" w:lineRule="auto"/>
+                        <w:jc w:val="center"/>
+                        <w:rPr>
+                          <w:rFonts w:hint="default" w:ascii="Arial Narrow" w:hAnsi="Arial Narrow" w:eastAsia="Times New Roman" w:cs="Arial Narrow"/>
+                          <w:b/>
+                          <w:bCs/>
+                          <w:color w:val="000000"/>
+                          <w:sz w:val="28"/>
+                          <w:szCs w:val="28"/>
+                          <w:lang w:val="en-US"/>
+                        </w:rPr>
+                      </w:pPr>
+                      <w:r>
+                        <w:rPr>
+                          <w:rFonts w:ascii="Arial Narrow" w:hAnsi="Arial Narrow" w:cs="Arial"/>
+                          <w:b/>
+                          <w:sz w:val="28"/>
+                          <w:szCs w:val="28"/>
+                        </w:rPr>
+                        <w:t>FSCHWO NO.</w:t>
+                      </w:r>
+                      <w:r>
+                        <w:rPr>
+                          <w:rFonts w:hint="default" w:ascii="Arial Narrow" w:hAnsi="Arial Narrow" w:cs="Arial"/>
+                          <w:b/>
+                          <w:sz w:val="28"/>
+                          <w:szCs w:val="28"/>
+                          <w:lang w:val="en-US"/>
+                        </w:rPr>
+                        <w:t xml:space="preserve"> </w:t>
+                      </w:r>
+                      <w:r>
+                        <w:rPr>
+                          <w:rFonts w:hint="default" w:ascii="Arial Narrow" w:hAnsi="Arial Narrow" w:eastAsia="Times New Roman" w:cs="Arial Narrow"/>
+                          <w:b/>
+                          <w:bCs/>
+                          <w:color w:val="000000"/>
+                          <w:sz w:val="28"/>
+                          <w:szCs w:val="28"/>
+                          <w:lang w:val="en-US"/>
+                        </w:rPr>
+                        <w:t>R10-STN5-{CONTROL_NUMBER}</w:t>
+                      </w:r>
+                    </w:p>
+                  </w:txbxContent>
+                </v:textbox>
+              </v:shape>
+            </w:pict>
+          </mc:Fallback>
+        </mc:AlternateContent>
+      </w:r>
       <w:r>
         <w:rPr>
           <w:rFonts w:ascii="Arial" w:hAnsi="Arial" w:cs="Arial"/>
@@ -475,144 +651,6 @@
           </mc:Fallback>
         </mc:AlternateContent>
       </w:r>
-      <w:r>
-        <w:rPr>
-          <w:rFonts w:ascii="Arial" w:hAnsi="Arial" w:cs="Arial"/>
-          <w:sz w:val="24"/>
-          <w:szCs w:val="24"/>
-          <w:lang w:val="en-US" w:eastAsia="en-US"/>
-        </w:rPr>
-        <mc:AlternateContent>
-          <mc:Choice Requires="wps">
-            <w:drawing>
-              <wp:anchor distT="0" distB="0" distL="114300" distR="114300" simplePos="0" relativeHeight="251712512" behindDoc="0" locked="0" layoutInCell="1" allowOverlap="1">
-                <wp:simplePos x="0" y="0"/>
-                <wp:positionH relativeFrom="column">
-                  <wp:posOffset>1296670</wp:posOffset>
-                </wp:positionH>
-                <wp:positionV relativeFrom="paragraph">
-                  <wp:posOffset>80010</wp:posOffset>
-                </wp:positionV>
-                <wp:extent cx="2732405" cy="342900"/>
-                <wp:effectExtent l="0" t="0" r="0" b="0"/>
-                <wp:wrapNone/>
-                <wp:docPr id="49" name="Text Box 49"/>
-                <wp:cNvGraphicFramePr/>
-                <a:graphic xmlns:a="http://schemas.openxmlformats.org/drawingml/2006/main">
-                  <a:graphicData uri="http://schemas.microsoft.com/office/word/2010/wordprocessingShape">
-                    <wps:wsp>
-                      <wps:cNvSpPr txBox="1"/>
-                      <wps:spPr>
-                        <a:xfrm>
-                          <a:off x="0" y="0"/>
-                          <a:ext cx="2732405" cy="342900"/>
-                        </a:xfrm>
-                        <a:prstGeom prst="rect">
-                          <a:avLst/>
-                        </a:prstGeom>
-                        <a:noFill/>
-                        <a:ln w="6350">
-                          <a:noFill/>
-                        </a:ln>
-                        <a:effectLst/>
-                      </wps:spPr>
-                      <wps:style>
-                        <a:lnRef idx="0">
-                          <a:schemeClr val="accent1"/>
-                        </a:lnRef>
-                        <a:fillRef idx="0">
-                          <a:schemeClr val="accent1"/>
-                        </a:fillRef>
-                        <a:effectRef idx="0">
-                          <a:schemeClr val="accent1"/>
-                        </a:effectRef>
-                        <a:fontRef idx="minor">
-                          <a:schemeClr val="dk1"/>
-                        </a:fontRef>
-                      </wps:style>
-                      <wps:txbx>
-                        <w:txbxContent>
-                          <w:p>
-                            <w:pPr>
-                              <w:spacing w:after="0" w:line="240" w:lineRule="auto"/>
-                              <w:jc w:val="center"/>
-                              <w:rPr>
-                                <w:rFonts w:hint="default" w:ascii="Arial Narrow" w:hAnsi="Arial Narrow" w:eastAsia="Times New Roman" w:cs="Arial Narrow"/>
-                                <w:b/>
-                                <w:bCs/>
-                                <w:color w:val="000000"/>
-                                <w:sz w:val="28"/>
-                                <w:szCs w:val="28"/>
-                                <w:lang w:val="en-US"/>
-                              </w:rPr>
-                            </w:pPr>
-                            <w:r>
-                              <w:rPr>
-                                <w:rFonts w:hint="default" w:ascii="Arial Narrow" w:hAnsi="Arial Narrow" w:eastAsia="Times New Roman" w:cs="Arial Narrow"/>
-                                <w:b/>
-                                <w:bCs/>
-                                <w:color w:val="000000"/>
-                                <w:sz w:val="28"/>
-                                <w:szCs w:val="28"/>
-                                <w:lang w:val="en-US"/>
-                              </w:rPr>
-                              <w:t>R10-STN5-{CONTROL_NUMBER}</w:t>
-                            </w:r>
-                          </w:p>
-                        </w:txbxContent>
-                      </wps:txbx>
-                      <wps:bodyPr rot="0" spcFirstLastPara="0" vertOverflow="overflow" horzOverflow="overflow" vert="horz" wrap="square" lIns="91440" tIns="45720" rIns="91440" bIns="45720" numCol="1" spcCol="0" rtlCol="0" fromWordArt="0" anchor="t" anchorCtr="0" forceAA="0" compatLnSpc="1">
-                        <a:noAutofit/>
-                      </wps:bodyPr>
-                    </wps:wsp>
-                  </a:graphicData>
-                </a:graphic>
-              </wp:anchor>
-            </w:drawing>
-          </mc:Choice>
-          <mc:Fallback>
-            <w:pict>
-              <v:shape id="_x0000_s1026" o:spid="_x0000_s1026" o:spt="202" type="#_x0000_t202" style="position:absolute;left:0pt;margin-left:102.1pt;margin-top:6.3pt;height:27pt;width:215.15pt;z-index:251712512;mso-width-relative:page;mso-height-relative:page;" filled="f" stroked="f" coordsize="21600,21600" o:gfxdata="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">
-                <v:fill on="f" focussize="0,0"/>
-                <v:stroke on="f" weight="0.5pt"/>
-                <v:imagedata o:title=""/>
-                <o:lock v:ext="edit" aspectratio="f"/>
-                <v:textbox>
-                  <w:txbxContent>
-                    <w:p>
-                      <w:pPr>
-                        <w:spacing w:after="0" w:line="240" w:lineRule="auto"/>
-                        <w:jc w:val="center"/>
-                        <w:rPr>
-                          <w:rFonts w:hint="default" w:ascii="Arial Narrow" w:hAnsi="Arial Narrow" w:eastAsia="Times New Roman" w:cs="Arial Narrow"/>
-                          <w:b/>
-                          <w:bCs/>
-                          <w:color w:val="000000"/>
-                          <w:sz w:val="28"/>
-                          <w:szCs w:val="28"/>
-                          <w:lang w:val="en-US"/>
-                        </w:rPr>
-                      </w:pPr>
-                      <w:r>
-                        <w:rPr>
-                          <w:rFonts w:hint="default" w:ascii="Arial Narrow" w:hAnsi="Arial Narrow" w:eastAsia="Times New Roman" w:cs="Arial Narrow"/>
-                          <w:b/>
-                          <w:bCs/>
-                          <w:color w:val="000000"/>
-                          <w:sz w:val="28"/>
-                          <w:szCs w:val="28"/>
-                          <w:lang w:val="en-US"/>
-                        </w:rPr>
-                        <w:t>R10-STN5-{CONTROL_NUMBER}</w:t>
-                      </w:r>
-                    </w:p>
-                  </w:txbxContent>
-                </v:textbox>
-              </v:shape>
-            </w:pict>
-          </mc:Fallback>
-        </mc:AlternateContent>
-      </w:r>
     </w:p>
     <w:p>
       <w:pPr>
@@ -763,7 +801,7 @@
           <w:sz w:val="28"/>
           <w:szCs w:val="28"/>
         </w:rPr>
-        <w:t xml:space="preserve">    FSCHWO NO. </w:t>
+        <w:t xml:space="preserve">     </w:t>
       </w:r>
       <w:r>
         <w:rPr>
@@ -815,7 +853,15 @@
         <w:rPr>
           <w:rFonts w:ascii="Arial Narrow" w:hAnsi="Arial Narrow" w:cs="Arial"/>
         </w:rPr>
-        <w:t xml:space="preserve">                           </w:t>
+        <w:t xml:space="preserve">     </w:t>
+      </w:r>
+      <w:bookmarkStart w:id="0" w:name="_GoBack"/>
+      <w:bookmarkEnd w:id="0"/>
+      <w:r>
+        <w:rPr>
+          <w:rFonts w:ascii="Arial Narrow" w:hAnsi="Arial Narrow" w:cs="Arial"/>
+        </w:rPr>
+        <w:t xml:space="preserve">                      </w:t>
       </w:r>
     </w:p>
     <w:p>
@@ -7425,6 +7471,7 @@
     <w:p>
       <w:pPr>
         <w:spacing w:after="0" w:line="240" w:lineRule="auto"/>
+        <w:ind w:firstLine="720" w:firstLineChars="0"/>
         <w:jc w:val="both"/>
         <w:rPr>
           <w:rFonts w:ascii="Arial Narrow" w:hAnsi="Arial Narrow" w:cs="Arial"/>
@@ -7436,7 +7483,7 @@
     <w:p>
       <w:pPr>
         <w:spacing w:after="0" w:line="240" w:lineRule="auto"/>
-        <w:ind w:left="540"/>
+        <w:ind w:firstLine="720" w:firstLineChars="0"/>
         <w:rPr>
           <w:rFonts w:ascii="Arial" w:hAnsi="Arial" w:cs="Arial"/>
           <w:b/>
@@ -7448,14 +7495,14 @@
         <w:rPr>
           <w:rFonts w:ascii="Arial" w:hAnsi="Arial" w:cs="Arial"/>
           <w:b/>
-          <w:sz w:val="18"/>
-          <w:szCs w:val="18"/>
+          <w:sz w:val="20"/>
+          <w:szCs w:val="20"/>
         </w:rPr>
         <w:t>Fire Code Fees:</w:t>
       </w:r>
       <w:r>
         <w:rPr>
-          <w:rFonts w:ascii="Arial Narrow" w:hAnsi="Arial Narrow" w:cs="Arial"/>
+          <w:rFonts w:ascii="Arial" w:hAnsi="Arial" w:cs="Arial"/>
           <w:b/>
           <w:sz w:val="20"/>
           <w:szCs w:val="20"/>
@@ -7464,7 +7511,7 @@
       </w:r>
       <w:r>
         <w:rPr>
-          <w:rFonts w:ascii="Arial Narrow" w:hAnsi="Arial Narrow" w:cs="Arial"/>
+          <w:rFonts w:ascii="Arial" w:hAnsi="Arial" w:cs="Arial"/>
           <w:b/>
           <w:sz w:val="20"/>
           <w:szCs w:val="20"/>
@@ -7473,7 +7520,7 @@
       </w:r>
       <w:r>
         <w:rPr>
-          <w:rFonts w:ascii="Arial Narrow" w:hAnsi="Arial Narrow" w:cs="Arial"/>
+          <w:rFonts w:ascii="Arial" w:hAnsi="Arial" w:cs="Arial"/>
           <w:b/>
           <w:sz w:val="20"/>
           <w:szCs w:val="20"/>
@@ -7482,7 +7529,7 @@
       </w:r>
       <w:r>
         <w:rPr>
-          <w:rFonts w:ascii="Arial Narrow" w:hAnsi="Arial Narrow" w:cs="Arial"/>
+          <w:rFonts w:ascii="Arial" w:hAnsi="Arial" w:cs="Arial"/>
           <w:b/>
           <w:sz w:val="20"/>
           <w:szCs w:val="20"/>
@@ -7491,7 +7538,7 @@
       </w:r>
       <w:r>
         <w:rPr>
-          <w:rFonts w:ascii="Arial Narrow" w:hAnsi="Arial Narrow" w:cs="Arial"/>
+          <w:rFonts w:ascii="Arial" w:hAnsi="Arial" w:cs="Arial"/>
           <w:b/>
           <w:sz w:val="20"/>
           <w:szCs w:val="20"/>
@@ -7500,98 +7547,372 @@
       </w:r>
       <w:r>
         <w:rPr>
-          <w:rFonts w:ascii="Arial Narrow" w:hAnsi="Arial Narrow" w:cs="Arial"/>
+          <w:rFonts w:ascii="Arial" w:hAnsi="Arial" w:cs="Arial"/>
           <w:b/>
           <w:sz w:val="20"/>
           <w:szCs w:val="20"/>
         </w:rPr>
-        <w:tab/>
-      </w:r>
-      <w:r>
-        <w:rPr>
-          <w:rFonts w:ascii="Arial Narrow" w:hAnsi="Arial Narrow" w:cs="Arial"/>
-          <w:b/>
-          <w:sz w:val="20"/>
-          <w:szCs w:val="20"/>
-        </w:rPr>
-        <w:tab/>
-      </w:r>
-      <w:r>
-        <w:rPr>
-          <w:rFonts w:ascii="Arial" w:hAnsi="Arial" w:cs="Arial"/>
-          <w:b/>
-          <w:sz w:val="20"/>
-          <w:szCs w:val="20"/>
-        </w:rPr>
-        <w:t>RECOMMEND APPROVAL:</w:t>
+        <w:t xml:space="preserve">     RECOMMEND APPROVAL:</w:t>
       </w:r>
     </w:p>
     <w:p>
       <w:pPr>
         <w:spacing w:after="0" w:line="240" w:lineRule="auto"/>
-        <w:ind w:left="540"/>
+        <w:ind w:firstLine="720" w:firstLineChars="0"/>
         <w:rPr>
           <w:rFonts w:ascii="Arial" w:hAnsi="Arial" w:cs="Arial"/>
           <w:b/>
-          <w:sz w:val="18"/>
-          <w:szCs w:val="18"/>
+          <w:sz w:val="20"/>
+          <w:szCs w:val="20"/>
         </w:rPr>
       </w:pPr>
       <w:r>
         <w:rPr>
           <w:rFonts w:ascii="Arial" w:hAnsi="Arial" w:cs="Arial"/>
-          <w:sz w:val="18"/>
-          <w:szCs w:val="18"/>
+          <w:sz w:val="24"/>
+          <w:szCs w:val="24"/>
+          <w:lang w:val="en-US" w:eastAsia="en-US"/>
+        </w:rPr>
+        <mc:AlternateContent>
+          <mc:Choice Requires="wps">
+            <w:drawing>
+              <wp:anchor distT="0" distB="0" distL="114300" distR="114300" simplePos="0" relativeHeight="251719680" behindDoc="0" locked="0" layoutInCell="1" allowOverlap="1">
+                <wp:simplePos x="0" y="0"/>
+                <wp:positionH relativeFrom="column">
+                  <wp:posOffset>1210945</wp:posOffset>
+                </wp:positionH>
+                <wp:positionV relativeFrom="paragraph">
+                  <wp:posOffset>147955</wp:posOffset>
+                </wp:positionV>
+                <wp:extent cx="1314450" cy="0"/>
+                <wp:effectExtent l="0" t="4445" r="0" b="5080"/>
+                <wp:wrapNone/>
+                <wp:docPr id="1694765211" name="Straight Connector 22"/>
+                <wp:cNvGraphicFramePr/>
+                <a:graphic xmlns:a="http://schemas.openxmlformats.org/drawingml/2006/main">
+                  <a:graphicData uri="http://schemas.microsoft.com/office/word/2010/wordprocessingShape">
+                    <wps:wsp>
+                      <wps:cNvCnPr/>
+                      <wps:spPr>
+                        <a:xfrm>
+                          <a:off x="0" y="0"/>
+                          <a:ext cx="1314450" cy="0"/>
+                        </a:xfrm>
+                        <a:prstGeom prst="line">
+                          <a:avLst/>
+                        </a:prstGeom>
+                      </wps:spPr>
+                      <wps:style>
+                        <a:lnRef idx="1">
+                          <a:schemeClr val="dk1"/>
+                        </a:lnRef>
+                        <a:fillRef idx="0">
+                          <a:schemeClr val="dk1"/>
+                        </a:fillRef>
+                        <a:effectRef idx="0">
+                          <a:schemeClr val="dk1"/>
+                        </a:effectRef>
+                        <a:fontRef idx="minor">
+                          <a:schemeClr val="tx1"/>
+                        </a:fontRef>
+                      </wps:style>
+                      <wps:bodyPr/>
+                    </wps:wsp>
+                  </a:graphicData>
+                </a:graphic>
+              </wp:anchor>
+            </w:drawing>
+          </mc:Choice>
+          <mc:Fallback>
+            <w:pict>
+              <v:line id="Straight Connector 22" o:spid="_x0000_s1026" o:spt="20" style="position:absolute;left:0pt;margin-left:95.35pt;margin-top:11.65pt;height:0pt;width:103.5pt;z-index:251719680;mso-width-relative:page;mso-height-relative:page;" filled="f" stroked="t" coordsize="21600,21600" o:gfxdata="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">
+                <v:fill on="f" focussize="0,0"/>
+                <v:stroke color="#000000 [3200]" joinstyle="round"/>
+                <v:imagedata o:title=""/>
+                <o:lock v:ext="edit" aspectratio="f"/>
+              </v:line>
+            </w:pict>
+          </mc:Fallback>
+        </mc:AlternateContent>
+      </w:r>
+      <w:r>
+        <w:rPr>
+          <w:rFonts w:ascii="Arial" w:hAnsi="Arial" w:cs="Arial"/>
+          <w:sz w:val="24"/>
+          <w:szCs w:val="24"/>
+          <w:lang w:val="en-US" w:eastAsia="en-US"/>
+        </w:rPr>
+        <mc:AlternateContent>
+          <mc:Choice Requires="wps">
+            <w:drawing>
+              <wp:anchor distT="0" distB="0" distL="114300" distR="114300" simplePos="0" relativeHeight="251718656" behindDoc="1" locked="0" layoutInCell="1" allowOverlap="1">
+                <wp:simplePos x="0" y="0"/>
+                <wp:positionH relativeFrom="column">
+                  <wp:posOffset>3057525</wp:posOffset>
+                </wp:positionH>
+                <wp:positionV relativeFrom="paragraph">
+                  <wp:posOffset>52705</wp:posOffset>
+                </wp:positionV>
+                <wp:extent cx="3061970" cy="486410"/>
+                <wp:effectExtent l="0" t="0" r="0" b="0"/>
+                <wp:wrapNone/>
+                <wp:docPr id="61" name="Text Box 61"/>
+                <wp:cNvGraphicFramePr/>
+                <a:graphic xmlns:a="http://schemas.openxmlformats.org/drawingml/2006/main">
+                  <a:graphicData uri="http://schemas.microsoft.com/office/word/2010/wordprocessingShape">
+                    <wps:wsp>
+                      <wps:cNvSpPr txBox="1"/>
+                      <wps:spPr>
+                        <a:xfrm>
+                          <a:off x="0" y="0"/>
+                          <a:ext cx="3061970" cy="486410"/>
+                        </a:xfrm>
+                        <a:prstGeom prst="rect">
+                          <a:avLst/>
+                        </a:prstGeom>
+                        <a:noFill/>
+                        <a:ln w="6350">
+                          <a:noFill/>
+                        </a:ln>
+                        <a:effectLst/>
+                      </wps:spPr>
+                      <wps:style>
+                        <a:lnRef idx="0">
+                          <a:schemeClr val="accent1"/>
+                        </a:lnRef>
+                        <a:fillRef idx="0">
+                          <a:schemeClr val="accent1"/>
+                        </a:fillRef>
+                        <a:effectRef idx="0">
+                          <a:schemeClr val="accent1"/>
+                        </a:effectRef>
+                        <a:fontRef idx="minor">
+                          <a:schemeClr val="dk1"/>
+                        </a:fontRef>
+                      </wps:style>
+                      <wps:txbx>
+                        <w:txbxContent>
+                          <w:p>
+                            <w:pPr>
+                              <w:spacing w:after="0" w:afterLines="31" w:afterAutospacing="0" w:line="240" w:lineRule="auto"/>
+                              <w:jc w:val="center"/>
+                              <w:rPr>
+                                <w:rFonts w:hint="default" w:ascii="Arial" w:hAnsi="Arial" w:cs="Arial"/>
+                                <w:b/>
+                                <w:bCs/>
+                                <w:sz w:val="20"/>
+                                <w:szCs w:val="20"/>
+                                <w:u w:val="none"/>
+                                <w:lang w:val="en-US"/>
+                              </w:rPr>
+                            </w:pPr>
+                            <w:r>
+                              <w:rPr>
+                                <w:rFonts w:hint="default" w:ascii="Arial" w:hAnsi="Arial" w:cs="Arial"/>
+                                <w:b/>
+                                <w:bCs/>
+                                <w:sz w:val="20"/>
+                                <w:szCs w:val="20"/>
+                                <w:u w:val="none"/>
+                                <w:lang w:val="en-US"/>
+                              </w:rPr>
+                              <w:t>{CHIEF}</w:t>
+                            </w:r>
+                          </w:p>
+                          <w:p>
+                            <w:pPr>
+                              <w:jc w:val="center"/>
+                              <w:rPr>
+                                <w:rFonts w:hint="default" w:ascii="Arial" w:hAnsi="Arial" w:cs="Arial"/>
+                                <w:b/>
+                                <w:sz w:val="20"/>
+                                <w:szCs w:val="20"/>
+                              </w:rPr>
+                            </w:pPr>
+                            <w:r>
+                              <w:rPr>
+                                <w:rFonts w:hint="default" w:ascii="Arial" w:hAnsi="Arial" w:eastAsia="SimSun" w:cs="Arial"/>
+                                <w:sz w:val="20"/>
+                                <w:szCs w:val="20"/>
+                              </w:rPr>
+                              <w:t>{CHIEF_POSITION}</w:t>
+                            </w:r>
+                          </w:p>
+                          <w:p>
+                            <w:pPr>
+                              <w:spacing w:beforeAutospacing="0" w:after="0" w:afterAutospacing="0" w:line="240" w:lineRule="auto"/>
+                              <w:jc w:val="center"/>
+                              <w:rPr>
+                                <w:rFonts w:cstheme="minorHAnsi"/>
+                                <w:b/>
+                                <w:u w:val="single"/>
+                              </w:rPr>
+                            </w:pPr>
+                          </w:p>
+                        </w:txbxContent>
+                      </wps:txbx>
+                      <wps:bodyPr rot="0" spcFirstLastPara="0" vertOverflow="overflow" horzOverflow="overflow" vert="horz" wrap="square" lIns="91440" tIns="45720" rIns="91440" bIns="45720" numCol="1" spcCol="0" rtlCol="0" fromWordArt="0" anchor="t" anchorCtr="0" forceAA="0" compatLnSpc="1">
+                        <a:noAutofit/>
+                      </wps:bodyPr>
+                    </wps:wsp>
+                  </a:graphicData>
+                </a:graphic>
+              </wp:anchor>
+            </w:drawing>
+          </mc:Choice>
+          <mc:Fallback>
+            <w:pict>
+              <v:shape id="_x0000_s1026" o:spid="_x0000_s1026" o:spt="202" type="#_x0000_t202" style="position:absolute;left:0pt;margin-left:240.75pt;margin-top:4.15pt;height:38.3pt;width:241.1pt;z-index:-251597824;mso-width-relative:page;mso-height-relative:page;" filled="f" stroked="f" coordsize="21600,21600" o:gfxdata="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">
+                <v:fill on="f" focussize="0,0"/>
+                <v:stroke on="f" weight="0.5pt"/>
+                <v:imagedata o:title=""/>
+                <o:lock v:ext="edit" aspectratio="f"/>
+                <v:textbox>
+                  <w:txbxContent>
+                    <w:p>
+                      <w:pPr>
+                        <w:spacing w:after="0" w:afterLines="31" w:afterAutospacing="0" w:line="240" w:lineRule="auto"/>
+                        <w:jc w:val="center"/>
+                        <w:rPr>
+                          <w:rFonts w:hint="default" w:ascii="Arial" w:hAnsi="Arial" w:cs="Arial"/>
+                          <w:b/>
+                          <w:bCs/>
+                          <w:sz w:val="20"/>
+                          <w:szCs w:val="20"/>
+                          <w:u w:val="none"/>
+                          <w:lang w:val="en-US"/>
+                        </w:rPr>
+                      </w:pPr>
+                      <w:r>
+                        <w:rPr>
+                          <w:rFonts w:hint="default" w:ascii="Arial" w:hAnsi="Arial" w:cs="Arial"/>
+                          <w:b/>
+                          <w:bCs/>
+                          <w:sz w:val="20"/>
+                          <w:szCs w:val="20"/>
+                          <w:u w:val="none"/>
+                          <w:lang w:val="en-US"/>
+                        </w:rPr>
+                        <w:t>{CHIEF}</w:t>
+                      </w:r>
+                    </w:p>
+                    <w:p>
+                      <w:pPr>
+                        <w:jc w:val="center"/>
+                        <w:rPr>
+                          <w:rFonts w:hint="default" w:ascii="Arial" w:hAnsi="Arial" w:cs="Arial"/>
+                          <w:b/>
+                          <w:sz w:val="20"/>
+                          <w:szCs w:val="20"/>
+                        </w:rPr>
+                      </w:pPr>
+                      <w:r>
+                        <w:rPr>
+                          <w:rFonts w:hint="default" w:ascii="Arial" w:hAnsi="Arial" w:eastAsia="SimSun" w:cs="Arial"/>
+                          <w:sz w:val="20"/>
+                          <w:szCs w:val="20"/>
+                        </w:rPr>
+                        <w:t>{CHIEF_POSITION}</w:t>
+                      </w:r>
+                    </w:p>
+                    <w:p>
+                      <w:pPr>
+                        <w:spacing w:beforeAutospacing="0" w:after="0" w:afterAutospacing="0" w:line="240" w:lineRule="auto"/>
+                        <w:jc w:val="center"/>
+                        <w:rPr>
+                          <w:rFonts w:cstheme="minorHAnsi"/>
+                          <w:b/>
+                          <w:u w:val="single"/>
+                        </w:rPr>
+                      </w:pPr>
+                    </w:p>
+                  </w:txbxContent>
+                </v:textbox>
+              </v:shape>
+            </w:pict>
+          </mc:Fallback>
+        </mc:AlternateContent>
+      </w:r>
+      <w:r>
+        <w:rPr>
+          <w:rFonts w:ascii="Arial" w:hAnsi="Arial" w:cs="Arial"/>
+          <w:sz w:val="20"/>
+          <w:szCs w:val="20"/>
         </w:rPr>
         <w:t xml:space="preserve">Amount Paid: </w:t>
       </w:r>
       <w:r>
         <w:rPr>
-          <w:rFonts w:hint="default" w:ascii="Arial" w:hAnsi="Arial" w:cs="Arial"/>
-          <w:sz w:val="18"/>
-          <w:szCs w:val="18"/>
-          <w:u w:val="single"/>
+          <w:rFonts w:ascii="Helvetica" w:hAnsi="Helvetica" w:eastAsia="Helvetica" w:cs="Helvetica"/>
+          <w:b w:val="0"/>
+          <w:bCs w:val="0"/>
+          <w:i w:val="0"/>
+          <w:iCs w:val="0"/>
+          <w:caps w:val="0"/>
+          <w:color w:val="000000" w:themeColor="text1"/>
+          <w:spacing w:val="0"/>
+          <w:sz w:val="22"/>
+          <w:szCs w:val="22"/>
+          <w:shd w:val="clear" w:fill="FFFFFF"/>
+          <w14:textFill>
+            <w14:solidFill>
+              <w14:schemeClr w14:val="tx1"/>
+            </w14:solidFill>
+          </w14:textFill>
+        </w:rPr>
+        <w:t>₱</w:t>
+      </w:r>
+      <w:r>
+        <w:rPr>
+          <w:rFonts w:hint="default" w:ascii="Helvetica" w:hAnsi="Helvetica" w:eastAsia="Helvetica" w:cs="Helvetica"/>
+          <w:b w:val="0"/>
+          <w:bCs w:val="0"/>
+          <w:i w:val="0"/>
+          <w:iCs w:val="0"/>
+          <w:caps w:val="0"/>
+          <w:color w:val="000000" w:themeColor="text1"/>
+          <w:spacing w:val="0"/>
+          <w:sz w:val="22"/>
+          <w:szCs w:val="22"/>
+          <w:shd w:val="clear" w:fill="FFFFFF"/>
           <w:lang w:val="en-US"/>
-        </w:rPr>
-        <w:t xml:space="preserve">  {AMOUNT_PAID}</w:t>
-      </w:r>
-      <w:r>
-        <w:rPr>
-          <w:rFonts w:ascii="Arial" w:hAnsi="Arial" w:cs="Arial"/>
-          <w:sz w:val="18"/>
-          <w:szCs w:val="18"/>
+          <w14:textFill>
+            <w14:solidFill>
+              <w14:schemeClr w14:val="tx1"/>
+            </w14:solidFill>
+          </w14:textFill>
+        </w:rPr>
+        <w:t xml:space="preserve"> {OR_AMOUNT}</w:t>
+      </w:r>
+      <w:r>
+        <w:rPr>
+          <w:rFonts w:ascii="Arial" w:hAnsi="Arial" w:cs="Arial"/>
+          <w:sz w:val="20"/>
+          <w:szCs w:val="20"/>
         </w:rPr>
         <w:tab/>
       </w:r>
       <w:r>
         <w:rPr>
           <w:rFonts w:ascii="Arial" w:hAnsi="Arial" w:cs="Arial"/>
-          <w:sz w:val="18"/>
-          <w:szCs w:val="18"/>
+          <w:sz w:val="20"/>
+          <w:szCs w:val="20"/>
         </w:rPr>
         <w:tab/>
       </w:r>
       <w:r>
         <w:rPr>
           <w:rFonts w:ascii="Arial" w:hAnsi="Arial" w:cs="Arial"/>
-          <w:sz w:val="18"/>
-          <w:szCs w:val="18"/>
+          <w:sz w:val="20"/>
+          <w:szCs w:val="20"/>
         </w:rPr>
         <w:tab/>
       </w:r>
       <w:r>
         <w:rPr>
           <w:rFonts w:ascii="Arial" w:hAnsi="Arial" w:cs="Arial"/>
-          <w:sz w:val="18"/>
-          <w:szCs w:val="18"/>
-        </w:rPr>
-        <w:tab/>
-      </w:r>
-      <w:r>
-        <w:rPr>
-          <w:rFonts w:ascii="Arial" w:hAnsi="Arial" w:cs="Arial"/>
-          <w:sz w:val="18"/>
-          <w:szCs w:val="18"/>
+          <w:sz w:val="20"/>
+          <w:szCs w:val="20"/>
         </w:rPr>
         <w:t xml:space="preserve"> </w:t>
       </w:r>
@@ -7599,183 +7920,431 @@
     <w:p>
       <w:pPr>
         <w:spacing w:after="0" w:line="240" w:lineRule="auto"/>
-        <w:ind w:left="540"/>
-        <w:rPr>
-          <w:rFonts w:ascii="Arial" w:hAnsi="Arial" w:cs="Arial"/>
-          <w:sz w:val="18"/>
-          <w:szCs w:val="18"/>
-          <w:u w:val="single"/>
+        <w:ind w:firstLine="720" w:firstLineChars="0"/>
+        <w:rPr>
+          <w:rFonts w:ascii="Arial" w:hAnsi="Arial" w:cs="Arial"/>
+          <w:sz w:val="20"/>
+          <w:szCs w:val="20"/>
         </w:rPr>
       </w:pPr>
       <w:r>
         <w:rPr>
           <w:rFonts w:ascii="Arial" w:hAnsi="Arial" w:cs="Arial"/>
-          <w:sz w:val="18"/>
-          <w:szCs w:val="18"/>
-        </w:rPr>
-        <w:t xml:space="preserve">O.R. Number: </w:t>
+          <w:sz w:val="24"/>
+          <w:szCs w:val="24"/>
+          <w:lang w:val="en-US" w:eastAsia="en-US"/>
+        </w:rPr>
+        <mc:AlternateContent>
+          <mc:Choice Requires="wps">
+            <w:drawing>
+              <wp:anchor distT="0" distB="0" distL="114300" distR="114300" simplePos="0" relativeHeight="251720704" behindDoc="0" locked="0" layoutInCell="1" allowOverlap="1">
+                <wp:simplePos x="0" y="0"/>
+                <wp:positionH relativeFrom="column">
+                  <wp:posOffset>735330</wp:posOffset>
+                </wp:positionH>
+                <wp:positionV relativeFrom="paragraph">
+                  <wp:posOffset>146050</wp:posOffset>
+                </wp:positionV>
+                <wp:extent cx="1314450" cy="0"/>
+                <wp:effectExtent l="0" t="4445" r="0" b="5080"/>
+                <wp:wrapNone/>
+                <wp:docPr id="1094408323" name="Straight Connector 22"/>
+                <wp:cNvGraphicFramePr/>
+                <a:graphic xmlns:a="http://schemas.openxmlformats.org/drawingml/2006/main">
+                  <a:graphicData uri="http://schemas.microsoft.com/office/word/2010/wordprocessingShape">
+                    <wps:wsp>
+                      <wps:cNvCnPr/>
+                      <wps:spPr>
+                        <a:xfrm>
+                          <a:off x="0" y="0"/>
+                          <a:ext cx="1314450" cy="0"/>
+                        </a:xfrm>
+                        <a:prstGeom prst="line">
+                          <a:avLst/>
+                        </a:prstGeom>
+                      </wps:spPr>
+                      <wps:style>
+                        <a:lnRef idx="1">
+                          <a:schemeClr val="dk1"/>
+                        </a:lnRef>
+                        <a:fillRef idx="0">
+                          <a:schemeClr val="dk1"/>
+                        </a:fillRef>
+                        <a:effectRef idx="0">
+                          <a:schemeClr val="dk1"/>
+                        </a:effectRef>
+                        <a:fontRef idx="minor">
+                          <a:schemeClr val="tx1"/>
+                        </a:fontRef>
+                      </wps:style>
+                      <wps:bodyPr/>
+                    </wps:wsp>
+                  </a:graphicData>
+                </a:graphic>
+              </wp:anchor>
+            </w:drawing>
+          </mc:Choice>
+          <mc:Fallback>
+            <w:pict>
+              <v:line id="Straight Connector 22" o:spid="_x0000_s1026" o:spt="20" style="position:absolute;left:0pt;margin-left:57.9pt;margin-top:11.5pt;height:0pt;width:103.5pt;z-index:251720704;mso-width-relative:page;mso-height-relative:page;" filled="f" stroked="t" coordsize="21600,21600" o:gfxdata="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">
+                <v:fill on="f" focussize="0,0"/>
+                <v:stroke color="#000000 [3200]" joinstyle="round"/>
+                <v:imagedata o:title=""/>
+                <o:lock v:ext="edit" aspectratio="f"/>
+              </v:line>
+            </w:pict>
+          </mc:Fallback>
+        </mc:AlternateContent>
+      </w:r>
+      <w:r>
+        <w:rPr>
+          <w:rFonts w:ascii="Arial" w:hAnsi="Arial" w:cs="Arial"/>
+          <w:sz w:val="24"/>
+          <w:szCs w:val="24"/>
+          <w:lang w:val="en-US" w:eastAsia="en-US"/>
+        </w:rPr>
+        <mc:AlternateContent>
+          <mc:Choice Requires="wps">
+            <w:drawing>
+              <wp:anchor distT="0" distB="0" distL="114300" distR="114300" simplePos="0" relativeHeight="251722752" behindDoc="0" locked="0" layoutInCell="1" allowOverlap="1">
+                <wp:simplePos x="0" y="0"/>
+                <wp:positionH relativeFrom="column">
+                  <wp:posOffset>3418840</wp:posOffset>
+                </wp:positionH>
+                <wp:positionV relativeFrom="paragraph">
+                  <wp:posOffset>78740</wp:posOffset>
+                </wp:positionV>
+                <wp:extent cx="2308225" cy="10795"/>
+                <wp:effectExtent l="0" t="4445" r="15875" b="13335"/>
+                <wp:wrapNone/>
+                <wp:docPr id="62" name="Straight Connector 22"/>
+                <wp:cNvGraphicFramePr/>
+                <a:graphic xmlns:a="http://schemas.openxmlformats.org/drawingml/2006/main">
+                  <a:graphicData uri="http://schemas.microsoft.com/office/word/2010/wordprocessingShape">
+                    <wps:wsp>
+                      <wps:cNvCnPr/>
+                      <wps:spPr>
+                        <a:xfrm flipV="1">
+                          <a:off x="0" y="0"/>
+                          <a:ext cx="2308225" cy="10795"/>
+                        </a:xfrm>
+                        <a:prstGeom prst="line">
+                          <a:avLst/>
+                        </a:prstGeom>
+                      </wps:spPr>
+                      <wps:style>
+                        <a:lnRef idx="1">
+                          <a:schemeClr val="dk1"/>
+                        </a:lnRef>
+                        <a:fillRef idx="0">
+                          <a:schemeClr val="dk1"/>
+                        </a:fillRef>
+                        <a:effectRef idx="0">
+                          <a:schemeClr val="dk1"/>
+                        </a:effectRef>
+                        <a:fontRef idx="minor">
+                          <a:schemeClr val="tx1"/>
+                        </a:fontRef>
+                      </wps:style>
+                      <wps:bodyPr/>
+                    </wps:wsp>
+                  </a:graphicData>
+                </a:graphic>
+              </wp:anchor>
+            </w:drawing>
+          </mc:Choice>
+          <mc:Fallback>
+            <w:pict>
+              <v:line id="Straight Connector 22" o:spid="_x0000_s1026" o:spt="20" style="position:absolute;left:0pt;flip:y;margin-left:269.2pt;margin-top:6.2pt;height:0.85pt;width:181.75pt;z-index:251722752;mso-width-relative:page;mso-height-relative:page;" filled="f" stroked="t" coordsize="21600,21600" o:gfxdata="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">
+                <v:fill on="f" focussize="0,0"/>
+                <v:stroke color="#000000 [3200]" joinstyle="round"/>
+                <v:imagedata o:title=""/>
+                <o:lock v:ext="edit" aspectratio="f"/>
+              </v:line>
+            </w:pict>
+          </mc:Fallback>
+        </mc:AlternateContent>
+      </w:r>
+      <w:r>
+        <w:rPr>
+          <w:rFonts w:ascii="Arial" w:hAnsi="Arial" w:cs="Arial"/>
+          <w:sz w:val="20"/>
+          <w:szCs w:val="20"/>
+        </w:rPr>
+        <w:t xml:space="preserve">O.R. Number:   </w:t>
+      </w:r>
+      <w:r>
+        <w:rPr>
+          <w:rFonts w:ascii="Arial" w:hAnsi="Arial" w:cs="Arial"/>
+          <w:sz w:val="20"/>
+          <w:szCs w:val="20"/>
+        </w:rPr>
+        <w:fldChar w:fldCharType="begin"/>
+      </w:r>
+      <w:r>
+        <w:rPr>
+          <w:rFonts w:ascii="Arial" w:hAnsi="Arial" w:cs="Arial"/>
+          <w:sz w:val="20"/>
+          <w:szCs w:val="20"/>
+        </w:rPr>
+        <w:instrText xml:space="preserve"> MERGEFIELD OR_NUMBER </w:instrText>
+      </w:r>
+      <w:r>
+        <w:rPr>
+          <w:rFonts w:ascii="Arial" w:hAnsi="Arial" w:cs="Arial"/>
+          <w:sz w:val="20"/>
+          <w:szCs w:val="20"/>
+        </w:rPr>
+        <w:fldChar w:fldCharType="separate"/>
       </w:r>
       <w:r>
         <w:rPr>
           <w:rFonts w:hint="default" w:ascii="Arial" w:hAnsi="Arial" w:cs="Arial"/>
-          <w:sz w:val="18"/>
-          <w:szCs w:val="18"/>
-          <w:u w:val="single"/>
+          <w:sz w:val="20"/>
+          <w:szCs w:val="20"/>
           <w:lang w:val="en-US"/>
         </w:rPr>
-        <w:t xml:space="preserve">  {OR_NUMBER}</w:t>
+        <w:t>{</w:t>
+      </w:r>
+      <w:r>
+        <w:rPr>
+          <w:rFonts w:ascii="Arial" w:hAnsi="Arial" w:cs="Arial"/>
+          <w:sz w:val="20"/>
+          <w:szCs w:val="20"/>
+        </w:rPr>
+        <w:t>OR_NUMBER</w:t>
+      </w:r>
+      <w:r>
+        <w:rPr>
+          <w:rFonts w:hint="default" w:ascii="Arial" w:hAnsi="Arial" w:cs="Arial"/>
+          <w:sz w:val="20"/>
+          <w:szCs w:val="20"/>
+          <w:lang w:val="en-US"/>
+        </w:rPr>
+        <w:t>}</w:t>
+      </w:r>
+      <w:r>
+        <w:rPr>
+          <w:rFonts w:ascii="Arial" w:hAnsi="Arial" w:cs="Arial"/>
+          <w:sz w:val="20"/>
+          <w:szCs w:val="20"/>
+        </w:rPr>
+        <w:fldChar w:fldCharType="end"/>
+      </w:r>
+      <w:r>
+        <w:rPr>
+          <w:rFonts w:ascii="Arial" w:hAnsi="Arial" w:cs="Arial"/>
+          <w:sz w:val="20"/>
+          <w:szCs w:val="20"/>
+        </w:rPr>
+        <w:tab/>
+      </w:r>
+      <w:r>
+        <w:rPr>
+          <w:rFonts w:ascii="Arial" w:hAnsi="Arial" w:cs="Arial"/>
+          <w:sz w:val="20"/>
+          <w:szCs w:val="20"/>
+        </w:rPr>
+        <w:tab/>
       </w:r>
     </w:p>
     <w:p>
       <w:pPr>
         <w:spacing w:after="0" w:line="240" w:lineRule="auto"/>
-        <w:ind w:left="540"/>
-        <w:rPr>
-          <w:rFonts w:ascii="Arial" w:hAnsi="Arial" w:cs="Arial"/>
-          <w:sz w:val="18"/>
-          <w:szCs w:val="18"/>
-          <w:u w:val="single"/>
+        <w:ind w:firstLine="720" w:firstLineChars="0"/>
+        <w:rPr>
+          <w:rFonts w:ascii="Arial" w:hAnsi="Arial" w:cs="Arial"/>
+          <w:sz w:val="20"/>
+          <w:szCs w:val="20"/>
         </w:rPr>
       </w:pPr>
       <w:r>
         <w:rPr>
           <w:rFonts w:ascii="Arial" w:hAnsi="Arial" w:cs="Arial"/>
-          <w:sz w:val="18"/>
-          <w:szCs w:val="18"/>
+          <w:sz w:val="20"/>
+          <w:szCs w:val="20"/>
         </w:rPr>
         <w:t xml:space="preserve">Date: </w:t>
       </w:r>
       <w:r>
         <w:rPr>
+          <w:rFonts w:ascii="Arial" w:hAnsi="Arial" w:cs="Arial"/>
+          <w:sz w:val="20"/>
+          <w:szCs w:val="20"/>
+        </w:rPr>
+        <w:fldChar w:fldCharType="begin"/>
+      </w:r>
+      <w:r>
+        <w:rPr>
+          <w:rFonts w:ascii="Arial" w:hAnsi="Arial" w:cs="Arial"/>
+          <w:sz w:val="20"/>
+          <w:szCs w:val="20"/>
+        </w:rPr>
+        <w:instrText xml:space="preserve"> MERGEFIELD OR_DATE </w:instrText>
+      </w:r>
+      <w:r>
+        <w:rPr>
+          <w:rFonts w:ascii="Arial" w:hAnsi="Arial" w:cs="Arial"/>
+          <w:sz w:val="20"/>
+          <w:szCs w:val="20"/>
+        </w:rPr>
+        <w:fldChar w:fldCharType="separate"/>
+      </w:r>
+      <w:r>
+        <w:rPr>
           <w:rFonts w:hint="default" w:ascii="Arial" w:hAnsi="Arial" w:cs="Arial"/>
-          <w:sz w:val="18"/>
-          <w:szCs w:val="18"/>
-          <w:u w:val="single"/>
+          <w:sz w:val="20"/>
+          <w:szCs w:val="20"/>
           <w:lang w:val="en-US"/>
         </w:rPr>
-        <w:t xml:space="preserve">  {OR_DATE}</w:t>
-      </w:r>
-      <w:r>
-        <w:rPr>
-          <w:rFonts w:ascii="Arial" w:hAnsi="Arial" w:cs="Arial"/>
-          <w:sz w:val="18"/>
-          <w:szCs w:val="18"/>
-          <w:u w:val="single"/>
+        <w:t>{</w:t>
+      </w:r>
+      <w:r>
+        <w:rPr>
+          <w:rFonts w:ascii="Arial" w:hAnsi="Arial" w:cs="Arial"/>
+          <w:sz w:val="20"/>
+          <w:szCs w:val="20"/>
+        </w:rPr>
+        <w:t>OR_DATE</w:t>
+      </w:r>
+      <w:r>
+        <w:rPr>
+          <w:rFonts w:hint="default" w:ascii="Arial" w:hAnsi="Arial" w:cs="Arial"/>
+          <w:sz w:val="20"/>
+          <w:szCs w:val="20"/>
+          <w:lang w:val="en-US"/>
+        </w:rPr>
+        <w:t>}</w:t>
+      </w:r>
+      <w:r>
+        <w:rPr>
+          <w:rFonts w:ascii="Arial" w:hAnsi="Arial" w:cs="Arial"/>
+          <w:sz w:val="20"/>
+          <w:szCs w:val="20"/>
+        </w:rPr>
+        <w:fldChar w:fldCharType="end"/>
+      </w:r>
+      <w:r>
+        <w:rPr>
+          <w:rFonts w:ascii="Arial" w:hAnsi="Arial" w:cs="Arial"/>
+          <w:sz w:val="20"/>
+          <w:szCs w:val="20"/>
         </w:rPr>
         <w:tab/>
       </w:r>
       <w:r>
         <w:rPr>
           <w:rFonts w:ascii="Arial" w:hAnsi="Arial" w:cs="Arial"/>
-          <w:sz w:val="18"/>
-          <w:szCs w:val="18"/>
+          <w:sz w:val="20"/>
+          <w:szCs w:val="20"/>
         </w:rPr>
         <w:tab/>
       </w:r>
       <w:r>
         <w:rPr>
           <w:rFonts w:ascii="Arial" w:hAnsi="Arial" w:cs="Arial"/>
-          <w:sz w:val="18"/>
-          <w:szCs w:val="18"/>
+          <w:sz w:val="20"/>
+          <w:szCs w:val="20"/>
         </w:rPr>
         <w:tab/>
       </w:r>
       <w:r>
         <w:rPr>
           <w:rFonts w:ascii="Arial" w:hAnsi="Arial" w:cs="Arial"/>
-          <w:sz w:val="18"/>
-          <w:szCs w:val="18"/>
-        </w:rPr>
-        <w:tab/>
-      </w:r>
-      <w:r>
-        <w:rPr>
-          <w:rFonts w:hint="default" w:ascii="Arial" w:hAnsi="Arial" w:cs="Arial"/>
-          <w:sz w:val="18"/>
-          <w:szCs w:val="18"/>
-          <w:lang w:val="en-US"/>
-        </w:rPr>
-        <w:t xml:space="preserve"> </w:t>
-      </w:r>
-      <w:r>
-        <w:rPr>
-          <w:rFonts w:hint="default" w:ascii="Arial" w:hAnsi="Arial" w:cs="Arial"/>
-          <w:sz w:val="18"/>
-          <w:szCs w:val="18"/>
-          <w:lang w:val="en-US"/>
-        </w:rPr>
-        <w:tab/>
-      </w:r>
-      <w:r>
-        <w:rPr>
-          <w:rFonts w:hint="default" w:ascii="Arial" w:hAnsi="Arial" w:cs="Arial"/>
-          <w:sz w:val="18"/>
-          <w:szCs w:val="18"/>
-          <w:lang w:val="en-US"/>
-        </w:rPr>
-        <w:tab/>
-        <w:t/>
-      </w:r>
-      <w:r>
-        <w:rPr>
-          <w:rFonts w:hint="default" w:ascii="Arial" w:hAnsi="Arial" w:cs="Arial"/>
-          <w:sz w:val="18"/>
-          <w:szCs w:val="18"/>
-          <w:lang w:val="en-US"/>
-        </w:rPr>
-        <w:tab/>
-      </w:r>
-      <w:r>
-        <w:rPr>
-          <w:rFonts w:ascii="Arial" w:hAnsi="Arial" w:cs="Arial"/>
-          <w:sz w:val="18"/>
-          <w:szCs w:val="18"/>
-          <w:u w:val="single"/>
-        </w:rPr>
-        <w:tab/>
-      </w:r>
-      <w:r>
-        <w:rPr>
-          <w:rFonts w:hint="default" w:ascii="Arial" w:hAnsi="Arial" w:cs="Arial"/>
-          <w:sz w:val="18"/>
-          <w:szCs w:val="18"/>
-          <w:u w:val="single"/>
-          <w:lang w:val="en-US"/>
-        </w:rPr>
-        <w:t xml:space="preserve">  {CHIEF_FSES}</w:t>
-      </w:r>
-      <w:r>
-        <w:rPr>
-          <w:rFonts w:ascii="Arial" w:hAnsi="Arial" w:cs="Arial"/>
-          <w:sz w:val="18"/>
-          <w:szCs w:val="18"/>
-          <w:u w:val="single"/>
-        </w:rPr>
-        <w:tab/>
-      </w:r>
-      <w:r>
-        <w:rPr>
-          <w:rFonts w:ascii="Arial" w:hAnsi="Arial" w:cs="Arial"/>
-          <w:sz w:val="18"/>
-          <w:szCs w:val="18"/>
-          <w:u w:val="single"/>
-        </w:rPr>
-        <w:tab/>
+          <w:sz w:val="20"/>
+          <w:szCs w:val="20"/>
+        </w:rPr>
+        <w:t xml:space="preserve">   </w:t>
       </w:r>
     </w:p>
     <w:p>
       <w:pPr>
         <w:spacing w:after="0" w:line="240" w:lineRule="auto"/>
-        <w:ind w:left="540"/>
+        <w:ind w:firstLine="720" w:firstLineChars="0"/>
+        <w:rPr>
+          <w:rFonts w:ascii="Arial Narrow" w:hAnsi="Arial Narrow" w:cs="Arial"/>
+        </w:rPr>
+      </w:pPr>
+      <w:r>
+        <w:rPr>
+          <w:rFonts w:ascii="Arial" w:hAnsi="Arial" w:cs="Arial"/>
+          <w:sz w:val="24"/>
+          <w:szCs w:val="24"/>
+          <w:lang w:val="en-US" w:eastAsia="en-US"/>
+        </w:rPr>
+        <mc:AlternateContent>
+          <mc:Choice Requires="wps">
+            <w:drawing>
+              <wp:anchor distT="0" distB="0" distL="114300" distR="114300" simplePos="0" relativeHeight="251721728" behindDoc="0" locked="0" layoutInCell="1" allowOverlap="1">
+                <wp:simplePos x="0" y="0"/>
+                <wp:positionH relativeFrom="column">
+                  <wp:posOffset>765810</wp:posOffset>
+                </wp:positionH>
+                <wp:positionV relativeFrom="paragraph">
+                  <wp:posOffset>1270</wp:posOffset>
+                </wp:positionV>
+                <wp:extent cx="1314450" cy="0"/>
+                <wp:effectExtent l="0" t="4445" r="0" b="5080"/>
+                <wp:wrapNone/>
+                <wp:docPr id="299919102" name="Straight Connector 22"/>
+                <wp:cNvGraphicFramePr/>
+                <a:graphic xmlns:a="http://schemas.openxmlformats.org/drawingml/2006/main">
+                  <a:graphicData uri="http://schemas.microsoft.com/office/word/2010/wordprocessingShape">
+                    <wps:wsp>
+                      <wps:cNvCnPr/>
+                      <wps:spPr>
+                        <a:xfrm>
+                          <a:off x="0" y="0"/>
+                          <a:ext cx="1314450" cy="0"/>
+                        </a:xfrm>
+                        <a:prstGeom prst="line">
+                          <a:avLst/>
+                        </a:prstGeom>
+                      </wps:spPr>
+                      <wps:style>
+                        <a:lnRef idx="1">
+                          <a:schemeClr val="dk1"/>
+                        </a:lnRef>
+                        <a:fillRef idx="0">
+                          <a:schemeClr val="dk1"/>
+                        </a:fillRef>
+                        <a:effectRef idx="0">
+                          <a:schemeClr val="dk1"/>
+                        </a:effectRef>
+                        <a:fontRef idx="minor">
+                          <a:schemeClr val="tx1"/>
+                        </a:fontRef>
+                      </wps:style>
+                      <wps:bodyPr/>
+                    </wps:wsp>
+                  </a:graphicData>
+                </a:graphic>
+              </wp:anchor>
+            </w:drawing>
+          </mc:Choice>
+          <mc:Fallback>
+            <w:pict>
+              <v:line id="Straight Connector 22" o:spid="_x0000_s1026" o:spt="20" style="position:absolute;left:0pt;margin-left:60.3pt;margin-top:0.1pt;height:0pt;width:103.5pt;z-index:251721728;mso-width-relative:page;mso-height-relative:page;" filled="f" stroked="t" coordsize="21600,21600" o:gfxdata="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">
+                <v:fill on="f" focussize="0,0"/>
+                <v:stroke color="#000000 [3200]" joinstyle="round"/>
+                <v:imagedata o:title=""/>
+                <o:lock v:ext="edit" aspectratio="f"/>
+              </v:line>
+            </w:pict>
+          </mc:Fallback>
+        </mc:AlternateContent>
+      </w:r>
+      <w:r>
         <w:rPr>
           <w:rFonts w:ascii="Arial" w:hAnsi="Arial" w:cs="Arial"/>
           <w:sz w:val="20"/>
           <w:szCs w:val="20"/>
         </w:rPr>
-      </w:pPr>
-      <w:r>
-        <w:rPr>
-          <w:rFonts w:ascii="Arial Narrow" w:hAnsi="Arial Narrow" w:cs="Arial"/>
+        <w:tab/>
+      </w:r>
+      <w:r>
+        <w:rPr>
+          <w:rFonts w:ascii="Arial" w:hAnsi="Arial" w:cs="Arial"/>
           <w:sz w:val="20"/>
           <w:szCs w:val="20"/>
         </w:rPr>
@@ -7783,7 +8352,7 @@
       </w:r>
       <w:r>
         <w:rPr>
-          <w:rFonts w:ascii="Arial Narrow" w:hAnsi="Arial Narrow" w:cs="Arial"/>
+          <w:rFonts w:ascii="Arial" w:hAnsi="Arial" w:cs="Arial"/>
           <w:sz w:val="20"/>
           <w:szCs w:val="20"/>
         </w:rPr>
@@ -7791,7 +8360,7 @@
       </w:r>
       <w:r>
         <w:rPr>
-          <w:rFonts w:ascii="Arial Narrow" w:hAnsi="Arial Narrow" w:cs="Arial"/>
+          <w:rFonts w:ascii="Arial" w:hAnsi="Arial" w:cs="Arial"/>
           <w:sz w:val="20"/>
           <w:szCs w:val="20"/>
         </w:rPr>
@@ -7800,377 +8369,437 @@
       <w:r>
         <w:rPr>
           <w:rFonts w:ascii="Arial Narrow" w:hAnsi="Arial Narrow" w:cs="Arial"/>
-          <w:sz w:val="20"/>
-          <w:szCs w:val="20"/>
         </w:rPr>
         <w:tab/>
       </w:r>
       <w:r>
         <w:rPr>
           <w:rFonts w:ascii="Arial Narrow" w:hAnsi="Arial Narrow" w:cs="Arial"/>
-          <w:sz w:val="20"/>
-          <w:szCs w:val="20"/>
         </w:rPr>
         <w:tab/>
       </w:r>
       <w:r>
         <w:rPr>
           <w:rFonts w:ascii="Arial Narrow" w:hAnsi="Arial Narrow" w:cs="Arial"/>
-          <w:sz w:val="20"/>
-          <w:szCs w:val="20"/>
         </w:rPr>
         <w:tab/>
       </w:r>
       <w:r>
         <w:rPr>
+          <w:rFonts w:hint="default" w:ascii="Arial Narrow" w:hAnsi="Arial Narrow" w:cs="Arial"/>
+          <w:lang w:val="en-US"/>
+        </w:rPr>
+        <w:t xml:space="preserve">    </w:t>
+      </w:r>
+      <w:r>
+        <w:rPr>
           <w:rFonts w:ascii="Arial Narrow" w:hAnsi="Arial Narrow" w:cs="Arial"/>
-          <w:sz w:val="20"/>
-          <w:szCs w:val="20"/>
         </w:rPr>
         <w:tab/>
       </w:r>
       <w:r>
         <w:rPr>
           <w:rFonts w:ascii="Arial Narrow" w:hAnsi="Arial Narrow" w:cs="Arial"/>
-          <w:sz w:val="20"/>
-          <w:szCs w:val="20"/>
         </w:rPr>
         <w:tab/>
       </w:r>
       <w:r>
         <w:rPr>
           <w:rFonts w:ascii="Arial Narrow" w:hAnsi="Arial Narrow" w:cs="Arial"/>
-          <w:sz w:val="20"/>
-          <w:szCs w:val="20"/>
         </w:rPr>
         <w:tab/>
       </w:r>
       <w:r>
         <w:rPr>
           <w:rFonts w:ascii="Arial Narrow" w:hAnsi="Arial Narrow" w:cs="Arial"/>
-          <w:sz w:val="20"/>
-          <w:szCs w:val="20"/>
-        </w:rPr>
-        <w:t xml:space="preserve">                  </w:t>
-      </w:r>
-      <w:r>
-        <w:rPr>
-          <w:rFonts w:ascii="Arial" w:hAnsi="Arial" w:cs="Arial"/>
-          <w:sz w:val="20"/>
-          <w:szCs w:val="20"/>
-        </w:rPr>
-        <w:t>CHIEF, FSES</w:t>
+        </w:rPr>
+        <w:tab/>
+      </w:r>
+      <w:r>
+        <w:rPr>
+          <w:rFonts w:ascii="Arial Narrow" w:hAnsi="Arial Narrow" w:cs="Arial"/>
+        </w:rPr>
+        <w:tab/>
+      </w:r>
+      <w:r>
+        <w:rPr>
+          <w:rFonts w:ascii="Arial Narrow" w:hAnsi="Arial Narrow" w:cs="Arial"/>
+        </w:rPr>
+        <w:tab/>
+      </w:r>
+      <w:r>
+        <w:rPr>
+          <w:rFonts w:ascii="Arial Narrow" w:hAnsi="Arial Narrow" w:cs="Arial"/>
+        </w:rPr>
+        <w:tab/>
+      </w:r>
+      <w:r>
+        <w:rPr>
+          <w:rFonts w:ascii="Arial Narrow" w:hAnsi="Arial Narrow" w:cs="Arial"/>
+        </w:rPr>
+        <w:tab/>
+      </w:r>
+      <w:r>
+        <w:rPr>
+          <w:rFonts w:ascii="Arial Narrow" w:hAnsi="Arial Narrow" w:cs="Arial"/>
+        </w:rPr>
+        <w:tab/>
+      </w:r>
+      <w:r>
+        <w:rPr>
+          <w:rFonts w:ascii="Arial Narrow" w:hAnsi="Arial Narrow" w:cs="Arial"/>
+        </w:rPr>
+        <w:t xml:space="preserve">   </w:t>
+      </w:r>
+      <w:r>
+        <w:rPr>
+          <w:rFonts w:hint="default" w:ascii="Arial Narrow" w:hAnsi="Arial Narrow" w:cs="Arial"/>
+          <w:lang w:val="en-US"/>
+        </w:rPr>
+        <w:tab/>
+      </w:r>
+      <w:r>
+        <w:rPr>
+          <w:rFonts w:hint="default" w:ascii="Arial Narrow" w:hAnsi="Arial Narrow" w:cs="Arial"/>
+          <w:lang w:val="en-US"/>
+        </w:rPr>
+        <w:tab/>
+      </w:r>
+      <w:r>
+        <w:rPr>
+          <w:rFonts w:hint="default" w:ascii="Arial Narrow" w:hAnsi="Arial Narrow" w:cs="Arial"/>
+          <w:lang w:val="en-US"/>
+        </w:rPr>
+        <w:tab/>
       </w:r>
     </w:p>
     <w:p>
       <w:pPr>
         <w:spacing w:after="0" w:line="240" w:lineRule="auto"/>
-        <w:ind w:left="540"/>
+        <w:ind w:firstLine="720" w:firstLineChars="0"/>
         <w:rPr>
           <w:rFonts w:ascii="Arial Narrow" w:hAnsi="Arial Narrow" w:cs="Arial"/>
-          <w:sz w:val="10"/>
-          <w:szCs w:val="10"/>
-        </w:rPr>
-      </w:pPr>
-      <w:r>
-        <w:rPr>
-          <w:rFonts w:ascii="Arial Narrow" w:hAnsi="Arial Narrow" w:cs="Arial"/>
-          <w:sz w:val="20"/>
-          <w:szCs w:val="20"/>
-        </w:rPr>
-        <w:tab/>
-      </w:r>
-      <w:r>
-        <w:rPr>
-          <w:rFonts w:ascii="Arial Narrow" w:hAnsi="Arial Narrow" w:cs="Arial"/>
-          <w:sz w:val="20"/>
-          <w:szCs w:val="20"/>
-        </w:rPr>
-        <w:tab/>
-      </w:r>
-      <w:r>
-        <w:rPr>
-          <w:rFonts w:ascii="Arial Narrow" w:hAnsi="Arial Narrow" w:cs="Arial"/>
-          <w:sz w:val="20"/>
-          <w:szCs w:val="20"/>
-        </w:rPr>
-        <w:tab/>
-      </w:r>
-      <w:r>
-        <w:rPr>
-          <w:rFonts w:ascii="Arial Narrow" w:hAnsi="Arial Narrow" w:cs="Arial"/>
-          <w:sz w:val="20"/>
-          <w:szCs w:val="20"/>
-        </w:rPr>
-        <w:tab/>
-      </w:r>
-      <w:r>
-        <w:rPr>
-          <w:rFonts w:ascii="Arial Narrow" w:hAnsi="Arial Narrow" w:cs="Arial"/>
-          <w:sz w:val="20"/>
-          <w:szCs w:val="20"/>
-        </w:rPr>
-        <w:tab/>
-      </w:r>
-      <w:r>
-        <w:rPr>
-          <w:rFonts w:ascii="Arial Narrow" w:hAnsi="Arial Narrow" w:cs="Arial"/>
-          <w:sz w:val="20"/>
-          <w:szCs w:val="20"/>
-        </w:rPr>
-        <w:tab/>
-      </w:r>
-      <w:r>
-        <w:rPr>
-          <w:rFonts w:ascii="Arial Narrow" w:hAnsi="Arial Narrow" w:cs="Arial"/>
-          <w:sz w:val="20"/>
-          <w:szCs w:val="20"/>
-        </w:rPr>
-        <w:tab/>
-      </w:r>
-      <w:r>
-        <w:rPr>
-          <w:rFonts w:ascii="Arial Narrow" w:hAnsi="Arial Narrow" w:cs="Arial"/>
-          <w:sz w:val="20"/>
-          <w:szCs w:val="20"/>
-        </w:rPr>
-        <w:tab/>
-      </w:r>
-      <w:r>
-        <w:rPr>
-          <w:rFonts w:ascii="Arial Narrow" w:hAnsi="Arial Narrow" w:cs="Arial"/>
-          <w:sz w:val="20"/>
-          <w:szCs w:val="20"/>
-        </w:rPr>
-        <w:t xml:space="preserve">           </w:t>
-      </w:r>
-    </w:p>
-    <w:p>
-      <w:pPr>
-        <w:spacing w:after="0" w:line="240" w:lineRule="auto"/>
-        <w:ind w:left="6300"/>
-        <w:rPr>
-          <w:rFonts w:ascii="Arial" w:hAnsi="Arial" w:cs="Arial"/>
-          <w:b/>
-          <w:sz w:val="20"/>
-          <w:szCs w:val="20"/>
-        </w:rPr>
-      </w:pPr>
-      <w:r>
-        <w:rPr>
-          <w:rFonts w:ascii="Arial Narrow" w:hAnsi="Arial Narrow" w:cs="Arial"/>
-          <w:sz w:val="20"/>
-          <w:szCs w:val="20"/>
-        </w:rPr>
-        <w:t xml:space="preserve">     </w:t>
-      </w:r>
-      <w:r>
-        <w:rPr>
-          <w:rFonts w:ascii="Arial" w:hAnsi="Arial" w:cs="Arial"/>
-          <w:b/>
-          <w:sz w:val="20"/>
-          <w:szCs w:val="20"/>
-        </w:rPr>
-        <w:t>APPROVED:</w:t>
-      </w:r>
-      <w:r>
-        <w:rPr>
-          <w:rFonts w:ascii="Arial" w:hAnsi="Arial" w:cs="Arial"/>
-          <w:sz w:val="20"/>
-          <w:szCs w:val="20"/>
-        </w:rPr>
-        <w:t xml:space="preserve"> </w:t>
-      </w:r>
-    </w:p>
-    <w:p>
-      <w:pPr>
-        <w:spacing w:after="0" w:line="240" w:lineRule="auto"/>
-        <w:ind w:left="540"/>
-        <w:rPr>
-          <w:rFonts w:ascii="Arial Narrow" w:hAnsi="Arial Narrow" w:cs="Arial"/>
-          <w:sz w:val="10"/>
-          <w:szCs w:val="10"/>
         </w:rPr>
       </w:pPr>
     </w:p>
     <w:p>
       <w:pPr>
         <w:spacing w:after="0" w:line="240" w:lineRule="auto"/>
-        <w:ind w:left="540"/>
+        <w:ind w:firstLine="720" w:firstLineChars="0"/>
+        <w:rPr>
+          <w:rFonts w:ascii="Arial" w:hAnsi="Arial" w:cs="Arial"/>
+          <w:b/>
+        </w:rPr>
+      </w:pPr>
+      <w:r>
         <w:rPr>
           <w:rFonts w:ascii="Arial Narrow" w:hAnsi="Arial Narrow" w:cs="Arial"/>
-          <w:sz w:val="10"/>
-          <w:szCs w:val="10"/>
+        </w:rPr>
+        <w:tab/>
+      </w:r>
+      <w:r>
+        <w:rPr>
+          <w:rFonts w:ascii="Arial Narrow" w:hAnsi="Arial Narrow" w:cs="Arial"/>
+        </w:rPr>
+        <w:tab/>
+      </w:r>
+      <w:r>
+        <w:rPr>
+          <w:rFonts w:ascii="Arial Narrow" w:hAnsi="Arial Narrow" w:cs="Arial"/>
+        </w:rPr>
+        <w:tab/>
+      </w:r>
+      <w:r>
+        <w:rPr>
+          <w:rFonts w:ascii="Arial Narrow" w:hAnsi="Arial Narrow" w:cs="Arial"/>
+        </w:rPr>
+        <w:tab/>
+      </w:r>
+      <w:r>
+        <w:rPr>
+          <w:rFonts w:ascii="Arial Narrow" w:hAnsi="Arial Narrow" w:cs="Arial"/>
+        </w:rPr>
+        <w:tab/>
+      </w:r>
+      <w:r>
+        <w:rPr>
+          <w:rFonts w:ascii="Arial Narrow" w:hAnsi="Arial Narrow" w:cs="Arial"/>
+        </w:rPr>
+        <w:tab/>
+      </w:r>
+      <w:r>
+        <w:rPr>
+          <w:rFonts w:ascii="Arial Narrow" w:hAnsi="Arial Narrow" w:cs="Arial"/>
+        </w:rPr>
+        <w:tab/>
+      </w:r>
+      <w:r>
+        <w:rPr>
+          <w:rFonts w:ascii="Arial Narrow" w:hAnsi="Arial Narrow" w:cs="Arial"/>
+        </w:rPr>
+        <w:tab/>
+      </w:r>
+      <w:r>
+        <w:rPr>
+          <w:rFonts w:ascii="Arial" w:hAnsi="Arial" w:cs="Arial"/>
+          <w:b/>
+        </w:rPr>
+        <w:t>APPROVED:</w:t>
+      </w:r>
+      <w:r>
+        <w:rPr>
+          <w:rFonts w:ascii="Arial" w:hAnsi="Arial" w:cs="Arial"/>
+        </w:rPr>
+        <w:t xml:space="preserve"> </w:t>
+      </w:r>
+    </w:p>
+    <w:p>
+      <w:pPr>
+        <w:spacing w:after="0" w:line="240" w:lineRule="auto"/>
+        <w:ind w:firstLine="720" w:firstLineChars="0"/>
+        <w:rPr>
+          <w:rFonts w:ascii="Arial Narrow" w:hAnsi="Arial Narrow" w:cs="Arial"/>
+        </w:rPr>
+      </w:pPr>
+      <w:r>
+        <w:rPr>
+          <w:rFonts w:ascii="Arial" w:hAnsi="Arial" w:cs="Arial"/>
+          <w:sz w:val="24"/>
+          <w:szCs w:val="24"/>
+          <w:lang w:val="en-US" w:eastAsia="en-US"/>
+        </w:rPr>
+        <mc:AlternateContent>
+          <mc:Choice Requires="wps">
+            <w:drawing>
+              <wp:anchor distT="0" distB="0" distL="114300" distR="114300" simplePos="0" relativeHeight="251717632" behindDoc="0" locked="0" layoutInCell="1" allowOverlap="1">
+                <wp:simplePos x="0" y="0"/>
+                <wp:positionH relativeFrom="column">
+                  <wp:posOffset>3467735</wp:posOffset>
+                </wp:positionH>
+                <wp:positionV relativeFrom="paragraph">
+                  <wp:posOffset>78105</wp:posOffset>
+                </wp:positionV>
+                <wp:extent cx="2513965" cy="342900"/>
+                <wp:effectExtent l="0" t="0" r="0" b="0"/>
+                <wp:wrapNone/>
+                <wp:docPr id="63" name="Text Box 63"/>
+                <wp:cNvGraphicFramePr/>
+                <a:graphic xmlns:a="http://schemas.openxmlformats.org/drawingml/2006/main">
+                  <a:graphicData uri="http://schemas.microsoft.com/office/word/2010/wordprocessingShape">
+                    <wps:wsp>
+                      <wps:cNvSpPr txBox="1"/>
+                      <wps:spPr>
+                        <a:xfrm>
+                          <a:off x="0" y="0"/>
+                          <a:ext cx="2513965" cy="342900"/>
+                        </a:xfrm>
+                        <a:prstGeom prst="rect">
+                          <a:avLst/>
+                        </a:prstGeom>
+                        <a:noFill/>
+                        <a:ln w="6350">
+                          <a:noFill/>
+                        </a:ln>
+                        <a:effectLst/>
+                      </wps:spPr>
+                      <wps:style>
+                        <a:lnRef idx="0">
+                          <a:schemeClr val="accent1"/>
+                        </a:lnRef>
+                        <a:fillRef idx="0">
+                          <a:schemeClr val="accent1"/>
+                        </a:fillRef>
+                        <a:effectRef idx="0">
+                          <a:schemeClr val="accent1"/>
+                        </a:effectRef>
+                        <a:fontRef idx="minor">
+                          <a:schemeClr val="dk1"/>
+                        </a:fontRef>
+                      </wps:style>
+                      <wps:txbx>
+                        <w:txbxContent>
+                          <w:p>
+                            <w:pPr>
+                              <w:spacing w:after="0" w:line="240" w:lineRule="auto"/>
+                              <w:jc w:val="center"/>
+                              <w:rPr>
+                                <w:rFonts w:hint="default" w:ascii="Arial" w:hAnsi="Arial" w:eastAsia="Times New Roman" w:cs="Arial"/>
+                                <w:color w:val="000000"/>
+                                <w:sz w:val="22"/>
+                                <w:szCs w:val="22"/>
+                                <w:lang w:val="en-US"/>
+                              </w:rPr>
+                            </w:pPr>
+                            <w:r>
+                              <w:rPr>
+                                <w:rFonts w:hint="default" w:ascii="Arial" w:hAnsi="Arial" w:eastAsia="Times New Roman" w:cs="Arial"/>
+                                <w:color w:val="000000"/>
+                                <w:sz w:val="22"/>
+                                <w:szCs w:val="22"/>
+                                <w:lang w:val="en-US"/>
+                              </w:rPr>
+                              <w:t>{FIRE_MARSHAL}</w:t>
+                            </w:r>
+                          </w:p>
+                        </w:txbxContent>
+                      </wps:txbx>
+                      <wps:bodyPr rot="0" spcFirstLastPara="0" vertOverflow="overflow" horzOverflow="overflow" vert="horz" wrap="square" lIns="91440" tIns="45720" rIns="91440" bIns="45720" numCol="1" spcCol="0" rtlCol="0" fromWordArt="0" anchor="t" anchorCtr="0" forceAA="0" compatLnSpc="1">
+                        <a:noAutofit/>
+                      </wps:bodyPr>
+                    </wps:wsp>
+                  </a:graphicData>
+                </a:graphic>
+              </wp:anchor>
+            </w:drawing>
+          </mc:Choice>
+          <mc:Fallback>
+            <w:pict>
+              <v:shape id="_x0000_s1026" o:spid="_x0000_s1026" o:spt="202" type="#_x0000_t202" style="position:absolute;left:0pt;margin-left:273.05pt;margin-top:6.15pt;height:27pt;width:197.95pt;z-index:251717632;mso-width-relative:page;mso-height-relative:page;" filled="f" stroked="f" coordsize="21600,21600" o:gfxdata="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">
+                <v:fill on="f" focussize="0,0"/>
+                <v:stroke on="f" weight="0.5pt"/>
+                <v:imagedata o:title=""/>
+                <o:lock v:ext="edit" aspectratio="f"/>
+                <v:textbox>
+                  <w:txbxContent>
+                    <w:p>
+                      <w:pPr>
+                        <w:spacing w:after="0" w:line="240" w:lineRule="auto"/>
+                        <w:jc w:val="center"/>
+                        <w:rPr>
+                          <w:rFonts w:hint="default" w:ascii="Arial" w:hAnsi="Arial" w:eastAsia="Times New Roman" w:cs="Arial"/>
+                          <w:color w:val="000000"/>
+                          <w:sz w:val="22"/>
+                          <w:szCs w:val="22"/>
+                          <w:lang w:val="en-US"/>
+                        </w:rPr>
+                      </w:pPr>
+                      <w:r>
+                        <w:rPr>
+                          <w:rFonts w:hint="default" w:ascii="Arial" w:hAnsi="Arial" w:eastAsia="Times New Roman" w:cs="Arial"/>
+                          <w:color w:val="000000"/>
+                          <w:sz w:val="22"/>
+                          <w:szCs w:val="22"/>
+                          <w:lang w:val="en-US"/>
+                        </w:rPr>
+                        <w:t>{FIRE_MARSHAL}</w:t>
+                      </w:r>
+                    </w:p>
+                  </w:txbxContent>
+                </v:textbox>
+              </v:shape>
+            </w:pict>
+          </mc:Fallback>
+        </mc:AlternateContent>
+      </w:r>
+    </w:p>
+    <w:p>
+      <w:pPr>
+        <w:spacing w:after="0" w:line="240" w:lineRule="auto"/>
+        <w:ind w:firstLine="720" w:firstLineChars="0"/>
+        <w:rPr>
+          <w:rFonts w:ascii="Arial Narrow" w:hAnsi="Arial Narrow" w:cs="Arial"/>
         </w:rPr>
       </w:pPr>
     </w:p>
     <w:p>
       <w:pPr>
         <w:spacing w:after="0" w:line="240" w:lineRule="auto"/>
-        <w:ind w:left="540"/>
+        <w:ind w:firstLine="720" w:firstLineChars="0"/>
+        <w:rPr>
+          <w:rFonts w:ascii="Arial" w:hAnsi="Arial" w:cs="Arial"/>
+          <w:sz w:val="20"/>
+          <w:szCs w:val="20"/>
+        </w:rPr>
+      </w:pPr>
+      <w:r>
+        <w:rPr>
+          <w:rFonts w:ascii="Arial" w:hAnsi="Arial" w:cs="Arial"/>
+          <w:lang w:val="en-US" w:eastAsia="en-US"/>
+        </w:rPr>
+        <mc:AlternateContent>
+          <mc:Choice Requires="wps">
+            <w:drawing>
+              <wp:anchor distT="0" distB="0" distL="114300" distR="114300" simplePos="0" relativeHeight="251716608" behindDoc="0" locked="0" layoutInCell="1" allowOverlap="1">
+                <wp:simplePos x="0" y="0"/>
+                <wp:positionH relativeFrom="column">
+                  <wp:posOffset>3488690</wp:posOffset>
+                </wp:positionH>
+                <wp:positionV relativeFrom="paragraph">
+                  <wp:posOffset>1905</wp:posOffset>
+                </wp:positionV>
+                <wp:extent cx="2461260" cy="635"/>
+                <wp:effectExtent l="0" t="0" r="0" b="0"/>
+                <wp:wrapNone/>
+                <wp:docPr id="64" name="Straight Connector 64"/>
+                <wp:cNvGraphicFramePr/>
+                <a:graphic xmlns:a="http://schemas.openxmlformats.org/drawingml/2006/main">
+                  <a:graphicData uri="http://schemas.microsoft.com/office/word/2010/wordprocessingShape">
+                    <wps:wsp>
+                      <wps:cNvCnPr/>
+                      <wps:spPr>
+                        <a:xfrm>
+                          <a:off x="0" y="0"/>
+                          <a:ext cx="2461260" cy="635"/>
+                        </a:xfrm>
+                        <a:prstGeom prst="line">
+                          <a:avLst/>
+                        </a:prstGeom>
+                      </wps:spPr>
+                      <wps:style>
+                        <a:lnRef idx="1">
+                          <a:schemeClr val="dk1"/>
+                        </a:lnRef>
+                        <a:fillRef idx="0">
+                          <a:schemeClr val="dk1"/>
+                        </a:fillRef>
+                        <a:effectRef idx="0">
+                          <a:schemeClr val="dk1"/>
+                        </a:effectRef>
+                        <a:fontRef idx="minor">
+                          <a:schemeClr val="tx1"/>
+                        </a:fontRef>
+                      </wps:style>
+                      <wps:bodyPr/>
+                    </wps:wsp>
+                  </a:graphicData>
+                </a:graphic>
+              </wp:anchor>
+            </w:drawing>
+          </mc:Choice>
+          <mc:Fallback>
+            <w:pict>
+              <v:line id="_x0000_s1026" o:spid="_x0000_s1026" o:spt="20" style="position:absolute;left:0pt;margin-left:274.7pt;margin-top:0.15pt;height:0.05pt;width:193.8pt;z-index:251716608;mso-width-relative:page;mso-height-relative:page;" filled="f" stroked="t" coordsize="21600,21600" o:gfxdata="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">
+                <v:fill on="f" focussize="0,0"/>
+                <v:stroke color="#000000 [3200]" joinstyle="round"/>
+                <v:imagedata o:title=""/>
+                <o:lock v:ext="edit" aspectratio="f"/>
+              </v:line>
+            </w:pict>
+          </mc:Fallback>
+        </mc:AlternateContent>
+      </w:r>
+      <w:r>
         <w:rPr>
           <w:rFonts w:ascii="Arial Narrow" w:hAnsi="Arial Narrow" w:cs="Arial"/>
-          <w:sz w:val="10"/>
-          <w:szCs w:val="10"/>
-        </w:rPr>
-      </w:pPr>
+        </w:rPr>
+        <w:t xml:space="preserve">                                                                                                                    </w:t>
+      </w:r>
+      <w:r>
+        <w:rPr>
+          <w:rFonts w:ascii="Arial" w:hAnsi="Arial" w:cs="Arial"/>
+          <w:sz w:val="20"/>
+          <w:szCs w:val="20"/>
+        </w:rPr>
+        <w:t>CITY/MUNICIPAL FIRE MARSHAL</w:t>
+      </w:r>
     </w:p>
     <w:p>
       <w:pPr>
-        <w:spacing w:after="0" w:line="240" w:lineRule="auto"/>
-        <w:ind w:left="540"/>
+        <w:spacing w:after="0"/>
         <w:rPr>
           <w:rFonts w:ascii="Arial Narrow" w:hAnsi="Arial Narrow" w:cs="Arial"/>
-          <w:sz w:val="20"/>
-          <w:szCs w:val="20"/>
-          <w:u w:val="single"/>
         </w:rPr>
       </w:pPr>
-      <w:r>
-        <w:rPr>
-          <w:rFonts w:ascii="Arial Narrow" w:hAnsi="Arial Narrow" w:cs="Arial"/>
-          <w:sz w:val="20"/>
-          <w:szCs w:val="20"/>
-        </w:rPr>
-        <w:tab/>
-      </w:r>
-      <w:r>
-        <w:rPr>
-          <w:rFonts w:ascii="Arial Narrow" w:hAnsi="Arial Narrow" w:cs="Arial"/>
-          <w:sz w:val="20"/>
-          <w:szCs w:val="20"/>
-        </w:rPr>
-        <w:tab/>
-      </w:r>
-      <w:r>
-        <w:rPr>
-          <w:rFonts w:ascii="Arial Narrow" w:hAnsi="Arial Narrow" w:cs="Arial"/>
-          <w:sz w:val="20"/>
-          <w:szCs w:val="20"/>
-        </w:rPr>
-        <w:tab/>
-      </w:r>
-      <w:r>
-        <w:rPr>
-          <w:rFonts w:ascii="Arial Narrow" w:hAnsi="Arial Narrow" w:cs="Arial"/>
-          <w:sz w:val="20"/>
-          <w:szCs w:val="20"/>
-        </w:rPr>
-        <w:tab/>
-      </w:r>
-      <w:r>
-        <w:rPr>
-          <w:rFonts w:ascii="Arial Narrow" w:hAnsi="Arial Narrow" w:cs="Arial"/>
-          <w:sz w:val="20"/>
-          <w:szCs w:val="20"/>
-        </w:rPr>
-        <w:tab/>
-      </w:r>
-      <w:r>
-        <w:rPr>
-          <w:rFonts w:ascii="Arial Narrow" w:hAnsi="Arial Narrow" w:cs="Arial"/>
-          <w:sz w:val="20"/>
-          <w:szCs w:val="20"/>
-        </w:rPr>
-        <w:tab/>
-      </w:r>
-      <w:r>
-        <w:rPr>
-          <w:rFonts w:ascii="Arial Narrow" w:hAnsi="Arial Narrow" w:cs="Arial"/>
-          <w:sz w:val="20"/>
-          <w:szCs w:val="20"/>
-        </w:rPr>
-        <w:tab/>
-      </w:r>
-      <w:r>
-        <w:rPr>
-          <w:rFonts w:ascii="Arial Narrow" w:hAnsi="Arial Narrow" w:cs="Arial"/>
-          <w:sz w:val="20"/>
-          <w:szCs w:val="20"/>
-        </w:rPr>
-        <w:tab/>
-      </w:r>
-      <w:r>
-        <w:rPr>
-          <w:rFonts w:ascii="Arial Narrow" w:hAnsi="Arial Narrow" w:cs="Arial"/>
-          <w:sz w:val="20"/>
-          <w:szCs w:val="20"/>
-        </w:rPr>
-        <w:t xml:space="preserve">                </w:t>
-      </w:r>
-      <w:r>
-        <w:rPr>
-          <w:rFonts w:ascii="Arial Narrow" w:hAnsi="Arial Narrow" w:cs="Arial"/>
-          <w:sz w:val="20"/>
-          <w:szCs w:val="20"/>
-          <w:u w:val="single"/>
-        </w:rPr>
-        <w:tab/>
-      </w:r>
-      <w:r>
-        <w:rPr>
-          <w:rFonts w:hint="default" w:ascii="Arial Narrow" w:hAnsi="Arial Narrow" w:cs="Arial"/>
-          <w:sz w:val="20"/>
-          <w:szCs w:val="20"/>
-          <w:u w:val="single"/>
-          <w:lang w:val="en-US"/>
-        </w:rPr>
-        <w:t xml:space="preserve">    {FIRE_MARSHAL}</w:t>
-      </w:r>
-      <w:r>
-        <w:rPr>
-          <w:rFonts w:ascii="Arial Narrow" w:hAnsi="Arial Narrow" w:cs="Arial"/>
-          <w:sz w:val="20"/>
-          <w:szCs w:val="20"/>
-          <w:u w:val="single"/>
-        </w:rPr>
-        <w:tab/>
-      </w:r>
-      <w:r>
-        <w:rPr>
-          <w:rFonts w:ascii="Arial Narrow" w:hAnsi="Arial Narrow" w:cs="Arial"/>
-          <w:sz w:val="20"/>
-          <w:szCs w:val="20"/>
-          <w:u w:val="single"/>
-        </w:rPr>
-        <w:tab/>
-      </w:r>
-    </w:p>
-    <w:p>
-      <w:pPr>
-        <w:spacing w:after="0" w:line="240" w:lineRule="auto"/>
-        <w:ind w:left="540"/>
-        <w:rPr>
-          <w:rFonts w:ascii="Arial" w:hAnsi="Arial" w:cs="Arial"/>
-          <w:sz w:val="20"/>
-          <w:szCs w:val="20"/>
-        </w:rPr>
-      </w:pPr>
-      <w:r>
-        <w:rPr>
-          <w:rFonts w:ascii="Arial Narrow" w:hAnsi="Arial Narrow" w:cs="Arial"/>
-          <w:sz w:val="20"/>
-          <w:szCs w:val="20"/>
-        </w:rPr>
-        <w:t xml:space="preserve">                                                                                                                                 </w:t>
-      </w:r>
-      <w:r>
-        <w:rPr>
-          <w:rFonts w:hint="default" w:ascii="Arial Narrow" w:hAnsi="Arial Narrow" w:cs="Arial"/>
-          <w:sz w:val="20"/>
-          <w:szCs w:val="20"/>
-          <w:lang w:val="en-US"/>
-        </w:rPr>
-        <w:t xml:space="preserve">       </w:t>
-      </w:r>
-      <w:r>
-        <w:rPr>
-          <w:rFonts w:ascii="Arial" w:hAnsi="Arial" w:cs="Arial"/>
-          <w:sz w:val="20"/>
-          <w:szCs w:val="20"/>
-        </w:rPr>
-        <w:t>CITY/MUNICIPAL FIRE MARSHAL</w:t>
-      </w:r>
     </w:p>
     <w:p>
       <w:pPr>

--- a/backend/templates/FSED-34F-Hot-Works.docx
+++ b/backend/templates/FSED-34F-Hot-Works.docx
@@ -358,12 +358,12 @@
               <wp:anchor distT="0" distB="0" distL="114300" distR="114300" simplePos="0" relativeHeight="251712512" behindDoc="0" locked="0" layoutInCell="1" allowOverlap="1">
                 <wp:simplePos x="0" y="0"/>
                 <wp:positionH relativeFrom="column">
-                  <wp:posOffset>264160</wp:posOffset>
+                  <wp:posOffset>1299210</wp:posOffset>
                 </wp:positionH>
                 <wp:positionV relativeFrom="paragraph">
                   <wp:posOffset>78740</wp:posOffset>
                 </wp:positionV>
-                <wp:extent cx="3861435" cy="342900"/>
+                <wp:extent cx="2673985" cy="342900"/>
                 <wp:effectExtent l="0" t="0" r="0" b="0"/>
                 <wp:wrapNone/>
                 <wp:docPr id="49" name="Text Box 49"/>
@@ -375,7 +375,7 @@
                       <wps:spPr>
                         <a:xfrm>
                           <a:off x="0" y="0"/>
-                          <a:ext cx="3861435" cy="342900"/>
+                          <a:ext cx="2673985" cy="342900"/>
                         </a:xfrm>
                         <a:prstGeom prst="rect">
                           <a:avLst/>
@@ -418,15 +418,6 @@
                             </w:pPr>
                             <w:r>
                               <w:rPr>
-                                <w:rFonts w:ascii="Arial Narrow" w:hAnsi="Arial Narrow" w:cs="Arial"/>
-                                <w:b/>
-                                <w:sz w:val="28"/>
-                                <w:szCs w:val="28"/>
-                              </w:rPr>
-                              <w:t>FSCHWO NO.</w:t>
-                            </w:r>
-                            <w:r>
-                              <w:rPr>
                                 <w:rFonts w:hint="default" w:ascii="Arial Narrow" w:hAnsi="Arial Narrow" w:cs="Arial"/>
                                 <w:b/>
                                 <w:sz w:val="28"/>
@@ -461,7 +452,7 @@
           </mc:Choice>
           <mc:Fallback>
             <w:pict>
-              <v:shape id="_x0000_s1026" o:spid="_x0000_s1026" o:spt="202" type="#_x0000_t202" style="position:absolute;left:0pt;margin-left:20.8pt;margin-top:6.2pt;height:27pt;width:304.05pt;z-index:251712512;mso-width-relative:page;mso-height-relative:page;" filled="f" stroked="f" coordsize="21600,21600" o:gfxdata="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">
+              <v:shape id="_x0000_s1026" o:spid="_x0000_s1026" o:spt="202" type="#_x0000_t202" style="position:absolute;left:0pt;margin-left:102.3pt;margin-top:6.2pt;height:27pt;width:210.55pt;z-index:251712512;mso-width-relative:page;mso-height-relative:page;" filled="f" stroked="f" coordsize="21600,21600" o:gfxdata="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">
                 <v:fill on="f" focussize="0,0"/>
                 <v:stroke on="f" weight="0.5pt"/>
                 <v:imagedata o:title=""/>
@@ -482,15 +473,6 @@
                           <w:lang w:val="en-US"/>
                         </w:rPr>
                       </w:pPr>
-                      <w:r>
-                        <w:rPr>
-                          <w:rFonts w:ascii="Arial Narrow" w:hAnsi="Arial Narrow" w:cs="Arial"/>
-                          <w:b/>
-                          <w:sz w:val="28"/>
-                          <w:szCs w:val="28"/>
-                        </w:rPr>
-                        <w:t>FSCHWO NO.</w:t>
-                      </w:r>
                       <w:r>
                         <w:rPr>
                           <w:rFonts w:hint="default" w:ascii="Arial Narrow" w:hAnsi="Arial Narrow" w:cs="Arial"/>
@@ -801,16 +783,18 @@
           <w:sz w:val="28"/>
           <w:szCs w:val="28"/>
         </w:rPr>
-        <w:t xml:space="preserve">     </w:t>
-      </w:r>
-      <w:r>
-        <w:rPr>
-          <w:rFonts w:ascii="Arial" w:hAnsi="Arial" w:cs="Arial"/>
-          <w:color w:val="FF0000"/>
+        <w:t xml:space="preserve">    </w:t>
+      </w:r>
+      <w:bookmarkStart w:id="0" w:name="_GoBack"/>
+      <w:bookmarkEnd w:id="0"/>
+      <w:r>
+        <w:rPr>
+          <w:rFonts w:ascii="Arial Narrow" w:hAnsi="Arial Narrow" w:cs="Arial"/>
+          <w:b/>
           <w:sz w:val="28"/>
           <w:szCs w:val="28"/>
         </w:rPr>
-        <w:tab/>
+        <w:t>FSCHWO NO.</w:t>
       </w:r>
       <w:r>
         <w:rPr>
@@ -853,15 +837,7 @@
         <w:rPr>
           <w:rFonts w:ascii="Arial Narrow" w:hAnsi="Arial Narrow" w:cs="Arial"/>
         </w:rPr>
-        <w:t xml:space="preserve">     </w:t>
-      </w:r>
-      <w:bookmarkStart w:id="0" w:name="_GoBack"/>
-      <w:bookmarkEnd w:id="0"/>
-      <w:r>
-        <w:rPr>
-          <w:rFonts w:ascii="Arial Narrow" w:hAnsi="Arial Narrow" w:cs="Arial"/>
-        </w:rPr>
-        <w:t xml:space="preserve">                      </w:t>
+        <w:t xml:space="preserve">                           </w:t>
       </w:r>
     </w:p>
     <w:p>
@@ -9701,6 +9677,7 @@
     <w:basedOn w:val="2"/>
     <w:link w:val="4"/>
     <w:semiHidden/>
+    <w:qFormat/>
     <w:uiPriority w:val="99"/>
     <w:rPr>
       <w:rFonts w:ascii="Tahoma" w:hAnsi="Tahoma" w:cs="Tahoma"/>

--- a/backend/templates/FSED-34F-Hot-Works.docx
+++ b/backend/templates/FSED-34F-Hot-Works.docx
@@ -335,6 +335,8 @@
         </w:rPr>
         <w:t>(Telephone No./Email Address)</w:t>
       </w:r>
+      <w:bookmarkStart w:id="0" w:name="_GoBack"/>
+      <w:bookmarkEnd w:id="0"/>
     </w:p>
     <w:p>
       <w:pPr>
@@ -358,12 +360,12 @@
               <wp:anchor distT="0" distB="0" distL="114300" distR="114300" simplePos="0" relativeHeight="251712512" behindDoc="0" locked="0" layoutInCell="1" allowOverlap="1">
                 <wp:simplePos x="0" y="0"/>
                 <wp:positionH relativeFrom="column">
-                  <wp:posOffset>1299210</wp:posOffset>
+                  <wp:posOffset>2036445</wp:posOffset>
                 </wp:positionH>
                 <wp:positionV relativeFrom="paragraph">
                   <wp:posOffset>78740</wp:posOffset>
                 </wp:positionV>
-                <wp:extent cx="2673985" cy="342900"/>
+                <wp:extent cx="1976755" cy="342900"/>
                 <wp:effectExtent l="0" t="0" r="0" b="0"/>
                 <wp:wrapNone/>
                 <wp:docPr id="49" name="Text Box 49"/>
@@ -375,7 +377,7 @@
                       <wps:spPr>
                         <a:xfrm>
                           <a:off x="0" y="0"/>
-                          <a:ext cx="2673985" cy="342900"/>
+                          <a:ext cx="1976755" cy="342900"/>
                         </a:xfrm>
                         <a:prstGeom prst="rect">
                           <a:avLst/>
@@ -436,7 +438,7 @@
                                 <w:szCs w:val="28"/>
                                 <w:lang w:val="en-US"/>
                               </w:rPr>
-                              <w:t>R10-STN5-{CONTROL_NUMBER}</w:t>
+                              <w:t>{CONTROL_NUMBER}</w:t>
                             </w:r>
                           </w:p>
                         </w:txbxContent>
@@ -452,7 +454,7 @@
           </mc:Choice>
           <mc:Fallback>
             <w:pict>
-              <v:shape id="_x0000_s1026" o:spid="_x0000_s1026" o:spt="202" type="#_x0000_t202" style="position:absolute;left:0pt;margin-left:102.3pt;margin-top:6.2pt;height:27pt;width:210.55pt;z-index:251712512;mso-width-relative:page;mso-height-relative:page;" filled="f" stroked="f" coordsize="21600,21600" o:gfxdata="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">
+              <v:shape id="_x0000_s1026" o:spid="_x0000_s1026" o:spt="202" type="#_x0000_t202" style="position:absolute;left:0pt;margin-left:160.35pt;margin-top:6.2pt;height:27pt;width:155.65pt;z-index:251712512;mso-width-relative:page;mso-height-relative:page;" filled="f" stroked="f" coordsize="21600,21600" o:gfxdata="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">
                 <v:fill on="f" focussize="0,0"/>
                 <v:stroke on="f" weight="0.5pt"/>
                 <v:imagedata o:title=""/>
@@ -493,7 +495,7 @@
                           <w:szCs w:val="28"/>
                           <w:lang w:val="en-US"/>
                         </w:rPr>
-                        <w:t>R10-STN5-{CONTROL_NUMBER}</w:t>
+                        <w:t>{CONTROL_NUMBER}</w:t>
                       </w:r>
                     </w:p>
                   </w:txbxContent>
@@ -783,27 +785,29 @@
           <w:sz w:val="28"/>
           <w:szCs w:val="28"/>
         </w:rPr>
-        <w:t xml:space="preserve">    </w:t>
-      </w:r>
-      <w:bookmarkStart w:id="0" w:name="_GoBack"/>
-      <w:bookmarkEnd w:id="0"/>
-      <w:r>
-        <w:rPr>
-          <w:rFonts w:ascii="Arial Narrow" w:hAnsi="Arial Narrow" w:cs="Arial"/>
+        <w:t xml:space="preserve">    FSCHWO NO.</w:t>
+      </w:r>
+      <w:r>
+        <w:rPr>
+          <w:rFonts w:hint="default" w:ascii="Arial Narrow" w:hAnsi="Arial Narrow" w:cs="Arial"/>
           <w:b/>
           <w:sz w:val="28"/>
           <w:szCs w:val="28"/>
-        </w:rPr>
-        <w:t>FSCHWO NO.</w:t>
-      </w:r>
-      <w:r>
-        <w:rPr>
-          <w:rFonts w:ascii="Arial" w:hAnsi="Arial" w:cs="Arial"/>
-          <w:color w:val="FF0000"/>
+          <w:lang w:val="en-US"/>
+        </w:rPr>
+        <w:t xml:space="preserve">  </w:t>
+      </w:r>
+      <w:r>
+        <w:rPr>
+          <w:rFonts w:hint="default" w:ascii="Arial Narrow" w:hAnsi="Arial Narrow" w:eastAsia="Times New Roman" w:cs="Arial Narrow"/>
+          <w:b/>
+          <w:bCs/>
+          <w:color w:val="000000"/>
           <w:sz w:val="28"/>
           <w:szCs w:val="28"/>
-        </w:rPr>
-        <w:tab/>
+          <w:lang w:val="en-US"/>
+        </w:rPr>
+        <w:t>R10-STN5-</w:t>
       </w:r>
       <w:r>
         <w:rPr>
@@ -7365,6 +7369,136 @@
           <w:szCs w:val="10"/>
         </w:rPr>
       </w:pPr>
+      <w:r>
+        <w:rPr>
+          <w:rFonts w:ascii="Arial" w:hAnsi="Arial" w:cs="Arial"/>
+          <w:sz w:val="24"/>
+          <w:szCs w:val="24"/>
+          <w:lang w:val="en-US" w:eastAsia="en-US"/>
+        </w:rPr>
+        <mc:AlternateContent>
+          <mc:Choice Requires="wps">
+            <w:drawing>
+              <wp:anchor distT="0" distB="0" distL="114300" distR="114300" simplePos="0" relativeHeight="251723776" behindDoc="0" locked="0" layoutInCell="1" allowOverlap="1">
+                <wp:simplePos x="0" y="0"/>
+                <wp:positionH relativeFrom="column">
+                  <wp:posOffset>2185035</wp:posOffset>
+                </wp:positionH>
+                <wp:positionV relativeFrom="paragraph">
+                  <wp:posOffset>10160</wp:posOffset>
+                </wp:positionV>
+                <wp:extent cx="2513965" cy="342900"/>
+                <wp:effectExtent l="0" t="0" r="0" b="0"/>
+                <wp:wrapNone/>
+                <wp:docPr id="55" name="Text Box 55"/>
+                <wp:cNvGraphicFramePr/>
+                <a:graphic xmlns:a="http://schemas.openxmlformats.org/drawingml/2006/main">
+                  <a:graphicData uri="http://schemas.microsoft.com/office/word/2010/wordprocessingShape">
+                    <wps:wsp>
+                      <wps:cNvSpPr txBox="1"/>
+                      <wps:spPr>
+                        <a:xfrm>
+                          <a:off x="0" y="0"/>
+                          <a:ext cx="2513965" cy="342900"/>
+                        </a:xfrm>
+                        <a:prstGeom prst="rect">
+                          <a:avLst/>
+                        </a:prstGeom>
+                        <a:noFill/>
+                        <a:ln w="6350">
+                          <a:noFill/>
+                        </a:ln>
+                        <a:effectLst/>
+                      </wps:spPr>
+                      <wps:style>
+                        <a:lnRef idx="0">
+                          <a:schemeClr val="accent1"/>
+                        </a:lnRef>
+                        <a:fillRef idx="0">
+                          <a:schemeClr val="accent1"/>
+                        </a:fillRef>
+                        <a:effectRef idx="0">
+                          <a:schemeClr val="accent1"/>
+                        </a:effectRef>
+                        <a:fontRef idx="minor">
+                          <a:schemeClr val="dk1"/>
+                        </a:fontRef>
+                      </wps:style>
+                      <wps:txbx>
+                        <w:txbxContent>
+                          <w:p>
+                            <w:pPr>
+                              <w:spacing w:after="0" w:line="240" w:lineRule="auto"/>
+                              <w:jc w:val="center"/>
+                              <w:rPr>
+                                <w:rFonts w:hint="default" w:ascii="Arial" w:hAnsi="Arial" w:eastAsia="Times New Roman" w:cs="Arial"/>
+                                <w:color w:val="000000"/>
+                                <w:sz w:val="20"/>
+                                <w:szCs w:val="20"/>
+                                <w:lang w:val="en-US"/>
+                              </w:rPr>
+                            </w:pPr>
+                            <w:r>
+                              <w:rPr>
+                                <w:rFonts w:hint="default" w:ascii="Arial" w:hAnsi="Arial" w:eastAsia="Times New Roman" w:cs="Arial"/>
+                                <w:color w:val="000000"/>
+                                <w:sz w:val="20"/>
+                                <w:szCs w:val="20"/>
+                                <w:lang w:val="en-US"/>
+                              </w:rPr>
+                              <w:t>{CLEARANCE_VALIDITY}.</w:t>
+                            </w:r>
+                          </w:p>
+                        </w:txbxContent>
+                      </wps:txbx>
+                      <wps:bodyPr rot="0" spcFirstLastPara="0" vertOverflow="overflow" horzOverflow="overflow" vert="horz" wrap="square" lIns="91440" tIns="45720" rIns="91440" bIns="45720" numCol="1" spcCol="0" rtlCol="0" fromWordArt="0" anchor="t" anchorCtr="0" forceAA="0" compatLnSpc="1">
+                        <a:noAutofit/>
+                      </wps:bodyPr>
+                    </wps:wsp>
+                  </a:graphicData>
+                </a:graphic>
+              </wp:anchor>
+            </w:drawing>
+          </mc:Choice>
+          <mc:Fallback>
+            <w:pict>
+              <v:shape id="_x0000_s1026" o:spid="_x0000_s1026" o:spt="202" type="#_x0000_t202" style="position:absolute;left:0pt;margin-left:172.05pt;margin-top:0.8pt;height:27pt;width:197.95pt;z-index:251723776;mso-width-relative:page;mso-height-relative:page;" filled="f" stroked="f" coordsize="21600,21600" o:gfxdata="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">
+                <v:fill on="f" focussize="0,0"/>
+                <v:stroke on="f" weight="0.5pt"/>
+                <v:imagedata o:title=""/>
+                <o:lock v:ext="edit" aspectratio="f"/>
+                <v:textbox>
+                  <w:txbxContent>
+                    <w:p>
+                      <w:pPr>
+                        <w:spacing w:after="0" w:line="240" w:lineRule="auto"/>
+                        <w:jc w:val="center"/>
+                        <w:rPr>
+                          <w:rFonts w:hint="default" w:ascii="Arial" w:hAnsi="Arial" w:eastAsia="Times New Roman" w:cs="Arial"/>
+                          <w:color w:val="000000"/>
+                          <w:sz w:val="20"/>
+                          <w:szCs w:val="20"/>
+                          <w:lang w:val="en-US"/>
+                        </w:rPr>
+                      </w:pPr>
+                      <w:r>
+                        <w:rPr>
+                          <w:rFonts w:hint="default" w:ascii="Arial" w:hAnsi="Arial" w:eastAsia="Times New Roman" w:cs="Arial"/>
+                          <w:color w:val="000000"/>
+                          <w:sz w:val="20"/>
+                          <w:szCs w:val="20"/>
+                          <w:lang w:val="en-US"/>
+                        </w:rPr>
+                        <w:t>{CLEARANCE_VALIDITY}.</w:t>
+                      </w:r>
+                    </w:p>
+                  </w:txbxContent>
+                </v:textbox>
+              </v:shape>
+            </w:pict>
+          </mc:Fallback>
+        </mc:AlternateContent>
+      </w:r>
     </w:p>
     <w:p>
       <w:pPr>
@@ -7379,20 +7513,79 @@
       <w:r>
         <w:rPr>
           <w:rFonts w:ascii="Arial" w:hAnsi="Arial" w:cs="Arial"/>
+          <w:sz w:val="24"/>
+          <w:szCs w:val="24"/>
+          <w:lang w:val="en-US" w:eastAsia="en-US"/>
+        </w:rPr>
+        <mc:AlternateContent>
+          <mc:Choice Requires="wps">
+            <w:drawing>
+              <wp:anchor distT="0" distB="0" distL="114300" distR="114300" simplePos="0" relativeHeight="251724800" behindDoc="0" locked="0" layoutInCell="1" allowOverlap="1">
+                <wp:simplePos x="0" y="0"/>
+                <wp:positionH relativeFrom="column">
+                  <wp:posOffset>2702560</wp:posOffset>
+                </wp:positionH>
+                <wp:positionV relativeFrom="paragraph">
+                  <wp:posOffset>135890</wp:posOffset>
+                </wp:positionV>
+                <wp:extent cx="1509395" cy="635"/>
+                <wp:effectExtent l="0" t="0" r="0" b="0"/>
+                <wp:wrapNone/>
+                <wp:docPr id="58" name="Straight Connector 22"/>
+                <wp:cNvGraphicFramePr/>
+                <a:graphic xmlns:a="http://schemas.openxmlformats.org/drawingml/2006/main">
+                  <a:graphicData uri="http://schemas.microsoft.com/office/word/2010/wordprocessingShape">
+                    <wps:wsp>
+                      <wps:cNvCnPr/>
+                      <wps:spPr>
+                        <a:xfrm flipV="1">
+                          <a:off x="0" y="0"/>
+                          <a:ext cx="1509395" cy="635"/>
+                        </a:xfrm>
+                        <a:prstGeom prst="line">
+                          <a:avLst/>
+                        </a:prstGeom>
+                      </wps:spPr>
+                      <wps:style>
+                        <a:lnRef idx="1">
+                          <a:schemeClr val="dk1"/>
+                        </a:lnRef>
+                        <a:fillRef idx="0">
+                          <a:schemeClr val="dk1"/>
+                        </a:fillRef>
+                        <a:effectRef idx="0">
+                          <a:schemeClr val="dk1"/>
+                        </a:effectRef>
+                        <a:fontRef idx="minor">
+                          <a:schemeClr val="tx1"/>
+                        </a:fontRef>
+                      </wps:style>
+                      <wps:bodyPr/>
+                    </wps:wsp>
+                  </a:graphicData>
+                </a:graphic>
+              </wp:anchor>
+            </w:drawing>
+          </mc:Choice>
+          <mc:Fallback>
+            <w:pict>
+              <v:line id="Straight Connector 22" o:spid="_x0000_s1026" o:spt="20" style="position:absolute;left:0pt;flip:y;margin-left:212.8pt;margin-top:10.7pt;height:0.05pt;width:118.85pt;z-index:251724800;mso-width-relative:page;mso-height-relative:page;" filled="f" stroked="t" coordsize="21600,21600" o:gfxdata="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">
+                <v:fill on="f" focussize="0,0"/>
+                <v:stroke color="#000000 [3200]" joinstyle="round"/>
+                <v:imagedata o:title=""/>
+                <o:lock v:ext="edit" aspectratio="f"/>
+              </v:line>
+            </w:pict>
+          </mc:Fallback>
+        </mc:AlternateContent>
+      </w:r>
+      <w:r>
+        <w:rPr>
+          <w:rFonts w:ascii="Arial" w:hAnsi="Arial" w:cs="Arial"/>
           <w:sz w:val="20"/>
           <w:szCs w:val="20"/>
         </w:rPr>
         <w:t xml:space="preserve">This clearance is valid until </w:t>
-      </w:r>
-      <w:r>
-        <w:rPr>
-          <w:rFonts w:ascii="Arial" w:hAnsi="Arial" w:cs="Arial"/>
-          <w:i/>
-          <w:sz w:val="16"/>
-          <w:szCs w:val="16"/>
-          <w:u w:val="single"/>
-        </w:rPr>
-        <w:t>__(Date)_/_(Month)_/_(Year)_</w:t>
       </w:r>
     </w:p>
     <w:p>
@@ -7528,7 +7721,26 @@
           <w:sz w:val="20"/>
           <w:szCs w:val="20"/>
         </w:rPr>
-        <w:t xml:space="preserve">     RECOMMEND APPROVAL:</w:t>
+        <w:t xml:space="preserve">     </w:t>
+      </w:r>
+      <w:r>
+        <w:rPr>
+          <w:rFonts w:hint="default" w:ascii="Arial" w:hAnsi="Arial" w:cs="Arial"/>
+          <w:b/>
+          <w:sz w:val="20"/>
+          <w:szCs w:val="20"/>
+          <w:lang w:val="en-US"/>
+        </w:rPr>
+        <w:tab/>
+      </w:r>
+      <w:r>
+        <w:rPr>
+          <w:rFonts w:ascii="Arial" w:hAnsi="Arial" w:cs="Arial"/>
+          <w:b/>
+          <w:sz w:val="20"/>
+          <w:szCs w:val="20"/>
+        </w:rPr>
+        <w:t>RECOMMEND APPROVAL:</w:t>
       </w:r>
     </w:p>
     <w:p>
@@ -7542,6 +7754,210 @@
           <w:szCs w:val="20"/>
         </w:rPr>
       </w:pPr>
+      <w:r>
+        <w:rPr>
+          <w:rFonts w:ascii="Arial" w:hAnsi="Arial" w:cs="Arial"/>
+          <w:sz w:val="24"/>
+          <w:szCs w:val="24"/>
+          <w:lang w:val="en-US" w:eastAsia="en-US"/>
+        </w:rPr>
+        <mc:AlternateContent>
+          <mc:Choice Requires="wps">
+            <w:drawing>
+              <wp:anchor distT="0" distB="0" distL="114300" distR="114300" simplePos="0" relativeHeight="251718656" behindDoc="1" locked="0" layoutInCell="1" allowOverlap="1">
+                <wp:simplePos x="0" y="0"/>
+                <wp:positionH relativeFrom="column">
+                  <wp:posOffset>4120515</wp:posOffset>
+                </wp:positionH>
+                <wp:positionV relativeFrom="paragraph">
+                  <wp:posOffset>36195</wp:posOffset>
+                </wp:positionV>
+                <wp:extent cx="3061970" cy="486410"/>
+                <wp:effectExtent l="0" t="0" r="0" b="0"/>
+                <wp:wrapNone/>
+                <wp:docPr id="61" name="Text Box 61"/>
+                <wp:cNvGraphicFramePr/>
+                <a:graphic xmlns:a="http://schemas.openxmlformats.org/drawingml/2006/main">
+                  <a:graphicData uri="http://schemas.microsoft.com/office/word/2010/wordprocessingShape">
+                    <wps:wsp>
+                      <wps:cNvSpPr txBox="1"/>
+                      <wps:spPr>
+                        <a:xfrm>
+                          <a:off x="0" y="0"/>
+                          <a:ext cx="3061970" cy="486410"/>
+                        </a:xfrm>
+                        <a:prstGeom prst="rect">
+                          <a:avLst/>
+                        </a:prstGeom>
+                        <a:noFill/>
+                        <a:ln w="6350">
+                          <a:noFill/>
+                        </a:ln>
+                        <a:effectLst/>
+                      </wps:spPr>
+                      <wps:style>
+                        <a:lnRef idx="0">
+                          <a:schemeClr val="accent1"/>
+                        </a:lnRef>
+                        <a:fillRef idx="0">
+                          <a:schemeClr val="accent1"/>
+                        </a:fillRef>
+                        <a:effectRef idx="0">
+                          <a:schemeClr val="accent1"/>
+                        </a:effectRef>
+                        <a:fontRef idx="minor">
+                          <a:schemeClr val="dk1"/>
+                        </a:fontRef>
+                      </wps:style>
+                      <wps:txbx>
+                        <w:txbxContent>
+                          <w:p>
+                            <w:pPr>
+                              <w:spacing w:after="0" w:afterLines="31" w:afterAutospacing="0" w:line="240" w:lineRule="auto"/>
+                              <w:jc w:val="center"/>
+                              <w:rPr>
+                                <w:rFonts w:hint="default" w:ascii="Arial" w:hAnsi="Arial" w:cs="Arial"/>
+                                <w:b w:val="0"/>
+                                <w:bCs w:val="0"/>
+                                <w:sz w:val="20"/>
+                                <w:szCs w:val="20"/>
+                                <w:u w:val="none"/>
+                                <w:lang w:val="en-US"/>
+                              </w:rPr>
+                            </w:pPr>
+                            <w:r>
+                              <w:rPr>
+                                <w:rFonts w:hint="default" w:ascii="Arial" w:hAnsi="Arial" w:cs="Arial"/>
+                                <w:b w:val="0"/>
+                                <w:bCs w:val="0"/>
+                                <w:sz w:val="20"/>
+                                <w:szCs w:val="20"/>
+                                <w:u w:val="none"/>
+                                <w:lang w:val="en-US"/>
+                              </w:rPr>
+                              <w:t>{CHIEF}</w:t>
+                            </w:r>
+                          </w:p>
+                          <w:p>
+                            <w:pPr>
+                              <w:jc w:val="center"/>
+                              <w:rPr>
+                                <w:rFonts w:hint="default" w:ascii="Arial" w:hAnsi="Arial" w:cs="Arial"/>
+                                <w:b/>
+                                <w:bCs/>
+                                <w:sz w:val="20"/>
+                                <w:szCs w:val="20"/>
+                              </w:rPr>
+                            </w:pPr>
+                            <w:r>
+                              <w:rPr>
+                                <w:rFonts w:hint="default" w:ascii="Arial" w:hAnsi="Arial" w:eastAsia="SimSun" w:cs="Arial"/>
+                                <w:b/>
+                                <w:bCs/>
+                                <w:sz w:val="20"/>
+                                <w:szCs w:val="20"/>
+                              </w:rPr>
+                              <w:t>CHIEF_POSITION</w:t>
+                            </w:r>
+                          </w:p>
+                          <w:p>
+                            <w:pPr>
+                              <w:spacing w:beforeAutospacing="0" w:after="0" w:afterAutospacing="0" w:line="240" w:lineRule="auto"/>
+                              <w:jc w:val="center"/>
+                              <w:rPr>
+                                <w:rFonts w:cstheme="minorHAnsi"/>
+                                <w:b/>
+                                <w:u w:val="single"/>
+                              </w:rPr>
+                            </w:pPr>
+                          </w:p>
+                        </w:txbxContent>
+                      </wps:txbx>
+                      <wps:bodyPr rot="0" spcFirstLastPara="0" vertOverflow="overflow" horzOverflow="overflow" vert="horz" wrap="square" lIns="91440" tIns="45720" rIns="91440" bIns="45720" numCol="1" spcCol="0" rtlCol="0" fromWordArt="0" anchor="t" anchorCtr="0" forceAA="0" compatLnSpc="1">
+                        <a:noAutofit/>
+                      </wps:bodyPr>
+                    </wps:wsp>
+                  </a:graphicData>
+                </a:graphic>
+              </wp:anchor>
+            </w:drawing>
+          </mc:Choice>
+          <mc:Fallback>
+            <w:pict>
+              <v:shape id="_x0000_s1026" o:spid="_x0000_s1026" o:spt="202" type="#_x0000_t202" style="position:absolute;left:0pt;margin-left:324.45pt;margin-top:2.85pt;height:38.3pt;width:241.1pt;z-index:-251597824;mso-width-relative:page;mso-height-relative:page;" filled="f" stroked="f" coordsize="21600,21600" o:gfxdata="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">
+                <v:fill on="f" focussize="0,0"/>
+                <v:stroke on="f" weight="0.5pt"/>
+                <v:imagedata o:title=""/>
+                <o:lock v:ext="edit" aspectratio="f"/>
+                <v:textbox>
+                  <w:txbxContent>
+                    <w:p>
+                      <w:pPr>
+                        <w:spacing w:after="0" w:afterLines="31" w:afterAutospacing="0" w:line="240" w:lineRule="auto"/>
+                        <w:jc w:val="center"/>
+                        <w:rPr>
+                          <w:rFonts w:hint="default" w:ascii="Arial" w:hAnsi="Arial" w:cs="Arial"/>
+                          <w:b w:val="0"/>
+                          <w:bCs w:val="0"/>
+                          <w:sz w:val="20"/>
+                          <w:szCs w:val="20"/>
+                          <w:u w:val="none"/>
+                          <w:lang w:val="en-US"/>
+                        </w:rPr>
+                      </w:pPr>
+                      <w:r>
+                        <w:rPr>
+                          <w:rFonts w:hint="default" w:ascii="Arial" w:hAnsi="Arial" w:cs="Arial"/>
+                          <w:b w:val="0"/>
+                          <w:bCs w:val="0"/>
+                          <w:sz w:val="20"/>
+                          <w:szCs w:val="20"/>
+                          <w:u w:val="none"/>
+                          <w:lang w:val="en-US"/>
+                        </w:rPr>
+                        <w:t>{CHIEF}</w:t>
+                      </w:r>
+                    </w:p>
+                    <w:p>
+                      <w:pPr>
+                        <w:jc w:val="center"/>
+                        <w:rPr>
+                          <w:rFonts w:hint="default" w:ascii="Arial" w:hAnsi="Arial" w:cs="Arial"/>
+                          <w:b/>
+                          <w:bCs/>
+                          <w:sz w:val="20"/>
+                          <w:szCs w:val="20"/>
+                        </w:rPr>
+                      </w:pPr>
+                      <w:r>
+                        <w:rPr>
+                          <w:rFonts w:hint="default" w:ascii="Arial" w:hAnsi="Arial" w:eastAsia="SimSun" w:cs="Arial"/>
+                          <w:b/>
+                          <w:bCs/>
+                          <w:sz w:val="20"/>
+                          <w:szCs w:val="20"/>
+                        </w:rPr>
+                        <w:t>CHIEF_POSITION</w:t>
+                      </w:r>
+                    </w:p>
+                    <w:p>
+                      <w:pPr>
+                        <w:spacing w:beforeAutospacing="0" w:after="0" w:afterAutospacing="0" w:line="240" w:lineRule="auto"/>
+                        <w:jc w:val="center"/>
+                        <w:rPr>
+                          <w:rFonts w:cstheme="minorHAnsi"/>
+                          <w:b/>
+                          <w:u w:val="single"/>
+                        </w:rPr>
+                      </w:pPr>
+                    </w:p>
+                  </w:txbxContent>
+                </v:textbox>
+              </v:shape>
+            </w:pict>
+          </mc:Fallback>
+        </mc:AlternateContent>
+      </w:r>
       <w:r>
         <w:rPr>
           <w:rFonts w:ascii="Arial" w:hAnsi="Arial" w:cs="Arial"/>
@@ -7614,204 +8030,6 @@
       <w:r>
         <w:rPr>
           <w:rFonts w:ascii="Arial" w:hAnsi="Arial" w:cs="Arial"/>
-          <w:sz w:val="24"/>
-          <w:szCs w:val="24"/>
-          <w:lang w:val="en-US" w:eastAsia="en-US"/>
-        </w:rPr>
-        <mc:AlternateContent>
-          <mc:Choice Requires="wps">
-            <w:drawing>
-              <wp:anchor distT="0" distB="0" distL="114300" distR="114300" simplePos="0" relativeHeight="251718656" behindDoc="1" locked="0" layoutInCell="1" allowOverlap="1">
-                <wp:simplePos x="0" y="0"/>
-                <wp:positionH relativeFrom="column">
-                  <wp:posOffset>3057525</wp:posOffset>
-                </wp:positionH>
-                <wp:positionV relativeFrom="paragraph">
-                  <wp:posOffset>52705</wp:posOffset>
-                </wp:positionV>
-                <wp:extent cx="3061970" cy="486410"/>
-                <wp:effectExtent l="0" t="0" r="0" b="0"/>
-                <wp:wrapNone/>
-                <wp:docPr id="61" name="Text Box 61"/>
-                <wp:cNvGraphicFramePr/>
-                <a:graphic xmlns:a="http://schemas.openxmlformats.org/drawingml/2006/main">
-                  <a:graphicData uri="http://schemas.microsoft.com/office/word/2010/wordprocessingShape">
-                    <wps:wsp>
-                      <wps:cNvSpPr txBox="1"/>
-                      <wps:spPr>
-                        <a:xfrm>
-                          <a:off x="0" y="0"/>
-                          <a:ext cx="3061970" cy="486410"/>
-                        </a:xfrm>
-                        <a:prstGeom prst="rect">
-                          <a:avLst/>
-                        </a:prstGeom>
-                        <a:noFill/>
-                        <a:ln w="6350">
-                          <a:noFill/>
-                        </a:ln>
-                        <a:effectLst/>
-                      </wps:spPr>
-                      <wps:style>
-                        <a:lnRef idx="0">
-                          <a:schemeClr val="accent1"/>
-                        </a:lnRef>
-                        <a:fillRef idx="0">
-                          <a:schemeClr val="accent1"/>
-                        </a:fillRef>
-                        <a:effectRef idx="0">
-                          <a:schemeClr val="accent1"/>
-                        </a:effectRef>
-                        <a:fontRef idx="minor">
-                          <a:schemeClr val="dk1"/>
-                        </a:fontRef>
-                      </wps:style>
-                      <wps:txbx>
-                        <w:txbxContent>
-                          <w:p>
-                            <w:pPr>
-                              <w:spacing w:after="0" w:afterLines="31" w:afterAutospacing="0" w:line="240" w:lineRule="auto"/>
-                              <w:jc w:val="center"/>
-                              <w:rPr>
-                                <w:rFonts w:hint="default" w:ascii="Arial" w:hAnsi="Arial" w:cs="Arial"/>
-                                <w:b/>
-                                <w:bCs/>
-                                <w:sz w:val="20"/>
-                                <w:szCs w:val="20"/>
-                                <w:u w:val="none"/>
-                                <w:lang w:val="en-US"/>
-                              </w:rPr>
-                            </w:pPr>
-                            <w:r>
-                              <w:rPr>
-                                <w:rFonts w:hint="default" w:ascii="Arial" w:hAnsi="Arial" w:cs="Arial"/>
-                                <w:b/>
-                                <w:bCs/>
-                                <w:sz w:val="20"/>
-                                <w:szCs w:val="20"/>
-                                <w:u w:val="none"/>
-                                <w:lang w:val="en-US"/>
-                              </w:rPr>
-                              <w:t>{CHIEF}</w:t>
-                            </w:r>
-                          </w:p>
-                          <w:p>
-                            <w:pPr>
-                              <w:jc w:val="center"/>
-                              <w:rPr>
-                                <w:rFonts w:hint="default" w:ascii="Arial" w:hAnsi="Arial" w:cs="Arial"/>
-                                <w:b/>
-                                <w:sz w:val="20"/>
-                                <w:szCs w:val="20"/>
-                              </w:rPr>
-                            </w:pPr>
-                            <w:r>
-                              <w:rPr>
-                                <w:rFonts w:hint="default" w:ascii="Arial" w:hAnsi="Arial" w:eastAsia="SimSun" w:cs="Arial"/>
-                                <w:sz w:val="20"/>
-                                <w:szCs w:val="20"/>
-                              </w:rPr>
-                              <w:t>{CHIEF_POSITION}</w:t>
-                            </w:r>
-                          </w:p>
-                          <w:p>
-                            <w:pPr>
-                              <w:spacing w:beforeAutospacing="0" w:after="0" w:afterAutospacing="0" w:line="240" w:lineRule="auto"/>
-                              <w:jc w:val="center"/>
-                              <w:rPr>
-                                <w:rFonts w:cstheme="minorHAnsi"/>
-                                <w:b/>
-                                <w:u w:val="single"/>
-                              </w:rPr>
-                            </w:pPr>
-                          </w:p>
-                        </w:txbxContent>
-                      </wps:txbx>
-                      <wps:bodyPr rot="0" spcFirstLastPara="0" vertOverflow="overflow" horzOverflow="overflow" vert="horz" wrap="square" lIns="91440" tIns="45720" rIns="91440" bIns="45720" numCol="1" spcCol="0" rtlCol="0" fromWordArt="0" anchor="t" anchorCtr="0" forceAA="0" compatLnSpc="1">
-                        <a:noAutofit/>
-                      </wps:bodyPr>
-                    </wps:wsp>
-                  </a:graphicData>
-                </a:graphic>
-              </wp:anchor>
-            </w:drawing>
-          </mc:Choice>
-          <mc:Fallback>
-            <w:pict>
-              <v:shape id="_x0000_s1026" o:spid="_x0000_s1026" o:spt="202" type="#_x0000_t202" style="position:absolute;left:0pt;margin-left:240.75pt;margin-top:4.15pt;height:38.3pt;width:241.1pt;z-index:-251597824;mso-width-relative:page;mso-height-relative:page;" filled="f" stroked="f" coordsize="21600,21600" o:gfxdata="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">
-                <v:fill on="f" focussize="0,0"/>
-                <v:stroke on="f" weight="0.5pt"/>
-                <v:imagedata o:title=""/>
-                <o:lock v:ext="edit" aspectratio="f"/>
-                <v:textbox>
-                  <w:txbxContent>
-                    <w:p>
-                      <w:pPr>
-                        <w:spacing w:after="0" w:afterLines="31" w:afterAutospacing="0" w:line="240" w:lineRule="auto"/>
-                        <w:jc w:val="center"/>
-                        <w:rPr>
-                          <w:rFonts w:hint="default" w:ascii="Arial" w:hAnsi="Arial" w:cs="Arial"/>
-                          <w:b/>
-                          <w:bCs/>
-                          <w:sz w:val="20"/>
-                          <w:szCs w:val="20"/>
-                          <w:u w:val="none"/>
-                          <w:lang w:val="en-US"/>
-                        </w:rPr>
-                      </w:pPr>
-                      <w:r>
-                        <w:rPr>
-                          <w:rFonts w:hint="default" w:ascii="Arial" w:hAnsi="Arial" w:cs="Arial"/>
-                          <w:b/>
-                          <w:bCs/>
-                          <w:sz w:val="20"/>
-                          <w:szCs w:val="20"/>
-                          <w:u w:val="none"/>
-                          <w:lang w:val="en-US"/>
-                        </w:rPr>
-                        <w:t>{CHIEF}</w:t>
-                      </w:r>
-                    </w:p>
-                    <w:p>
-                      <w:pPr>
-                        <w:jc w:val="center"/>
-                        <w:rPr>
-                          <w:rFonts w:hint="default" w:ascii="Arial" w:hAnsi="Arial" w:cs="Arial"/>
-                          <w:b/>
-                          <w:sz w:val="20"/>
-                          <w:szCs w:val="20"/>
-                        </w:rPr>
-                      </w:pPr>
-                      <w:r>
-                        <w:rPr>
-                          <w:rFonts w:hint="default" w:ascii="Arial" w:hAnsi="Arial" w:eastAsia="SimSun" w:cs="Arial"/>
-                          <w:sz w:val="20"/>
-                          <w:szCs w:val="20"/>
-                        </w:rPr>
-                        <w:t>{CHIEF_POSITION}</w:t>
-                      </w:r>
-                    </w:p>
-                    <w:p>
-                      <w:pPr>
-                        <w:spacing w:beforeAutospacing="0" w:after="0" w:afterAutospacing="0" w:line="240" w:lineRule="auto"/>
-                        <w:jc w:val="center"/>
-                        <w:rPr>
-                          <w:rFonts w:cstheme="minorHAnsi"/>
-                          <w:b/>
-                          <w:u w:val="single"/>
-                        </w:rPr>
-                      </w:pPr>
-                    </w:p>
-                  </w:txbxContent>
-                </v:textbox>
-              </v:shape>
-            </w:pict>
-          </mc:Fallback>
-        </mc:AlternateContent>
-      </w:r>
-      <w:r>
-        <w:rPr>
-          <w:rFonts w:ascii="Arial" w:hAnsi="Arial" w:cs="Arial"/>
           <w:sz w:val="20"/>
           <w:szCs w:val="20"/>
         </w:rPr>
@@ -7903,6 +8121,75 @@
           <w:szCs w:val="20"/>
         </w:rPr>
       </w:pPr>
+      <w:r>
+        <w:rPr>
+          <w:rFonts w:ascii="Arial" w:hAnsi="Arial" w:cs="Arial"/>
+          <w:sz w:val="24"/>
+          <w:szCs w:val="24"/>
+          <w:lang w:val="en-US" w:eastAsia="en-US"/>
+        </w:rPr>
+        <mc:AlternateContent>
+          <mc:Choice Requires="wps">
+            <w:drawing>
+              <wp:anchor distT="0" distB="0" distL="114300" distR="114300" simplePos="0" relativeHeight="251722752" behindDoc="0" locked="0" layoutInCell="1" allowOverlap="1">
+                <wp:simplePos x="0" y="0"/>
+                <wp:positionH relativeFrom="column">
+                  <wp:posOffset>4433570</wp:posOffset>
+                </wp:positionH>
+                <wp:positionV relativeFrom="paragraph">
+                  <wp:posOffset>85090</wp:posOffset>
+                </wp:positionV>
+                <wp:extent cx="2308225" cy="10795"/>
+                <wp:effectExtent l="0" t="4445" r="15875" b="13335"/>
+                <wp:wrapNone/>
+                <wp:docPr id="62" name="Straight Connector 22"/>
+                <wp:cNvGraphicFramePr/>
+                <a:graphic xmlns:a="http://schemas.openxmlformats.org/drawingml/2006/main">
+                  <a:graphicData uri="http://schemas.microsoft.com/office/word/2010/wordprocessingShape">
+                    <wps:wsp>
+                      <wps:cNvCnPr/>
+                      <wps:spPr>
+                        <a:xfrm flipV="1">
+                          <a:off x="0" y="0"/>
+                          <a:ext cx="2308225" cy="10795"/>
+                        </a:xfrm>
+                        <a:prstGeom prst="line">
+                          <a:avLst/>
+                        </a:prstGeom>
+                      </wps:spPr>
+                      <wps:style>
+                        <a:lnRef idx="1">
+                          <a:schemeClr val="dk1"/>
+                        </a:lnRef>
+                        <a:fillRef idx="0">
+                          <a:schemeClr val="dk1"/>
+                        </a:fillRef>
+                        <a:effectRef idx="0">
+                          <a:schemeClr val="dk1"/>
+                        </a:effectRef>
+                        <a:fontRef idx="minor">
+                          <a:schemeClr val="tx1"/>
+                        </a:fontRef>
+                      </wps:style>
+                      <wps:bodyPr/>
+                    </wps:wsp>
+                  </a:graphicData>
+                </a:graphic>
+              </wp:anchor>
+            </w:drawing>
+          </mc:Choice>
+          <mc:Fallback>
+            <w:pict>
+              <v:line id="Straight Connector 22" o:spid="_x0000_s1026" o:spt="20" style="position:absolute;left:0pt;flip:y;margin-left:349.1pt;margin-top:6.7pt;height:0.85pt;width:181.75pt;z-index:251722752;mso-width-relative:page;mso-height-relative:page;" filled="f" stroked="t" coordsize="21600,21600" o:gfxdata="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">
+                <v:fill on="f" focussize="0,0"/>
+                <v:stroke color="#000000 [3200]" joinstyle="round"/>
+                <v:imagedata o:title=""/>
+                <o:lock v:ext="edit" aspectratio="f"/>
+              </v:line>
+            </w:pict>
+          </mc:Fallback>
+        </mc:AlternateContent>
+      </w:r>
       <w:r>
         <w:rPr>
           <w:rFonts w:ascii="Arial" w:hAnsi="Arial" w:cs="Arial"/>
@@ -7975,75 +8262,6 @@
       <w:r>
         <w:rPr>
           <w:rFonts w:ascii="Arial" w:hAnsi="Arial" w:cs="Arial"/>
-          <w:sz w:val="24"/>
-          <w:szCs w:val="24"/>
-          <w:lang w:val="en-US" w:eastAsia="en-US"/>
-        </w:rPr>
-        <mc:AlternateContent>
-          <mc:Choice Requires="wps">
-            <w:drawing>
-              <wp:anchor distT="0" distB="0" distL="114300" distR="114300" simplePos="0" relativeHeight="251722752" behindDoc="0" locked="0" layoutInCell="1" allowOverlap="1">
-                <wp:simplePos x="0" y="0"/>
-                <wp:positionH relativeFrom="column">
-                  <wp:posOffset>3418840</wp:posOffset>
-                </wp:positionH>
-                <wp:positionV relativeFrom="paragraph">
-                  <wp:posOffset>78740</wp:posOffset>
-                </wp:positionV>
-                <wp:extent cx="2308225" cy="10795"/>
-                <wp:effectExtent l="0" t="4445" r="15875" b="13335"/>
-                <wp:wrapNone/>
-                <wp:docPr id="62" name="Straight Connector 22"/>
-                <wp:cNvGraphicFramePr/>
-                <a:graphic xmlns:a="http://schemas.openxmlformats.org/drawingml/2006/main">
-                  <a:graphicData uri="http://schemas.microsoft.com/office/word/2010/wordprocessingShape">
-                    <wps:wsp>
-                      <wps:cNvCnPr/>
-                      <wps:spPr>
-                        <a:xfrm flipV="1">
-                          <a:off x="0" y="0"/>
-                          <a:ext cx="2308225" cy="10795"/>
-                        </a:xfrm>
-                        <a:prstGeom prst="line">
-                          <a:avLst/>
-                        </a:prstGeom>
-                      </wps:spPr>
-                      <wps:style>
-                        <a:lnRef idx="1">
-                          <a:schemeClr val="dk1"/>
-                        </a:lnRef>
-                        <a:fillRef idx="0">
-                          <a:schemeClr val="dk1"/>
-                        </a:fillRef>
-                        <a:effectRef idx="0">
-                          <a:schemeClr val="dk1"/>
-                        </a:effectRef>
-                        <a:fontRef idx="minor">
-                          <a:schemeClr val="tx1"/>
-                        </a:fontRef>
-                      </wps:style>
-                      <wps:bodyPr/>
-                    </wps:wsp>
-                  </a:graphicData>
-                </a:graphic>
-              </wp:anchor>
-            </w:drawing>
-          </mc:Choice>
-          <mc:Fallback>
-            <w:pict>
-              <v:line id="Straight Connector 22" o:spid="_x0000_s1026" o:spt="20" style="position:absolute;left:0pt;flip:y;margin-left:269.2pt;margin-top:6.2pt;height:0.85pt;width:181.75pt;z-index:251722752;mso-width-relative:page;mso-height-relative:page;" filled="f" stroked="t" coordsize="21600,21600" o:gfxdata="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">
-                <v:fill on="f" focussize="0,0"/>
-                <v:stroke color="#000000 [3200]" joinstyle="round"/>
-                <v:imagedata o:title=""/>
-                <o:lock v:ext="edit" aspectratio="f"/>
-              </v:line>
-            </w:pict>
-          </mc:Fallback>
-        </mc:AlternateContent>
-      </w:r>
-      <w:r>
-        <w:rPr>
-          <w:rFonts w:ascii="Arial" w:hAnsi="Arial" w:cs="Arial"/>
           <w:sz w:val="20"/>
           <w:szCs w:val="20"/>
         </w:rPr>
@@ -8511,7 +8729,8 @@
       </w:r>
       <w:r>
         <w:rPr>
-          <w:rFonts w:ascii="Arial Narrow" w:hAnsi="Arial Narrow" w:cs="Arial"/>
+          <w:rFonts w:hint="default" w:ascii="Arial Narrow" w:hAnsi="Arial Narrow" w:cs="Arial"/>
+          <w:lang w:val="en-US"/>
         </w:rPr>
         <w:tab/>
       </w:r>
@@ -8550,10 +8769,10 @@
               <wp:anchor distT="0" distB="0" distL="114300" distR="114300" simplePos="0" relativeHeight="251717632" behindDoc="0" locked="0" layoutInCell="1" allowOverlap="1">
                 <wp:simplePos x="0" y="0"/>
                 <wp:positionH relativeFrom="column">
-                  <wp:posOffset>3467735</wp:posOffset>
+                  <wp:posOffset>4284345</wp:posOffset>
                 </wp:positionH>
                 <wp:positionV relativeFrom="paragraph">
-                  <wp:posOffset>78105</wp:posOffset>
+                  <wp:posOffset>64770</wp:posOffset>
                 </wp:positionV>
                 <wp:extent cx="2513965" cy="342900"/>
                 <wp:effectExtent l="0" t="0" r="0" b="0"/>
@@ -8630,7 +8849,7 @@
           </mc:Choice>
           <mc:Fallback>
             <w:pict>
-              <v:shape id="_x0000_s1026" o:spid="_x0000_s1026" o:spt="202" type="#_x0000_t202" style="position:absolute;left:0pt;margin-left:273.05pt;margin-top:6.15pt;height:27pt;width:197.95pt;z-index:251717632;mso-width-relative:page;mso-height-relative:page;" filled="f" stroked="f" coordsize="21600,21600" o:gfxdata="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">
+              <v:shape id="_x0000_s1026" o:spid="_x0000_s1026" o:spt="202" type="#_x0000_t202" style="position:absolute;left:0pt;margin-left:337.35pt;margin-top:5.1pt;height:27pt;width:197.95pt;z-index:251717632;mso-width-relative:page;mso-height-relative:page;" filled="f" stroked="f" coordsize="21600,21600" o:gfxdata="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">
                 <v:fill on="f" focussize="0,0"/>
                 <v:stroke on="f" weight="0.5pt"/>
                 <v:imagedata o:title=""/>
@@ -8671,20 +8890,9 @@
     <w:p>
       <w:pPr>
         <w:spacing w:after="0" w:line="240" w:lineRule="auto"/>
-        <w:ind w:firstLine="720" w:firstLineChars="0"/>
+        <w:ind w:left="720" w:leftChars="0" w:firstLine="720" w:firstLineChars="0"/>
         <w:rPr>
           <w:rFonts w:ascii="Arial Narrow" w:hAnsi="Arial Narrow" w:cs="Arial"/>
-        </w:rPr>
-      </w:pPr>
-    </w:p>
-    <w:p>
-      <w:pPr>
-        <w:spacing w:after="0" w:line="240" w:lineRule="auto"/>
-        <w:ind w:firstLine="720" w:firstLineChars="0"/>
-        <w:rPr>
-          <w:rFonts w:ascii="Arial" w:hAnsi="Arial" w:cs="Arial"/>
-          <w:sz w:val="20"/>
-          <w:szCs w:val="20"/>
         </w:rPr>
       </w:pPr>
       <w:r>
@@ -8698,10 +8906,10 @@
               <wp:anchor distT="0" distB="0" distL="114300" distR="114300" simplePos="0" relativeHeight="251716608" behindDoc="0" locked="0" layoutInCell="1" allowOverlap="1">
                 <wp:simplePos x="0" y="0"/>
                 <wp:positionH relativeFrom="column">
-                  <wp:posOffset>3488690</wp:posOffset>
+                  <wp:posOffset>4330700</wp:posOffset>
                 </wp:positionH>
                 <wp:positionV relativeFrom="paragraph">
-                  <wp:posOffset>1905</wp:posOffset>
+                  <wp:posOffset>150495</wp:posOffset>
                 </wp:positionV>
                 <wp:extent cx="2461260" cy="635"/>
                 <wp:effectExtent l="0" t="0" r="0" b="0"/>
@@ -8744,7 +8952,7 @@
           </mc:Choice>
           <mc:Fallback>
             <w:pict>
-              <v:line id="_x0000_s1026" o:spid="_x0000_s1026" o:spt="20" style="position:absolute;left:0pt;margin-left:274.7pt;margin-top:0.15pt;height:0.05pt;width:193.8pt;z-index:251716608;mso-width-relative:page;mso-height-relative:page;" filled="f" stroked="t" coordsize="21600,21600" o:gfxdata="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">
+              <v:line id="_x0000_s1026" o:spid="_x0000_s1026" o:spt="20" style="position:absolute;left:0pt;margin-left:341pt;margin-top:11.85pt;height:0.05pt;width:193.8pt;z-index:251716608;mso-width-relative:page;mso-height-relative:page;" filled="f" stroked="t" coordsize="21600,21600" o:gfxdata="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">
                 <v:fill on="f" focussize="0,0"/>
                 <v:stroke color="#000000 [3200]" joinstyle="round"/>
                 <v:imagedata o:title=""/>
@@ -8754,15 +8962,32 @@
           </mc:Fallback>
         </mc:AlternateContent>
       </w:r>
+    </w:p>
+    <w:p>
+      <w:pPr>
+        <w:spacing w:after="0" w:line="240" w:lineRule="auto"/>
+        <w:ind w:left="720" w:leftChars="0" w:firstLine="720" w:firstLineChars="0"/>
+        <w:rPr>
+          <w:rFonts w:ascii="Arial" w:hAnsi="Arial" w:cs="Arial"/>
+          <w:b/>
+          <w:bCs/>
+          <w:sz w:val="20"/>
+          <w:szCs w:val="20"/>
+        </w:rPr>
+      </w:pPr>
       <w:r>
         <w:rPr>
           <w:rFonts w:ascii="Arial Narrow" w:hAnsi="Arial Narrow" w:cs="Arial"/>
-        </w:rPr>
-        <w:t xml:space="preserve">                                                                                                                    </w:t>
-      </w:r>
-      <w:r>
-        <w:rPr>
-          <w:rFonts w:ascii="Arial" w:hAnsi="Arial" w:cs="Arial"/>
+          <w:b/>
+          <w:bCs/>
+        </w:rPr>
+        <w:t xml:space="preserve">                                                                                                                   </w:t>
+      </w:r>
+      <w:r>
+        <w:rPr>
+          <w:rFonts w:ascii="Arial" w:hAnsi="Arial" w:cs="Arial"/>
+          <w:b/>
+          <w:bCs/>
           <w:sz w:val="20"/>
           <w:szCs w:val="20"/>
         </w:rPr>

--- a/backend/templates/FSED-34F-Hot-Works.docx
+++ b/backend/templates/FSED-34F-Hot-Works.docx
@@ -335,8 +335,6 @@
         </w:rPr>
         <w:t>(Telephone No./Email Address)</w:t>
       </w:r>
-      <w:bookmarkStart w:id="0" w:name="_GoBack"/>
-      <w:bookmarkEnd w:id="0"/>
     </w:p>
     <w:p>
       <w:pPr>
@@ -454,7 +452,7 @@
           </mc:Choice>
           <mc:Fallback>
             <w:pict>
-              <v:shape id="_x0000_s1026" o:spid="_x0000_s1026" o:spt="202" type="#_x0000_t202" style="position:absolute;left:0pt;margin-left:160.35pt;margin-top:6.2pt;height:27pt;width:155.65pt;z-index:251712512;mso-width-relative:page;mso-height-relative:page;" filled="f" stroked="f" coordsize="21600,21600" o:gfxdata="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">
+              <v:shape id="_x0000_s1026" o:spid="_x0000_s1026" o:spt="202" type="#_x0000_t202" style="position:absolute;left:0pt;margin-left:160.35pt;margin-top:6.2pt;height:27pt;width:155.65pt;z-index:251712512;mso-width-relative:page;mso-height-relative:page;" filled="f" stroked="f" coordsize="21600,21600" o:gfxdata="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">
                 <v:fill on="f" focussize="0,0"/>
                 <v:stroke on="f" weight="0.5pt"/>
                 <v:imagedata o:title=""/>
@@ -7857,7 +7855,28 @@
                                 <w:sz w:val="20"/>
                                 <w:szCs w:val="20"/>
                               </w:rPr>
-                              <w:t>CHIEF_POSITION</w:t>
+                              <w:t>CHIEF</w:t>
+                            </w:r>
+                            <w:r>
+                              <w:rPr>
+                                <w:rFonts w:hint="default" w:ascii="Arial" w:hAnsi="Arial" w:eastAsia="SimSun" w:cs="Arial"/>
+                                <w:b/>
+                                <w:bCs/>
+                                <w:sz w:val="20"/>
+                                <w:szCs w:val="20"/>
+                                <w:lang w:val="en-US"/>
+                              </w:rPr>
+                              <w:t xml:space="preserve"> </w:t>
+                            </w:r>
+                            <w:r>
+                              <w:rPr>
+                                <w:rFonts w:hint="default" w:ascii="Arial" w:hAnsi="Arial" w:eastAsia="SimSun" w:cs="Arial"/>
+                                <w:b/>
+                                <w:bCs/>
+                                <w:sz w:val="20"/>
+                                <w:szCs w:val="20"/>
+                              </w:rPr>
+                              <w:t>POSITION</w:t>
                             </w:r>
                           </w:p>
                           <w:p>
@@ -7884,7 +7903,7 @@
           </mc:Choice>
           <mc:Fallback>
             <w:pict>
-              <v:shape id="_x0000_s1026" o:spid="_x0000_s1026" o:spt="202" type="#_x0000_t202" style="position:absolute;left:0pt;margin-left:324.45pt;margin-top:2.85pt;height:38.3pt;width:241.1pt;z-index:-251597824;mso-width-relative:page;mso-height-relative:page;" filled="f" stroked="f" coordsize="21600,21600" o:gfxdata="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">
+              <v:shape id="_x0000_s1026" o:spid="_x0000_s1026" o:spt="202" type="#_x0000_t202" style="position:absolute;left:0pt;margin-left:324.45pt;margin-top:2.85pt;height:38.3pt;width:241.1pt;z-index:-251597824;mso-width-relative:page;mso-height-relative:page;" filled="f" stroked="f" coordsize="21600,21600" o:gfxdata="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">
                 <v:fill on="f" focussize="0,0"/>
                 <v:stroke on="f" weight="0.5pt"/>
                 <v:imagedata o:title=""/>
@@ -7937,7 +7956,28 @@
                           <w:sz w:val="20"/>
                           <w:szCs w:val="20"/>
                         </w:rPr>
-                        <w:t>CHIEF_POSITION</w:t>
+                        <w:t>CHIEF</w:t>
+                      </w:r>
+                      <w:r>
+                        <w:rPr>
+                          <w:rFonts w:hint="default" w:ascii="Arial" w:hAnsi="Arial" w:eastAsia="SimSun" w:cs="Arial"/>
+                          <w:b/>
+                          <w:bCs/>
+                          <w:sz w:val="20"/>
+                          <w:szCs w:val="20"/>
+                          <w:lang w:val="en-US"/>
+                        </w:rPr>
+                        <w:t xml:space="preserve"> </w:t>
+                      </w:r>
+                      <w:r>
+                        <w:rPr>
+                          <w:rFonts w:hint="default" w:ascii="Arial" w:hAnsi="Arial" w:eastAsia="SimSun" w:cs="Arial"/>
+                          <w:b/>
+                          <w:bCs/>
+                          <w:sz w:val="20"/>
+                          <w:szCs w:val="20"/>
+                        </w:rPr>
+                        <w:t>POSITION</w:t>
                       </w:r>
                     </w:p>
                     <w:p>
@@ -8180,7 +8220,7 @@
           </mc:Choice>
           <mc:Fallback>
             <w:pict>
-              <v:line id="Straight Connector 22" o:spid="_x0000_s1026" o:spt="20" style="position:absolute;left:0pt;flip:y;margin-left:349.1pt;margin-top:6.7pt;height:0.85pt;width:181.75pt;z-index:251722752;mso-width-relative:page;mso-height-relative:page;" filled="f" stroked="t" coordsize="21600,21600" o:gfxdata="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">
+              <v:line id="Straight Connector 22" o:spid="_x0000_s1026" o:spt="20" style="position:absolute;left:0pt;flip:y;margin-left:349.1pt;margin-top:6.7pt;height:0.85pt;width:181.75pt;z-index:251722752;mso-width-relative:page;mso-height-relative:page;" filled="f" stroked="t" coordsize="21600,21600" o:gfxdata="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">
                 <v:fill on="f" focussize="0,0"/>
                 <v:stroke color="#000000 [3200]" joinstyle="round"/>
                 <v:imagedata o:title=""/>
@@ -8849,7 +8889,7 @@
           </mc:Choice>
           <mc:Fallback>
             <w:pict>
-              <v:shape id="_x0000_s1026" o:spid="_x0000_s1026" o:spt="202" type="#_x0000_t202" style="position:absolute;left:0pt;margin-left:337.35pt;margin-top:5.1pt;height:27pt;width:197.95pt;z-index:251717632;mso-width-relative:page;mso-height-relative:page;" filled="f" stroked="f" coordsize="21600,21600" o:gfxdata="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">
+              <v:shape id="_x0000_s1026" o:spid="_x0000_s1026" o:spt="202" type="#_x0000_t202" style="position:absolute;left:0pt;margin-left:337.35pt;margin-top:5.1pt;height:27pt;width:197.95pt;z-index:251717632;mso-width-relative:page;mso-height-relative:page;" filled="f" stroked="f" coordsize="21600,21600" o:gfxdata="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">
                 <v:fill on="f" focussize="0,0"/>
                 <v:stroke on="f" weight="0.5pt"/>
                 <v:imagedata o:title=""/>
@@ -8952,7 +8992,7 @@
           </mc:Choice>
           <mc:Fallback>
             <w:pict>
-              <v:line id="_x0000_s1026" o:spid="_x0000_s1026" o:spt="20" style="position:absolute;left:0pt;margin-left:341pt;margin-top:11.85pt;height:0.05pt;width:193.8pt;z-index:251716608;mso-width-relative:page;mso-height-relative:page;" filled="f" stroked="t" coordsize="21600,21600" o:gfxdata="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">
+              <v:line id="_x0000_s1026" o:spid="_x0000_s1026" o:spt="20" style="position:absolute;left:0pt;margin-left:341pt;margin-top:11.85pt;height:0.05pt;width:193.8pt;z-index:251716608;mso-width-relative:page;mso-height-relative:page;" filled="f" stroked="t" coordsize="21600,21600" o:gfxdata="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">
                 <v:fill on="f" focussize="0,0"/>
                 <v:stroke color="#000000 [3200]" joinstyle="round"/>
                 <v:imagedata o:title=""/>
@@ -9001,6 +9041,8 @@
           <w:rFonts w:ascii="Arial Narrow" w:hAnsi="Arial Narrow" w:cs="Arial"/>
         </w:rPr>
       </w:pPr>
+      <w:bookmarkStart w:id="0" w:name="_GoBack"/>
+      <w:bookmarkEnd w:id="0"/>
     </w:p>
     <w:p>
       <w:pPr>

--- a/backend/templates/FSED-34F-Hot-Works.docx
+++ b/backend/templates/FSED-34F-Hot-Works.docx
@@ -7377,7 +7377,7 @@
         <mc:AlternateContent>
           <mc:Choice Requires="wps">
             <w:drawing>
-              <wp:anchor distT="0" distB="0" distL="114300" distR="114300" simplePos="0" relativeHeight="251723776" behindDoc="0" locked="0" layoutInCell="1" allowOverlap="1">
+              <wp:anchor distT="0" distB="0" distL="114300" distR="114300" simplePos="0" relativeHeight="251719680" behindDoc="0" locked="0" layoutInCell="1" allowOverlap="1">
                 <wp:simplePos x="0" y="0"/>
                 <wp:positionH relativeFrom="column">
                   <wp:posOffset>2185035</wp:posOffset>
@@ -7460,7 +7460,7 @@
           </mc:Choice>
           <mc:Fallback>
             <w:pict>
-              <v:shape id="_x0000_s1026" o:spid="_x0000_s1026" o:spt="202" type="#_x0000_t202" style="position:absolute;left:0pt;margin-left:172.05pt;margin-top:0.8pt;height:27pt;width:197.95pt;z-index:251723776;mso-width-relative:page;mso-height-relative:page;" filled="f" stroked="f" coordsize="21600,21600" o:gfxdata="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">
+              <v:shape id="_x0000_s1026" o:spid="_x0000_s1026" o:spt="202" type="#_x0000_t202" style="position:absolute;left:0pt;margin-left:172.05pt;margin-top:0.8pt;height:27pt;width:197.95pt;z-index:251719680;mso-width-relative:page;mso-height-relative:page;" filled="f" stroked="f" coordsize="21600,21600" o:gfxdata="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">
                 <v:fill on="f" focussize="0,0"/>
                 <v:stroke on="f" weight="0.5pt"/>
                 <v:imagedata o:title=""/>
@@ -7518,7 +7518,7 @@
         <mc:AlternateContent>
           <mc:Choice Requires="wps">
             <w:drawing>
-              <wp:anchor distT="0" distB="0" distL="114300" distR="114300" simplePos="0" relativeHeight="251724800" behindDoc="0" locked="0" layoutInCell="1" allowOverlap="1">
+              <wp:anchor distT="0" distB="0" distL="114300" distR="114300" simplePos="0" relativeHeight="251720704" behindDoc="0" locked="0" layoutInCell="1" allowOverlap="1">
                 <wp:simplePos x="0" y="0"/>
                 <wp:positionH relativeFrom="column">
                   <wp:posOffset>2702560</wp:posOffset>
@@ -7567,7 +7567,7 @@
           </mc:Choice>
           <mc:Fallback>
             <w:pict>
-              <v:line id="Straight Connector 22" o:spid="_x0000_s1026" o:spt="20" style="position:absolute;left:0pt;flip:y;margin-left:212.8pt;margin-top:10.7pt;height:0.05pt;width:118.85pt;z-index:251724800;mso-width-relative:page;mso-height-relative:page;" filled="f" stroked="t" coordsize="21600,21600" o:gfxdata="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">
+              <v:line id="Straight Connector 22" o:spid="_x0000_s1026" o:spt="20" style="position:absolute;left:0pt;flip:y;margin-left:212.8pt;margin-top:10.7pt;height:0.05pt;width:118.85pt;z-index:251720704;mso-width-relative:page;mso-height-relative:page;" filled="f" stroked="t" coordsize="21600,21600" o:gfxdata="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">
                 <v:fill on="f" focussize="0,0"/>
                 <v:stroke color="#000000 [3200]" joinstyle="round"/>
                 <v:imagedata o:title=""/>
@@ -7638,7 +7638,7 @@
     <w:p>
       <w:pPr>
         <w:spacing w:after="0" w:line="240" w:lineRule="auto"/>
-        <w:ind w:firstLine="720" w:firstLineChars="0"/>
+        <w:ind w:left="720" w:leftChars="0" w:firstLine="720" w:firstLineChars="0"/>
         <w:jc w:val="both"/>
         <w:rPr>
           <w:rFonts w:ascii="Arial Narrow" w:hAnsi="Arial Narrow" w:cs="Arial"/>
@@ -7658,88 +7658,6 @@
           <w:szCs w:val="20"/>
         </w:rPr>
       </w:pPr>
-      <w:r>
-        <w:rPr>
-          <w:rFonts w:ascii="Arial" w:hAnsi="Arial" w:cs="Arial"/>
-          <w:b/>
-          <w:sz w:val="20"/>
-          <w:szCs w:val="20"/>
-        </w:rPr>
-        <w:t>Fire Code Fees:</w:t>
-      </w:r>
-      <w:r>
-        <w:rPr>
-          <w:rFonts w:ascii="Arial" w:hAnsi="Arial" w:cs="Arial"/>
-          <w:b/>
-          <w:sz w:val="20"/>
-          <w:szCs w:val="20"/>
-        </w:rPr>
-        <w:tab/>
-      </w:r>
-      <w:r>
-        <w:rPr>
-          <w:rFonts w:ascii="Arial" w:hAnsi="Arial" w:cs="Arial"/>
-          <w:b/>
-          <w:sz w:val="20"/>
-          <w:szCs w:val="20"/>
-        </w:rPr>
-        <w:tab/>
-      </w:r>
-      <w:r>
-        <w:rPr>
-          <w:rFonts w:ascii="Arial" w:hAnsi="Arial" w:cs="Arial"/>
-          <w:b/>
-          <w:sz w:val="20"/>
-          <w:szCs w:val="20"/>
-        </w:rPr>
-        <w:tab/>
-      </w:r>
-      <w:r>
-        <w:rPr>
-          <w:rFonts w:ascii="Arial" w:hAnsi="Arial" w:cs="Arial"/>
-          <w:b/>
-          <w:sz w:val="20"/>
-          <w:szCs w:val="20"/>
-        </w:rPr>
-        <w:tab/>
-      </w:r>
-      <w:r>
-        <w:rPr>
-          <w:rFonts w:ascii="Arial" w:hAnsi="Arial" w:cs="Arial"/>
-          <w:b/>
-          <w:sz w:val="20"/>
-          <w:szCs w:val="20"/>
-        </w:rPr>
-        <w:tab/>
-      </w:r>
-      <w:r>
-        <w:rPr>
-          <w:rFonts w:ascii="Arial" w:hAnsi="Arial" w:cs="Arial"/>
-          <w:b/>
-          <w:sz w:val="20"/>
-          <w:szCs w:val="20"/>
-        </w:rPr>
-        <w:t xml:space="preserve">     </w:t>
-      </w:r>
-      <w:r>
-        <w:rPr>
-          <w:rFonts w:hint="default" w:ascii="Arial" w:hAnsi="Arial" w:cs="Arial"/>
-          <w:b/>
-          <w:sz w:val="20"/>
-          <w:szCs w:val="20"/>
-          <w:lang w:val="en-US"/>
-        </w:rPr>
-        <w:tab/>
-      </w:r>
-      <w:r>
-        <w:rPr>
-          <w:rFonts w:ascii="Arial" w:hAnsi="Arial" w:cs="Arial"/>
-          <w:b/>
-          <w:sz w:val="20"/>
-          <w:szCs w:val="20"/>
-        </w:rPr>
-        <w:t>RECOMMEND APPROVAL:</w:t>
-      </w:r>
     </w:p>
     <w:p>
       <w:pPr>
@@ -7752,6 +7670,105 @@
           <w:szCs w:val="20"/>
         </w:rPr>
       </w:pPr>
+    </w:p>
+    <w:p>
+      <w:pPr>
+        <w:spacing w:after="0" w:line="240" w:lineRule="auto"/>
+        <w:ind w:firstLine="720" w:firstLineChars="0"/>
+        <w:rPr>
+          <w:rFonts w:ascii="Arial" w:hAnsi="Arial" w:cs="Arial"/>
+          <w:b/>
+          <w:sz w:val="20"/>
+          <w:szCs w:val="20"/>
+        </w:rPr>
+      </w:pPr>
+    </w:p>
+    <w:p>
+      <w:pPr>
+        <w:spacing w:after="0" w:line="240" w:lineRule="auto"/>
+        <w:ind w:firstLine="720" w:firstLineChars="0"/>
+        <w:rPr>
+          <w:rFonts w:ascii="Arial" w:hAnsi="Arial" w:cs="Arial"/>
+          <w:b/>
+          <w:sz w:val="20"/>
+          <w:szCs w:val="20"/>
+        </w:rPr>
+      </w:pPr>
+      <w:r>
+        <w:rPr>
+          <w:rFonts w:ascii="Arial" w:hAnsi="Arial" w:cs="Arial"/>
+          <w:b/>
+          <w:sz w:val="20"/>
+          <w:szCs w:val="20"/>
+        </w:rPr>
+        <w:t>Fire Code Fees:</w:t>
+      </w:r>
+      <w:r>
+        <w:rPr>
+          <w:rFonts w:ascii="Arial" w:hAnsi="Arial" w:cs="Arial"/>
+          <w:b/>
+          <w:sz w:val="20"/>
+          <w:szCs w:val="20"/>
+        </w:rPr>
+        <w:tab/>
+      </w:r>
+      <w:r>
+        <w:rPr>
+          <w:rFonts w:ascii="Arial" w:hAnsi="Arial" w:cs="Arial"/>
+          <w:b/>
+          <w:sz w:val="20"/>
+          <w:szCs w:val="20"/>
+        </w:rPr>
+        <w:tab/>
+      </w:r>
+      <w:r>
+        <w:rPr>
+          <w:rFonts w:ascii="Arial" w:hAnsi="Arial" w:cs="Arial"/>
+          <w:b/>
+          <w:sz w:val="20"/>
+          <w:szCs w:val="20"/>
+        </w:rPr>
+        <w:tab/>
+      </w:r>
+      <w:r>
+        <w:rPr>
+          <w:rFonts w:ascii="Arial" w:hAnsi="Arial" w:cs="Arial"/>
+          <w:b/>
+          <w:sz w:val="20"/>
+          <w:szCs w:val="20"/>
+        </w:rPr>
+        <w:tab/>
+      </w:r>
+      <w:r>
+        <w:rPr>
+          <w:rFonts w:ascii="Arial" w:hAnsi="Arial" w:cs="Arial"/>
+          <w:b/>
+          <w:sz w:val="20"/>
+          <w:szCs w:val="20"/>
+        </w:rPr>
+        <w:tab/>
+      </w:r>
+      <w:r>
+        <w:rPr>
+          <w:rFonts w:ascii="Arial" w:hAnsi="Arial" w:cs="Arial"/>
+          <w:b/>
+          <w:sz w:val="20"/>
+          <w:szCs w:val="20"/>
+        </w:rPr>
+        <w:t xml:space="preserve">     RECOMMEND APPROVAL:</w:t>
+      </w:r>
+    </w:p>
+    <w:p>
+      <w:pPr>
+        <w:spacing w:after="0" w:line="240" w:lineRule="auto"/>
+        <w:ind w:firstLine="720" w:firstLineChars="0"/>
+        <w:rPr>
+          <w:rFonts w:ascii="Arial" w:hAnsi="Arial" w:cs="Arial"/>
+          <w:b/>
+          <w:sz w:val="20"/>
+          <w:szCs w:val="20"/>
+        </w:rPr>
+      </w:pPr>
       <w:r>
         <w:rPr>
           <w:rFonts w:ascii="Arial" w:hAnsi="Arial" w:cs="Arial"/>
@@ -7762,18 +7779,18 @@
         <mc:AlternateContent>
           <mc:Choice Requires="wps">
             <w:drawing>
-              <wp:anchor distT="0" distB="0" distL="114300" distR="114300" simplePos="0" relativeHeight="251718656" behindDoc="1" locked="0" layoutInCell="1" allowOverlap="1">
+              <wp:anchor distT="0" distB="0" distL="114300" distR="114300" simplePos="0" relativeHeight="251721728" behindDoc="1" locked="0" layoutInCell="1" allowOverlap="1">
                 <wp:simplePos x="0" y="0"/>
                 <wp:positionH relativeFrom="column">
-                  <wp:posOffset>4120515</wp:posOffset>
+                  <wp:posOffset>3057525</wp:posOffset>
                 </wp:positionH>
                 <wp:positionV relativeFrom="paragraph">
-                  <wp:posOffset>36195</wp:posOffset>
+                  <wp:posOffset>46990</wp:posOffset>
                 </wp:positionV>
                 <wp:extent cx="3061970" cy="486410"/>
                 <wp:effectExtent l="0" t="0" r="0" b="0"/>
                 <wp:wrapNone/>
-                <wp:docPr id="61" name="Text Box 61"/>
+                <wp:docPr id="65" name="Text Box 65"/>
                 <wp:cNvGraphicFramePr/>
                 <a:graphic xmlns:a="http://schemas.openxmlformats.org/drawingml/2006/main">
                   <a:graphicData uri="http://schemas.microsoft.com/office/word/2010/wordprocessingShape">
@@ -7903,7 +7920,7 @@
           </mc:Choice>
           <mc:Fallback>
             <w:pict>
-              <v:shape id="_x0000_s1026" o:spid="_x0000_s1026" o:spt="202" type="#_x0000_t202" style="position:absolute;left:0pt;margin-left:324.45pt;margin-top:2.85pt;height:38.3pt;width:241.1pt;z-index:-251597824;mso-width-relative:page;mso-height-relative:page;" filled="f" stroked="f" coordsize="21600,21600" o:gfxdata="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">
+              <v:shape id="_x0000_s1026" o:spid="_x0000_s1026" o:spt="202" type="#_x0000_t202" style="position:absolute;left:0pt;margin-left:240.75pt;margin-top:3.7pt;height:38.3pt;width:241.1pt;z-index:-251594752;mso-width-relative:page;mso-height-relative:page;" filled="f" stroked="f" coordsize="21600,21600" o:gfxdata="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">
                 <v:fill on="f" focussize="0,0"/>
                 <v:stroke on="f" weight="0.5pt"/>
                 <v:imagedata o:title=""/>
@@ -8008,16 +8025,16 @@
         <mc:AlternateContent>
           <mc:Choice Requires="wps">
             <w:drawing>
-              <wp:anchor distT="0" distB="0" distL="114300" distR="114300" simplePos="0" relativeHeight="251719680" behindDoc="0" locked="0" layoutInCell="1" allowOverlap="1">
+              <wp:anchor distT="0" distB="0" distL="114300" distR="114300" simplePos="0" relativeHeight="251722752" behindDoc="0" locked="0" layoutInCell="1" allowOverlap="1">
                 <wp:simplePos x="0" y="0"/>
                 <wp:positionH relativeFrom="column">
-                  <wp:posOffset>1210945</wp:posOffset>
+                  <wp:posOffset>781050</wp:posOffset>
                 </wp:positionH>
                 <wp:positionV relativeFrom="paragraph">
                   <wp:posOffset>147955</wp:posOffset>
                 </wp:positionV>
-                <wp:extent cx="1314450" cy="0"/>
-                <wp:effectExtent l="0" t="4445" r="0" b="5080"/>
+                <wp:extent cx="844550" cy="1905"/>
+                <wp:effectExtent l="0" t="0" r="0" b="0"/>
                 <wp:wrapNone/>
                 <wp:docPr id="1694765211" name="Straight Connector 22"/>
                 <wp:cNvGraphicFramePr/>
@@ -8028,7 +8045,7 @@
                       <wps:spPr>
                         <a:xfrm>
                           <a:off x="0" y="0"/>
-                          <a:ext cx="1314450" cy="0"/>
+                          <a:ext cx="844550" cy="1905"/>
                         </a:xfrm>
                         <a:prstGeom prst="line">
                           <a:avLst/>
@@ -8057,7 +8074,7 @@
           </mc:Choice>
           <mc:Fallback>
             <w:pict>
-              <v:line id="Straight Connector 22" o:spid="_x0000_s1026" o:spt="20" style="position:absolute;left:0pt;margin-left:95.35pt;margin-top:11.65pt;height:0pt;width:103.5pt;z-index:251719680;mso-width-relative:page;mso-height-relative:page;" filled="f" stroked="t" coordsize="21600,21600" o:gfxdata="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">
+              <v:line id="Straight Connector 22" o:spid="_x0000_s1026" o:spt="20" style="position:absolute;left:0pt;margin-left:61.5pt;margin-top:11.65pt;height:0.15pt;width:66.5pt;z-index:251722752;mso-width-relative:page;mso-height-relative:page;" filled="f" stroked="t" coordsize="21600,21600" o:gfxdata="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">
                 <v:fill on="f" focussize="0,0"/>
                 <v:stroke color="#000000 [3200]" joinstyle="round"/>
                 <v:imagedata o:title=""/>
@@ -8140,14 +8157,6 @@
           <w:sz w:val="20"/>
           <w:szCs w:val="20"/>
         </w:rPr>
-        <w:tab/>
-      </w:r>
-      <w:r>
-        <w:rPr>
-          <w:rFonts w:ascii="Arial" w:hAnsi="Arial" w:cs="Arial"/>
-          <w:sz w:val="20"/>
-          <w:szCs w:val="20"/>
-        </w:rPr>
         <w:t xml:space="preserve"> </w:t>
       </w:r>
     </w:p>
@@ -8171,18 +8180,18 @@
         <mc:AlternateContent>
           <mc:Choice Requires="wps">
             <w:drawing>
-              <wp:anchor distT="0" distB="0" distL="114300" distR="114300" simplePos="0" relativeHeight="251722752" behindDoc="0" locked="0" layoutInCell="1" allowOverlap="1">
+              <wp:anchor distT="0" distB="0" distL="114300" distR="114300" simplePos="0" relativeHeight="251724800" behindDoc="0" locked="0" layoutInCell="1" allowOverlap="1">
                 <wp:simplePos x="0" y="0"/>
                 <wp:positionH relativeFrom="column">
-                  <wp:posOffset>4433570</wp:posOffset>
+                  <wp:posOffset>3418840</wp:posOffset>
                 </wp:positionH>
                 <wp:positionV relativeFrom="paragraph">
-                  <wp:posOffset>85090</wp:posOffset>
+                  <wp:posOffset>78740</wp:posOffset>
                 </wp:positionV>
                 <wp:extent cx="2308225" cy="10795"/>
                 <wp:effectExtent l="0" t="4445" r="15875" b="13335"/>
                 <wp:wrapNone/>
-                <wp:docPr id="62" name="Straight Connector 22"/>
+                <wp:docPr id="66" name="Straight Connector 22"/>
                 <wp:cNvGraphicFramePr/>
                 <a:graphic xmlns:a="http://schemas.openxmlformats.org/drawingml/2006/main">
                   <a:graphicData uri="http://schemas.microsoft.com/office/word/2010/wordprocessingShape">
@@ -8220,7 +8229,7 @@
           </mc:Choice>
           <mc:Fallback>
             <w:pict>
-              <v:line id="Straight Connector 22" o:spid="_x0000_s1026" o:spt="20" style="position:absolute;left:0pt;flip:y;margin-left:349.1pt;margin-top:6.7pt;height:0.85pt;width:181.75pt;z-index:251722752;mso-width-relative:page;mso-height-relative:page;" filled="f" stroked="t" coordsize="21600,21600" o:gfxdata="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">
+              <v:line id="Straight Connector 22" o:spid="_x0000_s1026" o:spt="20" style="position:absolute;left:0pt;flip:y;margin-left:269.2pt;margin-top:6.2pt;height:0.85pt;width:181.75pt;z-index:251724800;mso-width-relative:page;mso-height-relative:page;" filled="f" stroked="t" coordsize="21600,21600" o:gfxdata="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">
                 <v:fill on="f" focussize="0,0"/>
                 <v:stroke color="#000000 [3200]" joinstyle="round"/>
                 <v:imagedata o:title=""/>
@@ -8240,16 +8249,16 @@
         <mc:AlternateContent>
           <mc:Choice Requires="wps">
             <w:drawing>
-              <wp:anchor distT="0" distB="0" distL="114300" distR="114300" simplePos="0" relativeHeight="251720704" behindDoc="0" locked="0" layoutInCell="1" allowOverlap="1">
+              <wp:anchor distT="0" distB="0" distL="114300" distR="114300" simplePos="0" relativeHeight="251723776" behindDoc="0" locked="0" layoutInCell="1" allowOverlap="1">
                 <wp:simplePos x="0" y="0"/>
                 <wp:positionH relativeFrom="column">
-                  <wp:posOffset>735330</wp:posOffset>
+                  <wp:posOffset>781050</wp:posOffset>
                 </wp:positionH>
                 <wp:positionV relativeFrom="paragraph">
                   <wp:posOffset>146050</wp:posOffset>
                 </wp:positionV>
-                <wp:extent cx="1314450" cy="0"/>
-                <wp:effectExtent l="0" t="4445" r="0" b="5080"/>
+                <wp:extent cx="945515" cy="5715"/>
+                <wp:effectExtent l="0" t="0" r="0" b="0"/>
                 <wp:wrapNone/>
                 <wp:docPr id="1094408323" name="Straight Connector 22"/>
                 <wp:cNvGraphicFramePr/>
@@ -8260,7 +8269,7 @@
                       <wps:spPr>
                         <a:xfrm>
                           <a:off x="0" y="0"/>
-                          <a:ext cx="1314450" cy="0"/>
+                          <a:ext cx="945515" cy="5715"/>
                         </a:xfrm>
                         <a:prstGeom prst="line">
                           <a:avLst/>
@@ -8289,7 +8298,7 @@
           </mc:Choice>
           <mc:Fallback>
             <w:pict>
-              <v:line id="Straight Connector 22" o:spid="_x0000_s1026" o:spt="20" style="position:absolute;left:0pt;margin-left:57.9pt;margin-top:11.5pt;height:0pt;width:103.5pt;z-index:251720704;mso-width-relative:page;mso-height-relative:page;" filled="f" stroked="t" coordsize="21600,21600" o:gfxdata="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">
+              <v:line id="Straight Connector 22" o:spid="_x0000_s1026" o:spt="20" style="position:absolute;left:0pt;margin-left:61.5pt;margin-top:11.5pt;height:0.45pt;width:74.45pt;z-index:251723776;mso-width-relative:page;mso-height-relative:page;" filled="f" stroked="t" coordsize="21600,21600" o:gfxdata="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">
                 <v:fill on="f" focussize="0,0"/>
                 <v:stroke color="#000000 [3200]" joinstyle="round"/>
                 <v:imagedata o:title=""/>
@@ -8472,22 +8481,6 @@
           <w:sz w:val="20"/>
           <w:szCs w:val="20"/>
         </w:rPr>
-        <w:tab/>
-      </w:r>
-      <w:r>
-        <w:rPr>
-          <w:rFonts w:ascii="Arial" w:hAnsi="Arial" w:cs="Arial"/>
-          <w:sz w:val="20"/>
-          <w:szCs w:val="20"/>
-        </w:rPr>
-        <w:tab/>
-      </w:r>
-      <w:r>
-        <w:rPr>
-          <w:rFonts w:ascii="Arial" w:hAnsi="Arial" w:cs="Arial"/>
-          <w:sz w:val="20"/>
-          <w:szCs w:val="20"/>
-        </w:rPr>
         <w:t xml:space="preserve">   </w:t>
       </w:r>
     </w:p>
@@ -8509,7 +8502,7 @@
         <mc:AlternateContent>
           <mc:Choice Requires="wps">
             <w:drawing>
-              <wp:anchor distT="0" distB="0" distL="114300" distR="114300" simplePos="0" relativeHeight="251721728" behindDoc="0" locked="0" layoutInCell="1" allowOverlap="1">
+              <wp:anchor distT="0" distB="0" distL="114300" distR="114300" simplePos="0" relativeHeight="251718656" behindDoc="0" locked="0" layoutInCell="1" allowOverlap="1">
                 <wp:simplePos x="0" y="0"/>
                 <wp:positionH relativeFrom="column">
                   <wp:posOffset>765810</wp:posOffset>
@@ -8558,7 +8551,7 @@
           </mc:Choice>
           <mc:Fallback>
             <w:pict>
-              <v:line id="Straight Connector 22" o:spid="_x0000_s1026" o:spt="20" style="position:absolute;left:0pt;margin-left:60.3pt;margin-top:0.1pt;height:0pt;width:103.5pt;z-index:251721728;mso-width-relative:page;mso-height-relative:page;" filled="f" stroked="t" coordsize="21600,21600" o:gfxdata="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">
+              <v:line id="Straight Connector 22" o:spid="_x0000_s1026" o:spt="20" style="position:absolute;left:0pt;margin-left:60.3pt;margin-top:0.1pt;height:0pt;width:103.5pt;z-index:251718656;mso-width-relative:page;mso-height-relative:page;" filled="f" stroked="t" coordsize="21600,21600" o:gfxdata="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">
                 <v:fill on="f" focussize="0,0"/>
                 <v:stroke color="#000000 [3200]" joinstyle="round"/>
                 <v:imagedata o:title=""/>
@@ -9041,8 +9034,6 @@
           <w:rFonts w:ascii="Arial Narrow" w:hAnsi="Arial Narrow" w:cs="Arial"/>
         </w:rPr>
       </w:pPr>
-      <w:bookmarkStart w:id="0" w:name="_GoBack"/>
-      <w:bookmarkEnd w:id="0"/>
     </w:p>
     <w:p>
       <w:pPr>

--- a/backend/templates/FSED-34F-Hot-Works.docx
+++ b/backend/templates/FSED-34F-Hot-Works.docx
@@ -253,19 +253,77 @@
     </w:p>
     <w:p>
       <w:pPr>
-        <w:spacing w:after="0" w:line="240" w:lineRule="auto"/>
+        <w:spacing w:after="0"/>
         <w:jc w:val="center"/>
         <w:rPr>
           <w:rFonts w:ascii="Arial" w:hAnsi="Arial" w:cs="Arial"/>
-          <w:sz w:val="18"/>
+          <w:sz w:val="24"/>
+          <w:szCs w:val="24"/>
         </w:rPr>
       </w:pPr>
       <w:r>
         <w:rPr>
           <w:rFonts w:ascii="Arial" w:hAnsi="Arial" w:cs="Arial"/>
-          <w:sz w:val="18"/>
-        </w:rPr>
-        <w:t xml:space="preserve"> (Region)</w:t>
+          <w:sz w:val="24"/>
+          <w:szCs w:val="24"/>
+        </w:rPr>
+        <w:t>Region 10</w:t>
+      </w:r>
+    </w:p>
+    <w:p>
+      <w:pPr>
+        <w:spacing w:after="0"/>
+        <w:jc w:val="center"/>
+        <w:rPr>
+          <w:rFonts w:ascii="Arial" w:hAnsi="Arial" w:cs="Arial"/>
+          <w:sz w:val="24"/>
+          <w:szCs w:val="24"/>
+        </w:rPr>
+      </w:pPr>
+      <w:r>
+        <w:rPr>
+          <w:rFonts w:ascii="Arial" w:hAnsi="Arial" w:cs="Arial"/>
+          <w:b/>
+          <w:sz w:val="24"/>
+          <w:szCs w:val="24"/>
+        </w:rPr>
+        <w:t>CAGAYAN DE ORO CITY FIRE DISTRICT</w:t>
+      </w:r>
+      <w:r>
+        <w:rPr>
+          <w:rFonts w:ascii="Arial" w:hAnsi="Arial" w:cs="Arial"/>
+          <w:b/>
+          <w:sz w:val="24"/>
+          <w:szCs w:val="24"/>
+        </w:rPr>
+        <w:br w:type="textWrapping"/>
+      </w:r>
+      <w:r>
+        <w:rPr>
+          <w:rFonts w:ascii="Arial" w:hAnsi="Arial" w:cs="Arial"/>
+          <w:sz w:val="24"/>
+          <w:szCs w:val="24"/>
+        </w:rPr>
+        <w:t>CAPT. VICENTE ROA ST., COGON, CAGAYAN DE ORO CITY</w:t>
+      </w:r>
+    </w:p>
+    <w:p>
+      <w:pPr>
+        <w:pStyle w:val="12"/>
+        <w:jc w:val="center"/>
+        <w:rPr>
+          <w:rFonts w:ascii="Arial" w:hAnsi="Arial" w:cs="Arial"/>
+          <w:sz w:val="24"/>
+          <w:szCs w:val="24"/>
+        </w:rPr>
+      </w:pPr>
+      <w:r>
+        <w:rPr>
+          <w:rFonts w:ascii="Arial" w:hAnsi="Arial" w:cs="Arial"/>
+          <w:sz w:val="24"/>
+          <w:szCs w:val="24"/>
+        </w:rPr>
+        <w:t>TEL. NO: 881-6621 / 160 / 727580</w:t>
       </w:r>
     </w:p>
     <w:p>
@@ -274,74 +332,6 @@
         <w:jc w:val="center"/>
         <w:rPr>
           <w:rFonts w:ascii="Arial" w:hAnsi="Arial" w:cs="Arial"/>
-          <w:sz w:val="18"/>
-        </w:rPr>
-      </w:pPr>
-      <w:r>
-        <w:rPr>
-          <w:rFonts w:ascii="Arial" w:hAnsi="Arial" w:cs="Arial"/>
-          <w:sz w:val="18"/>
-        </w:rPr>
-        <w:t>(District/Province Office)</w:t>
-      </w:r>
-    </w:p>
-    <w:p>
-      <w:pPr>
-        <w:spacing w:after="0" w:line="240" w:lineRule="auto"/>
-        <w:jc w:val="center"/>
-        <w:rPr>
-          <w:rFonts w:ascii="Arial" w:hAnsi="Arial" w:cs="Arial"/>
-          <w:sz w:val="18"/>
-        </w:rPr>
-      </w:pPr>
-      <w:r>
-        <w:rPr>
-          <w:rFonts w:ascii="Arial" w:hAnsi="Arial" w:cs="Arial"/>
-          <w:sz w:val="18"/>
-        </w:rPr>
-        <w:t>(Station)</w:t>
-      </w:r>
-    </w:p>
-    <w:p>
-      <w:pPr>
-        <w:spacing w:after="0" w:line="240" w:lineRule="auto"/>
-        <w:jc w:val="center"/>
-        <w:rPr>
-          <w:rFonts w:ascii="Arial" w:hAnsi="Arial" w:cs="Arial"/>
-          <w:sz w:val="18"/>
-        </w:rPr>
-      </w:pPr>
-      <w:r>
-        <w:rPr>
-          <w:rFonts w:ascii="Arial" w:hAnsi="Arial" w:cs="Arial"/>
-          <w:sz w:val="18"/>
-        </w:rPr>
-        <w:t>(Station Address)</w:t>
-      </w:r>
-    </w:p>
-    <w:p>
-      <w:pPr>
-        <w:spacing w:after="0" w:line="240" w:lineRule="auto"/>
-        <w:jc w:val="center"/>
-        <w:rPr>
-          <w:rFonts w:ascii="Arial" w:hAnsi="Arial" w:cs="Arial"/>
-          <w:sz w:val="18"/>
-        </w:rPr>
-      </w:pPr>
-      <w:r>
-        <w:rPr>
-          <w:rFonts w:ascii="Arial" w:hAnsi="Arial" w:cs="Arial"/>
-          <w:sz w:val="18"/>
-        </w:rPr>
-        <w:t>(Telephone No./Email Address)</w:t>
-      </w:r>
-    </w:p>
-    <w:p>
-      <w:pPr>
-        <w:spacing w:after="0" w:line="240" w:lineRule="auto"/>
-        <w:jc w:val="center"/>
-        <w:rPr>
-          <w:rFonts w:ascii="Arial" w:hAnsi="Arial" w:cs="Arial"/>
           <w:sz w:val="20"/>
         </w:rPr>
       </w:pPr>
@@ -355,165 +345,7 @@
         <mc:AlternateContent>
           <mc:Choice Requires="wps">
             <w:drawing>
-              <wp:anchor distT="0" distB="0" distL="114300" distR="114300" simplePos="0" relativeHeight="251712512" behindDoc="0" locked="0" layoutInCell="1" allowOverlap="1">
-                <wp:simplePos x="0" y="0"/>
-                <wp:positionH relativeFrom="column">
-                  <wp:posOffset>2036445</wp:posOffset>
-                </wp:positionH>
-                <wp:positionV relativeFrom="paragraph">
-                  <wp:posOffset>78740</wp:posOffset>
-                </wp:positionV>
-                <wp:extent cx="1976755" cy="342900"/>
-                <wp:effectExtent l="0" t="0" r="0" b="0"/>
-                <wp:wrapNone/>
-                <wp:docPr id="49" name="Text Box 49"/>
-                <wp:cNvGraphicFramePr/>
-                <a:graphic xmlns:a="http://schemas.openxmlformats.org/drawingml/2006/main">
-                  <a:graphicData uri="http://schemas.microsoft.com/office/word/2010/wordprocessingShape">
-                    <wps:wsp>
-                      <wps:cNvSpPr txBox="1"/>
-                      <wps:spPr>
-                        <a:xfrm>
-                          <a:off x="0" y="0"/>
-                          <a:ext cx="1976755" cy="342900"/>
-                        </a:xfrm>
-                        <a:prstGeom prst="rect">
-                          <a:avLst/>
-                        </a:prstGeom>
-                        <a:noFill/>
-                        <a:ln w="6350">
-                          <a:noFill/>
-                        </a:ln>
-                        <a:effectLst/>
-                      </wps:spPr>
-                      <wps:style>
-                        <a:lnRef idx="0">
-                          <a:schemeClr val="accent1"/>
-                        </a:lnRef>
-                        <a:fillRef idx="0">
-                          <a:schemeClr val="accent1"/>
-                        </a:fillRef>
-                        <a:effectRef idx="0">
-                          <a:schemeClr val="accent1"/>
-                        </a:effectRef>
-                        <a:fontRef idx="minor">
-                          <a:schemeClr val="dk1"/>
-                        </a:fontRef>
-                      </wps:style>
-                      <wps:txbx>
-                        <w:txbxContent>
-                          <w:p>
-                            <w:pPr>
-                              <w:spacing w:after="0" w:line="240" w:lineRule="auto"/>
-                              <w:jc w:val="center"/>
-                              <w:rPr>
-                                <w:rFonts w:hint="default" w:ascii="Arial Narrow" w:hAnsi="Arial Narrow" w:eastAsia="Times New Roman" w:cs="Arial Narrow"/>
-                                <w:b/>
-                                <w:bCs/>
-                                <w:color w:val="000000"/>
-                                <w:sz w:val="28"/>
-                                <w:szCs w:val="28"/>
-                                <w:lang w:val="en-US"/>
-                              </w:rPr>
-                            </w:pPr>
-                            <w:r>
-                              <w:rPr>
-                                <w:rFonts w:hint="default" w:ascii="Arial Narrow" w:hAnsi="Arial Narrow" w:cs="Arial"/>
-                                <w:b/>
-                                <w:sz w:val="28"/>
-                                <w:szCs w:val="28"/>
-                                <w:lang w:val="en-US"/>
-                              </w:rPr>
-                              <w:t xml:space="preserve"> </w:t>
-                            </w:r>
-                            <w:r>
-                              <w:rPr>
-                                <w:rFonts w:hint="default" w:ascii="Arial Narrow" w:hAnsi="Arial Narrow" w:eastAsia="Times New Roman" w:cs="Arial Narrow"/>
-                                <w:b/>
-                                <w:bCs/>
-                                <w:color w:val="000000"/>
-                                <w:sz w:val="28"/>
-                                <w:szCs w:val="28"/>
-                                <w:lang w:val="en-US"/>
-                              </w:rPr>
-                              <w:t>{CONTROL_NUMBER}</w:t>
-                            </w:r>
-                          </w:p>
-                        </w:txbxContent>
-                      </wps:txbx>
-                      <wps:bodyPr rot="0" spcFirstLastPara="0" vertOverflow="overflow" horzOverflow="overflow" vert="horz" wrap="square" lIns="91440" tIns="45720" rIns="91440" bIns="45720" numCol="1" spcCol="0" rtlCol="0" fromWordArt="0" anchor="t" anchorCtr="0" forceAA="0" compatLnSpc="1">
-                        <a:noAutofit/>
-                      </wps:bodyPr>
-                    </wps:wsp>
-                  </a:graphicData>
-                </a:graphic>
-              </wp:anchor>
-            </w:drawing>
-          </mc:Choice>
-          <mc:Fallback>
-            <w:pict>
-              <v:shape id="_x0000_s1026" o:spid="_x0000_s1026" o:spt="202" type="#_x0000_t202" style="position:absolute;left:0pt;margin-left:160.35pt;margin-top:6.2pt;height:27pt;width:155.65pt;z-index:251712512;mso-width-relative:page;mso-height-relative:page;" filled="f" stroked="f" coordsize="21600,21600" o:gfxdata="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">
-                <v:fill on="f" focussize="0,0"/>
-                <v:stroke on="f" weight="0.5pt"/>
-                <v:imagedata o:title=""/>
-                <o:lock v:ext="edit" aspectratio="f"/>
-                <v:textbox>
-                  <w:txbxContent>
-                    <w:p>
-                      <w:pPr>
-                        <w:spacing w:after="0" w:line="240" w:lineRule="auto"/>
-                        <w:jc w:val="center"/>
-                        <w:rPr>
-                          <w:rFonts w:hint="default" w:ascii="Arial Narrow" w:hAnsi="Arial Narrow" w:eastAsia="Times New Roman" w:cs="Arial Narrow"/>
-                          <w:b/>
-                          <w:bCs/>
-                          <w:color w:val="000000"/>
-                          <w:sz w:val="28"/>
-                          <w:szCs w:val="28"/>
-                          <w:lang w:val="en-US"/>
-                        </w:rPr>
-                      </w:pPr>
-                      <w:r>
-                        <w:rPr>
-                          <w:rFonts w:hint="default" w:ascii="Arial Narrow" w:hAnsi="Arial Narrow" w:cs="Arial"/>
-                          <w:b/>
-                          <w:sz w:val="28"/>
-                          <w:szCs w:val="28"/>
-                          <w:lang w:val="en-US"/>
-                        </w:rPr>
-                        <w:t xml:space="preserve"> </w:t>
-                      </w:r>
-                      <w:r>
-                        <w:rPr>
-                          <w:rFonts w:hint="default" w:ascii="Arial Narrow" w:hAnsi="Arial Narrow" w:eastAsia="Times New Roman" w:cs="Arial Narrow"/>
-                          <w:b/>
-                          <w:bCs/>
-                          <w:color w:val="000000"/>
-                          <w:sz w:val="28"/>
-                          <w:szCs w:val="28"/>
-                          <w:lang w:val="en-US"/>
-                        </w:rPr>
-                        <w:t>{CONTROL_NUMBER}</w:t>
-                      </w:r>
-                    </w:p>
-                  </w:txbxContent>
-                </v:textbox>
-              </v:shape>
-            </w:pict>
-          </mc:Fallback>
-        </mc:AlternateContent>
-      </w:r>
-      <w:r>
-        <w:rPr>
-          <w:rFonts w:ascii="Arial" w:hAnsi="Arial" w:cs="Arial"/>
-          <w:sz w:val="24"/>
-          <w:szCs w:val="24"/>
-          <w:lang w:val="en-US" w:eastAsia="en-US"/>
-        </w:rPr>
-        <mc:AlternateContent>
-          <mc:Choice Requires="wps">
-            <w:drawing>
-              <wp:anchor distT="0" distB="0" distL="114300" distR="114300" simplePos="0" relativeHeight="251715584" behindDoc="0" locked="0" layoutInCell="1" allowOverlap="1">
+              <wp:anchor distT="0" distB="0" distL="114300" distR="114300" simplePos="0" relativeHeight="251713536" behindDoc="0" locked="0" layoutInCell="1" allowOverlap="1">
                 <wp:simplePos x="0" y="0"/>
                 <wp:positionH relativeFrom="column">
                   <wp:posOffset>4924425</wp:posOffset>
@@ -596,7 +428,7 @@
           </mc:Choice>
           <mc:Fallback>
             <w:pict>
-              <v:shape id="_x0000_s1026" o:spid="_x0000_s1026" o:spt="202" type="#_x0000_t202" style="position:absolute;left:0pt;margin-left:387.75pt;margin-top:9.95pt;height:27pt;width:161.45pt;z-index:251715584;mso-width-relative:page;mso-height-relative:page;" filled="f" stroked="f" coordsize="21600,21600" o:gfxdata="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">
+              <v:shape id="_x0000_s1026" o:spid="_x0000_s1026" o:spt="202" type="#_x0000_t202" style="position:absolute;left:0pt;margin-left:387.75pt;margin-top:9.95pt;height:27pt;width:161.45pt;z-index:251713536;mso-width-relative:page;mso-height-relative:page;" filled="f" stroked="f" coordsize="21600,21600" o:gfxdata="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">
                 <v:fill on="f" focussize="0,0"/>
                 <v:stroke on="f" weight="0.5pt"/>
                 <v:imagedata o:title=""/>
@@ -650,7 +482,74 @@
         <mc:AlternateContent>
           <mc:Choice Requires="wps">
             <w:drawing>
-              <wp:anchor distT="0" distB="0" distL="114300" distR="114300" simplePos="0" relativeHeight="251714560" behindDoc="0" locked="0" layoutInCell="1" allowOverlap="1">
+              <wp:anchor distT="0" distB="0" distL="114300" distR="114300" simplePos="0" relativeHeight="251723776" behindDoc="0" locked="0" layoutInCell="1" allowOverlap="1">
+                <wp:simplePos x="0" y="0"/>
+                <wp:positionH relativeFrom="column">
+                  <wp:posOffset>1513205</wp:posOffset>
+                </wp:positionH>
+                <wp:positionV relativeFrom="paragraph">
+                  <wp:posOffset>194310</wp:posOffset>
+                </wp:positionV>
+                <wp:extent cx="742315" cy="2540"/>
+                <wp:effectExtent l="0" t="0" r="0" b="0"/>
+                <wp:wrapNone/>
+                <wp:docPr id="59" name="Straight Connector 59"/>
+                <wp:cNvGraphicFramePr/>
+                <a:graphic xmlns:a="http://schemas.openxmlformats.org/drawingml/2006/main">
+                  <a:graphicData uri="http://schemas.microsoft.com/office/word/2010/wordprocessingShape">
+                    <wps:wsp>
+                      <wps:cNvCnPr/>
+                      <wps:spPr>
+                        <a:xfrm>
+                          <a:off x="0" y="0"/>
+                          <a:ext cx="742315" cy="2540"/>
+                        </a:xfrm>
+                        <a:prstGeom prst="line">
+                          <a:avLst/>
+                        </a:prstGeom>
+                      </wps:spPr>
+                      <wps:style>
+                        <a:lnRef idx="1">
+                          <a:schemeClr val="dk1"/>
+                        </a:lnRef>
+                        <a:fillRef idx="0">
+                          <a:schemeClr val="dk1"/>
+                        </a:fillRef>
+                        <a:effectRef idx="0">
+                          <a:schemeClr val="dk1"/>
+                        </a:effectRef>
+                        <a:fontRef idx="minor">
+                          <a:schemeClr val="tx1"/>
+                        </a:fontRef>
+                      </wps:style>
+                      <wps:bodyPr/>
+                    </wps:wsp>
+                  </a:graphicData>
+                </a:graphic>
+              </wp:anchor>
+            </w:drawing>
+          </mc:Choice>
+          <mc:Fallback>
+            <w:pict>
+              <v:line id="_x0000_s1026" o:spid="_x0000_s1026" o:spt="20" style="position:absolute;left:0pt;margin-left:119.15pt;margin-top:15.3pt;height:0.2pt;width:58.45pt;z-index:251723776;mso-width-relative:page;mso-height-relative:page;" filled="f" stroked="t" coordsize="21600,21600" o:gfxdata="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">
+                <v:fill on="f" focussize="0,0"/>
+                <v:stroke color="#000000 [3200]" joinstyle="round"/>
+                <v:imagedata o:title=""/>
+                <o:lock v:ext="edit" aspectratio="f"/>
+              </v:line>
+            </w:pict>
+          </mc:Fallback>
+        </mc:AlternateContent>
+      </w:r>
+      <w:r>
+        <w:rPr>
+          <w:rFonts w:ascii="Arial" w:hAnsi="Arial" w:cs="Arial"/>
+          <w:lang w:val="en-US" w:eastAsia="en-US"/>
+        </w:rPr>
+        <mc:AlternateContent>
+          <mc:Choice Requires="wps">
+            <w:drawing>
+              <wp:anchor distT="0" distB="0" distL="114300" distR="114300" simplePos="0" relativeHeight="251712512" behindDoc="0" locked="0" layoutInCell="1" allowOverlap="1">
                 <wp:simplePos x="0" y="0"/>
                 <wp:positionH relativeFrom="column">
                   <wp:posOffset>5039360</wp:posOffset>
@@ -699,7 +598,7 @@
           </mc:Choice>
           <mc:Fallback>
             <w:pict>
-              <v:line id="_x0000_s1026" o:spid="_x0000_s1026" o:spt="20" style="position:absolute;left:0pt;margin-left:396.8pt;margin-top:16.05pt;height:0.3pt;width:144.6pt;z-index:251714560;mso-width-relative:page;mso-height-relative:page;" filled="f" stroked="t" coordsize="21600,21600" o:gfxdata="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">
+              <v:line id="_x0000_s1026" o:spid="_x0000_s1026" o:spt="20" style="position:absolute;left:0pt;margin-left:396.8pt;margin-top:16.05pt;height:0.3pt;width:144.6pt;z-index:251712512;mso-width-relative:page;mso-height-relative:page;" filled="f" stroked="t" coordsize="21600,21600" o:gfxdata="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">
                 <v:fill on="f" focussize="0,0"/>
                 <v:stroke color="#000000 [3200]" joinstyle="round"/>
                 <v:imagedata o:title=""/>
@@ -711,73 +610,6 @@
       </w:r>
       <w:r>
         <w:rPr>
-          <w:rFonts w:ascii="Arial" w:hAnsi="Arial" w:cs="Arial"/>
-          <w:lang w:val="en-US" w:eastAsia="en-US"/>
-        </w:rPr>
-        <mc:AlternateContent>
-          <mc:Choice Requires="wps">
-            <w:drawing>
-              <wp:anchor distT="0" distB="0" distL="114300" distR="114300" simplePos="0" relativeHeight="251713536" behindDoc="0" locked="0" layoutInCell="1" allowOverlap="1">
-                <wp:simplePos x="0" y="0"/>
-                <wp:positionH relativeFrom="column">
-                  <wp:posOffset>1496060</wp:posOffset>
-                </wp:positionH>
-                <wp:positionV relativeFrom="paragraph">
-                  <wp:posOffset>166370</wp:posOffset>
-                </wp:positionV>
-                <wp:extent cx="1836420" cy="3810"/>
-                <wp:effectExtent l="0" t="0" r="0" b="0"/>
-                <wp:wrapNone/>
-                <wp:docPr id="54" name="Straight Connector 54"/>
-                <wp:cNvGraphicFramePr/>
-                <a:graphic xmlns:a="http://schemas.openxmlformats.org/drawingml/2006/main">
-                  <a:graphicData uri="http://schemas.microsoft.com/office/word/2010/wordprocessingShape">
-                    <wps:wsp>
-                      <wps:cNvCnPr/>
-                      <wps:spPr>
-                        <a:xfrm>
-                          <a:off x="0" y="0"/>
-                          <a:ext cx="1836420" cy="3810"/>
-                        </a:xfrm>
-                        <a:prstGeom prst="line">
-                          <a:avLst/>
-                        </a:prstGeom>
-                      </wps:spPr>
-                      <wps:style>
-                        <a:lnRef idx="1">
-                          <a:schemeClr val="dk1"/>
-                        </a:lnRef>
-                        <a:fillRef idx="0">
-                          <a:schemeClr val="dk1"/>
-                        </a:fillRef>
-                        <a:effectRef idx="0">
-                          <a:schemeClr val="dk1"/>
-                        </a:effectRef>
-                        <a:fontRef idx="minor">
-                          <a:schemeClr val="tx1"/>
-                        </a:fontRef>
-                      </wps:style>
-                      <wps:bodyPr/>
-                    </wps:wsp>
-                  </a:graphicData>
-                </a:graphic>
-              </wp:anchor>
-            </w:drawing>
-          </mc:Choice>
-          <mc:Fallback>
-            <w:pict>
-              <v:line id="_x0000_s1026" o:spid="_x0000_s1026" o:spt="20" style="position:absolute;left:0pt;margin-left:117.8pt;margin-top:13.1pt;height:0.3pt;width:144.6pt;z-index:251713536;mso-width-relative:page;mso-height-relative:page;" filled="f" stroked="t" coordsize="21600,21600" o:gfxdata="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">
-                <v:fill on="f" focussize="0,0"/>
-                <v:stroke color="#000000 [3200]" joinstyle="round"/>
-                <v:imagedata o:title=""/>
-                <o:lock v:ext="edit" aspectratio="f"/>
-              </v:line>
-            </w:pict>
-          </mc:Fallback>
-        </mc:AlternateContent>
-      </w:r>
-      <w:r>
-        <w:rPr>
           <w:rFonts w:ascii="Arial Narrow" w:hAnsi="Arial Narrow" w:cs="Arial"/>
           <w:b/>
           <w:sz w:val="28"/>
@@ -805,7 +637,7 @@
           <w:szCs w:val="28"/>
           <w:lang w:val="en-US"/>
         </w:rPr>
-        <w:t>R10-STN5-</w:t>
+        <w:t>R10-COFD</w:t>
       </w:r>
       <w:r>
         <w:rPr>
@@ -814,16 +646,7 @@
           <w:sz w:val="28"/>
           <w:szCs w:val="28"/>
         </w:rPr>
-        <w:tab/>
-      </w:r>
-      <w:r>
-        <w:rPr>
-          <w:rFonts w:ascii="Arial" w:hAnsi="Arial" w:cs="Arial"/>
-          <w:color w:val="FF0000"/>
-          <w:sz w:val="28"/>
-          <w:szCs w:val="28"/>
-        </w:rPr>
-        <w:t xml:space="preserve">                                   </w:t>
+        <w:t xml:space="preserve">                                 </w:t>
       </w:r>
       <w:r>
         <w:rPr>
@@ -1274,7 +1097,9 @@
                               <w:spacing w:after="0" w:line="240" w:lineRule="auto"/>
                               <w:jc w:val="center"/>
                               <w:rPr>
-                                <w:rFonts w:hint="default" w:ascii="Calibri" w:hAnsi="Calibri" w:eastAsia="Times New Roman" w:cs="Calibri"/>
+                                <w:rFonts w:hint="default" w:ascii="Arial" w:hAnsi="Arial" w:eastAsia="Times New Roman" w:cs="Arial"/>
+                                <w:b/>
+                                <w:bCs/>
                                 <w:color w:val="000000"/>
                                 <w:sz w:val="16"/>
                                 <w:szCs w:val="16"/>
@@ -1283,7 +1108,9 @@
                             </w:pPr>
                             <w:r>
                               <w:rPr>
-                                <w:rFonts w:hint="default" w:ascii="Calibri" w:hAnsi="Calibri" w:eastAsia="Times New Roman" w:cs="Calibri"/>
+                                <w:rFonts w:hint="default" w:ascii="Arial" w:hAnsi="Arial" w:eastAsia="Times New Roman" w:cs="Arial"/>
+                                <w:b/>
+                                <w:bCs/>
                                 <w:color w:val="000000"/>
                                 <w:sz w:val="16"/>
                                 <w:szCs w:val="16"/>
@@ -1317,7 +1144,9 @@
                         <w:spacing w:after="0" w:line="240" w:lineRule="auto"/>
                         <w:jc w:val="center"/>
                         <w:rPr>
-                          <w:rFonts w:hint="default" w:ascii="Calibri" w:hAnsi="Calibri" w:eastAsia="Times New Roman" w:cs="Calibri"/>
+                          <w:rFonts w:hint="default" w:ascii="Arial" w:hAnsi="Arial" w:eastAsia="Times New Roman" w:cs="Arial"/>
+                          <w:b/>
+                          <w:bCs/>
                           <w:color w:val="000000"/>
                           <w:sz w:val="16"/>
                           <w:szCs w:val="16"/>
@@ -1326,7 +1155,9 @@
                       </w:pPr>
                       <w:r>
                         <w:rPr>
-                          <w:rFonts w:hint="default" w:ascii="Calibri" w:hAnsi="Calibri" w:eastAsia="Times New Roman" w:cs="Calibri"/>
+                          <w:rFonts w:hint="default" w:ascii="Arial" w:hAnsi="Arial" w:eastAsia="Times New Roman" w:cs="Arial"/>
+                          <w:b/>
+                          <w:bCs/>
                           <w:color w:val="000000"/>
                           <w:sz w:val="16"/>
                           <w:szCs w:val="16"/>
@@ -1475,7 +1306,7 @@
                               <w:spacing w:after="0" w:line="240" w:lineRule="auto"/>
                               <w:jc w:val="center"/>
                               <w:rPr>
-                                <w:rFonts w:hint="default" w:ascii="Calibri" w:hAnsi="Calibri" w:eastAsia="Times New Roman" w:cs="Calibri"/>
+                                <w:rFonts w:hint="default" w:ascii="Arial" w:hAnsi="Arial" w:eastAsia="Times New Roman" w:cs="Arial"/>
                                 <w:color w:val="000000"/>
                                 <w:sz w:val="16"/>
                                 <w:szCs w:val="16"/>
@@ -1484,7 +1315,7 @@
                             </w:pPr>
                             <w:r>
                               <w:rPr>
-                                <w:rFonts w:hint="default" w:ascii="Calibri" w:hAnsi="Calibri" w:eastAsia="Times New Roman" w:cs="Calibri"/>
+                                <w:rFonts w:hint="default" w:ascii="Arial" w:hAnsi="Arial" w:eastAsia="Times New Roman" w:cs="Arial"/>
                                 <w:color w:val="000000"/>
                                 <w:sz w:val="16"/>
                                 <w:szCs w:val="16"/>
@@ -1518,7 +1349,7 @@
                         <w:spacing w:after="0" w:line="240" w:lineRule="auto"/>
                         <w:jc w:val="center"/>
                         <w:rPr>
-                          <w:rFonts w:hint="default" w:ascii="Calibri" w:hAnsi="Calibri" w:eastAsia="Times New Roman" w:cs="Calibri"/>
+                          <w:rFonts w:hint="default" w:ascii="Arial" w:hAnsi="Arial" w:eastAsia="Times New Roman" w:cs="Arial"/>
                           <w:color w:val="000000"/>
                           <w:sz w:val="16"/>
                           <w:szCs w:val="16"/>
@@ -1527,7 +1358,7 @@
                       </w:pPr>
                       <w:r>
                         <w:rPr>
-                          <w:rFonts w:hint="default" w:ascii="Calibri" w:hAnsi="Calibri" w:eastAsia="Times New Roman" w:cs="Calibri"/>
+                          <w:rFonts w:hint="default" w:ascii="Arial" w:hAnsi="Arial" w:eastAsia="Times New Roman" w:cs="Arial"/>
                           <w:color w:val="000000"/>
                           <w:sz w:val="16"/>
                           <w:szCs w:val="16"/>
@@ -1661,7 +1492,7 @@
                               <w:spacing w:after="0" w:line="240" w:lineRule="auto"/>
                               <w:jc w:val="center"/>
                               <w:rPr>
-                                <w:rFonts w:hint="default" w:ascii="Calibri" w:hAnsi="Calibri" w:eastAsia="Times New Roman" w:cs="Calibri"/>
+                                <w:rFonts w:hint="default" w:ascii="Arial" w:hAnsi="Arial" w:eastAsia="Times New Roman" w:cs="Arial"/>
                                 <w:color w:val="000000"/>
                                 <w:sz w:val="16"/>
                                 <w:szCs w:val="16"/>
@@ -1670,7 +1501,7 @@
                             </w:pPr>
                             <w:r>
                               <w:rPr>
-                                <w:rFonts w:hint="default" w:ascii="Calibri" w:hAnsi="Calibri" w:eastAsia="Times New Roman" w:cs="Calibri"/>
+                                <w:rFonts w:hint="default" w:ascii="Arial" w:hAnsi="Arial" w:eastAsia="Times New Roman" w:cs="Arial"/>
                                 <w:color w:val="000000"/>
                                 <w:sz w:val="16"/>
                                 <w:szCs w:val="16"/>
@@ -1704,7 +1535,7 @@
                         <w:spacing w:after="0" w:line="240" w:lineRule="auto"/>
                         <w:jc w:val="center"/>
                         <w:rPr>
-                          <w:rFonts w:hint="default" w:ascii="Calibri" w:hAnsi="Calibri" w:eastAsia="Times New Roman" w:cs="Calibri"/>
+                          <w:rFonts w:hint="default" w:ascii="Arial" w:hAnsi="Arial" w:eastAsia="Times New Roman" w:cs="Arial"/>
                           <w:color w:val="000000"/>
                           <w:sz w:val="16"/>
                           <w:szCs w:val="16"/>
@@ -1713,7 +1544,7 @@
                       </w:pPr>
                       <w:r>
                         <w:rPr>
-                          <w:rFonts w:hint="default" w:ascii="Calibri" w:hAnsi="Calibri" w:eastAsia="Times New Roman" w:cs="Calibri"/>
+                          <w:rFonts w:hint="default" w:ascii="Arial" w:hAnsi="Arial" w:eastAsia="Times New Roman" w:cs="Arial"/>
                           <w:color w:val="000000"/>
                           <w:sz w:val="16"/>
                           <w:szCs w:val="16"/>
@@ -1791,7 +1622,7 @@
                               <w:spacing w:after="0" w:line="240" w:lineRule="auto"/>
                               <w:jc w:val="center"/>
                               <w:rPr>
-                                <w:rFonts w:hint="default" w:ascii="Calibri" w:hAnsi="Calibri" w:eastAsia="Times New Roman" w:cs="Calibri"/>
+                                <w:rFonts w:hint="default" w:ascii="Arial" w:hAnsi="Arial" w:eastAsia="Times New Roman" w:cs="Arial"/>
                                 <w:color w:val="000000"/>
                                 <w:sz w:val="16"/>
                                 <w:szCs w:val="16"/>
@@ -1800,7 +1631,7 @@
                             </w:pPr>
                             <w:r>
                               <w:rPr>
-                                <w:rFonts w:hint="default" w:ascii="Calibri" w:hAnsi="Calibri" w:eastAsia="Times New Roman" w:cs="Calibri"/>
+                                <w:rFonts w:hint="default" w:ascii="Arial" w:hAnsi="Arial" w:eastAsia="Times New Roman" w:cs="Arial"/>
                                 <w:color w:val="000000"/>
                                 <w:sz w:val="16"/>
                                 <w:szCs w:val="16"/>
@@ -1834,7 +1665,7 @@
                         <w:spacing w:after="0" w:line="240" w:lineRule="auto"/>
                         <w:jc w:val="center"/>
                         <w:rPr>
-                          <w:rFonts w:hint="default" w:ascii="Calibri" w:hAnsi="Calibri" w:eastAsia="Times New Roman" w:cs="Calibri"/>
+                          <w:rFonts w:hint="default" w:ascii="Arial" w:hAnsi="Arial" w:eastAsia="Times New Roman" w:cs="Arial"/>
                           <w:color w:val="000000"/>
                           <w:sz w:val="16"/>
                           <w:szCs w:val="16"/>
@@ -1843,7 +1674,7 @@
                       </w:pPr>
                       <w:r>
                         <w:rPr>
-                          <w:rFonts w:hint="default" w:ascii="Calibri" w:hAnsi="Calibri" w:eastAsia="Times New Roman" w:cs="Calibri"/>
+                          <w:rFonts w:hint="default" w:ascii="Arial" w:hAnsi="Arial" w:eastAsia="Times New Roman" w:cs="Arial"/>
                           <w:color w:val="000000"/>
                           <w:sz w:val="16"/>
                           <w:szCs w:val="16"/>
@@ -7377,7 +7208,7 @@
         <mc:AlternateContent>
           <mc:Choice Requires="wps">
             <w:drawing>
-              <wp:anchor distT="0" distB="0" distL="114300" distR="114300" simplePos="0" relativeHeight="251719680" behindDoc="0" locked="0" layoutInCell="1" allowOverlap="1">
+              <wp:anchor distT="0" distB="0" distL="114300" distR="114300" simplePos="0" relativeHeight="251717632" behindDoc="0" locked="0" layoutInCell="1" allowOverlap="1">
                 <wp:simplePos x="0" y="0"/>
                 <wp:positionH relativeFrom="column">
                   <wp:posOffset>2185035</wp:posOffset>
@@ -7460,7 +7291,7 @@
           </mc:Choice>
           <mc:Fallback>
             <w:pict>
-              <v:shape id="_x0000_s1026" o:spid="_x0000_s1026" o:spt="202" type="#_x0000_t202" style="position:absolute;left:0pt;margin-left:172.05pt;margin-top:0.8pt;height:27pt;width:197.95pt;z-index:251719680;mso-width-relative:page;mso-height-relative:page;" filled="f" stroked="f" coordsize="21600,21600" o:gfxdata="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">
+              <v:shape id="_x0000_s1026" o:spid="_x0000_s1026" o:spt="202" type="#_x0000_t202" style="position:absolute;left:0pt;margin-left:172.05pt;margin-top:0.8pt;height:27pt;width:197.95pt;z-index:251717632;mso-width-relative:page;mso-height-relative:page;" filled="f" stroked="f" coordsize="21600,21600" o:gfxdata="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">
                 <v:fill on="f" focussize="0,0"/>
                 <v:stroke on="f" weight="0.5pt"/>
                 <v:imagedata o:title=""/>
@@ -7518,7 +7349,7 @@
         <mc:AlternateContent>
           <mc:Choice Requires="wps">
             <w:drawing>
-              <wp:anchor distT="0" distB="0" distL="114300" distR="114300" simplePos="0" relativeHeight="251720704" behindDoc="0" locked="0" layoutInCell="1" allowOverlap="1">
+              <wp:anchor distT="0" distB="0" distL="114300" distR="114300" simplePos="0" relativeHeight="251718656" behindDoc="0" locked="0" layoutInCell="1" allowOverlap="1">
                 <wp:simplePos x="0" y="0"/>
                 <wp:positionH relativeFrom="column">
                   <wp:posOffset>2702560</wp:posOffset>
@@ -7567,7 +7398,7 @@
           </mc:Choice>
           <mc:Fallback>
             <w:pict>
-              <v:line id="Straight Connector 22" o:spid="_x0000_s1026" o:spt="20" style="position:absolute;left:0pt;flip:y;margin-left:212.8pt;margin-top:10.7pt;height:0.05pt;width:118.85pt;z-index:251720704;mso-width-relative:page;mso-height-relative:page;" filled="f" stroked="t" coordsize="21600,21600" o:gfxdata="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">
+              <v:line id="Straight Connector 22" o:spid="_x0000_s1026" o:spt="20" style="position:absolute;left:0pt;flip:y;margin-left:212.8pt;margin-top:10.7pt;height:0.05pt;width:118.85pt;z-index:251718656;mso-width-relative:page;mso-height-relative:page;" filled="f" stroked="t" coordsize="21600,21600" o:gfxdata="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">
                 <v:fill on="f" focussize="0,0"/>
                 <v:stroke color="#000000 [3200]" joinstyle="round"/>
                 <v:imagedata o:title=""/>
@@ -7650,7 +7481,17 @@
     <w:p>
       <w:pPr>
         <w:spacing w:after="0" w:line="240" w:lineRule="auto"/>
-        <w:ind w:firstLine="720" w:firstLineChars="0"/>
+        <w:rPr>
+          <w:rFonts w:ascii="Arial" w:hAnsi="Arial" w:cs="Arial"/>
+          <w:b/>
+          <w:sz w:val="20"/>
+          <w:szCs w:val="20"/>
+        </w:rPr>
+      </w:pPr>
+    </w:p>
+    <w:p>
+      <w:pPr>
+        <w:spacing w:after="0" w:line="240" w:lineRule="auto"/>
         <w:rPr>
           <w:rFonts w:ascii="Arial" w:hAnsi="Arial" w:cs="Arial"/>
           <w:b/>
@@ -7670,6 +7511,69 @@
           <w:szCs w:val="20"/>
         </w:rPr>
       </w:pPr>
+      <w:r>
+        <w:rPr>
+          <w:rFonts w:ascii="Arial" w:hAnsi="Arial" w:cs="Arial"/>
+          <w:b/>
+          <w:sz w:val="20"/>
+          <w:szCs w:val="20"/>
+        </w:rPr>
+        <w:t>Fire Code Fees:</w:t>
+      </w:r>
+      <w:r>
+        <w:rPr>
+          <w:rFonts w:ascii="Arial" w:hAnsi="Arial" w:cs="Arial"/>
+          <w:b/>
+          <w:sz w:val="20"/>
+          <w:szCs w:val="20"/>
+        </w:rPr>
+        <w:tab/>
+      </w:r>
+      <w:r>
+        <w:rPr>
+          <w:rFonts w:ascii="Arial" w:hAnsi="Arial" w:cs="Arial"/>
+          <w:b/>
+          <w:sz w:val="20"/>
+          <w:szCs w:val="20"/>
+        </w:rPr>
+        <w:tab/>
+      </w:r>
+      <w:r>
+        <w:rPr>
+          <w:rFonts w:ascii="Arial" w:hAnsi="Arial" w:cs="Arial"/>
+          <w:b/>
+          <w:sz w:val="20"/>
+          <w:szCs w:val="20"/>
+        </w:rPr>
+        <w:tab/>
+      </w:r>
+      <w:r>
+        <w:rPr>
+          <w:rFonts w:ascii="Arial" w:hAnsi="Arial" w:cs="Arial"/>
+          <w:b/>
+          <w:sz w:val="20"/>
+          <w:szCs w:val="20"/>
+        </w:rPr>
+        <w:tab/>
+      </w:r>
+      <w:r>
+        <w:rPr>
+          <w:rFonts w:ascii="Arial" w:hAnsi="Arial" w:cs="Arial"/>
+          <w:b/>
+          <w:sz w:val="20"/>
+          <w:szCs w:val="20"/>
+        </w:rPr>
+        <w:tab/>
+      </w:r>
+      <w:r>
+        <w:rPr>
+          <w:rFonts w:ascii="Arial" w:hAnsi="Arial" w:cs="Arial"/>
+          <w:b/>
+          <w:sz w:val="20"/>
+          <w:szCs w:val="20"/>
+        </w:rPr>
+        <w:t xml:space="preserve">     RECOMMEND APPROVAL:</w:t>
+      </w:r>
     </w:p>
     <w:p>
       <w:pPr>
@@ -7697,81 +7601,6 @@
       <w:r>
         <w:rPr>
           <w:rFonts w:ascii="Arial" w:hAnsi="Arial" w:cs="Arial"/>
-          <w:b/>
-          <w:sz w:val="20"/>
-          <w:szCs w:val="20"/>
-        </w:rPr>
-        <w:t>Fire Code Fees:</w:t>
-      </w:r>
-      <w:r>
-        <w:rPr>
-          <w:rFonts w:ascii="Arial" w:hAnsi="Arial" w:cs="Arial"/>
-          <w:b/>
-          <w:sz w:val="20"/>
-          <w:szCs w:val="20"/>
-        </w:rPr>
-        <w:tab/>
-      </w:r>
-      <w:r>
-        <w:rPr>
-          <w:rFonts w:ascii="Arial" w:hAnsi="Arial" w:cs="Arial"/>
-          <w:b/>
-          <w:sz w:val="20"/>
-          <w:szCs w:val="20"/>
-        </w:rPr>
-        <w:tab/>
-      </w:r>
-      <w:r>
-        <w:rPr>
-          <w:rFonts w:ascii="Arial" w:hAnsi="Arial" w:cs="Arial"/>
-          <w:b/>
-          <w:sz w:val="20"/>
-          <w:szCs w:val="20"/>
-        </w:rPr>
-        <w:tab/>
-      </w:r>
-      <w:r>
-        <w:rPr>
-          <w:rFonts w:ascii="Arial" w:hAnsi="Arial" w:cs="Arial"/>
-          <w:b/>
-          <w:sz w:val="20"/>
-          <w:szCs w:val="20"/>
-        </w:rPr>
-        <w:tab/>
-      </w:r>
-      <w:r>
-        <w:rPr>
-          <w:rFonts w:ascii="Arial" w:hAnsi="Arial" w:cs="Arial"/>
-          <w:b/>
-          <w:sz w:val="20"/>
-          <w:szCs w:val="20"/>
-        </w:rPr>
-        <w:tab/>
-      </w:r>
-      <w:r>
-        <w:rPr>
-          <w:rFonts w:ascii="Arial" w:hAnsi="Arial" w:cs="Arial"/>
-          <w:b/>
-          <w:sz w:val="20"/>
-          <w:szCs w:val="20"/>
-        </w:rPr>
-        <w:t xml:space="preserve">     RECOMMEND APPROVAL:</w:t>
-      </w:r>
-    </w:p>
-    <w:p>
-      <w:pPr>
-        <w:spacing w:after="0" w:line="240" w:lineRule="auto"/>
-        <w:ind w:firstLine="720" w:firstLineChars="0"/>
-        <w:rPr>
-          <w:rFonts w:ascii="Arial" w:hAnsi="Arial" w:cs="Arial"/>
-          <w:b/>
-          <w:sz w:val="20"/>
-          <w:szCs w:val="20"/>
-        </w:rPr>
-      </w:pPr>
-      <w:r>
-        <w:rPr>
-          <w:rFonts w:ascii="Arial" w:hAnsi="Arial" w:cs="Arial"/>
           <w:sz w:val="24"/>
           <w:szCs w:val="24"/>
           <w:lang w:val="en-US" w:eastAsia="en-US"/>
@@ -7779,10 +7608,10 @@
         <mc:AlternateContent>
           <mc:Choice Requires="wps">
             <w:drawing>
-              <wp:anchor distT="0" distB="0" distL="114300" distR="114300" simplePos="0" relativeHeight="251721728" behindDoc="1" locked="0" layoutInCell="1" allowOverlap="1">
+              <wp:anchor distT="0" distB="0" distL="114300" distR="114300" simplePos="0" relativeHeight="251719680" behindDoc="1" locked="0" layoutInCell="1" allowOverlap="1">
                 <wp:simplePos x="0" y="0"/>
                 <wp:positionH relativeFrom="column">
-                  <wp:posOffset>3057525</wp:posOffset>
+                  <wp:posOffset>3971925</wp:posOffset>
                 </wp:positionH>
                 <wp:positionV relativeFrom="paragraph">
                   <wp:posOffset>46990</wp:posOffset>
@@ -7862,8 +7691,20 @@
                                 <w:bCs/>
                                 <w:sz w:val="20"/>
                                 <w:szCs w:val="20"/>
+                                <w:lang w:val="en-US"/>
                               </w:rPr>
                             </w:pPr>
+                            <w:r>
+                              <w:rPr>
+                                <w:rFonts w:hint="default" w:ascii="Arial" w:hAnsi="Arial" w:eastAsia="SimSun" w:cs="Arial"/>
+                                <w:b/>
+                                <w:bCs/>
+                                <w:sz w:val="20"/>
+                                <w:szCs w:val="20"/>
+                                <w:lang w:val="en-US"/>
+                              </w:rPr>
+                              <w:t>(</w:t>
+                            </w:r>
                             <w:r>
                               <w:rPr>
                                 <w:rFonts w:hint="default" w:ascii="Arial" w:hAnsi="Arial" w:eastAsia="SimSun" w:cs="Arial"/>
@@ -7883,7 +7724,7 @@
                                 <w:szCs w:val="20"/>
                                 <w:lang w:val="en-US"/>
                               </w:rPr>
-                              <w:t xml:space="preserve"> </w:t>
+                              <w:t>_</w:t>
                             </w:r>
                             <w:r>
                               <w:rPr>
@@ -7894,6 +7735,17 @@
                                 <w:szCs w:val="20"/>
                               </w:rPr>
                               <w:t>POSITION</w:t>
+                            </w:r>
+                            <w:r>
+                              <w:rPr>
+                                <w:rFonts w:hint="default" w:ascii="Arial" w:hAnsi="Arial" w:eastAsia="SimSun" w:cs="Arial"/>
+                                <w:b/>
+                                <w:bCs/>
+                                <w:sz w:val="20"/>
+                                <w:szCs w:val="20"/>
+                                <w:lang w:val="en-US"/>
+                              </w:rPr>
+                              <w:t>}</w:t>
                             </w:r>
                           </w:p>
                           <w:p>
@@ -7920,7 +7772,7 @@
           </mc:Choice>
           <mc:Fallback>
             <w:pict>
-              <v:shape id="_x0000_s1026" o:spid="_x0000_s1026" o:spt="202" type="#_x0000_t202" style="position:absolute;left:0pt;margin-left:240.75pt;margin-top:3.7pt;height:38.3pt;width:241.1pt;z-index:-251594752;mso-width-relative:page;mso-height-relative:page;" filled="f" stroked="f" coordsize="21600,21600" o:gfxdata="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">
+              <v:shape id="_x0000_s1026" o:spid="_x0000_s1026" o:spt="202" type="#_x0000_t202" style="position:absolute;left:0pt;margin-left:312.75pt;margin-top:3.7pt;height:38.3pt;width:241.1pt;z-index:-251596800;mso-width-relative:page;mso-height-relative:page;" filled="f" stroked="f" coordsize="21600,21600" o:gfxdata="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">
                 <v:fill on="f" focussize="0,0"/>
                 <v:stroke on="f" weight="0.5pt"/>
                 <v:imagedata o:title=""/>
@@ -7963,8 +7815,20 @@
                           <w:bCs/>
                           <w:sz w:val="20"/>
                           <w:szCs w:val="20"/>
+                          <w:lang w:val="en-US"/>
                         </w:rPr>
                       </w:pPr>
+                      <w:r>
+                        <w:rPr>
+                          <w:rFonts w:hint="default" w:ascii="Arial" w:hAnsi="Arial" w:eastAsia="SimSun" w:cs="Arial"/>
+                          <w:b/>
+                          <w:bCs/>
+                          <w:sz w:val="20"/>
+                          <w:szCs w:val="20"/>
+                          <w:lang w:val="en-US"/>
+                        </w:rPr>
+                        <w:t>(</w:t>
+                      </w:r>
                       <w:r>
                         <w:rPr>
                           <w:rFonts w:hint="default" w:ascii="Arial" w:hAnsi="Arial" w:eastAsia="SimSun" w:cs="Arial"/>
@@ -7984,7 +7848,7 @@
                           <w:szCs w:val="20"/>
                           <w:lang w:val="en-US"/>
                         </w:rPr>
-                        <w:t xml:space="preserve"> </w:t>
+                        <w:t>_</w:t>
                       </w:r>
                       <w:r>
                         <w:rPr>
@@ -7995,6 +7859,17 @@
                           <w:szCs w:val="20"/>
                         </w:rPr>
                         <w:t>POSITION</w:t>
+                      </w:r>
+                      <w:r>
+                        <w:rPr>
+                          <w:rFonts w:hint="default" w:ascii="Arial" w:hAnsi="Arial" w:eastAsia="SimSun" w:cs="Arial"/>
+                          <w:b/>
+                          <w:bCs/>
+                          <w:sz w:val="20"/>
+                          <w:szCs w:val="20"/>
+                          <w:lang w:val="en-US"/>
+                        </w:rPr>
+                        <w:t>}</w:t>
                       </w:r>
                     </w:p>
                     <w:p>
@@ -8025,7 +7900,7 @@
         <mc:AlternateContent>
           <mc:Choice Requires="wps">
             <w:drawing>
-              <wp:anchor distT="0" distB="0" distL="114300" distR="114300" simplePos="0" relativeHeight="251722752" behindDoc="0" locked="0" layoutInCell="1" allowOverlap="1">
+              <wp:anchor distT="0" distB="0" distL="114300" distR="114300" simplePos="0" relativeHeight="251720704" behindDoc="0" locked="0" layoutInCell="1" allowOverlap="1">
                 <wp:simplePos x="0" y="0"/>
                 <wp:positionH relativeFrom="column">
                   <wp:posOffset>781050</wp:posOffset>
@@ -8074,7 +7949,7 @@
           </mc:Choice>
           <mc:Fallback>
             <w:pict>
-              <v:line id="Straight Connector 22" o:spid="_x0000_s1026" o:spt="20" style="position:absolute;left:0pt;margin-left:61.5pt;margin-top:11.65pt;height:0.15pt;width:66.5pt;z-index:251722752;mso-width-relative:page;mso-height-relative:page;" filled="f" stroked="t" coordsize="21600,21600" o:gfxdata="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">
+              <v:line id="Straight Connector 22" o:spid="_x0000_s1026" o:spt="20" style="position:absolute;left:0pt;margin-left:61.5pt;margin-top:11.65pt;height:0.15pt;width:66.5pt;z-index:251720704;mso-width-relative:page;mso-height-relative:page;" filled="f" stroked="t" coordsize="21600,21600" o:gfxdata="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">
                 <v:fill on="f" focussize="0,0"/>
                 <v:stroke color="#000000 [3200]" joinstyle="round"/>
                 <v:imagedata o:title=""/>
@@ -8180,10 +8055,10 @@
         <mc:AlternateContent>
           <mc:Choice Requires="wps">
             <w:drawing>
-              <wp:anchor distT="0" distB="0" distL="114300" distR="114300" simplePos="0" relativeHeight="251724800" behindDoc="0" locked="0" layoutInCell="1" allowOverlap="1">
+              <wp:anchor distT="0" distB="0" distL="114300" distR="114300" simplePos="0" relativeHeight="251722752" behindDoc="0" locked="0" layoutInCell="1" allowOverlap="1">
                 <wp:simplePos x="0" y="0"/>
                 <wp:positionH relativeFrom="column">
-                  <wp:posOffset>3418840</wp:posOffset>
+                  <wp:posOffset>4356100</wp:posOffset>
                 </wp:positionH>
                 <wp:positionV relativeFrom="paragraph">
                   <wp:posOffset>78740</wp:posOffset>
@@ -8229,7 +8104,7 @@
           </mc:Choice>
           <mc:Fallback>
             <w:pict>
-              <v:line id="Straight Connector 22" o:spid="_x0000_s1026" o:spt="20" style="position:absolute;left:0pt;flip:y;margin-left:269.2pt;margin-top:6.2pt;height:0.85pt;width:181.75pt;z-index:251724800;mso-width-relative:page;mso-height-relative:page;" filled="f" stroked="t" coordsize="21600,21600" o:gfxdata="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">
+              <v:line id="Straight Connector 22" o:spid="_x0000_s1026" o:spt="20" style="position:absolute;left:0pt;flip:y;margin-left:343pt;margin-top:6.2pt;height:0.85pt;width:181.75pt;z-index:251722752;mso-width-relative:page;mso-height-relative:page;" filled="f" stroked="t" coordsize="21600,21600" o:gfxdata="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">
                 <v:fill on="f" focussize="0,0"/>
                 <v:stroke color="#000000 [3200]" joinstyle="round"/>
                 <v:imagedata o:title=""/>
@@ -8249,7 +8124,7 @@
         <mc:AlternateContent>
           <mc:Choice Requires="wps">
             <w:drawing>
-              <wp:anchor distT="0" distB="0" distL="114300" distR="114300" simplePos="0" relativeHeight="251723776" behindDoc="0" locked="0" layoutInCell="1" allowOverlap="1">
+              <wp:anchor distT="0" distB="0" distL="114300" distR="114300" simplePos="0" relativeHeight="251721728" behindDoc="0" locked="0" layoutInCell="1" allowOverlap="1">
                 <wp:simplePos x="0" y="0"/>
                 <wp:positionH relativeFrom="column">
                   <wp:posOffset>781050</wp:posOffset>
@@ -8298,7 +8173,7 @@
           </mc:Choice>
           <mc:Fallback>
             <w:pict>
-              <v:line id="Straight Connector 22" o:spid="_x0000_s1026" o:spt="20" style="position:absolute;left:0pt;margin-left:61.5pt;margin-top:11.5pt;height:0.45pt;width:74.45pt;z-index:251723776;mso-width-relative:page;mso-height-relative:page;" filled="f" stroked="t" coordsize="21600,21600" o:gfxdata="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">
+              <v:line id="Straight Connector 22" o:spid="_x0000_s1026" o:spt="20" style="position:absolute;left:0pt;margin-left:61.5pt;margin-top:11.5pt;height:0.45pt;width:74.45pt;z-index:251721728;mso-width-relative:page;mso-height-relative:page;" filled="f" stroked="t" coordsize="21600,21600" o:gfxdata="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">
                 <v:fill on="f" focussize="0,0"/>
                 <v:stroke color="#000000 [3200]" joinstyle="round"/>
                 <v:imagedata o:title=""/>
@@ -8502,7 +8377,7 @@
         <mc:AlternateContent>
           <mc:Choice Requires="wps">
             <w:drawing>
-              <wp:anchor distT="0" distB="0" distL="114300" distR="114300" simplePos="0" relativeHeight="251718656" behindDoc="0" locked="0" layoutInCell="1" allowOverlap="1">
+              <wp:anchor distT="0" distB="0" distL="114300" distR="114300" simplePos="0" relativeHeight="251716608" behindDoc="0" locked="0" layoutInCell="1" allowOverlap="1">
                 <wp:simplePos x="0" y="0"/>
                 <wp:positionH relativeFrom="column">
                   <wp:posOffset>765810</wp:posOffset>
@@ -8551,7 +8426,7 @@
           </mc:Choice>
           <mc:Fallback>
             <w:pict>
-              <v:line id="Straight Connector 22" o:spid="_x0000_s1026" o:spt="20" style="position:absolute;left:0pt;margin-left:60.3pt;margin-top:0.1pt;height:0pt;width:103.5pt;z-index:251718656;mso-width-relative:page;mso-height-relative:page;" filled="f" stroked="t" coordsize="21600,21600" o:gfxdata="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">
+              <v:line id="Straight Connector 22" o:spid="_x0000_s1026" o:spt="20" style="position:absolute;left:0pt;margin-left:60.3pt;margin-top:0.1pt;height:0pt;width:103.5pt;z-index:251716608;mso-width-relative:page;mso-height-relative:page;" filled="f" stroked="t" coordsize="21600,21600" o:gfxdata="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">
                 <v:fill on="f" focussize="0,0"/>
                 <v:stroke color="#000000 [3200]" joinstyle="round"/>
                 <v:imagedata o:title=""/>
@@ -8705,87 +8580,78 @@
         <w:spacing w:after="0" w:line="240" w:lineRule="auto"/>
         <w:ind w:firstLine="720" w:firstLineChars="0"/>
         <w:rPr>
+          <w:rFonts w:ascii="Arial" w:hAnsi="Arial" w:cs="Arial"/>
+          <w:b/>
+        </w:rPr>
+      </w:pPr>
+      <w:r>
+        <w:rPr>
           <w:rFonts w:ascii="Arial Narrow" w:hAnsi="Arial Narrow" w:cs="Arial"/>
         </w:rPr>
-      </w:pPr>
+        <w:tab/>
+      </w:r>
+      <w:r>
+        <w:rPr>
+          <w:rFonts w:ascii="Arial Narrow" w:hAnsi="Arial Narrow" w:cs="Arial"/>
+        </w:rPr>
+        <w:tab/>
+      </w:r>
+      <w:r>
+        <w:rPr>
+          <w:rFonts w:ascii="Arial Narrow" w:hAnsi="Arial Narrow" w:cs="Arial"/>
+        </w:rPr>
+        <w:tab/>
+      </w:r>
+      <w:r>
+        <w:rPr>
+          <w:rFonts w:ascii="Arial Narrow" w:hAnsi="Arial Narrow" w:cs="Arial"/>
+        </w:rPr>
+        <w:tab/>
+      </w:r>
+      <w:r>
+        <w:rPr>
+          <w:rFonts w:ascii="Arial Narrow" w:hAnsi="Arial Narrow" w:cs="Arial"/>
+        </w:rPr>
+        <w:tab/>
+      </w:r>
+      <w:r>
+        <w:rPr>
+          <w:rFonts w:ascii="Arial Narrow" w:hAnsi="Arial Narrow" w:cs="Arial"/>
+        </w:rPr>
+        <w:tab/>
+      </w:r>
+      <w:r>
+        <w:rPr>
+          <w:rFonts w:ascii="Arial Narrow" w:hAnsi="Arial Narrow" w:cs="Arial"/>
+        </w:rPr>
+        <w:tab/>
+      </w:r>
+      <w:r>
+        <w:rPr>
+          <w:rFonts w:hint="default" w:ascii="Arial Narrow" w:hAnsi="Arial Narrow" w:cs="Arial"/>
+          <w:lang w:val="en-US"/>
+        </w:rPr>
+        <w:t xml:space="preserve">        </w:t>
+      </w:r>
+      <w:r>
+        <w:rPr>
+          <w:rFonts w:ascii="Arial" w:hAnsi="Arial" w:cs="Arial"/>
+          <w:b/>
+        </w:rPr>
+        <w:t>APPROVED:</w:t>
+      </w:r>
+      <w:r>
+        <w:rPr>
+          <w:rFonts w:ascii="Arial" w:hAnsi="Arial" w:cs="Arial"/>
+        </w:rPr>
+        <w:t xml:space="preserve"> </w:t>
+      </w:r>
     </w:p>
     <w:p>
       <w:pPr>
         <w:spacing w:after="0" w:line="240" w:lineRule="auto"/>
         <w:ind w:firstLine="720" w:firstLineChars="0"/>
         <w:rPr>
-          <w:rFonts w:ascii="Arial" w:hAnsi="Arial" w:cs="Arial"/>
-          <w:b/>
-        </w:rPr>
-      </w:pPr>
-      <w:r>
-        <w:rPr>
-          <w:rFonts w:ascii="Arial Narrow" w:hAnsi="Arial Narrow" w:cs="Arial"/>
-        </w:rPr>
-        <w:tab/>
-      </w:r>
-      <w:r>
-        <w:rPr>
-          <w:rFonts w:ascii="Arial Narrow" w:hAnsi="Arial Narrow" w:cs="Arial"/>
-        </w:rPr>
-        <w:tab/>
-      </w:r>
-      <w:r>
-        <w:rPr>
-          <w:rFonts w:ascii="Arial Narrow" w:hAnsi="Arial Narrow" w:cs="Arial"/>
-        </w:rPr>
-        <w:tab/>
-      </w:r>
-      <w:r>
-        <w:rPr>
-          <w:rFonts w:ascii="Arial Narrow" w:hAnsi="Arial Narrow" w:cs="Arial"/>
-        </w:rPr>
-        <w:tab/>
-      </w:r>
-      <w:r>
-        <w:rPr>
-          <w:rFonts w:ascii="Arial Narrow" w:hAnsi="Arial Narrow" w:cs="Arial"/>
-        </w:rPr>
-        <w:tab/>
-      </w:r>
-      <w:r>
-        <w:rPr>
-          <w:rFonts w:ascii="Arial Narrow" w:hAnsi="Arial Narrow" w:cs="Arial"/>
-        </w:rPr>
-        <w:tab/>
-      </w:r>
-      <w:r>
-        <w:rPr>
-          <w:rFonts w:ascii="Arial Narrow" w:hAnsi="Arial Narrow" w:cs="Arial"/>
-        </w:rPr>
-        <w:tab/>
-      </w:r>
-      <w:r>
-        <w:rPr>
-          <w:rFonts w:hint="default" w:ascii="Arial Narrow" w:hAnsi="Arial Narrow" w:cs="Arial"/>
-          <w:lang w:val="en-US"/>
-        </w:rPr>
-        <w:tab/>
-      </w:r>
-      <w:r>
-        <w:rPr>
-          <w:rFonts w:ascii="Arial" w:hAnsi="Arial" w:cs="Arial"/>
-          <w:b/>
-        </w:rPr>
-        <w:t>APPROVED:</w:t>
-      </w:r>
-      <w:r>
-        <w:rPr>
-          <w:rFonts w:ascii="Arial" w:hAnsi="Arial" w:cs="Arial"/>
-        </w:rPr>
-        <w:t xml:space="preserve"> </w:t>
-      </w:r>
-    </w:p>
-    <w:p>
-      <w:pPr>
-        <w:spacing w:after="0" w:line="240" w:lineRule="auto"/>
-        <w:ind w:firstLine="720" w:firstLineChars="0"/>
-        <w:rPr>
           <w:rFonts w:ascii="Arial Narrow" w:hAnsi="Arial Narrow" w:cs="Arial"/>
         </w:rPr>
       </w:pPr>
@@ -8799,7 +8665,7 @@
         <mc:AlternateContent>
           <mc:Choice Requires="wps">
             <w:drawing>
-              <wp:anchor distT="0" distB="0" distL="114300" distR="114300" simplePos="0" relativeHeight="251717632" behindDoc="0" locked="0" layoutInCell="1" allowOverlap="1">
+              <wp:anchor distT="0" distB="0" distL="114300" distR="114300" simplePos="0" relativeHeight="251715584" behindDoc="0" locked="0" layoutInCell="1" allowOverlap="1">
                 <wp:simplePos x="0" y="0"/>
                 <wp:positionH relativeFrom="column">
                   <wp:posOffset>4284345</wp:posOffset>
@@ -8882,7 +8748,7 @@
           </mc:Choice>
           <mc:Fallback>
             <w:pict>
-              <v:shape id="_x0000_s1026" o:spid="_x0000_s1026" o:spt="202" type="#_x0000_t202" style="position:absolute;left:0pt;margin-left:337.35pt;margin-top:5.1pt;height:27pt;width:197.95pt;z-index:251717632;mso-width-relative:page;mso-height-relative:page;" filled="f" stroked="f" coordsize="21600,21600" o:gfxdata="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">
+              <v:shape id="_x0000_s1026" o:spid="_x0000_s1026" o:spt="202" type="#_x0000_t202" style="position:absolute;left:0pt;margin-left:337.35pt;margin-top:5.1pt;height:27pt;width:197.95pt;z-index:251715584;mso-width-relative:page;mso-height-relative:page;" filled="f" stroked="f" coordsize="21600,21600" o:gfxdata="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">
                 <v:fill on="f" focussize="0,0"/>
                 <v:stroke on="f" weight="0.5pt"/>
                 <v:imagedata o:title=""/>
@@ -8936,7 +8802,7 @@
         <mc:AlternateContent>
           <mc:Choice Requires="wps">
             <w:drawing>
-              <wp:anchor distT="0" distB="0" distL="114300" distR="114300" simplePos="0" relativeHeight="251716608" behindDoc="0" locked="0" layoutInCell="1" allowOverlap="1">
+              <wp:anchor distT="0" distB="0" distL="114300" distR="114300" simplePos="0" relativeHeight="251714560" behindDoc="0" locked="0" layoutInCell="1" allowOverlap="1">
                 <wp:simplePos x="0" y="0"/>
                 <wp:positionH relativeFrom="column">
                   <wp:posOffset>4330700</wp:posOffset>
@@ -8985,7 +8851,7 @@
           </mc:Choice>
           <mc:Fallback>
             <w:pict>
-              <v:line id="_x0000_s1026" o:spid="_x0000_s1026" o:spt="20" style="position:absolute;left:0pt;margin-left:341pt;margin-top:11.85pt;height:0.05pt;width:193.8pt;z-index:251716608;mso-width-relative:page;mso-height-relative:page;" filled="f" stroked="t" coordsize="21600,21600" o:gfxdata="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">
+              <v:line id="_x0000_s1026" o:spid="_x0000_s1026" o:spt="20" style="position:absolute;left:0pt;margin-left:341pt;margin-top:11.85pt;height:0.05pt;width:193.8pt;z-index:251714560;mso-width-relative:page;mso-height-relative:page;" filled="f" stroked="t" coordsize="21600,21600" o:gfxdata="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">
                 <v:fill on="f" focussize="0,0"/>
                 <v:stroke color="#000000 [3200]" joinstyle="round"/>
                 <v:imagedata o:title=""/>
@@ -9615,7 +9481,7 @@
     <w:lsdException w:uiPriority="99" w:name="Normal Indent"/>
     <w:lsdException w:uiPriority="99" w:name="footnote text"/>
     <w:lsdException w:uiPriority="99" w:name="annotation text"/>
-    <w:lsdException w:uiPriority="99" w:semiHidden="0" w:name="header"/>
+    <w:lsdException w:qFormat="1" w:uiPriority="99" w:semiHidden="0" w:name="header"/>
     <w:lsdException w:uiPriority="99" w:semiHidden="0" w:name="footer"/>
     <w:lsdException w:uiPriority="99" w:name="index heading"/>
     <w:lsdException w:qFormat="1" w:uiPriority="35" w:name="caption"/>
@@ -9649,7 +9515,7 @@
     <w:lsdException w:qFormat="1" w:unhideWhenUsed="0" w:uiPriority="10" w:semiHidden="0" w:name="Title"/>
     <w:lsdException w:uiPriority="99" w:name="Closing"/>
     <w:lsdException w:uiPriority="99" w:name="Signature"/>
-    <w:lsdException w:uiPriority="1" w:name="Default Paragraph Font"/>
+    <w:lsdException w:qFormat="1" w:uiPriority="1" w:name="Default Paragraph Font"/>
     <w:lsdException w:uiPriority="99" w:name="Body Text"/>
     <w:lsdException w:uiPriority="99" w:name="Body Text Indent"/>
     <w:lsdException w:uiPriority="99" w:name="List Continue"/>
@@ -9731,9 +9597,10 @@
     <w:lsdException w:uiPriority="99" w:name="Table Web 1"/>
     <w:lsdException w:uiPriority="99" w:name="Table Web 2"/>
     <w:lsdException w:uiPriority="99" w:name="Table Web 3"/>
-    <w:lsdException w:uiPriority="99" w:name="Balloon Text"/>
-    <w:lsdException w:unhideWhenUsed="0" w:uiPriority="59" w:semiHidden="0" w:name="Table Grid"/>
+    <w:lsdException w:qFormat="1" w:uiPriority="99" w:name="Balloon Text"/>
+    <w:lsdException w:qFormat="1" w:unhideWhenUsed="0" w:uiPriority="59" w:semiHidden="0" w:name="Table Grid"/>
     <w:lsdException w:uiPriority="99" w:name="Table Theme"/>
+    <w:lsdException w:qFormat="1" w:unhideWhenUsed="0" w:uiPriority="1" w:semiHidden="0" w:name="No Spacing"/>
     <w:lsdException w:unhideWhenUsed="0" w:uiPriority="60" w:semiHidden="0" w:name="Light Shading"/>
     <w:lsdException w:unhideWhenUsed="0" w:uiPriority="61" w:semiHidden="0" w:name="Light List"/>
     <w:lsdException w:unhideWhenUsed="0" w:uiPriority="62" w:semiHidden="0" w:name="Light Grid"/>
@@ -9852,6 +9719,7 @@
     <w:name w:val="Default Paragraph Font"/>
     <w:semiHidden/>
     <w:unhideWhenUsed/>
+    <w:qFormat/>
     <w:uiPriority w:val="1"/>
   </w:style>
   <w:style w:type="table" w:default="1" w:styleId="3">
@@ -9874,6 +9742,7 @@
     <w:link w:val="8"/>
     <w:semiHidden/>
     <w:unhideWhenUsed/>
+    <w:qFormat/>
     <w:uiPriority w:val="99"/>
     <w:pPr>
       <w:spacing w:after="0" w:line="240" w:lineRule="auto"/>
@@ -9903,6 +9772,7 @@
     <w:basedOn w:val="1"/>
     <w:link w:val="9"/>
     <w:unhideWhenUsed/>
+    <w:qFormat/>
     <w:uiPriority w:val="99"/>
     <w:pPr>
       <w:tabs>
@@ -9915,6 +9785,7 @@
   <w:style w:type="table" w:styleId="7">
     <w:name w:val="Table Grid"/>
     <w:basedOn w:val="3"/>
+    <w:qFormat/>
     <w:uiPriority w:val="59"/>
     <w:pPr>
       <w:spacing w:after="0" w:line="240" w:lineRule="auto"/>
@@ -9966,6 +9837,20 @@
       <w:ind w:left="720"/>
       <w:contextualSpacing/>
     </w:pPr>
+  </w:style>
+  <w:style w:type="paragraph" w:styleId="12">
+    <w:name w:val="No Spacing"/>
+    <w:qFormat/>
+    <w:uiPriority w:val="1"/>
+    <w:pPr>
+      <w:spacing w:after="0" w:line="240" w:lineRule="auto"/>
+    </w:pPr>
+    <w:rPr>
+      <w:rFonts w:asciiTheme="minorHAnsi" w:hAnsiTheme="minorHAnsi" w:eastAsiaTheme="minorHAnsi" w:cstheme="minorBidi"/>
+      <w:sz w:val="22"/>
+      <w:szCs w:val="22"/>
+      <w:lang w:val="en-PH" w:eastAsia="en-US" w:bidi="ar-SA"/>
+    </w:rPr>
   </w:style>
 </w:styles>
 </file>

--- a/backend/templates/FSED-34F-Hot-Works.docx
+++ b/backend/templates/FSED-34F-Hot-Works.docx
@@ -1101,8 +1101,8 @@
                                 <w:b/>
                                 <w:bCs/>
                                 <w:color w:val="000000"/>
-                                <w:sz w:val="16"/>
-                                <w:szCs w:val="16"/>
+                                <w:sz w:val="18"/>
+                                <w:szCs w:val="18"/>
                                 <w:lang w:val="en-US"/>
                               </w:rPr>
                             </w:pPr>
@@ -1112,8 +1112,8 @@
                                 <w:b/>
                                 <w:bCs/>
                                 <w:color w:val="000000"/>
-                                <w:sz w:val="16"/>
-                                <w:szCs w:val="16"/>
+                                <w:sz w:val="18"/>
+                                <w:szCs w:val="18"/>
                                 <w:lang w:val="en-US"/>
                               </w:rPr>
                               <w:t>{NAME_OF_BUILDING}</w:t>
@@ -1148,8 +1148,8 @@
                           <w:b/>
                           <w:bCs/>
                           <w:color w:val="000000"/>
-                          <w:sz w:val="16"/>
-                          <w:szCs w:val="16"/>
+                          <w:sz w:val="18"/>
+                          <w:szCs w:val="18"/>
                           <w:lang w:val="en-US"/>
                         </w:rPr>
                       </w:pPr>
@@ -1159,8 +1159,8 @@
                           <w:b/>
                           <w:bCs/>
                           <w:color w:val="000000"/>
-                          <w:sz w:val="16"/>
-                          <w:szCs w:val="16"/>
+                          <w:sz w:val="18"/>
+                          <w:szCs w:val="18"/>
                           <w:lang w:val="en-US"/>
                         </w:rPr>
                         <w:t>{NAME_OF_BUILDING}</w:t>
@@ -1308,8 +1308,8 @@
                               <w:rPr>
                                 <w:rFonts w:hint="default" w:ascii="Arial" w:hAnsi="Arial" w:eastAsia="Times New Roman" w:cs="Arial"/>
                                 <w:color w:val="000000"/>
-                                <w:sz w:val="16"/>
-                                <w:szCs w:val="16"/>
+                                <w:sz w:val="18"/>
+                                <w:szCs w:val="18"/>
                                 <w:lang w:val="en-US"/>
                               </w:rPr>
                             </w:pPr>
@@ -1317,8 +1317,8 @@
                               <w:rPr>
                                 <w:rFonts w:hint="default" w:ascii="Arial" w:hAnsi="Arial" w:eastAsia="Times New Roman" w:cs="Arial"/>
                                 <w:color w:val="000000"/>
-                                <w:sz w:val="16"/>
-                                <w:szCs w:val="16"/>
+                                <w:sz w:val="18"/>
+                                <w:szCs w:val="18"/>
                                 <w:lang w:val="en-US"/>
                               </w:rPr>
                               <w:t>{ADDRESS}</w:t>
@@ -1351,8 +1351,8 @@
                         <w:rPr>
                           <w:rFonts w:hint="default" w:ascii="Arial" w:hAnsi="Arial" w:eastAsia="Times New Roman" w:cs="Arial"/>
                           <w:color w:val="000000"/>
-                          <w:sz w:val="16"/>
-                          <w:szCs w:val="16"/>
+                          <w:sz w:val="18"/>
+                          <w:szCs w:val="18"/>
                           <w:lang w:val="en-US"/>
                         </w:rPr>
                       </w:pPr>
@@ -1360,8 +1360,8 @@
                         <w:rPr>
                           <w:rFonts w:hint="default" w:ascii="Arial" w:hAnsi="Arial" w:eastAsia="Times New Roman" w:cs="Arial"/>
                           <w:color w:val="000000"/>
-                          <w:sz w:val="16"/>
-                          <w:szCs w:val="16"/>
+                          <w:sz w:val="18"/>
+                          <w:szCs w:val="18"/>
                           <w:lang w:val="en-US"/>
                         </w:rPr>
                         <w:t>{ADDRESS}</w:t>
@@ -1494,8 +1494,8 @@
                               <w:rPr>
                                 <w:rFonts w:hint="default" w:ascii="Arial" w:hAnsi="Arial" w:eastAsia="Times New Roman" w:cs="Arial"/>
                                 <w:color w:val="000000"/>
-                                <w:sz w:val="16"/>
-                                <w:szCs w:val="16"/>
+                                <w:sz w:val="18"/>
+                                <w:szCs w:val="18"/>
                                 <w:lang w:val="en-US"/>
                               </w:rPr>
                             </w:pPr>
@@ -1503,8 +1503,8 @@
                               <w:rPr>
                                 <w:rFonts w:hint="default" w:ascii="Arial" w:hAnsi="Arial" w:eastAsia="Times New Roman" w:cs="Arial"/>
                                 <w:color w:val="000000"/>
-                                <w:sz w:val="16"/>
-                                <w:szCs w:val="16"/>
+                                <w:sz w:val="18"/>
+                                <w:szCs w:val="18"/>
                                 <w:lang w:val="en-US"/>
                               </w:rPr>
                               <w:t>{COMPANY_NAME}</w:t>
@@ -1537,8 +1537,8 @@
                         <w:rPr>
                           <w:rFonts w:hint="default" w:ascii="Arial" w:hAnsi="Arial" w:eastAsia="Times New Roman" w:cs="Arial"/>
                           <w:color w:val="000000"/>
-                          <w:sz w:val="16"/>
-                          <w:szCs w:val="16"/>
+                          <w:sz w:val="18"/>
+                          <w:szCs w:val="18"/>
                           <w:lang w:val="en-US"/>
                         </w:rPr>
                       </w:pPr>
@@ -1546,8 +1546,8 @@
                         <w:rPr>
                           <w:rFonts w:hint="default" w:ascii="Arial" w:hAnsi="Arial" w:eastAsia="Times New Roman" w:cs="Arial"/>
                           <w:color w:val="000000"/>
-                          <w:sz w:val="16"/>
-                          <w:szCs w:val="16"/>
+                          <w:sz w:val="18"/>
+                          <w:szCs w:val="18"/>
                           <w:lang w:val="en-US"/>
                         </w:rPr>
                         <w:t>{COMPANY_NAME}</w:t>
@@ -1624,8 +1624,8 @@
                               <w:rPr>
                                 <w:rFonts w:hint="default" w:ascii="Arial" w:hAnsi="Arial" w:eastAsia="Times New Roman" w:cs="Arial"/>
                                 <w:color w:val="000000"/>
-                                <w:sz w:val="16"/>
-                                <w:szCs w:val="16"/>
+                                <w:sz w:val="18"/>
+                                <w:szCs w:val="18"/>
                                 <w:lang w:val="en-US"/>
                               </w:rPr>
                             </w:pPr>
@@ -1633,8 +1633,8 @@
                               <w:rPr>
                                 <w:rFonts w:hint="default" w:ascii="Arial" w:hAnsi="Arial" w:eastAsia="Times New Roman" w:cs="Arial"/>
                                 <w:color w:val="000000"/>
-                                <w:sz w:val="16"/>
-                                <w:szCs w:val="16"/>
+                                <w:sz w:val="18"/>
+                                <w:szCs w:val="18"/>
                                 <w:lang w:val="en-US"/>
                               </w:rPr>
                               <w:t>{OWNER}</w:t>
@@ -1667,8 +1667,8 @@
                         <w:rPr>
                           <w:rFonts w:hint="default" w:ascii="Arial" w:hAnsi="Arial" w:eastAsia="Times New Roman" w:cs="Arial"/>
                           <w:color w:val="000000"/>
-                          <w:sz w:val="16"/>
-                          <w:szCs w:val="16"/>
+                          <w:sz w:val="18"/>
+                          <w:szCs w:val="18"/>
                           <w:lang w:val="en-US"/>
                         </w:rPr>
                       </w:pPr>
@@ -1676,8 +1676,8 @@
                         <w:rPr>
                           <w:rFonts w:hint="default" w:ascii="Arial" w:hAnsi="Arial" w:eastAsia="Times New Roman" w:cs="Arial"/>
                           <w:color w:val="000000"/>
-                          <w:sz w:val="16"/>
-                          <w:szCs w:val="16"/>
+                          <w:sz w:val="18"/>
+                          <w:szCs w:val="18"/>
                           <w:lang w:val="en-US"/>
                         </w:rPr>
                         <w:t>{OWNER}</w:t>
@@ -1876,7 +1876,17 @@
                 <w:sz w:val="18"/>
                 <w:szCs w:val="18"/>
               </w:rPr>
-              <w:t>BEFORE INITIATING HOT WORK, ENSURE PRECAUTION ARE IN PLACE!</w:t>
+              <w:t>BEFORE INITIATING HOT WORK, ENSURE PRECAUTIO</w:t>
+            </w:r>
+            <w:bookmarkStart w:id="0" w:name="_GoBack"/>
+            <w:bookmarkEnd w:id="0"/>
+            <w:r>
+              <w:rPr>
+                <w:rFonts w:ascii="Arial" w:hAnsi="Arial" w:cs="Arial"/>
+                <w:sz w:val="18"/>
+                <w:szCs w:val="18"/>
+              </w:rPr>
+              <w:t>N ARE IN PLACE!</w:t>
             </w:r>
           </w:p>
           <w:p>
@@ -9482,7 +9492,7 @@
     <w:lsdException w:uiPriority="99" w:name="footnote text"/>
     <w:lsdException w:uiPriority="99" w:name="annotation text"/>
     <w:lsdException w:qFormat="1" w:uiPriority="99" w:semiHidden="0" w:name="header"/>
-    <w:lsdException w:uiPriority="99" w:semiHidden="0" w:name="footer"/>
+    <w:lsdException w:qFormat="1" w:uiPriority="99" w:semiHidden="0" w:name="footer"/>
     <w:lsdException w:uiPriority="99" w:name="index heading"/>
     <w:lsdException w:qFormat="1" w:uiPriority="35" w:name="caption"/>
     <w:lsdException w:uiPriority="99" w:name="table of figures"/>
@@ -9553,7 +9563,7 @@
     <w:lsdException w:uiPriority="99" w:name="HTML Sample"/>
     <w:lsdException w:uiPriority="99" w:name="HTML Typewriter"/>
     <w:lsdException w:uiPriority="99" w:name="HTML Variable"/>
-    <w:lsdException w:uiPriority="99" w:name="Normal Table"/>
+    <w:lsdException w:qFormat="1" w:uiPriority="99" w:name="Normal Table"/>
     <w:lsdException w:uiPriority="99" w:name="annotation subject"/>
     <w:lsdException w:uiPriority="99" w:name="Table Simple 1"/>
     <w:lsdException w:uiPriority="99" w:name="Table Simple 2"/>
@@ -9726,6 +9736,7 @@
     <w:name w:val="Normal Table"/>
     <w:semiHidden/>
     <w:unhideWhenUsed/>
+    <w:qFormat/>
     <w:uiPriority w:val="99"/>
     <w:tblPr>
       <w:tblCellMar>
@@ -9758,6 +9769,7 @@
     <w:basedOn w:val="1"/>
     <w:link w:val="10"/>
     <w:unhideWhenUsed/>
+    <w:qFormat/>
     <w:uiPriority w:val="99"/>
     <w:pPr>
       <w:tabs>

--- a/backend/templates/FSED-34F-Hot-Works.docx
+++ b/backend/templates/FSED-34F-Hot-Works.docx
@@ -485,15 +485,15 @@
               <wp:anchor distT="0" distB="0" distL="114300" distR="114300" simplePos="0" relativeHeight="251723776" behindDoc="0" locked="0" layoutInCell="1" allowOverlap="1">
                 <wp:simplePos x="0" y="0"/>
                 <wp:positionH relativeFrom="column">
-                  <wp:posOffset>1513205</wp:posOffset>
+                  <wp:posOffset>1528445</wp:posOffset>
                 </wp:positionH>
                 <wp:positionV relativeFrom="paragraph">
-                  <wp:posOffset>194310</wp:posOffset>
+                  <wp:posOffset>191135</wp:posOffset>
                 </wp:positionV>
-                <wp:extent cx="742315" cy="2540"/>
-                <wp:effectExtent l="0" t="0" r="0" b="0"/>
+                <wp:extent cx="1668780" cy="10160"/>
+                <wp:effectExtent l="0" t="4445" r="7620" b="13970"/>
                 <wp:wrapNone/>
-                <wp:docPr id="59" name="Straight Connector 59"/>
+                <wp:docPr id="49" name="Straight Connector 49"/>
                 <wp:cNvGraphicFramePr/>
                 <a:graphic xmlns:a="http://schemas.openxmlformats.org/drawingml/2006/main">
                   <a:graphicData uri="http://schemas.microsoft.com/office/word/2010/wordprocessingShape">
@@ -502,7 +502,7 @@
                       <wps:spPr>
                         <a:xfrm>
                           <a:off x="0" y="0"/>
-                          <a:ext cx="742315" cy="2540"/>
+                          <a:ext cx="1668780" cy="10160"/>
                         </a:xfrm>
                         <a:prstGeom prst="line">
                           <a:avLst/>
@@ -531,7 +531,7 @@
           </mc:Choice>
           <mc:Fallback>
             <w:pict>
-              <v:line id="_x0000_s1026" o:spid="_x0000_s1026" o:spt="20" style="position:absolute;left:0pt;margin-left:119.15pt;margin-top:15.3pt;height:0.2pt;width:58.45pt;z-index:251723776;mso-width-relative:page;mso-height-relative:page;" filled="f" stroked="t" coordsize="21600,21600" o:gfxdata="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">
+              <v:line id="_x0000_s1026" o:spid="_x0000_s1026" o:spt="20" style="position:absolute;left:0pt;margin-left:120.35pt;margin-top:15.05pt;height:0.8pt;width:131.4pt;z-index:251723776;mso-width-relative:page;mso-height-relative:page;" filled="f" stroked="t" coordsize="21600,21600" o:gfxdata="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">
                 <v:fill on="f" focussize="0,0"/>
                 <v:stroke color="#000000 [3200]" joinstyle="round"/>
                 <v:imagedata o:title=""/>
@@ -637,7 +637,7 @@
           <w:szCs w:val="28"/>
           <w:lang w:val="en-US"/>
         </w:rPr>
-        <w:t>R10-COFD</w:t>
+        <w:t>R10-COFD-</w:t>
       </w:r>
       <w:r>
         <w:rPr>
@@ -1876,17 +1876,7 @@
                 <w:sz w:val="18"/>
                 <w:szCs w:val="18"/>
               </w:rPr>
-              <w:t>BEFORE INITIATING HOT WORK, ENSURE PRECAUTIO</w:t>
-            </w:r>
-            <w:bookmarkStart w:id="0" w:name="_GoBack"/>
-            <w:bookmarkEnd w:id="0"/>
-            <w:r>
-              <w:rPr>
-                <w:rFonts w:ascii="Arial" w:hAnsi="Arial" w:cs="Arial"/>
-                <w:sz w:val="18"/>
-                <w:szCs w:val="18"/>
-              </w:rPr>
-              <w:t>N ARE IN PLACE!</w:t>
+              <w:t>BEFORE INITIATING HOT WORK, ENSURE PRECAUTION ARE IN PLACE!</w:t>
             </w:r>
           </w:p>
           <w:p>
@@ -8545,45 +8535,6 @@
         </w:rPr>
         <w:tab/>
       </w:r>
-      <w:r>
-        <w:rPr>
-          <w:rFonts w:ascii="Arial Narrow" w:hAnsi="Arial Narrow" w:cs="Arial"/>
-        </w:rPr>
-        <w:tab/>
-      </w:r>
-      <w:r>
-        <w:rPr>
-          <w:rFonts w:ascii="Arial Narrow" w:hAnsi="Arial Narrow" w:cs="Arial"/>
-        </w:rPr>
-        <w:tab/>
-      </w:r>
-      <w:r>
-        <w:rPr>
-          <w:rFonts w:ascii="Arial Narrow" w:hAnsi="Arial Narrow" w:cs="Arial"/>
-        </w:rPr>
-        <w:t xml:space="preserve">   </w:t>
-      </w:r>
-      <w:r>
-        <w:rPr>
-          <w:rFonts w:hint="default" w:ascii="Arial Narrow" w:hAnsi="Arial Narrow" w:cs="Arial"/>
-          <w:lang w:val="en-US"/>
-        </w:rPr>
-        <w:tab/>
-      </w:r>
-      <w:r>
-        <w:rPr>
-          <w:rFonts w:hint="default" w:ascii="Arial Narrow" w:hAnsi="Arial Narrow" w:cs="Arial"/>
-          <w:lang w:val="en-US"/>
-        </w:rPr>
-        <w:tab/>
-      </w:r>
-      <w:r>
-        <w:rPr>
-          <w:rFonts w:hint="default" w:ascii="Arial Narrow" w:hAnsi="Arial Narrow" w:cs="Arial"/>
-          <w:lang w:val="en-US"/>
-        </w:rPr>
-        <w:tab/>
-      </w:r>
     </w:p>
     <w:p>
       <w:pPr>
@@ -8656,6 +8607,8 @@
         </w:rPr>
         <w:t xml:space="preserve"> </w:t>
       </w:r>
+      <w:bookmarkStart w:id="0" w:name="_GoBack"/>
+      <w:bookmarkEnd w:id="0"/>
     </w:p>
     <w:p>
       <w:pPr>
@@ -8877,11 +8830,12 @@
         <w:spacing w:after="0" w:line="240" w:lineRule="auto"/>
         <w:ind w:left="720" w:leftChars="0" w:firstLine="720" w:firstLineChars="0"/>
         <w:rPr>
-          <w:rFonts w:ascii="Arial" w:hAnsi="Arial" w:cs="Arial"/>
+          <w:rFonts w:hint="default" w:ascii="Arial" w:hAnsi="Arial" w:cs="Arial"/>
           <w:b/>
           <w:bCs/>
           <w:sz w:val="20"/>
           <w:szCs w:val="20"/>
+          <w:lang w:val="en-US"/>
         </w:rPr>
       </w:pPr>
       <w:r>
@@ -8894,13 +8848,12 @@
       </w:r>
       <w:r>
         <w:rPr>
-          <w:rFonts w:ascii="Arial" w:hAnsi="Arial" w:cs="Arial"/>
+          <w:rFonts w:hint="default" w:ascii="Arial Narrow" w:hAnsi="Arial Narrow" w:cs="Arial"/>
           <w:b/>
           <w:bCs/>
-          <w:sz w:val="20"/>
-          <w:szCs w:val="20"/>
-        </w:rPr>
-        <w:t>CITY/MUNICIPAL FIRE MARSHAL</w:t>
+          <w:lang w:val="en-US"/>
+        </w:rPr>
+        <w:t>{MARSHAL_POSITION}</w:t>
       </w:r>
     </w:p>
     <w:p>

--- a/backend/templates/FSED-34F-Hot-Works.docx
+++ b/backend/templates/FSED-34F-Hot-Works.docx
@@ -7703,7 +7703,7 @@
                                 <w:szCs w:val="20"/>
                                 <w:lang w:val="en-US"/>
                               </w:rPr>
-                              <w:t>(</w:t>
+                              <w:t>{</w:t>
                             </w:r>
                             <w:r>
                               <w:rPr>
@@ -7827,7 +7827,7 @@
                           <w:szCs w:val="20"/>
                           <w:lang w:val="en-US"/>
                         </w:rPr>
-                        <w:t>(</w:t>
+                        <w:t>{</w:t>
                       </w:r>
                       <w:r>
                         <w:rPr>
@@ -8581,6 +8581,8 @@
         </w:rPr>
         <w:tab/>
       </w:r>
+      <w:bookmarkStart w:id="0" w:name="_GoBack"/>
+      <w:bookmarkEnd w:id="0"/>
       <w:r>
         <w:rPr>
           <w:rFonts w:ascii="Arial Narrow" w:hAnsi="Arial Narrow" w:cs="Arial"/>
@@ -8607,8 +8609,6 @@
         </w:rPr>
         <w:t xml:space="preserve"> </w:t>
       </w:r>
-      <w:bookmarkStart w:id="0" w:name="_GoBack"/>
-      <w:bookmarkEnd w:id="0"/>
     </w:p>
     <w:p>
       <w:pPr>
@@ -8853,7 +8853,7 @@
           <w:bCs/>
           <w:lang w:val="en-US"/>
         </w:rPr>
-        <w:t>{MARSHAL_POSITION}</w:t>
+        <w:t xml:space="preserve">       {MARSHAL_POSITION}</w:t>
       </w:r>
     </w:p>
     <w:p>

--- a/backend/templates/FSED-34F-Hot-Works.docx
+++ b/backend/templates/FSED-34F-Hot-Works.docx
@@ -10,6 +10,8 @@
           <w:rFonts w:ascii="Arial" w:hAnsi="Arial" w:cs="Arial"/>
         </w:rPr>
       </w:pPr>
+      <w:bookmarkStart w:id="0" w:name="_GoBack"/>
+      <w:bookmarkEnd w:id="0"/>
       <w:r>
         <w:rPr>
           <w:rFonts w:ascii="Arial Narrow" w:hAnsi="Arial Narrow" w:cs="Arial"/>
@@ -17,16 +19,16 @@
         <mc:AlternateContent>
           <mc:Choice Requires="wps">
             <w:drawing>
-              <wp:anchor distT="0" distB="0" distL="114300" distR="114300" simplePos="0" relativeHeight="251682816" behindDoc="0" locked="0" layoutInCell="1" allowOverlap="1">
+              <wp:anchor distT="0" distB="0" distL="114300" distR="114300" simplePos="0" relativeHeight="251679744" behindDoc="0" locked="0" layoutInCell="1" allowOverlap="1">
                 <wp:simplePos x="0" y="0"/>
                 <wp:positionH relativeFrom="column">
-                  <wp:posOffset>-12700</wp:posOffset>
+                  <wp:posOffset>-198755</wp:posOffset>
                 </wp:positionH>
                 <wp:positionV relativeFrom="paragraph">
-                  <wp:posOffset>100330</wp:posOffset>
+                  <wp:posOffset>54610</wp:posOffset>
                 </wp:positionV>
-                <wp:extent cx="7110095" cy="11398250"/>
-                <wp:effectExtent l="19050" t="19050" r="33655" b="31750"/>
+                <wp:extent cx="7207885" cy="12116435"/>
+                <wp:effectExtent l="28575" t="28575" r="40640" b="46990"/>
                 <wp:wrapNone/>
                 <wp:docPr id="12" name="Rectangle 25"/>
                 <wp:cNvGraphicFramePr/>
@@ -39,7 +41,7 @@
                       <wps:spPr bwMode="auto">
                         <a:xfrm>
                           <a:off x="0" y="0"/>
-                          <a:ext cx="7110374" cy="11398361"/>
+                          <a:ext cx="7207885" cy="12116435"/>
                         </a:xfrm>
                         <a:prstGeom prst="rect">
                           <a:avLst/>
@@ -52,6 +54,20 @@
                           <a:miter lim="800000"/>
                         </a:ln>
                       </wps:spPr>
+                      <wps:txbx>
+                        <w:txbxContent>
+                          <w:p>
+                            <w:pPr>
+                              <w:jc w:val="both"/>
+                            </w:pPr>
+                          </w:p>
+                          <w:p>
+                            <w:pPr>
+                              <w:jc w:val="both"/>
+                            </w:pPr>
+                          </w:p>
+                        </w:txbxContent>
+                      </wps:txbx>
                       <wps:bodyPr rot="0" vert="horz" wrap="square" lIns="91440" tIns="45720" rIns="91440" bIns="45720" anchor="t" anchorCtr="0" upright="1">
                         <a:noAutofit/>
                       </wps:bodyPr>
@@ -63,11 +79,25 @@
           </mc:Choice>
           <mc:Fallback>
             <w:pict>
-              <v:rect id="Rectangle 25" o:spid="_x0000_s1026" o:spt="1" style="position:absolute;left:0pt;margin-left:-1pt;margin-top:7.9pt;height:897.5pt;width:559.85pt;z-index:251682816;mso-width-relative:page;mso-height-relative:page;" filled="f" stroked="t" coordsize="21600,21600" o:gfxdata="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">
+              <v:rect id="Rectangle 25" o:spid="_x0000_s1026" o:spt="1" style="position:absolute;left:0pt;margin-left:-15.65pt;margin-top:4.3pt;height:954.05pt;width:567.55pt;z-index:251679744;mso-width-relative:page;mso-height-relative:page;" filled="f" stroked="t" coordsize="21600,21600" o:gfxdata="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">
                 <v:fill on="f" focussize="0,0"/>
                 <v:stroke weight="4.5pt" color="#000000" linestyle="thickThin" miterlimit="8" joinstyle="miter"/>
                 <v:imagedata o:title=""/>
                 <o:lock v:ext="edit" aspectratio="f"/>
+                <v:textbox>
+                  <w:txbxContent>
+                    <w:p>
+                      <w:pPr>
+                        <w:jc w:val="both"/>
+                      </w:pPr>
+                    </w:p>
+                    <w:p>
+                      <w:pPr>
+                        <w:jc w:val="both"/>
+                      </w:pPr>
+                    </w:p>
+                  </w:txbxContent>
+                </v:textbox>
               </v:rect>
             </w:pict>
           </mc:Fallback>
@@ -335,6 +365,190 @@
           <w:sz w:val="20"/>
         </w:rPr>
       </w:pPr>
+    </w:p>
+    <w:p>
+      <w:pPr>
+        <w:spacing w:after="0"/>
+        <w:ind w:firstLine="540"/>
+        <w:rPr>
+          <w:rFonts w:hint="default" w:ascii="Arial Narrow" w:hAnsi="Arial Narrow" w:cs="Arial"/>
+          <w:lang w:val="en-US"/>
+        </w:rPr>
+      </w:pPr>
+      <w:r>
+        <w:rPr>
+          <w:rFonts w:ascii="Arial" w:hAnsi="Arial" w:cs="Arial"/>
+          <w:lang w:val="en-US" w:eastAsia="en-US"/>
+        </w:rPr>
+        <mc:AlternateContent>
+          <mc:Choice Requires="wps">
+            <w:drawing>
+              <wp:anchor distT="0" distB="0" distL="114300" distR="114300" simplePos="0" relativeHeight="251672576" behindDoc="0" locked="0" layoutInCell="1" allowOverlap="1">
+                <wp:simplePos x="0" y="0"/>
+                <wp:positionH relativeFrom="column">
+                  <wp:posOffset>1528445</wp:posOffset>
+                </wp:positionH>
+                <wp:positionV relativeFrom="paragraph">
+                  <wp:posOffset>191135</wp:posOffset>
+                </wp:positionV>
+                <wp:extent cx="1668780" cy="10160"/>
+                <wp:effectExtent l="0" t="4445" r="7620" b="13970"/>
+                <wp:wrapNone/>
+                <wp:docPr id="49" name="Straight Connector 49"/>
+                <wp:cNvGraphicFramePr/>
+                <a:graphic xmlns:a="http://schemas.openxmlformats.org/drawingml/2006/main">
+                  <a:graphicData uri="http://schemas.microsoft.com/office/word/2010/wordprocessingShape">
+                    <wps:wsp>
+                      <wps:cNvCnPr/>
+                      <wps:spPr>
+                        <a:xfrm>
+                          <a:off x="0" y="0"/>
+                          <a:ext cx="1668780" cy="10160"/>
+                        </a:xfrm>
+                        <a:prstGeom prst="line">
+                          <a:avLst/>
+                        </a:prstGeom>
+                      </wps:spPr>
+                      <wps:style>
+                        <a:lnRef idx="1">
+                          <a:schemeClr val="dk1"/>
+                        </a:lnRef>
+                        <a:fillRef idx="0">
+                          <a:schemeClr val="dk1"/>
+                        </a:fillRef>
+                        <a:effectRef idx="0">
+                          <a:schemeClr val="dk1"/>
+                        </a:effectRef>
+                        <a:fontRef idx="minor">
+                          <a:schemeClr val="tx1"/>
+                        </a:fontRef>
+                      </wps:style>
+                      <wps:bodyPr/>
+                    </wps:wsp>
+                  </a:graphicData>
+                </a:graphic>
+              </wp:anchor>
+            </w:drawing>
+          </mc:Choice>
+          <mc:Fallback>
+            <w:pict>
+              <v:line id="_x0000_s1026" o:spid="_x0000_s1026" o:spt="20" style="position:absolute;left:0pt;margin-left:120.35pt;margin-top:15.05pt;height:0.8pt;width:131.4pt;z-index:251672576;mso-width-relative:page;mso-height-relative:page;" filled="f" stroked="t" coordsize="21600,21600" o:gfxdata="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">
+                <v:fill on="f" focussize="0,0"/>
+                <v:stroke color="#000000 [3200]" joinstyle="round"/>
+                <v:imagedata o:title=""/>
+                <o:lock v:ext="edit" aspectratio="f"/>
+              </v:line>
+            </w:pict>
+          </mc:Fallback>
+        </mc:AlternateContent>
+      </w:r>
+      <w:r>
+        <w:rPr>
+          <w:rFonts w:ascii="Arial" w:hAnsi="Arial" w:cs="Arial"/>
+          <w:lang w:val="en-US" w:eastAsia="en-US"/>
+        </w:rPr>
+        <mc:AlternateContent>
+          <mc:Choice Requires="wps">
+            <w:drawing>
+              <wp:anchor distT="0" distB="0" distL="114300" distR="114300" simplePos="0" relativeHeight="251662336" behindDoc="0" locked="0" layoutInCell="1" allowOverlap="1">
+                <wp:simplePos x="0" y="0"/>
+                <wp:positionH relativeFrom="column">
+                  <wp:posOffset>5039360</wp:posOffset>
+                </wp:positionH>
+                <wp:positionV relativeFrom="paragraph">
+                  <wp:posOffset>203835</wp:posOffset>
+                </wp:positionV>
+                <wp:extent cx="1836420" cy="3810"/>
+                <wp:effectExtent l="0" t="0" r="0" b="0"/>
+                <wp:wrapNone/>
+                <wp:docPr id="56" name="Straight Connector 56"/>
+                <wp:cNvGraphicFramePr/>
+                <a:graphic xmlns:a="http://schemas.openxmlformats.org/drawingml/2006/main">
+                  <a:graphicData uri="http://schemas.microsoft.com/office/word/2010/wordprocessingShape">
+                    <wps:wsp>
+                      <wps:cNvCnPr/>
+                      <wps:spPr>
+                        <a:xfrm>
+                          <a:off x="0" y="0"/>
+                          <a:ext cx="1836420" cy="3810"/>
+                        </a:xfrm>
+                        <a:prstGeom prst="line">
+                          <a:avLst/>
+                        </a:prstGeom>
+                      </wps:spPr>
+                      <wps:style>
+                        <a:lnRef idx="1">
+                          <a:schemeClr val="dk1"/>
+                        </a:lnRef>
+                        <a:fillRef idx="0">
+                          <a:schemeClr val="dk1"/>
+                        </a:fillRef>
+                        <a:effectRef idx="0">
+                          <a:schemeClr val="dk1"/>
+                        </a:effectRef>
+                        <a:fontRef idx="minor">
+                          <a:schemeClr val="tx1"/>
+                        </a:fontRef>
+                      </wps:style>
+                      <wps:bodyPr/>
+                    </wps:wsp>
+                  </a:graphicData>
+                </a:graphic>
+              </wp:anchor>
+            </w:drawing>
+          </mc:Choice>
+          <mc:Fallback>
+            <w:pict>
+              <v:line id="_x0000_s1026" o:spid="_x0000_s1026" o:spt="20" style="position:absolute;left:0pt;margin-left:396.8pt;margin-top:16.05pt;height:0.3pt;width:144.6pt;z-index:251662336;mso-width-relative:page;mso-height-relative:page;" filled="f" stroked="t" coordsize="21600,21600" o:gfxdata="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">
+                <v:fill on="f" focussize="0,0"/>
+                <v:stroke color="#000000 [3200]" joinstyle="round"/>
+                <v:imagedata o:title=""/>
+                <o:lock v:ext="edit" aspectratio="f"/>
+              </v:line>
+            </w:pict>
+          </mc:Fallback>
+        </mc:AlternateContent>
+      </w:r>
+      <w:r>
+        <w:rPr>
+          <w:rFonts w:ascii="Arial Narrow" w:hAnsi="Arial Narrow" w:cs="Arial"/>
+          <w:b/>
+          <w:sz w:val="28"/>
+          <w:szCs w:val="28"/>
+        </w:rPr>
+        <w:t xml:space="preserve">    FSCHWO NO.</w:t>
+      </w:r>
+      <w:r>
+        <w:rPr>
+          <w:rFonts w:hint="default" w:ascii="Arial Narrow" w:hAnsi="Arial Narrow" w:cs="Arial"/>
+          <w:b/>
+          <w:sz w:val="28"/>
+          <w:szCs w:val="28"/>
+          <w:lang w:val="en-US"/>
+        </w:rPr>
+        <w:t xml:space="preserve">  </w:t>
+      </w:r>
+      <w:r>
+        <w:rPr>
+          <w:rFonts w:hint="default" w:ascii="Arial Narrow" w:hAnsi="Arial Narrow" w:eastAsia="Times New Roman" w:cs="Arial Narrow"/>
+          <w:b/>
+          <w:bCs/>
+          <w:color w:val="000000"/>
+          <w:sz w:val="28"/>
+          <w:szCs w:val="28"/>
+          <w:lang w:val="en-US"/>
+        </w:rPr>
+        <w:t>R10-COFD-</w:t>
+      </w:r>
+      <w:r>
+        <w:rPr>
+          <w:rFonts w:ascii="Arial" w:hAnsi="Arial" w:cs="Arial"/>
+          <w:color w:val="FF0000"/>
+          <w:sz w:val="28"/>
+          <w:szCs w:val="28"/>
+        </w:rPr>
+        <w:t xml:space="preserve">                  </w:t>
+      </w:r>
       <w:r>
         <w:rPr>
           <w:rFonts w:ascii="Arial" w:hAnsi="Arial" w:cs="Arial"/>
@@ -345,13 +559,13 @@
         <mc:AlternateContent>
           <mc:Choice Requires="wps">
             <w:drawing>
-              <wp:anchor distT="0" distB="0" distL="114300" distR="114300" simplePos="0" relativeHeight="251713536" behindDoc="0" locked="0" layoutInCell="1" allowOverlap="1">
+              <wp:anchor distT="0" distB="0" distL="114300" distR="114300" simplePos="0" relativeHeight="251723776" behindDoc="0" locked="0" layoutInCell="1" allowOverlap="1">
                 <wp:simplePos x="0" y="0"/>
                 <wp:positionH relativeFrom="column">
                   <wp:posOffset>4924425</wp:posOffset>
                 </wp:positionH>
                 <wp:positionV relativeFrom="paragraph">
-                  <wp:posOffset>126365</wp:posOffset>
+                  <wp:posOffset>-19685</wp:posOffset>
                 </wp:positionV>
                 <wp:extent cx="2050415" cy="342900"/>
                 <wp:effectExtent l="0" t="0" r="0" b="0"/>
@@ -428,7 +642,7 @@
           </mc:Choice>
           <mc:Fallback>
             <w:pict>
-              <v:shape id="_x0000_s1026" o:spid="_x0000_s1026" o:spt="202" type="#_x0000_t202" style="position:absolute;left:0pt;margin-left:387.75pt;margin-top:9.95pt;height:27pt;width:161.45pt;z-index:251713536;mso-width-relative:page;mso-height-relative:page;" filled="f" stroked="f" coordsize="21600,21600" o:gfxdata="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">
+              <v:shape id="_x0000_s1026" o:spid="_x0000_s1026" o:spt="202" type="#_x0000_t202" style="position:absolute;left:0pt;margin-left:387.75pt;margin-top:-1.55pt;height:27pt;width:161.45pt;z-index:251723776;mso-width-relative:page;mso-height-relative:page;" filled="f" stroked="f" coordsize="21600,21600" o:gfxdata="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">
                 <v:fill on="f" focussize="0,0"/>
                 <v:stroke on="f" weight="0.5pt"/>
                 <v:imagedata o:title=""/>
@@ -469,211 +683,12 @@
     <w:p>
       <w:pPr>
         <w:spacing w:after="0"/>
-        <w:ind w:firstLine="540"/>
-        <w:rPr>
-          <w:rFonts w:ascii="Arial Narrow" w:hAnsi="Arial Narrow" w:cs="Arial"/>
-        </w:rPr>
-      </w:pPr>
-      <w:r>
-        <w:rPr>
-          <w:rFonts w:ascii="Arial" w:hAnsi="Arial" w:cs="Arial"/>
-          <w:lang w:val="en-US" w:eastAsia="en-US"/>
-        </w:rPr>
-        <mc:AlternateContent>
-          <mc:Choice Requires="wps">
-            <w:drawing>
-              <wp:anchor distT="0" distB="0" distL="114300" distR="114300" simplePos="0" relativeHeight="251723776" behindDoc="0" locked="0" layoutInCell="1" allowOverlap="1">
-                <wp:simplePos x="0" y="0"/>
-                <wp:positionH relativeFrom="column">
-                  <wp:posOffset>1528445</wp:posOffset>
-                </wp:positionH>
-                <wp:positionV relativeFrom="paragraph">
-                  <wp:posOffset>191135</wp:posOffset>
-                </wp:positionV>
-                <wp:extent cx="1668780" cy="10160"/>
-                <wp:effectExtent l="0" t="4445" r="7620" b="13970"/>
-                <wp:wrapNone/>
-                <wp:docPr id="49" name="Straight Connector 49"/>
-                <wp:cNvGraphicFramePr/>
-                <a:graphic xmlns:a="http://schemas.openxmlformats.org/drawingml/2006/main">
-                  <a:graphicData uri="http://schemas.microsoft.com/office/word/2010/wordprocessingShape">
-                    <wps:wsp>
-                      <wps:cNvCnPr/>
-                      <wps:spPr>
-                        <a:xfrm>
-                          <a:off x="0" y="0"/>
-                          <a:ext cx="1668780" cy="10160"/>
-                        </a:xfrm>
-                        <a:prstGeom prst="line">
-                          <a:avLst/>
-                        </a:prstGeom>
-                      </wps:spPr>
-                      <wps:style>
-                        <a:lnRef idx="1">
-                          <a:schemeClr val="dk1"/>
-                        </a:lnRef>
-                        <a:fillRef idx="0">
-                          <a:schemeClr val="dk1"/>
-                        </a:fillRef>
-                        <a:effectRef idx="0">
-                          <a:schemeClr val="dk1"/>
-                        </a:effectRef>
-                        <a:fontRef idx="minor">
-                          <a:schemeClr val="tx1"/>
-                        </a:fontRef>
-                      </wps:style>
-                      <wps:bodyPr/>
-                    </wps:wsp>
-                  </a:graphicData>
-                </a:graphic>
-              </wp:anchor>
-            </w:drawing>
-          </mc:Choice>
-          <mc:Fallback>
-            <w:pict>
-              <v:line id="_x0000_s1026" o:spid="_x0000_s1026" o:spt="20" style="position:absolute;left:0pt;margin-left:120.35pt;margin-top:15.05pt;height:0.8pt;width:131.4pt;z-index:251723776;mso-width-relative:page;mso-height-relative:page;" filled="f" stroked="t" coordsize="21600,21600" o:gfxdata="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">
-                <v:fill on="f" focussize="0,0"/>
-                <v:stroke color="#000000 [3200]" joinstyle="round"/>
-                <v:imagedata o:title=""/>
-                <o:lock v:ext="edit" aspectratio="f"/>
-              </v:line>
-            </w:pict>
-          </mc:Fallback>
-        </mc:AlternateContent>
-      </w:r>
-      <w:r>
-        <w:rPr>
-          <w:rFonts w:ascii="Arial" w:hAnsi="Arial" w:cs="Arial"/>
-          <w:lang w:val="en-US" w:eastAsia="en-US"/>
-        </w:rPr>
-        <mc:AlternateContent>
-          <mc:Choice Requires="wps">
-            <w:drawing>
-              <wp:anchor distT="0" distB="0" distL="114300" distR="114300" simplePos="0" relativeHeight="251712512" behindDoc="0" locked="0" layoutInCell="1" allowOverlap="1">
-                <wp:simplePos x="0" y="0"/>
-                <wp:positionH relativeFrom="column">
-                  <wp:posOffset>5039360</wp:posOffset>
-                </wp:positionH>
-                <wp:positionV relativeFrom="paragraph">
-                  <wp:posOffset>203835</wp:posOffset>
-                </wp:positionV>
-                <wp:extent cx="1836420" cy="3810"/>
-                <wp:effectExtent l="0" t="0" r="0" b="0"/>
-                <wp:wrapNone/>
-                <wp:docPr id="56" name="Straight Connector 56"/>
-                <wp:cNvGraphicFramePr/>
-                <a:graphic xmlns:a="http://schemas.openxmlformats.org/drawingml/2006/main">
-                  <a:graphicData uri="http://schemas.microsoft.com/office/word/2010/wordprocessingShape">
-                    <wps:wsp>
-                      <wps:cNvCnPr/>
-                      <wps:spPr>
-                        <a:xfrm>
-                          <a:off x="0" y="0"/>
-                          <a:ext cx="1836420" cy="3810"/>
-                        </a:xfrm>
-                        <a:prstGeom prst="line">
-                          <a:avLst/>
-                        </a:prstGeom>
-                      </wps:spPr>
-                      <wps:style>
-                        <a:lnRef idx="1">
-                          <a:schemeClr val="dk1"/>
-                        </a:lnRef>
-                        <a:fillRef idx="0">
-                          <a:schemeClr val="dk1"/>
-                        </a:fillRef>
-                        <a:effectRef idx="0">
-                          <a:schemeClr val="dk1"/>
-                        </a:effectRef>
-                        <a:fontRef idx="minor">
-                          <a:schemeClr val="tx1"/>
-                        </a:fontRef>
-                      </wps:style>
-                      <wps:bodyPr/>
-                    </wps:wsp>
-                  </a:graphicData>
-                </a:graphic>
-              </wp:anchor>
-            </w:drawing>
-          </mc:Choice>
-          <mc:Fallback>
-            <w:pict>
-              <v:line id="_x0000_s1026" o:spid="_x0000_s1026" o:spt="20" style="position:absolute;left:0pt;margin-left:396.8pt;margin-top:16.05pt;height:0.3pt;width:144.6pt;z-index:251712512;mso-width-relative:page;mso-height-relative:page;" filled="f" stroked="t" coordsize="21600,21600" o:gfxdata="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">
-                <v:fill on="f" focussize="0,0"/>
-                <v:stroke color="#000000 [3200]" joinstyle="round"/>
-                <v:imagedata o:title=""/>
-                <o:lock v:ext="edit" aspectratio="f"/>
-              </v:line>
-            </w:pict>
-          </mc:Fallback>
-        </mc:AlternateContent>
-      </w:r>
-      <w:r>
-        <w:rPr>
-          <w:rFonts w:ascii="Arial Narrow" w:hAnsi="Arial Narrow" w:cs="Arial"/>
-          <w:b/>
-          <w:sz w:val="28"/>
-          <w:szCs w:val="28"/>
-        </w:rPr>
-        <w:t xml:space="preserve">    FSCHWO NO.</w:t>
-      </w:r>
-      <w:r>
-        <w:rPr>
-          <w:rFonts w:hint="default" w:ascii="Arial Narrow" w:hAnsi="Arial Narrow" w:cs="Arial"/>
-          <w:b/>
-          <w:sz w:val="28"/>
-          <w:szCs w:val="28"/>
-          <w:lang w:val="en-US"/>
-        </w:rPr>
-        <w:t xml:space="preserve">  </w:t>
-      </w:r>
-      <w:r>
-        <w:rPr>
-          <w:rFonts w:hint="default" w:ascii="Arial Narrow" w:hAnsi="Arial Narrow" w:eastAsia="Times New Roman" w:cs="Arial Narrow"/>
-          <w:b/>
-          <w:bCs/>
-          <w:color w:val="000000"/>
-          <w:sz w:val="28"/>
-          <w:szCs w:val="28"/>
-          <w:lang w:val="en-US"/>
-        </w:rPr>
-        <w:t>R10-COFD-</w:t>
-      </w:r>
-      <w:r>
-        <w:rPr>
-          <w:rFonts w:ascii="Arial" w:hAnsi="Arial" w:cs="Arial"/>
-          <w:color w:val="FF0000"/>
-          <w:sz w:val="28"/>
-          <w:szCs w:val="28"/>
-        </w:rPr>
-        <w:t xml:space="preserve">                                 </w:t>
-      </w:r>
-      <w:r>
-        <w:rPr>
-          <w:rFonts w:ascii="Arial" w:hAnsi="Arial" w:cs="Arial"/>
-          <w:color w:val="FF0000"/>
-          <w:sz w:val="32"/>
-          <w:szCs w:val="32"/>
-          <w:u w:val="single"/>
-        </w:rPr>
-        <w:t xml:space="preserve">                  </w:t>
-      </w:r>
-      <w:r>
-        <w:rPr>
-          <w:rFonts w:ascii="Arial Narrow" w:hAnsi="Arial Narrow" w:cs="Arial"/>
-        </w:rPr>
-        <w:t xml:space="preserve">                           </w:t>
-      </w:r>
-    </w:p>
-    <w:p>
-      <w:pPr>
-        <w:spacing w:after="0"/>
         <w:ind w:left="3600" w:hanging="3600"/>
         <w:jc w:val="center"/>
         <w:rPr>
-          <w:rFonts w:ascii="Arial Narrow" w:hAnsi="Arial Narrow" w:cs="Arial"/>
-          <w:sz w:val="24"/>
-          <w:szCs w:val="24"/>
+          <w:rFonts w:ascii="Arial" w:hAnsi="Arial" w:cs="Arial"/>
+          <w:sz w:val="20"/>
+          <w:szCs w:val="20"/>
         </w:rPr>
       </w:pPr>
       <w:r>
@@ -791,7 +806,7 @@
         <mc:AlternateContent>
           <mc:Choice Requires="wps">
             <w:drawing>
-              <wp:anchor distT="0" distB="0" distL="114300" distR="114300" simplePos="0" relativeHeight="251684864" behindDoc="0" locked="0" layoutInCell="1" allowOverlap="1">
+              <wp:anchor distT="0" distB="0" distL="114300" distR="114300" simplePos="0" relativeHeight="251674624" behindDoc="0" locked="0" layoutInCell="1" allowOverlap="1">
                 <wp:simplePos x="0" y="0"/>
                 <wp:positionH relativeFrom="column">
                   <wp:posOffset>946150</wp:posOffset>
@@ -800,7 +815,7 @@
                   <wp:posOffset>-635</wp:posOffset>
                 </wp:positionV>
                 <wp:extent cx="152400" cy="133350"/>
-                <wp:effectExtent l="0" t="0" r="19050" b="19050"/>
+                <wp:effectExtent l="4445" t="4445" r="14605" b="14605"/>
                 <wp:wrapNone/>
                 <wp:docPr id="1" name="Rectangle 1"/>
                 <wp:cNvGraphicFramePr/>
@@ -843,7 +858,7 @@
           </mc:Choice>
           <mc:Fallback>
             <w:pict>
-              <v:rect id="Rectangle 1" o:spid="_x0000_s1026" o:spt="1" style="position:absolute;left:0pt;margin-left:74.5pt;margin-top:-0.05pt;height:10.5pt;width:12pt;z-index:251684864;v-text-anchor:middle;mso-width-relative:page;mso-height-relative:page;" fillcolor="#FFFFFF [3201]" filled="t" stroked="t" coordsize="21600,21600" o:gfxdata="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">
+              <v:rect id="Rectangle 1" o:spid="_x0000_s1026" o:spt="1" style="position:absolute;left:0pt;margin-left:74.5pt;margin-top:-0.05pt;height:10.5pt;width:12pt;z-index:251674624;v-text-anchor:middle;mso-width-relative:page;mso-height-relative:page;" fillcolor="#FFFFFF [3201]" filled="t" stroked="t" coordsize="21600,21600" o:gfxdata="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">
                 <v:fill on="t" focussize="0,0"/>
                 <v:stroke color="#000000 [3200]" joinstyle="round"/>
                 <v:imagedata o:title=""/>
@@ -908,7 +923,7 @@
         <mc:AlternateContent>
           <mc:Choice Requires="wps">
             <w:drawing>
-              <wp:anchor distT="0" distB="0" distL="114300" distR="114300" simplePos="0" relativeHeight="251683840" behindDoc="0" locked="0" layoutInCell="1" allowOverlap="1">
+              <wp:anchor distT="0" distB="0" distL="114300" distR="114300" simplePos="0" relativeHeight="251673600" behindDoc="0" locked="0" layoutInCell="1" allowOverlap="1">
                 <wp:simplePos x="0" y="0"/>
                 <wp:positionH relativeFrom="column">
                   <wp:posOffset>1626235</wp:posOffset>
@@ -917,7 +932,7 @@
                   <wp:posOffset>9525</wp:posOffset>
                 </wp:positionV>
                 <wp:extent cx="152400" cy="133350"/>
-                <wp:effectExtent l="0" t="0" r="19050" b="19050"/>
+                <wp:effectExtent l="4445" t="4445" r="14605" b="14605"/>
                 <wp:wrapNone/>
                 <wp:docPr id="4" name="Rectangle 4"/>
                 <wp:cNvGraphicFramePr/>
@@ -960,7 +975,7 @@
           </mc:Choice>
           <mc:Fallback>
             <w:pict>
-              <v:rect id="Rectangle 4" o:spid="_x0000_s1026" o:spt="1" style="position:absolute;left:0pt;margin-left:128.05pt;margin-top:0.75pt;height:10.5pt;width:12pt;z-index:251683840;v-text-anchor:middle;mso-width-relative:page;mso-height-relative:page;" fillcolor="#FFFFFF [3201]" filled="t" stroked="t" coordsize="21600,21600" o:gfxdata="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">
+              <v:rect id="Rectangle 4" o:spid="_x0000_s1026" o:spt="1" style="position:absolute;left:0pt;margin-left:128.05pt;margin-top:0.75pt;height:10.5pt;width:12pt;z-index:251673600;v-text-anchor:middle;mso-width-relative:page;mso-height-relative:page;" fillcolor="#FFFFFF [3201]" filled="t" stroked="t" coordsize="21600,21600" o:gfxdata="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">
                 <v:fill on="t" focussize="0,0"/>
                 <v:stroke color="#000000 [3200]" joinstyle="round"/>
                 <v:imagedata o:title=""/>
@@ -1045,7 +1060,7 @@
         <mc:AlternateContent>
           <mc:Choice Requires="wps">
             <w:drawing>
-              <wp:anchor distT="0" distB="0" distL="114300" distR="114300" simplePos="0" relativeHeight="251708416" behindDoc="0" locked="0" layoutInCell="1" allowOverlap="1">
+              <wp:anchor distT="0" distB="0" distL="114300" distR="114300" simplePos="0" relativeHeight="251675648" behindDoc="0" locked="0" layoutInCell="1" allowOverlap="1">
                 <wp:simplePos x="0" y="0"/>
                 <wp:positionH relativeFrom="column">
                   <wp:posOffset>1279525</wp:posOffset>
@@ -1132,7 +1147,7 @@
           </mc:Choice>
           <mc:Fallback>
             <w:pict>
-              <v:shape id="_x0000_s1026" o:spid="_x0000_s1026" o:spt="202" type="#_x0000_t202" style="position:absolute;left:0pt;margin-left:100.75pt;margin-top:20.7pt;height:27pt;width:481.45pt;z-index:251708416;mso-width-relative:page;mso-height-relative:page;" filled="f" stroked="f" coordsize="21600,21600" o:gfxdata="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">
+              <v:shape id="_x0000_s1026" o:spid="_x0000_s1026" o:spt="202" type="#_x0000_t202" style="position:absolute;left:0pt;margin-left:100.75pt;margin-top:20.7pt;height:27pt;width:481.45pt;z-index:251675648;mso-width-relative:page;mso-height-relative:page;" filled="f" stroked="f" coordsize="21600,21600" o:gfxdata="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">
                 <v:fill on="f" focussize="0,0"/>
                 <v:stroke on="f" weight="0.5pt"/>
                 <v:imagedata o:title=""/>
@@ -1254,7 +1269,7 @@
         <mc:AlternateContent>
           <mc:Choice Requires="wps">
             <w:drawing>
-              <wp:anchor distT="0" distB="0" distL="114300" distR="114300" simplePos="0" relativeHeight="251709440" behindDoc="0" locked="0" layoutInCell="1" allowOverlap="1">
+              <wp:anchor distT="0" distB="0" distL="114300" distR="114300" simplePos="0" relativeHeight="251676672" behindDoc="0" locked="0" layoutInCell="1" allowOverlap="1">
                 <wp:simplePos x="0" y="0"/>
                 <wp:positionH relativeFrom="column">
                   <wp:posOffset>808990</wp:posOffset>
@@ -1337,7 +1352,7 @@
           </mc:Choice>
           <mc:Fallback>
             <w:pict>
-              <v:shape id="_x0000_s1026" o:spid="_x0000_s1026" o:spt="202" type="#_x0000_t202" style="position:absolute;left:0pt;margin-left:63.7pt;margin-top:5.85pt;height:27pt;width:481.45pt;z-index:251709440;mso-width-relative:page;mso-height-relative:page;" filled="f" stroked="f" coordsize="21600,21600" o:gfxdata="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">
+              <v:shape id="_x0000_s1026" o:spid="_x0000_s1026" o:spt="202" type="#_x0000_t202" style="position:absolute;left:0pt;margin-left:63.7pt;margin-top:5.85pt;height:27pt;width:481.45pt;z-index:251676672;mso-width-relative:page;mso-height-relative:page;" filled="f" stroked="f" coordsize="21600,21600" o:gfxdata="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">
                 <v:fill on="f" focussize="0,0"/>
                 <v:stroke on="f" weight="0.5pt"/>
                 <v:imagedata o:title=""/>
@@ -1440,7 +1455,137 @@
         <mc:AlternateContent>
           <mc:Choice Requires="wps">
             <w:drawing>
-              <wp:anchor distT="0" distB="0" distL="114300" distR="114300" simplePos="0" relativeHeight="251711488" behindDoc="0" locked="0" layoutInCell="1" allowOverlap="1">
+              <wp:anchor distT="0" distB="0" distL="114300" distR="114300" simplePos="0" relativeHeight="251677696" behindDoc="0" locked="0" layoutInCell="1" allowOverlap="1">
+                <wp:simplePos x="0" y="0"/>
+                <wp:positionH relativeFrom="column">
+                  <wp:posOffset>-307975</wp:posOffset>
+                </wp:positionH>
+                <wp:positionV relativeFrom="paragraph">
+                  <wp:posOffset>60325</wp:posOffset>
+                </wp:positionV>
+                <wp:extent cx="3978910" cy="342900"/>
+                <wp:effectExtent l="0" t="0" r="0" b="0"/>
+                <wp:wrapNone/>
+                <wp:docPr id="52" name="Text Box 52"/>
+                <wp:cNvGraphicFramePr/>
+                <a:graphic xmlns:a="http://schemas.openxmlformats.org/drawingml/2006/main">
+                  <a:graphicData uri="http://schemas.microsoft.com/office/word/2010/wordprocessingShape">
+                    <wps:wsp>
+                      <wps:cNvSpPr txBox="1"/>
+                      <wps:spPr>
+                        <a:xfrm>
+                          <a:off x="0" y="0"/>
+                          <a:ext cx="3978910" cy="342900"/>
+                        </a:xfrm>
+                        <a:prstGeom prst="rect">
+                          <a:avLst/>
+                        </a:prstGeom>
+                        <a:noFill/>
+                        <a:ln w="6350">
+                          <a:noFill/>
+                        </a:ln>
+                        <a:effectLst/>
+                      </wps:spPr>
+                      <wps:style>
+                        <a:lnRef idx="0">
+                          <a:schemeClr val="accent1"/>
+                        </a:lnRef>
+                        <a:fillRef idx="0">
+                          <a:schemeClr val="accent1"/>
+                        </a:fillRef>
+                        <a:effectRef idx="0">
+                          <a:schemeClr val="accent1"/>
+                        </a:effectRef>
+                        <a:fontRef idx="minor">
+                          <a:schemeClr val="dk1"/>
+                        </a:fontRef>
+                      </wps:style>
+                      <wps:txbx>
+                        <w:txbxContent>
+                          <w:p>
+                            <w:pPr>
+                              <w:spacing w:after="0" w:line="240" w:lineRule="auto"/>
+                              <w:jc w:val="center"/>
+                              <w:rPr>
+                                <w:rFonts w:hint="default" w:ascii="Arial" w:hAnsi="Arial" w:eastAsia="Times New Roman" w:cs="Arial"/>
+                                <w:color w:val="000000"/>
+                                <w:sz w:val="18"/>
+                                <w:szCs w:val="18"/>
+                                <w:lang w:val="en-US"/>
+                              </w:rPr>
+                            </w:pPr>
+                            <w:r>
+                              <w:rPr>
+                                <w:rFonts w:hint="default" w:ascii="Arial" w:hAnsi="Arial" w:eastAsia="Times New Roman" w:cs="Arial"/>
+                                <w:color w:val="000000"/>
+                                <w:sz w:val="18"/>
+                                <w:szCs w:val="18"/>
+                                <w:lang w:val="en-US"/>
+                              </w:rPr>
+                              <w:t>{OWNER}</w:t>
+                            </w:r>
+                          </w:p>
+                        </w:txbxContent>
+                      </wps:txbx>
+                      <wps:bodyPr rot="0" spcFirstLastPara="0" vertOverflow="overflow" horzOverflow="overflow" vert="horz" wrap="square" lIns="91440" tIns="45720" rIns="91440" bIns="45720" numCol="1" spcCol="0" rtlCol="0" fromWordArt="0" anchor="t" anchorCtr="0" forceAA="0" compatLnSpc="1">
+                        <a:noAutofit/>
+                      </wps:bodyPr>
+                    </wps:wsp>
+                  </a:graphicData>
+                </a:graphic>
+              </wp:anchor>
+            </w:drawing>
+          </mc:Choice>
+          <mc:Fallback>
+            <w:pict>
+              <v:shape id="_x0000_s1026" o:spid="_x0000_s1026" o:spt="202" type="#_x0000_t202" style="position:absolute;left:0pt;margin-left:-24.25pt;margin-top:4.75pt;height:27pt;width:313.3pt;z-index:251677696;mso-width-relative:page;mso-height-relative:page;" filled="f" stroked="f" coordsize="21600,21600" o:gfxdata="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">
+                <v:fill on="f" focussize="0,0"/>
+                <v:stroke on="f" weight="0.5pt"/>
+                <v:imagedata o:title=""/>
+                <o:lock v:ext="edit" aspectratio="f"/>
+                <v:textbox>
+                  <w:txbxContent>
+                    <w:p>
+                      <w:pPr>
+                        <w:spacing w:after="0" w:line="240" w:lineRule="auto"/>
+                        <w:jc w:val="center"/>
+                        <w:rPr>
+                          <w:rFonts w:hint="default" w:ascii="Arial" w:hAnsi="Arial" w:eastAsia="Times New Roman" w:cs="Arial"/>
+                          <w:color w:val="000000"/>
+                          <w:sz w:val="18"/>
+                          <w:szCs w:val="18"/>
+                          <w:lang w:val="en-US"/>
+                        </w:rPr>
+                      </w:pPr>
+                      <w:r>
+                        <w:rPr>
+                          <w:rFonts w:hint="default" w:ascii="Arial" w:hAnsi="Arial" w:eastAsia="Times New Roman" w:cs="Arial"/>
+                          <w:color w:val="000000"/>
+                          <w:sz w:val="18"/>
+                          <w:szCs w:val="18"/>
+                          <w:lang w:val="en-US"/>
+                        </w:rPr>
+                        <w:t>{OWNER}</w:t>
+                      </w:r>
+                    </w:p>
+                  </w:txbxContent>
+                </v:textbox>
+              </v:shape>
+            </w:pict>
+          </mc:Fallback>
+        </mc:AlternateContent>
+      </w:r>
+      <w:r>
+        <w:rPr>
+          <w:rFonts w:ascii="Arial" w:hAnsi="Arial" w:cs="Arial"/>
+          <w:sz w:val="24"/>
+          <w:szCs w:val="24"/>
+          <w:lang w:val="en-US" w:eastAsia="en-US"/>
+        </w:rPr>
+        <mc:AlternateContent>
+          <mc:Choice Requires="wps">
+            <w:drawing>
+              <wp:anchor distT="0" distB="0" distL="114300" distR="114300" simplePos="0" relativeHeight="251678720" behindDoc="0" locked="0" layoutInCell="1" allowOverlap="1">
                 <wp:simplePos x="0" y="0"/>
                 <wp:positionH relativeFrom="column">
                   <wp:posOffset>2713355</wp:posOffset>
@@ -1523,7 +1668,7 @@
           </mc:Choice>
           <mc:Fallback>
             <w:pict>
-              <v:shape id="_x0000_s1026" o:spid="_x0000_s1026" o:spt="202" type="#_x0000_t202" style="position:absolute;left:0pt;margin-left:213.65pt;margin-top:6.85pt;height:27pt;width:481.45pt;z-index:251711488;mso-width-relative:page;mso-height-relative:page;" filled="f" stroked="f" coordsize="21600,21600" o:gfxdata="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">
+              <v:shape id="_x0000_s1026" o:spid="_x0000_s1026" o:spt="202" type="#_x0000_t202" style="position:absolute;left:0pt;margin-left:213.65pt;margin-top:6.85pt;height:27pt;width:481.45pt;z-index:251678720;mso-width-relative:page;mso-height-relative:page;" filled="f" stroked="f" coordsize="21600,21600" o:gfxdata="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">
                 <v:fill on="f" focussize="0,0"/>
                 <v:stroke on="f" weight="0.5pt"/>
                 <v:imagedata o:title=""/>
@@ -1563,136 +1708,6 @@
       <w:r>
         <w:rPr>
           <w:rFonts w:ascii="Arial" w:hAnsi="Arial" w:cs="Arial"/>
-          <w:sz w:val="24"/>
-          <w:szCs w:val="24"/>
-          <w:lang w:val="en-US" w:eastAsia="en-US"/>
-        </w:rPr>
-        <mc:AlternateContent>
-          <mc:Choice Requires="wps">
-            <w:drawing>
-              <wp:anchor distT="0" distB="0" distL="114300" distR="114300" simplePos="0" relativeHeight="251710464" behindDoc="0" locked="0" layoutInCell="1" allowOverlap="1">
-                <wp:simplePos x="0" y="0"/>
-                <wp:positionH relativeFrom="column">
-                  <wp:posOffset>-860425</wp:posOffset>
-                </wp:positionH>
-                <wp:positionV relativeFrom="paragraph">
-                  <wp:posOffset>79375</wp:posOffset>
-                </wp:positionV>
-                <wp:extent cx="6114415" cy="342900"/>
-                <wp:effectExtent l="0" t="0" r="0" b="0"/>
-                <wp:wrapNone/>
-                <wp:docPr id="52" name="Text Box 52"/>
-                <wp:cNvGraphicFramePr/>
-                <a:graphic xmlns:a="http://schemas.openxmlformats.org/drawingml/2006/main">
-                  <a:graphicData uri="http://schemas.microsoft.com/office/word/2010/wordprocessingShape">
-                    <wps:wsp>
-                      <wps:cNvSpPr txBox="1"/>
-                      <wps:spPr>
-                        <a:xfrm>
-                          <a:off x="0" y="0"/>
-                          <a:ext cx="6114415" cy="342900"/>
-                        </a:xfrm>
-                        <a:prstGeom prst="rect">
-                          <a:avLst/>
-                        </a:prstGeom>
-                        <a:noFill/>
-                        <a:ln w="6350">
-                          <a:noFill/>
-                        </a:ln>
-                        <a:effectLst/>
-                      </wps:spPr>
-                      <wps:style>
-                        <a:lnRef idx="0">
-                          <a:schemeClr val="accent1"/>
-                        </a:lnRef>
-                        <a:fillRef idx="0">
-                          <a:schemeClr val="accent1"/>
-                        </a:fillRef>
-                        <a:effectRef idx="0">
-                          <a:schemeClr val="accent1"/>
-                        </a:effectRef>
-                        <a:fontRef idx="minor">
-                          <a:schemeClr val="dk1"/>
-                        </a:fontRef>
-                      </wps:style>
-                      <wps:txbx>
-                        <w:txbxContent>
-                          <w:p>
-                            <w:pPr>
-                              <w:spacing w:after="0" w:line="240" w:lineRule="auto"/>
-                              <w:jc w:val="center"/>
-                              <w:rPr>
-                                <w:rFonts w:hint="default" w:ascii="Arial" w:hAnsi="Arial" w:eastAsia="Times New Roman" w:cs="Arial"/>
-                                <w:color w:val="000000"/>
-                                <w:sz w:val="18"/>
-                                <w:szCs w:val="18"/>
-                                <w:lang w:val="en-US"/>
-                              </w:rPr>
-                            </w:pPr>
-                            <w:r>
-                              <w:rPr>
-                                <w:rFonts w:hint="default" w:ascii="Arial" w:hAnsi="Arial" w:eastAsia="Times New Roman" w:cs="Arial"/>
-                                <w:color w:val="000000"/>
-                                <w:sz w:val="18"/>
-                                <w:szCs w:val="18"/>
-                                <w:lang w:val="en-US"/>
-                              </w:rPr>
-                              <w:t>{OWNER}</w:t>
-                            </w:r>
-                          </w:p>
-                        </w:txbxContent>
-                      </wps:txbx>
-                      <wps:bodyPr rot="0" spcFirstLastPara="0" vertOverflow="overflow" horzOverflow="overflow" vert="horz" wrap="square" lIns="91440" tIns="45720" rIns="91440" bIns="45720" numCol="1" spcCol="0" rtlCol="0" fromWordArt="0" anchor="t" anchorCtr="0" forceAA="0" compatLnSpc="1">
-                        <a:noAutofit/>
-                      </wps:bodyPr>
-                    </wps:wsp>
-                  </a:graphicData>
-                </a:graphic>
-              </wp:anchor>
-            </w:drawing>
-          </mc:Choice>
-          <mc:Fallback>
-            <w:pict>
-              <v:shape id="_x0000_s1026" o:spid="_x0000_s1026" o:spt="202" type="#_x0000_t202" style="position:absolute;left:0pt;margin-left:-67.75pt;margin-top:6.25pt;height:27pt;width:481.45pt;z-index:251710464;mso-width-relative:page;mso-height-relative:page;" filled="f" stroked="f" coordsize="21600,21600" o:gfxdata="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">
-                <v:fill on="f" focussize="0,0"/>
-                <v:stroke on="f" weight="0.5pt"/>
-                <v:imagedata o:title=""/>
-                <o:lock v:ext="edit" aspectratio="f"/>
-                <v:textbox>
-                  <w:txbxContent>
-                    <w:p>
-                      <w:pPr>
-                        <w:spacing w:after="0" w:line="240" w:lineRule="auto"/>
-                        <w:jc w:val="center"/>
-                        <w:rPr>
-                          <w:rFonts w:hint="default" w:ascii="Arial" w:hAnsi="Arial" w:eastAsia="Times New Roman" w:cs="Arial"/>
-                          <w:color w:val="000000"/>
-                          <w:sz w:val="18"/>
-                          <w:szCs w:val="18"/>
-                          <w:lang w:val="en-US"/>
-                        </w:rPr>
-                      </w:pPr>
-                      <w:r>
-                        <w:rPr>
-                          <w:rFonts w:hint="default" w:ascii="Arial" w:hAnsi="Arial" w:eastAsia="Times New Roman" w:cs="Arial"/>
-                          <w:color w:val="000000"/>
-                          <w:sz w:val="18"/>
-                          <w:szCs w:val="18"/>
-                          <w:lang w:val="en-US"/>
-                        </w:rPr>
-                        <w:t>{OWNER}</w:t>
-                      </w:r>
-                    </w:p>
-                  </w:txbxContent>
-                </v:textbox>
-              </v:shape>
-            </w:pict>
-          </mc:Fallback>
-        </mc:AlternateContent>
-      </w:r>
-      <w:r>
-        <w:rPr>
-          <w:rFonts w:ascii="Arial" w:hAnsi="Arial" w:cs="Arial"/>
           <w:i/>
         </w:rPr>
         <w:t xml:space="preserve">                                                                                     </w:t>
@@ -1799,22 +1814,14 @@
         <w:ind w:firstLine="720"/>
         <w:rPr>
           <w:rFonts w:ascii="Arial Narrow" w:hAnsi="Arial Narrow" w:cs="Arial"/>
-          <w:sz w:val="4"/>
-          <w:szCs w:val="4"/>
         </w:rPr>
       </w:pPr>
-      <w:r>
-        <w:rPr>
-          <w:rFonts w:ascii="Arial Narrow" w:hAnsi="Arial Narrow" w:cs="Arial"/>
-        </w:rPr>
-        <w:t xml:space="preserve">            </w:t>
-      </w:r>
     </w:p>
     <w:tbl>
       <w:tblPr>
         <w:tblStyle w:val="7"/>
         <w:tblW w:w="0" w:type="auto"/>
-        <w:tblInd w:w="648" w:type="dxa"/>
+        <w:tblInd w:w="0" w:type="dxa"/>
         <w:tblBorders>
           <w:top w:val="single" w:color="auto" w:sz="4" w:space="0"/>
           <w:left w:val="single" w:color="auto" w:sz="4" w:space="0"/>
@@ -1832,8 +1839,8 @@
         </w:tblCellMar>
       </w:tblPr>
       <w:tblGrid>
-        <w:gridCol w:w="4500"/>
-        <w:gridCol w:w="5580"/>
+        <w:gridCol w:w="4457"/>
+        <w:gridCol w:w="6703"/>
       </w:tblGrid>
       <w:tr>
         <w:tblPrEx>
@@ -1852,12 +1859,9 @@
             <w:right w:w="108" w:type="dxa"/>
           </w:tblCellMar>
         </w:tblPrEx>
-        <w:trPr>
-          <w:trHeight w:val="368" w:hRule="atLeast"/>
-        </w:trPr>
         <w:tc>
           <w:tcPr>
-            <w:tcW w:w="10080" w:type="dxa"/>
+            <w:tcW w:w="11160" w:type="dxa"/>
             <w:gridSpan w:val="2"/>
           </w:tcPr>
           <w:p>
@@ -1885,8 +1889,7 @@
               <w:jc w:val="center"/>
               <w:rPr>
                 <w:rFonts w:ascii="Arial Narrow" w:hAnsi="Arial Narrow" w:cs="Arial"/>
-                <w:sz w:val="18"/>
-                <w:szCs w:val="18"/>
+                <w:vertAlign w:val="baseline"/>
               </w:rPr>
             </w:pPr>
             <w:r>
@@ -1917,22 +1920,17 @@
             <w:right w:w="108" w:type="dxa"/>
           </w:tblCellMar>
         </w:tblPrEx>
-        <w:trPr>
-          <w:trHeight w:val="197" w:hRule="atLeast"/>
-        </w:trPr>
         <w:tc>
           <w:tcPr>
-            <w:tcW w:w="4500" w:type="dxa"/>
+            <w:tcW w:w="4457" w:type="dxa"/>
           </w:tcPr>
           <w:p>
             <w:pPr>
               <w:spacing w:after="0" w:line="240" w:lineRule="auto"/>
               <w:jc w:val="center"/>
               <w:rPr>
-                <w:rFonts w:ascii="Arial" w:hAnsi="Arial" w:cs="Arial"/>
-                <w:b/>
-                <w:sz w:val="18"/>
-                <w:szCs w:val="18"/>
+                <w:rFonts w:ascii="Arial Narrow" w:hAnsi="Arial Narrow" w:cs="Arial"/>
+                <w:vertAlign w:val="baseline"/>
               </w:rPr>
             </w:pPr>
             <w:r>
@@ -1943,13 +1941,13 @@
               <mc:AlternateContent>
                 <mc:Choice Requires="wps">
                   <w:drawing>
-                    <wp:anchor distT="0" distB="0" distL="114300" distR="114300" simplePos="0" relativeHeight="251686912" behindDoc="0" locked="0" layoutInCell="1" allowOverlap="1">
+                    <wp:anchor distT="0" distB="0" distL="114300" distR="114300" simplePos="0" relativeHeight="251702272" behindDoc="0" locked="0" layoutInCell="1" allowOverlap="1">
                       <wp:simplePos x="0" y="0"/>
                       <wp:positionH relativeFrom="column">
-                        <wp:posOffset>2758440</wp:posOffset>
+                        <wp:posOffset>2724150</wp:posOffset>
                       </wp:positionH>
                       <wp:positionV relativeFrom="paragraph">
-                        <wp:posOffset>39370</wp:posOffset>
+                        <wp:posOffset>74295</wp:posOffset>
                       </wp:positionV>
                       <wp:extent cx="303530" cy="258445"/>
                       <wp:effectExtent l="0" t="0" r="0" b="0"/>
@@ -2004,7 +2002,7 @@
                 </mc:Choice>
                 <mc:Fallback>
                   <w:pict>
-                    <v:shape id="Text Box 2" o:spid="_x0000_s1026" o:spt="202" type="#_x0000_t202" style="position:absolute;left:0pt;margin-left:217.2pt;margin-top:3.1pt;height:20.35pt;width:23.9pt;z-index:251686912;mso-width-relative:page;mso-height-relative:page;" filled="f" stroked="f" coordsize="21600,21600" o:gfxdata="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">
+                    <v:shape id="Text Box 2" o:spid="_x0000_s1026" o:spt="202" type="#_x0000_t202" style="position:absolute;left:0pt;margin-left:214.5pt;margin-top:5.85pt;height:20.35pt;width:23.9pt;z-index:251702272;mso-width-relative:page;mso-height-relative:page;" filled="f" stroked="f" coordsize="21600,21600" o:gfxdata="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">
                       <v:fill on="f" focussize="0,0"/>
                       <v:stroke on="f" miterlimit="8" joinstyle="miter"/>
                       <v:imagedata o:title=""/>
@@ -2044,20 +2042,15 @@
         </w:tc>
         <w:tc>
           <w:tcPr>
-            <w:tcW w:w="5580" w:type="dxa"/>
-            <w:tcBorders>
-              <w:bottom w:val="nil"/>
-            </w:tcBorders>
+            <w:tcW w:w="6703" w:type="dxa"/>
           </w:tcPr>
           <w:p>
             <w:pPr>
               <w:spacing w:after="0" w:line="240" w:lineRule="auto"/>
               <w:jc w:val="center"/>
               <w:rPr>
-                <w:rFonts w:ascii="Arial" w:hAnsi="Arial" w:cs="Arial"/>
-                <w:b/>
-                <w:sz w:val="18"/>
-                <w:szCs w:val="18"/>
+                <w:rFonts w:ascii="Arial Narrow" w:hAnsi="Arial Narrow" w:cs="Arial"/>
+                <w:vertAlign w:val="baseline"/>
               </w:rPr>
             </w:pPr>
             <w:r>
@@ -2091,7 +2084,7 @@
         </w:tblPrEx>
         <w:tc>
           <w:tcPr>
-            <w:tcW w:w="4500" w:type="dxa"/>
+            <w:tcW w:w="4457" w:type="dxa"/>
           </w:tcPr>
           <w:p>
             <w:pPr>
@@ -2113,18 +2106,18 @@
               <mc:AlternateContent>
                 <mc:Choice Requires="wps">
                   <w:drawing>
-                    <wp:anchor distT="0" distB="0" distL="114300" distR="114300" simplePos="0" relativeHeight="251687936" behindDoc="0" locked="0" layoutInCell="1" allowOverlap="1">
+                    <wp:anchor distT="0" distB="0" distL="114300" distR="114300" simplePos="0" relativeHeight="251703296" behindDoc="0" locked="0" layoutInCell="1" allowOverlap="1">
                       <wp:simplePos x="0" y="0"/>
                       <wp:positionH relativeFrom="column">
-                        <wp:posOffset>2765425</wp:posOffset>
+                        <wp:posOffset>2720975</wp:posOffset>
                       </wp:positionH>
                       <wp:positionV relativeFrom="paragraph">
-                        <wp:posOffset>129540</wp:posOffset>
+                        <wp:posOffset>34925</wp:posOffset>
                       </wp:positionV>
                       <wp:extent cx="303530" cy="258445"/>
                       <wp:effectExtent l="0" t="0" r="0" b="0"/>
                       <wp:wrapNone/>
-                      <wp:docPr id="6" name="Text Box 2"/>
+                      <wp:docPr id="173" name="Text Box 2"/>
                       <wp:cNvGraphicFramePr/>
                       <a:graphic xmlns:a="http://schemas.openxmlformats.org/drawingml/2006/main">
                         <a:graphicData uri="http://schemas.microsoft.com/office/word/2010/wordprocessingShape">
@@ -2174,7 +2167,7 @@
                 </mc:Choice>
                 <mc:Fallback>
                   <w:pict>
-                    <v:shape id="Text Box 2" o:spid="_x0000_s1026" o:spt="202" type="#_x0000_t202" style="position:absolute;left:0pt;margin-left:217.75pt;margin-top:10.2pt;height:20.35pt;width:23.9pt;z-index:251687936;mso-width-relative:page;mso-height-relative:page;" filled="f" stroked="f" coordsize="21600,21600" o:gfxdata="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">
+                    <v:shape id="Text Box 2" o:spid="_x0000_s1026" o:spt="202" type="#_x0000_t202" style="position:absolute;left:0pt;margin-left:214.25pt;margin-top:2.75pt;height:20.35pt;width:23.9pt;z-index:251703296;mso-width-relative:page;mso-height-relative:page;" filled="f" stroked="f" coordsize="21600,21600" o:gfxdata="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">
                       <v:fill on="f" focussize="0,0"/>
                       <v:stroke on="f" miterlimit="8" joinstyle="miter"/>
                       <v:imagedata o:title=""/>
@@ -2210,15 +2203,232 @@
               <w:t>Verify precautions listed at right (or do not Proceed with the work).Complete and retain this permit</w:t>
             </w:r>
           </w:p>
+        </w:tc>
+        <w:tc>
+          <w:tcPr>
+            <w:tcW w:w="6703" w:type="dxa"/>
+          </w:tcPr>
+          <w:p>
+            <w:pPr>
+              <w:tabs>
+                <w:tab w:val="left" w:pos="263"/>
+              </w:tabs>
+              <w:spacing w:after="0" w:line="240" w:lineRule="auto"/>
+              <w:rPr>
+                <w:rFonts w:ascii="Arial" w:hAnsi="Arial" w:cs="Arial"/>
+                <w:sz w:val="16"/>
+                <w:szCs w:val="16"/>
+              </w:rPr>
+            </w:pPr>
+            <w:r>
+              <w:rPr>
+                <w:rFonts w:ascii="Arial Narrow" w:hAnsi="Arial Narrow" w:cs="Arial"/>
+                <w:sz w:val="16"/>
+                <w:szCs w:val="16"/>
+              </w:rPr>
+              <mc:AlternateContent>
+                <mc:Choice Requires="wps">
+                  <w:drawing>
+                    <wp:anchor distT="0" distB="0" distL="114300" distR="114300" simplePos="0" relativeHeight="251680768" behindDoc="0" locked="0" layoutInCell="1" allowOverlap="1">
+                      <wp:simplePos x="0" y="0"/>
+                      <wp:positionH relativeFrom="column">
+                        <wp:posOffset>-3810</wp:posOffset>
+                      </wp:positionH>
+                      <wp:positionV relativeFrom="paragraph">
+                        <wp:posOffset>16510</wp:posOffset>
+                      </wp:positionV>
+                      <wp:extent cx="90170" cy="76200"/>
+                      <wp:effectExtent l="12700" t="12700" r="30480" b="25400"/>
+                      <wp:wrapNone/>
+                      <wp:docPr id="114" name="Rectangle 9"/>
+                      <wp:cNvGraphicFramePr/>
+                      <a:graphic xmlns:a="http://schemas.openxmlformats.org/drawingml/2006/main">
+                        <a:graphicData uri="http://schemas.microsoft.com/office/word/2010/wordprocessingShape">
+                          <wps:wsp>
+                            <wps:cNvSpPr/>
+                            <wps:spPr>
+                              <a:xfrm>
+                                <a:off x="0" y="0"/>
+                                <a:ext cx="90170" cy="76200"/>
+                              </a:xfrm>
+                              <a:prstGeom prst="rect">
+                                <a:avLst/>
+                              </a:prstGeom>
+                            </wps:spPr>
+                            <wps:style>
+                              <a:lnRef idx="2">
+                                <a:schemeClr val="dk1"/>
+                              </a:lnRef>
+                              <a:fillRef idx="1">
+                                <a:schemeClr val="lt1"/>
+                              </a:fillRef>
+                              <a:effectRef idx="0">
+                                <a:schemeClr val="dk1"/>
+                              </a:effectRef>
+                              <a:fontRef idx="minor">
+                                <a:schemeClr val="dk1"/>
+                              </a:fontRef>
+                            </wps:style>
+                            <wps:bodyPr rot="0" spcFirstLastPara="0" vertOverflow="overflow" horzOverflow="overflow" vert="horz" wrap="square" lIns="91440" tIns="45720" rIns="91440" bIns="45720" numCol="1" spcCol="0" rtlCol="0" fromWordArt="0" anchor="ctr" anchorCtr="0" forceAA="0" compatLnSpc="1">
+                              <a:noAutofit/>
+                            </wps:bodyPr>
+                          </wps:wsp>
+                        </a:graphicData>
+                      </a:graphic>
+                    </wp:anchor>
+                  </w:drawing>
+                </mc:Choice>
+                <mc:Fallback>
+                  <w:pict>
+                    <v:rect id="Rectangle 9" o:spid="_x0000_s1026" o:spt="1" style="position:absolute;left:0pt;margin-left:-0.3pt;margin-top:1.3pt;height:6pt;width:7.1pt;z-index:251680768;v-text-anchor:middle;mso-width-relative:page;mso-height-relative:page;" fillcolor="#FFFFFF [3201]" filled="t" stroked="t" coordsize="21600,21600" o:gfxdata="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">
+                      <v:fill on="t" focussize="0,0"/>
+                      <v:stroke weight="2pt" color="#000000 [3200]" joinstyle="round"/>
+                      <v:imagedata o:title=""/>
+                      <o:lock v:ext="edit" aspectratio="f"/>
+                    </v:rect>
+                  </w:pict>
+                </mc:Fallback>
+              </mc:AlternateContent>
+            </w:r>
+            <w:r>
+              <w:rPr>
+                <w:rFonts w:ascii="Arial Narrow" w:hAnsi="Arial Narrow" w:cs="Arial"/>
+                <w:sz w:val="16"/>
+                <w:szCs w:val="16"/>
+              </w:rPr>
+              <w:t xml:space="preserve">       </w:t>
+            </w:r>
+            <w:r>
+              <w:rPr>
+                <w:rFonts w:ascii="Arial" w:hAnsi="Arial" w:cs="Arial"/>
+                <w:sz w:val="16"/>
+                <w:szCs w:val="16"/>
+              </w:rPr>
+              <w:t>Available sprinklers, hose streams and extinguishers in  service/operable.</w:t>
+            </w:r>
+          </w:p>
+          <w:p>
+            <w:pPr>
+              <w:tabs>
+                <w:tab w:val="left" w:pos="263"/>
+              </w:tabs>
+              <w:spacing w:after="0" w:line="240" w:lineRule="auto"/>
+              <w:rPr>
+                <w:rFonts w:ascii="Arial Narrow" w:hAnsi="Arial Narrow" w:cs="Arial"/>
+                <w:vertAlign w:val="baseline"/>
+              </w:rPr>
+            </w:pPr>
+            <w:r>
+              <w:rPr>
+                <w:rFonts w:ascii="Arial Narrow" w:hAnsi="Arial Narrow" w:cs="Arial"/>
+                <w:sz w:val="16"/>
+                <w:szCs w:val="16"/>
+              </w:rPr>
+              <mc:AlternateContent>
+                <mc:Choice Requires="wps">
+                  <w:drawing>
+                    <wp:anchor distT="0" distB="0" distL="114300" distR="114300" simplePos="0" relativeHeight="251681792" behindDoc="0" locked="0" layoutInCell="1" allowOverlap="1">
+                      <wp:simplePos x="0" y="0"/>
+                      <wp:positionH relativeFrom="column">
+                        <wp:posOffset>-5715</wp:posOffset>
+                      </wp:positionH>
+                      <wp:positionV relativeFrom="paragraph">
+                        <wp:posOffset>6985</wp:posOffset>
+                      </wp:positionV>
+                      <wp:extent cx="90170" cy="76200"/>
+                      <wp:effectExtent l="12700" t="12700" r="30480" b="25400"/>
+                      <wp:wrapNone/>
+                      <wp:docPr id="153" name="Rectangle 9"/>
+                      <wp:cNvGraphicFramePr/>
+                      <a:graphic xmlns:a="http://schemas.openxmlformats.org/drawingml/2006/main">
+                        <a:graphicData uri="http://schemas.microsoft.com/office/word/2010/wordprocessingShape">
+                          <wps:wsp>
+                            <wps:cNvSpPr/>
+                            <wps:spPr>
+                              <a:xfrm>
+                                <a:off x="0" y="0"/>
+                                <a:ext cx="90170" cy="76200"/>
+                              </a:xfrm>
+                              <a:prstGeom prst="rect">
+                                <a:avLst/>
+                              </a:prstGeom>
+                            </wps:spPr>
+                            <wps:style>
+                              <a:lnRef idx="2">
+                                <a:schemeClr val="dk1"/>
+                              </a:lnRef>
+                              <a:fillRef idx="1">
+                                <a:schemeClr val="lt1"/>
+                              </a:fillRef>
+                              <a:effectRef idx="0">
+                                <a:schemeClr val="dk1"/>
+                              </a:effectRef>
+                              <a:fontRef idx="minor">
+                                <a:schemeClr val="dk1"/>
+                              </a:fontRef>
+                            </wps:style>
+                            <wps:bodyPr rot="0" spcFirstLastPara="0" vertOverflow="overflow" horzOverflow="overflow" vert="horz" wrap="square" lIns="91440" tIns="45720" rIns="91440" bIns="45720" numCol="1" spcCol="0" rtlCol="0" fromWordArt="0" anchor="ctr" anchorCtr="0" forceAA="0" compatLnSpc="1">
+                              <a:noAutofit/>
+                            </wps:bodyPr>
+                          </wps:wsp>
+                        </a:graphicData>
+                      </a:graphic>
+                    </wp:anchor>
+                  </w:drawing>
+                </mc:Choice>
+                <mc:Fallback>
+                  <w:pict>
+                    <v:rect id="Rectangle 9" o:spid="_x0000_s1026" o:spt="1" style="position:absolute;left:0pt;margin-left:-0.45pt;margin-top:0.55pt;height:6pt;width:7.1pt;z-index:251681792;v-text-anchor:middle;mso-width-relative:page;mso-height-relative:page;" fillcolor="#FFFFFF [3201]" filled="t" stroked="t" coordsize="21600,21600" o:gfxdata="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">
+                      <v:fill on="t" focussize="0,0"/>
+                      <v:stroke weight="2pt" color="#000000 [3200]" joinstyle="round"/>
+                      <v:imagedata o:title=""/>
+                      <o:lock v:ext="edit" aspectratio="f"/>
+                    </v:rect>
+                  </w:pict>
+                </mc:Fallback>
+              </mc:AlternateContent>
+            </w:r>
+            <w:r>
+              <w:rPr>
+                <w:rFonts w:ascii="Arial" w:hAnsi="Arial" w:cs="Arial"/>
+                <w:sz w:val="16"/>
+                <w:szCs w:val="16"/>
+              </w:rPr>
+              <w:t xml:space="preserve">     Hot work equipment in good condition. </w:t>
+            </w:r>
+          </w:p>
+        </w:tc>
+      </w:tr>
+      <w:tr>
+        <w:tblPrEx>
+          <w:tblBorders>
+            <w:top w:val="single" w:color="auto" w:sz="4" w:space="0"/>
+            <w:left w:val="single" w:color="auto" w:sz="4" w:space="0"/>
+            <w:bottom w:val="single" w:color="auto" w:sz="4" w:space="0"/>
+            <w:right w:val="single" w:color="auto" w:sz="4" w:space="0"/>
+            <w:insideH w:val="single" w:color="auto" w:sz="4" w:space="0"/>
+            <w:insideV w:val="single" w:color="auto" w:sz="4" w:space="0"/>
+          </w:tblBorders>
+          <w:tblCellMar>
+            <w:top w:w="0" w:type="dxa"/>
+            <w:left w:w="108" w:type="dxa"/>
+            <w:bottom w:w="0" w:type="dxa"/>
+            <w:right w:w="108" w:type="dxa"/>
+          </w:tblCellMar>
+        </w:tblPrEx>
+        <w:tc>
+          <w:tcPr>
+            <w:tcW w:w="4457" w:type="dxa"/>
+          </w:tcPr>
           <w:p>
             <w:pPr>
               <w:spacing w:after="0" w:line="240" w:lineRule="auto"/>
-              <w:jc w:val="both"/>
-              <w:rPr>
-                <w:rFonts w:ascii="Arial" w:hAnsi="Arial" w:cs="Arial"/>
-                <w:b/>
+              <w:rPr>
+                <w:rFonts w:hint="default" w:ascii="Arial" w:hAnsi="Arial" w:cs="Arial"/>
                 <w:sz w:val="18"/>
                 <w:szCs w:val="18"/>
+                <w:vertAlign w:val="baseline"/>
+                <w:lang w:val="en-US"/>
               </w:rPr>
             </w:pPr>
             <w:r>
@@ -2229,18 +2439,18 @@
               <mc:AlternateContent>
                 <mc:Choice Requires="wps">
                   <w:drawing>
-                    <wp:anchor distT="0" distB="0" distL="114300" distR="114300" simplePos="0" relativeHeight="251688960" behindDoc="0" locked="0" layoutInCell="1" allowOverlap="1">
+                    <wp:anchor distT="0" distB="0" distL="114300" distR="114300" simplePos="0" relativeHeight="251704320" behindDoc="0" locked="0" layoutInCell="1" allowOverlap="1">
                       <wp:simplePos x="0" y="0"/>
                       <wp:positionH relativeFrom="column">
-                        <wp:posOffset>2759710</wp:posOffset>
+                        <wp:posOffset>2745105</wp:posOffset>
                       </wp:positionH>
                       <wp:positionV relativeFrom="paragraph">
-                        <wp:posOffset>109220</wp:posOffset>
+                        <wp:posOffset>36195</wp:posOffset>
                       </wp:positionV>
                       <wp:extent cx="303530" cy="258445"/>
                       <wp:effectExtent l="0" t="0" r="0" b="0"/>
                       <wp:wrapNone/>
-                      <wp:docPr id="8" name="Text Box 2"/>
+                      <wp:docPr id="174" name="Text Box 2"/>
                       <wp:cNvGraphicFramePr/>
                       <a:graphic xmlns:a="http://schemas.openxmlformats.org/drawingml/2006/main">
                         <a:graphicData uri="http://schemas.microsoft.com/office/word/2010/wordprocessingShape">
@@ -2290,7 +2500,7 @@
                 </mc:Choice>
                 <mc:Fallback>
                   <w:pict>
-                    <v:shape id="Text Box 2" o:spid="_x0000_s1026" o:spt="202" type="#_x0000_t202" style="position:absolute;left:0pt;margin-left:217.3pt;margin-top:8.6pt;height:20.35pt;width:23.9pt;z-index:251688960;mso-width-relative:page;mso-height-relative:page;" filled="f" stroked="f" coordsize="21600,21600" o:gfxdata="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">
+                    <v:shape id="Text Box 2" o:spid="_x0000_s1026" o:spt="202" type="#_x0000_t202" style="position:absolute;left:0pt;margin-left:216.15pt;margin-top:2.85pt;height:20.35pt;width:23.9pt;z-index:251704320;mso-width-relative:page;mso-height-relative:page;" filled="f" stroked="f" coordsize="21600,21600" o:gfxdata="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">
                       <v:fill on="f" focussize="0,0"/>
                       <v:stroke on="f" miterlimit="8" joinstyle="miter"/>
                       <v:imagedata o:title=""/>
@@ -2317,2541 +2527,48 @@
                 </mc:Fallback>
               </mc:AlternateContent>
             </w:r>
-          </w:p>
-        </w:tc>
-        <w:tc>
-          <w:tcPr>
-            <w:tcW w:w="5580" w:type="dxa"/>
-            <w:vMerge w:val="restart"/>
-            <w:tcBorders>
-              <w:top w:val="nil"/>
-            </w:tcBorders>
-          </w:tcPr>
-          <w:p>
-            <w:pPr>
-              <w:tabs>
-                <w:tab w:val="left" w:pos="263"/>
-              </w:tabs>
-              <w:spacing w:after="0" w:line="240" w:lineRule="auto"/>
-              <w:rPr>
-                <w:rFonts w:ascii="Arial" w:hAnsi="Arial" w:cs="Arial"/>
-                <w:sz w:val="16"/>
-                <w:szCs w:val="16"/>
-              </w:rPr>
-            </w:pPr>
             <w:r>
               <w:rPr>
-                <w:rFonts w:ascii="Arial Narrow" w:hAnsi="Arial Narrow" w:cs="Arial"/>
-                <w:sz w:val="16"/>
-                <w:szCs w:val="16"/>
-              </w:rPr>
-              <mc:AlternateContent>
-                <mc:Choice Requires="wps">
-                  <w:drawing>
-                    <wp:anchor distT="0" distB="0" distL="114300" distR="114300" simplePos="0" relativeHeight="251662336" behindDoc="0" locked="0" layoutInCell="1" allowOverlap="1">
-                      <wp:simplePos x="0" y="0"/>
-                      <wp:positionH relativeFrom="column">
-                        <wp:posOffset>-3810</wp:posOffset>
-                      </wp:positionH>
-                      <wp:positionV relativeFrom="paragraph">
-                        <wp:posOffset>9525</wp:posOffset>
-                      </wp:positionV>
-                      <wp:extent cx="102870" cy="86995"/>
-                      <wp:effectExtent l="0" t="0" r="11430" b="27305"/>
-                      <wp:wrapNone/>
-                      <wp:docPr id="9" name="Rectangle 9"/>
-                      <wp:cNvGraphicFramePr/>
-                      <a:graphic xmlns:a="http://schemas.openxmlformats.org/drawingml/2006/main">
-                        <a:graphicData uri="http://schemas.microsoft.com/office/word/2010/wordprocessingShape">
-                          <wps:wsp>
-                            <wps:cNvSpPr/>
-                            <wps:spPr>
-                              <a:xfrm>
-                                <a:off x="0" y="0"/>
-                                <a:ext cx="102870" cy="86995"/>
-                              </a:xfrm>
-                              <a:prstGeom prst="rect">
-                                <a:avLst/>
-                              </a:prstGeom>
-                            </wps:spPr>
-                            <wps:style>
-                              <a:lnRef idx="2">
-                                <a:schemeClr val="dk1"/>
-                              </a:lnRef>
-                              <a:fillRef idx="1">
-                                <a:schemeClr val="lt1"/>
-                              </a:fillRef>
-                              <a:effectRef idx="0">
-                                <a:schemeClr val="dk1"/>
-                              </a:effectRef>
-                              <a:fontRef idx="minor">
-                                <a:schemeClr val="dk1"/>
-                              </a:fontRef>
-                            </wps:style>
-                            <wps:bodyPr rot="0" spcFirstLastPara="0" vertOverflow="overflow" horzOverflow="overflow" vert="horz" wrap="square" lIns="91440" tIns="45720" rIns="91440" bIns="45720" numCol="1" spcCol="0" rtlCol="0" fromWordArt="0" anchor="ctr" anchorCtr="0" forceAA="0" compatLnSpc="1">
-                              <a:noAutofit/>
-                            </wps:bodyPr>
-                          </wps:wsp>
-                        </a:graphicData>
-                      </a:graphic>
-                    </wp:anchor>
-                  </w:drawing>
-                </mc:Choice>
-                <mc:Fallback>
-                  <w:pict>
-                    <v:rect id="Rectangle 9" o:spid="_x0000_s1026" o:spt="1" style="position:absolute;left:0pt;margin-left:-0.3pt;margin-top:0.75pt;height:6.85pt;width:8.1pt;z-index:251662336;v-text-anchor:middle;mso-width-relative:page;mso-height-relative:page;" fillcolor="#FFFFFF [3201]" filled="t" stroked="t" coordsize="21600,21600" o:gfxdata="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">
-                      <v:fill on="t" focussize="0,0"/>
-                      <v:stroke weight="2pt" color="#000000 [3200]" joinstyle="round"/>
-                      <v:imagedata o:title=""/>
-                      <o:lock v:ext="edit" aspectratio="f"/>
-                    </v:rect>
-                  </w:pict>
-                </mc:Fallback>
-              </mc:AlternateContent>
-            </w:r>
-            <w:r>
-              <w:rPr>
-                <w:rFonts w:ascii="Arial Narrow" w:hAnsi="Arial Narrow" w:cs="Arial"/>
-                <w:sz w:val="16"/>
-                <w:szCs w:val="16"/>
-              </w:rPr>
-              <w:t xml:space="preserve">        </w:t>
-            </w:r>
-            <w:r>
-              <w:rPr>
-                <w:rFonts w:ascii="Arial" w:hAnsi="Arial" w:cs="Arial"/>
-                <w:sz w:val="16"/>
-                <w:szCs w:val="16"/>
-              </w:rPr>
-              <w:t xml:space="preserve">Available sprinklers, hose streams and extinguishers in </w:t>
-            </w:r>
-            <w:r>
-              <w:rPr>
-                <w:rFonts w:ascii="Arial" w:hAnsi="Arial" w:cs="Arial"/>
-                <w:sz w:val="16"/>
-                <w:szCs w:val="16"/>
-              </w:rPr>
-              <w:br w:type="textWrapping"/>
-            </w:r>
-            <w:r>
-              <w:rPr>
-                <w:rFonts w:ascii="Arial" w:hAnsi="Arial" w:cs="Arial"/>
-                <w:sz w:val="16"/>
-                <w:szCs w:val="16"/>
-              </w:rPr>
-              <w:t xml:space="preserve">       service/operable.</w:t>
+                <w:rFonts w:hint="default" w:ascii="Arial" w:hAnsi="Arial" w:cs="Arial"/>
+                <w:sz w:val="18"/>
+                <w:szCs w:val="18"/>
+                <w:vertAlign w:val="baseline"/>
+                <w:lang w:val="en-US"/>
+              </w:rPr>
+              <w:t>JOB ORDER NO./LETTER REQUEST</w:t>
             </w:r>
           </w:p>
           <w:p>
             <w:pPr>
-              <w:tabs>
-                <w:tab w:val="left" w:pos="263"/>
-              </w:tabs>
               <w:spacing w:after="0" w:line="240" w:lineRule="auto"/>
               <w:rPr>
-                <w:rFonts w:ascii="Arial" w:hAnsi="Arial" w:cs="Arial"/>
-                <w:sz w:val="16"/>
-                <w:szCs w:val="16"/>
+                <w:rFonts w:hint="default" w:ascii="Arial" w:hAnsi="Arial" w:cs="Arial"/>
+                <w:sz w:val="12"/>
+                <w:szCs w:val="12"/>
+                <w:vertAlign w:val="baseline"/>
+                <w:lang w:val="en-US"/>
               </w:rPr>
             </w:pPr>
             <w:r>
               <w:rPr>
                 <w:rFonts w:ascii="Arial" w:hAnsi="Arial" w:cs="Arial"/>
-                <w:sz w:val="16"/>
-                <w:szCs w:val="16"/>
+                <w:i/>
               </w:rPr>
               <mc:AlternateContent>
                 <mc:Choice Requires="wps">
                   <w:drawing>
-                    <wp:anchor distT="0" distB="0" distL="114300" distR="114300" simplePos="0" relativeHeight="251663360" behindDoc="0" locked="0" layoutInCell="1" allowOverlap="1">
+                    <wp:anchor distT="0" distB="0" distL="114300" distR="114300" simplePos="0" relativeHeight="251706368" behindDoc="0" locked="0" layoutInCell="1" allowOverlap="1">
                       <wp:simplePos x="0" y="0"/>
                       <wp:positionH relativeFrom="column">
-                        <wp:posOffset>3810</wp:posOffset>
+                        <wp:posOffset>2746375</wp:posOffset>
                       </wp:positionH>
                       <wp:positionV relativeFrom="paragraph">
-                        <wp:posOffset>4445</wp:posOffset>
-                      </wp:positionV>
-                      <wp:extent cx="102870" cy="86995"/>
-                      <wp:effectExtent l="0" t="0" r="11430" b="27305"/>
-                      <wp:wrapNone/>
-                      <wp:docPr id="10" name="Rectangle 10"/>
-                      <wp:cNvGraphicFramePr/>
-                      <a:graphic xmlns:a="http://schemas.openxmlformats.org/drawingml/2006/main">
-                        <a:graphicData uri="http://schemas.microsoft.com/office/word/2010/wordprocessingShape">
-                          <wps:wsp>
-                            <wps:cNvSpPr/>
-                            <wps:spPr>
-                              <a:xfrm>
-                                <a:off x="0" y="0"/>
-                                <a:ext cx="102870" cy="86995"/>
-                              </a:xfrm>
-                              <a:prstGeom prst="rect">
-                                <a:avLst/>
-                              </a:prstGeom>
-                              <a:solidFill>
-                                <a:schemeClr val="bg1"/>
-                              </a:solidFill>
-                              <a:ln>
-                                <a:solidFill>
-                                  <a:schemeClr val="tx1"/>
-                                </a:solidFill>
-                              </a:ln>
-                            </wps:spPr>
-                            <wps:style>
-                              <a:lnRef idx="2">
-                                <a:schemeClr val="accent1">
-                                  <a:shade val="50000"/>
-                                </a:schemeClr>
-                              </a:lnRef>
-                              <a:fillRef idx="1">
-                                <a:schemeClr val="accent1"/>
-                              </a:fillRef>
-                              <a:effectRef idx="0">
-                                <a:schemeClr val="accent1"/>
-                              </a:effectRef>
-                              <a:fontRef idx="minor">
-                                <a:schemeClr val="lt1"/>
-                              </a:fontRef>
-                            </wps:style>
-                            <wps:bodyPr rot="0" spcFirstLastPara="0" vertOverflow="overflow" horzOverflow="overflow" vert="horz" wrap="square" lIns="91440" tIns="45720" rIns="91440" bIns="45720" numCol="1" spcCol="0" rtlCol="0" fromWordArt="0" anchor="ctr" anchorCtr="0" forceAA="0" compatLnSpc="1">
-                              <a:noAutofit/>
-                            </wps:bodyPr>
-                          </wps:wsp>
-                        </a:graphicData>
-                      </a:graphic>
-                    </wp:anchor>
-                  </w:drawing>
-                </mc:Choice>
-                <mc:Fallback>
-                  <w:pict>
-                    <v:rect id="Rectangle 10" o:spid="_x0000_s1026" o:spt="1" style="position:absolute;left:0pt;margin-left:0.3pt;margin-top:0.35pt;height:6.85pt;width:8.1pt;z-index:251663360;v-text-anchor:middle;mso-width-relative:page;mso-height-relative:page;" fillcolor="#FFFFFF [3212]" filled="t" stroked="t" coordsize="21600,21600" o:gfxdata="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">
-                      <v:fill on="t" focussize="0,0"/>
-                      <v:stroke weight="2pt" color="#000000 [3213]" joinstyle="round"/>
-                      <v:imagedata o:title=""/>
-                      <o:lock v:ext="edit" aspectratio="f"/>
-                    </v:rect>
-                  </w:pict>
-                </mc:Fallback>
-              </mc:AlternateContent>
-            </w:r>
-            <w:r>
-              <w:rPr>
-                <w:rFonts w:ascii="Arial" w:hAnsi="Arial" w:cs="Arial"/>
-                <w:sz w:val="16"/>
-                <w:szCs w:val="16"/>
-              </w:rPr>
-              <w:t xml:space="preserve">      Hot work equipment in good condition. </w:t>
-            </w:r>
-          </w:p>
-          <w:p>
-            <w:pPr>
-              <w:pBdr>
-                <w:top w:val="single" w:color="auto" w:sz="4" w:space="1"/>
-                <w:left w:val="single" w:color="auto" w:sz="4" w:space="4"/>
-                <w:bottom w:val="single" w:color="auto" w:sz="4" w:space="1"/>
-                <w:right w:val="single" w:color="auto" w:sz="4" w:space="4"/>
-              </w:pBdr>
-              <w:tabs>
-                <w:tab w:val="left" w:pos="263"/>
-              </w:tabs>
-              <w:spacing w:after="0" w:line="240" w:lineRule="auto"/>
-              <w:jc w:val="center"/>
-              <w:rPr>
-                <w:rFonts w:ascii="Arial Narrow" w:hAnsi="Arial Narrow" w:cs="Arial"/>
-                <w:b/>
-                <w:sz w:val="16"/>
-                <w:szCs w:val="16"/>
-              </w:rPr>
-            </w:pPr>
-            <w:r>
-              <w:rPr>
-                <w:rFonts w:ascii="Arial Narrow" w:hAnsi="Arial Narrow" w:cs="Arial"/>
-                <w:b/>
-                <w:sz w:val="16"/>
-                <w:szCs w:val="16"/>
-              </w:rPr>
-              <w:t>REQUIREMENT WITHIN 11m OF WORK</w:t>
-            </w:r>
-          </w:p>
-          <w:p>
-            <w:pPr>
-              <w:pBdr>
-                <w:top w:val="single" w:color="auto" w:sz="4" w:space="1"/>
-                <w:left w:val="single" w:color="auto" w:sz="4" w:space="4"/>
-                <w:bottom w:val="single" w:color="auto" w:sz="4" w:space="1"/>
-                <w:right w:val="single" w:color="auto" w:sz="4" w:space="4"/>
-              </w:pBdr>
-              <w:tabs>
-                <w:tab w:val="left" w:pos="263"/>
-              </w:tabs>
-              <w:spacing w:after="0" w:line="240" w:lineRule="auto"/>
-              <w:rPr>
-                <w:rFonts w:ascii="Arial" w:hAnsi="Arial" w:cs="Arial"/>
-                <w:sz w:val="16"/>
-                <w:szCs w:val="16"/>
-              </w:rPr>
-            </w:pPr>
-            <w:r>
-              <w:rPr>
-                <w:rFonts w:ascii="Arial Narrow" w:hAnsi="Arial Narrow" w:cs="Arial"/>
-                <w:sz w:val="18"/>
-                <w:szCs w:val="18"/>
-              </w:rPr>
-              <mc:AlternateContent>
-                <mc:Choice Requires="wps">
-                  <w:drawing>
-                    <wp:anchor distT="0" distB="0" distL="114300" distR="114300" simplePos="0" relativeHeight="251665408" behindDoc="0" locked="0" layoutInCell="1" allowOverlap="1">
-                      <wp:simplePos x="0" y="0"/>
-                      <wp:positionH relativeFrom="column">
-                        <wp:posOffset>-3810</wp:posOffset>
-                      </wp:positionH>
-                      <wp:positionV relativeFrom="paragraph">
-                        <wp:posOffset>-4445</wp:posOffset>
-                      </wp:positionV>
-                      <wp:extent cx="102870" cy="86995"/>
-                      <wp:effectExtent l="0" t="0" r="11430" b="27305"/>
-                      <wp:wrapNone/>
-                      <wp:docPr id="13" name="Rectangle 13"/>
-                      <wp:cNvGraphicFramePr/>
-                      <a:graphic xmlns:a="http://schemas.openxmlformats.org/drawingml/2006/main">
-                        <a:graphicData uri="http://schemas.microsoft.com/office/word/2010/wordprocessingShape">
-                          <wps:wsp>
-                            <wps:cNvSpPr/>
-                            <wps:spPr>
-                              <a:xfrm>
-                                <a:off x="0" y="0"/>
-                                <a:ext cx="102870" cy="86995"/>
-                              </a:xfrm>
-                              <a:prstGeom prst="rect">
-                                <a:avLst/>
-                              </a:prstGeom>
-                              <a:solidFill>
-                                <a:schemeClr val="bg1"/>
-                              </a:solidFill>
-                              <a:ln>
-                                <a:solidFill>
-                                  <a:schemeClr val="tx1"/>
-                                </a:solidFill>
-                              </a:ln>
-                            </wps:spPr>
-                            <wps:style>
-                              <a:lnRef idx="2">
-                                <a:schemeClr val="accent1">
-                                  <a:shade val="50000"/>
-                                </a:schemeClr>
-                              </a:lnRef>
-                              <a:fillRef idx="1">
-                                <a:schemeClr val="accent1"/>
-                              </a:fillRef>
-                              <a:effectRef idx="0">
-                                <a:schemeClr val="accent1"/>
-                              </a:effectRef>
-                              <a:fontRef idx="minor">
-                                <a:schemeClr val="lt1"/>
-                              </a:fontRef>
-                            </wps:style>
-                            <wps:bodyPr rot="0" spcFirstLastPara="0" vertOverflow="overflow" horzOverflow="overflow" vert="horz" wrap="square" lIns="91440" tIns="45720" rIns="91440" bIns="45720" numCol="1" spcCol="0" rtlCol="0" fromWordArt="0" anchor="ctr" anchorCtr="0" forceAA="0" compatLnSpc="1">
-                              <a:noAutofit/>
-                            </wps:bodyPr>
-                          </wps:wsp>
-                        </a:graphicData>
-                      </a:graphic>
-                    </wp:anchor>
-                  </w:drawing>
-                </mc:Choice>
-                <mc:Fallback>
-                  <w:pict>
-                    <v:rect id="Rectangle 13" o:spid="_x0000_s1026" o:spt="1" style="position:absolute;left:0pt;margin-left:-0.3pt;margin-top:-0.35pt;height:6.85pt;width:8.1pt;z-index:251665408;v-text-anchor:middle;mso-width-relative:page;mso-height-relative:page;" fillcolor="#FFFFFF [3212]" filled="t" stroked="t" coordsize="21600,21600" o:gfxdata="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">
-                      <v:fill on="t" focussize="0,0"/>
-                      <v:stroke weight="2pt" color="#000000 [3213]" joinstyle="round"/>
-                      <v:imagedata o:title=""/>
-                      <o:lock v:ext="edit" aspectratio="f"/>
-                    </v:rect>
-                  </w:pict>
-                </mc:Fallback>
-              </mc:AlternateContent>
-            </w:r>
-            <w:r>
-              <w:rPr>
-                <w:rFonts w:ascii="Arial Narrow" w:hAnsi="Arial Narrow" w:cs="Arial"/>
-                <w:b/>
-                <w:sz w:val="16"/>
-                <w:szCs w:val="16"/>
-              </w:rPr>
-              <w:t xml:space="preserve">        </w:t>
-            </w:r>
-            <w:r>
-              <w:rPr>
-                <w:rFonts w:ascii="Arial" w:hAnsi="Arial" w:cs="Arial"/>
-                <w:sz w:val="16"/>
-                <w:szCs w:val="16"/>
-              </w:rPr>
-              <w:t>Flammable liquids, dust, lint and all deposits removed.</w:t>
-            </w:r>
-          </w:p>
-          <w:p>
-            <w:pPr>
-              <w:pBdr>
-                <w:top w:val="single" w:color="auto" w:sz="4" w:space="1"/>
-                <w:left w:val="single" w:color="auto" w:sz="4" w:space="4"/>
-                <w:bottom w:val="single" w:color="auto" w:sz="4" w:space="1"/>
-                <w:right w:val="single" w:color="auto" w:sz="4" w:space="4"/>
-              </w:pBdr>
-              <w:tabs>
-                <w:tab w:val="left" w:pos="263"/>
-              </w:tabs>
-              <w:spacing w:after="0" w:line="240" w:lineRule="auto"/>
-              <w:rPr>
-                <w:rFonts w:ascii="Arial" w:hAnsi="Arial" w:cs="Arial"/>
-                <w:sz w:val="16"/>
-                <w:szCs w:val="16"/>
-              </w:rPr>
-            </w:pPr>
-            <w:r>
-              <w:rPr>
-                <w:rFonts w:ascii="Arial" w:hAnsi="Arial" w:cs="Arial"/>
-                <w:sz w:val="18"/>
-                <w:szCs w:val="18"/>
-              </w:rPr>
-              <mc:AlternateContent>
-                <mc:Choice Requires="wps">
-                  <w:drawing>
-                    <wp:anchor distT="0" distB="0" distL="114300" distR="114300" simplePos="0" relativeHeight="251661312" behindDoc="0" locked="0" layoutInCell="1" allowOverlap="1">
-                      <wp:simplePos x="0" y="0"/>
-                      <wp:positionH relativeFrom="column">
-                        <wp:posOffset>-6350</wp:posOffset>
-                      </wp:positionH>
-                      <wp:positionV relativeFrom="paragraph">
-                        <wp:posOffset>-1905</wp:posOffset>
-                      </wp:positionV>
-                      <wp:extent cx="102870" cy="86995"/>
-                      <wp:effectExtent l="0" t="0" r="11430" b="27305"/>
-                      <wp:wrapNone/>
-                      <wp:docPr id="7" name="Rectangle 7"/>
-                      <wp:cNvGraphicFramePr/>
-                      <a:graphic xmlns:a="http://schemas.openxmlformats.org/drawingml/2006/main">
-                        <a:graphicData uri="http://schemas.microsoft.com/office/word/2010/wordprocessingShape">
-                          <wps:wsp>
-                            <wps:cNvSpPr/>
-                            <wps:spPr>
-                              <a:xfrm>
-                                <a:off x="0" y="0"/>
-                                <a:ext cx="102870" cy="86995"/>
-                              </a:xfrm>
-                              <a:prstGeom prst="rect">
-                                <a:avLst/>
-                              </a:prstGeom>
-                              <a:solidFill>
-                                <a:schemeClr val="bg1"/>
-                              </a:solidFill>
-                              <a:ln>
-                                <a:solidFill>
-                                  <a:schemeClr val="tx1"/>
-                                </a:solidFill>
-                              </a:ln>
-                            </wps:spPr>
-                            <wps:style>
-                              <a:lnRef idx="2">
-                                <a:schemeClr val="accent1">
-                                  <a:shade val="50000"/>
-                                </a:schemeClr>
-                              </a:lnRef>
-                              <a:fillRef idx="1">
-                                <a:schemeClr val="accent1"/>
-                              </a:fillRef>
-                              <a:effectRef idx="0">
-                                <a:schemeClr val="accent1"/>
-                              </a:effectRef>
-                              <a:fontRef idx="minor">
-                                <a:schemeClr val="lt1"/>
-                              </a:fontRef>
-                            </wps:style>
-                            <wps:bodyPr rot="0" spcFirstLastPara="0" vertOverflow="overflow" horzOverflow="overflow" vert="horz" wrap="square" lIns="91440" tIns="45720" rIns="91440" bIns="45720" numCol="1" spcCol="0" rtlCol="0" fromWordArt="0" anchor="ctr" anchorCtr="0" forceAA="0" compatLnSpc="1">
-                              <a:noAutofit/>
-                            </wps:bodyPr>
-                          </wps:wsp>
-                        </a:graphicData>
-                      </a:graphic>
-                    </wp:anchor>
-                  </w:drawing>
-                </mc:Choice>
-                <mc:Fallback>
-                  <w:pict>
-                    <v:rect id="Rectangle 7" o:spid="_x0000_s1026" o:spt="1" style="position:absolute;left:0pt;margin-left:-0.5pt;margin-top:-0.15pt;height:6.85pt;width:8.1pt;z-index:251661312;v-text-anchor:middle;mso-width-relative:page;mso-height-relative:page;" fillcolor="#FFFFFF [3212]" filled="t" stroked="t" coordsize="21600,21600" o:gfxdata="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">
-                      <v:fill on="t" focussize="0,0"/>
-                      <v:stroke weight="2pt" color="#000000 [3213]" joinstyle="round"/>
-                      <v:imagedata o:title=""/>
-                      <o:lock v:ext="edit" aspectratio="f"/>
-                    </v:rect>
-                  </w:pict>
-                </mc:Fallback>
-              </mc:AlternateContent>
-            </w:r>
-            <w:r>
-              <w:rPr>
-                <w:rFonts w:ascii="Arial" w:hAnsi="Arial" w:cs="Arial"/>
-                <w:sz w:val="16"/>
-                <w:szCs w:val="16"/>
-              </w:rPr>
-              <w:t xml:space="preserve">      Explosive atmosphere in area eliminated.</w:t>
-            </w:r>
-          </w:p>
-          <w:p>
-            <w:pPr>
-              <w:pBdr>
-                <w:top w:val="single" w:color="auto" w:sz="4" w:space="1"/>
-                <w:left w:val="single" w:color="auto" w:sz="4" w:space="4"/>
-                <w:bottom w:val="single" w:color="auto" w:sz="4" w:space="1"/>
-                <w:right w:val="single" w:color="auto" w:sz="4" w:space="4"/>
-              </w:pBdr>
-              <w:tabs>
-                <w:tab w:val="left" w:pos="263"/>
-              </w:tabs>
-              <w:spacing w:after="0" w:line="240" w:lineRule="auto"/>
-              <w:rPr>
-                <w:rFonts w:ascii="Arial" w:hAnsi="Arial" w:cs="Arial"/>
-                <w:sz w:val="16"/>
-                <w:szCs w:val="16"/>
-              </w:rPr>
-            </w:pPr>
-            <w:r>
-              <w:rPr>
-                <w:rFonts w:ascii="Arial Narrow" w:hAnsi="Arial Narrow" w:cs="Arial"/>
-                <w:sz w:val="18"/>
-                <w:szCs w:val="18"/>
-              </w:rPr>
-              <mc:AlternateContent>
-                <mc:Choice Requires="wps">
-                  <w:drawing>
-                    <wp:anchor distT="0" distB="0" distL="114300" distR="114300" simplePos="0" relativeHeight="251664384" behindDoc="0" locked="0" layoutInCell="1" allowOverlap="1">
-                      <wp:simplePos x="0" y="0"/>
-                      <wp:positionH relativeFrom="column">
-                        <wp:posOffset>-3810</wp:posOffset>
-                      </wp:positionH>
-                      <wp:positionV relativeFrom="paragraph">
-                        <wp:posOffset>1905</wp:posOffset>
-                      </wp:positionV>
-                      <wp:extent cx="102870" cy="86995"/>
-                      <wp:effectExtent l="0" t="0" r="11430" b="27305"/>
-                      <wp:wrapNone/>
-                      <wp:docPr id="11" name="Rectangle 11"/>
-                      <wp:cNvGraphicFramePr/>
-                      <a:graphic xmlns:a="http://schemas.openxmlformats.org/drawingml/2006/main">
-                        <a:graphicData uri="http://schemas.microsoft.com/office/word/2010/wordprocessingShape">
-                          <wps:wsp>
-                            <wps:cNvSpPr/>
-                            <wps:spPr>
-                              <a:xfrm>
-                                <a:off x="0" y="0"/>
-                                <a:ext cx="102870" cy="86995"/>
-                              </a:xfrm>
-                              <a:prstGeom prst="rect">
-                                <a:avLst/>
-                              </a:prstGeom>
-                              <a:solidFill>
-                                <a:schemeClr val="bg1"/>
-                              </a:solidFill>
-                              <a:ln>
-                                <a:solidFill>
-                                  <a:schemeClr val="tx1"/>
-                                </a:solidFill>
-                              </a:ln>
-                            </wps:spPr>
-                            <wps:style>
-                              <a:lnRef idx="2">
-                                <a:schemeClr val="accent1">
-                                  <a:shade val="50000"/>
-                                </a:schemeClr>
-                              </a:lnRef>
-                              <a:fillRef idx="1">
-                                <a:schemeClr val="accent1"/>
-                              </a:fillRef>
-                              <a:effectRef idx="0">
-                                <a:schemeClr val="accent1"/>
-                              </a:effectRef>
-                              <a:fontRef idx="minor">
-                                <a:schemeClr val="lt1"/>
-                              </a:fontRef>
-                            </wps:style>
-                            <wps:bodyPr rot="0" spcFirstLastPara="0" vertOverflow="overflow" horzOverflow="overflow" vert="horz" wrap="square" lIns="91440" tIns="45720" rIns="91440" bIns="45720" numCol="1" spcCol="0" rtlCol="0" fromWordArt="0" anchor="ctr" anchorCtr="0" forceAA="0" compatLnSpc="1">
-                              <a:noAutofit/>
-                            </wps:bodyPr>
-                          </wps:wsp>
-                        </a:graphicData>
-                      </a:graphic>
-                    </wp:anchor>
-                  </w:drawing>
-                </mc:Choice>
-                <mc:Fallback>
-                  <w:pict>
-                    <v:rect id="Rectangle 11" o:spid="_x0000_s1026" o:spt="1" style="position:absolute;left:0pt;margin-left:-0.3pt;margin-top:0.15pt;height:6.85pt;width:8.1pt;z-index:251664384;v-text-anchor:middle;mso-width-relative:page;mso-height-relative:page;" fillcolor="#FFFFFF [3212]" filled="t" stroked="t" coordsize="21600,21600" o:gfxdata="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">
-                      <v:fill on="t" focussize="0,0"/>
-                      <v:stroke weight="2pt" color="#000000 [3213]" joinstyle="round"/>
-                      <v:imagedata o:title=""/>
-                      <o:lock v:ext="edit" aspectratio="f"/>
-                    </v:rect>
-                  </w:pict>
-                </mc:Fallback>
-              </mc:AlternateContent>
-            </w:r>
-            <w:r>
-              <w:rPr>
-                <w:rFonts w:ascii="Arial Narrow" w:hAnsi="Arial Narrow" w:cs="Arial"/>
-                <w:sz w:val="16"/>
-                <w:szCs w:val="16"/>
-              </w:rPr>
-              <w:t xml:space="preserve">        </w:t>
-            </w:r>
-            <w:r>
-              <w:rPr>
-                <w:rFonts w:ascii="Arial" w:hAnsi="Arial" w:cs="Arial"/>
-                <w:sz w:val="16"/>
-                <w:szCs w:val="16"/>
-              </w:rPr>
-              <w:t>Floors swept clean.</w:t>
-            </w:r>
-          </w:p>
-          <w:p>
-            <w:pPr>
-              <w:pBdr>
-                <w:top w:val="single" w:color="auto" w:sz="4" w:space="1"/>
-                <w:left w:val="single" w:color="auto" w:sz="4" w:space="4"/>
-                <w:bottom w:val="single" w:color="auto" w:sz="4" w:space="1"/>
-                <w:right w:val="single" w:color="auto" w:sz="4" w:space="4"/>
-              </w:pBdr>
-              <w:tabs>
-                <w:tab w:val="left" w:pos="263"/>
-              </w:tabs>
-              <w:spacing w:after="0" w:line="240" w:lineRule="auto"/>
-              <w:rPr>
-                <w:rFonts w:ascii="Arial" w:hAnsi="Arial" w:cs="Arial"/>
-                <w:sz w:val="16"/>
-                <w:szCs w:val="16"/>
-              </w:rPr>
-            </w:pPr>
-            <w:r>
-              <w:rPr>
-                <w:rFonts w:ascii="Arial" w:hAnsi="Arial" w:cs="Arial"/>
-                <w:sz w:val="18"/>
-                <w:szCs w:val="18"/>
-              </w:rPr>
-              <mc:AlternateContent>
-                <mc:Choice Requires="wps">
-                  <w:drawing>
-                    <wp:anchor distT="0" distB="0" distL="114300" distR="114300" simplePos="0" relativeHeight="251666432" behindDoc="0" locked="0" layoutInCell="1" allowOverlap="1">
-                      <wp:simplePos x="0" y="0"/>
-                      <wp:positionH relativeFrom="column">
-                        <wp:posOffset>-6350</wp:posOffset>
-                      </wp:positionH>
-                      <wp:positionV relativeFrom="paragraph">
-                        <wp:posOffset>3175</wp:posOffset>
-                      </wp:positionV>
-                      <wp:extent cx="102870" cy="86995"/>
-                      <wp:effectExtent l="0" t="0" r="11430" b="27305"/>
-                      <wp:wrapNone/>
-                      <wp:docPr id="14" name="Rectangle 14"/>
-                      <wp:cNvGraphicFramePr/>
-                      <a:graphic xmlns:a="http://schemas.openxmlformats.org/drawingml/2006/main">
-                        <a:graphicData uri="http://schemas.microsoft.com/office/word/2010/wordprocessingShape">
-                          <wps:wsp>
-                            <wps:cNvSpPr/>
-                            <wps:spPr>
-                              <a:xfrm>
-                                <a:off x="0" y="0"/>
-                                <a:ext cx="102870" cy="86995"/>
-                              </a:xfrm>
-                              <a:prstGeom prst="rect">
-                                <a:avLst/>
-                              </a:prstGeom>
-                              <a:solidFill>
-                                <a:schemeClr val="bg1"/>
-                              </a:solidFill>
-                              <a:ln>
-                                <a:solidFill>
-                                  <a:schemeClr val="tx1"/>
-                                </a:solidFill>
-                              </a:ln>
-                            </wps:spPr>
-                            <wps:style>
-                              <a:lnRef idx="2">
-                                <a:schemeClr val="accent1">
-                                  <a:shade val="50000"/>
-                                </a:schemeClr>
-                              </a:lnRef>
-                              <a:fillRef idx="1">
-                                <a:schemeClr val="accent1"/>
-                              </a:fillRef>
-                              <a:effectRef idx="0">
-                                <a:schemeClr val="accent1"/>
-                              </a:effectRef>
-                              <a:fontRef idx="minor">
-                                <a:schemeClr val="lt1"/>
-                              </a:fontRef>
-                            </wps:style>
-                            <wps:bodyPr rot="0" spcFirstLastPara="0" vertOverflow="overflow" horzOverflow="overflow" vert="horz" wrap="square" lIns="91440" tIns="45720" rIns="91440" bIns="45720" numCol="1" spcCol="0" rtlCol="0" fromWordArt="0" anchor="ctr" anchorCtr="0" forceAA="0" compatLnSpc="1">
-                              <a:noAutofit/>
-                            </wps:bodyPr>
-                          </wps:wsp>
-                        </a:graphicData>
-                      </a:graphic>
-                    </wp:anchor>
-                  </w:drawing>
-                </mc:Choice>
-                <mc:Fallback>
-                  <w:pict>
-                    <v:rect id="Rectangle 14" o:spid="_x0000_s1026" o:spt="1" style="position:absolute;left:0pt;margin-left:-0.5pt;margin-top:0.25pt;height:6.85pt;width:8.1pt;z-index:251666432;v-text-anchor:middle;mso-width-relative:page;mso-height-relative:page;" fillcolor="#FFFFFF [3212]" filled="t" stroked="t" coordsize="21600,21600" o:gfxdata="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">
-                      <v:fill on="t" focussize="0,0"/>
-                      <v:stroke weight="2pt" color="#000000 [3213]" joinstyle="round"/>
-                      <v:imagedata o:title=""/>
-                      <o:lock v:ext="edit" aspectratio="f"/>
-                    </v:rect>
-                  </w:pict>
-                </mc:Fallback>
-              </mc:AlternateContent>
-            </w:r>
-            <w:r>
-              <w:rPr>
-                <w:rFonts w:ascii="Arial" w:hAnsi="Arial" w:cs="Arial"/>
-                <w:sz w:val="16"/>
-                <w:szCs w:val="16"/>
-              </w:rPr>
-              <w:t xml:space="preserve">      Combustible floors wet down, covered with damp sand or fire resistant </w:t>
-            </w:r>
-          </w:p>
-          <w:p>
-            <w:pPr>
-              <w:pBdr>
-                <w:top w:val="single" w:color="auto" w:sz="4" w:space="1"/>
-                <w:left w:val="single" w:color="auto" w:sz="4" w:space="4"/>
-                <w:bottom w:val="single" w:color="auto" w:sz="4" w:space="1"/>
-                <w:right w:val="single" w:color="auto" w:sz="4" w:space="4"/>
-              </w:pBdr>
-              <w:tabs>
-                <w:tab w:val="left" w:pos="263"/>
-              </w:tabs>
-              <w:spacing w:after="0" w:line="240" w:lineRule="auto"/>
-              <w:rPr>
-                <w:rFonts w:ascii="Arial" w:hAnsi="Arial" w:cs="Arial"/>
-                <w:sz w:val="16"/>
-                <w:szCs w:val="16"/>
-              </w:rPr>
-            </w:pPr>
-            <w:r>
-              <w:rPr>
-                <w:rFonts w:ascii="Arial" w:hAnsi="Arial" w:cs="Arial"/>
-                <w:sz w:val="16"/>
-                <w:szCs w:val="16"/>
-              </w:rPr>
-              <w:t xml:space="preserve">       sheets.</w:t>
-            </w:r>
-            <w:r>
-              <w:rPr>
-                <w:rFonts w:ascii="Arial" w:hAnsi="Arial" w:cs="Arial"/>
-                <w:b/>
-                <w:sz w:val="18"/>
-                <w:szCs w:val="18"/>
-              </w:rPr>
-              <w:t xml:space="preserve"> </w:t>
-            </w:r>
-          </w:p>
-          <w:p>
-            <w:pPr>
-              <w:pBdr>
-                <w:top w:val="single" w:color="auto" w:sz="4" w:space="1"/>
-                <w:left w:val="single" w:color="auto" w:sz="4" w:space="4"/>
-                <w:bottom w:val="single" w:color="auto" w:sz="4" w:space="1"/>
-                <w:right w:val="single" w:color="auto" w:sz="4" w:space="4"/>
-              </w:pBdr>
-              <w:tabs>
-                <w:tab w:val="left" w:pos="263"/>
-              </w:tabs>
-              <w:spacing w:after="0" w:line="240" w:lineRule="auto"/>
-              <w:rPr>
-                <w:rFonts w:ascii="Arial" w:hAnsi="Arial" w:cs="Arial"/>
-                <w:sz w:val="16"/>
-                <w:szCs w:val="16"/>
-              </w:rPr>
-            </w:pPr>
-            <w:r>
-              <w:rPr>
-                <w:rFonts w:ascii="Arial Narrow" w:hAnsi="Arial Narrow" w:cs="Arial"/>
-                <w:sz w:val="18"/>
-                <w:szCs w:val="18"/>
-              </w:rPr>
-              <mc:AlternateContent>
-                <mc:Choice Requires="wps">
-                  <w:drawing>
-                    <wp:anchor distT="0" distB="0" distL="114300" distR="114300" simplePos="0" relativeHeight="251667456" behindDoc="0" locked="0" layoutInCell="1" allowOverlap="1">
-                      <wp:simplePos x="0" y="0"/>
-                      <wp:positionH relativeFrom="column">
-                        <wp:posOffset>0</wp:posOffset>
-                      </wp:positionH>
-                      <wp:positionV relativeFrom="paragraph">
-                        <wp:posOffset>-635</wp:posOffset>
-                      </wp:positionV>
-                      <wp:extent cx="102870" cy="86995"/>
-                      <wp:effectExtent l="0" t="0" r="11430" b="27305"/>
-                      <wp:wrapNone/>
-                      <wp:docPr id="17" name="Rectangle 17"/>
-                      <wp:cNvGraphicFramePr/>
-                      <a:graphic xmlns:a="http://schemas.openxmlformats.org/drawingml/2006/main">
-                        <a:graphicData uri="http://schemas.microsoft.com/office/word/2010/wordprocessingShape">
-                          <wps:wsp>
-                            <wps:cNvSpPr/>
-                            <wps:spPr>
-                              <a:xfrm>
-                                <a:off x="0" y="0"/>
-                                <a:ext cx="102870" cy="86995"/>
-                              </a:xfrm>
-                              <a:prstGeom prst="rect">
-                                <a:avLst/>
-                              </a:prstGeom>
-                              <a:solidFill>
-                                <a:schemeClr val="bg1"/>
-                              </a:solidFill>
-                              <a:ln>
-                                <a:solidFill>
-                                  <a:schemeClr val="tx1"/>
-                                </a:solidFill>
-                              </a:ln>
-                            </wps:spPr>
-                            <wps:style>
-                              <a:lnRef idx="2">
-                                <a:schemeClr val="accent1">
-                                  <a:shade val="50000"/>
-                                </a:schemeClr>
-                              </a:lnRef>
-                              <a:fillRef idx="1">
-                                <a:schemeClr val="accent1"/>
-                              </a:fillRef>
-                              <a:effectRef idx="0">
-                                <a:schemeClr val="accent1"/>
-                              </a:effectRef>
-                              <a:fontRef idx="minor">
-                                <a:schemeClr val="lt1"/>
-                              </a:fontRef>
-                            </wps:style>
-                            <wps:bodyPr rot="0" spcFirstLastPara="0" vertOverflow="overflow" horzOverflow="overflow" vert="horz" wrap="square" lIns="91440" tIns="45720" rIns="91440" bIns="45720" numCol="1" spcCol="0" rtlCol="0" fromWordArt="0" anchor="ctr" anchorCtr="0" forceAA="0" compatLnSpc="1">
-                              <a:noAutofit/>
-                            </wps:bodyPr>
-                          </wps:wsp>
-                        </a:graphicData>
-                      </a:graphic>
-                    </wp:anchor>
-                  </w:drawing>
-                </mc:Choice>
-                <mc:Fallback>
-                  <w:pict>
-                    <v:rect id="Rectangle 17" o:spid="_x0000_s1026" o:spt="1" style="position:absolute;left:0pt;margin-left:0pt;margin-top:-0.05pt;height:6.85pt;width:8.1pt;z-index:251667456;v-text-anchor:middle;mso-width-relative:page;mso-height-relative:page;" fillcolor="#FFFFFF [3212]" filled="t" stroked="t" coordsize="21600,21600" o:gfxdata="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">
-                      <v:fill on="t" focussize="0,0"/>
-                      <v:stroke weight="2pt" color="#000000 [3213]" joinstyle="round"/>
-                      <v:imagedata o:title=""/>
-                      <o:lock v:ext="edit" aspectratio="f"/>
-                    </v:rect>
-                  </w:pict>
-                </mc:Fallback>
-              </mc:AlternateContent>
-            </w:r>
-            <w:r>
-              <w:rPr>
-                <w:rFonts w:ascii="Arial Narrow" w:hAnsi="Arial Narrow" w:cs="Arial"/>
-                <w:sz w:val="16"/>
-                <w:szCs w:val="16"/>
-              </w:rPr>
-              <w:t xml:space="preserve">        </w:t>
-            </w:r>
-            <w:r>
-              <w:rPr>
-                <w:rFonts w:ascii="Arial" w:hAnsi="Arial" w:cs="Arial"/>
-                <w:sz w:val="16"/>
-                <w:szCs w:val="16"/>
-              </w:rPr>
-              <w:t>Remove other combustibles where possible,  otherwise protect with fire</w:t>
-            </w:r>
-            <w:r>
-              <w:rPr>
-                <w:rFonts w:ascii="Arial" w:hAnsi="Arial" w:cs="Arial"/>
-                <w:sz w:val="16"/>
-                <w:szCs w:val="16"/>
-              </w:rPr>
-              <w:br w:type="textWrapping"/>
-            </w:r>
-            <w:r>
-              <w:rPr>
-                <w:rFonts w:ascii="Arial" w:hAnsi="Arial" w:cs="Arial"/>
-                <w:sz w:val="16"/>
-                <w:szCs w:val="16"/>
-              </w:rPr>
-              <w:t xml:space="preserve">       resisant tarpaulins or metal shields.</w:t>
-            </w:r>
-          </w:p>
-          <w:p>
-            <w:pPr>
-              <w:pBdr>
-                <w:top w:val="single" w:color="auto" w:sz="4" w:space="1"/>
-                <w:left w:val="single" w:color="auto" w:sz="4" w:space="4"/>
-                <w:bottom w:val="single" w:color="auto" w:sz="4" w:space="1"/>
-                <w:right w:val="single" w:color="auto" w:sz="4" w:space="4"/>
-              </w:pBdr>
-              <w:tabs>
-                <w:tab w:val="left" w:pos="263"/>
-              </w:tabs>
-              <w:spacing w:after="0" w:line="240" w:lineRule="auto"/>
-              <w:rPr>
-                <w:rFonts w:ascii="Arial" w:hAnsi="Arial" w:cs="Arial"/>
-                <w:sz w:val="16"/>
-                <w:szCs w:val="16"/>
-              </w:rPr>
-            </w:pPr>
-            <w:r>
-              <w:rPr>
-                <w:rFonts w:ascii="Arial" w:hAnsi="Arial" w:cs="Arial"/>
-                <w:sz w:val="18"/>
-                <w:szCs w:val="18"/>
-              </w:rPr>
-              <mc:AlternateContent>
-                <mc:Choice Requires="wps">
-                  <w:drawing>
-                    <wp:anchor distT="0" distB="0" distL="114300" distR="114300" simplePos="0" relativeHeight="251668480" behindDoc="0" locked="0" layoutInCell="1" allowOverlap="1">
-                      <wp:simplePos x="0" y="0"/>
-                      <wp:positionH relativeFrom="column">
-                        <wp:posOffset>-7620</wp:posOffset>
-                      </wp:positionH>
-                      <wp:positionV relativeFrom="paragraph">
-                        <wp:posOffset>-1905</wp:posOffset>
-                      </wp:positionV>
-                      <wp:extent cx="102870" cy="86995"/>
-                      <wp:effectExtent l="0" t="0" r="11430" b="27305"/>
-                      <wp:wrapNone/>
-                      <wp:docPr id="18" name="Rectangle 18"/>
-                      <wp:cNvGraphicFramePr/>
-                      <a:graphic xmlns:a="http://schemas.openxmlformats.org/drawingml/2006/main">
-                        <a:graphicData uri="http://schemas.microsoft.com/office/word/2010/wordprocessingShape">
-                          <wps:wsp>
-                            <wps:cNvSpPr/>
-                            <wps:spPr>
-                              <a:xfrm>
-                                <a:off x="0" y="0"/>
-                                <a:ext cx="102870" cy="86995"/>
-                              </a:xfrm>
-                              <a:prstGeom prst="rect">
-                                <a:avLst/>
-                              </a:prstGeom>
-                              <a:solidFill>
-                                <a:schemeClr val="bg1"/>
-                              </a:solidFill>
-                              <a:ln>
-                                <a:solidFill>
-                                  <a:schemeClr val="tx1"/>
-                                </a:solidFill>
-                              </a:ln>
-                            </wps:spPr>
-                            <wps:style>
-                              <a:lnRef idx="2">
-                                <a:schemeClr val="accent1">
-                                  <a:shade val="50000"/>
-                                </a:schemeClr>
-                              </a:lnRef>
-                              <a:fillRef idx="1">
-                                <a:schemeClr val="accent1"/>
-                              </a:fillRef>
-                              <a:effectRef idx="0">
-                                <a:schemeClr val="accent1"/>
-                              </a:effectRef>
-                              <a:fontRef idx="minor">
-                                <a:schemeClr val="lt1"/>
-                              </a:fontRef>
-                            </wps:style>
-                            <wps:bodyPr rot="0" spcFirstLastPara="0" vertOverflow="overflow" horzOverflow="overflow" vert="horz" wrap="square" lIns="91440" tIns="45720" rIns="91440" bIns="45720" numCol="1" spcCol="0" rtlCol="0" fromWordArt="0" anchor="ctr" anchorCtr="0" forceAA="0" compatLnSpc="1">
-                              <a:noAutofit/>
-                            </wps:bodyPr>
-                          </wps:wsp>
-                        </a:graphicData>
-                      </a:graphic>
-                    </wp:anchor>
-                  </w:drawing>
-                </mc:Choice>
-                <mc:Fallback>
-                  <w:pict>
-                    <v:rect id="Rectangle 18" o:spid="_x0000_s1026" o:spt="1" style="position:absolute;left:0pt;margin-left:-0.6pt;margin-top:-0.15pt;height:6.85pt;width:8.1pt;z-index:251668480;v-text-anchor:middle;mso-width-relative:page;mso-height-relative:page;" fillcolor="#FFFFFF [3212]" filled="t" stroked="t" coordsize="21600,21600" o:gfxdata="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">
-                      <v:fill on="t" focussize="0,0"/>
-                      <v:stroke weight="2pt" color="#000000 [3213]" joinstyle="round"/>
-                      <v:imagedata o:title=""/>
-                      <o:lock v:ext="edit" aspectratio="f"/>
-                    </v:rect>
-                  </w:pict>
-                </mc:Fallback>
-              </mc:AlternateContent>
-            </w:r>
-            <w:r>
-              <w:rPr>
-                <w:rFonts w:ascii="Arial" w:hAnsi="Arial" w:cs="Arial"/>
-                <w:sz w:val="16"/>
-                <w:szCs w:val="16"/>
-              </w:rPr>
-              <w:t xml:space="preserve">      All wall and floor openings covered.</w:t>
-            </w:r>
-          </w:p>
-          <w:p>
-            <w:pPr>
-              <w:pBdr>
-                <w:top w:val="single" w:color="auto" w:sz="4" w:space="1"/>
-                <w:left w:val="single" w:color="auto" w:sz="4" w:space="4"/>
-                <w:bottom w:val="single" w:color="auto" w:sz="4" w:space="1"/>
-                <w:right w:val="single" w:color="auto" w:sz="4" w:space="4"/>
-              </w:pBdr>
-              <w:tabs>
-                <w:tab w:val="left" w:pos="263"/>
-              </w:tabs>
-              <w:spacing w:after="0" w:line="240" w:lineRule="auto"/>
-              <w:rPr>
-                <w:rFonts w:ascii="Arial" w:hAnsi="Arial" w:cs="Arial"/>
-                <w:sz w:val="16"/>
-                <w:szCs w:val="16"/>
-              </w:rPr>
-            </w:pPr>
-            <w:r>
-              <w:rPr>
-                <w:rFonts w:ascii="Arial" w:hAnsi="Arial" w:cs="Arial"/>
-                <w:sz w:val="18"/>
-                <w:szCs w:val="18"/>
-              </w:rPr>
-              <mc:AlternateContent>
-                <mc:Choice Requires="wps">
-                  <w:drawing>
-                    <wp:anchor distT="0" distB="0" distL="114300" distR="114300" simplePos="0" relativeHeight="251669504" behindDoc="0" locked="0" layoutInCell="1" allowOverlap="1">
-                      <wp:simplePos x="0" y="0"/>
-                      <wp:positionH relativeFrom="column">
-                        <wp:posOffset>-7620</wp:posOffset>
-                      </wp:positionH>
-                      <wp:positionV relativeFrom="paragraph">
-                        <wp:posOffset>6985</wp:posOffset>
-                      </wp:positionV>
-                      <wp:extent cx="102870" cy="86995"/>
-                      <wp:effectExtent l="0" t="0" r="11430" b="27305"/>
-                      <wp:wrapNone/>
-                      <wp:docPr id="19" name="Rectangle 19"/>
-                      <wp:cNvGraphicFramePr/>
-                      <a:graphic xmlns:a="http://schemas.openxmlformats.org/drawingml/2006/main">
-                        <a:graphicData uri="http://schemas.microsoft.com/office/word/2010/wordprocessingShape">
-                          <wps:wsp>
-                            <wps:cNvSpPr/>
-                            <wps:spPr>
-                              <a:xfrm>
-                                <a:off x="0" y="0"/>
-                                <a:ext cx="102870" cy="86995"/>
-                              </a:xfrm>
-                              <a:prstGeom prst="rect">
-                                <a:avLst/>
-                              </a:prstGeom>
-                              <a:solidFill>
-                                <a:schemeClr val="bg1"/>
-                              </a:solidFill>
-                              <a:ln>
-                                <a:solidFill>
-                                  <a:schemeClr val="tx1"/>
-                                </a:solidFill>
-                              </a:ln>
-                            </wps:spPr>
-                            <wps:style>
-                              <a:lnRef idx="2">
-                                <a:schemeClr val="accent1">
-                                  <a:shade val="50000"/>
-                                </a:schemeClr>
-                              </a:lnRef>
-                              <a:fillRef idx="1">
-                                <a:schemeClr val="accent1"/>
-                              </a:fillRef>
-                              <a:effectRef idx="0">
-                                <a:schemeClr val="accent1"/>
-                              </a:effectRef>
-                              <a:fontRef idx="minor">
-                                <a:schemeClr val="lt1"/>
-                              </a:fontRef>
-                            </wps:style>
-                            <wps:bodyPr rot="0" spcFirstLastPara="0" vertOverflow="overflow" horzOverflow="overflow" vert="horz" wrap="square" lIns="91440" tIns="45720" rIns="91440" bIns="45720" numCol="1" spcCol="0" rtlCol="0" fromWordArt="0" anchor="ctr" anchorCtr="0" forceAA="0" compatLnSpc="1">
-                              <a:noAutofit/>
-                            </wps:bodyPr>
-                          </wps:wsp>
-                        </a:graphicData>
-                      </a:graphic>
-                    </wp:anchor>
-                  </w:drawing>
-                </mc:Choice>
-                <mc:Fallback>
-                  <w:pict>
-                    <v:rect id="Rectangle 19" o:spid="_x0000_s1026" o:spt="1" style="position:absolute;left:0pt;margin-left:-0.6pt;margin-top:0.55pt;height:6.85pt;width:8.1pt;z-index:251669504;v-text-anchor:middle;mso-width-relative:page;mso-height-relative:page;" fillcolor="#FFFFFF [3212]" filled="t" stroked="t" coordsize="21600,21600" o:gfxdata="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">
-                      <v:fill on="t" focussize="0,0"/>
-                      <v:stroke weight="2pt" color="#000000 [3213]" joinstyle="round"/>
-                      <v:imagedata o:title=""/>
-                      <o:lock v:ext="edit" aspectratio="f"/>
-                    </v:rect>
-                  </w:pict>
-                </mc:Fallback>
-              </mc:AlternateContent>
-            </w:r>
-            <w:r>
-              <w:rPr>
-                <w:rFonts w:ascii="Arial" w:hAnsi="Arial" w:cs="Arial"/>
-                <w:sz w:val="16"/>
-                <w:szCs w:val="16"/>
-              </w:rPr>
-              <w:t xml:space="preserve">      Fire resistant tarpaulins suspended beneath work.</w:t>
-            </w:r>
-          </w:p>
-          <w:p>
-            <w:pPr>
-              <w:pBdr>
-                <w:top w:val="single" w:color="auto" w:sz="4" w:space="1"/>
-                <w:left w:val="single" w:color="auto" w:sz="4" w:space="4"/>
-                <w:bottom w:val="single" w:color="auto" w:sz="4" w:space="1"/>
-                <w:right w:val="single" w:color="auto" w:sz="4" w:space="4"/>
-              </w:pBdr>
-              <w:tabs>
-                <w:tab w:val="left" w:pos="263"/>
-              </w:tabs>
-              <w:spacing w:after="0" w:line="240" w:lineRule="auto"/>
-              <w:jc w:val="center"/>
-              <w:rPr>
-                <w:rFonts w:ascii="Arial Narrow" w:hAnsi="Arial Narrow" w:cs="Arial"/>
-                <w:b/>
-                <w:sz w:val="16"/>
-                <w:szCs w:val="16"/>
-              </w:rPr>
-            </w:pPr>
-            <w:r>
-              <w:rPr>
-                <w:rFonts w:ascii="Arial Narrow" w:hAnsi="Arial Narrow" w:cs="Arial"/>
-                <w:b/>
-                <w:sz w:val="16"/>
-                <w:szCs w:val="16"/>
-              </w:rPr>
-              <w:t>WORK ON WALLS OR CEILINGS/ENCLOSED EQUIPMENT</w:t>
-            </w:r>
-          </w:p>
-          <w:p>
-            <w:pPr>
-              <w:pBdr>
-                <w:top w:val="single" w:color="auto" w:sz="4" w:space="1"/>
-                <w:left w:val="single" w:color="auto" w:sz="4" w:space="4"/>
-                <w:bottom w:val="single" w:color="auto" w:sz="4" w:space="1"/>
-                <w:right w:val="single" w:color="auto" w:sz="4" w:space="4"/>
-              </w:pBdr>
-              <w:tabs>
-                <w:tab w:val="left" w:pos="263"/>
-              </w:tabs>
-              <w:spacing w:after="0" w:line="240" w:lineRule="auto"/>
-              <w:rPr>
-                <w:rFonts w:ascii="Arial" w:hAnsi="Arial" w:cs="Arial"/>
-                <w:sz w:val="16"/>
-                <w:szCs w:val="16"/>
-              </w:rPr>
-            </w:pPr>
-            <w:r>
-              <w:rPr>
-                <w:rFonts w:ascii="Arial Narrow" w:hAnsi="Arial Narrow" w:cs="Arial"/>
-                <w:sz w:val="18"/>
-                <w:szCs w:val="18"/>
-              </w:rPr>
-              <mc:AlternateContent>
-                <mc:Choice Requires="wps">
-                  <w:drawing>
-                    <wp:anchor distT="0" distB="0" distL="114300" distR="114300" simplePos="0" relativeHeight="251670528" behindDoc="0" locked="0" layoutInCell="1" allowOverlap="1">
-                      <wp:simplePos x="0" y="0"/>
-                      <wp:positionH relativeFrom="column">
-                        <wp:posOffset>-14605</wp:posOffset>
-                      </wp:positionH>
-                      <wp:positionV relativeFrom="paragraph">
-                        <wp:posOffset>-3810</wp:posOffset>
-                      </wp:positionV>
-                      <wp:extent cx="102870" cy="86995"/>
-                      <wp:effectExtent l="0" t="0" r="11430" b="27305"/>
-                      <wp:wrapNone/>
-                      <wp:docPr id="20" name="Rectangle 20"/>
-                      <wp:cNvGraphicFramePr/>
-                      <a:graphic xmlns:a="http://schemas.openxmlformats.org/drawingml/2006/main">
-                        <a:graphicData uri="http://schemas.microsoft.com/office/word/2010/wordprocessingShape">
-                          <wps:wsp>
-                            <wps:cNvSpPr/>
-                            <wps:spPr>
-                              <a:xfrm>
-                                <a:off x="0" y="0"/>
-                                <a:ext cx="102870" cy="86995"/>
-                              </a:xfrm>
-                              <a:prstGeom prst="rect">
-                                <a:avLst/>
-                              </a:prstGeom>
-                              <a:solidFill>
-                                <a:schemeClr val="bg1"/>
-                              </a:solidFill>
-                              <a:ln>
-                                <a:solidFill>
-                                  <a:schemeClr val="tx1"/>
-                                </a:solidFill>
-                              </a:ln>
-                            </wps:spPr>
-                            <wps:style>
-                              <a:lnRef idx="2">
-                                <a:schemeClr val="accent1">
-                                  <a:shade val="50000"/>
-                                </a:schemeClr>
-                              </a:lnRef>
-                              <a:fillRef idx="1">
-                                <a:schemeClr val="accent1"/>
-                              </a:fillRef>
-                              <a:effectRef idx="0">
-                                <a:schemeClr val="accent1"/>
-                              </a:effectRef>
-                              <a:fontRef idx="minor">
-                                <a:schemeClr val="lt1"/>
-                              </a:fontRef>
-                            </wps:style>
-                            <wps:bodyPr rot="0" spcFirstLastPara="0" vertOverflow="overflow" horzOverflow="overflow" vert="horz" wrap="square" lIns="91440" tIns="45720" rIns="91440" bIns="45720" numCol="1" spcCol="0" rtlCol="0" fromWordArt="0" anchor="ctr" anchorCtr="0" forceAA="0" compatLnSpc="1">
-                              <a:noAutofit/>
-                            </wps:bodyPr>
-                          </wps:wsp>
-                        </a:graphicData>
-                      </a:graphic>
-                    </wp:anchor>
-                  </w:drawing>
-                </mc:Choice>
-                <mc:Fallback>
-                  <w:pict>
-                    <v:rect id="Rectangle 20" o:spid="_x0000_s1026" o:spt="1" style="position:absolute;left:0pt;margin-left:-1.15pt;margin-top:-0.3pt;height:6.85pt;width:8.1pt;z-index:251670528;v-text-anchor:middle;mso-width-relative:page;mso-height-relative:page;" fillcolor="#FFFFFF [3212]" filled="t" stroked="t" coordsize="21600,21600" o:gfxdata="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">
-                      <v:fill on="t" focussize="0,0"/>
-                      <v:stroke weight="2pt" color="#000000 [3213]" joinstyle="round"/>
-                      <v:imagedata o:title=""/>
-                      <o:lock v:ext="edit" aspectratio="f"/>
-                    </v:rect>
-                  </w:pict>
-                </mc:Fallback>
-              </mc:AlternateContent>
-            </w:r>
-            <w:r>
-              <w:rPr>
-                <w:rFonts w:ascii="Arial Narrow" w:hAnsi="Arial Narrow" w:cs="Arial"/>
-                <w:b/>
-                <w:sz w:val="16"/>
-                <w:szCs w:val="16"/>
-              </w:rPr>
-              <w:t xml:space="preserve">       </w:t>
-            </w:r>
-            <w:r>
-              <w:rPr>
-                <w:rFonts w:ascii="Arial" w:hAnsi="Arial" w:cs="Arial"/>
-                <w:sz w:val="16"/>
-                <w:szCs w:val="16"/>
-              </w:rPr>
-              <w:t xml:space="preserve">Construction is non-combustible and without combustible covering  </w:t>
-            </w:r>
-          </w:p>
-          <w:p>
-            <w:pPr>
-              <w:pBdr>
-                <w:top w:val="single" w:color="auto" w:sz="4" w:space="1"/>
-                <w:left w:val="single" w:color="auto" w:sz="4" w:space="4"/>
-                <w:bottom w:val="single" w:color="auto" w:sz="4" w:space="1"/>
-                <w:right w:val="single" w:color="auto" w:sz="4" w:space="4"/>
-              </w:pBdr>
-              <w:tabs>
-                <w:tab w:val="left" w:pos="263"/>
-              </w:tabs>
-              <w:spacing w:after="0" w:line="240" w:lineRule="auto"/>
-              <w:rPr>
-                <w:rFonts w:ascii="Arial" w:hAnsi="Arial" w:cs="Arial"/>
-                <w:sz w:val="16"/>
-                <w:szCs w:val="16"/>
-              </w:rPr>
-            </w:pPr>
-            <w:r>
-              <w:rPr>
-                <w:rFonts w:ascii="Arial" w:hAnsi="Arial" w:cs="Arial"/>
-                <w:sz w:val="16"/>
-                <w:szCs w:val="16"/>
-              </w:rPr>
-              <w:t xml:space="preserve">      insulation.</w:t>
-            </w:r>
-            <w:r>
-              <w:rPr>
-                <w:rFonts w:ascii="Arial" w:hAnsi="Arial" w:cs="Arial"/>
-                <w:b/>
-                <w:sz w:val="18"/>
-                <w:szCs w:val="18"/>
-              </w:rPr>
-              <w:t xml:space="preserve">  </w:t>
-            </w:r>
-          </w:p>
-          <w:p>
-            <w:pPr>
-              <w:pBdr>
-                <w:top w:val="single" w:color="auto" w:sz="4" w:space="1"/>
-                <w:left w:val="single" w:color="auto" w:sz="4" w:space="4"/>
-                <w:bottom w:val="single" w:color="auto" w:sz="4" w:space="1"/>
-                <w:right w:val="single" w:color="auto" w:sz="4" w:space="4"/>
-              </w:pBdr>
-              <w:tabs>
-                <w:tab w:val="left" w:pos="263"/>
-              </w:tabs>
-              <w:spacing w:after="0" w:line="240" w:lineRule="auto"/>
-              <w:rPr>
-                <w:rFonts w:ascii="Arial" w:hAnsi="Arial" w:cs="Arial"/>
-                <w:sz w:val="16"/>
-                <w:szCs w:val="16"/>
-              </w:rPr>
-            </w:pPr>
-            <w:r>
-              <w:rPr>
-                <w:rFonts w:ascii="Arial" w:hAnsi="Arial" w:cs="Arial"/>
-                <w:sz w:val="18"/>
-                <w:szCs w:val="18"/>
-              </w:rPr>
-              <mc:AlternateContent>
-                <mc:Choice Requires="wps">
-                  <w:drawing>
-                    <wp:anchor distT="0" distB="0" distL="114300" distR="114300" simplePos="0" relativeHeight="251671552" behindDoc="0" locked="0" layoutInCell="1" allowOverlap="1">
-                      <wp:simplePos x="0" y="0"/>
-                      <wp:positionH relativeFrom="column">
-                        <wp:posOffset>-14605</wp:posOffset>
-                      </wp:positionH>
-                      <wp:positionV relativeFrom="paragraph">
-                        <wp:posOffset>-3810</wp:posOffset>
-                      </wp:positionV>
-                      <wp:extent cx="102870" cy="86995"/>
-                      <wp:effectExtent l="0" t="0" r="11430" b="27305"/>
-                      <wp:wrapNone/>
-                      <wp:docPr id="21" name="Rectangle 21"/>
-                      <wp:cNvGraphicFramePr/>
-                      <a:graphic xmlns:a="http://schemas.openxmlformats.org/drawingml/2006/main">
-                        <a:graphicData uri="http://schemas.microsoft.com/office/word/2010/wordprocessingShape">
-                          <wps:wsp>
-                            <wps:cNvSpPr/>
-                            <wps:spPr>
-                              <a:xfrm>
-                                <a:off x="0" y="0"/>
-                                <a:ext cx="102870" cy="86995"/>
-                              </a:xfrm>
-                              <a:prstGeom prst="rect">
-                                <a:avLst/>
-                              </a:prstGeom>
-                              <a:solidFill>
-                                <a:schemeClr val="bg1"/>
-                              </a:solidFill>
-                              <a:ln>
-                                <a:solidFill>
-                                  <a:schemeClr val="tx1"/>
-                                </a:solidFill>
-                              </a:ln>
-                            </wps:spPr>
-                            <wps:style>
-                              <a:lnRef idx="2">
-                                <a:schemeClr val="accent1">
-                                  <a:shade val="50000"/>
-                                </a:schemeClr>
-                              </a:lnRef>
-                              <a:fillRef idx="1">
-                                <a:schemeClr val="accent1"/>
-                              </a:fillRef>
-                              <a:effectRef idx="0">
-                                <a:schemeClr val="accent1"/>
-                              </a:effectRef>
-                              <a:fontRef idx="minor">
-                                <a:schemeClr val="lt1"/>
-                              </a:fontRef>
-                            </wps:style>
-                            <wps:bodyPr rot="0" spcFirstLastPara="0" vertOverflow="overflow" horzOverflow="overflow" vert="horz" wrap="square" lIns="91440" tIns="45720" rIns="91440" bIns="45720" numCol="1" spcCol="0" rtlCol="0" fromWordArt="0" anchor="ctr" anchorCtr="0" forceAA="0" compatLnSpc="1">
-                              <a:noAutofit/>
-                            </wps:bodyPr>
-                          </wps:wsp>
-                        </a:graphicData>
-                      </a:graphic>
-                    </wp:anchor>
-                  </w:drawing>
-                </mc:Choice>
-                <mc:Fallback>
-                  <w:pict>
-                    <v:rect id="Rectangle 21" o:spid="_x0000_s1026" o:spt="1" style="position:absolute;left:0pt;margin-left:-1.15pt;margin-top:-0.3pt;height:6.85pt;width:8.1pt;z-index:251671552;v-text-anchor:middle;mso-width-relative:page;mso-height-relative:page;" fillcolor="#FFFFFF [3212]" filled="t" stroked="t" coordsize="21600,21600" o:gfxdata="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">
-                      <v:fill on="t" focussize="0,0"/>
-                      <v:stroke weight="2pt" color="#000000 [3213]" joinstyle="round"/>
-                      <v:imagedata o:title=""/>
-                      <o:lock v:ext="edit" aspectratio="f"/>
-                    </v:rect>
-                  </w:pict>
-                </mc:Fallback>
-              </mc:AlternateContent>
-            </w:r>
-            <w:r>
-              <w:rPr>
-                <w:rFonts w:ascii="Arial" w:hAnsi="Arial" w:cs="Arial"/>
-                <w:sz w:val="16"/>
-                <w:szCs w:val="16"/>
-              </w:rPr>
-              <w:t xml:space="preserve">      Combustible on other side walls moved away.</w:t>
-            </w:r>
-          </w:p>
-          <w:p>
-            <w:pPr>
-              <w:pBdr>
-                <w:top w:val="single" w:color="auto" w:sz="4" w:space="1"/>
-                <w:left w:val="single" w:color="auto" w:sz="4" w:space="4"/>
-                <w:bottom w:val="single" w:color="auto" w:sz="4" w:space="1"/>
-                <w:right w:val="single" w:color="auto" w:sz="4" w:space="4"/>
-              </w:pBdr>
-              <w:tabs>
-                <w:tab w:val="left" w:pos="263"/>
-              </w:tabs>
-              <w:spacing w:after="0" w:line="240" w:lineRule="auto"/>
-              <w:rPr>
-                <w:rFonts w:ascii="Arial" w:hAnsi="Arial" w:cs="Arial"/>
-                <w:sz w:val="16"/>
-                <w:szCs w:val="16"/>
-              </w:rPr>
-            </w:pPr>
-            <w:r>
-              <w:rPr>
-                <w:rFonts w:ascii="Arial" w:hAnsi="Arial" w:cs="Arial"/>
-                <w:sz w:val="18"/>
-                <w:szCs w:val="18"/>
-              </w:rPr>
-              <mc:AlternateContent>
-                <mc:Choice Requires="wps">
-                  <w:drawing>
-                    <wp:anchor distT="0" distB="0" distL="114300" distR="114300" simplePos="0" relativeHeight="251672576" behindDoc="0" locked="0" layoutInCell="1" allowOverlap="1">
-                      <wp:simplePos x="0" y="0"/>
-                      <wp:positionH relativeFrom="column">
-                        <wp:posOffset>-13335</wp:posOffset>
-                      </wp:positionH>
-                      <wp:positionV relativeFrom="paragraph">
-                        <wp:posOffset>5080</wp:posOffset>
-                      </wp:positionV>
-                      <wp:extent cx="102870" cy="86995"/>
-                      <wp:effectExtent l="0" t="0" r="11430" b="27305"/>
-                      <wp:wrapNone/>
-                      <wp:docPr id="22" name="Rectangle 22"/>
-                      <wp:cNvGraphicFramePr/>
-                      <a:graphic xmlns:a="http://schemas.openxmlformats.org/drawingml/2006/main">
-                        <a:graphicData uri="http://schemas.microsoft.com/office/word/2010/wordprocessingShape">
-                          <wps:wsp>
-                            <wps:cNvSpPr/>
-                            <wps:spPr>
-                              <a:xfrm>
-                                <a:off x="0" y="0"/>
-                                <a:ext cx="102870" cy="86995"/>
-                              </a:xfrm>
-                              <a:prstGeom prst="rect">
-                                <a:avLst/>
-                              </a:prstGeom>
-                              <a:solidFill>
-                                <a:schemeClr val="bg1"/>
-                              </a:solidFill>
-                              <a:ln>
-                                <a:solidFill>
-                                  <a:schemeClr val="tx1"/>
-                                </a:solidFill>
-                              </a:ln>
-                            </wps:spPr>
-                            <wps:style>
-                              <a:lnRef idx="2">
-                                <a:schemeClr val="accent1">
-                                  <a:shade val="50000"/>
-                                </a:schemeClr>
-                              </a:lnRef>
-                              <a:fillRef idx="1">
-                                <a:schemeClr val="accent1"/>
-                              </a:fillRef>
-                              <a:effectRef idx="0">
-                                <a:schemeClr val="accent1"/>
-                              </a:effectRef>
-                              <a:fontRef idx="minor">
-                                <a:schemeClr val="lt1"/>
-                              </a:fontRef>
-                            </wps:style>
-                            <wps:bodyPr rot="0" spcFirstLastPara="0" vertOverflow="overflow" horzOverflow="overflow" vert="horz" wrap="square" lIns="91440" tIns="45720" rIns="91440" bIns="45720" numCol="1" spcCol="0" rtlCol="0" fromWordArt="0" anchor="ctr" anchorCtr="0" forceAA="0" compatLnSpc="1">
-                              <a:noAutofit/>
-                            </wps:bodyPr>
-                          </wps:wsp>
-                        </a:graphicData>
-                      </a:graphic>
-                    </wp:anchor>
-                  </w:drawing>
-                </mc:Choice>
-                <mc:Fallback>
-                  <w:pict>
-                    <v:rect id="Rectangle 22" o:spid="_x0000_s1026" o:spt="1" style="position:absolute;left:0pt;margin-left:-1.05pt;margin-top:0.4pt;height:6.85pt;width:8.1pt;z-index:251672576;v-text-anchor:middle;mso-width-relative:page;mso-height-relative:page;" fillcolor="#FFFFFF [3212]" filled="t" stroked="t" coordsize="21600,21600" o:gfxdata="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">
-                      <v:fill on="t" focussize="0,0"/>
-                      <v:stroke weight="2pt" color="#000000 [3213]" joinstyle="round"/>
-                      <v:imagedata o:title=""/>
-                      <o:lock v:ext="edit" aspectratio="f"/>
-                    </v:rect>
-                  </w:pict>
-                </mc:Fallback>
-              </mc:AlternateContent>
-            </w:r>
-            <w:r>
-              <w:rPr>
-                <w:rFonts w:ascii="Arial" w:hAnsi="Arial" w:cs="Arial"/>
-                <w:sz w:val="16"/>
-                <w:szCs w:val="16"/>
-              </w:rPr>
-              <w:t xml:space="preserve">      Danger exist by conduction of heat into another area</w:t>
-            </w:r>
-          </w:p>
-          <w:p>
-            <w:pPr>
-              <w:pBdr>
-                <w:top w:val="single" w:color="auto" w:sz="4" w:space="1"/>
-                <w:left w:val="single" w:color="auto" w:sz="4" w:space="4"/>
-                <w:bottom w:val="single" w:color="auto" w:sz="4" w:space="1"/>
-                <w:right w:val="single" w:color="auto" w:sz="4" w:space="4"/>
-              </w:pBdr>
-              <w:tabs>
-                <w:tab w:val="left" w:pos="263"/>
-              </w:tabs>
-              <w:spacing w:after="0" w:line="240" w:lineRule="auto"/>
-              <w:rPr>
-                <w:rFonts w:ascii="Arial" w:hAnsi="Arial" w:cs="Arial"/>
-                <w:sz w:val="16"/>
-                <w:szCs w:val="16"/>
-              </w:rPr>
-            </w:pPr>
-            <w:r>
-              <w:rPr>
-                <w:rFonts w:ascii="Arial" w:hAnsi="Arial" w:cs="Arial"/>
-                <w:sz w:val="18"/>
-                <w:szCs w:val="18"/>
-              </w:rPr>
-              <mc:AlternateContent>
-                <mc:Choice Requires="wps">
-                  <w:drawing>
-                    <wp:anchor distT="0" distB="0" distL="114300" distR="114300" simplePos="0" relativeHeight="251673600" behindDoc="0" locked="0" layoutInCell="1" allowOverlap="1">
-                      <wp:simplePos x="0" y="0"/>
-                      <wp:positionH relativeFrom="column">
-                        <wp:posOffset>-13970</wp:posOffset>
-                      </wp:positionH>
-                      <wp:positionV relativeFrom="paragraph">
-                        <wp:posOffset>12700</wp:posOffset>
-                      </wp:positionV>
-                      <wp:extent cx="102870" cy="86995"/>
-                      <wp:effectExtent l="0" t="0" r="11430" b="27305"/>
-                      <wp:wrapNone/>
-                      <wp:docPr id="24" name="Rectangle 24"/>
-                      <wp:cNvGraphicFramePr/>
-                      <a:graphic xmlns:a="http://schemas.openxmlformats.org/drawingml/2006/main">
-                        <a:graphicData uri="http://schemas.microsoft.com/office/word/2010/wordprocessingShape">
-                          <wps:wsp>
-                            <wps:cNvSpPr/>
-                            <wps:spPr>
-                              <a:xfrm>
-                                <a:off x="0" y="0"/>
-                                <a:ext cx="102870" cy="86995"/>
-                              </a:xfrm>
-                              <a:prstGeom prst="rect">
-                                <a:avLst/>
-                              </a:prstGeom>
-                              <a:solidFill>
-                                <a:schemeClr val="bg1"/>
-                              </a:solidFill>
-                              <a:ln>
-                                <a:solidFill>
-                                  <a:schemeClr val="tx1"/>
-                                </a:solidFill>
-                              </a:ln>
-                            </wps:spPr>
-                            <wps:style>
-                              <a:lnRef idx="2">
-                                <a:schemeClr val="accent1">
-                                  <a:shade val="50000"/>
-                                </a:schemeClr>
-                              </a:lnRef>
-                              <a:fillRef idx="1">
-                                <a:schemeClr val="accent1"/>
-                              </a:fillRef>
-                              <a:effectRef idx="0">
-                                <a:schemeClr val="accent1"/>
-                              </a:effectRef>
-                              <a:fontRef idx="minor">
-                                <a:schemeClr val="lt1"/>
-                              </a:fontRef>
-                            </wps:style>
-                            <wps:bodyPr rot="0" spcFirstLastPara="0" vertOverflow="overflow" horzOverflow="overflow" vert="horz" wrap="square" lIns="91440" tIns="45720" rIns="91440" bIns="45720" numCol="1" spcCol="0" rtlCol="0" fromWordArt="0" anchor="ctr" anchorCtr="0" forceAA="0" compatLnSpc="1">
-                              <a:noAutofit/>
-                            </wps:bodyPr>
-                          </wps:wsp>
-                        </a:graphicData>
-                      </a:graphic>
-                    </wp:anchor>
-                  </w:drawing>
-                </mc:Choice>
-                <mc:Fallback>
-                  <w:pict>
-                    <v:rect id="Rectangle 24" o:spid="_x0000_s1026" o:spt="1" style="position:absolute;left:0pt;margin-left:-1.1pt;margin-top:1pt;height:6.85pt;width:8.1pt;z-index:251673600;v-text-anchor:middle;mso-width-relative:page;mso-height-relative:page;" fillcolor="#FFFFFF [3212]" filled="t" stroked="t" coordsize="21600,21600" o:gfxdata="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">
-                      <v:fill on="t" focussize="0,0"/>
-                      <v:stroke weight="2pt" color="#000000 [3213]" joinstyle="round"/>
-                      <v:imagedata o:title=""/>
-                      <o:lock v:ext="edit" aspectratio="f"/>
-                    </v:rect>
-                  </w:pict>
-                </mc:Fallback>
-              </mc:AlternateContent>
-            </w:r>
-            <w:r>
-              <w:rPr>
-                <w:rFonts w:ascii="Arial" w:hAnsi="Arial" w:cs="Arial"/>
-                <w:sz w:val="16"/>
-                <w:szCs w:val="16"/>
-              </w:rPr>
-              <w:t xml:space="preserve">      Enclose equipment cleaned of all combustibles.</w:t>
-            </w:r>
-          </w:p>
-          <w:p>
-            <w:pPr>
-              <w:pBdr>
-                <w:top w:val="single" w:color="auto" w:sz="4" w:space="1"/>
-                <w:left w:val="single" w:color="auto" w:sz="4" w:space="4"/>
-                <w:bottom w:val="single" w:color="auto" w:sz="4" w:space="1"/>
-                <w:right w:val="single" w:color="auto" w:sz="4" w:space="4"/>
-              </w:pBdr>
-              <w:tabs>
-                <w:tab w:val="left" w:pos="263"/>
-              </w:tabs>
-              <w:spacing w:after="0" w:line="240" w:lineRule="auto"/>
-              <w:rPr>
-                <w:rFonts w:ascii="Arial" w:hAnsi="Arial" w:cs="Arial"/>
-                <w:sz w:val="16"/>
-                <w:szCs w:val="16"/>
-              </w:rPr>
-            </w:pPr>
-            <w:r>
-              <w:rPr>
-                <w:rFonts w:ascii="Arial" w:hAnsi="Arial" w:cs="Arial"/>
-                <w:sz w:val="18"/>
-                <w:szCs w:val="18"/>
-              </w:rPr>
-              <mc:AlternateContent>
-                <mc:Choice Requires="wps">
-                  <w:drawing>
-                    <wp:anchor distT="0" distB="0" distL="114300" distR="114300" simplePos="0" relativeHeight="251674624" behindDoc="0" locked="0" layoutInCell="1" allowOverlap="1">
-                      <wp:simplePos x="0" y="0"/>
-                      <wp:positionH relativeFrom="column">
-                        <wp:posOffset>-15875</wp:posOffset>
-                      </wp:positionH>
-                      <wp:positionV relativeFrom="paragraph">
-                        <wp:posOffset>9525</wp:posOffset>
-                      </wp:positionV>
-                      <wp:extent cx="102870" cy="86995"/>
-                      <wp:effectExtent l="0" t="0" r="11430" b="27305"/>
-                      <wp:wrapNone/>
-                      <wp:docPr id="25" name="Rectangle 25"/>
-                      <wp:cNvGraphicFramePr/>
-                      <a:graphic xmlns:a="http://schemas.openxmlformats.org/drawingml/2006/main">
-                        <a:graphicData uri="http://schemas.microsoft.com/office/word/2010/wordprocessingShape">
-                          <wps:wsp>
-                            <wps:cNvSpPr/>
-                            <wps:spPr>
-                              <a:xfrm>
-                                <a:off x="0" y="0"/>
-                                <a:ext cx="102870" cy="86995"/>
-                              </a:xfrm>
-                              <a:prstGeom prst="rect">
-                                <a:avLst/>
-                              </a:prstGeom>
-                              <a:solidFill>
-                                <a:schemeClr val="bg1"/>
-                              </a:solidFill>
-                              <a:ln>
-                                <a:solidFill>
-                                  <a:schemeClr val="tx1"/>
-                                </a:solidFill>
-                              </a:ln>
-                            </wps:spPr>
-                            <wps:style>
-                              <a:lnRef idx="2">
-                                <a:schemeClr val="accent1">
-                                  <a:shade val="50000"/>
-                                </a:schemeClr>
-                              </a:lnRef>
-                              <a:fillRef idx="1">
-                                <a:schemeClr val="accent1"/>
-                              </a:fillRef>
-                              <a:effectRef idx="0">
-                                <a:schemeClr val="accent1"/>
-                              </a:effectRef>
-                              <a:fontRef idx="minor">
-                                <a:schemeClr val="lt1"/>
-                              </a:fontRef>
-                            </wps:style>
-                            <wps:bodyPr rot="0" spcFirstLastPara="0" vertOverflow="overflow" horzOverflow="overflow" vert="horz" wrap="square" lIns="91440" tIns="45720" rIns="91440" bIns="45720" numCol="1" spcCol="0" rtlCol="0" fromWordArt="0" anchor="ctr" anchorCtr="0" forceAA="0" compatLnSpc="1">
-                              <a:noAutofit/>
-                            </wps:bodyPr>
-                          </wps:wsp>
-                        </a:graphicData>
-                      </a:graphic>
-                    </wp:anchor>
-                  </w:drawing>
-                </mc:Choice>
-                <mc:Fallback>
-                  <w:pict>
-                    <v:rect id="Rectangle 25" o:spid="_x0000_s1026" o:spt="1" style="position:absolute;left:0pt;margin-left:-1.25pt;margin-top:0.75pt;height:6.85pt;width:8.1pt;z-index:251674624;v-text-anchor:middle;mso-width-relative:page;mso-height-relative:page;" fillcolor="#FFFFFF [3212]" filled="t" stroked="t" coordsize="21600,21600" o:gfxdata="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">
-                      <v:fill on="t" focussize="0,0"/>
-                      <v:stroke weight="2pt" color="#000000 [3213]" joinstyle="round"/>
-                      <v:imagedata o:title=""/>
-                      <o:lock v:ext="edit" aspectratio="f"/>
-                    </v:rect>
-                  </w:pict>
-                </mc:Fallback>
-              </mc:AlternateContent>
-            </w:r>
-            <w:r>
-              <w:rPr>
-                <w:rFonts w:ascii="Arial" w:hAnsi="Arial" w:cs="Arial"/>
-                <w:sz w:val="16"/>
-                <w:szCs w:val="16"/>
-              </w:rPr>
-              <w:t xml:space="preserve">      Containers purged of flammable liquids/vapors</w:t>
-            </w:r>
-          </w:p>
-          <w:p>
-            <w:pPr>
-              <w:tabs>
-                <w:tab w:val="left" w:pos="263"/>
-              </w:tabs>
-              <w:spacing w:after="0" w:line="240" w:lineRule="auto"/>
-              <w:jc w:val="center"/>
-              <w:rPr>
-                <w:rFonts w:ascii="Arial Narrow" w:hAnsi="Arial Narrow" w:cs="Arial"/>
-                <w:b/>
-                <w:sz w:val="16"/>
-                <w:szCs w:val="16"/>
-              </w:rPr>
-            </w:pPr>
-            <w:r>
-              <w:rPr>
-                <w:rFonts w:ascii="Arial Narrow" w:hAnsi="Arial Narrow" w:cs="Arial"/>
-                <w:b/>
-                <w:sz w:val="16"/>
-                <w:szCs w:val="16"/>
-              </w:rPr>
-              <w:t>FIRE WATCH - HOT WORK AREA MONITORING</w:t>
-            </w:r>
-          </w:p>
-          <w:p>
-            <w:pPr>
-              <w:tabs>
-                <w:tab w:val="left" w:pos="263"/>
-              </w:tabs>
-              <w:spacing w:after="0" w:line="240" w:lineRule="auto"/>
-              <w:rPr>
-                <w:rFonts w:ascii="Arial" w:hAnsi="Arial" w:cs="Arial"/>
-                <w:sz w:val="16"/>
-                <w:szCs w:val="16"/>
-              </w:rPr>
-            </w:pPr>
-            <w:r>
-              <w:rPr>
-                <w:rFonts w:ascii="Arial" w:hAnsi="Arial" w:cs="Arial"/>
-                <w:sz w:val="18"/>
-                <w:szCs w:val="18"/>
-              </w:rPr>
-              <mc:AlternateContent>
-                <mc:Choice Requires="wps">
-                  <w:drawing>
-                    <wp:anchor distT="0" distB="0" distL="114300" distR="114300" simplePos="0" relativeHeight="251675648" behindDoc="0" locked="0" layoutInCell="1" allowOverlap="1">
-                      <wp:simplePos x="0" y="0"/>
-                      <wp:positionH relativeFrom="column">
-                        <wp:posOffset>-6985</wp:posOffset>
-                      </wp:positionH>
-                      <wp:positionV relativeFrom="paragraph">
-                        <wp:posOffset>6985</wp:posOffset>
-                      </wp:positionV>
-                      <wp:extent cx="102870" cy="86995"/>
-                      <wp:effectExtent l="0" t="0" r="11430" b="27305"/>
-                      <wp:wrapNone/>
-                      <wp:docPr id="26" name="Rectangle 26"/>
-                      <wp:cNvGraphicFramePr/>
-                      <a:graphic xmlns:a="http://schemas.openxmlformats.org/drawingml/2006/main">
-                        <a:graphicData uri="http://schemas.microsoft.com/office/word/2010/wordprocessingShape">
-                          <wps:wsp>
-                            <wps:cNvSpPr/>
-                            <wps:spPr>
-                              <a:xfrm>
-                                <a:off x="0" y="0"/>
-                                <a:ext cx="102870" cy="86995"/>
-                              </a:xfrm>
-                              <a:prstGeom prst="rect">
-                                <a:avLst/>
-                              </a:prstGeom>
-                              <a:solidFill>
-                                <a:schemeClr val="bg1"/>
-                              </a:solidFill>
-                              <a:ln>
-                                <a:solidFill>
-                                  <a:schemeClr val="tx1"/>
-                                </a:solidFill>
-                              </a:ln>
-                            </wps:spPr>
-                            <wps:style>
-                              <a:lnRef idx="2">
-                                <a:schemeClr val="accent1">
-                                  <a:shade val="50000"/>
-                                </a:schemeClr>
-                              </a:lnRef>
-                              <a:fillRef idx="1">
-                                <a:schemeClr val="accent1"/>
-                              </a:fillRef>
-                              <a:effectRef idx="0">
-                                <a:schemeClr val="accent1"/>
-                              </a:effectRef>
-                              <a:fontRef idx="minor">
-                                <a:schemeClr val="lt1"/>
-                              </a:fontRef>
-                            </wps:style>
-                            <wps:bodyPr rot="0" spcFirstLastPara="0" vertOverflow="overflow" horzOverflow="overflow" vert="horz" wrap="square" lIns="91440" tIns="45720" rIns="91440" bIns="45720" numCol="1" spcCol="0" rtlCol="0" fromWordArt="0" anchor="ctr" anchorCtr="0" forceAA="0" compatLnSpc="1">
-                              <a:noAutofit/>
-                            </wps:bodyPr>
-                          </wps:wsp>
-                        </a:graphicData>
-                      </a:graphic>
-                    </wp:anchor>
-                  </w:drawing>
-                </mc:Choice>
-                <mc:Fallback>
-                  <w:pict>
-                    <v:rect id="Rectangle 26" o:spid="_x0000_s1026" o:spt="1" style="position:absolute;left:0pt;margin-left:-0.55pt;margin-top:0.55pt;height:6.85pt;width:8.1pt;z-index:251675648;v-text-anchor:middle;mso-width-relative:page;mso-height-relative:page;" fillcolor="#FFFFFF [3212]" filled="t" stroked="t" coordsize="21600,21600" o:gfxdata="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">
-                      <v:fill on="t" focussize="0,0"/>
-                      <v:stroke weight="2pt" color="#000000 [3213]" joinstyle="round"/>
-                      <v:imagedata o:title=""/>
-                      <o:lock v:ext="edit" aspectratio="f"/>
-                    </v:rect>
-                  </w:pict>
-                </mc:Fallback>
-              </mc:AlternateContent>
-            </w:r>
-            <w:r>
-              <w:rPr>
-                <w:rFonts w:ascii="Arial" w:hAnsi="Arial" w:cs="Arial"/>
-                <w:b/>
-                <w:sz w:val="16"/>
-                <w:szCs w:val="16"/>
-              </w:rPr>
-              <w:t xml:space="preserve">      </w:t>
-            </w:r>
-            <w:r>
-              <w:rPr>
-                <w:rFonts w:ascii="Arial" w:hAnsi="Arial" w:cs="Arial"/>
-                <w:sz w:val="16"/>
-                <w:szCs w:val="16"/>
-              </w:rPr>
-              <w:t xml:space="preserve">Fire watch will be provided during and for 30 minutes after work, </w:t>
-            </w:r>
-            <w:r>
-              <w:rPr>
-                <w:rFonts w:ascii="Arial" w:hAnsi="Arial" w:cs="Arial"/>
-                <w:sz w:val="16"/>
-                <w:szCs w:val="16"/>
-              </w:rPr>
-              <w:br w:type="textWrapping"/>
-            </w:r>
-            <w:r>
-              <w:rPr>
-                <w:rFonts w:ascii="Arial" w:hAnsi="Arial" w:cs="Arial"/>
-                <w:sz w:val="16"/>
-                <w:szCs w:val="16"/>
-              </w:rPr>
-              <w:t xml:space="preserve">      including any coffee or lunch breaks.</w:t>
-            </w:r>
-            <w:r>
-              <w:rPr>
-                <w:rFonts w:ascii="Arial" w:hAnsi="Arial" w:cs="Arial"/>
-                <w:sz w:val="18"/>
-                <w:szCs w:val="18"/>
-              </w:rPr>
-              <w:t xml:space="preserve"> </w:t>
-            </w:r>
-          </w:p>
-          <w:p>
-            <w:pPr>
-              <w:tabs>
-                <w:tab w:val="left" w:pos="263"/>
-              </w:tabs>
-              <w:spacing w:after="0" w:line="240" w:lineRule="auto"/>
-              <w:rPr>
-                <w:rFonts w:ascii="Arial" w:hAnsi="Arial" w:cs="Arial"/>
-                <w:sz w:val="16"/>
-                <w:szCs w:val="16"/>
-              </w:rPr>
-            </w:pPr>
-            <w:r>
-              <w:rPr>
-                <w:rFonts w:ascii="Arial" w:hAnsi="Arial" w:cs="Arial"/>
-                <w:sz w:val="18"/>
-                <w:szCs w:val="18"/>
-              </w:rPr>
-              <mc:AlternateContent>
-                <mc:Choice Requires="wps">
-                  <w:drawing>
-                    <wp:anchor distT="0" distB="0" distL="114300" distR="114300" simplePos="0" relativeHeight="251676672" behindDoc="0" locked="0" layoutInCell="1" allowOverlap="1">
-                      <wp:simplePos x="0" y="0"/>
-                      <wp:positionH relativeFrom="column">
-                        <wp:posOffset>-8890</wp:posOffset>
-                      </wp:positionH>
-                      <wp:positionV relativeFrom="paragraph">
-                        <wp:posOffset>-13335</wp:posOffset>
-                      </wp:positionV>
-                      <wp:extent cx="102870" cy="86995"/>
-                      <wp:effectExtent l="0" t="0" r="11430" b="27305"/>
-                      <wp:wrapNone/>
-                      <wp:docPr id="27" name="Rectangle 27"/>
-                      <wp:cNvGraphicFramePr/>
-                      <a:graphic xmlns:a="http://schemas.openxmlformats.org/drawingml/2006/main">
-                        <a:graphicData uri="http://schemas.microsoft.com/office/word/2010/wordprocessingShape">
-                          <wps:wsp>
-                            <wps:cNvSpPr/>
-                            <wps:spPr>
-                              <a:xfrm>
-                                <a:off x="0" y="0"/>
-                                <a:ext cx="102870" cy="86995"/>
-                              </a:xfrm>
-                              <a:prstGeom prst="rect">
-                                <a:avLst/>
-                              </a:prstGeom>
-                              <a:solidFill>
-                                <a:schemeClr val="bg1"/>
-                              </a:solidFill>
-                              <a:ln>
-                                <a:solidFill>
-                                  <a:schemeClr val="tx1"/>
-                                </a:solidFill>
-                              </a:ln>
-                            </wps:spPr>
-                            <wps:style>
-                              <a:lnRef idx="2">
-                                <a:schemeClr val="accent1">
-                                  <a:shade val="50000"/>
-                                </a:schemeClr>
-                              </a:lnRef>
-                              <a:fillRef idx="1">
-                                <a:schemeClr val="accent1"/>
-                              </a:fillRef>
-                              <a:effectRef idx="0">
-                                <a:schemeClr val="accent1"/>
-                              </a:effectRef>
-                              <a:fontRef idx="minor">
-                                <a:schemeClr val="lt1"/>
-                              </a:fontRef>
-                            </wps:style>
-                            <wps:bodyPr rot="0" spcFirstLastPara="0" vertOverflow="overflow" horzOverflow="overflow" vert="horz" wrap="square" lIns="91440" tIns="45720" rIns="91440" bIns="45720" numCol="1" spcCol="0" rtlCol="0" fromWordArt="0" anchor="ctr" anchorCtr="0" forceAA="0" compatLnSpc="1">
-                              <a:noAutofit/>
-                            </wps:bodyPr>
-                          </wps:wsp>
-                        </a:graphicData>
-                      </a:graphic>
-                    </wp:anchor>
-                  </w:drawing>
-                </mc:Choice>
-                <mc:Fallback>
-                  <w:pict>
-                    <v:rect id="Rectangle 27" o:spid="_x0000_s1026" o:spt="1" style="position:absolute;left:0pt;margin-left:-0.7pt;margin-top:-1.05pt;height:6.85pt;width:8.1pt;z-index:251676672;v-text-anchor:middle;mso-width-relative:page;mso-height-relative:page;" fillcolor="#FFFFFF [3212]" filled="t" stroked="t" coordsize="21600,21600" o:gfxdata="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">
-                      <v:fill on="t" focussize="0,0"/>
-                      <v:stroke weight="2pt" color="#000000 [3213]" joinstyle="round"/>
-                      <v:imagedata o:title=""/>
-                      <o:lock v:ext="edit" aspectratio="f"/>
-                    </v:rect>
-                  </w:pict>
-                </mc:Fallback>
-              </mc:AlternateContent>
-            </w:r>
-            <w:r>
-              <w:rPr>
-                <w:rFonts w:ascii="Arial" w:hAnsi="Arial" w:cs="Arial"/>
-                <w:sz w:val="16"/>
-                <w:szCs w:val="16"/>
-              </w:rPr>
-              <w:t xml:space="preserve">      Fire watch is supplied with suitable extinguishers</w:t>
-            </w:r>
-          </w:p>
-          <w:p>
-            <w:pPr>
-              <w:tabs>
-                <w:tab w:val="left" w:pos="263"/>
-              </w:tabs>
-              <w:spacing w:after="0" w:line="240" w:lineRule="auto"/>
-              <w:rPr>
-                <w:rFonts w:ascii="Arial" w:hAnsi="Arial" w:cs="Arial"/>
-                <w:sz w:val="16"/>
-                <w:szCs w:val="16"/>
-              </w:rPr>
-            </w:pPr>
-            <w:r>
-              <w:rPr>
-                <w:rFonts w:ascii="Arial" w:hAnsi="Arial" w:cs="Arial"/>
-                <w:sz w:val="18"/>
-                <w:szCs w:val="18"/>
-              </w:rPr>
-              <mc:AlternateContent>
-                <mc:Choice Requires="wps">
-                  <w:drawing>
-                    <wp:anchor distT="0" distB="0" distL="114300" distR="114300" simplePos="0" relativeHeight="251677696" behindDoc="0" locked="0" layoutInCell="1" allowOverlap="1">
-                      <wp:simplePos x="0" y="0"/>
-                      <wp:positionH relativeFrom="column">
-                        <wp:posOffset>-3175</wp:posOffset>
-                      </wp:positionH>
-                      <wp:positionV relativeFrom="paragraph">
-                        <wp:posOffset>-6350</wp:posOffset>
-                      </wp:positionV>
-                      <wp:extent cx="102870" cy="86995"/>
-                      <wp:effectExtent l="0" t="0" r="11430" b="27305"/>
-                      <wp:wrapNone/>
-                      <wp:docPr id="28" name="Rectangle 28"/>
-                      <wp:cNvGraphicFramePr/>
-                      <a:graphic xmlns:a="http://schemas.openxmlformats.org/drawingml/2006/main">
-                        <a:graphicData uri="http://schemas.microsoft.com/office/word/2010/wordprocessingShape">
-                          <wps:wsp>
-                            <wps:cNvSpPr/>
-                            <wps:spPr>
-                              <a:xfrm>
-                                <a:off x="0" y="0"/>
-                                <a:ext cx="102870" cy="86995"/>
-                              </a:xfrm>
-                              <a:prstGeom prst="rect">
-                                <a:avLst/>
-                              </a:prstGeom>
-                              <a:solidFill>
-                                <a:schemeClr val="bg1"/>
-                              </a:solidFill>
-                              <a:ln>
-                                <a:solidFill>
-                                  <a:schemeClr val="tx1"/>
-                                </a:solidFill>
-                              </a:ln>
-                            </wps:spPr>
-                            <wps:style>
-                              <a:lnRef idx="2">
-                                <a:schemeClr val="accent1">
-                                  <a:shade val="50000"/>
-                                </a:schemeClr>
-                              </a:lnRef>
-                              <a:fillRef idx="1">
-                                <a:schemeClr val="accent1"/>
-                              </a:fillRef>
-                              <a:effectRef idx="0">
-                                <a:schemeClr val="accent1"/>
-                              </a:effectRef>
-                              <a:fontRef idx="minor">
-                                <a:schemeClr val="lt1"/>
-                              </a:fontRef>
-                            </wps:style>
-                            <wps:bodyPr rot="0" spcFirstLastPara="0" vertOverflow="overflow" horzOverflow="overflow" vert="horz" wrap="square" lIns="91440" tIns="45720" rIns="91440" bIns="45720" numCol="1" spcCol="0" rtlCol="0" fromWordArt="0" anchor="ctr" anchorCtr="0" forceAA="0" compatLnSpc="1">
-                              <a:noAutofit/>
-                            </wps:bodyPr>
-                          </wps:wsp>
-                        </a:graphicData>
-                      </a:graphic>
-                    </wp:anchor>
-                  </w:drawing>
-                </mc:Choice>
-                <mc:Fallback>
-                  <w:pict>
-                    <v:rect id="Rectangle 28" o:spid="_x0000_s1026" o:spt="1" style="position:absolute;left:0pt;margin-left:-0.25pt;margin-top:-0.5pt;height:6.85pt;width:8.1pt;z-index:251677696;v-text-anchor:middle;mso-width-relative:page;mso-height-relative:page;" fillcolor="#FFFFFF [3212]" filled="t" stroked="t" coordsize="21600,21600" o:gfxdata="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">
-                      <v:fill on="t" focussize="0,0"/>
-                      <v:stroke weight="2pt" color="#000000 [3213]" joinstyle="round"/>
-                      <v:imagedata o:title=""/>
-                      <o:lock v:ext="edit" aspectratio="f"/>
-                    </v:rect>
-                  </w:pict>
-                </mc:Fallback>
-              </mc:AlternateContent>
-            </w:r>
-            <w:r>
-              <w:rPr>
-                <w:rFonts w:ascii="Arial" w:hAnsi="Arial" w:cs="Arial"/>
-                <w:sz w:val="16"/>
-                <w:szCs w:val="16"/>
-              </w:rPr>
-              <w:t xml:space="preserve">      Fire watch is trained in use of this equipment and in sounding alarm.</w:t>
-            </w:r>
-          </w:p>
-          <w:p>
-            <w:pPr>
-              <w:tabs>
-                <w:tab w:val="left" w:pos="263"/>
-              </w:tabs>
-              <w:spacing w:after="0" w:line="240" w:lineRule="auto"/>
-              <w:rPr>
-                <w:rFonts w:ascii="Arial" w:hAnsi="Arial" w:cs="Arial"/>
-                <w:sz w:val="16"/>
-                <w:szCs w:val="16"/>
-              </w:rPr>
-            </w:pPr>
-            <w:r>
-              <w:rPr>
-                <w:rFonts w:ascii="Arial" w:hAnsi="Arial" w:cs="Arial"/>
-                <w:sz w:val="18"/>
-                <w:szCs w:val="18"/>
-              </w:rPr>
-              <mc:AlternateContent>
-                <mc:Choice Requires="wps">
-                  <w:drawing>
-                    <wp:anchor distT="0" distB="0" distL="114300" distR="114300" simplePos="0" relativeHeight="251678720" behindDoc="0" locked="0" layoutInCell="1" allowOverlap="1">
-                      <wp:simplePos x="0" y="0"/>
-                      <wp:positionH relativeFrom="column">
-                        <wp:posOffset>-3175</wp:posOffset>
-                      </wp:positionH>
-                      <wp:positionV relativeFrom="paragraph">
-                        <wp:posOffset>-4445</wp:posOffset>
-                      </wp:positionV>
-                      <wp:extent cx="102870" cy="86995"/>
-                      <wp:effectExtent l="0" t="0" r="11430" b="27305"/>
-                      <wp:wrapNone/>
-                      <wp:docPr id="29" name="Rectangle 29"/>
-                      <wp:cNvGraphicFramePr/>
-                      <a:graphic xmlns:a="http://schemas.openxmlformats.org/drawingml/2006/main">
-                        <a:graphicData uri="http://schemas.microsoft.com/office/word/2010/wordprocessingShape">
-                          <wps:wsp>
-                            <wps:cNvSpPr/>
-                            <wps:spPr>
-                              <a:xfrm>
-                                <a:off x="0" y="0"/>
-                                <a:ext cx="102870" cy="86995"/>
-                              </a:xfrm>
-                              <a:prstGeom prst="rect">
-                                <a:avLst/>
-                              </a:prstGeom>
-                              <a:solidFill>
-                                <a:schemeClr val="bg1"/>
-                              </a:solidFill>
-                              <a:ln>
-                                <a:solidFill>
-                                  <a:schemeClr val="tx1"/>
-                                </a:solidFill>
-                              </a:ln>
-                            </wps:spPr>
-                            <wps:style>
-                              <a:lnRef idx="2">
-                                <a:schemeClr val="accent1">
-                                  <a:shade val="50000"/>
-                                </a:schemeClr>
-                              </a:lnRef>
-                              <a:fillRef idx="1">
-                                <a:schemeClr val="accent1"/>
-                              </a:fillRef>
-                              <a:effectRef idx="0">
-                                <a:schemeClr val="accent1"/>
-                              </a:effectRef>
-                              <a:fontRef idx="minor">
-                                <a:schemeClr val="lt1"/>
-                              </a:fontRef>
-                            </wps:style>
-                            <wps:bodyPr rot="0" spcFirstLastPara="0" vertOverflow="overflow" horzOverflow="overflow" vert="horz" wrap="square" lIns="91440" tIns="45720" rIns="91440" bIns="45720" numCol="1" spcCol="0" rtlCol="0" fromWordArt="0" anchor="ctr" anchorCtr="0" forceAA="0" compatLnSpc="1">
-                              <a:noAutofit/>
-                            </wps:bodyPr>
-                          </wps:wsp>
-                        </a:graphicData>
-                      </a:graphic>
-                    </wp:anchor>
-                  </w:drawing>
-                </mc:Choice>
-                <mc:Fallback>
-                  <w:pict>
-                    <v:rect id="Rectangle 29" o:spid="_x0000_s1026" o:spt="1" style="position:absolute;left:0pt;margin-left:-0.25pt;margin-top:-0.35pt;height:6.85pt;width:8.1pt;z-index:251678720;v-text-anchor:middle;mso-width-relative:page;mso-height-relative:page;" fillcolor="#FFFFFF [3212]" filled="t" stroked="t" coordsize="21600,21600" o:gfxdata="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">
-                      <v:fill on="t" focussize="0,0"/>
-                      <v:stroke weight="2pt" color="#000000 [3213]" joinstyle="round"/>
-                      <v:imagedata o:title=""/>
-                      <o:lock v:ext="edit" aspectratio="f"/>
-                    </v:rect>
-                  </w:pict>
-                </mc:Fallback>
-              </mc:AlternateContent>
-            </w:r>
-            <w:r>
-              <w:rPr>
-                <w:rFonts w:ascii="Arial" w:hAnsi="Arial" w:cs="Arial"/>
-                <w:sz w:val="16"/>
-                <w:szCs w:val="16"/>
-              </w:rPr>
-              <w:t xml:space="preserve">      Fire watch may be required for adjoining area, above and below.</w:t>
-            </w:r>
-          </w:p>
-          <w:p>
-            <w:pPr>
-              <w:tabs>
-                <w:tab w:val="left" w:pos="263"/>
-              </w:tabs>
-              <w:spacing w:after="0" w:line="240" w:lineRule="auto"/>
-              <w:ind w:left="252"/>
-              <w:rPr>
-                <w:rFonts w:ascii="Arial" w:hAnsi="Arial" w:cs="Arial"/>
-                <w:sz w:val="16"/>
-                <w:szCs w:val="16"/>
-              </w:rPr>
-            </w:pPr>
-            <w:r>
-              <w:rPr>
-                <w:rFonts w:ascii="Arial" w:hAnsi="Arial" w:cs="Arial"/>
-                <w:sz w:val="18"/>
-                <w:szCs w:val="18"/>
-              </w:rPr>
-              <mc:AlternateContent>
-                <mc:Choice Requires="wps">
-                  <w:drawing>
-                    <wp:anchor distT="0" distB="0" distL="114300" distR="114300" simplePos="0" relativeHeight="251679744" behindDoc="0" locked="0" layoutInCell="1" allowOverlap="1">
-                      <wp:simplePos x="0" y="0"/>
-                      <wp:positionH relativeFrom="column">
-                        <wp:posOffset>-9525</wp:posOffset>
-                      </wp:positionH>
-                      <wp:positionV relativeFrom="paragraph">
-                        <wp:posOffset>-1270</wp:posOffset>
-                      </wp:positionV>
-                      <wp:extent cx="102870" cy="86995"/>
-                      <wp:effectExtent l="0" t="0" r="11430" b="27305"/>
-                      <wp:wrapNone/>
-                      <wp:docPr id="30" name="Rectangle 30"/>
-                      <wp:cNvGraphicFramePr/>
-                      <a:graphic xmlns:a="http://schemas.openxmlformats.org/drawingml/2006/main">
-                        <a:graphicData uri="http://schemas.microsoft.com/office/word/2010/wordprocessingShape">
-                          <wps:wsp>
-                            <wps:cNvSpPr/>
-                            <wps:spPr>
-                              <a:xfrm>
-                                <a:off x="0" y="0"/>
-                                <a:ext cx="102870" cy="86995"/>
-                              </a:xfrm>
-                              <a:prstGeom prst="rect">
-                                <a:avLst/>
-                              </a:prstGeom>
-                              <a:solidFill>
-                                <a:schemeClr val="bg1"/>
-                              </a:solidFill>
-                              <a:ln>
-                                <a:solidFill>
-                                  <a:schemeClr val="tx1"/>
-                                </a:solidFill>
-                              </a:ln>
-                            </wps:spPr>
-                            <wps:style>
-                              <a:lnRef idx="2">
-                                <a:schemeClr val="accent1">
-                                  <a:shade val="50000"/>
-                                </a:schemeClr>
-                              </a:lnRef>
-                              <a:fillRef idx="1">
-                                <a:schemeClr val="accent1"/>
-                              </a:fillRef>
-                              <a:effectRef idx="0">
-                                <a:schemeClr val="accent1"/>
-                              </a:effectRef>
-                              <a:fontRef idx="minor">
-                                <a:schemeClr val="lt1"/>
-                              </a:fontRef>
-                            </wps:style>
-                            <wps:bodyPr rot="0" spcFirstLastPara="0" vertOverflow="overflow" horzOverflow="overflow" vert="horz" wrap="square" lIns="91440" tIns="45720" rIns="91440" bIns="45720" numCol="1" spcCol="0" rtlCol="0" fromWordArt="0" anchor="ctr" anchorCtr="0" forceAA="0" compatLnSpc="1">
-                              <a:noAutofit/>
-                            </wps:bodyPr>
-                          </wps:wsp>
-                        </a:graphicData>
-                      </a:graphic>
-                    </wp:anchor>
-                  </w:drawing>
-                </mc:Choice>
-                <mc:Fallback>
-                  <w:pict>
-                    <v:rect id="Rectangle 30" o:spid="_x0000_s1026" o:spt="1" style="position:absolute;left:0pt;margin-left:-0.75pt;margin-top:-0.1pt;height:6.85pt;width:8.1pt;z-index:251679744;v-text-anchor:middle;mso-width-relative:page;mso-height-relative:page;" fillcolor="#FFFFFF [3212]" filled="t" stroked="t" coordsize="21600,21600" o:gfxdata="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">
-                      <v:fill on="t" focussize="0,0"/>
-                      <v:stroke weight="2pt" color="#000000 [3213]" joinstyle="round"/>
-                      <v:imagedata o:title=""/>
-                      <o:lock v:ext="edit" aspectratio="f"/>
-                    </v:rect>
-                  </w:pict>
-                </mc:Fallback>
-              </mc:AlternateContent>
-            </w:r>
-            <w:r>
-              <w:rPr>
-                <w:rFonts w:ascii="Arial" w:hAnsi="Arial" w:cs="Arial"/>
-                <w:sz w:val="16"/>
-                <w:szCs w:val="16"/>
-              </w:rPr>
-              <w:t>Monitor hot work area for 30 minutes after job is completed.</w:t>
-            </w:r>
-            <w:r>
-              <w:rPr>
-                <w:rFonts w:ascii="Arial" w:hAnsi="Arial" w:cs="Arial"/>
-                <w:sz w:val="18"/>
-                <w:szCs w:val="18"/>
-              </w:rPr>
-              <w:t xml:space="preserve"> </w:t>
-            </w:r>
-            <w:r>
-              <w:rPr>
-                <w:rFonts w:ascii="Arial" w:hAnsi="Arial" w:cs="Arial"/>
-                <w:sz w:val="16"/>
-                <w:szCs w:val="16"/>
-              </w:rPr>
-              <w:t>Conduct numbers of nearest fire station conspicuously displayed in the area</w:t>
-            </w:r>
-          </w:p>
-          <w:p>
-            <w:pPr>
-              <w:tabs>
-                <w:tab w:val="left" w:pos="263"/>
-              </w:tabs>
-              <w:spacing w:after="0" w:line="240" w:lineRule="auto"/>
-              <w:rPr>
-                <w:rFonts w:ascii="Arial" w:hAnsi="Arial" w:cs="Arial"/>
-                <w:sz w:val="16"/>
-                <w:szCs w:val="16"/>
-              </w:rPr>
-            </w:pPr>
-            <w:r>
-              <w:rPr>
-                <w:rFonts w:ascii="Arial" w:hAnsi="Arial" w:cs="Arial"/>
-                <w:sz w:val="18"/>
-                <w:szCs w:val="18"/>
-              </w:rPr>
-              <mc:AlternateContent>
-                <mc:Choice Requires="wps">
-                  <w:drawing>
-                    <wp:anchor distT="0" distB="0" distL="114300" distR="114300" simplePos="0" relativeHeight="251680768" behindDoc="0" locked="0" layoutInCell="1" allowOverlap="1">
-                      <wp:simplePos x="0" y="0"/>
-                      <wp:positionH relativeFrom="column">
-                        <wp:posOffset>-16510</wp:posOffset>
-                      </wp:positionH>
-                      <wp:positionV relativeFrom="paragraph">
-                        <wp:posOffset>-4445</wp:posOffset>
-                      </wp:positionV>
-                      <wp:extent cx="102870" cy="86995"/>
-                      <wp:effectExtent l="0" t="0" r="11430" b="27305"/>
-                      <wp:wrapNone/>
-                      <wp:docPr id="33" name="Rectangle 33"/>
-                      <wp:cNvGraphicFramePr/>
-                      <a:graphic xmlns:a="http://schemas.openxmlformats.org/drawingml/2006/main">
-                        <a:graphicData uri="http://schemas.microsoft.com/office/word/2010/wordprocessingShape">
-                          <wps:wsp>
-                            <wps:cNvSpPr/>
-                            <wps:spPr>
-                              <a:xfrm>
-                                <a:off x="0" y="0"/>
-                                <a:ext cx="102870" cy="86995"/>
-                              </a:xfrm>
-                              <a:prstGeom prst="rect">
-                                <a:avLst/>
-                              </a:prstGeom>
-                              <a:solidFill>
-                                <a:schemeClr val="bg1"/>
-                              </a:solidFill>
-                              <a:ln>
-                                <a:solidFill>
-                                  <a:schemeClr val="tx1"/>
-                                </a:solidFill>
-                              </a:ln>
-                            </wps:spPr>
-                            <wps:style>
-                              <a:lnRef idx="2">
-                                <a:schemeClr val="accent1">
-                                  <a:shade val="50000"/>
-                                </a:schemeClr>
-                              </a:lnRef>
-                              <a:fillRef idx="1">
-                                <a:schemeClr val="accent1"/>
-                              </a:fillRef>
-                              <a:effectRef idx="0">
-                                <a:schemeClr val="accent1"/>
-                              </a:effectRef>
-                              <a:fontRef idx="minor">
-                                <a:schemeClr val="lt1"/>
-                              </a:fontRef>
-                            </wps:style>
-                            <wps:bodyPr rot="0" spcFirstLastPara="0" vertOverflow="overflow" horzOverflow="overflow" vert="horz" wrap="square" lIns="91440" tIns="45720" rIns="91440" bIns="45720" numCol="1" spcCol="0" rtlCol="0" fromWordArt="0" anchor="ctr" anchorCtr="0" forceAA="0" compatLnSpc="1">
-                              <a:noAutofit/>
-                            </wps:bodyPr>
-                          </wps:wsp>
-                        </a:graphicData>
-                      </a:graphic>
-                    </wp:anchor>
-                  </w:drawing>
-                </mc:Choice>
-                <mc:Fallback>
-                  <w:pict>
-                    <v:rect id="Rectangle 33" o:spid="_x0000_s1026" o:spt="1" style="position:absolute;left:0pt;margin-left:-1.3pt;margin-top:-0.35pt;height:6.85pt;width:8.1pt;z-index:251680768;v-text-anchor:middle;mso-width-relative:page;mso-height-relative:page;" fillcolor="#FFFFFF [3212]" filled="t" stroked="t" coordsize="21600,21600" o:gfxdata="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">
-                      <v:fill on="t" focussize="0,0"/>
-                      <v:stroke weight="2pt" color="#000000 [3213]" joinstyle="round"/>
-                      <v:imagedata o:title=""/>
-                      <o:lock v:ext="edit" aspectratio="f"/>
-                    </v:rect>
-                  </w:pict>
-                </mc:Fallback>
-              </mc:AlternateContent>
-            </w:r>
-            <w:r>
-              <w:rPr>
-                <w:rFonts w:ascii="Arial" w:hAnsi="Arial" w:cs="Arial"/>
-                <w:sz w:val="16"/>
-                <w:szCs w:val="16"/>
-              </w:rPr>
-              <w:t xml:space="preserve">     Is area protected with smoke or heat detection.</w:t>
-            </w:r>
-          </w:p>
-          <w:p>
-            <w:pPr>
-              <w:tabs>
-                <w:tab w:val="left" w:pos="263"/>
-              </w:tabs>
-              <w:spacing w:after="0" w:line="240" w:lineRule="auto"/>
-              <w:rPr>
-                <w:rFonts w:ascii="Arial Narrow" w:hAnsi="Arial Narrow" w:cs="Arial"/>
-                <w:b/>
-                <w:sz w:val="16"/>
-                <w:szCs w:val="16"/>
-              </w:rPr>
-            </w:pPr>
-            <w:r>
-              <w:rPr>
-                <w:rFonts w:ascii="Arial" w:hAnsi="Arial" w:cs="Arial"/>
-                <w:sz w:val="18"/>
-                <w:szCs w:val="18"/>
-              </w:rPr>
-              <mc:AlternateContent>
-                <mc:Choice Requires="wps">
-                  <w:drawing>
-                    <wp:anchor distT="0" distB="0" distL="114300" distR="114300" simplePos="0" relativeHeight="251681792" behindDoc="0" locked="0" layoutInCell="1" allowOverlap="1">
-                      <wp:simplePos x="0" y="0"/>
-                      <wp:positionH relativeFrom="column">
-                        <wp:posOffset>-10795</wp:posOffset>
-                      </wp:positionH>
-                      <wp:positionV relativeFrom="paragraph">
-                        <wp:posOffset>-2540</wp:posOffset>
-                      </wp:positionV>
-                      <wp:extent cx="102870" cy="86995"/>
-                      <wp:effectExtent l="0" t="0" r="11430" b="27305"/>
-                      <wp:wrapNone/>
-                      <wp:docPr id="34" name="Rectangle 34"/>
-                      <wp:cNvGraphicFramePr/>
-                      <a:graphic xmlns:a="http://schemas.openxmlformats.org/drawingml/2006/main">
-                        <a:graphicData uri="http://schemas.microsoft.com/office/word/2010/wordprocessingShape">
-                          <wps:wsp>
-                            <wps:cNvSpPr/>
-                            <wps:spPr>
-                              <a:xfrm>
-                                <a:off x="0" y="0"/>
-                                <a:ext cx="102870" cy="86995"/>
-                              </a:xfrm>
-                              <a:prstGeom prst="rect">
-                                <a:avLst/>
-                              </a:prstGeom>
-                              <a:solidFill>
-                                <a:schemeClr val="bg1"/>
-                              </a:solidFill>
-                              <a:ln>
-                                <a:solidFill>
-                                  <a:schemeClr val="tx1"/>
-                                </a:solidFill>
-                              </a:ln>
-                            </wps:spPr>
-                            <wps:style>
-                              <a:lnRef idx="2">
-                                <a:schemeClr val="accent1">
-                                  <a:shade val="50000"/>
-                                </a:schemeClr>
-                              </a:lnRef>
-                              <a:fillRef idx="1">
-                                <a:schemeClr val="accent1"/>
-                              </a:fillRef>
-                              <a:effectRef idx="0">
-                                <a:schemeClr val="accent1"/>
-                              </a:effectRef>
-                              <a:fontRef idx="minor">
-                                <a:schemeClr val="lt1"/>
-                              </a:fontRef>
-                            </wps:style>
-                            <wps:bodyPr rot="0" spcFirstLastPara="0" vertOverflow="overflow" horzOverflow="overflow" vert="horz" wrap="square" lIns="91440" tIns="45720" rIns="91440" bIns="45720" numCol="1" spcCol="0" rtlCol="0" fromWordArt="0" anchor="ctr" anchorCtr="0" forceAA="0" compatLnSpc="1">
-                              <a:noAutofit/>
-                            </wps:bodyPr>
-                          </wps:wsp>
-                        </a:graphicData>
-                      </a:graphic>
-                    </wp:anchor>
-                  </w:drawing>
-                </mc:Choice>
-                <mc:Fallback>
-                  <w:pict>
-                    <v:rect id="Rectangle 34" o:spid="_x0000_s1026" o:spt="1" style="position:absolute;left:0pt;margin-left:-0.85pt;margin-top:-0.2pt;height:6.85pt;width:8.1pt;z-index:251681792;v-text-anchor:middle;mso-width-relative:page;mso-height-relative:page;" fillcolor="#FFFFFF [3212]" filled="t" stroked="t" coordsize="21600,21600" o:gfxdata="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">
-                      <v:fill on="t" focussize="0,0"/>
-                      <v:stroke weight="2pt" color="#000000 [3213]" joinstyle="round"/>
-                      <v:imagedata o:title=""/>
-                      <o:lock v:ext="edit" aspectratio="f"/>
-                    </v:rect>
-                  </w:pict>
-                </mc:Fallback>
-              </mc:AlternateContent>
-            </w:r>
-            <w:r>
-              <w:rPr>
-                <w:rFonts w:ascii="Arial" w:hAnsi="Arial" w:cs="Arial"/>
-                <w:sz w:val="16"/>
-                <w:szCs w:val="16"/>
-              </w:rPr>
-              <w:t xml:space="preserve">     Ample ventilation to remove smoke/vapor from work area</w:t>
-            </w:r>
-            <w:r>
-              <w:rPr>
-                <w:rFonts w:ascii="Arial Narrow" w:hAnsi="Arial Narrow" w:cs="Arial"/>
-                <w:sz w:val="16"/>
-                <w:szCs w:val="16"/>
-              </w:rPr>
-              <w:t xml:space="preserve">         </w:t>
-            </w:r>
-          </w:p>
-        </w:tc>
-      </w:tr>
-      <w:tr>
-        <w:tblPrEx>
-          <w:tblBorders>
-            <w:top w:val="single" w:color="auto" w:sz="4" w:space="0"/>
-            <w:left w:val="single" w:color="auto" w:sz="4" w:space="0"/>
-            <w:bottom w:val="single" w:color="auto" w:sz="4" w:space="0"/>
-            <w:right w:val="single" w:color="auto" w:sz="4" w:space="0"/>
-            <w:insideH w:val="single" w:color="auto" w:sz="4" w:space="0"/>
-            <w:insideV w:val="single" w:color="auto" w:sz="4" w:space="0"/>
-          </w:tblBorders>
-          <w:tblCellMar>
-            <w:top w:w="0" w:type="dxa"/>
-            <w:left w:w="108" w:type="dxa"/>
-            <w:bottom w:w="0" w:type="dxa"/>
-            <w:right w:w="108" w:type="dxa"/>
-          </w:tblCellMar>
-        </w:tblPrEx>
-        <w:tc>
-          <w:tcPr>
-            <w:tcW w:w="4500" w:type="dxa"/>
-          </w:tcPr>
-          <w:p>
-            <w:pPr>
-              <w:spacing w:after="0" w:line="240" w:lineRule="auto"/>
-              <w:jc w:val="both"/>
-              <w:rPr>
-                <w:rFonts w:ascii="Arial" w:hAnsi="Arial" w:cs="Arial"/>
-                <w:sz w:val="18"/>
-                <w:szCs w:val="18"/>
-              </w:rPr>
-            </w:pPr>
-            <w:r>
-              <w:rPr>
-                <w:rFonts w:ascii="Arial" w:hAnsi="Arial" w:cs="Arial"/>
-                <w:i/>
-              </w:rPr>
-              <mc:AlternateContent>
-                <mc:Choice Requires="wps">
-                  <w:drawing>
-                    <wp:anchor distT="0" distB="0" distL="114300" distR="114300" simplePos="0" relativeHeight="251689984" behindDoc="0" locked="0" layoutInCell="1" allowOverlap="1">
-                      <wp:simplePos x="0" y="0"/>
-                      <wp:positionH relativeFrom="column">
-                        <wp:posOffset>2753360</wp:posOffset>
-                      </wp:positionH>
-                      <wp:positionV relativeFrom="paragraph">
-                        <wp:posOffset>90170</wp:posOffset>
+                        <wp:posOffset>139065</wp:posOffset>
                       </wp:positionV>
                       <wp:extent cx="303530" cy="258445"/>
                       <wp:effectExtent l="0" t="0" r="0" b="0"/>
                       <wp:wrapNone/>
-                      <wp:docPr id="15" name="Text Box 2"/>
+                      <wp:docPr id="176" name="Text Box 2"/>
                       <wp:cNvGraphicFramePr/>
                       <a:graphic xmlns:a="http://schemas.openxmlformats.org/drawingml/2006/main">
                         <a:graphicData uri="http://schemas.microsoft.com/office/word/2010/wordprocessingShape">
@@ -4901,7 +2618,7 @@
                 </mc:Choice>
                 <mc:Fallback>
                   <w:pict>
-                    <v:shape id="Text Box 2" o:spid="_x0000_s1026" o:spt="202" type="#_x0000_t202" style="position:absolute;left:0pt;margin-left:216.8pt;margin-top:7.1pt;height:20.35pt;width:23.9pt;z-index:251689984;mso-width-relative:page;mso-height-relative:page;" filled="f" stroked="f" coordsize="21600,21600" o:gfxdata="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">
+                    <v:shape id="Text Box 2" o:spid="_x0000_s1026" o:spt="202" type="#_x0000_t202" style="position:absolute;left:0pt;margin-left:216.25pt;margin-top:10.95pt;height:20.35pt;width:23.9pt;z-index:251706368;mso-width-relative:page;mso-height-relative:page;" filled="f" stroked="f" coordsize="21600,21600" o:gfxdata="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">
                       <v:fill on="f" focussize="0,0"/>
                       <v:stroke on="f" miterlimit="8" joinstyle="miter"/>
                       <v:imagedata o:title=""/>
@@ -4931,42 +2648,23 @@
             <w:r>
               <w:rPr>
                 <w:rFonts w:ascii="Arial" w:hAnsi="Arial" w:cs="Arial"/>
-                <w:sz w:val="18"/>
-                <w:szCs w:val="18"/>
-              </w:rPr>
-              <w:t xml:space="preserve">JOB ORDER NO./LETTER REQUEST </w:t>
-            </w:r>
-          </w:p>
-          <w:p>
-            <w:pPr>
-              <w:spacing w:after="0" w:line="240" w:lineRule="auto"/>
-              <w:jc w:val="both"/>
-              <w:rPr>
-                <w:rFonts w:ascii="Arial" w:hAnsi="Arial" w:cs="Arial"/>
-                <w:sz w:val="18"/>
-                <w:szCs w:val="18"/>
-              </w:rPr>
-            </w:pPr>
-            <w:r>
-              <w:rPr>
-                <w:rFonts w:ascii="Arial" w:hAnsi="Arial" w:cs="Arial"/>
                 <w:i/>
               </w:rPr>
               <mc:AlternateContent>
                 <mc:Choice Requires="wps">
                   <w:drawing>
-                    <wp:anchor distT="0" distB="0" distL="114300" distR="114300" simplePos="0" relativeHeight="251691008" behindDoc="0" locked="0" layoutInCell="1" allowOverlap="1">
+                    <wp:anchor distT="0" distB="0" distL="114300" distR="114300" simplePos="0" relativeHeight="251705344" behindDoc="0" locked="0" layoutInCell="1" allowOverlap="1">
                       <wp:simplePos x="0" y="0"/>
                       <wp:positionH relativeFrom="column">
-                        <wp:posOffset>2760345</wp:posOffset>
+                        <wp:posOffset>2741930</wp:posOffset>
                       </wp:positionH>
                       <wp:positionV relativeFrom="paragraph">
-                        <wp:posOffset>81915</wp:posOffset>
+                        <wp:posOffset>20320</wp:posOffset>
                       </wp:positionV>
                       <wp:extent cx="303530" cy="258445"/>
                       <wp:effectExtent l="0" t="0" r="0" b="0"/>
                       <wp:wrapNone/>
-                      <wp:docPr id="16" name="Text Box 2"/>
+                      <wp:docPr id="175" name="Text Box 2"/>
                       <wp:cNvGraphicFramePr/>
                       <a:graphic xmlns:a="http://schemas.openxmlformats.org/drawingml/2006/main">
                         <a:graphicData uri="http://schemas.microsoft.com/office/word/2010/wordprocessingShape">
@@ -5016,7 +2714,7 @@
                 </mc:Choice>
                 <mc:Fallback>
                   <w:pict>
-                    <v:shape id="Text Box 2" o:spid="_x0000_s1026" o:spt="202" type="#_x0000_t202" style="position:absolute;left:0pt;margin-left:217.35pt;margin-top:6.45pt;height:20.35pt;width:23.9pt;z-index:251691008;mso-width-relative:page;mso-height-relative:page;" filled="f" stroked="f" coordsize="21600,21600" o:gfxdata="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">
+                    <v:shape id="Text Box 2" o:spid="_x0000_s1026" o:spt="202" type="#_x0000_t202" style="position:absolute;left:0pt;margin-left:215.9pt;margin-top:1.6pt;height:20.35pt;width:23.9pt;z-index:251705344;mso-width-relative:page;mso-height-relative:page;" filled="f" stroked="f" coordsize="21600,21600" o:gfxdata="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">
                       <v:fill on="f" focussize="0,0"/>
                       <v:stroke on="f" miterlimit="8" joinstyle="miter"/>
                       <v:imagedata o:title=""/>
@@ -5045,44 +2743,1133 @@
             </w:r>
             <w:r>
               <w:rPr>
-                <w:rFonts w:ascii="Arial" w:hAnsi="Arial" w:cs="Arial"/>
+                <w:rFonts w:hint="default" w:ascii="Arial" w:hAnsi="Arial" w:cs="Arial"/>
+                <w:sz w:val="12"/>
+                <w:szCs w:val="12"/>
+                <w:vertAlign w:val="baseline"/>
+                <w:lang w:val="en-US"/>
+              </w:rPr>
+              <w:t xml:space="preserve">(FOR PROJECT BASE ONLY): </w:t>
+            </w:r>
+            <w:r>
+              <w:rPr>
+                <w:rFonts w:hint="default" w:ascii="Arial" w:hAnsi="Arial" w:cs="Arial"/>
+                <w:sz w:val="12"/>
+                <w:szCs w:val="12"/>
+                <w:vertAlign w:val="baseline"/>
+                <w:lang w:val="en-US"/>
+              </w:rPr>
+              <w:br w:type="textWrapping"/>
+            </w:r>
+            <w:r>
+              <w:rPr>
+                <w:rFonts w:hint="default" w:ascii="Arial" w:hAnsi="Arial" w:cs="Arial"/>
                 <w:sz w:val="18"/>
                 <w:szCs w:val="18"/>
-              </w:rPr>
-              <w:t xml:space="preserve"> </w:t>
+                <w:vertAlign w:val="baseline"/>
+                <w:lang w:val="en-US"/>
+              </w:rPr>
+              <w:t>{JOB_ORDER_NUMBER}</w:t>
             </w:r>
+          </w:p>
+        </w:tc>
+        <w:tc>
+          <w:tcPr>
+            <w:tcW w:w="6703" w:type="dxa"/>
+            <w:vMerge w:val="restart"/>
+          </w:tcPr>
+          <w:p>
+            <w:pPr>
+              <w:spacing w:after="0" w:line="240" w:lineRule="auto"/>
+              <w:jc w:val="center"/>
+              <w:rPr>
+                <w:rFonts w:hint="default" w:ascii="Arial Narrow" w:hAnsi="Arial Narrow" w:cs="Arial"/>
+                <w:b/>
+                <w:bCs/>
+                <w:sz w:val="16"/>
+                <w:szCs w:val="16"/>
+                <w:vertAlign w:val="baseline"/>
+                <w:lang w:val="en-US"/>
+              </w:rPr>
+            </w:pPr>
             <w:r>
               <w:rPr>
-                <w:rFonts w:ascii="Arial" w:hAnsi="Arial" w:cs="Arial"/>
-                <w:sz w:val="12"/>
-                <w:szCs w:val="18"/>
-              </w:rPr>
-              <w:t>(FOR PROJECT BASE ONLY)</w:t>
-            </w:r>
-            <w:r>
-              <w:rPr>
-                <w:rFonts w:ascii="Arial" w:hAnsi="Arial" w:cs="Arial"/>
-                <w:sz w:val="18"/>
-                <w:szCs w:val="18"/>
-              </w:rPr>
-              <w:t>:</w:t>
+                <w:rFonts w:hint="default" w:ascii="Arial Narrow" w:hAnsi="Arial Narrow" w:cs="Arial"/>
+                <w:b/>
+                <w:bCs/>
+                <w:sz w:val="16"/>
+                <w:szCs w:val="16"/>
+                <w:vertAlign w:val="baseline"/>
+                <w:lang w:val="en-US"/>
+              </w:rPr>
+              <w:t>REQUIREMENT WITHIN 11m OF WORK</w:t>
             </w:r>
           </w:p>
           <w:p>
             <w:pPr>
               <w:spacing w:after="0" w:line="240" w:lineRule="auto"/>
-              <w:jc w:val="both"/>
-              <w:rPr>
-                <w:rFonts w:ascii="Arial" w:hAnsi="Arial" w:cs="Arial"/>
-                <w:i/>
-                <w:sz w:val="18"/>
-                <w:szCs w:val="18"/>
+              <w:rPr>
+                <w:rFonts w:hint="default" w:ascii="Arial" w:hAnsi="Arial" w:cs="Arial"/>
+                <w:sz w:val="16"/>
+                <w:szCs w:val="16"/>
+                <w:vertAlign w:val="baseline"/>
+                <w:lang w:val="en-US"/>
               </w:rPr>
             </w:pPr>
             <w:r>
               <w:rPr>
-                <w:rFonts w:ascii="Arial" w:hAnsi="Arial" w:cs="Arial"/>
-                <w:i/>
+                <w:rFonts w:ascii="Arial Narrow" w:hAnsi="Arial Narrow" w:cs="Arial"/>
+                <w:sz w:val="16"/>
+                <w:szCs w:val="16"/>
+              </w:rPr>
+              <mc:AlternateContent>
+                <mc:Choice Requires="wps">
+                  <w:drawing>
+                    <wp:anchor distT="0" distB="0" distL="114300" distR="114300" simplePos="0" relativeHeight="251682816" behindDoc="0" locked="0" layoutInCell="1" allowOverlap="1">
+                      <wp:simplePos x="0" y="0"/>
+                      <wp:positionH relativeFrom="column">
+                        <wp:posOffset>15240</wp:posOffset>
+                      </wp:positionH>
+                      <wp:positionV relativeFrom="paragraph">
+                        <wp:posOffset>15875</wp:posOffset>
+                      </wp:positionV>
+                      <wp:extent cx="90170" cy="76200"/>
+                      <wp:effectExtent l="12700" t="12700" r="30480" b="25400"/>
+                      <wp:wrapNone/>
+                      <wp:docPr id="154" name="Rectangle 9"/>
+                      <wp:cNvGraphicFramePr/>
+                      <a:graphic xmlns:a="http://schemas.openxmlformats.org/drawingml/2006/main">
+                        <a:graphicData uri="http://schemas.microsoft.com/office/word/2010/wordprocessingShape">
+                          <wps:wsp>
+                            <wps:cNvSpPr/>
+                            <wps:spPr>
+                              <a:xfrm>
+                                <a:off x="0" y="0"/>
+                                <a:ext cx="90170" cy="76200"/>
+                              </a:xfrm>
+                              <a:prstGeom prst="rect">
+                                <a:avLst/>
+                              </a:prstGeom>
+                            </wps:spPr>
+                            <wps:style>
+                              <a:lnRef idx="2">
+                                <a:schemeClr val="dk1"/>
+                              </a:lnRef>
+                              <a:fillRef idx="1">
+                                <a:schemeClr val="lt1"/>
+                              </a:fillRef>
+                              <a:effectRef idx="0">
+                                <a:schemeClr val="dk1"/>
+                              </a:effectRef>
+                              <a:fontRef idx="minor">
+                                <a:schemeClr val="dk1"/>
+                              </a:fontRef>
+                            </wps:style>
+                            <wps:bodyPr rot="0" spcFirstLastPara="0" vertOverflow="overflow" horzOverflow="overflow" vert="horz" wrap="square" lIns="91440" tIns="45720" rIns="91440" bIns="45720" numCol="1" spcCol="0" rtlCol="0" fromWordArt="0" anchor="ctr" anchorCtr="0" forceAA="0" compatLnSpc="1">
+                              <a:noAutofit/>
+                            </wps:bodyPr>
+                          </wps:wsp>
+                        </a:graphicData>
+                      </a:graphic>
+                    </wp:anchor>
+                  </w:drawing>
+                </mc:Choice>
+                <mc:Fallback>
+                  <w:pict>
+                    <v:rect id="Rectangle 9" o:spid="_x0000_s1026" o:spt="1" style="position:absolute;left:0pt;margin-left:1.2pt;margin-top:1.25pt;height:6pt;width:7.1pt;z-index:251682816;v-text-anchor:middle;mso-width-relative:page;mso-height-relative:page;" fillcolor="#FFFFFF [3201]" filled="t" stroked="t" coordsize="21600,21600" o:gfxdata="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">
+                      <v:fill on="t" focussize="0,0"/>
+                      <v:stroke weight="2pt" color="#000000 [3200]" joinstyle="round"/>
+                      <v:imagedata o:title=""/>
+                      <o:lock v:ext="edit" aspectratio="f"/>
+                    </v:rect>
+                  </w:pict>
+                </mc:Fallback>
+              </mc:AlternateContent>
+            </w:r>
+            <w:r>
+              <w:rPr>
+                <w:rFonts w:hint="default" w:ascii="Arial Narrow" w:hAnsi="Arial Narrow" w:cs="Arial"/>
+                <w:sz w:val="16"/>
+                <w:szCs w:val="16"/>
+                <w:vertAlign w:val="baseline"/>
+                <w:lang w:val="en-US"/>
+              </w:rPr>
+              <w:t xml:space="preserve">   </w:t>
+            </w:r>
+            <w:r>
+              <w:rPr>
+                <w:rFonts w:hint="default" w:ascii="Arial" w:hAnsi="Arial" w:cs="Arial"/>
+                <w:sz w:val="16"/>
+                <w:szCs w:val="16"/>
+                <w:vertAlign w:val="baseline"/>
+                <w:lang w:val="en-US"/>
+              </w:rPr>
+              <w:t xml:space="preserve">   Flammable liquids, dust, lint and all deposits removed.</w:t>
+            </w:r>
+          </w:p>
+          <w:p>
+            <w:pPr>
+              <w:spacing w:after="0" w:line="240" w:lineRule="auto"/>
+              <w:rPr>
+                <w:rFonts w:hint="default" w:ascii="Arial" w:hAnsi="Arial" w:cs="Arial"/>
+                <w:sz w:val="16"/>
+                <w:szCs w:val="16"/>
+                <w:vertAlign w:val="baseline"/>
+                <w:lang w:val="en-US"/>
+              </w:rPr>
+            </w:pPr>
+            <w:r>
+              <w:rPr>
+                <w:rFonts w:ascii="Arial Narrow" w:hAnsi="Arial Narrow" w:cs="Arial"/>
+                <w:sz w:val="16"/>
+                <w:szCs w:val="16"/>
+              </w:rPr>
+              <mc:AlternateContent>
+                <mc:Choice Requires="wps">
+                  <w:drawing>
+                    <wp:anchor distT="0" distB="0" distL="114300" distR="114300" simplePos="0" relativeHeight="251683840" behindDoc="0" locked="0" layoutInCell="1" allowOverlap="1">
+                      <wp:simplePos x="0" y="0"/>
+                      <wp:positionH relativeFrom="column">
+                        <wp:posOffset>11430</wp:posOffset>
+                      </wp:positionH>
+                      <wp:positionV relativeFrom="paragraph">
+                        <wp:posOffset>9525</wp:posOffset>
+                      </wp:positionV>
+                      <wp:extent cx="90170" cy="76200"/>
+                      <wp:effectExtent l="12700" t="12700" r="30480" b="25400"/>
+                      <wp:wrapNone/>
+                      <wp:docPr id="155" name="Rectangle 9"/>
+                      <wp:cNvGraphicFramePr/>
+                      <a:graphic xmlns:a="http://schemas.openxmlformats.org/drawingml/2006/main">
+                        <a:graphicData uri="http://schemas.microsoft.com/office/word/2010/wordprocessingShape">
+                          <wps:wsp>
+                            <wps:cNvSpPr/>
+                            <wps:spPr>
+                              <a:xfrm>
+                                <a:off x="0" y="0"/>
+                                <a:ext cx="90170" cy="76200"/>
+                              </a:xfrm>
+                              <a:prstGeom prst="rect">
+                                <a:avLst/>
+                              </a:prstGeom>
+                            </wps:spPr>
+                            <wps:style>
+                              <a:lnRef idx="2">
+                                <a:schemeClr val="dk1"/>
+                              </a:lnRef>
+                              <a:fillRef idx="1">
+                                <a:schemeClr val="lt1"/>
+                              </a:fillRef>
+                              <a:effectRef idx="0">
+                                <a:schemeClr val="dk1"/>
+                              </a:effectRef>
+                              <a:fontRef idx="minor">
+                                <a:schemeClr val="dk1"/>
+                              </a:fontRef>
+                            </wps:style>
+                            <wps:bodyPr rot="0" spcFirstLastPara="0" vertOverflow="overflow" horzOverflow="overflow" vert="horz" wrap="square" lIns="91440" tIns="45720" rIns="91440" bIns="45720" numCol="1" spcCol="0" rtlCol="0" fromWordArt="0" anchor="ctr" anchorCtr="0" forceAA="0" compatLnSpc="1">
+                              <a:noAutofit/>
+                            </wps:bodyPr>
+                          </wps:wsp>
+                        </a:graphicData>
+                      </a:graphic>
+                    </wp:anchor>
+                  </w:drawing>
+                </mc:Choice>
+                <mc:Fallback>
+                  <w:pict>
+                    <v:rect id="Rectangle 9" o:spid="_x0000_s1026" o:spt="1" style="position:absolute;left:0pt;margin-left:0.9pt;margin-top:0.75pt;height:6pt;width:7.1pt;z-index:251683840;v-text-anchor:middle;mso-width-relative:page;mso-height-relative:page;" fillcolor="#FFFFFF [3201]" filled="t" stroked="t" coordsize="21600,21600" o:gfxdata="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">
+                      <v:fill on="t" focussize="0,0"/>
+                      <v:stroke weight="2pt" color="#000000 [3200]" joinstyle="round"/>
+                      <v:imagedata o:title=""/>
+                      <o:lock v:ext="edit" aspectratio="f"/>
+                    </v:rect>
+                  </w:pict>
+                </mc:Fallback>
+              </mc:AlternateContent>
+            </w:r>
+            <w:r>
+              <w:rPr>
+                <w:rFonts w:hint="default" w:ascii="Arial" w:hAnsi="Arial" w:cs="Arial"/>
+                <w:sz w:val="16"/>
+                <w:szCs w:val="16"/>
+                <w:vertAlign w:val="baseline"/>
+                <w:lang w:val="en-US"/>
+              </w:rPr>
+              <w:t xml:space="preserve">      Explosive atmosphere in area eliminated.</w:t>
+            </w:r>
+          </w:p>
+          <w:p>
+            <w:pPr>
+              <w:spacing w:after="0" w:line="240" w:lineRule="auto"/>
+              <w:rPr>
+                <w:rFonts w:hint="default" w:ascii="Arial" w:hAnsi="Arial" w:cs="Arial"/>
+                <w:sz w:val="16"/>
+                <w:szCs w:val="16"/>
+                <w:vertAlign w:val="baseline"/>
+                <w:lang w:val="en-US"/>
+              </w:rPr>
+            </w:pPr>
+            <w:r>
+              <w:rPr>
+                <w:rFonts w:ascii="Arial Narrow" w:hAnsi="Arial Narrow" w:cs="Arial"/>
+                <w:sz w:val="16"/>
+                <w:szCs w:val="16"/>
+              </w:rPr>
+              <mc:AlternateContent>
+                <mc:Choice Requires="wps">
+                  <w:drawing>
+                    <wp:anchor distT="0" distB="0" distL="114300" distR="114300" simplePos="0" relativeHeight="251684864" behindDoc="0" locked="0" layoutInCell="1" allowOverlap="1">
+                      <wp:simplePos x="0" y="0"/>
+                      <wp:positionH relativeFrom="column">
+                        <wp:posOffset>15240</wp:posOffset>
+                      </wp:positionH>
+                      <wp:positionV relativeFrom="paragraph">
+                        <wp:posOffset>5080</wp:posOffset>
+                      </wp:positionV>
+                      <wp:extent cx="90170" cy="76200"/>
+                      <wp:effectExtent l="12700" t="12700" r="30480" b="25400"/>
+                      <wp:wrapNone/>
+                      <wp:docPr id="156" name="Rectangle 9"/>
+                      <wp:cNvGraphicFramePr/>
+                      <a:graphic xmlns:a="http://schemas.openxmlformats.org/drawingml/2006/main">
+                        <a:graphicData uri="http://schemas.microsoft.com/office/word/2010/wordprocessingShape">
+                          <wps:wsp>
+                            <wps:cNvSpPr/>
+                            <wps:spPr>
+                              <a:xfrm>
+                                <a:off x="0" y="0"/>
+                                <a:ext cx="90170" cy="76200"/>
+                              </a:xfrm>
+                              <a:prstGeom prst="rect">
+                                <a:avLst/>
+                              </a:prstGeom>
+                            </wps:spPr>
+                            <wps:style>
+                              <a:lnRef idx="2">
+                                <a:schemeClr val="dk1"/>
+                              </a:lnRef>
+                              <a:fillRef idx="1">
+                                <a:schemeClr val="lt1"/>
+                              </a:fillRef>
+                              <a:effectRef idx="0">
+                                <a:schemeClr val="dk1"/>
+                              </a:effectRef>
+                              <a:fontRef idx="minor">
+                                <a:schemeClr val="dk1"/>
+                              </a:fontRef>
+                            </wps:style>
+                            <wps:bodyPr rot="0" spcFirstLastPara="0" vertOverflow="overflow" horzOverflow="overflow" vert="horz" wrap="square" lIns="91440" tIns="45720" rIns="91440" bIns="45720" numCol="1" spcCol="0" rtlCol="0" fromWordArt="0" anchor="ctr" anchorCtr="0" forceAA="0" compatLnSpc="1">
+                              <a:noAutofit/>
+                            </wps:bodyPr>
+                          </wps:wsp>
+                        </a:graphicData>
+                      </a:graphic>
+                    </wp:anchor>
+                  </w:drawing>
+                </mc:Choice>
+                <mc:Fallback>
+                  <w:pict>
+                    <v:rect id="Rectangle 9" o:spid="_x0000_s1026" o:spt="1" style="position:absolute;left:0pt;margin-left:1.2pt;margin-top:0.4pt;height:6pt;width:7.1pt;z-index:251684864;v-text-anchor:middle;mso-width-relative:page;mso-height-relative:page;" fillcolor="#FFFFFF [3201]" filled="t" stroked="t" coordsize="21600,21600" o:gfxdata="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">
+                      <v:fill on="t" focussize="0,0"/>
+                      <v:stroke weight="2pt" color="#000000 [3200]" joinstyle="round"/>
+                      <v:imagedata o:title=""/>
+                      <o:lock v:ext="edit" aspectratio="f"/>
+                    </v:rect>
+                  </w:pict>
+                </mc:Fallback>
+              </mc:AlternateContent>
+            </w:r>
+            <w:r>
+              <w:rPr>
+                <w:rFonts w:hint="default" w:ascii="Arial" w:hAnsi="Arial" w:cs="Arial"/>
+                <w:sz w:val="16"/>
+                <w:szCs w:val="16"/>
+                <w:vertAlign w:val="baseline"/>
+                <w:lang w:val="en-US"/>
+              </w:rPr>
+              <w:t xml:space="preserve">      Floors swept clean.</w:t>
+            </w:r>
+          </w:p>
+          <w:p>
+            <w:pPr>
+              <w:spacing w:after="0" w:line="240" w:lineRule="auto"/>
+              <w:rPr>
+                <w:rFonts w:hint="default" w:ascii="Arial" w:hAnsi="Arial" w:cs="Arial"/>
+                <w:sz w:val="16"/>
+                <w:szCs w:val="16"/>
+                <w:vertAlign w:val="baseline"/>
+                <w:lang w:val="en-US"/>
+              </w:rPr>
+            </w:pPr>
+            <w:r>
+              <w:rPr>
+                <w:rFonts w:ascii="Arial Narrow" w:hAnsi="Arial Narrow" w:cs="Arial"/>
+                <w:sz w:val="16"/>
+                <w:szCs w:val="16"/>
+              </w:rPr>
+              <mc:AlternateContent>
+                <mc:Choice Requires="wps">
+                  <w:drawing>
+                    <wp:anchor distT="0" distB="0" distL="114300" distR="114300" simplePos="0" relativeHeight="251685888" behindDoc="0" locked="0" layoutInCell="1" allowOverlap="1">
+                      <wp:simplePos x="0" y="0"/>
+                      <wp:positionH relativeFrom="column">
+                        <wp:posOffset>17780</wp:posOffset>
+                      </wp:positionH>
+                      <wp:positionV relativeFrom="paragraph">
+                        <wp:posOffset>5715</wp:posOffset>
+                      </wp:positionV>
+                      <wp:extent cx="90170" cy="76200"/>
+                      <wp:effectExtent l="12700" t="12700" r="30480" b="25400"/>
+                      <wp:wrapNone/>
+                      <wp:docPr id="157" name="Rectangle 9"/>
+                      <wp:cNvGraphicFramePr/>
+                      <a:graphic xmlns:a="http://schemas.openxmlformats.org/drawingml/2006/main">
+                        <a:graphicData uri="http://schemas.microsoft.com/office/word/2010/wordprocessingShape">
+                          <wps:wsp>
+                            <wps:cNvSpPr/>
+                            <wps:spPr>
+                              <a:xfrm>
+                                <a:off x="0" y="0"/>
+                                <a:ext cx="90170" cy="76200"/>
+                              </a:xfrm>
+                              <a:prstGeom prst="rect">
+                                <a:avLst/>
+                              </a:prstGeom>
+                            </wps:spPr>
+                            <wps:style>
+                              <a:lnRef idx="2">
+                                <a:schemeClr val="dk1"/>
+                              </a:lnRef>
+                              <a:fillRef idx="1">
+                                <a:schemeClr val="lt1"/>
+                              </a:fillRef>
+                              <a:effectRef idx="0">
+                                <a:schemeClr val="dk1"/>
+                              </a:effectRef>
+                              <a:fontRef idx="minor">
+                                <a:schemeClr val="dk1"/>
+                              </a:fontRef>
+                            </wps:style>
+                            <wps:bodyPr rot="0" spcFirstLastPara="0" vertOverflow="overflow" horzOverflow="overflow" vert="horz" wrap="square" lIns="91440" tIns="45720" rIns="91440" bIns="45720" numCol="1" spcCol="0" rtlCol="0" fromWordArt="0" anchor="ctr" anchorCtr="0" forceAA="0" compatLnSpc="1">
+                              <a:noAutofit/>
+                            </wps:bodyPr>
+                          </wps:wsp>
+                        </a:graphicData>
+                      </a:graphic>
+                    </wp:anchor>
+                  </w:drawing>
+                </mc:Choice>
+                <mc:Fallback>
+                  <w:pict>
+                    <v:rect id="Rectangle 9" o:spid="_x0000_s1026" o:spt="1" style="position:absolute;left:0pt;margin-left:1.4pt;margin-top:0.45pt;height:6pt;width:7.1pt;z-index:251685888;v-text-anchor:middle;mso-width-relative:page;mso-height-relative:page;" fillcolor="#FFFFFF [3201]" filled="t" stroked="t" coordsize="21600,21600" o:gfxdata="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">
+                      <v:fill on="t" focussize="0,0"/>
+                      <v:stroke weight="2pt" color="#000000 [3200]" joinstyle="round"/>
+                      <v:imagedata o:title=""/>
+                      <o:lock v:ext="edit" aspectratio="f"/>
+                    </v:rect>
+                  </w:pict>
+                </mc:Fallback>
+              </mc:AlternateContent>
+            </w:r>
+            <w:r>
+              <w:rPr>
+                <w:rFonts w:ascii="Arial Narrow" w:hAnsi="Arial Narrow" w:cs="Arial"/>
+                <w:sz w:val="16"/>
+                <w:szCs w:val="16"/>
+              </w:rPr>
+              <mc:AlternateContent>
+                <mc:Choice Requires="wps">
+                  <w:drawing>
+                    <wp:anchor distT="0" distB="0" distL="114300" distR="114300" simplePos="0" relativeHeight="251686912" behindDoc="0" locked="0" layoutInCell="1" allowOverlap="1">
+                      <wp:simplePos x="0" y="0"/>
+                      <wp:positionH relativeFrom="column">
+                        <wp:posOffset>15875</wp:posOffset>
+                      </wp:positionH>
+                      <wp:positionV relativeFrom="paragraph">
+                        <wp:posOffset>112395</wp:posOffset>
+                      </wp:positionV>
+                      <wp:extent cx="90170" cy="76200"/>
+                      <wp:effectExtent l="12700" t="12700" r="30480" b="25400"/>
+                      <wp:wrapNone/>
+                      <wp:docPr id="158" name="Rectangle 9"/>
+                      <wp:cNvGraphicFramePr/>
+                      <a:graphic xmlns:a="http://schemas.openxmlformats.org/drawingml/2006/main">
+                        <a:graphicData uri="http://schemas.microsoft.com/office/word/2010/wordprocessingShape">
+                          <wps:wsp>
+                            <wps:cNvSpPr/>
+                            <wps:spPr>
+                              <a:xfrm>
+                                <a:off x="0" y="0"/>
+                                <a:ext cx="90170" cy="76200"/>
+                              </a:xfrm>
+                              <a:prstGeom prst="rect">
+                                <a:avLst/>
+                              </a:prstGeom>
+                            </wps:spPr>
+                            <wps:style>
+                              <a:lnRef idx="2">
+                                <a:schemeClr val="dk1"/>
+                              </a:lnRef>
+                              <a:fillRef idx="1">
+                                <a:schemeClr val="lt1"/>
+                              </a:fillRef>
+                              <a:effectRef idx="0">
+                                <a:schemeClr val="dk1"/>
+                              </a:effectRef>
+                              <a:fontRef idx="minor">
+                                <a:schemeClr val="dk1"/>
+                              </a:fontRef>
+                            </wps:style>
+                            <wps:bodyPr rot="0" spcFirstLastPara="0" vertOverflow="overflow" horzOverflow="overflow" vert="horz" wrap="square" lIns="91440" tIns="45720" rIns="91440" bIns="45720" numCol="1" spcCol="0" rtlCol="0" fromWordArt="0" anchor="ctr" anchorCtr="0" forceAA="0" compatLnSpc="1">
+                              <a:noAutofit/>
+                            </wps:bodyPr>
+                          </wps:wsp>
+                        </a:graphicData>
+                      </a:graphic>
+                    </wp:anchor>
+                  </w:drawing>
+                </mc:Choice>
+                <mc:Fallback>
+                  <w:pict>
+                    <v:rect id="Rectangle 9" o:spid="_x0000_s1026" o:spt="1" style="position:absolute;left:0pt;margin-left:1.25pt;margin-top:8.85pt;height:6pt;width:7.1pt;z-index:251686912;v-text-anchor:middle;mso-width-relative:page;mso-height-relative:page;" fillcolor="#FFFFFF [3201]" filled="t" stroked="t" coordsize="21600,21600" o:gfxdata="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">
+                      <v:fill on="t" focussize="0,0"/>
+                      <v:stroke weight="2pt" color="#000000 [3200]" joinstyle="round"/>
+                      <v:imagedata o:title=""/>
+                      <o:lock v:ext="edit" aspectratio="f"/>
+                    </v:rect>
+                  </w:pict>
+                </mc:Fallback>
+              </mc:AlternateContent>
+            </w:r>
+            <w:r>
+              <w:rPr>
+                <w:rFonts w:hint="default" w:ascii="Arial" w:hAnsi="Arial" w:cs="Arial"/>
+                <w:sz w:val="16"/>
+                <w:szCs w:val="16"/>
+                <w:vertAlign w:val="baseline"/>
+                <w:lang w:val="en-US"/>
+              </w:rPr>
+              <w:t xml:space="preserve">      Combustible floors wet down, covered with damp sand or fire resistant sheets. </w:t>
+            </w:r>
+          </w:p>
+          <w:p>
+            <w:pPr>
+              <w:spacing w:after="0" w:line="240" w:lineRule="auto"/>
+              <w:rPr>
+                <w:rFonts w:hint="default" w:ascii="Arial" w:hAnsi="Arial" w:cs="Arial"/>
+                <w:sz w:val="16"/>
+                <w:szCs w:val="16"/>
+                <w:vertAlign w:val="baseline"/>
+                <w:lang w:val="en-US"/>
+              </w:rPr>
+            </w:pPr>
+            <w:r>
+              <w:rPr>
+                <w:rFonts w:hint="default" w:ascii="Arial" w:hAnsi="Arial" w:cs="Arial"/>
+                <w:sz w:val="16"/>
+                <w:szCs w:val="16"/>
+                <w:vertAlign w:val="baseline"/>
+                <w:lang w:val="en-US"/>
+              </w:rPr>
+              <w:t xml:space="preserve">      Remove other combustibles where possible,  otherwise protect with fire resisant tarpaulins or metal shields.</w:t>
+            </w:r>
+          </w:p>
+          <w:p>
+            <w:pPr>
+              <w:spacing w:after="0" w:line="240" w:lineRule="auto"/>
+              <w:rPr>
+                <w:rFonts w:hint="default" w:ascii="Arial" w:hAnsi="Arial" w:cs="Arial"/>
+                <w:sz w:val="16"/>
+                <w:szCs w:val="16"/>
+                <w:vertAlign w:val="baseline"/>
+                <w:lang w:val="en-US"/>
+              </w:rPr>
+            </w:pPr>
+            <w:r>
+              <w:rPr>
+                <w:rFonts w:ascii="Arial Narrow" w:hAnsi="Arial Narrow" w:cs="Arial"/>
+                <w:sz w:val="16"/>
+                <w:szCs w:val="16"/>
+              </w:rPr>
+              <mc:AlternateContent>
+                <mc:Choice Requires="wps">
+                  <w:drawing>
+                    <wp:anchor distT="0" distB="0" distL="114300" distR="114300" simplePos="0" relativeHeight="251693056" behindDoc="0" locked="0" layoutInCell="1" allowOverlap="1">
+                      <wp:simplePos x="0" y="0"/>
+                      <wp:positionH relativeFrom="column">
+                        <wp:posOffset>25400</wp:posOffset>
+                      </wp:positionH>
+                      <wp:positionV relativeFrom="paragraph">
+                        <wp:posOffset>17145</wp:posOffset>
+                      </wp:positionV>
+                      <wp:extent cx="90170" cy="76200"/>
+                      <wp:effectExtent l="12700" t="12700" r="30480" b="25400"/>
+                      <wp:wrapNone/>
+                      <wp:docPr id="164" name="Rectangle 9"/>
+                      <wp:cNvGraphicFramePr/>
+                      <a:graphic xmlns:a="http://schemas.openxmlformats.org/drawingml/2006/main">
+                        <a:graphicData uri="http://schemas.microsoft.com/office/word/2010/wordprocessingShape">
+                          <wps:wsp>
+                            <wps:cNvSpPr/>
+                            <wps:spPr>
+                              <a:xfrm>
+                                <a:off x="0" y="0"/>
+                                <a:ext cx="90170" cy="76200"/>
+                              </a:xfrm>
+                              <a:prstGeom prst="rect">
+                                <a:avLst/>
+                              </a:prstGeom>
+                            </wps:spPr>
+                            <wps:style>
+                              <a:lnRef idx="2">
+                                <a:schemeClr val="dk1"/>
+                              </a:lnRef>
+                              <a:fillRef idx="1">
+                                <a:schemeClr val="lt1"/>
+                              </a:fillRef>
+                              <a:effectRef idx="0">
+                                <a:schemeClr val="dk1"/>
+                              </a:effectRef>
+                              <a:fontRef idx="minor">
+                                <a:schemeClr val="dk1"/>
+                              </a:fontRef>
+                            </wps:style>
+                            <wps:bodyPr rot="0" spcFirstLastPara="0" vertOverflow="overflow" horzOverflow="overflow" vert="horz" wrap="square" lIns="91440" tIns="45720" rIns="91440" bIns="45720" numCol="1" spcCol="0" rtlCol="0" fromWordArt="0" anchor="ctr" anchorCtr="0" forceAA="0" compatLnSpc="1">
+                              <a:noAutofit/>
+                            </wps:bodyPr>
+                          </wps:wsp>
+                        </a:graphicData>
+                      </a:graphic>
+                    </wp:anchor>
+                  </w:drawing>
+                </mc:Choice>
+                <mc:Fallback>
+                  <w:pict>
+                    <v:rect id="Rectangle 9" o:spid="_x0000_s1026" o:spt="1" style="position:absolute;left:0pt;margin-left:2pt;margin-top:1.35pt;height:6pt;width:7.1pt;z-index:251693056;v-text-anchor:middle;mso-width-relative:page;mso-height-relative:page;" fillcolor="#FFFFFF [3201]" filled="t" stroked="t" coordsize="21600,21600" o:gfxdata="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">
+                      <v:fill on="t" focussize="0,0"/>
+                      <v:stroke weight="2pt" color="#000000 [3200]" joinstyle="round"/>
+                      <v:imagedata o:title=""/>
+                      <o:lock v:ext="edit" aspectratio="f"/>
+                    </v:rect>
+                  </w:pict>
+                </mc:Fallback>
+              </mc:AlternateContent>
+            </w:r>
+            <w:r>
+              <w:rPr>
+                <w:rFonts w:hint="default" w:ascii="Arial" w:hAnsi="Arial" w:cs="Arial"/>
+                <w:sz w:val="16"/>
+                <w:szCs w:val="16"/>
+                <w:vertAlign w:val="baseline"/>
+                <w:lang w:val="en-US"/>
+              </w:rPr>
+              <w:t xml:space="preserve">      All wall and floor openings covered.</w:t>
+            </w:r>
+          </w:p>
+          <w:p>
+            <w:pPr>
+              <w:spacing w:after="0" w:line="240" w:lineRule="auto"/>
+              <w:rPr>
+                <w:rFonts w:hint="default" w:ascii="Arial" w:hAnsi="Arial" w:cs="Arial"/>
+                <w:sz w:val="16"/>
+                <w:szCs w:val="16"/>
+                <w:vertAlign w:val="baseline"/>
+                <w:lang w:val="en-US"/>
+              </w:rPr>
+            </w:pPr>
+            <w:r>
+              <w:rPr>
+                <w:rFonts w:ascii="Arial Narrow" w:hAnsi="Arial Narrow" w:cs="Arial"/>
+                <w:sz w:val="16"/>
+                <w:szCs w:val="16"/>
+              </w:rPr>
+              <mc:AlternateContent>
+                <mc:Choice Requires="wps">
+                  <w:drawing>
+                    <wp:anchor distT="0" distB="0" distL="114300" distR="114300" simplePos="0" relativeHeight="251694080" behindDoc="0" locked="0" layoutInCell="1" allowOverlap="1">
+                      <wp:simplePos x="0" y="0"/>
+                      <wp:positionH relativeFrom="column">
+                        <wp:posOffset>29210</wp:posOffset>
+                      </wp:positionH>
+                      <wp:positionV relativeFrom="paragraph">
+                        <wp:posOffset>12700</wp:posOffset>
+                      </wp:positionV>
+                      <wp:extent cx="90170" cy="76200"/>
+                      <wp:effectExtent l="12700" t="12700" r="30480" b="25400"/>
+                      <wp:wrapNone/>
+                      <wp:docPr id="165" name="Rectangle 9"/>
+                      <wp:cNvGraphicFramePr/>
+                      <a:graphic xmlns:a="http://schemas.openxmlformats.org/drawingml/2006/main">
+                        <a:graphicData uri="http://schemas.microsoft.com/office/word/2010/wordprocessingShape">
+                          <wps:wsp>
+                            <wps:cNvSpPr/>
+                            <wps:spPr>
+                              <a:xfrm>
+                                <a:off x="0" y="0"/>
+                                <a:ext cx="90170" cy="76200"/>
+                              </a:xfrm>
+                              <a:prstGeom prst="rect">
+                                <a:avLst/>
+                              </a:prstGeom>
+                            </wps:spPr>
+                            <wps:style>
+                              <a:lnRef idx="2">
+                                <a:schemeClr val="dk1"/>
+                              </a:lnRef>
+                              <a:fillRef idx="1">
+                                <a:schemeClr val="lt1"/>
+                              </a:fillRef>
+                              <a:effectRef idx="0">
+                                <a:schemeClr val="dk1"/>
+                              </a:effectRef>
+                              <a:fontRef idx="minor">
+                                <a:schemeClr val="dk1"/>
+                              </a:fontRef>
+                            </wps:style>
+                            <wps:bodyPr rot="0" spcFirstLastPara="0" vertOverflow="overflow" horzOverflow="overflow" vert="horz" wrap="square" lIns="91440" tIns="45720" rIns="91440" bIns="45720" numCol="1" spcCol="0" rtlCol="0" fromWordArt="0" anchor="ctr" anchorCtr="0" forceAA="0" compatLnSpc="1">
+                              <a:noAutofit/>
+                            </wps:bodyPr>
+                          </wps:wsp>
+                        </a:graphicData>
+                      </a:graphic>
+                    </wp:anchor>
+                  </w:drawing>
+                </mc:Choice>
+                <mc:Fallback>
+                  <w:pict>
+                    <v:rect id="Rectangle 9" o:spid="_x0000_s1026" o:spt="1" style="position:absolute;left:0pt;margin-left:2.3pt;margin-top:1pt;height:6pt;width:7.1pt;z-index:251694080;v-text-anchor:middle;mso-width-relative:page;mso-height-relative:page;" fillcolor="#FFFFFF [3201]" filled="t" stroked="t" coordsize="21600,21600" o:gfxdata="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">
+                      <v:fill on="t" focussize="0,0"/>
+                      <v:stroke weight="2pt" color="#000000 [3200]" joinstyle="round"/>
+                      <v:imagedata o:title=""/>
+                      <o:lock v:ext="edit" aspectratio="f"/>
+                    </v:rect>
+                  </w:pict>
+                </mc:Fallback>
+              </mc:AlternateContent>
+            </w:r>
+            <w:r>
+              <w:rPr>
+                <w:rFonts w:hint="default" w:ascii="Arial" w:hAnsi="Arial" w:cs="Arial"/>
+                <w:sz w:val="16"/>
+                <w:szCs w:val="16"/>
+                <w:vertAlign w:val="baseline"/>
+                <w:lang w:val="en-US"/>
+              </w:rPr>
+              <w:t xml:space="preserve">      Fire resistant tarpaulins suspended beneath work.</w:t>
+            </w:r>
+          </w:p>
+          <w:p>
+            <w:pPr>
+              <w:spacing w:after="0" w:line="240" w:lineRule="auto"/>
+              <w:jc w:val="center"/>
+              <w:rPr>
+                <w:rFonts w:hint="default" w:ascii="Arial" w:hAnsi="Arial" w:cs="Arial"/>
+                <w:b/>
+                <w:bCs/>
+                <w:sz w:val="16"/>
+                <w:szCs w:val="16"/>
+                <w:vertAlign w:val="baseline"/>
+                <w:lang w:val="en-US"/>
+              </w:rPr>
+            </w:pPr>
+            <w:r>
+              <w:rPr>
+                <w:rFonts w:hint="default" w:ascii="Arial" w:hAnsi="Arial" w:cs="Arial"/>
+                <w:b/>
+                <w:bCs/>
+                <w:sz w:val="16"/>
+                <w:szCs w:val="16"/>
+                <w:vertAlign w:val="baseline"/>
+                <w:lang w:val="en-US"/>
+              </w:rPr>
+              <w:t>WORK ON WALLS OR CEILINGS/ENCLOSED EQUIPMENT</w:t>
+            </w:r>
+          </w:p>
+          <w:p>
+            <w:pPr>
+              <w:spacing w:after="0" w:line="240" w:lineRule="auto"/>
+              <w:rPr>
+                <w:rFonts w:hint="default" w:ascii="Arial" w:hAnsi="Arial" w:cs="Arial"/>
+                <w:sz w:val="16"/>
+                <w:szCs w:val="16"/>
+                <w:vertAlign w:val="baseline"/>
+                <w:lang w:val="en-US"/>
+              </w:rPr>
+            </w:pPr>
+            <w:r>
+              <w:rPr>
+                <w:rFonts w:ascii="Arial Narrow" w:hAnsi="Arial Narrow" w:cs="Arial"/>
+                <w:sz w:val="16"/>
+                <w:szCs w:val="16"/>
+              </w:rPr>
+              <mc:AlternateContent>
+                <mc:Choice Requires="wps">
+                  <w:drawing>
+                    <wp:anchor distT="0" distB="0" distL="114300" distR="114300" simplePos="0" relativeHeight="251687936" behindDoc="0" locked="0" layoutInCell="1" allowOverlap="1">
+                      <wp:simplePos x="0" y="0"/>
+                      <wp:positionH relativeFrom="column">
+                        <wp:posOffset>24765</wp:posOffset>
+                      </wp:positionH>
+                      <wp:positionV relativeFrom="paragraph">
+                        <wp:posOffset>24130</wp:posOffset>
+                      </wp:positionV>
+                      <wp:extent cx="90170" cy="76200"/>
+                      <wp:effectExtent l="12700" t="12700" r="30480" b="25400"/>
+                      <wp:wrapNone/>
+                      <wp:docPr id="159" name="Rectangle 9"/>
+                      <wp:cNvGraphicFramePr/>
+                      <a:graphic xmlns:a="http://schemas.openxmlformats.org/drawingml/2006/main">
+                        <a:graphicData uri="http://schemas.microsoft.com/office/word/2010/wordprocessingShape">
+                          <wps:wsp>
+                            <wps:cNvSpPr/>
+                            <wps:spPr>
+                              <a:xfrm>
+                                <a:off x="0" y="0"/>
+                                <a:ext cx="90170" cy="76200"/>
+                              </a:xfrm>
+                              <a:prstGeom prst="rect">
+                                <a:avLst/>
+                              </a:prstGeom>
+                            </wps:spPr>
+                            <wps:style>
+                              <a:lnRef idx="2">
+                                <a:schemeClr val="dk1"/>
+                              </a:lnRef>
+                              <a:fillRef idx="1">
+                                <a:schemeClr val="lt1"/>
+                              </a:fillRef>
+                              <a:effectRef idx="0">
+                                <a:schemeClr val="dk1"/>
+                              </a:effectRef>
+                              <a:fontRef idx="minor">
+                                <a:schemeClr val="dk1"/>
+                              </a:fontRef>
+                            </wps:style>
+                            <wps:bodyPr rot="0" spcFirstLastPara="0" vertOverflow="overflow" horzOverflow="overflow" vert="horz" wrap="square" lIns="91440" tIns="45720" rIns="91440" bIns="45720" numCol="1" spcCol="0" rtlCol="0" fromWordArt="0" anchor="ctr" anchorCtr="0" forceAA="0" compatLnSpc="1">
+                              <a:noAutofit/>
+                            </wps:bodyPr>
+                          </wps:wsp>
+                        </a:graphicData>
+                      </a:graphic>
+                    </wp:anchor>
+                  </w:drawing>
+                </mc:Choice>
+                <mc:Fallback>
+                  <w:pict>
+                    <v:rect id="Rectangle 9" o:spid="_x0000_s1026" o:spt="1" style="position:absolute;left:0pt;margin-left:1.95pt;margin-top:1.9pt;height:6pt;width:7.1pt;z-index:251687936;v-text-anchor:middle;mso-width-relative:page;mso-height-relative:page;" fillcolor="#FFFFFF [3201]" filled="t" stroked="t" coordsize="21600,21600" o:gfxdata="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">
+                      <v:fill on="t" focussize="0,0"/>
+                      <v:stroke weight="2pt" color="#000000 [3200]" joinstyle="round"/>
+                      <v:imagedata o:title=""/>
+                      <o:lock v:ext="edit" aspectratio="f"/>
+                    </v:rect>
+                  </w:pict>
+                </mc:Fallback>
+              </mc:AlternateContent>
+            </w:r>
+            <w:r>
+              <w:rPr>
+                <w:rFonts w:hint="default" w:ascii="Arial" w:hAnsi="Arial" w:cs="Arial"/>
+                <w:sz w:val="16"/>
+                <w:szCs w:val="16"/>
+                <w:vertAlign w:val="baseline"/>
+                <w:lang w:val="en-US"/>
+              </w:rPr>
+              <w:t xml:space="preserve">      Construction is non-combustible and without combustible covering  insulation.  </w:t>
+            </w:r>
+          </w:p>
+          <w:p>
+            <w:pPr>
+              <w:spacing w:after="0" w:line="240" w:lineRule="auto"/>
+              <w:rPr>
+                <w:rFonts w:hint="default" w:ascii="Arial" w:hAnsi="Arial" w:cs="Arial"/>
+                <w:sz w:val="16"/>
+                <w:szCs w:val="16"/>
+                <w:vertAlign w:val="baseline"/>
+                <w:lang w:val="en-US"/>
+              </w:rPr>
+            </w:pPr>
+            <w:r>
+              <w:rPr>
+                <w:rFonts w:ascii="Arial Narrow" w:hAnsi="Arial Narrow" w:cs="Arial"/>
+                <w:sz w:val="16"/>
+                <w:szCs w:val="16"/>
+              </w:rPr>
+              <mc:AlternateContent>
+                <mc:Choice Requires="wps">
+                  <w:drawing>
+                    <wp:anchor distT="0" distB="0" distL="114300" distR="114300" simplePos="0" relativeHeight="251688960" behindDoc="0" locked="0" layoutInCell="1" allowOverlap="1">
+                      <wp:simplePos x="0" y="0"/>
+                      <wp:positionH relativeFrom="column">
+                        <wp:posOffset>20955</wp:posOffset>
+                      </wp:positionH>
+                      <wp:positionV relativeFrom="paragraph">
+                        <wp:posOffset>17780</wp:posOffset>
+                      </wp:positionV>
+                      <wp:extent cx="90170" cy="76200"/>
+                      <wp:effectExtent l="12700" t="12700" r="30480" b="25400"/>
+                      <wp:wrapNone/>
+                      <wp:docPr id="160" name="Rectangle 9"/>
+                      <wp:cNvGraphicFramePr/>
+                      <a:graphic xmlns:a="http://schemas.openxmlformats.org/drawingml/2006/main">
+                        <a:graphicData uri="http://schemas.microsoft.com/office/word/2010/wordprocessingShape">
+                          <wps:wsp>
+                            <wps:cNvSpPr/>
+                            <wps:spPr>
+                              <a:xfrm>
+                                <a:off x="0" y="0"/>
+                                <a:ext cx="90170" cy="76200"/>
+                              </a:xfrm>
+                              <a:prstGeom prst="rect">
+                                <a:avLst/>
+                              </a:prstGeom>
+                            </wps:spPr>
+                            <wps:style>
+                              <a:lnRef idx="2">
+                                <a:schemeClr val="dk1"/>
+                              </a:lnRef>
+                              <a:fillRef idx="1">
+                                <a:schemeClr val="lt1"/>
+                              </a:fillRef>
+                              <a:effectRef idx="0">
+                                <a:schemeClr val="dk1"/>
+                              </a:effectRef>
+                              <a:fontRef idx="minor">
+                                <a:schemeClr val="dk1"/>
+                              </a:fontRef>
+                            </wps:style>
+                            <wps:bodyPr rot="0" spcFirstLastPara="0" vertOverflow="overflow" horzOverflow="overflow" vert="horz" wrap="square" lIns="91440" tIns="45720" rIns="91440" bIns="45720" numCol="1" spcCol="0" rtlCol="0" fromWordArt="0" anchor="ctr" anchorCtr="0" forceAA="0" compatLnSpc="1">
+                              <a:noAutofit/>
+                            </wps:bodyPr>
+                          </wps:wsp>
+                        </a:graphicData>
+                      </a:graphic>
+                    </wp:anchor>
+                  </w:drawing>
+                </mc:Choice>
+                <mc:Fallback>
+                  <w:pict>
+                    <v:rect id="Rectangle 9" o:spid="_x0000_s1026" o:spt="1" style="position:absolute;left:0pt;margin-left:1.65pt;margin-top:1.4pt;height:6pt;width:7.1pt;z-index:251688960;v-text-anchor:middle;mso-width-relative:page;mso-height-relative:page;" fillcolor="#FFFFFF [3201]" filled="t" stroked="t" coordsize="21600,21600" o:gfxdata="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">
+                      <v:fill on="t" focussize="0,0"/>
+                      <v:stroke weight="2pt" color="#000000 [3200]" joinstyle="round"/>
+                      <v:imagedata o:title=""/>
+                      <o:lock v:ext="edit" aspectratio="f"/>
+                    </v:rect>
+                  </w:pict>
+                </mc:Fallback>
+              </mc:AlternateContent>
+            </w:r>
+            <w:r>
+              <w:rPr>
+                <w:rFonts w:hint="default" w:ascii="Arial" w:hAnsi="Arial" w:cs="Arial"/>
+                <w:sz w:val="16"/>
+                <w:szCs w:val="16"/>
+                <w:vertAlign w:val="baseline"/>
+                <w:lang w:val="en-US"/>
+              </w:rPr>
+              <w:t xml:space="preserve">      Combustible on other side walls moved away.</w:t>
+            </w:r>
+          </w:p>
+          <w:p>
+            <w:pPr>
+              <w:spacing w:after="0" w:line="240" w:lineRule="auto"/>
+              <w:rPr>
+                <w:rFonts w:hint="default" w:ascii="Arial" w:hAnsi="Arial" w:cs="Arial"/>
+                <w:sz w:val="16"/>
+                <w:szCs w:val="16"/>
+                <w:vertAlign w:val="baseline"/>
+                <w:lang w:val="en-US"/>
+              </w:rPr>
+            </w:pPr>
+            <w:r>
+              <w:rPr>
+                <w:rFonts w:ascii="Arial Narrow" w:hAnsi="Arial Narrow" w:cs="Arial"/>
+                <w:sz w:val="16"/>
+                <w:szCs w:val="16"/>
+              </w:rPr>
+              <mc:AlternateContent>
+                <mc:Choice Requires="wps">
+                  <w:drawing>
+                    <wp:anchor distT="0" distB="0" distL="114300" distR="114300" simplePos="0" relativeHeight="251689984" behindDoc="0" locked="0" layoutInCell="1" allowOverlap="1">
+                      <wp:simplePos x="0" y="0"/>
+                      <wp:positionH relativeFrom="column">
+                        <wp:posOffset>24765</wp:posOffset>
+                      </wp:positionH>
+                      <wp:positionV relativeFrom="paragraph">
+                        <wp:posOffset>13335</wp:posOffset>
+                      </wp:positionV>
+                      <wp:extent cx="90170" cy="76200"/>
+                      <wp:effectExtent l="12700" t="12700" r="30480" b="25400"/>
+                      <wp:wrapNone/>
+                      <wp:docPr id="161" name="Rectangle 9"/>
+                      <wp:cNvGraphicFramePr/>
+                      <a:graphic xmlns:a="http://schemas.openxmlformats.org/drawingml/2006/main">
+                        <a:graphicData uri="http://schemas.microsoft.com/office/word/2010/wordprocessingShape">
+                          <wps:wsp>
+                            <wps:cNvSpPr/>
+                            <wps:spPr>
+                              <a:xfrm>
+                                <a:off x="0" y="0"/>
+                                <a:ext cx="90170" cy="76200"/>
+                              </a:xfrm>
+                              <a:prstGeom prst="rect">
+                                <a:avLst/>
+                              </a:prstGeom>
+                            </wps:spPr>
+                            <wps:style>
+                              <a:lnRef idx="2">
+                                <a:schemeClr val="dk1"/>
+                              </a:lnRef>
+                              <a:fillRef idx="1">
+                                <a:schemeClr val="lt1"/>
+                              </a:fillRef>
+                              <a:effectRef idx="0">
+                                <a:schemeClr val="dk1"/>
+                              </a:effectRef>
+                              <a:fontRef idx="minor">
+                                <a:schemeClr val="dk1"/>
+                              </a:fontRef>
+                            </wps:style>
+                            <wps:bodyPr rot="0" spcFirstLastPara="0" vertOverflow="overflow" horzOverflow="overflow" vert="horz" wrap="square" lIns="91440" tIns="45720" rIns="91440" bIns="45720" numCol="1" spcCol="0" rtlCol="0" fromWordArt="0" anchor="ctr" anchorCtr="0" forceAA="0" compatLnSpc="1">
+                              <a:noAutofit/>
+                            </wps:bodyPr>
+                          </wps:wsp>
+                        </a:graphicData>
+                      </a:graphic>
+                    </wp:anchor>
+                  </w:drawing>
+                </mc:Choice>
+                <mc:Fallback>
+                  <w:pict>
+                    <v:rect id="Rectangle 9" o:spid="_x0000_s1026" o:spt="1" style="position:absolute;left:0pt;margin-left:1.95pt;margin-top:1.05pt;height:6pt;width:7.1pt;z-index:251689984;v-text-anchor:middle;mso-width-relative:page;mso-height-relative:page;" fillcolor="#FFFFFF [3201]" filled="t" stroked="t" coordsize="21600,21600" o:gfxdata="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">
+                      <v:fill on="t" focussize="0,0"/>
+                      <v:stroke weight="2pt" color="#000000 [3200]" joinstyle="round"/>
+                      <v:imagedata o:title=""/>
+                      <o:lock v:ext="edit" aspectratio="f"/>
+                    </v:rect>
+                  </w:pict>
+                </mc:Fallback>
+              </mc:AlternateContent>
+            </w:r>
+            <w:r>
+              <w:rPr>
+                <w:rFonts w:hint="default" w:ascii="Arial" w:hAnsi="Arial" w:cs="Arial"/>
+                <w:sz w:val="16"/>
+                <w:szCs w:val="16"/>
+                <w:vertAlign w:val="baseline"/>
+                <w:lang w:val="en-US"/>
+              </w:rPr>
+              <w:t xml:space="preserve">      Danger exist by conduction of heat into another area</w:t>
+            </w:r>
+          </w:p>
+          <w:p>
+            <w:pPr>
+              <w:spacing w:after="0" w:line="240" w:lineRule="auto"/>
+              <w:rPr>
+                <w:rFonts w:hint="default" w:ascii="Arial" w:hAnsi="Arial" w:cs="Arial"/>
+                <w:sz w:val="16"/>
+                <w:szCs w:val="16"/>
+                <w:vertAlign w:val="baseline"/>
+                <w:lang w:val="en-US"/>
+              </w:rPr>
+            </w:pPr>
+            <w:r>
+              <w:rPr>
+                <w:rFonts w:ascii="Arial Narrow" w:hAnsi="Arial Narrow" w:cs="Arial"/>
+                <w:sz w:val="16"/>
+                <w:szCs w:val="16"/>
+              </w:rPr>
+              <mc:AlternateContent>
+                <mc:Choice Requires="wps">
+                  <w:drawing>
+                    <wp:anchor distT="0" distB="0" distL="114300" distR="114300" simplePos="0" relativeHeight="251691008" behindDoc="0" locked="0" layoutInCell="1" allowOverlap="1">
+                      <wp:simplePos x="0" y="0"/>
+                      <wp:positionH relativeFrom="column">
+                        <wp:posOffset>27305</wp:posOffset>
+                      </wp:positionH>
+                      <wp:positionV relativeFrom="paragraph">
+                        <wp:posOffset>13970</wp:posOffset>
+                      </wp:positionV>
+                      <wp:extent cx="90170" cy="76200"/>
+                      <wp:effectExtent l="12700" t="12700" r="30480" b="25400"/>
+                      <wp:wrapNone/>
+                      <wp:docPr id="162" name="Rectangle 9"/>
+                      <wp:cNvGraphicFramePr/>
+                      <a:graphic xmlns:a="http://schemas.openxmlformats.org/drawingml/2006/main">
+                        <a:graphicData uri="http://schemas.microsoft.com/office/word/2010/wordprocessingShape">
+                          <wps:wsp>
+                            <wps:cNvSpPr/>
+                            <wps:spPr>
+                              <a:xfrm>
+                                <a:off x="0" y="0"/>
+                                <a:ext cx="90170" cy="76200"/>
+                              </a:xfrm>
+                              <a:prstGeom prst="rect">
+                                <a:avLst/>
+                              </a:prstGeom>
+                            </wps:spPr>
+                            <wps:style>
+                              <a:lnRef idx="2">
+                                <a:schemeClr val="dk1"/>
+                              </a:lnRef>
+                              <a:fillRef idx="1">
+                                <a:schemeClr val="lt1"/>
+                              </a:fillRef>
+                              <a:effectRef idx="0">
+                                <a:schemeClr val="dk1"/>
+                              </a:effectRef>
+                              <a:fontRef idx="minor">
+                                <a:schemeClr val="dk1"/>
+                              </a:fontRef>
+                            </wps:style>
+                            <wps:bodyPr rot="0" spcFirstLastPara="0" vertOverflow="overflow" horzOverflow="overflow" vert="horz" wrap="square" lIns="91440" tIns="45720" rIns="91440" bIns="45720" numCol="1" spcCol="0" rtlCol="0" fromWordArt="0" anchor="ctr" anchorCtr="0" forceAA="0" compatLnSpc="1">
+                              <a:noAutofit/>
+                            </wps:bodyPr>
+                          </wps:wsp>
+                        </a:graphicData>
+                      </a:graphic>
+                    </wp:anchor>
+                  </w:drawing>
+                </mc:Choice>
+                <mc:Fallback>
+                  <w:pict>
+                    <v:rect id="Rectangle 9" o:spid="_x0000_s1026" o:spt="1" style="position:absolute;left:0pt;margin-left:2.15pt;margin-top:1.1pt;height:6pt;width:7.1pt;z-index:251691008;v-text-anchor:middle;mso-width-relative:page;mso-height-relative:page;" fillcolor="#FFFFFF [3201]" filled="t" stroked="t" coordsize="21600,21600" o:gfxdata="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">
+                      <v:fill on="t" focussize="0,0"/>
+                      <v:stroke weight="2pt" color="#000000 [3200]" joinstyle="round"/>
+                      <v:imagedata o:title=""/>
+                      <o:lock v:ext="edit" aspectratio="f"/>
+                    </v:rect>
+                  </w:pict>
+                </mc:Fallback>
+              </mc:AlternateContent>
+            </w:r>
+            <w:r>
+              <w:rPr>
+                <w:rFonts w:hint="default" w:ascii="Arial" w:hAnsi="Arial" w:cs="Arial"/>
+                <w:sz w:val="16"/>
+                <w:szCs w:val="16"/>
+                <w:vertAlign w:val="baseline"/>
+                <w:lang w:val="en-US"/>
+              </w:rPr>
+              <w:t xml:space="preserve">      Enclose equipment cleaned of all combustibles.</w:t>
+            </w:r>
+          </w:p>
+          <w:p>
+            <w:pPr>
+              <w:spacing w:after="0" w:line="240" w:lineRule="auto"/>
+              <w:rPr>
+                <w:rFonts w:hint="default" w:ascii="Arial" w:hAnsi="Arial" w:cs="Arial"/>
+                <w:sz w:val="16"/>
+                <w:szCs w:val="16"/>
+                <w:vertAlign w:val="baseline"/>
+                <w:lang w:val="en-US"/>
+              </w:rPr>
+            </w:pPr>
+            <w:r>
+              <w:rPr>
+                <w:rFonts w:ascii="Arial Narrow" w:hAnsi="Arial Narrow" w:cs="Arial"/>
+                <w:sz w:val="16"/>
+                <w:szCs w:val="16"/>
               </w:rPr>
               <mc:AlternateContent>
                 <mc:Choice Requires="wps">
@@ -5090,15 +3877,139 @@
                     <wp:anchor distT="0" distB="0" distL="114300" distR="114300" simplePos="0" relativeHeight="251692032" behindDoc="0" locked="0" layoutInCell="1" allowOverlap="1">
                       <wp:simplePos x="0" y="0"/>
                       <wp:positionH relativeFrom="column">
-                        <wp:posOffset>2753360</wp:posOffset>
+                        <wp:posOffset>25400</wp:posOffset>
                       </wp:positionH>
                       <wp:positionV relativeFrom="paragraph">
-                        <wp:posOffset>71755</wp:posOffset>
+                        <wp:posOffset>3810</wp:posOffset>
+                      </wp:positionV>
+                      <wp:extent cx="90170" cy="76200"/>
+                      <wp:effectExtent l="12700" t="12700" r="30480" b="25400"/>
+                      <wp:wrapNone/>
+                      <wp:docPr id="163" name="Rectangle 9"/>
+                      <wp:cNvGraphicFramePr/>
+                      <a:graphic xmlns:a="http://schemas.openxmlformats.org/drawingml/2006/main">
+                        <a:graphicData uri="http://schemas.microsoft.com/office/word/2010/wordprocessingShape">
+                          <wps:wsp>
+                            <wps:cNvSpPr/>
+                            <wps:spPr>
+                              <a:xfrm>
+                                <a:off x="0" y="0"/>
+                                <a:ext cx="90170" cy="76200"/>
+                              </a:xfrm>
+                              <a:prstGeom prst="rect">
+                                <a:avLst/>
+                              </a:prstGeom>
+                            </wps:spPr>
+                            <wps:style>
+                              <a:lnRef idx="2">
+                                <a:schemeClr val="dk1"/>
+                              </a:lnRef>
+                              <a:fillRef idx="1">
+                                <a:schemeClr val="lt1"/>
+                              </a:fillRef>
+                              <a:effectRef idx="0">
+                                <a:schemeClr val="dk1"/>
+                              </a:effectRef>
+                              <a:fontRef idx="minor">
+                                <a:schemeClr val="dk1"/>
+                              </a:fontRef>
+                            </wps:style>
+                            <wps:bodyPr rot="0" spcFirstLastPara="0" vertOverflow="overflow" horzOverflow="overflow" vert="horz" wrap="square" lIns="91440" tIns="45720" rIns="91440" bIns="45720" numCol="1" spcCol="0" rtlCol="0" fromWordArt="0" anchor="ctr" anchorCtr="0" forceAA="0" compatLnSpc="1">
+                              <a:noAutofit/>
+                            </wps:bodyPr>
+                          </wps:wsp>
+                        </a:graphicData>
+                      </a:graphic>
+                    </wp:anchor>
+                  </w:drawing>
+                </mc:Choice>
+                <mc:Fallback>
+                  <w:pict>
+                    <v:rect id="Rectangle 9" o:spid="_x0000_s1026" o:spt="1" style="position:absolute;left:0pt;margin-left:2pt;margin-top:0.3pt;height:6pt;width:7.1pt;z-index:251692032;v-text-anchor:middle;mso-width-relative:page;mso-height-relative:page;" fillcolor="#FFFFFF [3201]" filled="t" stroked="t" coordsize="21600,21600" o:gfxdata="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">
+                      <v:fill on="t" focussize="0,0"/>
+                      <v:stroke weight="2pt" color="#000000 [3200]" joinstyle="round"/>
+                      <v:imagedata o:title=""/>
+                      <o:lock v:ext="edit" aspectratio="f"/>
+                    </v:rect>
+                  </w:pict>
+                </mc:Fallback>
+              </mc:AlternateContent>
+            </w:r>
+            <w:r>
+              <w:rPr>
+                <w:rFonts w:hint="default" w:ascii="Arial" w:hAnsi="Arial" w:cs="Arial"/>
+                <w:sz w:val="16"/>
+                <w:szCs w:val="16"/>
+                <w:vertAlign w:val="baseline"/>
+                <w:lang w:val="en-US"/>
+              </w:rPr>
+              <w:t xml:space="preserve">      Containers purged of flammable liquids/vapors.</w:t>
+            </w:r>
+          </w:p>
+          <w:p>
+            <w:pPr>
+              <w:spacing w:after="0" w:line="240" w:lineRule="auto"/>
+              <w:rPr>
+                <w:rFonts w:hint="default" w:ascii="Arial Narrow" w:hAnsi="Arial Narrow" w:cs="Arial"/>
+                <w:vertAlign w:val="baseline"/>
+                <w:lang w:val="en-US"/>
+              </w:rPr>
+            </w:pPr>
+          </w:p>
+        </w:tc>
+      </w:tr>
+      <w:tr>
+        <w:tblPrEx>
+          <w:tblBorders>
+            <w:top w:val="single" w:color="auto" w:sz="4" w:space="0"/>
+            <w:left w:val="single" w:color="auto" w:sz="4" w:space="0"/>
+            <w:bottom w:val="single" w:color="auto" w:sz="4" w:space="0"/>
+            <w:right w:val="single" w:color="auto" w:sz="4" w:space="0"/>
+            <w:insideH w:val="single" w:color="auto" w:sz="4" w:space="0"/>
+            <w:insideV w:val="single" w:color="auto" w:sz="4" w:space="0"/>
+          </w:tblBorders>
+          <w:tblCellMar>
+            <w:top w:w="0" w:type="dxa"/>
+            <w:left w:w="108" w:type="dxa"/>
+            <w:bottom w:w="0" w:type="dxa"/>
+            <w:right w:w="108" w:type="dxa"/>
+          </w:tblCellMar>
+        </w:tblPrEx>
+        <w:tc>
+          <w:tcPr>
+            <w:tcW w:w="4457" w:type="dxa"/>
+          </w:tcPr>
+          <w:p>
+            <w:pPr>
+              <w:spacing w:after="0" w:line="240" w:lineRule="auto"/>
+              <w:jc w:val="both"/>
+              <w:rPr>
+                <w:rFonts w:hint="default" w:ascii="Arial" w:hAnsi="Arial" w:cs="Arial"/>
+                <w:sz w:val="18"/>
+                <w:szCs w:val="18"/>
+                <w:lang w:val="en-US"/>
+              </w:rPr>
+            </w:pPr>
+            <w:r>
+              <w:rPr>
+                <w:rFonts w:ascii="Arial" w:hAnsi="Arial" w:cs="Arial"/>
+                <w:i/>
+              </w:rPr>
+              <mc:AlternateContent>
+                <mc:Choice Requires="wps">
+                  <w:drawing>
+                    <wp:anchor distT="0" distB="0" distL="114300" distR="114300" simplePos="0" relativeHeight="251722752" behindDoc="0" locked="0" layoutInCell="1" allowOverlap="1">
+                      <wp:simplePos x="0" y="0"/>
+                      <wp:positionH relativeFrom="column">
+                        <wp:posOffset>2747645</wp:posOffset>
+                      </wp:positionH>
+                      <wp:positionV relativeFrom="paragraph">
+                        <wp:posOffset>29210</wp:posOffset>
                       </wp:positionV>
                       <wp:extent cx="303530" cy="258445"/>
                       <wp:effectExtent l="0" t="0" r="0" b="0"/>
                       <wp:wrapNone/>
-                      <wp:docPr id="23" name="Text Box 2"/>
+                      <wp:docPr id="192" name="Text Box 2"/>
                       <wp:cNvGraphicFramePr/>
                       <a:graphic xmlns:a="http://schemas.openxmlformats.org/drawingml/2006/main">
                         <a:graphicData uri="http://schemas.microsoft.com/office/word/2010/wordprocessingShape">
@@ -5148,7 +4059,7 @@
                 </mc:Choice>
                 <mc:Fallback>
                   <w:pict>
-                    <v:shape id="Text Box 2" o:spid="_x0000_s1026" o:spt="202" type="#_x0000_t202" style="position:absolute;left:0pt;margin-left:216.8pt;margin-top:5.65pt;height:20.35pt;width:23.9pt;z-index:251692032;mso-width-relative:page;mso-height-relative:page;" filled="f" stroked="f" coordsize="21600,21600" o:gfxdata="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">
+                    <v:shape id="Text Box 2" o:spid="_x0000_s1026" o:spt="202" type="#_x0000_t202" style="position:absolute;left:0pt;margin-left:216.35pt;margin-top:2.3pt;height:20.35pt;width:23.9pt;z-index:251722752;mso-width-relative:page;mso-height-relative:page;" filled="f" stroked="f" coordsize="21600,21600" o:gfxdata="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">
                       <v:fill on="f" focussize="0,0"/>
                       <v:stroke on="f" miterlimit="8" joinstyle="miter"/>
                       <v:imagedata o:title=""/>
@@ -5175,68 +4086,22 @@
                 </mc:Fallback>
               </mc:AlternateContent>
             </w:r>
-          </w:p>
-        </w:tc>
-        <w:tc>
-          <w:tcPr>
-            <w:tcW w:w="5580" w:type="dxa"/>
-            <w:vMerge w:val="continue"/>
-            <w:tcBorders>
-              <w:top w:val="nil"/>
-            </w:tcBorders>
-          </w:tcPr>
-          <w:p>
-            <w:pPr>
-              <w:spacing w:after="0" w:line="240" w:lineRule="auto"/>
-              <w:jc w:val="both"/>
-              <w:rPr>
-                <w:rFonts w:ascii="Arial Narrow" w:hAnsi="Arial Narrow" w:cs="Arial"/>
-                <w:i/>
-                <w:sz w:val="24"/>
-                <w:szCs w:val="24"/>
-              </w:rPr>
-            </w:pPr>
-          </w:p>
-        </w:tc>
-      </w:tr>
-      <w:tr>
-        <w:tblPrEx>
-          <w:tblBorders>
-            <w:top w:val="single" w:color="auto" w:sz="4" w:space="0"/>
-            <w:left w:val="single" w:color="auto" w:sz="4" w:space="0"/>
-            <w:bottom w:val="single" w:color="auto" w:sz="4" w:space="0"/>
-            <w:right w:val="single" w:color="auto" w:sz="4" w:space="0"/>
-            <w:insideH w:val="single" w:color="auto" w:sz="4" w:space="0"/>
-            <w:insideV w:val="single" w:color="auto" w:sz="4" w:space="0"/>
-          </w:tblBorders>
-          <w:tblCellMar>
-            <w:top w:w="0" w:type="dxa"/>
-            <w:left w:w="108" w:type="dxa"/>
-            <w:bottom w:w="0" w:type="dxa"/>
-            <w:right w:w="108" w:type="dxa"/>
-          </w:tblCellMar>
-        </w:tblPrEx>
-        <w:tc>
-          <w:tcPr>
-            <w:tcW w:w="4500" w:type="dxa"/>
-          </w:tcPr>
-          <w:p>
-            <w:pPr>
-              <w:spacing w:after="0" w:line="240" w:lineRule="auto"/>
-              <w:jc w:val="both"/>
+            <w:r>
               <w:rPr>
                 <w:rFonts w:ascii="Arial" w:hAnsi="Arial" w:cs="Arial"/>
                 <w:sz w:val="18"/>
                 <w:szCs w:val="18"/>
               </w:rPr>
-            </w:pPr>
+              <w:t>NATURE OF JOB/OBJECT:</w:t>
+            </w:r>
             <w:r>
               <w:rPr>
-                <w:rFonts w:ascii="Arial" w:hAnsi="Arial" w:cs="Arial"/>
+                <w:rFonts w:hint="default" w:ascii="Arial" w:hAnsi="Arial" w:cs="Arial"/>
                 <w:sz w:val="18"/>
                 <w:szCs w:val="18"/>
-              </w:rPr>
-              <w:t>NATURE OF JOB/OBJECT:</w:t>
+                <w:lang w:val="en-US"/>
+              </w:rPr>
+              <w:t xml:space="preserve"> </w:t>
             </w:r>
           </w:p>
           <w:p>
@@ -5244,9 +4109,10 @@
               <w:spacing w:after="0" w:line="240" w:lineRule="auto"/>
               <w:jc w:val="both"/>
               <w:rPr>
-                <w:rFonts w:ascii="Arial" w:hAnsi="Arial" w:cs="Arial"/>
+                <w:rFonts w:hint="default" w:ascii="Arial" w:hAnsi="Arial" w:cs="Arial"/>
                 <w:sz w:val="18"/>
                 <w:szCs w:val="18"/>
+                <w:lang w:val="en-US"/>
               </w:rPr>
             </w:pPr>
             <w:r>
@@ -5257,18 +4123,18 @@
               <mc:AlternateContent>
                 <mc:Choice Requires="wps">
                   <w:drawing>
-                    <wp:anchor distT="0" distB="0" distL="114300" distR="114300" simplePos="0" relativeHeight="251693056" behindDoc="0" locked="0" layoutInCell="1" allowOverlap="1">
+                    <wp:anchor distT="0" distB="0" distL="114300" distR="114300" simplePos="0" relativeHeight="251708416" behindDoc="0" locked="0" layoutInCell="1" allowOverlap="1">
                       <wp:simplePos x="0" y="0"/>
                       <wp:positionH relativeFrom="column">
-                        <wp:posOffset>2760980</wp:posOffset>
+                        <wp:posOffset>2747010</wp:posOffset>
                       </wp:positionH>
                       <wp:positionV relativeFrom="paragraph">
-                        <wp:posOffset>27305</wp:posOffset>
+                        <wp:posOffset>5715</wp:posOffset>
                       </wp:positionV>
                       <wp:extent cx="303530" cy="258445"/>
                       <wp:effectExtent l="0" t="0" r="0" b="0"/>
                       <wp:wrapNone/>
-                      <wp:docPr id="32" name="Text Box 2"/>
+                      <wp:docPr id="178" name="Text Box 2"/>
                       <wp:cNvGraphicFramePr/>
                       <a:graphic xmlns:a="http://schemas.openxmlformats.org/drawingml/2006/main">
                         <a:graphicData uri="http://schemas.microsoft.com/office/word/2010/wordprocessingShape">
@@ -5318,7 +4184,7 @@
                 </mc:Choice>
                 <mc:Fallback>
                   <w:pict>
-                    <v:shape id="Text Box 2" o:spid="_x0000_s1026" o:spt="202" type="#_x0000_t202" style="position:absolute;left:0pt;margin-left:217.4pt;margin-top:2.15pt;height:20.35pt;width:23.9pt;z-index:251693056;mso-width-relative:page;mso-height-relative:page;" filled="f" stroked="f" coordsize="21600,21600" o:gfxdata="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">
+                    <v:shape id="Text Box 2" o:spid="_x0000_s1026" o:spt="202" type="#_x0000_t202" style="position:absolute;left:0pt;margin-left:216.3pt;margin-top:0.45pt;height:20.35pt;width:23.9pt;z-index:251708416;mso-width-relative:page;mso-height-relative:page;" filled="f" stroked="f" coordsize="21600,21600" o:gfxdata="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">
                       <v:fill on="f" focussize="0,0"/>
                       <v:stroke on="f" miterlimit="8" joinstyle="miter"/>
                       <v:imagedata o:title=""/>
@@ -5345,36 +4211,40 @@
                 </mc:Fallback>
               </mc:AlternateContent>
             </w:r>
+            <w:r>
+              <w:rPr>
+                <w:rFonts w:hint="default" w:ascii="Arial" w:hAnsi="Arial" w:cs="Arial"/>
+                <w:sz w:val="18"/>
+                <w:szCs w:val="18"/>
+                <w:lang w:val="en-US"/>
+              </w:rPr>
+              <w:t>{NATURE_OF_JOB}</w:t>
+            </w:r>
           </w:p>
           <w:p>
             <w:pPr>
               <w:spacing w:after="0" w:line="240" w:lineRule="auto"/>
               <w:jc w:val="both"/>
               <w:rPr>
-                <w:rFonts w:ascii="Arial" w:hAnsi="Arial" w:cs="Arial"/>
+                <w:rFonts w:hint="default" w:ascii="Arial" w:hAnsi="Arial" w:cs="Arial"/>
                 <w:sz w:val="18"/>
                 <w:szCs w:val="18"/>
+                <w:lang w:val="en-US"/>
               </w:rPr>
             </w:pPr>
           </w:p>
         </w:tc>
         <w:tc>
           <w:tcPr>
-            <w:tcW w:w="5580" w:type="dxa"/>
+            <w:tcW w:w="6703" w:type="dxa"/>
             <w:vMerge w:val="continue"/>
-            <w:tcBorders>
-              <w:top w:val="nil"/>
-            </w:tcBorders>
           </w:tcPr>
           <w:p>
             <w:pPr>
               <w:spacing w:after="0" w:line="240" w:lineRule="auto"/>
-              <w:jc w:val="both"/>
               <w:rPr>
                 <w:rFonts w:ascii="Arial Narrow" w:hAnsi="Arial Narrow" w:cs="Arial"/>
-                <w:i/>
-                <w:sz w:val="24"/>
-                <w:szCs w:val="24"/>
+                <w:vertAlign w:val="baseline"/>
               </w:rPr>
             </w:pPr>
           </w:p>
@@ -5399,7 +4269,7 @@
         </w:tblPrEx>
         <w:tc>
           <w:tcPr>
-            <w:tcW w:w="4500" w:type="dxa"/>
+            <w:tcW w:w="4457" w:type="dxa"/>
           </w:tcPr>
           <w:p>
             <w:pPr>
@@ -5419,18 +4289,18 @@
               <mc:AlternateContent>
                 <mc:Choice Requires="wps">
                   <w:drawing>
-                    <wp:anchor distT="0" distB="0" distL="114300" distR="114300" simplePos="0" relativeHeight="251695104" behindDoc="0" locked="0" layoutInCell="1" allowOverlap="1">
+                    <wp:anchor distT="0" distB="0" distL="114300" distR="114300" simplePos="0" relativeHeight="251710464" behindDoc="0" locked="0" layoutInCell="1" allowOverlap="1">
                       <wp:simplePos x="0" y="0"/>
                       <wp:positionH relativeFrom="column">
-                        <wp:posOffset>2758440</wp:posOffset>
+                        <wp:posOffset>2755265</wp:posOffset>
                       </wp:positionH>
                       <wp:positionV relativeFrom="paragraph">
-                        <wp:posOffset>120650</wp:posOffset>
+                        <wp:posOffset>107315</wp:posOffset>
                       </wp:positionV>
                       <wp:extent cx="303530" cy="258445"/>
                       <wp:effectExtent l="0" t="0" r="0" b="0"/>
                       <wp:wrapNone/>
-                      <wp:docPr id="36" name="Text Box 2"/>
+                      <wp:docPr id="179" name="Text Box 2"/>
                       <wp:cNvGraphicFramePr/>
                       <a:graphic xmlns:a="http://schemas.openxmlformats.org/drawingml/2006/main">
                         <a:graphicData uri="http://schemas.microsoft.com/office/word/2010/wordprocessingShape">
@@ -5480,7 +4350,7 @@
                 </mc:Choice>
                 <mc:Fallback>
                   <w:pict>
-                    <v:shape id="Text Box 2" o:spid="_x0000_s1026" o:spt="202" type="#_x0000_t202" style="position:absolute;left:0pt;margin-left:217.2pt;margin-top:9.5pt;height:20.35pt;width:23.9pt;z-index:251695104;mso-width-relative:page;mso-height-relative:page;" filled="f" stroked="f" coordsize="21600,21600" o:gfxdata="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">
+                    <v:shape id="Text Box 2" o:spid="_x0000_s1026" o:spt="202" type="#_x0000_t202" style="position:absolute;left:0pt;margin-left:216.95pt;margin-top:8.45pt;height:20.35pt;width:23.9pt;z-index:251710464;mso-width-relative:page;mso-height-relative:page;" filled="f" stroked="f" coordsize="21600,21600" o:gfxdata="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">
                       <v:fill on="f" focussize="0,0"/>
                       <v:stroke on="f" miterlimit="8" joinstyle="miter"/>
                       <v:imagedata o:title=""/>
@@ -5515,18 +4385,18 @@
               <mc:AlternateContent>
                 <mc:Choice Requires="wps">
                   <w:drawing>
-                    <wp:anchor distT="0" distB="0" distL="114300" distR="114300" simplePos="0" relativeHeight="251694080" behindDoc="0" locked="0" layoutInCell="1" allowOverlap="1">
+                    <wp:anchor distT="0" distB="0" distL="114300" distR="114300" simplePos="0" relativeHeight="251707392" behindDoc="0" locked="0" layoutInCell="1" allowOverlap="1">
                       <wp:simplePos x="0" y="0"/>
                       <wp:positionH relativeFrom="column">
-                        <wp:posOffset>2756535</wp:posOffset>
+                        <wp:posOffset>2751455</wp:posOffset>
                       </wp:positionH>
                       <wp:positionV relativeFrom="paragraph">
-                        <wp:posOffset>-5715</wp:posOffset>
+                        <wp:posOffset>-2540</wp:posOffset>
                       </wp:positionV>
                       <wp:extent cx="303530" cy="258445"/>
                       <wp:effectExtent l="0" t="0" r="0" b="0"/>
                       <wp:wrapNone/>
-                      <wp:docPr id="35" name="Text Box 2"/>
+                      <wp:docPr id="177" name="Text Box 2"/>
                       <wp:cNvGraphicFramePr/>
                       <a:graphic xmlns:a="http://schemas.openxmlformats.org/drawingml/2006/main">
                         <a:graphicData uri="http://schemas.microsoft.com/office/word/2010/wordprocessingShape">
@@ -5576,7 +4446,7 @@
                 </mc:Choice>
                 <mc:Fallback>
                   <w:pict>
-                    <v:shape id="Text Box 2" o:spid="_x0000_s1026" o:spt="202" type="#_x0000_t202" style="position:absolute;left:0pt;margin-left:217.05pt;margin-top:-0.45pt;height:20.35pt;width:23.9pt;z-index:251694080;mso-width-relative:page;mso-height-relative:page;" filled="f" stroked="f" coordsize="21600,21600" o:gfxdata="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">
+                    <v:shape id="Text Box 2" o:spid="_x0000_s1026" o:spt="202" type="#_x0000_t202" style="position:absolute;left:0pt;margin-left:216.65pt;margin-top:-0.2pt;height:20.35pt;width:23.9pt;z-index:251707392;mso-width-relative:page;mso-height-relative:page;" filled="f" stroked="f" coordsize="21600,21600" o:gfxdata="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">
                       <v:fill on="f" focussize="0,0"/>
                       <v:stroke on="f" miterlimit="8" joinstyle="miter"/>
                       <v:imagedata o:title=""/>
@@ -5617,20 +4487,31 @@
               <w:spacing w:after="0" w:line="240" w:lineRule="auto"/>
               <w:jc w:val="both"/>
               <w:rPr>
-                <w:rFonts w:ascii="Arial" w:hAnsi="Arial" w:cs="Arial"/>
+                <w:rFonts w:hint="default" w:ascii="Arial" w:hAnsi="Arial" w:cs="Arial"/>
                 <w:sz w:val="18"/>
                 <w:szCs w:val="18"/>
+                <w:lang w:val="en-US"/>
               </w:rPr>
             </w:pPr>
+            <w:r>
+              <w:rPr>
+                <w:rFonts w:hint="default" w:ascii="Arial" w:hAnsi="Arial" w:cs="Arial"/>
+                <w:sz w:val="18"/>
+                <w:szCs w:val="18"/>
+                <w:lang w:val="en-US"/>
+              </w:rPr>
+              <w:t>{ADDRESS}</w:t>
+            </w:r>
           </w:p>
           <w:p>
             <w:pPr>
               <w:spacing w:after="0" w:line="240" w:lineRule="auto"/>
               <w:jc w:val="both"/>
               <w:rPr>
-                <w:rFonts w:ascii="Arial" w:hAnsi="Arial" w:cs="Arial"/>
+                <w:rFonts w:hint="default" w:ascii="Arial" w:hAnsi="Arial" w:cs="Arial"/>
                 <w:sz w:val="18"/>
                 <w:szCs w:val="18"/>
+                <w:lang w:val="en-US"/>
               </w:rPr>
             </w:pPr>
             <w:r>
@@ -5641,18 +4522,18 @@
               <mc:AlternateContent>
                 <mc:Choice Requires="wps">
                   <w:drawing>
-                    <wp:anchor distT="0" distB="0" distL="114300" distR="114300" simplePos="0" relativeHeight="251696128" behindDoc="0" locked="0" layoutInCell="1" allowOverlap="1">
+                    <wp:anchor distT="0" distB="0" distL="114300" distR="114300" simplePos="0" relativeHeight="251713536" behindDoc="0" locked="0" layoutInCell="1" allowOverlap="1">
                       <wp:simplePos x="0" y="0"/>
                       <wp:positionH relativeFrom="column">
-                        <wp:posOffset>2748915</wp:posOffset>
+                        <wp:posOffset>2760345</wp:posOffset>
                       </wp:positionH>
                       <wp:positionV relativeFrom="paragraph">
-                        <wp:posOffset>78740</wp:posOffset>
+                        <wp:posOffset>93345</wp:posOffset>
                       </wp:positionV>
                       <wp:extent cx="303530" cy="258445"/>
                       <wp:effectExtent l="0" t="0" r="0" b="0"/>
                       <wp:wrapNone/>
-                      <wp:docPr id="37" name="Text Box 2"/>
+                      <wp:docPr id="180" name="Text Box 2"/>
                       <wp:cNvGraphicFramePr/>
                       <a:graphic xmlns:a="http://schemas.openxmlformats.org/drawingml/2006/main">
                         <a:graphicData uri="http://schemas.microsoft.com/office/word/2010/wordprocessingShape">
@@ -5702,7 +4583,7 @@
                 </mc:Choice>
                 <mc:Fallback>
                   <w:pict>
-                    <v:shape id="Text Box 2" o:spid="_x0000_s1026" o:spt="202" type="#_x0000_t202" style="position:absolute;left:0pt;margin-left:216.45pt;margin-top:6.2pt;height:20.35pt;width:23.9pt;z-index:251696128;mso-width-relative:page;mso-height-relative:page;" filled="f" stroked="f" coordsize="21600,21600" o:gfxdata="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">
+                    <v:shape id="Text Box 2" o:spid="_x0000_s1026" o:spt="202" type="#_x0000_t202" style="position:absolute;left:0pt;margin-left:217.35pt;margin-top:7.35pt;height:20.35pt;width:23.9pt;z-index:251713536;mso-width-relative:page;mso-height-relative:page;" filled="f" stroked="f" coordsize="21600,21600" o:gfxdata="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">
                       <v:fill on="f" focussize="0,0"/>
                       <v:stroke on="f" miterlimit="8" joinstyle="miter"/>
                       <v:imagedata o:title=""/>
@@ -5733,21 +4614,15 @@
         </w:tc>
         <w:tc>
           <w:tcPr>
-            <w:tcW w:w="5580" w:type="dxa"/>
+            <w:tcW w:w="6703" w:type="dxa"/>
             <w:vMerge w:val="continue"/>
-            <w:tcBorders>
-              <w:top w:val="nil"/>
-            </w:tcBorders>
           </w:tcPr>
           <w:p>
             <w:pPr>
               <w:spacing w:after="0" w:line="240" w:lineRule="auto"/>
-              <w:jc w:val="both"/>
               <w:rPr>
                 <w:rFonts w:ascii="Arial Narrow" w:hAnsi="Arial Narrow" w:cs="Arial"/>
-                <w:i/>
-                <w:sz w:val="24"/>
-                <w:szCs w:val="24"/>
+                <w:vertAlign w:val="baseline"/>
               </w:rPr>
             </w:pPr>
           </w:p>
@@ -5772,15 +4647,16 @@
         </w:tblPrEx>
         <w:tc>
           <w:tcPr>
-            <w:tcW w:w="4500" w:type="dxa"/>
+            <w:tcW w:w="4457" w:type="dxa"/>
           </w:tcPr>
           <w:p>
             <w:pPr>
               <w:spacing w:after="0" w:line="240" w:lineRule="auto"/>
               <w:rPr>
-                <w:rFonts w:ascii="Arial" w:hAnsi="Arial" w:cs="Arial"/>
+                <w:rFonts w:hint="default" w:ascii="Arial" w:hAnsi="Arial" w:cs="Arial"/>
                 <w:sz w:val="18"/>
                 <w:szCs w:val="18"/>
+                <w:lang w:val="en-US"/>
               </w:rPr>
             </w:pPr>
             <w:r>
@@ -5791,18 +4667,18 @@
               <mc:AlternateContent>
                 <mc:Choice Requires="wps">
                   <w:drawing>
-                    <wp:anchor distT="0" distB="0" distL="114300" distR="114300" simplePos="0" relativeHeight="251697152" behindDoc="0" locked="0" layoutInCell="1" allowOverlap="1">
+                    <wp:anchor distT="0" distB="0" distL="114300" distR="114300" simplePos="0" relativeHeight="251714560" behindDoc="0" locked="0" layoutInCell="1" allowOverlap="1">
                       <wp:simplePos x="0" y="0"/>
                       <wp:positionH relativeFrom="column">
-                        <wp:posOffset>2749550</wp:posOffset>
+                        <wp:posOffset>2758440</wp:posOffset>
                       </wp:positionH>
                       <wp:positionV relativeFrom="paragraph">
-                        <wp:posOffset>172085</wp:posOffset>
+                        <wp:posOffset>180340</wp:posOffset>
                       </wp:positionV>
                       <wp:extent cx="303530" cy="258445"/>
                       <wp:effectExtent l="0" t="0" r="0" b="0"/>
                       <wp:wrapNone/>
-                      <wp:docPr id="38" name="Text Box 2"/>
+                      <wp:docPr id="182" name="Text Box 2"/>
                       <wp:cNvGraphicFramePr/>
                       <a:graphic xmlns:a="http://schemas.openxmlformats.org/drawingml/2006/main">
                         <a:graphicData uri="http://schemas.microsoft.com/office/word/2010/wordprocessingShape">
@@ -5852,7 +4728,7 @@
                 </mc:Choice>
                 <mc:Fallback>
                   <w:pict>
-                    <v:shape id="Text Box 2" o:spid="_x0000_s1026" o:spt="202" type="#_x0000_t202" style="position:absolute;left:0pt;margin-left:216.5pt;margin-top:13.55pt;height:20.35pt;width:23.9pt;z-index:251697152;mso-width-relative:page;mso-height-relative:page;" filled="f" stroked="f" coordsize="21600,21600" o:gfxdata="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">
+                    <v:shape id="Text Box 2" o:spid="_x0000_s1026" o:spt="202" type="#_x0000_t202" style="position:absolute;left:0pt;margin-left:217.2pt;margin-top:14.2pt;height:20.35pt;width:23.9pt;z-index:251714560;mso-width-relative:page;mso-height-relative:page;" filled="f" stroked="f" coordsize="21600,21600" o:gfxdata="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">
                       <v:fill on="f" focussize="0,0"/>
                       <v:stroke on="f" miterlimit="8" joinstyle="miter"/>
                       <v:imagedata o:title=""/>
@@ -5882,111 +4758,23 @@
             <w:r>
               <w:rPr>
                 <w:rFonts w:ascii="Arial" w:hAnsi="Arial" w:cs="Arial"/>
-                <w:sz w:val="18"/>
-                <w:szCs w:val="18"/>
+                <w:i/>
               </w:rPr>
               <mc:AlternateContent>
                 <mc:Choice Requires="wps">
                   <w:drawing>
-                    <wp:anchor distT="0" distB="0" distL="114300" distR="114300" simplePos="0" relativeHeight="251685888" behindDoc="0" locked="0" layoutInCell="1" allowOverlap="1">
+                    <wp:anchor distT="0" distB="0" distL="114300" distR="114300" simplePos="0" relativeHeight="251715584" behindDoc="0" locked="0" layoutInCell="1" allowOverlap="1">
                       <wp:simplePos x="0" y="0"/>
                       <wp:positionH relativeFrom="column">
-                        <wp:posOffset>2790190</wp:posOffset>
+                        <wp:posOffset>2745105</wp:posOffset>
                       </wp:positionH>
                       <wp:positionV relativeFrom="paragraph">
-                        <wp:posOffset>59690</wp:posOffset>
-                      </wp:positionV>
-                      <wp:extent cx="3543935" cy="0"/>
-                      <wp:effectExtent l="0" t="0" r="19050" b="19050"/>
-                      <wp:wrapNone/>
-                      <wp:docPr id="5" name="Straight Connector 5"/>
-                      <wp:cNvGraphicFramePr/>
-                      <a:graphic xmlns:a="http://schemas.openxmlformats.org/drawingml/2006/main">
-                        <a:graphicData uri="http://schemas.microsoft.com/office/word/2010/wordprocessingShape">
-                          <wps:wsp>
-                            <wps:cNvCnPr/>
-                            <wps:spPr>
-                              <a:xfrm>
-                                <a:off x="0" y="0"/>
-                                <a:ext cx="3543745" cy="0"/>
-                              </a:xfrm>
-                              <a:prstGeom prst="line">
-                                <a:avLst/>
-                              </a:prstGeom>
-                              <a:ln w="3175"/>
-                            </wps:spPr>
-                            <wps:style>
-                              <a:lnRef idx="1">
-                                <a:schemeClr val="dk1"/>
-                              </a:lnRef>
-                              <a:fillRef idx="0">
-                                <a:schemeClr val="dk1"/>
-                              </a:fillRef>
-                              <a:effectRef idx="0">
-                                <a:schemeClr val="dk1"/>
-                              </a:effectRef>
-                              <a:fontRef idx="minor">
-                                <a:schemeClr val="tx1"/>
-                              </a:fontRef>
-                            </wps:style>
-                            <wps:bodyPr/>
-                          </wps:wsp>
-                        </a:graphicData>
-                      </a:graphic>
-                    </wp:anchor>
-                  </w:drawing>
-                </mc:Choice>
-                <mc:Fallback>
-                  <w:pict>
-                    <v:line id="_x0000_s1026" o:spid="_x0000_s1026" o:spt="20" style="position:absolute;left:0pt;margin-left:219.7pt;margin-top:4.7pt;height:0pt;width:279.05pt;z-index:251685888;mso-width-relative:page;mso-height-relative:page;" filled="f" stroked="t" coordsize="21600,21600" o:gfxdata="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">
-                      <v:fill on="f" focussize="0,0"/>
-                      <v:stroke weight="0.25pt" color="#000000 [3200]" joinstyle="round"/>
-                      <v:imagedata o:title=""/>
-                      <o:lock v:ext="edit" aspectratio="f"/>
-                    </v:line>
-                  </w:pict>
-                </mc:Fallback>
-              </mc:AlternateContent>
-            </w:r>
-            <w:r>
-              <w:rPr>
-                <w:rFonts w:ascii="Arial" w:hAnsi="Arial" w:cs="Arial"/>
-                <w:sz w:val="18"/>
-                <w:szCs w:val="18"/>
-              </w:rPr>
-              <w:t>NAME OF PERMIT AUTHORIZING INDIVIDUAL (PAI):</w:t>
-            </w:r>
-          </w:p>
-          <w:p>
-            <w:pPr>
-              <w:spacing w:after="0" w:line="240" w:lineRule="auto"/>
-              <w:jc w:val="both"/>
-              <w:rPr>
-                <w:rFonts w:ascii="Arial" w:hAnsi="Arial" w:cs="Arial"/>
-                <w:sz w:val="18"/>
-                <w:szCs w:val="18"/>
-              </w:rPr>
-            </w:pPr>
-            <w:r>
-              <w:rPr>
-                <w:rFonts w:ascii="Arial" w:hAnsi="Arial" w:cs="Arial"/>
-                <w:i/>
-              </w:rPr>
-              <mc:AlternateContent>
-                <mc:Choice Requires="wps">
-                  <w:drawing>
-                    <wp:anchor distT="0" distB="0" distL="114300" distR="114300" simplePos="0" relativeHeight="251698176" behindDoc="0" locked="0" layoutInCell="1" allowOverlap="1">
-                      <wp:simplePos x="0" y="0"/>
-                      <wp:positionH relativeFrom="column">
-                        <wp:posOffset>2749550</wp:posOffset>
-                      </wp:positionH>
-                      <wp:positionV relativeFrom="paragraph">
-                        <wp:posOffset>36195</wp:posOffset>
+                        <wp:posOffset>62865</wp:posOffset>
                       </wp:positionV>
                       <wp:extent cx="303530" cy="258445"/>
                       <wp:effectExtent l="0" t="0" r="0" b="0"/>
                       <wp:wrapNone/>
-                      <wp:docPr id="39" name="Text Box 2"/>
+                      <wp:docPr id="185" name="Text Box 2"/>
                       <wp:cNvGraphicFramePr/>
                       <a:graphic xmlns:a="http://schemas.openxmlformats.org/drawingml/2006/main">
                         <a:graphicData uri="http://schemas.microsoft.com/office/word/2010/wordprocessingShape">
@@ -6036,7 +4824,7 @@
                 </mc:Choice>
                 <mc:Fallback>
                   <w:pict>
-                    <v:shape id="Text Box 2" o:spid="_x0000_s1026" o:spt="202" type="#_x0000_t202" style="position:absolute;left:0pt;margin-left:216.5pt;margin-top:2.85pt;height:20.35pt;width:23.9pt;z-index:251698176;mso-width-relative:page;mso-height-relative:page;" filled="f" stroked="f" coordsize="21600,21600" o:gfxdata="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">
+                    <v:shape id="Text Box 2" o:spid="_x0000_s1026" o:spt="202" type="#_x0000_t202" style="position:absolute;left:0pt;margin-left:216.15pt;margin-top:4.95pt;height:20.35pt;width:23.9pt;z-index:251715584;mso-width-relative:page;mso-height-relative:page;" filled="f" stroked="f" coordsize="21600,21600" o:gfxdata="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">
                       <v:fill on="f" focussize="0,0"/>
                       <v:stroke on="f" miterlimit="8" joinstyle="miter"/>
                       <v:imagedata o:title=""/>
@@ -6063,16 +4851,29 @@
                 </mc:Fallback>
               </mc:AlternateContent>
             </w:r>
+            <w:r>
+              <w:rPr>
+                <w:rFonts w:ascii="Arial" w:hAnsi="Arial" w:cs="Arial"/>
+                <w:sz w:val="18"/>
+                <w:szCs w:val="18"/>
+              </w:rPr>
+              <w:t>NAME OF PERMIT AUTHORIZING INDIVIDUAL (PAI):</w:t>
+            </w:r>
+            <w:r>
+              <w:rPr>
+                <w:rFonts w:hint="default" w:ascii="Arial" w:hAnsi="Arial" w:cs="Arial"/>
+                <w:sz w:val="18"/>
+                <w:szCs w:val="18"/>
+                <w:lang w:val="en-US"/>
+              </w:rPr>
+              <w:t xml:space="preserve"> </w:t>
+            </w:r>
           </w:p>
           <w:p>
             <w:pPr>
-              <w:autoSpaceDE w:val="0"/>
-              <w:autoSpaceDN w:val="0"/>
-              <w:adjustRightInd w:val="0"/>
               <w:spacing w:after="0" w:line="240" w:lineRule="auto"/>
               <w:rPr>
-                <w:rFonts w:ascii="Arial" w:hAnsi="Arial" w:cs="Arial"/>
-                <w:i/>
+                <w:rFonts w:hint="default" w:ascii="Arial" w:hAnsi="Arial" w:cs="Arial"/>
                 <w:sz w:val="18"/>
                 <w:szCs w:val="18"/>
                 <w:lang w:val="en-US"/>
@@ -6086,18 +4887,18 @@
               <mc:AlternateContent>
                 <mc:Choice Requires="wps">
                   <w:drawing>
-                    <wp:anchor distT="0" distB="0" distL="114300" distR="114300" simplePos="0" relativeHeight="251699200" behindDoc="0" locked="0" layoutInCell="1" allowOverlap="1">
+                    <wp:anchor distT="0" distB="0" distL="114300" distR="114300" simplePos="0" relativeHeight="251712512" behindDoc="0" locked="0" layoutInCell="1" allowOverlap="1">
                       <wp:simplePos x="0" y="0"/>
                       <wp:positionH relativeFrom="column">
-                        <wp:posOffset>2749550</wp:posOffset>
+                        <wp:posOffset>2753995</wp:posOffset>
                       </wp:positionH>
                       <wp:positionV relativeFrom="paragraph">
-                        <wp:posOffset>29845</wp:posOffset>
+                        <wp:posOffset>128270</wp:posOffset>
                       </wp:positionV>
                       <wp:extent cx="303530" cy="258445"/>
                       <wp:effectExtent l="0" t="0" r="0" b="0"/>
                       <wp:wrapNone/>
-                      <wp:docPr id="40" name="Text Box 2"/>
+                      <wp:docPr id="183" name="Text Box 2"/>
                       <wp:cNvGraphicFramePr/>
                       <a:graphic xmlns:a="http://schemas.openxmlformats.org/drawingml/2006/main">
                         <a:graphicData uri="http://schemas.microsoft.com/office/word/2010/wordprocessingShape">
@@ -6147,7 +4948,7 @@
                 </mc:Choice>
                 <mc:Fallback>
                   <w:pict>
-                    <v:shape id="Text Box 2" o:spid="_x0000_s1026" o:spt="202" type="#_x0000_t202" style="position:absolute;left:0pt;margin-left:216.5pt;margin-top:2.35pt;height:20.35pt;width:23.9pt;z-index:251699200;mso-width-relative:page;mso-height-relative:page;" filled="f" stroked="f" coordsize="21600,21600" o:gfxdata="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">
+                    <v:shape id="Text Box 2" o:spid="_x0000_s1026" o:spt="202" type="#_x0000_t202" style="position:absolute;left:0pt;margin-left:216.85pt;margin-top:10.1pt;height:20.35pt;width:23.9pt;z-index:251712512;mso-width-relative:page;mso-height-relative:page;" filled="f" stroked="f" coordsize="21600,21600" o:gfxdata="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">
                       <v:fill on="f" focussize="0,0"/>
                       <v:stroke on="f" miterlimit="8" joinstyle="miter"/>
                       <v:imagedata o:title=""/>
@@ -6174,63 +4975,6 @@
                 </mc:Fallback>
               </mc:AlternateContent>
             </w:r>
-          </w:p>
-        </w:tc>
-        <w:tc>
-          <w:tcPr>
-            <w:tcW w:w="5580" w:type="dxa"/>
-            <w:vMerge w:val="continue"/>
-            <w:tcBorders>
-              <w:top w:val="nil"/>
-            </w:tcBorders>
-          </w:tcPr>
-          <w:p>
-            <w:pPr>
-              <w:spacing w:after="0" w:line="240" w:lineRule="auto"/>
-              <w:jc w:val="both"/>
-              <w:rPr>
-                <w:rFonts w:ascii="Arial Narrow" w:hAnsi="Arial Narrow" w:cs="Arial"/>
-                <w:i/>
-                <w:sz w:val="24"/>
-                <w:szCs w:val="24"/>
-              </w:rPr>
-            </w:pPr>
-          </w:p>
-        </w:tc>
-      </w:tr>
-      <w:tr>
-        <w:tblPrEx>
-          <w:tblBorders>
-            <w:top w:val="single" w:color="auto" w:sz="4" w:space="0"/>
-            <w:left w:val="single" w:color="auto" w:sz="4" w:space="0"/>
-            <w:bottom w:val="single" w:color="auto" w:sz="4" w:space="0"/>
-            <w:right w:val="single" w:color="auto" w:sz="4" w:space="0"/>
-            <w:insideH w:val="single" w:color="auto" w:sz="4" w:space="0"/>
-            <w:insideV w:val="single" w:color="auto" w:sz="4" w:space="0"/>
-          </w:tblBorders>
-          <w:tblCellMar>
-            <w:top w:w="0" w:type="dxa"/>
-            <w:left w:w="108" w:type="dxa"/>
-            <w:bottom w:w="0" w:type="dxa"/>
-            <w:right w:w="108" w:type="dxa"/>
-          </w:tblCellMar>
-        </w:tblPrEx>
-        <w:trPr>
-          <w:trHeight w:val="1045" w:hRule="atLeast"/>
-        </w:trPr>
-        <w:tc>
-          <w:tcPr>
-            <w:tcW w:w="4500" w:type="dxa"/>
-          </w:tcPr>
-          <w:p>
-            <w:pPr>
-              <w:spacing w:after="0" w:line="240" w:lineRule="auto"/>
-              <w:rPr>
-                <w:rFonts w:ascii="Arial" w:hAnsi="Arial" w:cs="Arial"/>
-                <w:sz w:val="18"/>
-                <w:szCs w:val="18"/>
-              </w:rPr>
-            </w:pPr>
             <w:r>
               <w:rPr>
                 <w:rFonts w:ascii="Arial" w:hAnsi="Arial" w:cs="Arial"/>
@@ -6239,18 +4983,18 @@
               <mc:AlternateContent>
                 <mc:Choice Requires="wps">
                   <w:drawing>
-                    <wp:anchor distT="0" distB="0" distL="114300" distR="114300" simplePos="0" relativeHeight="251701248" behindDoc="0" locked="0" layoutInCell="1" allowOverlap="1">
+                    <wp:anchor distT="0" distB="0" distL="114300" distR="114300" simplePos="0" relativeHeight="251709440" behindDoc="0" locked="0" layoutInCell="1" allowOverlap="1">
                       <wp:simplePos x="0" y="0"/>
                       <wp:positionH relativeFrom="column">
-                        <wp:posOffset>2752725</wp:posOffset>
+                        <wp:posOffset>2754630</wp:posOffset>
                       </wp:positionH>
                       <wp:positionV relativeFrom="paragraph">
-                        <wp:posOffset>253365</wp:posOffset>
+                        <wp:posOffset>21590</wp:posOffset>
                       </wp:positionV>
                       <wp:extent cx="303530" cy="258445"/>
                       <wp:effectExtent l="0" t="0" r="0" b="0"/>
                       <wp:wrapNone/>
-                      <wp:docPr id="42" name="Text Box 2"/>
+                      <wp:docPr id="181" name="Text Box 2"/>
                       <wp:cNvGraphicFramePr/>
                       <a:graphic xmlns:a="http://schemas.openxmlformats.org/drawingml/2006/main">
                         <a:graphicData uri="http://schemas.microsoft.com/office/word/2010/wordprocessingShape">
@@ -6300,7 +5044,7 @@
                 </mc:Choice>
                 <mc:Fallback>
                   <w:pict>
-                    <v:shape id="Text Box 2" o:spid="_x0000_s1026" o:spt="202" type="#_x0000_t202" style="position:absolute;left:0pt;margin-left:216.75pt;margin-top:19.95pt;height:20.35pt;width:23.9pt;z-index:251701248;mso-width-relative:page;mso-height-relative:page;" filled="f" stroked="f" coordsize="21600,21600" o:gfxdata="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">
+                    <v:shape id="Text Box 2" o:spid="_x0000_s1026" o:spt="202" type="#_x0000_t202" style="position:absolute;left:0pt;margin-left:216.9pt;margin-top:1.7pt;height:20.35pt;width:23.9pt;z-index:251709440;mso-width-relative:page;mso-height-relative:page;" filled="f" stroked="f" coordsize="21600,21600" o:gfxdata="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">
                       <v:fill on="f" focussize="0,0"/>
                       <v:stroke on="f" miterlimit="8" joinstyle="miter"/>
                       <v:imagedata o:title=""/>
@@ -6329,24 +5073,81 @@
             </w:r>
             <w:r>
               <w:rPr>
+                <w:rFonts w:hint="default" w:ascii="Arial" w:hAnsi="Arial" w:cs="Arial"/>
+                <w:sz w:val="18"/>
+                <w:szCs w:val="18"/>
+                <w:lang w:val="en-US"/>
+              </w:rPr>
+              <w:t>{FIRE_MARSHAL}</w:t>
+            </w:r>
+          </w:p>
+        </w:tc>
+        <w:tc>
+          <w:tcPr>
+            <w:tcW w:w="6703" w:type="dxa"/>
+            <w:vMerge w:val="continue"/>
+          </w:tcPr>
+          <w:p>
+            <w:pPr>
+              <w:spacing w:after="0" w:line="240" w:lineRule="auto"/>
+              <w:rPr>
+                <w:rFonts w:ascii="Arial Narrow" w:hAnsi="Arial Narrow" w:cs="Arial"/>
+                <w:vertAlign w:val="baseline"/>
+              </w:rPr>
+            </w:pPr>
+          </w:p>
+        </w:tc>
+      </w:tr>
+      <w:tr>
+        <w:tblPrEx>
+          <w:tblBorders>
+            <w:top w:val="single" w:color="auto" w:sz="4" w:space="0"/>
+            <w:left w:val="single" w:color="auto" w:sz="4" w:space="0"/>
+            <w:bottom w:val="single" w:color="auto" w:sz="4" w:space="0"/>
+            <w:right w:val="single" w:color="auto" w:sz="4" w:space="0"/>
+            <w:insideH w:val="single" w:color="auto" w:sz="4" w:space="0"/>
+            <w:insideV w:val="single" w:color="auto" w:sz="4" w:space="0"/>
+          </w:tblBorders>
+          <w:tblCellMar>
+            <w:top w:w="0" w:type="dxa"/>
+            <w:left w:w="108" w:type="dxa"/>
+            <w:bottom w:w="0" w:type="dxa"/>
+            <w:right w:w="108" w:type="dxa"/>
+          </w:tblCellMar>
+        </w:tblPrEx>
+        <w:tc>
+          <w:tcPr>
+            <w:tcW w:w="4457" w:type="dxa"/>
+          </w:tcPr>
+          <w:p>
+            <w:pPr>
+              <w:spacing w:after="0" w:line="240" w:lineRule="auto"/>
+              <w:rPr>
+                <w:rFonts w:ascii="Arial" w:hAnsi="Arial" w:cs="Arial"/>
+                <w:sz w:val="18"/>
+                <w:szCs w:val="18"/>
+              </w:rPr>
+            </w:pPr>
+            <w:r>
+              <w:rPr>
                 <w:rFonts w:ascii="Arial" w:hAnsi="Arial" w:cs="Arial"/>
                 <w:i/>
               </w:rPr>
               <mc:AlternateContent>
                 <mc:Choice Requires="wps">
                   <w:drawing>
-                    <wp:anchor distT="0" distB="0" distL="114300" distR="114300" simplePos="0" relativeHeight="251700224" behindDoc="0" locked="0" layoutInCell="1" allowOverlap="1">
+                    <wp:anchor distT="0" distB="0" distL="114300" distR="114300" simplePos="0" relativeHeight="251711488" behindDoc="0" locked="0" layoutInCell="1" allowOverlap="1">
                       <wp:simplePos x="0" y="0"/>
                       <wp:positionH relativeFrom="column">
-                        <wp:posOffset>2745740</wp:posOffset>
+                        <wp:posOffset>2749550</wp:posOffset>
                       </wp:positionH>
                       <wp:positionV relativeFrom="paragraph">
-                        <wp:posOffset>6350</wp:posOffset>
+                        <wp:posOffset>46355</wp:posOffset>
                       </wp:positionV>
                       <wp:extent cx="303530" cy="258445"/>
                       <wp:effectExtent l="0" t="0" r="0" b="0"/>
                       <wp:wrapNone/>
-                      <wp:docPr id="41" name="Text Box 2"/>
+                      <wp:docPr id="184" name="Text Box 2"/>
                       <wp:cNvGraphicFramePr/>
                       <a:graphic xmlns:a="http://schemas.openxmlformats.org/drawingml/2006/main">
                         <a:graphicData uri="http://schemas.microsoft.com/office/word/2010/wordprocessingShape">
@@ -6396,7 +5197,7 @@
                 </mc:Choice>
                 <mc:Fallback>
                   <w:pict>
-                    <v:shape id="Text Box 2" o:spid="_x0000_s1026" o:spt="202" type="#_x0000_t202" style="position:absolute;left:0pt;margin-left:216.2pt;margin-top:0.5pt;height:20.35pt;width:23.9pt;z-index:251700224;mso-width-relative:page;mso-height-relative:page;" filled="f" stroked="f" coordsize="21600,21600" o:gfxdata="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">
+                    <v:shape id="Text Box 2" o:spid="_x0000_s1026" o:spt="202" type="#_x0000_t202" style="position:absolute;left:0pt;margin-left:216.5pt;margin-top:3.65pt;height:20.35pt;width:23.9pt;z-index:251711488;mso-width-relative:page;mso-height-relative:page;" filled="f" stroked="f" coordsize="21600,21600" o:gfxdata="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">
                       <v:fill on="f" focussize="0,0"/>
                       <v:stroke on="f" miterlimit="8" joinstyle="miter"/>
                       <v:imagedata o:title=""/>
@@ -6435,22 +5236,11 @@
           <w:p>
             <w:pPr>
               <w:spacing w:after="0" w:line="240" w:lineRule="auto"/>
-              <w:jc w:val="both"/>
-              <w:rPr>
-                <w:rFonts w:ascii="Arial" w:hAnsi="Arial" w:cs="Arial"/>
+              <w:rPr>
+                <w:rFonts w:hint="default" w:ascii="Arial" w:hAnsi="Arial" w:cs="Arial"/>
                 <w:sz w:val="18"/>
                 <w:szCs w:val="18"/>
-              </w:rPr>
-            </w:pPr>
-          </w:p>
-          <w:p>
-            <w:pPr>
-              <w:spacing w:after="0" w:line="240" w:lineRule="auto"/>
-              <w:jc w:val="both"/>
-              <w:rPr>
-                <w:rFonts w:ascii="Arial" w:hAnsi="Arial" w:cs="Arial"/>
-                <w:sz w:val="18"/>
-                <w:szCs w:val="18"/>
+                <w:lang w:val="en-US"/>
               </w:rPr>
             </w:pPr>
             <w:r>
@@ -6461,18 +5251,18 @@
               <mc:AlternateContent>
                 <mc:Choice Requires="wps">
                   <w:drawing>
-                    <wp:anchor distT="0" distB="0" distL="114300" distR="114300" simplePos="0" relativeHeight="251702272" behindDoc="0" locked="0" layoutInCell="1" allowOverlap="1">
+                    <wp:anchor distT="0" distB="0" distL="114300" distR="114300" simplePos="0" relativeHeight="251719680" behindDoc="0" locked="0" layoutInCell="1" allowOverlap="1">
                       <wp:simplePos x="0" y="0"/>
                       <wp:positionH relativeFrom="column">
-                        <wp:posOffset>2749550</wp:posOffset>
+                        <wp:posOffset>2752725</wp:posOffset>
                       </wp:positionH>
                       <wp:positionV relativeFrom="paragraph">
-                        <wp:posOffset>71755</wp:posOffset>
+                        <wp:posOffset>28575</wp:posOffset>
                       </wp:positionV>
                       <wp:extent cx="303530" cy="258445"/>
                       <wp:effectExtent l="0" t="0" r="0" b="0"/>
                       <wp:wrapNone/>
-                      <wp:docPr id="43" name="Text Box 2"/>
+                      <wp:docPr id="187" name="Text Box 2"/>
                       <wp:cNvGraphicFramePr/>
                       <a:graphic xmlns:a="http://schemas.openxmlformats.org/drawingml/2006/main">
                         <a:graphicData uri="http://schemas.microsoft.com/office/word/2010/wordprocessingShape">
@@ -6522,7 +5312,7 @@
                 </mc:Choice>
                 <mc:Fallback>
                   <w:pict>
-                    <v:shape id="Text Box 2" o:spid="_x0000_s1026" o:spt="202" type="#_x0000_t202" style="position:absolute;left:0pt;margin-left:216.5pt;margin-top:5.65pt;height:20.35pt;width:23.9pt;z-index:251702272;mso-width-relative:page;mso-height-relative:page;" filled="f" stroked="f" coordsize="21600,21600" o:gfxdata="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">
+                    <v:shape id="Text Box 2" o:spid="_x0000_s1026" o:spt="202" type="#_x0000_t202" style="position:absolute;left:0pt;margin-left:216.75pt;margin-top:2.25pt;height:20.35pt;width:23.9pt;z-index:251719680;mso-width-relative:page;mso-height-relative:page;" filled="f" stroked="f" coordsize="21600,21600" o:gfxdata="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">
                       <v:fill on="f" focussize="0,0"/>
                       <v:stroke on="f" miterlimit="8" joinstyle="miter"/>
                       <v:imagedata o:title=""/>
@@ -6549,11 +5339,19 @@
                 </mc:Fallback>
               </mc:AlternateContent>
             </w:r>
+            <w:r>
+              <w:rPr>
+                <w:rFonts w:hint="default" w:ascii="Arial" w:hAnsi="Arial" w:cs="Arial"/>
+                <w:sz w:val="18"/>
+                <w:szCs w:val="18"/>
+                <w:lang w:val="en-US"/>
+              </w:rPr>
+              <w:t>{COMPANY_NAME}</w:t>
+            </w:r>
           </w:p>
           <w:p>
             <w:pPr>
               <w:spacing w:after="0" w:line="240" w:lineRule="auto"/>
-              <w:jc w:val="both"/>
               <w:rPr>
                 <w:rFonts w:ascii="Arial" w:hAnsi="Arial" w:cs="Arial"/>
                 <w:sz w:val="18"/>
@@ -6568,18 +5366,18 @@
               <mc:AlternateContent>
                 <mc:Choice Requires="wps">
                   <w:drawing>
-                    <wp:anchor distT="0" distB="0" distL="114300" distR="114300" simplePos="0" relativeHeight="251703296" behindDoc="0" locked="0" layoutInCell="1" allowOverlap="1">
+                    <wp:anchor distT="0" distB="0" distL="114300" distR="114300" simplePos="0" relativeHeight="251718656" behindDoc="0" locked="0" layoutInCell="1" allowOverlap="1">
                       <wp:simplePos x="0" y="0"/>
                       <wp:positionH relativeFrom="column">
-                        <wp:posOffset>2755900</wp:posOffset>
+                        <wp:posOffset>2748280</wp:posOffset>
                       </wp:positionH>
                       <wp:positionV relativeFrom="paragraph">
-                        <wp:posOffset>65405</wp:posOffset>
+                        <wp:posOffset>115570</wp:posOffset>
                       </wp:positionV>
                       <wp:extent cx="303530" cy="258445"/>
                       <wp:effectExtent l="0" t="0" r="0" b="0"/>
                       <wp:wrapNone/>
-                      <wp:docPr id="44" name="Text Box 2"/>
+                      <wp:docPr id="188" name="Text Box 2"/>
                       <wp:cNvGraphicFramePr/>
                       <a:graphic xmlns:a="http://schemas.openxmlformats.org/drawingml/2006/main">
                         <a:graphicData uri="http://schemas.microsoft.com/office/word/2010/wordprocessingShape">
@@ -6629,7 +5427,7 @@
                 </mc:Choice>
                 <mc:Fallback>
                   <w:pict>
-                    <v:shape id="Text Box 2" o:spid="_x0000_s1026" o:spt="202" type="#_x0000_t202" style="position:absolute;left:0pt;margin-left:217pt;margin-top:5.15pt;height:20.35pt;width:23.9pt;z-index:251703296;mso-width-relative:page;mso-height-relative:page;" filled="f" stroked="f" coordsize="21600,21600" o:gfxdata="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">
+                    <v:shape id="Text Box 2" o:spid="_x0000_s1026" o:spt="202" type="#_x0000_t202" style="position:absolute;left:0pt;margin-left:216.4pt;margin-top:9.1pt;height:20.35pt;width:23.9pt;z-index:251718656;mso-width-relative:page;mso-height-relative:page;" filled="f" stroked="f" coordsize="21600,21600" o:gfxdata="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">
                       <v:fill on="f" focussize="0,0"/>
                       <v:stroke on="f" miterlimit="8" joinstyle="miter"/>
                       <v:imagedata o:title=""/>
@@ -6656,67 +5454,6 @@
                 </mc:Fallback>
               </mc:AlternateContent>
             </w:r>
-          </w:p>
-        </w:tc>
-        <w:tc>
-          <w:tcPr>
-            <w:tcW w:w="5580" w:type="dxa"/>
-            <w:vMerge w:val="continue"/>
-            <w:tcBorders>
-              <w:top w:val="nil"/>
-            </w:tcBorders>
-          </w:tcPr>
-          <w:p>
-            <w:pPr>
-              <w:spacing w:after="0" w:line="240" w:lineRule="auto"/>
-              <w:jc w:val="both"/>
-              <w:rPr>
-                <w:rFonts w:ascii="Arial Narrow" w:hAnsi="Arial Narrow" w:cs="Arial"/>
-                <w:i/>
-                <w:sz w:val="24"/>
-                <w:szCs w:val="24"/>
-              </w:rPr>
-            </w:pPr>
-          </w:p>
-        </w:tc>
-      </w:tr>
-      <w:tr>
-        <w:tblPrEx>
-          <w:tblBorders>
-            <w:top w:val="single" w:color="auto" w:sz="4" w:space="0"/>
-            <w:left w:val="single" w:color="auto" w:sz="4" w:space="0"/>
-            <w:bottom w:val="single" w:color="auto" w:sz="4" w:space="0"/>
-            <w:right w:val="single" w:color="auto" w:sz="4" w:space="0"/>
-            <w:insideH w:val="single" w:color="auto" w:sz="4" w:space="0"/>
-            <w:insideV w:val="single" w:color="auto" w:sz="4" w:space="0"/>
-          </w:tblBorders>
-          <w:tblCellMar>
-            <w:top w:w="0" w:type="dxa"/>
-            <w:left w:w="108" w:type="dxa"/>
-            <w:bottom w:w="0" w:type="dxa"/>
-            <w:right w:w="108" w:type="dxa"/>
-          </w:tblCellMar>
-        </w:tblPrEx>
-        <w:trPr>
-          <w:trHeight w:val="440" w:hRule="atLeast"/>
-        </w:trPr>
-        <w:tc>
-          <w:tcPr>
-            <w:tcW w:w="4500" w:type="dxa"/>
-            <w:tcBorders>
-              <w:top w:val="nil"/>
-            </w:tcBorders>
-          </w:tcPr>
-          <w:p>
-            <w:pPr>
-              <w:spacing w:after="0" w:line="240" w:lineRule="auto"/>
-              <w:jc w:val="both"/>
-              <w:rPr>
-                <w:rFonts w:ascii="Arial" w:hAnsi="Arial" w:cs="Arial"/>
-                <w:sz w:val="18"/>
-                <w:szCs w:val="18"/>
-              </w:rPr>
-            </w:pPr>
             <w:r>
               <w:rPr>
                 <w:rFonts w:ascii="Arial" w:hAnsi="Arial" w:cs="Arial"/>
@@ -6725,18 +5462,18 @@
               <mc:AlternateContent>
                 <mc:Choice Requires="wps">
                   <w:drawing>
-                    <wp:anchor distT="0" distB="0" distL="114300" distR="114300" simplePos="0" relativeHeight="251704320" behindDoc="0" locked="0" layoutInCell="1" allowOverlap="1">
+                    <wp:anchor distT="0" distB="0" distL="114300" distR="114300" simplePos="0" relativeHeight="251717632" behindDoc="0" locked="0" layoutInCell="1" allowOverlap="1">
                       <wp:simplePos x="0" y="0"/>
                       <wp:positionH relativeFrom="column">
-                        <wp:posOffset>2756535</wp:posOffset>
+                        <wp:posOffset>2748915</wp:posOffset>
                       </wp:positionH>
                       <wp:positionV relativeFrom="paragraph">
-                        <wp:posOffset>38735</wp:posOffset>
+                        <wp:posOffset>8890</wp:posOffset>
                       </wp:positionV>
                       <wp:extent cx="303530" cy="258445"/>
                       <wp:effectExtent l="0" t="0" r="0" b="0"/>
                       <wp:wrapNone/>
-                      <wp:docPr id="45" name="Text Box 2"/>
+                      <wp:docPr id="186" name="Text Box 2"/>
                       <wp:cNvGraphicFramePr/>
                       <a:graphic xmlns:a="http://schemas.openxmlformats.org/drawingml/2006/main">
                         <a:graphicData uri="http://schemas.microsoft.com/office/word/2010/wordprocessingShape">
@@ -6786,7 +5523,7 @@
                 </mc:Choice>
                 <mc:Fallback>
                   <w:pict>
-                    <v:shape id="Text Box 2" o:spid="_x0000_s1026" o:spt="202" type="#_x0000_t202" style="position:absolute;left:0pt;margin-left:217.05pt;margin-top:3.05pt;height:20.35pt;width:23.9pt;z-index:251704320;mso-width-relative:page;mso-height-relative:page;" filled="f" stroked="f" coordsize="21600,21600" o:gfxdata="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">
+                    <v:shape id="Text Box 2" o:spid="_x0000_s1026" o:spt="202" type="#_x0000_t202" style="position:absolute;left:0pt;margin-left:216.45pt;margin-top:0.7pt;height:20.35pt;width:23.9pt;z-index:251717632;mso-width-relative:page;mso-height-relative:page;" filled="f" stroked="f" coordsize="21600,21600" o:gfxdata="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">
                       <v:fill on="f" focussize="0,0"/>
                       <v:stroke on="f" miterlimit="8" joinstyle="miter"/>
                       <v:imagedata o:title=""/>
@@ -6813,18 +5550,757 @@
                 </mc:Fallback>
               </mc:AlternateContent>
             </w:r>
+          </w:p>
+        </w:tc>
+        <w:tc>
+          <w:tcPr>
+            <w:tcW w:w="6703" w:type="dxa"/>
+            <w:vMerge w:val="restart"/>
+          </w:tcPr>
+          <w:p>
+            <w:pPr>
+              <w:tabs>
+                <w:tab w:val="left" w:pos="263"/>
+              </w:tabs>
+              <w:spacing w:after="0" w:line="240" w:lineRule="auto"/>
+              <w:jc w:val="center"/>
+              <w:rPr>
+                <w:rFonts w:ascii="Arial Narrow" w:hAnsi="Arial Narrow" w:cs="Arial"/>
+                <w:b/>
+                <w:sz w:val="16"/>
+                <w:szCs w:val="16"/>
+              </w:rPr>
+            </w:pPr>
             <w:r>
+              <w:rPr>
+                <w:rFonts w:ascii="Arial Narrow" w:hAnsi="Arial Narrow" w:cs="Arial"/>
+                <w:b/>
+                <w:sz w:val="16"/>
+                <w:szCs w:val="16"/>
+              </w:rPr>
+              <w:t>FIRE WATCH - HOT WORK AREA MONITORING</w:t>
+            </w:r>
+          </w:p>
+          <w:p>
+            <w:pPr>
+              <w:tabs>
+                <w:tab w:val="left" w:pos="263"/>
+              </w:tabs>
+              <w:spacing w:after="0" w:line="240" w:lineRule="auto"/>
               <w:rPr>
                 <w:rFonts w:ascii="Arial" w:hAnsi="Arial" w:cs="Arial"/>
                 <w:sz w:val="18"/>
                 <w:szCs w:val="18"/>
               </w:rPr>
-              <w:t>NAME OF FIRE WATCH/WATCHMEN:</w:t>
+            </w:pPr>
+            <w:r>
+              <w:rPr>
+                <w:rFonts w:ascii="Arial Narrow" w:hAnsi="Arial Narrow" w:cs="Arial"/>
+                <w:sz w:val="16"/>
+                <w:szCs w:val="16"/>
+              </w:rPr>
+              <mc:AlternateContent>
+                <mc:Choice Requires="wps">
+                  <w:drawing>
+                    <wp:anchor distT="0" distB="0" distL="114300" distR="114300" simplePos="0" relativeHeight="251701248" behindDoc="0" locked="0" layoutInCell="1" allowOverlap="1">
+                      <wp:simplePos x="0" y="0"/>
+                      <wp:positionH relativeFrom="column">
+                        <wp:posOffset>19685</wp:posOffset>
+                      </wp:positionH>
+                      <wp:positionV relativeFrom="paragraph">
+                        <wp:posOffset>17145</wp:posOffset>
+                      </wp:positionV>
+                      <wp:extent cx="90170" cy="76200"/>
+                      <wp:effectExtent l="12700" t="12700" r="30480" b="25400"/>
+                      <wp:wrapNone/>
+                      <wp:docPr id="172" name="Rectangle 9"/>
+                      <wp:cNvGraphicFramePr/>
+                      <a:graphic xmlns:a="http://schemas.openxmlformats.org/drawingml/2006/main">
+                        <a:graphicData uri="http://schemas.microsoft.com/office/word/2010/wordprocessingShape">
+                          <wps:wsp>
+                            <wps:cNvSpPr/>
+                            <wps:spPr>
+                              <a:xfrm>
+                                <a:off x="0" y="0"/>
+                                <a:ext cx="90170" cy="76200"/>
+                              </a:xfrm>
+                              <a:prstGeom prst="rect">
+                                <a:avLst/>
+                              </a:prstGeom>
+                            </wps:spPr>
+                            <wps:style>
+                              <a:lnRef idx="2">
+                                <a:schemeClr val="dk1"/>
+                              </a:lnRef>
+                              <a:fillRef idx="1">
+                                <a:schemeClr val="lt1"/>
+                              </a:fillRef>
+                              <a:effectRef idx="0">
+                                <a:schemeClr val="dk1"/>
+                              </a:effectRef>
+                              <a:fontRef idx="minor">
+                                <a:schemeClr val="dk1"/>
+                              </a:fontRef>
+                            </wps:style>
+                            <wps:bodyPr rot="0" spcFirstLastPara="0" vertOverflow="overflow" horzOverflow="overflow" vert="horz" wrap="square" lIns="91440" tIns="45720" rIns="91440" bIns="45720" numCol="1" spcCol="0" rtlCol="0" fromWordArt="0" anchor="ctr" anchorCtr="0" forceAA="0" compatLnSpc="1">
+                              <a:noAutofit/>
+                            </wps:bodyPr>
+                          </wps:wsp>
+                        </a:graphicData>
+                      </a:graphic>
+                    </wp:anchor>
+                  </w:drawing>
+                </mc:Choice>
+                <mc:Fallback>
+                  <w:pict>
+                    <v:rect id="Rectangle 9" o:spid="_x0000_s1026" o:spt="1" style="position:absolute;left:0pt;margin-left:1.55pt;margin-top:1.35pt;height:6pt;width:7.1pt;z-index:251701248;v-text-anchor:middle;mso-width-relative:page;mso-height-relative:page;" fillcolor="#FFFFFF [3201]" filled="t" stroked="t" coordsize="21600,21600" o:gfxdata="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">
+                      <v:fill on="t" focussize="0,0"/>
+                      <v:stroke weight="2pt" color="#000000 [3200]" joinstyle="round"/>
+                      <v:imagedata o:title=""/>
+                      <o:lock v:ext="edit" aspectratio="f"/>
+                    </v:rect>
+                  </w:pict>
+                </mc:Fallback>
+              </mc:AlternateContent>
+            </w:r>
+            <w:r>
+              <w:rPr>
+                <w:rFonts w:ascii="Arial" w:hAnsi="Arial" w:cs="Arial"/>
+                <w:b/>
+                <w:sz w:val="16"/>
+                <w:szCs w:val="16"/>
+              </w:rPr>
+              <w:t xml:space="preserve">     </w:t>
+            </w:r>
+            <w:r>
+              <w:rPr>
+                <w:rFonts w:ascii="Arial" w:hAnsi="Arial" w:cs="Arial"/>
+                <w:sz w:val="16"/>
+                <w:szCs w:val="16"/>
+              </w:rPr>
+              <w:t>Fire watch will be provided during and for 30 minutes after work, including any coffee or lunch breaks.</w:t>
+            </w:r>
+            <w:r>
+              <w:rPr>
+                <w:rFonts w:ascii="Arial" w:hAnsi="Arial" w:cs="Arial"/>
+                <w:sz w:val="18"/>
+                <w:szCs w:val="18"/>
+              </w:rPr>
+              <w:t xml:space="preserve"> </w:t>
+            </w:r>
+          </w:p>
+          <w:p>
+            <w:pPr>
+              <w:tabs>
+                <w:tab w:val="left" w:pos="263"/>
+              </w:tabs>
+              <w:spacing w:after="0" w:line="240" w:lineRule="auto"/>
+              <w:rPr>
+                <w:rFonts w:ascii="Arial" w:hAnsi="Arial" w:cs="Arial"/>
+                <w:sz w:val="16"/>
+                <w:szCs w:val="16"/>
+              </w:rPr>
+            </w:pPr>
+            <w:r>
+              <w:rPr>
+                <w:rFonts w:ascii="Arial Narrow" w:hAnsi="Arial Narrow" w:cs="Arial"/>
+                <w:sz w:val="16"/>
+                <w:szCs w:val="16"/>
+              </w:rPr>
+              <mc:AlternateContent>
+                <mc:Choice Requires="wps">
+                  <w:drawing>
+                    <wp:anchor distT="0" distB="0" distL="114300" distR="114300" simplePos="0" relativeHeight="251695104" behindDoc="0" locked="0" layoutInCell="1" allowOverlap="1">
+                      <wp:simplePos x="0" y="0"/>
+                      <wp:positionH relativeFrom="column">
+                        <wp:posOffset>21590</wp:posOffset>
+                      </wp:positionH>
+                      <wp:positionV relativeFrom="paragraph">
+                        <wp:posOffset>22225</wp:posOffset>
+                      </wp:positionV>
+                      <wp:extent cx="90170" cy="76200"/>
+                      <wp:effectExtent l="12700" t="12700" r="30480" b="25400"/>
+                      <wp:wrapNone/>
+                      <wp:docPr id="166" name="Rectangle 9"/>
+                      <wp:cNvGraphicFramePr/>
+                      <a:graphic xmlns:a="http://schemas.openxmlformats.org/drawingml/2006/main">
+                        <a:graphicData uri="http://schemas.microsoft.com/office/word/2010/wordprocessingShape">
+                          <wps:wsp>
+                            <wps:cNvSpPr/>
+                            <wps:spPr>
+                              <a:xfrm>
+                                <a:off x="0" y="0"/>
+                                <a:ext cx="90170" cy="76200"/>
+                              </a:xfrm>
+                              <a:prstGeom prst="rect">
+                                <a:avLst/>
+                              </a:prstGeom>
+                            </wps:spPr>
+                            <wps:style>
+                              <a:lnRef idx="2">
+                                <a:schemeClr val="dk1"/>
+                              </a:lnRef>
+                              <a:fillRef idx="1">
+                                <a:schemeClr val="lt1"/>
+                              </a:fillRef>
+                              <a:effectRef idx="0">
+                                <a:schemeClr val="dk1"/>
+                              </a:effectRef>
+                              <a:fontRef idx="minor">
+                                <a:schemeClr val="dk1"/>
+                              </a:fontRef>
+                            </wps:style>
+                            <wps:bodyPr rot="0" spcFirstLastPara="0" vertOverflow="overflow" horzOverflow="overflow" vert="horz" wrap="square" lIns="91440" tIns="45720" rIns="91440" bIns="45720" numCol="1" spcCol="0" rtlCol="0" fromWordArt="0" anchor="ctr" anchorCtr="0" forceAA="0" compatLnSpc="1">
+                              <a:noAutofit/>
+                            </wps:bodyPr>
+                          </wps:wsp>
+                        </a:graphicData>
+                      </a:graphic>
+                    </wp:anchor>
+                  </w:drawing>
+                </mc:Choice>
+                <mc:Fallback>
+                  <w:pict>
+                    <v:rect id="Rectangle 9" o:spid="_x0000_s1026" o:spt="1" style="position:absolute;left:0pt;margin-left:1.7pt;margin-top:1.75pt;height:6pt;width:7.1pt;z-index:251695104;v-text-anchor:middle;mso-width-relative:page;mso-height-relative:page;" fillcolor="#FFFFFF [3201]" filled="t" stroked="t" coordsize="21600,21600" o:gfxdata="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">
+                      <v:fill on="t" focussize="0,0"/>
+                      <v:stroke weight="2pt" color="#000000 [3200]" joinstyle="round"/>
+                      <v:imagedata o:title=""/>
+                      <o:lock v:ext="edit" aspectratio="f"/>
+                    </v:rect>
+                  </w:pict>
+                </mc:Fallback>
+              </mc:AlternateContent>
+            </w:r>
+            <w:r>
+              <w:rPr>
+                <w:rFonts w:ascii="Arial" w:hAnsi="Arial" w:cs="Arial"/>
+                <w:sz w:val="16"/>
+                <w:szCs w:val="16"/>
+              </w:rPr>
+              <w:t xml:space="preserve">     Fire watch is supplied with suitable extinguishers</w:t>
+            </w:r>
+          </w:p>
+          <w:p>
+            <w:pPr>
+              <w:tabs>
+                <w:tab w:val="left" w:pos="263"/>
+              </w:tabs>
+              <w:spacing w:after="0" w:line="240" w:lineRule="auto"/>
+              <w:rPr>
+                <w:rFonts w:ascii="Arial" w:hAnsi="Arial" w:cs="Arial"/>
+                <w:sz w:val="16"/>
+                <w:szCs w:val="16"/>
+              </w:rPr>
+            </w:pPr>
+            <w:r>
+              <w:rPr>
+                <w:rFonts w:ascii="Arial Narrow" w:hAnsi="Arial Narrow" w:cs="Arial"/>
+                <w:sz w:val="16"/>
+                <w:szCs w:val="16"/>
+              </w:rPr>
+              <mc:AlternateContent>
+                <mc:Choice Requires="wps">
+                  <w:drawing>
+                    <wp:anchor distT="0" distB="0" distL="114300" distR="114300" simplePos="0" relativeHeight="251696128" behindDoc="0" locked="0" layoutInCell="1" allowOverlap="1">
+                      <wp:simplePos x="0" y="0"/>
+                      <wp:positionH relativeFrom="column">
+                        <wp:posOffset>17780</wp:posOffset>
+                      </wp:positionH>
+                      <wp:positionV relativeFrom="paragraph">
+                        <wp:posOffset>15875</wp:posOffset>
+                      </wp:positionV>
+                      <wp:extent cx="90170" cy="76200"/>
+                      <wp:effectExtent l="12700" t="12700" r="30480" b="25400"/>
+                      <wp:wrapNone/>
+                      <wp:docPr id="167" name="Rectangle 9"/>
+                      <wp:cNvGraphicFramePr/>
+                      <a:graphic xmlns:a="http://schemas.openxmlformats.org/drawingml/2006/main">
+                        <a:graphicData uri="http://schemas.microsoft.com/office/word/2010/wordprocessingShape">
+                          <wps:wsp>
+                            <wps:cNvSpPr/>
+                            <wps:spPr>
+                              <a:xfrm>
+                                <a:off x="0" y="0"/>
+                                <a:ext cx="90170" cy="76200"/>
+                              </a:xfrm>
+                              <a:prstGeom prst="rect">
+                                <a:avLst/>
+                              </a:prstGeom>
+                            </wps:spPr>
+                            <wps:style>
+                              <a:lnRef idx="2">
+                                <a:schemeClr val="dk1"/>
+                              </a:lnRef>
+                              <a:fillRef idx="1">
+                                <a:schemeClr val="lt1"/>
+                              </a:fillRef>
+                              <a:effectRef idx="0">
+                                <a:schemeClr val="dk1"/>
+                              </a:effectRef>
+                              <a:fontRef idx="minor">
+                                <a:schemeClr val="dk1"/>
+                              </a:fontRef>
+                            </wps:style>
+                            <wps:bodyPr rot="0" spcFirstLastPara="0" vertOverflow="overflow" horzOverflow="overflow" vert="horz" wrap="square" lIns="91440" tIns="45720" rIns="91440" bIns="45720" numCol="1" spcCol="0" rtlCol="0" fromWordArt="0" anchor="ctr" anchorCtr="0" forceAA="0" compatLnSpc="1">
+                              <a:noAutofit/>
+                            </wps:bodyPr>
+                          </wps:wsp>
+                        </a:graphicData>
+                      </a:graphic>
+                    </wp:anchor>
+                  </w:drawing>
+                </mc:Choice>
+                <mc:Fallback>
+                  <w:pict>
+                    <v:rect id="Rectangle 9" o:spid="_x0000_s1026" o:spt="1" style="position:absolute;left:0pt;margin-left:1.4pt;margin-top:1.25pt;height:6pt;width:7.1pt;z-index:251696128;v-text-anchor:middle;mso-width-relative:page;mso-height-relative:page;" fillcolor="#FFFFFF [3201]" filled="t" stroked="t" coordsize="21600,21600" o:gfxdata="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">
+                      <v:fill on="t" focussize="0,0"/>
+                      <v:stroke weight="2pt" color="#000000 [3200]" joinstyle="round"/>
+                      <v:imagedata o:title=""/>
+                      <o:lock v:ext="edit" aspectratio="f"/>
+                    </v:rect>
+                  </w:pict>
+                </mc:Fallback>
+              </mc:AlternateContent>
+            </w:r>
+            <w:r>
+              <w:rPr>
+                <w:rFonts w:ascii="Arial" w:hAnsi="Arial" w:cs="Arial"/>
+                <w:sz w:val="16"/>
+                <w:szCs w:val="16"/>
+              </w:rPr>
+              <w:t xml:space="preserve">     Fire watch is trained in use of this equipment and in sounding alarm.</w:t>
+            </w:r>
+          </w:p>
+          <w:p>
+            <w:pPr>
+              <w:tabs>
+                <w:tab w:val="left" w:pos="263"/>
+              </w:tabs>
+              <w:spacing w:after="0" w:line="240" w:lineRule="auto"/>
+              <w:rPr>
+                <w:rFonts w:ascii="Arial" w:hAnsi="Arial" w:cs="Arial"/>
+                <w:sz w:val="16"/>
+                <w:szCs w:val="16"/>
+              </w:rPr>
+            </w:pPr>
+            <w:r>
+              <w:rPr>
+                <w:rFonts w:ascii="Arial Narrow" w:hAnsi="Arial Narrow" w:cs="Arial"/>
+                <w:sz w:val="16"/>
+                <w:szCs w:val="16"/>
+              </w:rPr>
+              <mc:AlternateContent>
+                <mc:Choice Requires="wps">
+                  <w:drawing>
+                    <wp:anchor distT="0" distB="0" distL="114300" distR="114300" simplePos="0" relativeHeight="251697152" behindDoc="0" locked="0" layoutInCell="1" allowOverlap="1">
+                      <wp:simplePos x="0" y="0"/>
+                      <wp:positionH relativeFrom="column">
+                        <wp:posOffset>21590</wp:posOffset>
+                      </wp:positionH>
+                      <wp:positionV relativeFrom="paragraph">
+                        <wp:posOffset>11430</wp:posOffset>
+                      </wp:positionV>
+                      <wp:extent cx="90170" cy="76200"/>
+                      <wp:effectExtent l="12700" t="12700" r="30480" b="25400"/>
+                      <wp:wrapNone/>
+                      <wp:docPr id="168" name="Rectangle 9"/>
+                      <wp:cNvGraphicFramePr/>
+                      <a:graphic xmlns:a="http://schemas.openxmlformats.org/drawingml/2006/main">
+                        <a:graphicData uri="http://schemas.microsoft.com/office/word/2010/wordprocessingShape">
+                          <wps:wsp>
+                            <wps:cNvSpPr/>
+                            <wps:spPr>
+                              <a:xfrm>
+                                <a:off x="0" y="0"/>
+                                <a:ext cx="90170" cy="76200"/>
+                              </a:xfrm>
+                              <a:prstGeom prst="rect">
+                                <a:avLst/>
+                              </a:prstGeom>
+                            </wps:spPr>
+                            <wps:style>
+                              <a:lnRef idx="2">
+                                <a:schemeClr val="dk1"/>
+                              </a:lnRef>
+                              <a:fillRef idx="1">
+                                <a:schemeClr val="lt1"/>
+                              </a:fillRef>
+                              <a:effectRef idx="0">
+                                <a:schemeClr val="dk1"/>
+                              </a:effectRef>
+                              <a:fontRef idx="minor">
+                                <a:schemeClr val="dk1"/>
+                              </a:fontRef>
+                            </wps:style>
+                            <wps:bodyPr rot="0" spcFirstLastPara="0" vertOverflow="overflow" horzOverflow="overflow" vert="horz" wrap="square" lIns="91440" tIns="45720" rIns="91440" bIns="45720" numCol="1" spcCol="0" rtlCol="0" fromWordArt="0" anchor="ctr" anchorCtr="0" forceAA="0" compatLnSpc="1">
+                              <a:noAutofit/>
+                            </wps:bodyPr>
+                          </wps:wsp>
+                        </a:graphicData>
+                      </a:graphic>
+                    </wp:anchor>
+                  </w:drawing>
+                </mc:Choice>
+                <mc:Fallback>
+                  <w:pict>
+                    <v:rect id="Rectangle 9" o:spid="_x0000_s1026" o:spt="1" style="position:absolute;left:0pt;margin-left:1.7pt;margin-top:0.9pt;height:6pt;width:7.1pt;z-index:251697152;v-text-anchor:middle;mso-width-relative:page;mso-height-relative:page;" fillcolor="#FFFFFF [3201]" filled="t" stroked="t" coordsize="21600,21600" o:gfxdata="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">
+                      <v:fill on="t" focussize="0,0"/>
+                      <v:stroke weight="2pt" color="#000000 [3200]" joinstyle="round"/>
+                      <v:imagedata o:title=""/>
+                      <o:lock v:ext="edit" aspectratio="f"/>
+                    </v:rect>
+                  </w:pict>
+                </mc:Fallback>
+              </mc:AlternateContent>
+            </w:r>
+            <w:r>
+              <w:rPr>
+                <w:rFonts w:ascii="Arial" w:hAnsi="Arial" w:cs="Arial"/>
+                <w:sz w:val="16"/>
+                <w:szCs w:val="16"/>
+              </w:rPr>
+              <w:t xml:space="preserve">     Fire watch may be required for adjoining area, above and below.</w:t>
+            </w:r>
+          </w:p>
+          <w:p>
+            <w:pPr>
+              <w:tabs>
+                <w:tab w:val="left" w:pos="263"/>
+              </w:tabs>
+              <w:spacing w:after="0" w:line="240" w:lineRule="auto"/>
+              <w:ind w:left="252"/>
+              <w:rPr>
+                <w:rFonts w:hint="default" w:ascii="Arial" w:hAnsi="Arial" w:cs="Arial"/>
+                <w:sz w:val="16"/>
+                <w:szCs w:val="16"/>
+                <w:lang w:val="en-US"/>
+              </w:rPr>
+            </w:pPr>
+            <w:r>
+              <w:rPr>
+                <w:rFonts w:ascii="Arial Narrow" w:hAnsi="Arial Narrow" w:cs="Arial"/>
+                <w:sz w:val="16"/>
+                <w:szCs w:val="16"/>
+              </w:rPr>
+              <mc:AlternateContent>
+                <mc:Choice Requires="wps">
+                  <w:drawing>
+                    <wp:anchor distT="0" distB="0" distL="114300" distR="114300" simplePos="0" relativeHeight="251698176" behindDoc="0" locked="0" layoutInCell="1" allowOverlap="1">
+                      <wp:simplePos x="0" y="0"/>
+                      <wp:positionH relativeFrom="column">
+                        <wp:posOffset>24130</wp:posOffset>
+                      </wp:positionH>
+                      <wp:positionV relativeFrom="paragraph">
+                        <wp:posOffset>12065</wp:posOffset>
+                      </wp:positionV>
+                      <wp:extent cx="90170" cy="76200"/>
+                      <wp:effectExtent l="12700" t="12700" r="30480" b="25400"/>
+                      <wp:wrapNone/>
+                      <wp:docPr id="169" name="Rectangle 9"/>
+                      <wp:cNvGraphicFramePr/>
+                      <a:graphic xmlns:a="http://schemas.openxmlformats.org/drawingml/2006/main">
+                        <a:graphicData uri="http://schemas.microsoft.com/office/word/2010/wordprocessingShape">
+                          <wps:wsp>
+                            <wps:cNvSpPr/>
+                            <wps:spPr>
+                              <a:xfrm>
+                                <a:off x="0" y="0"/>
+                                <a:ext cx="90170" cy="76200"/>
+                              </a:xfrm>
+                              <a:prstGeom prst="rect">
+                                <a:avLst/>
+                              </a:prstGeom>
+                            </wps:spPr>
+                            <wps:style>
+                              <a:lnRef idx="2">
+                                <a:schemeClr val="dk1"/>
+                              </a:lnRef>
+                              <a:fillRef idx="1">
+                                <a:schemeClr val="lt1"/>
+                              </a:fillRef>
+                              <a:effectRef idx="0">
+                                <a:schemeClr val="dk1"/>
+                              </a:effectRef>
+                              <a:fontRef idx="minor">
+                                <a:schemeClr val="dk1"/>
+                              </a:fontRef>
+                            </wps:style>
+                            <wps:bodyPr rot="0" spcFirstLastPara="0" vertOverflow="overflow" horzOverflow="overflow" vert="horz" wrap="square" lIns="91440" tIns="45720" rIns="91440" bIns="45720" numCol="1" spcCol="0" rtlCol="0" fromWordArt="0" anchor="ctr" anchorCtr="0" forceAA="0" compatLnSpc="1">
+                              <a:noAutofit/>
+                            </wps:bodyPr>
+                          </wps:wsp>
+                        </a:graphicData>
+                      </a:graphic>
+                    </wp:anchor>
+                  </w:drawing>
+                </mc:Choice>
+                <mc:Fallback>
+                  <w:pict>
+                    <v:rect id="Rectangle 9" o:spid="_x0000_s1026" o:spt="1" style="position:absolute;left:0pt;margin-left:1.9pt;margin-top:0.95pt;height:6pt;width:7.1pt;z-index:251698176;v-text-anchor:middle;mso-width-relative:page;mso-height-relative:page;" fillcolor="#FFFFFF [3201]" filled="t" stroked="t" coordsize="21600,21600" o:gfxdata="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">
+                      <v:fill on="t" focussize="0,0"/>
+                      <v:stroke weight="2pt" color="#000000 [3200]" joinstyle="round"/>
+                      <v:imagedata o:title=""/>
+                      <o:lock v:ext="edit" aspectratio="f"/>
+                    </v:rect>
+                  </w:pict>
+                </mc:Fallback>
+              </mc:AlternateContent>
+            </w:r>
+            <w:r>
+              <w:rPr>
+                <w:rFonts w:ascii="Arial" w:hAnsi="Arial" w:cs="Arial"/>
+                <w:sz w:val="16"/>
+                <w:szCs w:val="16"/>
+              </w:rPr>
+              <w:t>Monitor hot work area for 30 minutes after job is completed.</w:t>
+            </w:r>
+            <w:r>
+              <w:rPr>
+                <w:rFonts w:ascii="Arial" w:hAnsi="Arial" w:cs="Arial"/>
+                <w:sz w:val="18"/>
+                <w:szCs w:val="18"/>
+              </w:rPr>
+              <w:t xml:space="preserve"> </w:t>
+            </w:r>
+            <w:r>
+              <w:rPr>
+                <w:rFonts w:ascii="Arial" w:hAnsi="Arial" w:cs="Arial"/>
+                <w:sz w:val="16"/>
+                <w:szCs w:val="16"/>
+              </w:rPr>
+              <w:t>Conduct numbers of nearest fire station conspicuously displayed in the area</w:t>
+            </w:r>
+            <w:r>
+              <w:rPr>
+                <w:rFonts w:hint="default" w:ascii="Arial" w:hAnsi="Arial" w:cs="Arial"/>
+                <w:sz w:val="16"/>
+                <w:szCs w:val="16"/>
+                <w:lang w:val="en-US"/>
+              </w:rPr>
+              <w:t>.</w:t>
+            </w:r>
+          </w:p>
+          <w:p>
+            <w:pPr>
+              <w:tabs>
+                <w:tab w:val="left" w:pos="263"/>
+              </w:tabs>
+              <w:spacing w:after="0" w:line="240" w:lineRule="auto"/>
+              <w:rPr>
+                <w:rFonts w:ascii="Arial" w:hAnsi="Arial" w:cs="Arial"/>
+                <w:sz w:val="16"/>
+                <w:szCs w:val="16"/>
+              </w:rPr>
+            </w:pPr>
+            <w:r>
+              <w:rPr>
+                <w:rFonts w:ascii="Arial Narrow" w:hAnsi="Arial Narrow" w:cs="Arial"/>
+                <w:sz w:val="16"/>
+                <w:szCs w:val="16"/>
+              </w:rPr>
+              <mc:AlternateContent>
+                <mc:Choice Requires="wps">
+                  <w:drawing>
+                    <wp:anchor distT="0" distB="0" distL="114300" distR="114300" simplePos="0" relativeHeight="251699200" behindDoc="0" locked="0" layoutInCell="1" allowOverlap="1">
+                      <wp:simplePos x="0" y="0"/>
+                      <wp:positionH relativeFrom="column">
+                        <wp:posOffset>22225</wp:posOffset>
+                      </wp:positionH>
+                      <wp:positionV relativeFrom="paragraph">
+                        <wp:posOffset>10795</wp:posOffset>
+                      </wp:positionV>
+                      <wp:extent cx="90170" cy="76200"/>
+                      <wp:effectExtent l="12700" t="12700" r="30480" b="25400"/>
+                      <wp:wrapNone/>
+                      <wp:docPr id="170" name="Rectangle 9"/>
+                      <wp:cNvGraphicFramePr/>
+                      <a:graphic xmlns:a="http://schemas.openxmlformats.org/drawingml/2006/main">
+                        <a:graphicData uri="http://schemas.microsoft.com/office/word/2010/wordprocessingShape">
+                          <wps:wsp>
+                            <wps:cNvSpPr/>
+                            <wps:spPr>
+                              <a:xfrm>
+                                <a:off x="0" y="0"/>
+                                <a:ext cx="90170" cy="76200"/>
+                              </a:xfrm>
+                              <a:prstGeom prst="rect">
+                                <a:avLst/>
+                              </a:prstGeom>
+                            </wps:spPr>
+                            <wps:style>
+                              <a:lnRef idx="2">
+                                <a:schemeClr val="dk1"/>
+                              </a:lnRef>
+                              <a:fillRef idx="1">
+                                <a:schemeClr val="lt1"/>
+                              </a:fillRef>
+                              <a:effectRef idx="0">
+                                <a:schemeClr val="dk1"/>
+                              </a:effectRef>
+                              <a:fontRef idx="minor">
+                                <a:schemeClr val="dk1"/>
+                              </a:fontRef>
+                            </wps:style>
+                            <wps:bodyPr rot="0" spcFirstLastPara="0" vertOverflow="overflow" horzOverflow="overflow" vert="horz" wrap="square" lIns="91440" tIns="45720" rIns="91440" bIns="45720" numCol="1" spcCol="0" rtlCol="0" fromWordArt="0" anchor="ctr" anchorCtr="0" forceAA="0" compatLnSpc="1">
+                              <a:noAutofit/>
+                            </wps:bodyPr>
+                          </wps:wsp>
+                        </a:graphicData>
+                      </a:graphic>
+                    </wp:anchor>
+                  </w:drawing>
+                </mc:Choice>
+                <mc:Fallback>
+                  <w:pict>
+                    <v:rect id="Rectangle 9" o:spid="_x0000_s1026" o:spt="1" style="position:absolute;left:0pt;margin-left:1.75pt;margin-top:0.85pt;height:6pt;width:7.1pt;z-index:251699200;v-text-anchor:middle;mso-width-relative:page;mso-height-relative:page;" fillcolor="#FFFFFF [3201]" filled="t" stroked="t" coordsize="21600,21600" o:gfxdata="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">
+                      <v:fill on="t" focussize="0,0"/>
+                      <v:stroke weight="2pt" color="#000000 [3200]" joinstyle="round"/>
+                      <v:imagedata o:title=""/>
+                      <o:lock v:ext="edit" aspectratio="f"/>
+                    </v:rect>
+                  </w:pict>
+                </mc:Fallback>
+              </mc:AlternateContent>
+            </w:r>
+            <w:r>
+              <w:rPr>
+                <w:rFonts w:ascii="Arial" w:hAnsi="Arial" w:cs="Arial"/>
+                <w:sz w:val="16"/>
+                <w:szCs w:val="16"/>
+              </w:rPr>
+              <w:t xml:space="preserve">     Is area protected with smoke or heat detection.</w:t>
             </w:r>
           </w:p>
           <w:p>
             <w:pPr>
               <w:spacing w:after="0" w:line="240" w:lineRule="auto"/>
+              <w:rPr>
+                <w:rFonts w:ascii="Arial Narrow" w:hAnsi="Arial Narrow" w:cs="Arial"/>
+                <w:vertAlign w:val="baseline"/>
+              </w:rPr>
+            </w:pPr>
+            <w:r>
+              <w:rPr>
+                <w:rFonts w:ascii="Arial Narrow" w:hAnsi="Arial Narrow" w:cs="Arial"/>
+                <w:sz w:val="16"/>
+                <w:szCs w:val="16"/>
+              </w:rPr>
+              <mc:AlternateContent>
+                <mc:Choice Requires="wps">
+                  <w:drawing>
+                    <wp:anchor distT="0" distB="0" distL="114300" distR="114300" simplePos="0" relativeHeight="251700224" behindDoc="0" locked="0" layoutInCell="1" allowOverlap="1">
+                      <wp:simplePos x="0" y="0"/>
+                      <wp:positionH relativeFrom="column">
+                        <wp:posOffset>20320</wp:posOffset>
+                      </wp:positionH>
+                      <wp:positionV relativeFrom="paragraph">
+                        <wp:posOffset>17780</wp:posOffset>
+                      </wp:positionV>
+                      <wp:extent cx="90170" cy="76200"/>
+                      <wp:effectExtent l="12700" t="12700" r="30480" b="25400"/>
+                      <wp:wrapNone/>
+                      <wp:docPr id="171" name="Rectangle 9"/>
+                      <wp:cNvGraphicFramePr/>
+                      <a:graphic xmlns:a="http://schemas.openxmlformats.org/drawingml/2006/main">
+                        <a:graphicData uri="http://schemas.microsoft.com/office/word/2010/wordprocessingShape">
+                          <wps:wsp>
+                            <wps:cNvSpPr/>
+                            <wps:spPr>
+                              <a:xfrm>
+                                <a:off x="0" y="0"/>
+                                <a:ext cx="90170" cy="76200"/>
+                              </a:xfrm>
+                              <a:prstGeom prst="rect">
+                                <a:avLst/>
+                              </a:prstGeom>
+                            </wps:spPr>
+                            <wps:style>
+                              <a:lnRef idx="2">
+                                <a:schemeClr val="dk1"/>
+                              </a:lnRef>
+                              <a:fillRef idx="1">
+                                <a:schemeClr val="lt1"/>
+                              </a:fillRef>
+                              <a:effectRef idx="0">
+                                <a:schemeClr val="dk1"/>
+                              </a:effectRef>
+                              <a:fontRef idx="minor">
+                                <a:schemeClr val="dk1"/>
+                              </a:fontRef>
+                            </wps:style>
+                            <wps:bodyPr rot="0" spcFirstLastPara="0" vertOverflow="overflow" horzOverflow="overflow" vert="horz" wrap="square" lIns="91440" tIns="45720" rIns="91440" bIns="45720" numCol="1" spcCol="0" rtlCol="0" fromWordArt="0" anchor="ctr" anchorCtr="0" forceAA="0" compatLnSpc="1">
+                              <a:noAutofit/>
+                            </wps:bodyPr>
+                          </wps:wsp>
+                        </a:graphicData>
+                      </a:graphic>
+                    </wp:anchor>
+                  </w:drawing>
+                </mc:Choice>
+                <mc:Fallback>
+                  <w:pict>
+                    <v:rect id="Rectangle 9" o:spid="_x0000_s1026" o:spt="1" style="position:absolute;left:0pt;margin-left:1.6pt;margin-top:1.4pt;height:6pt;width:7.1pt;z-index:251700224;v-text-anchor:middle;mso-width-relative:page;mso-height-relative:page;" fillcolor="#FFFFFF [3201]" filled="t" stroked="t" coordsize="21600,21600" o:gfxdata="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">
+                      <v:fill on="t" focussize="0,0"/>
+                      <v:stroke weight="2pt" color="#000000 [3200]" joinstyle="round"/>
+                      <v:imagedata o:title=""/>
+                      <o:lock v:ext="edit" aspectratio="f"/>
+                    </v:rect>
+                  </w:pict>
+                </mc:Fallback>
+              </mc:AlternateContent>
+            </w:r>
+            <w:r>
+              <w:rPr>
+                <w:rFonts w:ascii="Arial" w:hAnsi="Arial" w:cs="Arial"/>
+                <w:sz w:val="16"/>
+                <w:szCs w:val="16"/>
+              </w:rPr>
+              <w:t xml:space="preserve">     Ample ventilation to remove smoke/vapor from work area</w:t>
+            </w:r>
+            <w:r>
+              <w:rPr>
+                <w:rFonts w:hint="default" w:ascii="Arial" w:hAnsi="Arial" w:cs="Arial"/>
+                <w:sz w:val="16"/>
+                <w:szCs w:val="16"/>
+                <w:lang w:val="en-US"/>
+              </w:rPr>
+              <w:t>.</w:t>
+            </w:r>
+            <w:r>
+              <w:rPr>
+                <w:rFonts w:ascii="Arial Narrow" w:hAnsi="Arial Narrow" w:cs="Arial"/>
+                <w:sz w:val="16"/>
+                <w:szCs w:val="16"/>
+              </w:rPr>
+              <w:t xml:space="preserve">    </w:t>
+            </w:r>
+          </w:p>
+        </w:tc>
+      </w:tr>
+      <w:tr>
+        <w:tblPrEx>
+          <w:tblBorders>
+            <w:top w:val="single" w:color="auto" w:sz="4" w:space="0"/>
+            <w:left w:val="single" w:color="auto" w:sz="4" w:space="0"/>
+            <w:bottom w:val="single" w:color="auto" w:sz="4" w:space="0"/>
+            <w:right w:val="single" w:color="auto" w:sz="4" w:space="0"/>
+            <w:insideH w:val="single" w:color="auto" w:sz="4" w:space="0"/>
+            <w:insideV w:val="single" w:color="auto" w:sz="4" w:space="0"/>
+          </w:tblBorders>
+          <w:tblCellMar>
+            <w:top w:w="0" w:type="dxa"/>
+            <w:left w:w="108" w:type="dxa"/>
+            <w:bottom w:w="0" w:type="dxa"/>
+            <w:right w:w="108" w:type="dxa"/>
+          </w:tblCellMar>
+        </w:tblPrEx>
+        <w:tc>
+          <w:tcPr>
+            <w:tcW w:w="4457" w:type="dxa"/>
+          </w:tcPr>
+          <w:p>
+            <w:pPr>
+              <w:spacing w:after="0" w:line="240" w:lineRule="auto"/>
               <w:jc w:val="both"/>
               <w:rPr>
                 <w:rFonts w:ascii="Arial" w:hAnsi="Arial" w:cs="Arial"/>
@@ -6840,18 +6316,18 @@
               <mc:AlternateContent>
                 <mc:Choice Requires="wps">
                   <w:drawing>
-                    <wp:anchor distT="0" distB="0" distL="114300" distR="114300" simplePos="0" relativeHeight="251705344" behindDoc="0" locked="0" layoutInCell="1" allowOverlap="1">
+                    <wp:anchor distT="0" distB="0" distL="114300" distR="114300" simplePos="0" relativeHeight="251716608" behindDoc="0" locked="0" layoutInCell="1" allowOverlap="1">
                       <wp:simplePos x="0" y="0"/>
                       <wp:positionH relativeFrom="column">
-                        <wp:posOffset>2748915</wp:posOffset>
+                        <wp:posOffset>2752090</wp:posOffset>
                       </wp:positionH>
                       <wp:positionV relativeFrom="paragraph">
-                        <wp:posOffset>27305</wp:posOffset>
+                        <wp:posOffset>96520</wp:posOffset>
                       </wp:positionV>
                       <wp:extent cx="303530" cy="258445"/>
                       <wp:effectExtent l="0" t="0" r="0" b="0"/>
                       <wp:wrapNone/>
-                      <wp:docPr id="46" name="Text Box 2"/>
+                      <wp:docPr id="189" name="Text Box 2"/>
                       <wp:cNvGraphicFramePr/>
                       <a:graphic xmlns:a="http://schemas.openxmlformats.org/drawingml/2006/main">
                         <a:graphicData uri="http://schemas.microsoft.com/office/word/2010/wordprocessingShape">
@@ -6901,7 +6377,7 @@
                 </mc:Choice>
                 <mc:Fallback>
                   <w:pict>
-                    <v:shape id="Text Box 2" o:spid="_x0000_s1026" o:spt="202" type="#_x0000_t202" style="position:absolute;left:0pt;margin-left:216.45pt;margin-top:2.15pt;height:20.35pt;width:23.9pt;z-index:251705344;mso-width-relative:page;mso-height-relative:page;" filled="f" stroked="f" coordsize="21600,21600" o:gfxdata="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">
+                    <v:shape id="Text Box 2" o:spid="_x0000_s1026" o:spt="202" type="#_x0000_t202" style="position:absolute;left:0pt;margin-left:216.7pt;margin-top:7.6pt;height:20.35pt;width:23.9pt;z-index:251716608;mso-width-relative:page;mso-height-relative:page;" filled="f" stroked="f" coordsize="21600,21600" o:gfxdata="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">
                       <v:fill on="f" focussize="0,0"/>
                       <v:stroke on="f" miterlimit="8" joinstyle="miter"/>
                       <v:imagedata o:title=""/>
@@ -6928,15 +6404,24 @@
                 </mc:Fallback>
               </mc:AlternateContent>
             </w:r>
+            <w:r>
+              <w:rPr>
+                <w:rFonts w:ascii="Arial" w:hAnsi="Arial" w:cs="Arial"/>
+                <w:sz w:val="18"/>
+                <w:szCs w:val="18"/>
+              </w:rPr>
+              <w:t>NAME OF FIRE WATCH/WATCHMEN:</w:t>
+            </w:r>
           </w:p>
           <w:p>
             <w:pPr>
               <w:spacing w:after="0" w:line="240" w:lineRule="auto"/>
               <w:jc w:val="both"/>
               <w:rPr>
-                <w:rFonts w:ascii="Arial" w:hAnsi="Arial" w:cs="Arial"/>
+                <w:rFonts w:hint="default" w:ascii="Arial" w:hAnsi="Arial" w:cs="Arial"/>
                 <w:sz w:val="18"/>
                 <w:szCs w:val="18"/>
+                <w:lang w:val="en-US"/>
               </w:rPr>
             </w:pPr>
             <w:r>
@@ -6947,18 +6432,18 @@
               <mc:AlternateContent>
                 <mc:Choice Requires="wps">
                   <w:drawing>
-                    <wp:anchor distT="0" distB="0" distL="114300" distR="114300" simplePos="0" relativeHeight="251707392" behindDoc="0" locked="0" layoutInCell="1" allowOverlap="1">
+                    <wp:anchor distT="0" distB="0" distL="114300" distR="114300" simplePos="0" relativeHeight="251720704" behindDoc="0" locked="0" layoutInCell="1" allowOverlap="1">
                       <wp:simplePos x="0" y="0"/>
                       <wp:positionH relativeFrom="column">
-                        <wp:posOffset>2752090</wp:posOffset>
+                        <wp:posOffset>2747645</wp:posOffset>
                       </wp:positionH>
                       <wp:positionV relativeFrom="paragraph">
-                        <wp:posOffset>245110</wp:posOffset>
+                        <wp:posOffset>307975</wp:posOffset>
                       </wp:positionV>
                       <wp:extent cx="303530" cy="258445"/>
                       <wp:effectExtent l="0" t="0" r="0" b="0"/>
                       <wp:wrapNone/>
-                      <wp:docPr id="48" name="Text Box 2"/>
+                      <wp:docPr id="190" name="Text Box 2"/>
                       <wp:cNvGraphicFramePr/>
                       <a:graphic xmlns:a="http://schemas.openxmlformats.org/drawingml/2006/main">
                         <a:graphicData uri="http://schemas.microsoft.com/office/word/2010/wordprocessingShape">
@@ -7008,7 +6493,7 @@
                 </mc:Choice>
                 <mc:Fallback>
                   <w:pict>
-                    <v:shape id="Text Box 2" o:spid="_x0000_s1026" o:spt="202" type="#_x0000_t202" style="position:absolute;left:0pt;margin-left:216.7pt;margin-top:19.3pt;height:20.35pt;width:23.9pt;z-index:251707392;mso-width-relative:page;mso-height-relative:page;" filled="f" stroked="f" coordsize="21600,21600" o:gfxdata="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">
+                    <v:shape id="Text Box 2" o:spid="_x0000_s1026" o:spt="202" type="#_x0000_t202" style="position:absolute;left:0pt;margin-left:216.35pt;margin-top:24.25pt;height:20.35pt;width:23.9pt;z-index:251720704;mso-width-relative:page;mso-height-relative:page;" filled="f" stroked="f" coordsize="21600,21600" o:gfxdata="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">
                       <v:fill on="f" focussize="0,0"/>
                       <v:stroke on="f" miterlimit="8" joinstyle="miter"/>
                       <v:imagedata o:title=""/>
@@ -7043,18 +6528,18 @@
               <mc:AlternateContent>
                 <mc:Choice Requires="wps">
                   <w:drawing>
-                    <wp:anchor distT="0" distB="0" distL="114300" distR="114300" simplePos="0" relativeHeight="251706368" behindDoc="0" locked="0" layoutInCell="1" allowOverlap="1">
+                    <wp:anchor distT="0" distB="0" distL="114300" distR="114300" simplePos="0" relativeHeight="251721728" behindDoc="0" locked="0" layoutInCell="1" allowOverlap="1">
                       <wp:simplePos x="0" y="0"/>
                       <wp:positionH relativeFrom="column">
-                        <wp:posOffset>2742565</wp:posOffset>
+                        <wp:posOffset>2751455</wp:posOffset>
                       </wp:positionH>
                       <wp:positionV relativeFrom="paragraph">
-                        <wp:posOffset>127000</wp:posOffset>
+                        <wp:posOffset>196215</wp:posOffset>
                       </wp:positionV>
                       <wp:extent cx="303530" cy="258445"/>
                       <wp:effectExtent l="0" t="0" r="0" b="0"/>
                       <wp:wrapNone/>
-                      <wp:docPr id="47" name="Text Box 2"/>
+                      <wp:docPr id="191" name="Text Box 2"/>
                       <wp:cNvGraphicFramePr/>
                       <a:graphic xmlns:a="http://schemas.openxmlformats.org/drawingml/2006/main">
                         <a:graphicData uri="http://schemas.microsoft.com/office/word/2010/wordprocessingShape">
@@ -7104,7 +6589,7 @@
                 </mc:Choice>
                 <mc:Fallback>
                   <w:pict>
-                    <v:shape id="Text Box 2" o:spid="_x0000_s1026" o:spt="202" type="#_x0000_t202" style="position:absolute;left:0pt;margin-left:215.95pt;margin-top:10pt;height:20.35pt;width:23.9pt;z-index:251706368;mso-width-relative:page;mso-height-relative:page;" filled="f" stroked="f" coordsize="21600,21600" o:gfxdata="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">
+                    <v:shape id="Text Box 2" o:spid="_x0000_s1026" o:spt="202" type="#_x0000_t202" style="position:absolute;left:0pt;margin-left:216.65pt;margin-top:15.45pt;height:20.35pt;width:23.9pt;z-index:251721728;mso-width-relative:page;mso-height-relative:page;" filled="f" stroked="f" coordsize="21600,21600" o:gfxdata="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">
                       <v:fill on="f" focussize="0,0"/>
                       <v:stroke on="f" miterlimit="8" joinstyle="miter"/>
                       <v:imagedata o:title=""/>
@@ -7131,25 +6616,28 @@
                 </mc:Fallback>
               </mc:AlternateContent>
             </w:r>
+            <w:r>
+              <w:rPr>
+                <w:rFonts w:hint="default" w:ascii="Arial" w:hAnsi="Arial" w:cs="Arial"/>
+                <w:sz w:val="18"/>
+                <w:szCs w:val="18"/>
+                <w:lang w:val="en-US"/>
+              </w:rPr>
+              <w:t>{FIRE_WATCH}</w:t>
+            </w:r>
           </w:p>
         </w:tc>
         <w:tc>
           <w:tcPr>
-            <w:tcW w:w="5580" w:type="dxa"/>
+            <w:tcW w:w="6703" w:type="dxa"/>
             <w:vMerge w:val="continue"/>
-            <w:tcBorders>
-              <w:top w:val="nil"/>
-            </w:tcBorders>
           </w:tcPr>
           <w:p>
             <w:pPr>
               <w:spacing w:after="0" w:line="240" w:lineRule="auto"/>
-              <w:jc w:val="both"/>
               <w:rPr>
                 <w:rFonts w:ascii="Arial Narrow" w:hAnsi="Arial Narrow" w:cs="Arial"/>
-                <w:i/>
-                <w:sz w:val="24"/>
-                <w:szCs w:val="24"/>
+                <w:vertAlign w:val="baseline"/>
               </w:rPr>
             </w:pPr>
           </w:p>
@@ -7159,12 +6647,10 @@
     <w:p>
       <w:pPr>
         <w:spacing w:after="0" w:line="240" w:lineRule="auto"/>
-        <w:jc w:val="both"/>
-        <w:rPr>
-          <w:rFonts w:ascii="Arial Narrow" w:hAnsi="Arial Narrow" w:cs="Arial"/>
-          <w:i/>
-          <w:sz w:val="6"/>
-          <w:szCs w:val="6"/>
+        <w:rPr>
+          <w:rFonts w:ascii="Arial" w:hAnsi="Arial" w:cs="Arial"/>
+          <w:sz w:val="20"/>
+          <w:szCs w:val="20"/>
         </w:rPr>
       </w:pPr>
     </w:p>
@@ -7208,13 +6694,13 @@
         <mc:AlternateContent>
           <mc:Choice Requires="wps">
             <w:drawing>
-              <wp:anchor distT="0" distB="0" distL="114300" distR="114300" simplePos="0" relativeHeight="251717632" behindDoc="0" locked="0" layoutInCell="1" allowOverlap="1">
+              <wp:anchor distT="0" distB="0" distL="114300" distR="114300" simplePos="0" relativeHeight="251666432" behindDoc="0" locked="0" layoutInCell="1" allowOverlap="1">
                 <wp:simplePos x="0" y="0"/>
                 <wp:positionH relativeFrom="column">
-                  <wp:posOffset>2185035</wp:posOffset>
+                  <wp:posOffset>2159635</wp:posOffset>
                 </wp:positionH>
                 <wp:positionV relativeFrom="paragraph">
-                  <wp:posOffset>10160</wp:posOffset>
+                  <wp:posOffset>26670</wp:posOffset>
                 </wp:positionV>
                 <wp:extent cx="2513965" cy="342900"/>
                 <wp:effectExtent l="0" t="0" r="0" b="0"/>
@@ -7291,7 +6777,7 @@
           </mc:Choice>
           <mc:Fallback>
             <w:pict>
-              <v:shape id="_x0000_s1026" o:spid="_x0000_s1026" o:spt="202" type="#_x0000_t202" style="position:absolute;left:0pt;margin-left:172.05pt;margin-top:0.8pt;height:27pt;width:197.95pt;z-index:251717632;mso-width-relative:page;mso-height-relative:page;" filled="f" stroked="f" coordsize="21600,21600" o:gfxdata="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">
+              <v:shape id="_x0000_s1026" o:spid="_x0000_s1026" o:spt="202" type="#_x0000_t202" style="position:absolute;left:0pt;margin-left:170.05pt;margin-top:2.1pt;height:27pt;width:197.95pt;z-index:251666432;mso-width-relative:page;mso-height-relative:page;" filled="f" stroked="f" coordsize="21600,21600" o:gfxdata="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">
                 <v:fill on="f" focussize="0,0"/>
                 <v:stroke on="f" weight="0.5pt"/>
                 <v:imagedata o:title=""/>
@@ -7349,7 +6835,7 @@
         <mc:AlternateContent>
           <mc:Choice Requires="wps">
             <w:drawing>
-              <wp:anchor distT="0" distB="0" distL="114300" distR="114300" simplePos="0" relativeHeight="251718656" behindDoc="0" locked="0" layoutInCell="1" allowOverlap="1">
+              <wp:anchor distT="0" distB="0" distL="114300" distR="114300" simplePos="0" relativeHeight="251667456" behindDoc="0" locked="0" layoutInCell="1" allowOverlap="1">
                 <wp:simplePos x="0" y="0"/>
                 <wp:positionH relativeFrom="column">
                   <wp:posOffset>2702560</wp:posOffset>
@@ -7398,7 +6884,7 @@
           </mc:Choice>
           <mc:Fallback>
             <w:pict>
-              <v:line id="Straight Connector 22" o:spid="_x0000_s1026" o:spt="20" style="position:absolute;left:0pt;flip:y;margin-left:212.8pt;margin-top:10.7pt;height:0.05pt;width:118.85pt;z-index:251718656;mso-width-relative:page;mso-height-relative:page;" filled="f" stroked="t" coordsize="21600,21600" o:gfxdata="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">
+              <v:line id="Straight Connector 22" o:spid="_x0000_s1026" o:spt="20" style="position:absolute;left:0pt;flip:y;margin-left:212.8pt;margin-top:10.7pt;height:0.05pt;width:118.85pt;z-index:251667456;mso-width-relative:page;mso-height-relative:page;" filled="f" stroked="t" coordsize="21600,21600" o:gfxdata="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">
                 <v:fill on="f" focussize="0,0"/>
                 <v:stroke color="#000000 [3200]" joinstyle="round"/>
                 <v:imagedata o:title=""/>
@@ -7435,6 +6921,7 @@
         <w:jc w:val="both"/>
         <w:rPr>
           <w:rFonts w:ascii="Arial" w:hAnsi="Arial" w:cs="Arial"/>
+          <w:b/>
           <w:sz w:val="20"/>
           <w:szCs w:val="20"/>
         </w:rPr>
@@ -7465,29 +6952,6 @@
         </w:rPr>
         <w:t xml:space="preserve"> after appropriate proceeding and shall hold the owner and his/her installer/contractor liable to the penalties provided under RA 9514.</w:t>
       </w:r>
-    </w:p>
-    <w:p>
-      <w:pPr>
-        <w:spacing w:after="0" w:line="240" w:lineRule="auto"/>
-        <w:ind w:left="720" w:leftChars="0" w:firstLine="720" w:firstLineChars="0"/>
-        <w:jc w:val="both"/>
-        <w:rPr>
-          <w:rFonts w:ascii="Arial Narrow" w:hAnsi="Arial Narrow" w:cs="Arial"/>
-          <w:sz w:val="10"/>
-          <w:szCs w:val="10"/>
-        </w:rPr>
-      </w:pPr>
-    </w:p>
-    <w:p>
-      <w:pPr>
-        <w:spacing w:after="0" w:line="240" w:lineRule="auto"/>
-        <w:rPr>
-          <w:rFonts w:ascii="Arial" w:hAnsi="Arial" w:cs="Arial"/>
-          <w:b/>
-          <w:sz w:val="20"/>
-          <w:szCs w:val="20"/>
-        </w:rPr>
-      </w:pPr>
     </w:p>
     <w:p>
       <w:pPr>
@@ -7608,7 +7072,76 @@
         <mc:AlternateContent>
           <mc:Choice Requires="wps">
             <w:drawing>
-              <wp:anchor distT="0" distB="0" distL="114300" distR="114300" simplePos="0" relativeHeight="251719680" behindDoc="1" locked="0" layoutInCell="1" allowOverlap="1">
+              <wp:anchor distT="0" distB="0" distL="114300" distR="114300" simplePos="0" relativeHeight="251669504" behindDoc="0" locked="0" layoutInCell="1" allowOverlap="1">
+                <wp:simplePos x="0" y="0"/>
+                <wp:positionH relativeFrom="column">
+                  <wp:posOffset>1243330</wp:posOffset>
+                </wp:positionH>
+                <wp:positionV relativeFrom="paragraph">
+                  <wp:posOffset>147955</wp:posOffset>
+                </wp:positionV>
+                <wp:extent cx="844550" cy="1905"/>
+                <wp:effectExtent l="0" t="0" r="0" b="0"/>
+                <wp:wrapNone/>
+                <wp:docPr id="1694765211" name="Straight Connector 22"/>
+                <wp:cNvGraphicFramePr/>
+                <a:graphic xmlns:a="http://schemas.openxmlformats.org/drawingml/2006/main">
+                  <a:graphicData uri="http://schemas.microsoft.com/office/word/2010/wordprocessingShape">
+                    <wps:wsp>
+                      <wps:cNvCnPr/>
+                      <wps:spPr>
+                        <a:xfrm>
+                          <a:off x="0" y="0"/>
+                          <a:ext cx="844550" cy="1905"/>
+                        </a:xfrm>
+                        <a:prstGeom prst="line">
+                          <a:avLst/>
+                        </a:prstGeom>
+                      </wps:spPr>
+                      <wps:style>
+                        <a:lnRef idx="1">
+                          <a:schemeClr val="dk1"/>
+                        </a:lnRef>
+                        <a:fillRef idx="0">
+                          <a:schemeClr val="dk1"/>
+                        </a:fillRef>
+                        <a:effectRef idx="0">
+                          <a:schemeClr val="dk1"/>
+                        </a:effectRef>
+                        <a:fontRef idx="minor">
+                          <a:schemeClr val="tx1"/>
+                        </a:fontRef>
+                      </wps:style>
+                      <wps:bodyPr/>
+                    </wps:wsp>
+                  </a:graphicData>
+                </a:graphic>
+              </wp:anchor>
+            </w:drawing>
+          </mc:Choice>
+          <mc:Fallback>
+            <w:pict>
+              <v:line id="Straight Connector 22" o:spid="_x0000_s1026" o:spt="20" style="position:absolute;left:0pt;margin-left:97.9pt;margin-top:11.65pt;height:0.15pt;width:66.5pt;z-index:251669504;mso-width-relative:page;mso-height-relative:page;" filled="f" stroked="t" coordsize="21600,21600" o:gfxdata="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">
+                <v:fill on="f" focussize="0,0"/>
+                <v:stroke color="#000000 [3200]" joinstyle="round"/>
+                <v:imagedata o:title=""/>
+                <o:lock v:ext="edit" aspectratio="f"/>
+              </v:line>
+            </w:pict>
+          </mc:Fallback>
+        </mc:AlternateContent>
+      </w:r>
+      <w:r>
+        <w:rPr>
+          <w:rFonts w:ascii="Arial" w:hAnsi="Arial" w:cs="Arial"/>
+          <w:sz w:val="24"/>
+          <w:szCs w:val="24"/>
+          <w:lang w:val="en-US" w:eastAsia="en-US"/>
+        </w:rPr>
+        <mc:AlternateContent>
+          <mc:Choice Requires="wps">
+            <w:drawing>
+              <wp:anchor distT="0" distB="0" distL="114300" distR="114300" simplePos="0" relativeHeight="251668480" behindDoc="1" locked="0" layoutInCell="1" allowOverlap="1">
                 <wp:simplePos x="0" y="0"/>
                 <wp:positionH relativeFrom="column">
                   <wp:posOffset>3971925</wp:posOffset>
@@ -7772,7 +7305,7 @@
           </mc:Choice>
           <mc:Fallback>
             <w:pict>
-              <v:shape id="_x0000_s1026" o:spid="_x0000_s1026" o:spt="202" type="#_x0000_t202" style="position:absolute;left:0pt;margin-left:312.75pt;margin-top:3.7pt;height:38.3pt;width:241.1pt;z-index:-251596800;mso-width-relative:page;mso-height-relative:page;" filled="f" stroked="f" coordsize="21600,21600" o:gfxdata="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">
+              <v:shape id="_x0000_s1026" o:spid="_x0000_s1026" o:spt="202" type="#_x0000_t202" style="position:absolute;left:0pt;margin-left:312.75pt;margin-top:3.7pt;height:38.3pt;width:241.1pt;z-index:-251648000;mso-width-relative:page;mso-height-relative:page;" filled="f" stroked="f" coordsize="21600,21600" o:gfxdata="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">
                 <v:fill on="f" focussize="0,0"/>
                 <v:stroke on="f" weight="0.5pt"/>
                 <v:imagedata o:title=""/>
@@ -7893,6 +7426,92 @@
       <w:r>
         <w:rPr>
           <w:rFonts w:ascii="Arial" w:hAnsi="Arial" w:cs="Arial"/>
+          <w:sz w:val="20"/>
+          <w:szCs w:val="20"/>
+        </w:rPr>
+        <w:t xml:space="preserve">Amount Paid: </w:t>
+      </w:r>
+      <w:r>
+        <w:rPr>
+          <w:rFonts w:ascii="Helvetica" w:hAnsi="Helvetica" w:eastAsia="Helvetica" w:cs="Helvetica"/>
+          <w:b w:val="0"/>
+          <w:bCs w:val="0"/>
+          <w:i w:val="0"/>
+          <w:iCs w:val="0"/>
+          <w:caps w:val="0"/>
+          <w:color w:val="000000" w:themeColor="text1"/>
+          <w:spacing w:val="0"/>
+          <w:sz w:val="22"/>
+          <w:szCs w:val="22"/>
+          <w:shd w:val="clear" w:fill="FFFFFF"/>
+          <w14:textFill>
+            <w14:solidFill>
+              <w14:schemeClr w14:val="tx1"/>
+            </w14:solidFill>
+          </w14:textFill>
+        </w:rPr>
+        <w:t>₱</w:t>
+      </w:r>
+      <w:r>
+        <w:rPr>
+          <w:rFonts w:hint="default" w:ascii="Helvetica" w:hAnsi="Helvetica" w:eastAsia="Helvetica" w:cs="Helvetica"/>
+          <w:b w:val="0"/>
+          <w:bCs w:val="0"/>
+          <w:i w:val="0"/>
+          <w:iCs w:val="0"/>
+          <w:caps w:val="0"/>
+          <w:color w:val="000000" w:themeColor="text1"/>
+          <w:spacing w:val="0"/>
+          <w:sz w:val="22"/>
+          <w:szCs w:val="22"/>
+          <w:shd w:val="clear" w:fill="FFFFFF"/>
+          <w:lang w:val="en-US"/>
+          <w14:textFill>
+            <w14:solidFill>
+              <w14:schemeClr w14:val="tx1"/>
+            </w14:solidFill>
+          </w14:textFill>
+        </w:rPr>
+        <w:t xml:space="preserve"> {OR_AMOUNT}</w:t>
+      </w:r>
+      <w:r>
+        <w:rPr>
+          <w:rFonts w:ascii="Arial" w:hAnsi="Arial" w:cs="Arial"/>
+          <w:sz w:val="20"/>
+          <w:szCs w:val="20"/>
+        </w:rPr>
+        <w:tab/>
+      </w:r>
+      <w:r>
+        <w:rPr>
+          <w:rFonts w:ascii="Arial" w:hAnsi="Arial" w:cs="Arial"/>
+          <w:sz w:val="20"/>
+          <w:szCs w:val="20"/>
+        </w:rPr>
+        <w:tab/>
+      </w:r>
+      <w:r>
+        <w:rPr>
+          <w:rFonts w:ascii="Arial" w:hAnsi="Arial" w:cs="Arial"/>
+          <w:sz w:val="20"/>
+          <w:szCs w:val="20"/>
+        </w:rPr>
+        <w:t xml:space="preserve"> </w:t>
+      </w:r>
+    </w:p>
+    <w:p>
+      <w:pPr>
+        <w:spacing w:after="0" w:line="240" w:lineRule="auto"/>
+        <w:ind w:firstLine="720" w:firstLineChars="0"/>
+        <w:rPr>
+          <w:rFonts w:ascii="Arial" w:hAnsi="Arial" w:cs="Arial"/>
+          <w:sz w:val="20"/>
+          <w:szCs w:val="20"/>
+        </w:rPr>
+      </w:pPr>
+      <w:r>
+        <w:rPr>
+          <w:rFonts w:ascii="Arial" w:hAnsi="Arial" w:cs="Arial"/>
           <w:sz w:val="24"/>
           <w:szCs w:val="24"/>
           <w:lang w:val="en-US" w:eastAsia="en-US"/>
@@ -7900,18 +7519,18 @@
         <mc:AlternateContent>
           <mc:Choice Requires="wps">
             <w:drawing>
-              <wp:anchor distT="0" distB="0" distL="114300" distR="114300" simplePos="0" relativeHeight="251720704" behindDoc="0" locked="0" layoutInCell="1" allowOverlap="1">
+              <wp:anchor distT="0" distB="0" distL="114300" distR="114300" simplePos="0" relativeHeight="251670528" behindDoc="0" locked="0" layoutInCell="1" allowOverlap="1">
                 <wp:simplePos x="0" y="0"/>
                 <wp:positionH relativeFrom="column">
-                  <wp:posOffset>781050</wp:posOffset>
+                  <wp:posOffset>1258570</wp:posOffset>
                 </wp:positionH>
                 <wp:positionV relativeFrom="paragraph">
-                  <wp:posOffset>147955</wp:posOffset>
+                  <wp:posOffset>146050</wp:posOffset>
                 </wp:positionV>
-                <wp:extent cx="844550" cy="1905"/>
+                <wp:extent cx="945515" cy="5715"/>
                 <wp:effectExtent l="0" t="0" r="0" b="0"/>
                 <wp:wrapNone/>
-                <wp:docPr id="1694765211" name="Straight Connector 22"/>
+                <wp:docPr id="1094408323" name="Straight Connector 22"/>
                 <wp:cNvGraphicFramePr/>
                 <a:graphic xmlns:a="http://schemas.openxmlformats.org/drawingml/2006/main">
                   <a:graphicData uri="http://schemas.microsoft.com/office/word/2010/wordprocessingShape">
@@ -7920,7 +7539,7 @@
                       <wps:spPr>
                         <a:xfrm>
                           <a:off x="0" y="0"/>
-                          <a:ext cx="844550" cy="1905"/>
+                          <a:ext cx="945515" cy="5715"/>
                         </a:xfrm>
                         <a:prstGeom prst="line">
                           <a:avLst/>
@@ -7949,7 +7568,7 @@
           </mc:Choice>
           <mc:Fallback>
             <w:pict>
-              <v:line id="Straight Connector 22" o:spid="_x0000_s1026" o:spt="20" style="position:absolute;left:0pt;margin-left:61.5pt;margin-top:11.65pt;height:0.15pt;width:66.5pt;z-index:251720704;mso-width-relative:page;mso-height-relative:page;" filled="f" stroked="t" coordsize="21600,21600" o:gfxdata="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">
+              <v:line id="Straight Connector 22" o:spid="_x0000_s1026" o:spt="20" style="position:absolute;left:0pt;margin-left:99.1pt;margin-top:11.5pt;height:0.45pt;width:74.45pt;z-index:251670528;mso-width-relative:page;mso-height-relative:page;" filled="f" stroked="t" coordsize="21600,21600" o:gfxdata="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">
                 <v:fill on="f" focussize="0,0"/>
                 <v:stroke color="#000000 [3200]" joinstyle="round"/>
                 <v:imagedata o:title=""/>
@@ -7962,92 +7581,6 @@
       <w:r>
         <w:rPr>
           <w:rFonts w:ascii="Arial" w:hAnsi="Arial" w:cs="Arial"/>
-          <w:sz w:val="20"/>
-          <w:szCs w:val="20"/>
-        </w:rPr>
-        <w:t xml:space="preserve">Amount Paid: </w:t>
-      </w:r>
-      <w:r>
-        <w:rPr>
-          <w:rFonts w:ascii="Helvetica" w:hAnsi="Helvetica" w:eastAsia="Helvetica" w:cs="Helvetica"/>
-          <w:b w:val="0"/>
-          <w:bCs w:val="0"/>
-          <w:i w:val="0"/>
-          <w:iCs w:val="0"/>
-          <w:caps w:val="0"/>
-          <w:color w:val="000000" w:themeColor="text1"/>
-          <w:spacing w:val="0"/>
-          <w:sz w:val="22"/>
-          <w:szCs w:val="22"/>
-          <w:shd w:val="clear" w:fill="FFFFFF"/>
-          <w14:textFill>
-            <w14:solidFill>
-              <w14:schemeClr w14:val="tx1"/>
-            </w14:solidFill>
-          </w14:textFill>
-        </w:rPr>
-        <w:t>₱</w:t>
-      </w:r>
-      <w:r>
-        <w:rPr>
-          <w:rFonts w:hint="default" w:ascii="Helvetica" w:hAnsi="Helvetica" w:eastAsia="Helvetica" w:cs="Helvetica"/>
-          <w:b w:val="0"/>
-          <w:bCs w:val="0"/>
-          <w:i w:val="0"/>
-          <w:iCs w:val="0"/>
-          <w:caps w:val="0"/>
-          <w:color w:val="000000" w:themeColor="text1"/>
-          <w:spacing w:val="0"/>
-          <w:sz w:val="22"/>
-          <w:szCs w:val="22"/>
-          <w:shd w:val="clear" w:fill="FFFFFF"/>
-          <w:lang w:val="en-US"/>
-          <w14:textFill>
-            <w14:solidFill>
-              <w14:schemeClr w14:val="tx1"/>
-            </w14:solidFill>
-          </w14:textFill>
-        </w:rPr>
-        <w:t xml:space="preserve"> {OR_AMOUNT}</w:t>
-      </w:r>
-      <w:r>
-        <w:rPr>
-          <w:rFonts w:ascii="Arial" w:hAnsi="Arial" w:cs="Arial"/>
-          <w:sz w:val="20"/>
-          <w:szCs w:val="20"/>
-        </w:rPr>
-        <w:tab/>
-      </w:r>
-      <w:r>
-        <w:rPr>
-          <w:rFonts w:ascii="Arial" w:hAnsi="Arial" w:cs="Arial"/>
-          <w:sz w:val="20"/>
-          <w:szCs w:val="20"/>
-        </w:rPr>
-        <w:tab/>
-      </w:r>
-      <w:r>
-        <w:rPr>
-          <w:rFonts w:ascii="Arial" w:hAnsi="Arial" w:cs="Arial"/>
-          <w:sz w:val="20"/>
-          <w:szCs w:val="20"/>
-        </w:rPr>
-        <w:t xml:space="preserve"> </w:t>
-      </w:r>
-    </w:p>
-    <w:p>
-      <w:pPr>
-        <w:spacing w:after="0" w:line="240" w:lineRule="auto"/>
-        <w:ind w:firstLine="720" w:firstLineChars="0"/>
-        <w:rPr>
-          <w:rFonts w:ascii="Arial" w:hAnsi="Arial" w:cs="Arial"/>
-          <w:sz w:val="20"/>
-          <w:szCs w:val="20"/>
-        </w:rPr>
-      </w:pPr>
-      <w:r>
-        <w:rPr>
-          <w:rFonts w:ascii="Arial" w:hAnsi="Arial" w:cs="Arial"/>
           <w:sz w:val="24"/>
           <w:szCs w:val="24"/>
           <w:lang w:val="en-US" w:eastAsia="en-US"/>
@@ -8055,7 +7588,7 @@
         <mc:AlternateContent>
           <mc:Choice Requires="wps">
             <w:drawing>
-              <wp:anchor distT="0" distB="0" distL="114300" distR="114300" simplePos="0" relativeHeight="251722752" behindDoc="0" locked="0" layoutInCell="1" allowOverlap="1">
+              <wp:anchor distT="0" distB="0" distL="114300" distR="114300" simplePos="0" relativeHeight="251671552" behindDoc="0" locked="0" layoutInCell="1" allowOverlap="1">
                 <wp:simplePos x="0" y="0"/>
                 <wp:positionH relativeFrom="column">
                   <wp:posOffset>4356100</wp:posOffset>
@@ -8104,7 +7637,7 @@
           </mc:Choice>
           <mc:Fallback>
             <w:pict>
-              <v:line id="Straight Connector 22" o:spid="_x0000_s1026" o:spt="20" style="position:absolute;left:0pt;flip:y;margin-left:343pt;margin-top:6.2pt;height:0.85pt;width:181.75pt;z-index:251722752;mso-width-relative:page;mso-height-relative:page;" filled="f" stroked="t" coordsize="21600,21600" o:gfxdata="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">
+              <v:line id="Straight Connector 22" o:spid="_x0000_s1026" o:spt="20" style="position:absolute;left:0pt;flip:y;margin-left:343pt;margin-top:6.2pt;height:0.85pt;width:181.75pt;z-index:251671552;mso-width-relative:page;mso-height-relative:page;" filled="f" stroked="t" coordsize="21600,21600" o:gfxdata="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">
                 <v:fill on="f" focussize="0,0"/>
                 <v:stroke color="#000000 [3200]" joinstyle="round"/>
                 <v:imagedata o:title=""/>
@@ -8117,79 +7650,10 @@
       <w:r>
         <w:rPr>
           <w:rFonts w:ascii="Arial" w:hAnsi="Arial" w:cs="Arial"/>
-          <w:sz w:val="24"/>
-          <w:szCs w:val="24"/>
-          <w:lang w:val="en-US" w:eastAsia="en-US"/>
-        </w:rPr>
-        <mc:AlternateContent>
-          <mc:Choice Requires="wps">
-            <w:drawing>
-              <wp:anchor distT="0" distB="0" distL="114300" distR="114300" simplePos="0" relativeHeight="251721728" behindDoc="0" locked="0" layoutInCell="1" allowOverlap="1">
-                <wp:simplePos x="0" y="0"/>
-                <wp:positionH relativeFrom="column">
-                  <wp:posOffset>781050</wp:posOffset>
-                </wp:positionH>
-                <wp:positionV relativeFrom="paragraph">
-                  <wp:posOffset>146050</wp:posOffset>
-                </wp:positionV>
-                <wp:extent cx="945515" cy="5715"/>
-                <wp:effectExtent l="0" t="0" r="0" b="0"/>
-                <wp:wrapNone/>
-                <wp:docPr id="1094408323" name="Straight Connector 22"/>
-                <wp:cNvGraphicFramePr/>
-                <a:graphic xmlns:a="http://schemas.openxmlformats.org/drawingml/2006/main">
-                  <a:graphicData uri="http://schemas.microsoft.com/office/word/2010/wordprocessingShape">
-                    <wps:wsp>
-                      <wps:cNvCnPr/>
-                      <wps:spPr>
-                        <a:xfrm>
-                          <a:off x="0" y="0"/>
-                          <a:ext cx="945515" cy="5715"/>
-                        </a:xfrm>
-                        <a:prstGeom prst="line">
-                          <a:avLst/>
-                        </a:prstGeom>
-                      </wps:spPr>
-                      <wps:style>
-                        <a:lnRef idx="1">
-                          <a:schemeClr val="dk1"/>
-                        </a:lnRef>
-                        <a:fillRef idx="0">
-                          <a:schemeClr val="dk1"/>
-                        </a:fillRef>
-                        <a:effectRef idx="0">
-                          <a:schemeClr val="dk1"/>
-                        </a:effectRef>
-                        <a:fontRef idx="minor">
-                          <a:schemeClr val="tx1"/>
-                        </a:fontRef>
-                      </wps:style>
-                      <wps:bodyPr/>
-                    </wps:wsp>
-                  </a:graphicData>
-                </a:graphic>
-              </wp:anchor>
-            </w:drawing>
-          </mc:Choice>
-          <mc:Fallback>
-            <w:pict>
-              <v:line id="Straight Connector 22" o:spid="_x0000_s1026" o:spt="20" style="position:absolute;left:0pt;margin-left:61.5pt;margin-top:11.5pt;height:0.45pt;width:74.45pt;z-index:251721728;mso-width-relative:page;mso-height-relative:page;" filled="f" stroked="t" coordsize="21600,21600" o:gfxdata="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">
-                <v:fill on="f" focussize="0,0"/>
-                <v:stroke color="#000000 [3200]" joinstyle="round"/>
-                <v:imagedata o:title=""/>
-                <o:lock v:ext="edit" aspectratio="f"/>
-              </v:line>
-            </w:pict>
-          </mc:Fallback>
-        </mc:AlternateContent>
-      </w:r>
-      <w:r>
-        <w:rPr>
-          <w:rFonts w:ascii="Arial" w:hAnsi="Arial" w:cs="Arial"/>
           <w:sz w:val="20"/>
           <w:szCs w:val="20"/>
         </w:rPr>
-        <w:t xml:space="preserve">O.R. Number:   </w:t>
+        <w:t xml:space="preserve">O.R. Number: </w:t>
       </w:r>
       <w:r>
         <w:rPr>
@@ -8282,7 +7746,7 @@
           <w:sz w:val="20"/>
           <w:szCs w:val="20"/>
         </w:rPr>
-        <w:t xml:space="preserve">Date: </w:t>
+        <w:t>Date:</w:t>
       </w:r>
       <w:r>
         <w:rPr>
@@ -8377,7 +7841,7 @@
         <mc:AlternateContent>
           <mc:Choice Requires="wps">
             <w:drawing>
-              <wp:anchor distT="0" distB="0" distL="114300" distR="114300" simplePos="0" relativeHeight="251716608" behindDoc="0" locked="0" layoutInCell="1" allowOverlap="1">
+              <wp:anchor distT="0" distB="0" distL="114300" distR="114300" simplePos="0" relativeHeight="251665408" behindDoc="0" locked="0" layoutInCell="1" allowOverlap="1">
                 <wp:simplePos x="0" y="0"/>
                 <wp:positionH relativeFrom="column">
                   <wp:posOffset>765810</wp:posOffset>
@@ -8426,7 +7890,7 @@
           </mc:Choice>
           <mc:Fallback>
             <w:pict>
-              <v:line id="Straight Connector 22" o:spid="_x0000_s1026" o:spt="20" style="position:absolute;left:0pt;margin-left:60.3pt;margin-top:0.1pt;height:0pt;width:103.5pt;z-index:251716608;mso-width-relative:page;mso-height-relative:page;" filled="f" stroked="t" coordsize="21600,21600" o:gfxdata="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">
+              <v:line id="Straight Connector 22" o:spid="_x0000_s1026" o:spt="20" style="position:absolute;left:0pt;margin-left:60.3pt;margin-top:0.1pt;height:0pt;width:103.5pt;z-index:251665408;mso-width-relative:page;mso-height-relative:page;" filled="f" stroked="t" coordsize="21600,21600" o:gfxdata="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">
                 <v:fill on="f" focussize="0,0"/>
                 <v:stroke color="#000000 [3200]" joinstyle="round"/>
                 <v:imagedata o:title=""/>
@@ -8581,8 +8045,6 @@
         </w:rPr>
         <w:tab/>
       </w:r>
-      <w:bookmarkStart w:id="0" w:name="_GoBack"/>
-      <w:bookmarkEnd w:id="0"/>
       <w:r>
         <w:rPr>
           <w:rFonts w:ascii="Arial Narrow" w:hAnsi="Arial Narrow" w:cs="Arial"/>
@@ -8628,7 +8090,7 @@
         <mc:AlternateContent>
           <mc:Choice Requires="wps">
             <w:drawing>
-              <wp:anchor distT="0" distB="0" distL="114300" distR="114300" simplePos="0" relativeHeight="251715584" behindDoc="0" locked="0" layoutInCell="1" allowOverlap="1">
+              <wp:anchor distT="0" distB="0" distL="114300" distR="114300" simplePos="0" relativeHeight="251664384" behindDoc="0" locked="0" layoutInCell="1" allowOverlap="1">
                 <wp:simplePos x="0" y="0"/>
                 <wp:positionH relativeFrom="column">
                   <wp:posOffset>4284345</wp:posOffset>
@@ -8711,7 +8173,7 @@
           </mc:Choice>
           <mc:Fallback>
             <w:pict>
-              <v:shape id="_x0000_s1026" o:spid="_x0000_s1026" o:spt="202" type="#_x0000_t202" style="position:absolute;left:0pt;margin-left:337.35pt;margin-top:5.1pt;height:27pt;width:197.95pt;z-index:251715584;mso-width-relative:page;mso-height-relative:page;" filled="f" stroked="f" coordsize="21600,21600" o:gfxdata="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">
+              <v:shape id="_x0000_s1026" o:spid="_x0000_s1026" o:spt="202" type="#_x0000_t202" style="position:absolute;left:0pt;margin-left:337.35pt;margin-top:5.1pt;height:27pt;width:197.95pt;z-index:251664384;mso-width-relative:page;mso-height-relative:page;" filled="f" stroked="f" coordsize="21600,21600" o:gfxdata="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">
                 <v:fill on="f" focussize="0,0"/>
                 <v:stroke on="f" weight="0.5pt"/>
                 <v:imagedata o:title=""/>
@@ -8765,7 +8227,7 @@
         <mc:AlternateContent>
           <mc:Choice Requires="wps">
             <w:drawing>
-              <wp:anchor distT="0" distB="0" distL="114300" distR="114300" simplePos="0" relativeHeight="251714560" behindDoc="0" locked="0" layoutInCell="1" allowOverlap="1">
+              <wp:anchor distT="0" distB="0" distL="114300" distR="114300" simplePos="0" relativeHeight="251663360" behindDoc="0" locked="0" layoutInCell="1" allowOverlap="1">
                 <wp:simplePos x="0" y="0"/>
                 <wp:positionH relativeFrom="column">
                   <wp:posOffset>4330700</wp:posOffset>
@@ -8814,7 +8276,7 @@
           </mc:Choice>
           <mc:Fallback>
             <w:pict>
-              <v:line id="_x0000_s1026" o:spid="_x0000_s1026" o:spt="20" style="position:absolute;left:0pt;margin-left:341pt;margin-top:11.85pt;height:0.05pt;width:193.8pt;z-index:251714560;mso-width-relative:page;mso-height-relative:page;" filled="f" stroked="t" coordsize="21600,21600" o:gfxdata="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">
+              <v:line id="_x0000_s1026" o:spid="_x0000_s1026" o:spt="20" style="position:absolute;left:0pt;margin-left:341pt;margin-top:11.85pt;height:0.05pt;width:193.8pt;z-index:251663360;mso-width-relative:page;mso-height-relative:page;" filled="f" stroked="t" coordsize="21600,21600" o:gfxdata="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">
                 <v:fill on="f" focussize="0,0"/>
                 <v:stroke color="#000000 [3200]" joinstyle="round"/>
                 <v:imagedata o:title=""/>
@@ -8925,7 +8387,7 @@
         <mc:AlternateContent>
           <mc:Choice Requires="wps">
             <w:drawing>
-              <wp:anchor distT="0" distB="0" distL="114300" distR="114300" simplePos="0" relativeHeight="251680768" behindDoc="0" locked="0" layoutInCell="1" allowOverlap="1">
+              <wp:anchor distT="0" distB="0" distL="114300" distR="114300" simplePos="0" relativeHeight="251661312" behindDoc="0" locked="0" layoutInCell="1" allowOverlap="1">
                 <wp:simplePos x="0" y="0"/>
                 <wp:positionH relativeFrom="column">
                   <wp:posOffset>-250190</wp:posOffset>
@@ -9113,7 +8575,7 @@
           </mc:Choice>
           <mc:Fallback>
             <w:pict>
-              <v:shape id="Text Box 2" o:spid="_x0000_s1026" o:spt="202" type="#_x0000_t202" style="position:absolute;left:0pt;margin-left:-19.7pt;margin-top:8.2pt;height:28.5pt;width:135.75pt;z-index:251680768;mso-width-relative:page;mso-height-relative:page;" fillcolor="#FFFFFF" filled="t" stroked="f" coordsize="21600,21600" o:gfxdata="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">
+              <v:shape id="Text Box 2" o:spid="_x0000_s1026" o:spt="202" type="#_x0000_t202" style="position:absolute;left:0pt;margin-left:-19.7pt;margin-top:8.2pt;height:28.5pt;width:135.75pt;z-index:251661312;mso-width-relative:page;mso-height-relative:page;" fillcolor="#FFFFFF" filled="t" stroked="f" coordsize="21600,21600" o:gfxdata="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">
                 <v:fill on="t" focussize="0,0"/>
                 <v:stroke on="f" miterlimit="8" joinstyle="miter"/>
                 <v:imagedata o:title=""/>
@@ -9332,15 +8794,37 @@
           <w:szCs w:val="20"/>
         </w:rPr>
       </w:pPr>
-      <w:r>
+    </w:p>
+    <w:p>
+      <w:pPr>
+        <w:spacing w:after="0" w:line="240" w:lineRule="auto"/>
         <w:rPr>
           <w:rFonts w:ascii="Arial" w:hAnsi="Arial" w:cs="Arial"/>
           <w:b/>
           <w:sz w:val="20"/>
           <w:szCs w:val="20"/>
         </w:rPr>
+      </w:pPr>
+      <w:r>
+        <w:rPr>
+          <w:rFonts w:ascii="Arial" w:hAnsi="Arial" w:cs="Arial"/>
+          <w:b/>
+          <w:sz w:val="20"/>
+          <w:szCs w:val="20"/>
+        </w:rPr>
         <w:t>BFP-QSF-FSED-034 REV.03(08.20.21)</w:t>
       </w:r>
+    </w:p>
+    <w:p>
+      <w:pPr>
+        <w:spacing w:after="0" w:line="240" w:lineRule="auto"/>
+        <w:rPr>
+          <w:rFonts w:ascii="Arial" w:hAnsi="Arial" w:cs="Arial"/>
+          <w:b/>
+          <w:sz w:val="20"/>
+          <w:szCs w:val="20"/>
+        </w:rPr>
+      </w:pPr>
     </w:p>
     <w:sectPr>
       <w:pgSz w:w="12240" w:h="20160"/>
@@ -9407,7 +8891,7 @@
   <w:docDefaults>
     <w:rPrDefault>
       <w:rPr>
-        <w:rFonts w:asciiTheme="minorHAnsi" w:hAnsiTheme="minorHAnsi" w:eastAsiaTheme="minorEastAsia" w:cstheme="minorBidi"/>
+        <w:rFonts w:ascii="Times New Roman" w:hAnsi="Times New Roman" w:eastAsia="SimSun" w:cs="Times New Roman"/>
       </w:rPr>
     </w:rPrDefault>
     <w:pPrDefault/>

--- a/backend/templates/FSED-34F-Hot-Works.docx
+++ b/backend/templates/FSED-34F-Hot-Works.docx
@@ -10,8 +10,6 @@
           <w:rFonts w:ascii="Arial" w:hAnsi="Arial" w:cs="Arial"/>
         </w:rPr>
       </w:pPr>
-      <w:bookmarkStart w:id="0" w:name="_GoBack"/>
-      <w:bookmarkEnd w:id="0"/>
       <w:r>
         <w:rPr>
           <w:rFonts w:ascii="Arial Narrow" w:hAnsi="Arial Narrow" w:cs="Arial"/>
@@ -19,16 +17,16 @@
         <mc:AlternateContent>
           <mc:Choice Requires="wps">
             <w:drawing>
-              <wp:anchor distT="0" distB="0" distL="114300" distR="114300" simplePos="0" relativeHeight="251679744" behindDoc="0" locked="0" layoutInCell="1" allowOverlap="1">
+              <wp:anchor distT="0" distB="0" distL="114300" distR="114300" simplePos="0" relativeHeight="251678720" behindDoc="0" locked="0" layoutInCell="1" allowOverlap="1">
                 <wp:simplePos x="0" y="0"/>
                 <wp:positionH relativeFrom="column">
-                  <wp:posOffset>-198755</wp:posOffset>
+                  <wp:posOffset>-204470</wp:posOffset>
                 </wp:positionH>
                 <wp:positionV relativeFrom="paragraph">
                   <wp:posOffset>54610</wp:posOffset>
                 </wp:positionV>
-                <wp:extent cx="7207885" cy="12116435"/>
-                <wp:effectExtent l="28575" t="28575" r="40640" b="46990"/>
+                <wp:extent cx="7396480" cy="12347575"/>
+                <wp:effectExtent l="28575" t="28575" r="42545" b="44450"/>
                 <wp:wrapNone/>
                 <wp:docPr id="12" name="Rectangle 25"/>
                 <wp:cNvGraphicFramePr/>
@@ -41,7 +39,7 @@
                       <wps:spPr bwMode="auto">
                         <a:xfrm>
                           <a:off x="0" y="0"/>
-                          <a:ext cx="7207885" cy="12116435"/>
+                          <a:ext cx="7396480" cy="12347575"/>
                         </a:xfrm>
                         <a:prstGeom prst="rect">
                           <a:avLst/>
@@ -79,7 +77,7 @@
           </mc:Choice>
           <mc:Fallback>
             <w:pict>
-              <v:rect id="Rectangle 25" o:spid="_x0000_s1026" o:spt="1" style="position:absolute;left:0pt;margin-left:-15.65pt;margin-top:4.3pt;height:954.05pt;width:567.55pt;z-index:251679744;mso-width-relative:page;mso-height-relative:page;" filled="f" stroked="t" coordsize="21600,21600" o:gfxdata="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">
+              <v:rect id="Rectangle 25" o:spid="_x0000_s1026" o:spt="1" style="position:absolute;left:0pt;margin-left:-16.1pt;margin-top:4.3pt;height:972.25pt;width:582.4pt;z-index:251678720;mso-width-relative:page;mso-height-relative:page;" filled="f" stroked="t" coordsize="21600,21600" o:gfxdata="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">
                 <v:fill on="f" focussize="0,0"/>
                 <v:stroke weight="4.5pt" color="#000000" linestyle="thickThin" miterlimit="8" joinstyle="miter"/>
                 <v:imagedata o:title=""/>
@@ -559,7 +557,7 @@
         <mc:AlternateContent>
           <mc:Choice Requires="wps">
             <w:drawing>
-              <wp:anchor distT="0" distB="0" distL="114300" distR="114300" simplePos="0" relativeHeight="251723776" behindDoc="0" locked="0" layoutInCell="1" allowOverlap="1">
+              <wp:anchor distT="0" distB="0" distL="114300" distR="114300" simplePos="0" relativeHeight="251679744" behindDoc="0" locked="0" layoutInCell="1" allowOverlap="1">
                 <wp:simplePos x="0" y="0"/>
                 <wp:positionH relativeFrom="column">
                   <wp:posOffset>4924425</wp:posOffset>
@@ -642,7 +640,7 @@
           </mc:Choice>
           <mc:Fallback>
             <w:pict>
-              <v:shape id="_x0000_s1026" o:spid="_x0000_s1026" o:spt="202" type="#_x0000_t202" style="position:absolute;left:0pt;margin-left:387.75pt;margin-top:-1.55pt;height:27pt;width:161.45pt;z-index:251723776;mso-width-relative:page;mso-height-relative:page;" filled="f" stroked="f" coordsize="21600,21600" o:gfxdata="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">
+              <v:shape id="_x0000_s1026" o:spid="_x0000_s1026" o:spt="202" type="#_x0000_t202" style="position:absolute;left:0pt;margin-left:387.75pt;margin-top:-1.55pt;height:27pt;width:161.45pt;z-index:251679744;mso-width-relative:page;mso-height-relative:page;" filled="f" stroked="f" coordsize="21600,21600" o:gfxdata="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">
                 <v:fill on="f" focussize="0,0"/>
                 <v:stroke on="f" weight="0.5pt"/>
                 <v:imagedata o:title=""/>
@@ -1445,6 +1443,146 @@
           <w:szCs w:val="16"/>
         </w:rPr>
       </w:pPr>
+      <w:bookmarkStart w:id="0" w:name="_GoBack"/>
+      <w:bookmarkEnd w:id="0"/>
+      <w:r>
+        <w:rPr>
+          <w:rFonts w:ascii="Arial" w:hAnsi="Arial" w:cs="Arial"/>
+          <w:sz w:val="24"/>
+          <w:szCs w:val="24"/>
+          <w:lang w:val="en-US" w:eastAsia="en-US"/>
+        </w:rPr>
+        <mc:AlternateContent>
+          <mc:Choice Requires="wps">
+            <w:drawing>
+              <wp:anchor distT="0" distB="0" distL="114300" distR="114300" simplePos="0" relativeHeight="251681792" behindDoc="0" locked="0" layoutInCell="1" allowOverlap="1">
+                <wp:simplePos x="0" y="0"/>
+                <wp:positionH relativeFrom="column">
+                  <wp:posOffset>4500880</wp:posOffset>
+                </wp:positionH>
+                <wp:positionV relativeFrom="paragraph">
+                  <wp:posOffset>92075</wp:posOffset>
+                </wp:positionV>
+                <wp:extent cx="2476500" cy="342900"/>
+                <wp:effectExtent l="0" t="0" r="0" b="0"/>
+                <wp:wrapNone/>
+                <wp:docPr id="6" name="Text Box 6"/>
+                <wp:cNvGraphicFramePr/>
+                <a:graphic xmlns:a="http://schemas.openxmlformats.org/drawingml/2006/main">
+                  <a:graphicData uri="http://schemas.microsoft.com/office/word/2010/wordprocessingShape">
+                    <wps:wsp>
+                      <wps:cNvSpPr txBox="1"/>
+                      <wps:spPr>
+                        <a:xfrm>
+                          <a:off x="0" y="0"/>
+                          <a:ext cx="2476500" cy="342900"/>
+                        </a:xfrm>
+                        <a:prstGeom prst="rect">
+                          <a:avLst/>
+                        </a:prstGeom>
+                        <a:noFill/>
+                        <a:ln w="6350">
+                          <a:noFill/>
+                        </a:ln>
+                        <a:effectLst/>
+                      </wps:spPr>
+                      <wps:style>
+                        <a:lnRef idx="0">
+                          <a:schemeClr val="accent1"/>
+                        </a:lnRef>
+                        <a:fillRef idx="0">
+                          <a:schemeClr val="accent1"/>
+                        </a:fillRef>
+                        <a:effectRef idx="0">
+                          <a:schemeClr val="accent1"/>
+                        </a:effectRef>
+                        <a:fontRef idx="minor">
+                          <a:schemeClr val="dk1"/>
+                        </a:fontRef>
+                      </wps:style>
+                      <wps:txbx>
+                        <w:txbxContent>
+                          <w:p>
+                            <w:pPr>
+                              <w:spacing w:after="0" w:line="240" w:lineRule="auto"/>
+                              <w:jc w:val="center"/>
+                              <w:rPr>
+                                <w:rFonts w:hint="default" w:ascii="Arial" w:hAnsi="Arial" w:eastAsia="Times New Roman" w:cs="Arial"/>
+                                <w:b/>
+                                <w:bCs/>
+                                <w:color w:val="000000"/>
+                                <w:sz w:val="12"/>
+                                <w:szCs w:val="12"/>
+                                <w:lang w:val="en-US"/>
+                              </w:rPr>
+                            </w:pPr>
+                            <w:r>
+                              <w:rPr>
+                                <w:rFonts w:hint="default" w:ascii="Arial" w:hAnsi="Arial" w:eastAsia="Times New Roman" w:cs="Arial"/>
+                                <w:b/>
+                                <w:bCs/>
+                                <w:color w:val="000000"/>
+                                <w:sz w:val="12"/>
+                                <w:szCs w:val="12"/>
+                                <w:lang w:val="en-US"/>
+                              </w:rPr>
+                              <w:t>{COMPANY_NAME}.</w:t>
+                            </w:r>
+                          </w:p>
+                        </w:txbxContent>
+                      </wps:txbx>
+                      <wps:bodyPr rot="0" spcFirstLastPara="0" vertOverflow="overflow" horzOverflow="overflow" vert="horz" wrap="square" lIns="91440" tIns="45720" rIns="91440" bIns="45720" numCol="1" spcCol="0" rtlCol="0" fromWordArt="0" anchor="t" anchorCtr="0" forceAA="0" compatLnSpc="1">
+                        <a:noAutofit/>
+                      </wps:bodyPr>
+                    </wps:wsp>
+                  </a:graphicData>
+                </a:graphic>
+              </wp:anchor>
+            </w:drawing>
+          </mc:Choice>
+          <mc:Fallback>
+            <w:pict>
+              <v:shape id="_x0000_s1026" o:spid="_x0000_s1026" o:spt="202" type="#_x0000_t202" style="position:absolute;left:0pt;margin-left:354.4pt;margin-top:7.25pt;height:27pt;width:195pt;z-index:251681792;mso-width-relative:page;mso-height-relative:page;" filled="f" stroked="f" coordsize="21600,21600" o:gfxdata="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">
+                <v:fill on="f" focussize="0,0"/>
+                <v:stroke on="f" weight="0.5pt"/>
+                <v:imagedata o:title=""/>
+                <o:lock v:ext="edit" aspectratio="f"/>
+                <v:textbox>
+                  <w:txbxContent>
+                    <w:p>
+                      <w:pPr>
+                        <w:spacing w:after="0" w:line="240" w:lineRule="auto"/>
+                        <w:jc w:val="center"/>
+                        <w:rPr>
+                          <w:rFonts w:hint="default" w:ascii="Arial" w:hAnsi="Arial" w:eastAsia="Times New Roman" w:cs="Arial"/>
+                          <w:b/>
+                          <w:bCs/>
+                          <w:color w:val="000000"/>
+                          <w:sz w:val="12"/>
+                          <w:szCs w:val="12"/>
+                          <w:lang w:val="en-US"/>
+                        </w:rPr>
+                      </w:pPr>
+                      <w:r>
+                        <w:rPr>
+                          <w:rFonts w:hint="default" w:ascii="Arial" w:hAnsi="Arial" w:eastAsia="Times New Roman" w:cs="Arial"/>
+                          <w:b/>
+                          <w:bCs/>
+                          <w:color w:val="000000"/>
+                          <w:sz w:val="12"/>
+                          <w:szCs w:val="12"/>
+                          <w:lang w:val="en-US"/>
+                        </w:rPr>
+                        <w:t>{COMPANY_NAME}.</w:t>
+                      </w:r>
+                    </w:p>
+                  </w:txbxContent>
+                </v:textbox>
+              </v:shape>
+            </w:pict>
+          </mc:Fallback>
+        </mc:AlternateContent>
+      </w:r>
       <w:r>
         <w:rPr>
           <w:rFonts w:ascii="Arial" w:hAnsi="Arial" w:cs="Arial"/>
@@ -1458,10 +1596,10 @@
               <wp:anchor distT="0" distB="0" distL="114300" distR="114300" simplePos="0" relativeHeight="251677696" behindDoc="0" locked="0" layoutInCell="1" allowOverlap="1">
                 <wp:simplePos x="0" y="0"/>
                 <wp:positionH relativeFrom="column">
-                  <wp:posOffset>-307975</wp:posOffset>
+                  <wp:posOffset>206375</wp:posOffset>
                 </wp:positionH>
                 <wp:positionV relativeFrom="paragraph">
-                  <wp:posOffset>60325</wp:posOffset>
+                  <wp:posOffset>98425</wp:posOffset>
                 </wp:positionV>
                 <wp:extent cx="3978910" cy="342900"/>
                 <wp:effectExtent l="0" t="0" r="0" b="0"/>
@@ -1508,18 +1646,22 @@
                               <w:jc w:val="center"/>
                               <w:rPr>
                                 <w:rFonts w:hint="default" w:ascii="Arial" w:hAnsi="Arial" w:eastAsia="Times New Roman" w:cs="Arial"/>
+                                <w:b/>
+                                <w:bCs/>
                                 <w:color w:val="000000"/>
-                                <w:sz w:val="18"/>
-                                <w:szCs w:val="18"/>
+                                <w:sz w:val="12"/>
+                                <w:szCs w:val="12"/>
                                 <w:lang w:val="en-US"/>
                               </w:rPr>
                             </w:pPr>
                             <w:r>
                               <w:rPr>
                                 <w:rFonts w:hint="default" w:ascii="Arial" w:hAnsi="Arial" w:eastAsia="Times New Roman" w:cs="Arial"/>
+                                <w:b/>
+                                <w:bCs/>
                                 <w:color w:val="000000"/>
-                                <w:sz w:val="18"/>
-                                <w:szCs w:val="18"/>
+                                <w:sz w:val="12"/>
+                                <w:szCs w:val="12"/>
                                 <w:lang w:val="en-US"/>
                               </w:rPr>
                               <w:t>{OWNER}</w:t>
@@ -1538,7 +1680,7 @@
           </mc:Choice>
           <mc:Fallback>
             <w:pict>
-              <v:shape id="_x0000_s1026" o:spid="_x0000_s1026" o:spt="202" type="#_x0000_t202" style="position:absolute;left:0pt;margin-left:-24.25pt;margin-top:4.75pt;height:27pt;width:313.3pt;z-index:251677696;mso-width-relative:page;mso-height-relative:page;" filled="f" stroked="f" coordsize="21600,21600" o:gfxdata="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">
+              <v:shape id="_x0000_s1026" o:spid="_x0000_s1026" o:spt="202" type="#_x0000_t202" style="position:absolute;left:0pt;margin-left:16.25pt;margin-top:7.75pt;height:27pt;width:313.3pt;z-index:251677696;mso-width-relative:page;mso-height-relative:page;" filled="f" stroked="f" coordsize="21600,21600" o:gfxdata="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">
                 <v:fill on="f" focussize="0,0"/>
                 <v:stroke on="f" weight="0.5pt"/>
                 <v:imagedata o:title=""/>
@@ -1551,18 +1693,22 @@
                         <w:jc w:val="center"/>
                         <w:rPr>
                           <w:rFonts w:hint="default" w:ascii="Arial" w:hAnsi="Arial" w:eastAsia="Times New Roman" w:cs="Arial"/>
+                          <w:b/>
+                          <w:bCs/>
                           <w:color w:val="000000"/>
-                          <w:sz w:val="18"/>
-                          <w:szCs w:val="18"/>
+                          <w:sz w:val="12"/>
+                          <w:szCs w:val="12"/>
                           <w:lang w:val="en-US"/>
                         </w:rPr>
                       </w:pPr>
                       <w:r>
                         <w:rPr>
                           <w:rFonts w:hint="default" w:ascii="Arial" w:hAnsi="Arial" w:eastAsia="Times New Roman" w:cs="Arial"/>
+                          <w:b/>
+                          <w:bCs/>
                           <w:color w:val="000000"/>
-                          <w:sz w:val="18"/>
-                          <w:szCs w:val="18"/>
+                          <w:sz w:val="12"/>
+                          <w:szCs w:val="12"/>
                           <w:lang w:val="en-US"/>
                         </w:rPr>
                         <w:t>{OWNER}</w:t>
@@ -1578,136 +1724,6 @@
       <w:r>
         <w:rPr>
           <w:rFonts w:ascii="Arial" w:hAnsi="Arial" w:cs="Arial"/>
-          <w:sz w:val="24"/>
-          <w:szCs w:val="24"/>
-          <w:lang w:val="en-US" w:eastAsia="en-US"/>
-        </w:rPr>
-        <mc:AlternateContent>
-          <mc:Choice Requires="wps">
-            <w:drawing>
-              <wp:anchor distT="0" distB="0" distL="114300" distR="114300" simplePos="0" relativeHeight="251678720" behindDoc="0" locked="0" layoutInCell="1" allowOverlap="1">
-                <wp:simplePos x="0" y="0"/>
-                <wp:positionH relativeFrom="column">
-                  <wp:posOffset>2713355</wp:posOffset>
-                </wp:positionH>
-                <wp:positionV relativeFrom="paragraph">
-                  <wp:posOffset>86995</wp:posOffset>
-                </wp:positionV>
-                <wp:extent cx="6114415" cy="342900"/>
-                <wp:effectExtent l="0" t="0" r="0" b="0"/>
-                <wp:wrapNone/>
-                <wp:docPr id="53" name="Text Box 53"/>
-                <wp:cNvGraphicFramePr/>
-                <a:graphic xmlns:a="http://schemas.openxmlformats.org/drawingml/2006/main">
-                  <a:graphicData uri="http://schemas.microsoft.com/office/word/2010/wordprocessingShape">
-                    <wps:wsp>
-                      <wps:cNvSpPr txBox="1"/>
-                      <wps:spPr>
-                        <a:xfrm>
-                          <a:off x="0" y="0"/>
-                          <a:ext cx="6114415" cy="342900"/>
-                        </a:xfrm>
-                        <a:prstGeom prst="rect">
-                          <a:avLst/>
-                        </a:prstGeom>
-                        <a:noFill/>
-                        <a:ln w="6350">
-                          <a:noFill/>
-                        </a:ln>
-                        <a:effectLst/>
-                      </wps:spPr>
-                      <wps:style>
-                        <a:lnRef idx="0">
-                          <a:schemeClr val="accent1"/>
-                        </a:lnRef>
-                        <a:fillRef idx="0">
-                          <a:schemeClr val="accent1"/>
-                        </a:fillRef>
-                        <a:effectRef idx="0">
-                          <a:schemeClr val="accent1"/>
-                        </a:effectRef>
-                        <a:fontRef idx="minor">
-                          <a:schemeClr val="dk1"/>
-                        </a:fontRef>
-                      </wps:style>
-                      <wps:txbx>
-                        <w:txbxContent>
-                          <w:p>
-                            <w:pPr>
-                              <w:spacing w:after="0" w:line="240" w:lineRule="auto"/>
-                              <w:jc w:val="center"/>
-                              <w:rPr>
-                                <w:rFonts w:hint="default" w:ascii="Arial" w:hAnsi="Arial" w:eastAsia="Times New Roman" w:cs="Arial"/>
-                                <w:color w:val="000000"/>
-                                <w:sz w:val="18"/>
-                                <w:szCs w:val="18"/>
-                                <w:lang w:val="en-US"/>
-                              </w:rPr>
-                            </w:pPr>
-                            <w:r>
-                              <w:rPr>
-                                <w:rFonts w:hint="default" w:ascii="Arial" w:hAnsi="Arial" w:eastAsia="Times New Roman" w:cs="Arial"/>
-                                <w:color w:val="000000"/>
-                                <w:sz w:val="18"/>
-                                <w:szCs w:val="18"/>
-                                <w:lang w:val="en-US"/>
-                              </w:rPr>
-                              <w:t>{COMPANY_NAME}</w:t>
-                            </w:r>
-                          </w:p>
-                        </w:txbxContent>
-                      </wps:txbx>
-                      <wps:bodyPr rot="0" spcFirstLastPara="0" vertOverflow="overflow" horzOverflow="overflow" vert="horz" wrap="square" lIns="91440" tIns="45720" rIns="91440" bIns="45720" numCol="1" spcCol="0" rtlCol="0" fromWordArt="0" anchor="t" anchorCtr="0" forceAA="0" compatLnSpc="1">
-                        <a:noAutofit/>
-                      </wps:bodyPr>
-                    </wps:wsp>
-                  </a:graphicData>
-                </a:graphic>
-              </wp:anchor>
-            </w:drawing>
-          </mc:Choice>
-          <mc:Fallback>
-            <w:pict>
-              <v:shape id="_x0000_s1026" o:spid="_x0000_s1026" o:spt="202" type="#_x0000_t202" style="position:absolute;left:0pt;margin-left:213.65pt;margin-top:6.85pt;height:27pt;width:481.45pt;z-index:251678720;mso-width-relative:page;mso-height-relative:page;" filled="f" stroked="f" coordsize="21600,21600" o:gfxdata="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">
-                <v:fill on="f" focussize="0,0"/>
-                <v:stroke on="f" weight="0.5pt"/>
-                <v:imagedata o:title=""/>
-                <o:lock v:ext="edit" aspectratio="f"/>
-                <v:textbox>
-                  <w:txbxContent>
-                    <w:p>
-                      <w:pPr>
-                        <w:spacing w:after="0" w:line="240" w:lineRule="auto"/>
-                        <w:jc w:val="center"/>
-                        <w:rPr>
-                          <w:rFonts w:hint="default" w:ascii="Arial" w:hAnsi="Arial" w:eastAsia="Times New Roman" w:cs="Arial"/>
-                          <w:color w:val="000000"/>
-                          <w:sz w:val="18"/>
-                          <w:szCs w:val="18"/>
-                          <w:lang w:val="en-US"/>
-                        </w:rPr>
-                      </w:pPr>
-                      <w:r>
-                        <w:rPr>
-                          <w:rFonts w:hint="default" w:ascii="Arial" w:hAnsi="Arial" w:eastAsia="Times New Roman" w:cs="Arial"/>
-                          <w:color w:val="000000"/>
-                          <w:sz w:val="18"/>
-                          <w:szCs w:val="18"/>
-                          <w:lang w:val="en-US"/>
-                        </w:rPr>
-                        <w:t>{COMPANY_NAME}</w:t>
-                      </w:r>
-                    </w:p>
-                  </w:txbxContent>
-                </v:textbox>
-              </v:shape>
-            </w:pict>
-          </mc:Fallback>
-        </mc:AlternateContent>
-      </w:r>
-      <w:r>
-        <w:rPr>
-          <w:rFonts w:ascii="Arial" w:hAnsi="Arial" w:cs="Arial"/>
           <w:i/>
         </w:rPr>
         <w:t xml:space="preserve">                                                                                     </w:t>
@@ -1756,7 +1772,7 @@
           <w:sz w:val="20"/>
           <w:szCs w:val="20"/>
         </w:rPr>
-        <w:t>and to be installed by  _______________________________.</w:t>
+        <w:t>and to be installed by  _______________________________</w:t>
       </w:r>
     </w:p>
     <w:p>
@@ -1808,18 +1824,11 @@
         </w:rPr>
       </w:pPr>
     </w:p>
-    <w:p>
-      <w:pPr>
-        <w:spacing w:after="0" w:line="240" w:lineRule="auto"/>
-        <w:ind w:firstLine="720"/>
-        <w:rPr>
-          <w:rFonts w:ascii="Arial Narrow" w:hAnsi="Arial Narrow" w:cs="Arial"/>
-        </w:rPr>
-      </w:pPr>
-    </w:p>
     <w:tbl>
       <w:tblPr>
         <w:tblStyle w:val="7"/>
+        <w:tblpPr w:leftFromText="180" w:rightFromText="180" w:vertAnchor="text" w:horzAnchor="page" w:tblpX="664" w:tblpY="31"/>
+        <w:tblOverlap w:val="never"/>
         <w:tblW w:w="0" w:type="auto"/>
         <w:tblInd w:w="0" w:type="dxa"/>
         <w:tblBorders>
@@ -1839,8 +1848,8 @@
         </w:tblCellMar>
       </w:tblPr>
       <w:tblGrid>
-        <w:gridCol w:w="4457"/>
-        <w:gridCol w:w="6703"/>
+        <w:gridCol w:w="5580"/>
+        <w:gridCol w:w="5580"/>
       </w:tblGrid>
       <w:tr>
         <w:tblPrEx>
@@ -1852,12 +1861,6 @@
             <w:insideH w:val="single" w:color="auto" w:sz="4" w:space="0"/>
             <w:insideV w:val="single" w:color="auto" w:sz="4" w:space="0"/>
           </w:tblBorders>
-          <w:tblCellMar>
-            <w:top w:w="0" w:type="dxa"/>
-            <w:left w:w="108" w:type="dxa"/>
-            <w:bottom w:w="0" w:type="dxa"/>
-            <w:right w:w="108" w:type="dxa"/>
-          </w:tblCellMar>
         </w:tblPrEx>
         <w:tc>
           <w:tcPr>
@@ -1869,16 +1872,20 @@
               <w:spacing w:after="0" w:line="240" w:lineRule="auto"/>
               <w:jc w:val="center"/>
               <w:rPr>
-                <w:rFonts w:ascii="Arial" w:hAnsi="Arial" w:cs="Arial"/>
-                <w:sz w:val="18"/>
-                <w:szCs w:val="18"/>
+                <w:rFonts w:hint="default" w:ascii="Arial Narrow" w:hAnsi="Arial Narrow" w:cs="Arial Narrow"/>
+                <w:sz w:val="20"/>
+                <w:szCs w:val="20"/>
+                <w:vertAlign w:val="baseline"/>
+                <w:lang w:val="en-US"/>
               </w:rPr>
             </w:pPr>
             <w:r>
               <w:rPr>
-                <w:rFonts w:ascii="Arial" w:hAnsi="Arial" w:cs="Arial"/>
-                <w:sz w:val="18"/>
-                <w:szCs w:val="18"/>
+                <w:rFonts w:hint="default" w:ascii="Arial Narrow" w:hAnsi="Arial Narrow" w:cs="Arial Narrow"/>
+                <w:sz w:val="20"/>
+                <w:szCs w:val="20"/>
+                <w:vertAlign w:val="baseline"/>
+                <w:lang w:val="en-US"/>
               </w:rPr>
               <w:t>BEFORE INITIATING HOT WORK, ENSURE PRECAUTION ARE IN PLACE!</w:t>
             </w:r>
@@ -1888,15 +1895,20 @@
               <w:spacing w:after="0" w:line="240" w:lineRule="auto"/>
               <w:jc w:val="center"/>
               <w:rPr>
-                <w:rFonts w:ascii="Arial Narrow" w:hAnsi="Arial Narrow" w:cs="Arial"/>
+                <w:rFonts w:hint="default" w:ascii="Arial Narrow" w:hAnsi="Arial Narrow" w:cs="Arial Narrow"/>
+                <w:sz w:val="20"/>
+                <w:szCs w:val="20"/>
                 <w:vertAlign w:val="baseline"/>
+                <w:lang w:val="en-US"/>
               </w:rPr>
             </w:pPr>
             <w:r>
               <w:rPr>
-                <w:rFonts w:ascii="Arial" w:hAnsi="Arial" w:cs="Arial"/>
-                <w:sz w:val="18"/>
-                <w:szCs w:val="18"/>
+                <w:rFonts w:hint="default" w:ascii="Arial Narrow" w:hAnsi="Arial Narrow" w:cs="Arial Narrow"/>
+                <w:sz w:val="20"/>
+                <w:szCs w:val="20"/>
+                <w:vertAlign w:val="baseline"/>
+                <w:lang w:val="en-US"/>
               </w:rPr>
               <w:t>MAKE SURE AN APPROPRIATE FIRE EXTINGUISHER IS READILY AVAILABLE!</w:t>
             </w:r>
@@ -1922,610 +1934,75 @@
         </w:tblPrEx>
         <w:tc>
           <w:tcPr>
-            <w:tcW w:w="4457" w:type="dxa"/>
-          </w:tcPr>
-          <w:p>
-            <w:pPr>
-              <w:spacing w:after="0" w:line="240" w:lineRule="auto"/>
-              <w:jc w:val="center"/>
-              <w:rPr>
-                <w:rFonts w:ascii="Arial Narrow" w:hAnsi="Arial Narrow" w:cs="Arial"/>
-                <w:vertAlign w:val="baseline"/>
-              </w:rPr>
-            </w:pPr>
-            <w:r>
-              <w:rPr>
-                <w:rFonts w:ascii="Arial" w:hAnsi="Arial" w:cs="Arial"/>
-                <w:i/>
-              </w:rPr>
-              <mc:AlternateContent>
-                <mc:Choice Requires="wps">
-                  <w:drawing>
-                    <wp:anchor distT="0" distB="0" distL="114300" distR="114300" simplePos="0" relativeHeight="251702272" behindDoc="0" locked="0" layoutInCell="1" allowOverlap="1">
-                      <wp:simplePos x="0" y="0"/>
-                      <wp:positionH relativeFrom="column">
-                        <wp:posOffset>2724150</wp:posOffset>
-                      </wp:positionH>
-                      <wp:positionV relativeFrom="paragraph">
-                        <wp:posOffset>74295</wp:posOffset>
-                      </wp:positionV>
-                      <wp:extent cx="303530" cy="258445"/>
-                      <wp:effectExtent l="0" t="0" r="0" b="0"/>
-                      <wp:wrapNone/>
-                      <wp:docPr id="3" name="Text Box 2"/>
-                      <wp:cNvGraphicFramePr/>
-                      <a:graphic xmlns:a="http://schemas.openxmlformats.org/drawingml/2006/main">
-                        <a:graphicData uri="http://schemas.microsoft.com/office/word/2010/wordprocessingShape">
-                          <wps:wsp>
-                            <wps:cNvSpPr txBox="1">
-                              <a:spLocks noChangeArrowheads="1"/>
-                            </wps:cNvSpPr>
-                            <wps:spPr bwMode="auto">
-                              <a:xfrm>
-                                <a:off x="0" y="0"/>
-                                <a:ext cx="303530" cy="258445"/>
-                              </a:xfrm>
-                              <a:prstGeom prst="rect">
-                                <a:avLst/>
-                              </a:prstGeom>
-                              <a:noFill/>
-                              <a:ln w="9525">
-                                <a:noFill/>
-                                <a:miter lim="800000"/>
-                              </a:ln>
-                            </wps:spPr>
-                            <wps:txbx>
-                              <w:txbxContent>
-                                <w:p>
-                                  <w:pPr>
-                                    <w:rPr>
-                                      <w:sz w:val="28"/>
-                                    </w:rPr>
-                                  </w:pPr>
-                                  <w:r>
-                                    <w:rPr>
-                                      <w:sz w:val="28"/>
-                                    </w:rPr>
-                                    <w:sym w:font="Wingdings" w:char="F0FC"/>
-                                  </w:r>
-                                </w:p>
-                              </w:txbxContent>
-                            </wps:txbx>
-                            <wps:bodyPr rot="0" vert="horz" wrap="square" lIns="91440" tIns="45720" rIns="91440" bIns="45720" anchor="t" anchorCtr="0">
-                              <a:noAutofit/>
-                            </wps:bodyPr>
-                          </wps:wsp>
-                        </a:graphicData>
-                      </a:graphic>
-                    </wp:anchor>
-                  </w:drawing>
-                </mc:Choice>
-                <mc:Fallback>
-                  <w:pict>
-                    <v:shape id="Text Box 2" o:spid="_x0000_s1026" o:spt="202" type="#_x0000_t202" style="position:absolute;left:0pt;margin-left:214.5pt;margin-top:5.85pt;height:20.35pt;width:23.9pt;z-index:251702272;mso-width-relative:page;mso-height-relative:page;" filled="f" stroked="f" coordsize="21600,21600" o:gfxdata="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">
-                      <v:fill on="f" focussize="0,0"/>
-                      <v:stroke on="f" miterlimit="8" joinstyle="miter"/>
-                      <v:imagedata o:title=""/>
-                      <o:lock v:ext="edit" aspectratio="f"/>
-                      <v:textbox>
-                        <w:txbxContent>
-                          <w:p>
-                            <w:pPr>
-                              <w:rPr>
-                                <w:sz w:val="28"/>
-                              </w:rPr>
-                            </w:pPr>
-                            <w:r>
-                              <w:rPr>
-                                <w:sz w:val="28"/>
-                              </w:rPr>
-                              <w:sym w:font="Wingdings" w:char="F0FC"/>
-                            </w:r>
-                          </w:p>
-                        </w:txbxContent>
-                      </v:textbox>
-                    </v:shape>
-                  </w:pict>
-                </mc:Fallback>
-              </mc:AlternateContent>
-            </w:r>
-            <w:r>
-              <w:rPr>
-                <w:rFonts w:ascii="Arial" w:hAnsi="Arial" w:cs="Arial"/>
-                <w:b/>
-                <w:sz w:val="18"/>
-                <w:szCs w:val="18"/>
-              </w:rPr>
-              <w:t>INSTRUCTIONS</w:t>
-            </w:r>
-          </w:p>
-        </w:tc>
-        <w:tc>
-          <w:tcPr>
-            <w:tcW w:w="6703" w:type="dxa"/>
-          </w:tcPr>
-          <w:p>
-            <w:pPr>
-              <w:spacing w:after="0" w:line="240" w:lineRule="auto"/>
-              <w:jc w:val="center"/>
-              <w:rPr>
-                <w:rFonts w:ascii="Arial Narrow" w:hAnsi="Arial Narrow" w:cs="Arial"/>
-                <w:vertAlign w:val="baseline"/>
-              </w:rPr>
-            </w:pPr>
-            <w:r>
-              <w:rPr>
-                <w:rFonts w:ascii="Arial" w:hAnsi="Arial" w:cs="Arial"/>
-                <w:b/>
-                <w:sz w:val="18"/>
-                <w:szCs w:val="18"/>
-              </w:rPr>
-              <w:t>REQUIRED PRECAUTIONS MEASURE</w:t>
-            </w:r>
-          </w:p>
-        </w:tc>
-      </w:tr>
-      <w:tr>
-        <w:tblPrEx>
-          <w:tblBorders>
-            <w:top w:val="single" w:color="auto" w:sz="4" w:space="0"/>
-            <w:left w:val="single" w:color="auto" w:sz="4" w:space="0"/>
-            <w:bottom w:val="single" w:color="auto" w:sz="4" w:space="0"/>
-            <w:right w:val="single" w:color="auto" w:sz="4" w:space="0"/>
-            <w:insideH w:val="single" w:color="auto" w:sz="4" w:space="0"/>
-            <w:insideV w:val="single" w:color="auto" w:sz="4" w:space="0"/>
-          </w:tblBorders>
-          <w:tblCellMar>
-            <w:top w:w="0" w:type="dxa"/>
-            <w:left w:w="108" w:type="dxa"/>
-            <w:bottom w:w="0" w:type="dxa"/>
-            <w:right w:w="108" w:type="dxa"/>
-          </w:tblCellMar>
-        </w:tblPrEx>
-        <w:tc>
-          <w:tcPr>
-            <w:tcW w:w="4457" w:type="dxa"/>
-          </w:tcPr>
-          <w:p>
-            <w:pPr>
-              <w:tabs>
-                <w:tab w:val="left" w:pos="252"/>
-              </w:tabs>
-              <w:spacing w:after="0" w:line="240" w:lineRule="auto"/>
-              <w:rPr>
-                <w:rFonts w:ascii="Arial" w:hAnsi="Arial" w:cs="Arial"/>
-                <w:sz w:val="18"/>
-                <w:szCs w:val="18"/>
-              </w:rPr>
-            </w:pPr>
-            <w:r>
-              <w:rPr>
-                <w:rFonts w:ascii="Arial" w:hAnsi="Arial" w:cs="Arial"/>
-                <w:i/>
-              </w:rPr>
-              <mc:AlternateContent>
-                <mc:Choice Requires="wps">
-                  <w:drawing>
-                    <wp:anchor distT="0" distB="0" distL="114300" distR="114300" simplePos="0" relativeHeight="251703296" behindDoc="0" locked="0" layoutInCell="1" allowOverlap="1">
-                      <wp:simplePos x="0" y="0"/>
-                      <wp:positionH relativeFrom="column">
-                        <wp:posOffset>2720975</wp:posOffset>
-                      </wp:positionH>
-                      <wp:positionV relativeFrom="paragraph">
-                        <wp:posOffset>34925</wp:posOffset>
-                      </wp:positionV>
-                      <wp:extent cx="303530" cy="258445"/>
-                      <wp:effectExtent l="0" t="0" r="0" b="0"/>
-                      <wp:wrapNone/>
-                      <wp:docPr id="173" name="Text Box 2"/>
-                      <wp:cNvGraphicFramePr/>
-                      <a:graphic xmlns:a="http://schemas.openxmlformats.org/drawingml/2006/main">
-                        <a:graphicData uri="http://schemas.microsoft.com/office/word/2010/wordprocessingShape">
-                          <wps:wsp>
-                            <wps:cNvSpPr txBox="1">
-                              <a:spLocks noChangeArrowheads="1"/>
-                            </wps:cNvSpPr>
-                            <wps:spPr bwMode="auto">
-                              <a:xfrm>
-                                <a:off x="0" y="0"/>
-                                <a:ext cx="303530" cy="258445"/>
-                              </a:xfrm>
-                              <a:prstGeom prst="rect">
-                                <a:avLst/>
-                              </a:prstGeom>
-                              <a:noFill/>
-                              <a:ln w="9525">
-                                <a:noFill/>
-                                <a:miter lim="800000"/>
-                              </a:ln>
-                            </wps:spPr>
-                            <wps:txbx>
-                              <w:txbxContent>
-                                <w:p>
-                                  <w:pPr>
-                                    <w:rPr>
-                                      <w:sz w:val="28"/>
-                                    </w:rPr>
-                                  </w:pPr>
-                                  <w:r>
-                                    <w:rPr>
-                                      <w:sz w:val="28"/>
-                                    </w:rPr>
-                                    <w:sym w:font="Wingdings" w:char="F0FC"/>
-                                  </w:r>
-                                </w:p>
-                              </w:txbxContent>
-                            </wps:txbx>
-                            <wps:bodyPr rot="0" vert="horz" wrap="square" lIns="91440" tIns="45720" rIns="91440" bIns="45720" anchor="t" anchorCtr="0">
-                              <a:noAutofit/>
-                            </wps:bodyPr>
-                          </wps:wsp>
-                        </a:graphicData>
-                      </a:graphic>
-                    </wp:anchor>
-                  </w:drawing>
-                </mc:Choice>
-                <mc:Fallback>
-                  <w:pict>
-                    <v:shape id="Text Box 2" o:spid="_x0000_s1026" o:spt="202" type="#_x0000_t202" style="position:absolute;left:0pt;margin-left:214.25pt;margin-top:2.75pt;height:20.35pt;width:23.9pt;z-index:251703296;mso-width-relative:page;mso-height-relative:page;" filled="f" stroked="f" coordsize="21600,21600" o:gfxdata="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">
-                      <v:fill on="f" focussize="0,0"/>
-                      <v:stroke on="f" miterlimit="8" joinstyle="miter"/>
-                      <v:imagedata o:title=""/>
-                      <o:lock v:ext="edit" aspectratio="f"/>
-                      <v:textbox>
-                        <w:txbxContent>
-                          <w:p>
-                            <w:pPr>
-                              <w:rPr>
-                                <w:sz w:val="28"/>
-                              </w:rPr>
-                            </w:pPr>
-                            <w:r>
-                              <w:rPr>
-                                <w:sz w:val="28"/>
-                              </w:rPr>
-                              <w:sym w:font="Wingdings" w:char="F0FC"/>
-                            </w:r>
-                          </w:p>
-                        </w:txbxContent>
-                      </v:textbox>
-                    </v:shape>
-                  </w:pict>
-                </mc:Fallback>
-              </mc:AlternateContent>
-            </w:r>
-            <w:r>
-              <w:rPr>
-                <w:rFonts w:ascii="Arial" w:hAnsi="Arial" w:cs="Arial"/>
-                <w:sz w:val="18"/>
-                <w:szCs w:val="18"/>
-              </w:rPr>
-              <w:t>Verify precautions listed at right (or do not Proceed with the work).Complete and retain this permit</w:t>
-            </w:r>
-          </w:p>
-        </w:tc>
-        <w:tc>
-          <w:tcPr>
-            <w:tcW w:w="6703" w:type="dxa"/>
-          </w:tcPr>
-          <w:p>
-            <w:pPr>
-              <w:tabs>
-                <w:tab w:val="left" w:pos="263"/>
-              </w:tabs>
-              <w:spacing w:after="0" w:line="240" w:lineRule="auto"/>
-              <w:rPr>
-                <w:rFonts w:ascii="Arial" w:hAnsi="Arial" w:cs="Arial"/>
-                <w:sz w:val="16"/>
-                <w:szCs w:val="16"/>
-              </w:rPr>
-            </w:pPr>
-            <w:r>
-              <w:rPr>
-                <w:rFonts w:ascii="Arial Narrow" w:hAnsi="Arial Narrow" w:cs="Arial"/>
-                <w:sz w:val="16"/>
-                <w:szCs w:val="16"/>
-              </w:rPr>
-              <mc:AlternateContent>
-                <mc:Choice Requires="wps">
-                  <w:drawing>
-                    <wp:anchor distT="0" distB="0" distL="114300" distR="114300" simplePos="0" relativeHeight="251680768" behindDoc="0" locked="0" layoutInCell="1" allowOverlap="1">
-                      <wp:simplePos x="0" y="0"/>
-                      <wp:positionH relativeFrom="column">
-                        <wp:posOffset>-3810</wp:posOffset>
-                      </wp:positionH>
-                      <wp:positionV relativeFrom="paragraph">
-                        <wp:posOffset>16510</wp:posOffset>
-                      </wp:positionV>
-                      <wp:extent cx="90170" cy="76200"/>
-                      <wp:effectExtent l="12700" t="12700" r="30480" b="25400"/>
-                      <wp:wrapNone/>
-                      <wp:docPr id="114" name="Rectangle 9"/>
-                      <wp:cNvGraphicFramePr/>
-                      <a:graphic xmlns:a="http://schemas.openxmlformats.org/drawingml/2006/main">
-                        <a:graphicData uri="http://schemas.microsoft.com/office/word/2010/wordprocessingShape">
-                          <wps:wsp>
-                            <wps:cNvSpPr/>
-                            <wps:spPr>
-                              <a:xfrm>
-                                <a:off x="0" y="0"/>
-                                <a:ext cx="90170" cy="76200"/>
-                              </a:xfrm>
-                              <a:prstGeom prst="rect">
-                                <a:avLst/>
-                              </a:prstGeom>
-                            </wps:spPr>
-                            <wps:style>
-                              <a:lnRef idx="2">
-                                <a:schemeClr val="dk1"/>
-                              </a:lnRef>
-                              <a:fillRef idx="1">
-                                <a:schemeClr val="lt1"/>
-                              </a:fillRef>
-                              <a:effectRef idx="0">
-                                <a:schemeClr val="dk1"/>
-                              </a:effectRef>
-                              <a:fontRef idx="minor">
-                                <a:schemeClr val="dk1"/>
-                              </a:fontRef>
-                            </wps:style>
-                            <wps:bodyPr rot="0" spcFirstLastPara="0" vertOverflow="overflow" horzOverflow="overflow" vert="horz" wrap="square" lIns="91440" tIns="45720" rIns="91440" bIns="45720" numCol="1" spcCol="0" rtlCol="0" fromWordArt="0" anchor="ctr" anchorCtr="0" forceAA="0" compatLnSpc="1">
-                              <a:noAutofit/>
-                            </wps:bodyPr>
-                          </wps:wsp>
-                        </a:graphicData>
-                      </a:graphic>
-                    </wp:anchor>
-                  </w:drawing>
-                </mc:Choice>
-                <mc:Fallback>
-                  <w:pict>
-                    <v:rect id="Rectangle 9" o:spid="_x0000_s1026" o:spt="1" style="position:absolute;left:0pt;margin-left:-0.3pt;margin-top:1.3pt;height:6pt;width:7.1pt;z-index:251680768;v-text-anchor:middle;mso-width-relative:page;mso-height-relative:page;" fillcolor="#FFFFFF [3201]" filled="t" stroked="t" coordsize="21600,21600" o:gfxdata="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">
-                      <v:fill on="t" focussize="0,0"/>
-                      <v:stroke weight="2pt" color="#000000 [3200]" joinstyle="round"/>
-                      <v:imagedata o:title=""/>
-                      <o:lock v:ext="edit" aspectratio="f"/>
-                    </v:rect>
-                  </w:pict>
-                </mc:Fallback>
-              </mc:AlternateContent>
-            </w:r>
-            <w:r>
-              <w:rPr>
-                <w:rFonts w:ascii="Arial Narrow" w:hAnsi="Arial Narrow" w:cs="Arial"/>
-                <w:sz w:val="16"/>
-                <w:szCs w:val="16"/>
-              </w:rPr>
-              <w:t xml:space="preserve">       </w:t>
-            </w:r>
-            <w:r>
-              <w:rPr>
-                <w:rFonts w:ascii="Arial" w:hAnsi="Arial" w:cs="Arial"/>
-                <w:sz w:val="16"/>
-                <w:szCs w:val="16"/>
-              </w:rPr>
-              <w:t>Available sprinklers, hose streams and extinguishers in  service/operable.</w:t>
-            </w:r>
-          </w:p>
-          <w:p>
-            <w:pPr>
-              <w:tabs>
-                <w:tab w:val="left" w:pos="263"/>
-              </w:tabs>
-              <w:spacing w:after="0" w:line="240" w:lineRule="auto"/>
-              <w:rPr>
-                <w:rFonts w:ascii="Arial Narrow" w:hAnsi="Arial Narrow" w:cs="Arial"/>
-                <w:vertAlign w:val="baseline"/>
-              </w:rPr>
-            </w:pPr>
-            <w:r>
-              <w:rPr>
-                <w:rFonts w:ascii="Arial Narrow" w:hAnsi="Arial Narrow" w:cs="Arial"/>
-                <w:sz w:val="16"/>
-                <w:szCs w:val="16"/>
-              </w:rPr>
-              <mc:AlternateContent>
-                <mc:Choice Requires="wps">
-                  <w:drawing>
-                    <wp:anchor distT="0" distB="0" distL="114300" distR="114300" simplePos="0" relativeHeight="251681792" behindDoc="0" locked="0" layoutInCell="1" allowOverlap="1">
-                      <wp:simplePos x="0" y="0"/>
-                      <wp:positionH relativeFrom="column">
-                        <wp:posOffset>-5715</wp:posOffset>
-                      </wp:positionH>
-                      <wp:positionV relativeFrom="paragraph">
-                        <wp:posOffset>6985</wp:posOffset>
-                      </wp:positionV>
-                      <wp:extent cx="90170" cy="76200"/>
-                      <wp:effectExtent l="12700" t="12700" r="30480" b="25400"/>
-                      <wp:wrapNone/>
-                      <wp:docPr id="153" name="Rectangle 9"/>
-                      <wp:cNvGraphicFramePr/>
-                      <a:graphic xmlns:a="http://schemas.openxmlformats.org/drawingml/2006/main">
-                        <a:graphicData uri="http://schemas.microsoft.com/office/word/2010/wordprocessingShape">
-                          <wps:wsp>
-                            <wps:cNvSpPr/>
-                            <wps:spPr>
-                              <a:xfrm>
-                                <a:off x="0" y="0"/>
-                                <a:ext cx="90170" cy="76200"/>
-                              </a:xfrm>
-                              <a:prstGeom prst="rect">
-                                <a:avLst/>
-                              </a:prstGeom>
-                            </wps:spPr>
-                            <wps:style>
-                              <a:lnRef idx="2">
-                                <a:schemeClr val="dk1"/>
-                              </a:lnRef>
-                              <a:fillRef idx="1">
-                                <a:schemeClr val="lt1"/>
-                              </a:fillRef>
-                              <a:effectRef idx="0">
-                                <a:schemeClr val="dk1"/>
-                              </a:effectRef>
-                              <a:fontRef idx="minor">
-                                <a:schemeClr val="dk1"/>
-                              </a:fontRef>
-                            </wps:style>
-                            <wps:bodyPr rot="0" spcFirstLastPara="0" vertOverflow="overflow" horzOverflow="overflow" vert="horz" wrap="square" lIns="91440" tIns="45720" rIns="91440" bIns="45720" numCol="1" spcCol="0" rtlCol="0" fromWordArt="0" anchor="ctr" anchorCtr="0" forceAA="0" compatLnSpc="1">
-                              <a:noAutofit/>
-                            </wps:bodyPr>
-                          </wps:wsp>
-                        </a:graphicData>
-                      </a:graphic>
-                    </wp:anchor>
-                  </w:drawing>
-                </mc:Choice>
-                <mc:Fallback>
-                  <w:pict>
-                    <v:rect id="Rectangle 9" o:spid="_x0000_s1026" o:spt="1" style="position:absolute;left:0pt;margin-left:-0.45pt;margin-top:0.55pt;height:6pt;width:7.1pt;z-index:251681792;v-text-anchor:middle;mso-width-relative:page;mso-height-relative:page;" fillcolor="#FFFFFF [3201]" filled="t" stroked="t" coordsize="21600,21600" o:gfxdata="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">
-                      <v:fill on="t" focussize="0,0"/>
-                      <v:stroke weight="2pt" color="#000000 [3200]" joinstyle="round"/>
-                      <v:imagedata o:title=""/>
-                      <o:lock v:ext="edit" aspectratio="f"/>
-                    </v:rect>
-                  </w:pict>
-                </mc:Fallback>
-              </mc:AlternateContent>
-            </w:r>
-            <w:r>
-              <w:rPr>
-                <w:rFonts w:ascii="Arial" w:hAnsi="Arial" w:cs="Arial"/>
-                <w:sz w:val="16"/>
-                <w:szCs w:val="16"/>
-              </w:rPr>
-              <w:t xml:space="preserve">     Hot work equipment in good condition. </w:t>
-            </w:r>
-          </w:p>
-        </w:tc>
-      </w:tr>
-      <w:tr>
-        <w:tblPrEx>
-          <w:tblBorders>
-            <w:top w:val="single" w:color="auto" w:sz="4" w:space="0"/>
-            <w:left w:val="single" w:color="auto" w:sz="4" w:space="0"/>
-            <w:bottom w:val="single" w:color="auto" w:sz="4" w:space="0"/>
-            <w:right w:val="single" w:color="auto" w:sz="4" w:space="0"/>
-            <w:insideH w:val="single" w:color="auto" w:sz="4" w:space="0"/>
-            <w:insideV w:val="single" w:color="auto" w:sz="4" w:space="0"/>
-          </w:tblBorders>
-          <w:tblCellMar>
-            <w:top w:w="0" w:type="dxa"/>
-            <w:left w:w="108" w:type="dxa"/>
-            <w:bottom w:w="0" w:type="dxa"/>
-            <w:right w:w="108" w:type="dxa"/>
-          </w:tblCellMar>
-        </w:tblPrEx>
-        <w:tc>
-          <w:tcPr>
-            <w:tcW w:w="4457" w:type="dxa"/>
+            <w:tcW w:w="5580" w:type="dxa"/>
           </w:tcPr>
           <w:p>
             <w:pPr>
               <w:spacing w:after="0" w:line="240" w:lineRule="auto"/>
               <w:rPr>
-                <w:rFonts w:hint="default" w:ascii="Arial" w:hAnsi="Arial" w:cs="Arial"/>
-                <w:sz w:val="18"/>
-                <w:szCs w:val="18"/>
+                <w:rFonts w:hint="default" w:ascii="Arial Narrow" w:hAnsi="Arial Narrow" w:cs="Arial Narrow"/>
+                <w:sz w:val="20"/>
+                <w:szCs w:val="20"/>
                 <w:vertAlign w:val="baseline"/>
                 <w:lang w:val="en-US"/>
               </w:rPr>
             </w:pPr>
             <w:r>
               <w:rPr>
-                <w:rFonts w:ascii="Arial" w:hAnsi="Arial" w:cs="Arial"/>
-                <w:i/>
+                <w:rFonts w:hint="default" w:ascii="Arial Narrow" w:hAnsi="Arial Narrow" w:cs="Arial Narrow"/>
+                <w:sz w:val="20"/>
+                <w:szCs w:val="20"/>
               </w:rPr>
-              <mc:AlternateContent>
-                <mc:Choice Requires="wps">
-                  <w:drawing>
-                    <wp:anchor distT="0" distB="0" distL="114300" distR="114300" simplePos="0" relativeHeight="251704320" behindDoc="0" locked="0" layoutInCell="1" allowOverlap="1">
-                      <wp:simplePos x="0" y="0"/>
-                      <wp:positionH relativeFrom="column">
-                        <wp:posOffset>2745105</wp:posOffset>
-                      </wp:positionH>
-                      <wp:positionV relativeFrom="paragraph">
-                        <wp:posOffset>36195</wp:posOffset>
-                      </wp:positionV>
-                      <wp:extent cx="303530" cy="258445"/>
-                      <wp:effectExtent l="0" t="0" r="0" b="0"/>
-                      <wp:wrapNone/>
-                      <wp:docPr id="174" name="Text Box 2"/>
-                      <wp:cNvGraphicFramePr/>
-                      <a:graphic xmlns:a="http://schemas.openxmlformats.org/drawingml/2006/main">
-                        <a:graphicData uri="http://schemas.microsoft.com/office/word/2010/wordprocessingShape">
-                          <wps:wsp>
-                            <wps:cNvSpPr txBox="1">
-                              <a:spLocks noChangeArrowheads="1"/>
-                            </wps:cNvSpPr>
-                            <wps:spPr bwMode="auto">
-                              <a:xfrm>
-                                <a:off x="0" y="0"/>
-                                <a:ext cx="303530" cy="258445"/>
-                              </a:xfrm>
-                              <a:prstGeom prst="rect">
-                                <a:avLst/>
-                              </a:prstGeom>
-                              <a:noFill/>
-                              <a:ln w="9525">
-                                <a:noFill/>
-                                <a:miter lim="800000"/>
-                              </a:ln>
-                            </wps:spPr>
-                            <wps:txbx>
-                              <w:txbxContent>
-                                <w:p>
-                                  <w:pPr>
-                                    <w:rPr>
-                                      <w:sz w:val="28"/>
-                                    </w:rPr>
-                                  </w:pPr>
-                                  <w:r>
-                                    <w:rPr>
-                                      <w:sz w:val="28"/>
-                                    </w:rPr>
-                                    <w:sym w:font="Wingdings" w:char="F0FC"/>
-                                  </w:r>
-                                </w:p>
-                              </w:txbxContent>
-                            </wps:txbx>
-                            <wps:bodyPr rot="0" vert="horz" wrap="square" lIns="91440" tIns="45720" rIns="91440" bIns="45720" anchor="t" anchorCtr="0">
-                              <a:noAutofit/>
-                            </wps:bodyPr>
-                          </wps:wsp>
-                        </a:graphicData>
-                      </a:graphic>
-                    </wp:anchor>
-                  </w:drawing>
-                </mc:Choice>
-                <mc:Fallback>
-                  <w:pict>
-                    <v:shape id="Text Box 2" o:spid="_x0000_s1026" o:spt="202" type="#_x0000_t202" style="position:absolute;left:0pt;margin-left:216.15pt;margin-top:2.85pt;height:20.35pt;width:23.9pt;z-index:251704320;mso-width-relative:page;mso-height-relative:page;" filled="f" stroked="f" coordsize="21600,21600" o:gfxdata="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">
-                      <v:fill on="f" focussize="0,0"/>
-                      <v:stroke on="f" miterlimit="8" joinstyle="miter"/>
-                      <v:imagedata o:title=""/>
-                      <o:lock v:ext="edit" aspectratio="f"/>
-                      <v:textbox>
-                        <w:txbxContent>
-                          <w:p>
-                            <w:pPr>
-                              <w:rPr>
-                                <w:sz w:val="28"/>
-                              </w:rPr>
-                            </w:pPr>
-                            <w:r>
-                              <w:rPr>
-                                <w:sz w:val="28"/>
-                              </w:rPr>
-                              <w:sym w:font="Wingdings" w:char="F0FC"/>
-                            </w:r>
-                          </w:p>
-                        </w:txbxContent>
-                      </v:textbox>
-                    </v:shape>
-                  </w:pict>
-                </mc:Fallback>
-              </mc:AlternateContent>
+              <w:drawing>
+                <wp:anchor distT="0" distB="0" distL="114300" distR="114300" simplePos="0" relativeHeight="251680768" behindDoc="1" locked="0" layoutInCell="1" allowOverlap="1">
+                  <wp:simplePos x="0" y="0"/>
+                  <wp:positionH relativeFrom="column">
+                    <wp:posOffset>3474085</wp:posOffset>
+                  </wp:positionH>
+                  <wp:positionV relativeFrom="paragraph">
+                    <wp:posOffset>12700</wp:posOffset>
+                  </wp:positionV>
+                  <wp:extent cx="3550920" cy="3800475"/>
+                  <wp:effectExtent l="0" t="0" r="11430" b="9525"/>
+                  <wp:wrapNone/>
+                  <wp:docPr id="5" name="Picture 1"/>
+                  <wp:cNvGraphicFramePr>
+                    <a:graphicFrameLocks xmlns:a="http://schemas.openxmlformats.org/drawingml/2006/main" noChangeAspect="1"/>
+                  </wp:cNvGraphicFramePr>
+                  <a:graphic xmlns:a="http://schemas.openxmlformats.org/drawingml/2006/main">
+                    <a:graphicData uri="http://schemas.openxmlformats.org/drawingml/2006/picture">
+                      <pic:pic xmlns:pic="http://schemas.openxmlformats.org/drawingml/2006/picture">
+                        <pic:nvPicPr>
+                          <pic:cNvPr id="5" name="Picture 1"/>
+                          <pic:cNvPicPr>
+                            <a:picLocks noChangeAspect="1"/>
+                          </pic:cNvPicPr>
+                        </pic:nvPicPr>
+                        <pic:blipFill>
+                          <a:blip r:embed="rId8"/>
+                          <a:srcRect l="40462" t="7918" r="844" b="2185"/>
+                          <a:stretch>
+                            <a:fillRect/>
+                          </a:stretch>
+                        </pic:blipFill>
+                        <pic:spPr>
+                          <a:xfrm>
+                            <a:off x="0" y="0"/>
+                            <a:ext cx="3550920" cy="3800475"/>
+                          </a:xfrm>
+                          <a:prstGeom prst="rect">
+                            <a:avLst/>
+                          </a:prstGeom>
+                          <a:noFill/>
+                          <a:ln>
+                            <a:noFill/>
+                          </a:ln>
+                        </pic:spPr>
+                      </pic:pic>
+                    </a:graphicData>
+                  </a:graphic>
+                </wp:anchor>
+              </w:drawing>
             </w:r>
             <w:r>
               <w:rPr>
@@ -2535,247 +2012,13 @@
                 <w:vertAlign w:val="baseline"/>
                 <w:lang w:val="en-US"/>
               </w:rPr>
-              <w:t>JOB ORDER NO./LETTER REQUEST</w:t>
-            </w:r>
-          </w:p>
-          <w:p>
-            <w:pPr>
-              <w:spacing w:after="0" w:line="240" w:lineRule="auto"/>
-              <w:rPr>
-                <w:rFonts w:hint="default" w:ascii="Arial" w:hAnsi="Arial" w:cs="Arial"/>
-                <w:sz w:val="12"/>
-                <w:szCs w:val="12"/>
-                <w:vertAlign w:val="baseline"/>
-                <w:lang w:val="en-US"/>
-              </w:rPr>
-            </w:pPr>
-            <w:r>
-              <w:rPr>
-                <w:rFonts w:ascii="Arial" w:hAnsi="Arial" w:cs="Arial"/>
-                <w:i/>
-              </w:rPr>
-              <mc:AlternateContent>
-                <mc:Choice Requires="wps">
-                  <w:drawing>
-                    <wp:anchor distT="0" distB="0" distL="114300" distR="114300" simplePos="0" relativeHeight="251706368" behindDoc="0" locked="0" layoutInCell="1" allowOverlap="1">
-                      <wp:simplePos x="0" y="0"/>
-                      <wp:positionH relativeFrom="column">
-                        <wp:posOffset>2746375</wp:posOffset>
-                      </wp:positionH>
-                      <wp:positionV relativeFrom="paragraph">
-                        <wp:posOffset>139065</wp:posOffset>
-                      </wp:positionV>
-                      <wp:extent cx="303530" cy="258445"/>
-                      <wp:effectExtent l="0" t="0" r="0" b="0"/>
-                      <wp:wrapNone/>
-                      <wp:docPr id="176" name="Text Box 2"/>
-                      <wp:cNvGraphicFramePr/>
-                      <a:graphic xmlns:a="http://schemas.openxmlformats.org/drawingml/2006/main">
-                        <a:graphicData uri="http://schemas.microsoft.com/office/word/2010/wordprocessingShape">
-                          <wps:wsp>
-                            <wps:cNvSpPr txBox="1">
-                              <a:spLocks noChangeArrowheads="1"/>
-                            </wps:cNvSpPr>
-                            <wps:spPr bwMode="auto">
-                              <a:xfrm>
-                                <a:off x="0" y="0"/>
-                                <a:ext cx="303530" cy="258445"/>
-                              </a:xfrm>
-                              <a:prstGeom prst="rect">
-                                <a:avLst/>
-                              </a:prstGeom>
-                              <a:noFill/>
-                              <a:ln w="9525">
-                                <a:noFill/>
-                                <a:miter lim="800000"/>
-                              </a:ln>
-                            </wps:spPr>
-                            <wps:txbx>
-                              <w:txbxContent>
-                                <w:p>
-                                  <w:pPr>
-                                    <w:rPr>
-                                      <w:sz w:val="28"/>
-                                    </w:rPr>
-                                  </w:pPr>
-                                  <w:r>
-                                    <w:rPr>
-                                      <w:sz w:val="28"/>
-                                    </w:rPr>
-                                    <w:sym w:font="Wingdings" w:char="F0FC"/>
-                                  </w:r>
-                                </w:p>
-                              </w:txbxContent>
-                            </wps:txbx>
-                            <wps:bodyPr rot="0" vert="horz" wrap="square" lIns="91440" tIns="45720" rIns="91440" bIns="45720" anchor="t" anchorCtr="0">
-                              <a:noAutofit/>
-                            </wps:bodyPr>
-                          </wps:wsp>
-                        </a:graphicData>
-                      </a:graphic>
-                    </wp:anchor>
-                  </w:drawing>
-                </mc:Choice>
-                <mc:Fallback>
-                  <w:pict>
-                    <v:shape id="Text Box 2" o:spid="_x0000_s1026" o:spt="202" type="#_x0000_t202" style="position:absolute;left:0pt;margin-left:216.25pt;margin-top:10.95pt;height:20.35pt;width:23.9pt;z-index:251706368;mso-width-relative:page;mso-height-relative:page;" filled="f" stroked="f" coordsize="21600,21600" o:gfxdata="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">
-                      <v:fill on="f" focussize="0,0"/>
-                      <v:stroke on="f" miterlimit="8" joinstyle="miter"/>
-                      <v:imagedata o:title=""/>
-                      <o:lock v:ext="edit" aspectratio="f"/>
-                      <v:textbox>
-                        <w:txbxContent>
-                          <w:p>
-                            <w:pPr>
-                              <w:rPr>
-                                <w:sz w:val="28"/>
-                              </w:rPr>
-                            </w:pPr>
-                            <w:r>
-                              <w:rPr>
-                                <w:sz w:val="28"/>
-                              </w:rPr>
-                              <w:sym w:font="Wingdings" w:char="F0FC"/>
-                            </w:r>
-                          </w:p>
-                        </w:txbxContent>
-                      </v:textbox>
-                    </v:shape>
-                  </w:pict>
-                </mc:Fallback>
-              </mc:AlternateContent>
-            </w:r>
-            <w:r>
-              <w:rPr>
-                <w:rFonts w:ascii="Arial" w:hAnsi="Arial" w:cs="Arial"/>
-                <w:i/>
-              </w:rPr>
-              <mc:AlternateContent>
-                <mc:Choice Requires="wps">
-                  <w:drawing>
-                    <wp:anchor distT="0" distB="0" distL="114300" distR="114300" simplePos="0" relativeHeight="251705344" behindDoc="0" locked="0" layoutInCell="1" allowOverlap="1">
-                      <wp:simplePos x="0" y="0"/>
-                      <wp:positionH relativeFrom="column">
-                        <wp:posOffset>2741930</wp:posOffset>
-                      </wp:positionH>
-                      <wp:positionV relativeFrom="paragraph">
-                        <wp:posOffset>20320</wp:posOffset>
-                      </wp:positionV>
-                      <wp:extent cx="303530" cy="258445"/>
-                      <wp:effectExtent l="0" t="0" r="0" b="0"/>
-                      <wp:wrapNone/>
-                      <wp:docPr id="175" name="Text Box 2"/>
-                      <wp:cNvGraphicFramePr/>
-                      <a:graphic xmlns:a="http://schemas.openxmlformats.org/drawingml/2006/main">
-                        <a:graphicData uri="http://schemas.microsoft.com/office/word/2010/wordprocessingShape">
-                          <wps:wsp>
-                            <wps:cNvSpPr txBox="1">
-                              <a:spLocks noChangeArrowheads="1"/>
-                            </wps:cNvSpPr>
-                            <wps:spPr bwMode="auto">
-                              <a:xfrm>
-                                <a:off x="0" y="0"/>
-                                <a:ext cx="303530" cy="258445"/>
-                              </a:xfrm>
-                              <a:prstGeom prst="rect">
-                                <a:avLst/>
-                              </a:prstGeom>
-                              <a:noFill/>
-                              <a:ln w="9525">
-                                <a:noFill/>
-                                <a:miter lim="800000"/>
-                              </a:ln>
-                            </wps:spPr>
-                            <wps:txbx>
-                              <w:txbxContent>
-                                <w:p>
-                                  <w:pPr>
-                                    <w:rPr>
-                                      <w:sz w:val="28"/>
-                                    </w:rPr>
-                                  </w:pPr>
-                                  <w:r>
-                                    <w:rPr>
-                                      <w:sz w:val="28"/>
-                                    </w:rPr>
-                                    <w:sym w:font="Wingdings" w:char="F0FC"/>
-                                  </w:r>
-                                </w:p>
-                              </w:txbxContent>
-                            </wps:txbx>
-                            <wps:bodyPr rot="0" vert="horz" wrap="square" lIns="91440" tIns="45720" rIns="91440" bIns="45720" anchor="t" anchorCtr="0">
-                              <a:noAutofit/>
-                            </wps:bodyPr>
-                          </wps:wsp>
-                        </a:graphicData>
-                      </a:graphic>
-                    </wp:anchor>
-                  </w:drawing>
-                </mc:Choice>
-                <mc:Fallback>
-                  <w:pict>
-                    <v:shape id="Text Box 2" o:spid="_x0000_s1026" o:spt="202" type="#_x0000_t202" style="position:absolute;left:0pt;margin-left:215.9pt;margin-top:1.6pt;height:20.35pt;width:23.9pt;z-index:251705344;mso-width-relative:page;mso-height-relative:page;" filled="f" stroked="f" coordsize="21600,21600" o:gfxdata="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">
-                      <v:fill on="f" focussize="0,0"/>
-                      <v:stroke on="f" miterlimit="8" joinstyle="miter"/>
-                      <v:imagedata o:title=""/>
-                      <o:lock v:ext="edit" aspectratio="f"/>
-                      <v:textbox>
-                        <w:txbxContent>
-                          <w:p>
-                            <w:pPr>
-                              <w:rPr>
-                                <w:sz w:val="28"/>
-                              </w:rPr>
-                            </w:pPr>
-                            <w:r>
-                              <w:rPr>
-                                <w:sz w:val="28"/>
-                              </w:rPr>
-                              <w:sym w:font="Wingdings" w:char="F0FC"/>
-                            </w:r>
-                          </w:p>
-                        </w:txbxContent>
-                      </v:textbox>
-                    </v:shape>
-                  </w:pict>
-                </mc:Fallback>
-              </mc:AlternateContent>
-            </w:r>
-            <w:r>
-              <w:rPr>
-                <w:rFonts w:hint="default" w:ascii="Arial" w:hAnsi="Arial" w:cs="Arial"/>
-                <w:sz w:val="12"/>
-                <w:szCs w:val="12"/>
-                <w:vertAlign w:val="baseline"/>
-                <w:lang w:val="en-US"/>
-              </w:rPr>
-              <w:t xml:space="preserve">(FOR PROJECT BASE ONLY): </w:t>
-            </w:r>
-            <w:r>
-              <w:rPr>
-                <w:rFonts w:hint="default" w:ascii="Arial" w:hAnsi="Arial" w:cs="Arial"/>
-                <w:sz w:val="12"/>
-                <w:szCs w:val="12"/>
-                <w:vertAlign w:val="baseline"/>
-                <w:lang w:val="en-US"/>
-              </w:rPr>
-              <w:br w:type="textWrapping"/>
-            </w:r>
-            <w:r>
-              <w:rPr>
-                <w:rFonts w:hint="default" w:ascii="Arial" w:hAnsi="Arial" w:cs="Arial"/>
-                <w:sz w:val="18"/>
-                <w:szCs w:val="18"/>
-                <w:vertAlign w:val="baseline"/>
-                <w:lang w:val="en-US"/>
-              </w:rPr>
-              <w:t>{JOB_ORDER_NUMBER}</w:t>
+              <w:t>Verify precautions listed at right (or do not Proceed with the work). Complete and retain this permit</w:t>
             </w:r>
           </w:p>
         </w:tc>
         <w:tc>
           <w:tcPr>
-            <w:tcW w:w="6703" w:type="dxa"/>
+            <w:tcW w:w="5580" w:type="dxa"/>
             <w:vMerge w:val="restart"/>
           </w:tcPr>
           <w:p>
@@ -2783,1174 +2026,9 @@
               <w:spacing w:after="0" w:line="240" w:lineRule="auto"/>
               <w:jc w:val="center"/>
               <w:rPr>
-                <w:rFonts w:hint="default" w:ascii="Arial Narrow" w:hAnsi="Arial Narrow" w:cs="Arial"/>
-                <w:b/>
-                <w:bCs/>
-                <w:sz w:val="16"/>
-                <w:szCs w:val="16"/>
-                <w:vertAlign w:val="baseline"/>
-                <w:lang w:val="en-US"/>
-              </w:rPr>
-            </w:pPr>
-            <w:r>
-              <w:rPr>
-                <w:rFonts w:hint="default" w:ascii="Arial Narrow" w:hAnsi="Arial Narrow" w:cs="Arial"/>
-                <w:b/>
-                <w:bCs/>
-                <w:sz w:val="16"/>
-                <w:szCs w:val="16"/>
-                <w:vertAlign w:val="baseline"/>
-                <w:lang w:val="en-US"/>
-              </w:rPr>
-              <w:t>REQUIREMENT WITHIN 11m OF WORK</w:t>
-            </w:r>
-          </w:p>
-          <w:p>
-            <w:pPr>
-              <w:spacing w:after="0" w:line="240" w:lineRule="auto"/>
-              <w:rPr>
-                <w:rFonts w:hint="default" w:ascii="Arial" w:hAnsi="Arial" w:cs="Arial"/>
-                <w:sz w:val="16"/>
-                <w:szCs w:val="16"/>
-                <w:vertAlign w:val="baseline"/>
-                <w:lang w:val="en-US"/>
-              </w:rPr>
-            </w:pPr>
-            <w:r>
-              <w:rPr>
-                <w:rFonts w:ascii="Arial Narrow" w:hAnsi="Arial Narrow" w:cs="Arial"/>
-                <w:sz w:val="16"/>
-                <w:szCs w:val="16"/>
-              </w:rPr>
-              <mc:AlternateContent>
-                <mc:Choice Requires="wps">
-                  <w:drawing>
-                    <wp:anchor distT="0" distB="0" distL="114300" distR="114300" simplePos="0" relativeHeight="251682816" behindDoc="0" locked="0" layoutInCell="1" allowOverlap="1">
-                      <wp:simplePos x="0" y="0"/>
-                      <wp:positionH relativeFrom="column">
-                        <wp:posOffset>15240</wp:posOffset>
-                      </wp:positionH>
-                      <wp:positionV relativeFrom="paragraph">
-                        <wp:posOffset>15875</wp:posOffset>
-                      </wp:positionV>
-                      <wp:extent cx="90170" cy="76200"/>
-                      <wp:effectExtent l="12700" t="12700" r="30480" b="25400"/>
-                      <wp:wrapNone/>
-                      <wp:docPr id="154" name="Rectangle 9"/>
-                      <wp:cNvGraphicFramePr/>
-                      <a:graphic xmlns:a="http://schemas.openxmlformats.org/drawingml/2006/main">
-                        <a:graphicData uri="http://schemas.microsoft.com/office/word/2010/wordprocessingShape">
-                          <wps:wsp>
-                            <wps:cNvSpPr/>
-                            <wps:spPr>
-                              <a:xfrm>
-                                <a:off x="0" y="0"/>
-                                <a:ext cx="90170" cy="76200"/>
-                              </a:xfrm>
-                              <a:prstGeom prst="rect">
-                                <a:avLst/>
-                              </a:prstGeom>
-                            </wps:spPr>
-                            <wps:style>
-                              <a:lnRef idx="2">
-                                <a:schemeClr val="dk1"/>
-                              </a:lnRef>
-                              <a:fillRef idx="1">
-                                <a:schemeClr val="lt1"/>
-                              </a:fillRef>
-                              <a:effectRef idx="0">
-                                <a:schemeClr val="dk1"/>
-                              </a:effectRef>
-                              <a:fontRef idx="minor">
-                                <a:schemeClr val="dk1"/>
-                              </a:fontRef>
-                            </wps:style>
-                            <wps:bodyPr rot="0" spcFirstLastPara="0" vertOverflow="overflow" horzOverflow="overflow" vert="horz" wrap="square" lIns="91440" tIns="45720" rIns="91440" bIns="45720" numCol="1" spcCol="0" rtlCol="0" fromWordArt="0" anchor="ctr" anchorCtr="0" forceAA="0" compatLnSpc="1">
-                              <a:noAutofit/>
-                            </wps:bodyPr>
-                          </wps:wsp>
-                        </a:graphicData>
-                      </a:graphic>
-                    </wp:anchor>
-                  </w:drawing>
-                </mc:Choice>
-                <mc:Fallback>
-                  <w:pict>
-                    <v:rect id="Rectangle 9" o:spid="_x0000_s1026" o:spt="1" style="position:absolute;left:0pt;margin-left:1.2pt;margin-top:1.25pt;height:6pt;width:7.1pt;z-index:251682816;v-text-anchor:middle;mso-width-relative:page;mso-height-relative:page;" fillcolor="#FFFFFF [3201]" filled="t" stroked="t" coordsize="21600,21600" o:gfxdata="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">
-                      <v:fill on="t" focussize="0,0"/>
-                      <v:stroke weight="2pt" color="#000000 [3200]" joinstyle="round"/>
-                      <v:imagedata o:title=""/>
-                      <o:lock v:ext="edit" aspectratio="f"/>
-                    </v:rect>
-                  </w:pict>
-                </mc:Fallback>
-              </mc:AlternateContent>
-            </w:r>
-            <w:r>
-              <w:rPr>
-                <w:rFonts w:hint="default" w:ascii="Arial Narrow" w:hAnsi="Arial Narrow" w:cs="Arial"/>
-                <w:sz w:val="16"/>
-                <w:szCs w:val="16"/>
-                <w:vertAlign w:val="baseline"/>
-                <w:lang w:val="en-US"/>
-              </w:rPr>
-              <w:t xml:space="preserve">   </w:t>
-            </w:r>
-            <w:r>
-              <w:rPr>
-                <w:rFonts w:hint="default" w:ascii="Arial" w:hAnsi="Arial" w:cs="Arial"/>
-                <w:sz w:val="16"/>
-                <w:szCs w:val="16"/>
-                <w:vertAlign w:val="baseline"/>
-                <w:lang w:val="en-US"/>
-              </w:rPr>
-              <w:t xml:space="preserve">   Flammable liquids, dust, lint and all deposits removed.</w:t>
-            </w:r>
-          </w:p>
-          <w:p>
-            <w:pPr>
-              <w:spacing w:after="0" w:line="240" w:lineRule="auto"/>
-              <w:rPr>
-                <w:rFonts w:hint="default" w:ascii="Arial" w:hAnsi="Arial" w:cs="Arial"/>
-                <w:sz w:val="16"/>
-                <w:szCs w:val="16"/>
-                <w:vertAlign w:val="baseline"/>
-                <w:lang w:val="en-US"/>
-              </w:rPr>
-            </w:pPr>
-            <w:r>
-              <w:rPr>
-                <w:rFonts w:ascii="Arial Narrow" w:hAnsi="Arial Narrow" w:cs="Arial"/>
-                <w:sz w:val="16"/>
-                <w:szCs w:val="16"/>
-              </w:rPr>
-              <mc:AlternateContent>
-                <mc:Choice Requires="wps">
-                  <w:drawing>
-                    <wp:anchor distT="0" distB="0" distL="114300" distR="114300" simplePos="0" relativeHeight="251683840" behindDoc="0" locked="0" layoutInCell="1" allowOverlap="1">
-                      <wp:simplePos x="0" y="0"/>
-                      <wp:positionH relativeFrom="column">
-                        <wp:posOffset>11430</wp:posOffset>
-                      </wp:positionH>
-                      <wp:positionV relativeFrom="paragraph">
-                        <wp:posOffset>9525</wp:posOffset>
-                      </wp:positionV>
-                      <wp:extent cx="90170" cy="76200"/>
-                      <wp:effectExtent l="12700" t="12700" r="30480" b="25400"/>
-                      <wp:wrapNone/>
-                      <wp:docPr id="155" name="Rectangle 9"/>
-                      <wp:cNvGraphicFramePr/>
-                      <a:graphic xmlns:a="http://schemas.openxmlformats.org/drawingml/2006/main">
-                        <a:graphicData uri="http://schemas.microsoft.com/office/word/2010/wordprocessingShape">
-                          <wps:wsp>
-                            <wps:cNvSpPr/>
-                            <wps:spPr>
-                              <a:xfrm>
-                                <a:off x="0" y="0"/>
-                                <a:ext cx="90170" cy="76200"/>
-                              </a:xfrm>
-                              <a:prstGeom prst="rect">
-                                <a:avLst/>
-                              </a:prstGeom>
-                            </wps:spPr>
-                            <wps:style>
-                              <a:lnRef idx="2">
-                                <a:schemeClr val="dk1"/>
-                              </a:lnRef>
-                              <a:fillRef idx="1">
-                                <a:schemeClr val="lt1"/>
-                              </a:fillRef>
-                              <a:effectRef idx="0">
-                                <a:schemeClr val="dk1"/>
-                              </a:effectRef>
-                              <a:fontRef idx="minor">
-                                <a:schemeClr val="dk1"/>
-                              </a:fontRef>
-                            </wps:style>
-                            <wps:bodyPr rot="0" spcFirstLastPara="0" vertOverflow="overflow" horzOverflow="overflow" vert="horz" wrap="square" lIns="91440" tIns="45720" rIns="91440" bIns="45720" numCol="1" spcCol="0" rtlCol="0" fromWordArt="0" anchor="ctr" anchorCtr="0" forceAA="0" compatLnSpc="1">
-                              <a:noAutofit/>
-                            </wps:bodyPr>
-                          </wps:wsp>
-                        </a:graphicData>
-                      </a:graphic>
-                    </wp:anchor>
-                  </w:drawing>
-                </mc:Choice>
-                <mc:Fallback>
-                  <w:pict>
-                    <v:rect id="Rectangle 9" o:spid="_x0000_s1026" o:spt="1" style="position:absolute;left:0pt;margin-left:0.9pt;margin-top:0.75pt;height:6pt;width:7.1pt;z-index:251683840;v-text-anchor:middle;mso-width-relative:page;mso-height-relative:page;" fillcolor="#FFFFFF [3201]" filled="t" stroked="t" coordsize="21600,21600" o:gfxdata="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">
-                      <v:fill on="t" focussize="0,0"/>
-                      <v:stroke weight="2pt" color="#000000 [3200]" joinstyle="round"/>
-                      <v:imagedata o:title=""/>
-                      <o:lock v:ext="edit" aspectratio="f"/>
-                    </v:rect>
-                  </w:pict>
-                </mc:Fallback>
-              </mc:AlternateContent>
-            </w:r>
-            <w:r>
-              <w:rPr>
-                <w:rFonts w:hint="default" w:ascii="Arial" w:hAnsi="Arial" w:cs="Arial"/>
-                <w:sz w:val="16"/>
-                <w:szCs w:val="16"/>
-                <w:vertAlign w:val="baseline"/>
-                <w:lang w:val="en-US"/>
-              </w:rPr>
-              <w:t xml:space="preserve">      Explosive atmosphere in area eliminated.</w:t>
-            </w:r>
-          </w:p>
-          <w:p>
-            <w:pPr>
-              <w:spacing w:after="0" w:line="240" w:lineRule="auto"/>
-              <w:rPr>
-                <w:rFonts w:hint="default" w:ascii="Arial" w:hAnsi="Arial" w:cs="Arial"/>
-                <w:sz w:val="16"/>
-                <w:szCs w:val="16"/>
-                <w:vertAlign w:val="baseline"/>
-                <w:lang w:val="en-US"/>
-              </w:rPr>
-            </w:pPr>
-            <w:r>
-              <w:rPr>
-                <w:rFonts w:ascii="Arial Narrow" w:hAnsi="Arial Narrow" w:cs="Arial"/>
-                <w:sz w:val="16"/>
-                <w:szCs w:val="16"/>
-              </w:rPr>
-              <mc:AlternateContent>
-                <mc:Choice Requires="wps">
-                  <w:drawing>
-                    <wp:anchor distT="0" distB="0" distL="114300" distR="114300" simplePos="0" relativeHeight="251684864" behindDoc="0" locked="0" layoutInCell="1" allowOverlap="1">
-                      <wp:simplePos x="0" y="0"/>
-                      <wp:positionH relativeFrom="column">
-                        <wp:posOffset>15240</wp:posOffset>
-                      </wp:positionH>
-                      <wp:positionV relativeFrom="paragraph">
-                        <wp:posOffset>5080</wp:posOffset>
-                      </wp:positionV>
-                      <wp:extent cx="90170" cy="76200"/>
-                      <wp:effectExtent l="12700" t="12700" r="30480" b="25400"/>
-                      <wp:wrapNone/>
-                      <wp:docPr id="156" name="Rectangle 9"/>
-                      <wp:cNvGraphicFramePr/>
-                      <a:graphic xmlns:a="http://schemas.openxmlformats.org/drawingml/2006/main">
-                        <a:graphicData uri="http://schemas.microsoft.com/office/word/2010/wordprocessingShape">
-                          <wps:wsp>
-                            <wps:cNvSpPr/>
-                            <wps:spPr>
-                              <a:xfrm>
-                                <a:off x="0" y="0"/>
-                                <a:ext cx="90170" cy="76200"/>
-                              </a:xfrm>
-                              <a:prstGeom prst="rect">
-                                <a:avLst/>
-                              </a:prstGeom>
-                            </wps:spPr>
-                            <wps:style>
-                              <a:lnRef idx="2">
-                                <a:schemeClr val="dk1"/>
-                              </a:lnRef>
-                              <a:fillRef idx="1">
-                                <a:schemeClr val="lt1"/>
-                              </a:fillRef>
-                              <a:effectRef idx="0">
-                                <a:schemeClr val="dk1"/>
-                              </a:effectRef>
-                              <a:fontRef idx="minor">
-                                <a:schemeClr val="dk1"/>
-                              </a:fontRef>
-                            </wps:style>
-                            <wps:bodyPr rot="0" spcFirstLastPara="0" vertOverflow="overflow" horzOverflow="overflow" vert="horz" wrap="square" lIns="91440" tIns="45720" rIns="91440" bIns="45720" numCol="1" spcCol="0" rtlCol="0" fromWordArt="0" anchor="ctr" anchorCtr="0" forceAA="0" compatLnSpc="1">
-                              <a:noAutofit/>
-                            </wps:bodyPr>
-                          </wps:wsp>
-                        </a:graphicData>
-                      </a:graphic>
-                    </wp:anchor>
-                  </w:drawing>
-                </mc:Choice>
-                <mc:Fallback>
-                  <w:pict>
-                    <v:rect id="Rectangle 9" o:spid="_x0000_s1026" o:spt="1" style="position:absolute;left:0pt;margin-left:1.2pt;margin-top:0.4pt;height:6pt;width:7.1pt;z-index:251684864;v-text-anchor:middle;mso-width-relative:page;mso-height-relative:page;" fillcolor="#FFFFFF [3201]" filled="t" stroked="t" coordsize="21600,21600" o:gfxdata="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">
-                      <v:fill on="t" focussize="0,0"/>
-                      <v:stroke weight="2pt" color="#000000 [3200]" joinstyle="round"/>
-                      <v:imagedata o:title=""/>
-                      <o:lock v:ext="edit" aspectratio="f"/>
-                    </v:rect>
-                  </w:pict>
-                </mc:Fallback>
-              </mc:AlternateContent>
-            </w:r>
-            <w:r>
-              <w:rPr>
-                <w:rFonts w:hint="default" w:ascii="Arial" w:hAnsi="Arial" w:cs="Arial"/>
-                <w:sz w:val="16"/>
-                <w:szCs w:val="16"/>
-                <w:vertAlign w:val="baseline"/>
-                <w:lang w:val="en-US"/>
-              </w:rPr>
-              <w:t xml:space="preserve">      Floors swept clean.</w:t>
-            </w:r>
-          </w:p>
-          <w:p>
-            <w:pPr>
-              <w:spacing w:after="0" w:line="240" w:lineRule="auto"/>
-              <w:rPr>
-                <w:rFonts w:hint="default" w:ascii="Arial" w:hAnsi="Arial" w:cs="Arial"/>
-                <w:sz w:val="16"/>
-                <w:szCs w:val="16"/>
-                <w:vertAlign w:val="baseline"/>
-                <w:lang w:val="en-US"/>
-              </w:rPr>
-            </w:pPr>
-            <w:r>
-              <w:rPr>
-                <w:rFonts w:ascii="Arial Narrow" w:hAnsi="Arial Narrow" w:cs="Arial"/>
-                <w:sz w:val="16"/>
-                <w:szCs w:val="16"/>
-              </w:rPr>
-              <mc:AlternateContent>
-                <mc:Choice Requires="wps">
-                  <w:drawing>
-                    <wp:anchor distT="0" distB="0" distL="114300" distR="114300" simplePos="0" relativeHeight="251685888" behindDoc="0" locked="0" layoutInCell="1" allowOverlap="1">
-                      <wp:simplePos x="0" y="0"/>
-                      <wp:positionH relativeFrom="column">
-                        <wp:posOffset>17780</wp:posOffset>
-                      </wp:positionH>
-                      <wp:positionV relativeFrom="paragraph">
-                        <wp:posOffset>5715</wp:posOffset>
-                      </wp:positionV>
-                      <wp:extent cx="90170" cy="76200"/>
-                      <wp:effectExtent l="12700" t="12700" r="30480" b="25400"/>
-                      <wp:wrapNone/>
-                      <wp:docPr id="157" name="Rectangle 9"/>
-                      <wp:cNvGraphicFramePr/>
-                      <a:graphic xmlns:a="http://schemas.openxmlformats.org/drawingml/2006/main">
-                        <a:graphicData uri="http://schemas.microsoft.com/office/word/2010/wordprocessingShape">
-                          <wps:wsp>
-                            <wps:cNvSpPr/>
-                            <wps:spPr>
-                              <a:xfrm>
-                                <a:off x="0" y="0"/>
-                                <a:ext cx="90170" cy="76200"/>
-                              </a:xfrm>
-                              <a:prstGeom prst="rect">
-                                <a:avLst/>
-                              </a:prstGeom>
-                            </wps:spPr>
-                            <wps:style>
-                              <a:lnRef idx="2">
-                                <a:schemeClr val="dk1"/>
-                              </a:lnRef>
-                              <a:fillRef idx="1">
-                                <a:schemeClr val="lt1"/>
-                              </a:fillRef>
-                              <a:effectRef idx="0">
-                                <a:schemeClr val="dk1"/>
-                              </a:effectRef>
-                              <a:fontRef idx="minor">
-                                <a:schemeClr val="dk1"/>
-                              </a:fontRef>
-                            </wps:style>
-                            <wps:bodyPr rot="0" spcFirstLastPara="0" vertOverflow="overflow" horzOverflow="overflow" vert="horz" wrap="square" lIns="91440" tIns="45720" rIns="91440" bIns="45720" numCol="1" spcCol="0" rtlCol="0" fromWordArt="0" anchor="ctr" anchorCtr="0" forceAA="0" compatLnSpc="1">
-                              <a:noAutofit/>
-                            </wps:bodyPr>
-                          </wps:wsp>
-                        </a:graphicData>
-                      </a:graphic>
-                    </wp:anchor>
-                  </w:drawing>
-                </mc:Choice>
-                <mc:Fallback>
-                  <w:pict>
-                    <v:rect id="Rectangle 9" o:spid="_x0000_s1026" o:spt="1" style="position:absolute;left:0pt;margin-left:1.4pt;margin-top:0.45pt;height:6pt;width:7.1pt;z-index:251685888;v-text-anchor:middle;mso-width-relative:page;mso-height-relative:page;" fillcolor="#FFFFFF [3201]" filled="t" stroked="t" coordsize="21600,21600" o:gfxdata="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">
-                      <v:fill on="t" focussize="0,0"/>
-                      <v:stroke weight="2pt" color="#000000 [3200]" joinstyle="round"/>
-                      <v:imagedata o:title=""/>
-                      <o:lock v:ext="edit" aspectratio="f"/>
-                    </v:rect>
-                  </w:pict>
-                </mc:Fallback>
-              </mc:AlternateContent>
-            </w:r>
-            <w:r>
-              <w:rPr>
-                <w:rFonts w:ascii="Arial Narrow" w:hAnsi="Arial Narrow" w:cs="Arial"/>
-                <w:sz w:val="16"/>
-                <w:szCs w:val="16"/>
-              </w:rPr>
-              <mc:AlternateContent>
-                <mc:Choice Requires="wps">
-                  <w:drawing>
-                    <wp:anchor distT="0" distB="0" distL="114300" distR="114300" simplePos="0" relativeHeight="251686912" behindDoc="0" locked="0" layoutInCell="1" allowOverlap="1">
-                      <wp:simplePos x="0" y="0"/>
-                      <wp:positionH relativeFrom="column">
-                        <wp:posOffset>15875</wp:posOffset>
-                      </wp:positionH>
-                      <wp:positionV relativeFrom="paragraph">
-                        <wp:posOffset>112395</wp:posOffset>
-                      </wp:positionV>
-                      <wp:extent cx="90170" cy="76200"/>
-                      <wp:effectExtent l="12700" t="12700" r="30480" b="25400"/>
-                      <wp:wrapNone/>
-                      <wp:docPr id="158" name="Rectangle 9"/>
-                      <wp:cNvGraphicFramePr/>
-                      <a:graphic xmlns:a="http://schemas.openxmlformats.org/drawingml/2006/main">
-                        <a:graphicData uri="http://schemas.microsoft.com/office/word/2010/wordprocessingShape">
-                          <wps:wsp>
-                            <wps:cNvSpPr/>
-                            <wps:spPr>
-                              <a:xfrm>
-                                <a:off x="0" y="0"/>
-                                <a:ext cx="90170" cy="76200"/>
-                              </a:xfrm>
-                              <a:prstGeom prst="rect">
-                                <a:avLst/>
-                              </a:prstGeom>
-                            </wps:spPr>
-                            <wps:style>
-                              <a:lnRef idx="2">
-                                <a:schemeClr val="dk1"/>
-                              </a:lnRef>
-                              <a:fillRef idx="1">
-                                <a:schemeClr val="lt1"/>
-                              </a:fillRef>
-                              <a:effectRef idx="0">
-                                <a:schemeClr val="dk1"/>
-                              </a:effectRef>
-                              <a:fontRef idx="minor">
-                                <a:schemeClr val="dk1"/>
-                              </a:fontRef>
-                            </wps:style>
-                            <wps:bodyPr rot="0" spcFirstLastPara="0" vertOverflow="overflow" horzOverflow="overflow" vert="horz" wrap="square" lIns="91440" tIns="45720" rIns="91440" bIns="45720" numCol="1" spcCol="0" rtlCol="0" fromWordArt="0" anchor="ctr" anchorCtr="0" forceAA="0" compatLnSpc="1">
-                              <a:noAutofit/>
-                            </wps:bodyPr>
-                          </wps:wsp>
-                        </a:graphicData>
-                      </a:graphic>
-                    </wp:anchor>
-                  </w:drawing>
-                </mc:Choice>
-                <mc:Fallback>
-                  <w:pict>
-                    <v:rect id="Rectangle 9" o:spid="_x0000_s1026" o:spt="1" style="position:absolute;left:0pt;margin-left:1.25pt;margin-top:8.85pt;height:6pt;width:7.1pt;z-index:251686912;v-text-anchor:middle;mso-width-relative:page;mso-height-relative:page;" fillcolor="#FFFFFF [3201]" filled="t" stroked="t" coordsize="21600,21600" o:gfxdata="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">
-                      <v:fill on="t" focussize="0,0"/>
-                      <v:stroke weight="2pt" color="#000000 [3200]" joinstyle="round"/>
-                      <v:imagedata o:title=""/>
-                      <o:lock v:ext="edit" aspectratio="f"/>
-                    </v:rect>
-                  </w:pict>
-                </mc:Fallback>
-              </mc:AlternateContent>
-            </w:r>
-            <w:r>
-              <w:rPr>
-                <w:rFonts w:hint="default" w:ascii="Arial" w:hAnsi="Arial" w:cs="Arial"/>
-                <w:sz w:val="16"/>
-                <w:szCs w:val="16"/>
-                <w:vertAlign w:val="baseline"/>
-                <w:lang w:val="en-US"/>
-              </w:rPr>
-              <w:t xml:space="preserve">      Combustible floors wet down, covered with damp sand or fire resistant sheets. </w:t>
-            </w:r>
-          </w:p>
-          <w:p>
-            <w:pPr>
-              <w:spacing w:after="0" w:line="240" w:lineRule="auto"/>
-              <w:rPr>
-                <w:rFonts w:hint="default" w:ascii="Arial" w:hAnsi="Arial" w:cs="Arial"/>
-                <w:sz w:val="16"/>
-                <w:szCs w:val="16"/>
-                <w:vertAlign w:val="baseline"/>
-                <w:lang w:val="en-US"/>
-              </w:rPr>
-            </w:pPr>
-            <w:r>
-              <w:rPr>
-                <w:rFonts w:hint="default" w:ascii="Arial" w:hAnsi="Arial" w:cs="Arial"/>
-                <w:sz w:val="16"/>
-                <w:szCs w:val="16"/>
-                <w:vertAlign w:val="baseline"/>
-                <w:lang w:val="en-US"/>
-              </w:rPr>
-              <w:t xml:space="preserve">      Remove other combustibles where possible,  otherwise protect with fire resisant tarpaulins or metal shields.</w:t>
-            </w:r>
-          </w:p>
-          <w:p>
-            <w:pPr>
-              <w:spacing w:after="0" w:line="240" w:lineRule="auto"/>
-              <w:rPr>
-                <w:rFonts w:hint="default" w:ascii="Arial" w:hAnsi="Arial" w:cs="Arial"/>
-                <w:sz w:val="16"/>
-                <w:szCs w:val="16"/>
-                <w:vertAlign w:val="baseline"/>
-                <w:lang w:val="en-US"/>
-              </w:rPr>
-            </w:pPr>
-            <w:r>
-              <w:rPr>
-                <w:rFonts w:ascii="Arial Narrow" w:hAnsi="Arial Narrow" w:cs="Arial"/>
-                <w:sz w:val="16"/>
-                <w:szCs w:val="16"/>
-              </w:rPr>
-              <mc:AlternateContent>
-                <mc:Choice Requires="wps">
-                  <w:drawing>
-                    <wp:anchor distT="0" distB="0" distL="114300" distR="114300" simplePos="0" relativeHeight="251693056" behindDoc="0" locked="0" layoutInCell="1" allowOverlap="1">
-                      <wp:simplePos x="0" y="0"/>
-                      <wp:positionH relativeFrom="column">
-                        <wp:posOffset>25400</wp:posOffset>
-                      </wp:positionH>
-                      <wp:positionV relativeFrom="paragraph">
-                        <wp:posOffset>17145</wp:posOffset>
-                      </wp:positionV>
-                      <wp:extent cx="90170" cy="76200"/>
-                      <wp:effectExtent l="12700" t="12700" r="30480" b="25400"/>
-                      <wp:wrapNone/>
-                      <wp:docPr id="164" name="Rectangle 9"/>
-                      <wp:cNvGraphicFramePr/>
-                      <a:graphic xmlns:a="http://schemas.openxmlformats.org/drawingml/2006/main">
-                        <a:graphicData uri="http://schemas.microsoft.com/office/word/2010/wordprocessingShape">
-                          <wps:wsp>
-                            <wps:cNvSpPr/>
-                            <wps:spPr>
-                              <a:xfrm>
-                                <a:off x="0" y="0"/>
-                                <a:ext cx="90170" cy="76200"/>
-                              </a:xfrm>
-                              <a:prstGeom prst="rect">
-                                <a:avLst/>
-                              </a:prstGeom>
-                            </wps:spPr>
-                            <wps:style>
-                              <a:lnRef idx="2">
-                                <a:schemeClr val="dk1"/>
-                              </a:lnRef>
-                              <a:fillRef idx="1">
-                                <a:schemeClr val="lt1"/>
-                              </a:fillRef>
-                              <a:effectRef idx="0">
-                                <a:schemeClr val="dk1"/>
-                              </a:effectRef>
-                              <a:fontRef idx="minor">
-                                <a:schemeClr val="dk1"/>
-                              </a:fontRef>
-                            </wps:style>
-                            <wps:bodyPr rot="0" spcFirstLastPara="0" vertOverflow="overflow" horzOverflow="overflow" vert="horz" wrap="square" lIns="91440" tIns="45720" rIns="91440" bIns="45720" numCol="1" spcCol="0" rtlCol="0" fromWordArt="0" anchor="ctr" anchorCtr="0" forceAA="0" compatLnSpc="1">
-                              <a:noAutofit/>
-                            </wps:bodyPr>
-                          </wps:wsp>
-                        </a:graphicData>
-                      </a:graphic>
-                    </wp:anchor>
-                  </w:drawing>
-                </mc:Choice>
-                <mc:Fallback>
-                  <w:pict>
-                    <v:rect id="Rectangle 9" o:spid="_x0000_s1026" o:spt="1" style="position:absolute;left:0pt;margin-left:2pt;margin-top:1.35pt;height:6pt;width:7.1pt;z-index:251693056;v-text-anchor:middle;mso-width-relative:page;mso-height-relative:page;" fillcolor="#FFFFFF [3201]" filled="t" stroked="t" coordsize="21600,21600" o:gfxdata="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">
-                      <v:fill on="t" focussize="0,0"/>
-                      <v:stroke weight="2pt" color="#000000 [3200]" joinstyle="round"/>
-                      <v:imagedata o:title=""/>
-                      <o:lock v:ext="edit" aspectratio="f"/>
-                    </v:rect>
-                  </w:pict>
-                </mc:Fallback>
-              </mc:AlternateContent>
-            </w:r>
-            <w:r>
-              <w:rPr>
-                <w:rFonts w:hint="default" w:ascii="Arial" w:hAnsi="Arial" w:cs="Arial"/>
-                <w:sz w:val="16"/>
-                <w:szCs w:val="16"/>
-                <w:vertAlign w:val="baseline"/>
-                <w:lang w:val="en-US"/>
-              </w:rPr>
-              <w:t xml:space="preserve">      All wall and floor openings covered.</w:t>
-            </w:r>
-          </w:p>
-          <w:p>
-            <w:pPr>
-              <w:spacing w:after="0" w:line="240" w:lineRule="auto"/>
-              <w:rPr>
-                <w:rFonts w:hint="default" w:ascii="Arial" w:hAnsi="Arial" w:cs="Arial"/>
-                <w:sz w:val="16"/>
-                <w:szCs w:val="16"/>
-                <w:vertAlign w:val="baseline"/>
-                <w:lang w:val="en-US"/>
-              </w:rPr>
-            </w:pPr>
-            <w:r>
-              <w:rPr>
-                <w:rFonts w:ascii="Arial Narrow" w:hAnsi="Arial Narrow" w:cs="Arial"/>
-                <w:sz w:val="16"/>
-                <w:szCs w:val="16"/>
-              </w:rPr>
-              <mc:AlternateContent>
-                <mc:Choice Requires="wps">
-                  <w:drawing>
-                    <wp:anchor distT="0" distB="0" distL="114300" distR="114300" simplePos="0" relativeHeight="251694080" behindDoc="0" locked="0" layoutInCell="1" allowOverlap="1">
-                      <wp:simplePos x="0" y="0"/>
-                      <wp:positionH relativeFrom="column">
-                        <wp:posOffset>29210</wp:posOffset>
-                      </wp:positionH>
-                      <wp:positionV relativeFrom="paragraph">
-                        <wp:posOffset>12700</wp:posOffset>
-                      </wp:positionV>
-                      <wp:extent cx="90170" cy="76200"/>
-                      <wp:effectExtent l="12700" t="12700" r="30480" b="25400"/>
-                      <wp:wrapNone/>
-                      <wp:docPr id="165" name="Rectangle 9"/>
-                      <wp:cNvGraphicFramePr/>
-                      <a:graphic xmlns:a="http://schemas.openxmlformats.org/drawingml/2006/main">
-                        <a:graphicData uri="http://schemas.microsoft.com/office/word/2010/wordprocessingShape">
-                          <wps:wsp>
-                            <wps:cNvSpPr/>
-                            <wps:spPr>
-                              <a:xfrm>
-                                <a:off x="0" y="0"/>
-                                <a:ext cx="90170" cy="76200"/>
-                              </a:xfrm>
-                              <a:prstGeom prst="rect">
-                                <a:avLst/>
-                              </a:prstGeom>
-                            </wps:spPr>
-                            <wps:style>
-                              <a:lnRef idx="2">
-                                <a:schemeClr val="dk1"/>
-                              </a:lnRef>
-                              <a:fillRef idx="1">
-                                <a:schemeClr val="lt1"/>
-                              </a:fillRef>
-                              <a:effectRef idx="0">
-                                <a:schemeClr val="dk1"/>
-                              </a:effectRef>
-                              <a:fontRef idx="minor">
-                                <a:schemeClr val="dk1"/>
-                              </a:fontRef>
-                            </wps:style>
-                            <wps:bodyPr rot="0" spcFirstLastPara="0" vertOverflow="overflow" horzOverflow="overflow" vert="horz" wrap="square" lIns="91440" tIns="45720" rIns="91440" bIns="45720" numCol="1" spcCol="0" rtlCol="0" fromWordArt="0" anchor="ctr" anchorCtr="0" forceAA="0" compatLnSpc="1">
-                              <a:noAutofit/>
-                            </wps:bodyPr>
-                          </wps:wsp>
-                        </a:graphicData>
-                      </a:graphic>
-                    </wp:anchor>
-                  </w:drawing>
-                </mc:Choice>
-                <mc:Fallback>
-                  <w:pict>
-                    <v:rect id="Rectangle 9" o:spid="_x0000_s1026" o:spt="1" style="position:absolute;left:0pt;margin-left:2.3pt;margin-top:1pt;height:6pt;width:7.1pt;z-index:251694080;v-text-anchor:middle;mso-width-relative:page;mso-height-relative:page;" fillcolor="#FFFFFF [3201]" filled="t" stroked="t" coordsize="21600,21600" o:gfxdata="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">
-                      <v:fill on="t" focussize="0,0"/>
-                      <v:stroke weight="2pt" color="#000000 [3200]" joinstyle="round"/>
-                      <v:imagedata o:title=""/>
-                      <o:lock v:ext="edit" aspectratio="f"/>
-                    </v:rect>
-                  </w:pict>
-                </mc:Fallback>
-              </mc:AlternateContent>
-            </w:r>
-            <w:r>
-              <w:rPr>
-                <w:rFonts w:hint="default" w:ascii="Arial" w:hAnsi="Arial" w:cs="Arial"/>
-                <w:sz w:val="16"/>
-                <w:szCs w:val="16"/>
-                <w:vertAlign w:val="baseline"/>
-                <w:lang w:val="en-US"/>
-              </w:rPr>
-              <w:t xml:space="preserve">      Fire resistant tarpaulins suspended beneath work.</w:t>
-            </w:r>
-          </w:p>
-          <w:p>
-            <w:pPr>
-              <w:spacing w:after="0" w:line="240" w:lineRule="auto"/>
-              <w:jc w:val="center"/>
-              <w:rPr>
-                <w:rFonts w:hint="default" w:ascii="Arial" w:hAnsi="Arial" w:cs="Arial"/>
-                <w:b/>
-                <w:bCs/>
-                <w:sz w:val="16"/>
-                <w:szCs w:val="16"/>
-                <w:vertAlign w:val="baseline"/>
-                <w:lang w:val="en-US"/>
-              </w:rPr>
-            </w:pPr>
-            <w:r>
-              <w:rPr>
-                <w:rFonts w:hint="default" w:ascii="Arial" w:hAnsi="Arial" w:cs="Arial"/>
-                <w:b/>
-                <w:bCs/>
-                <w:sz w:val="16"/>
-                <w:szCs w:val="16"/>
-                <w:vertAlign w:val="baseline"/>
-                <w:lang w:val="en-US"/>
-              </w:rPr>
-              <w:t>WORK ON WALLS OR CEILINGS/ENCLOSED EQUIPMENT</w:t>
-            </w:r>
-          </w:p>
-          <w:p>
-            <w:pPr>
-              <w:spacing w:after="0" w:line="240" w:lineRule="auto"/>
-              <w:rPr>
-                <w:rFonts w:hint="default" w:ascii="Arial" w:hAnsi="Arial" w:cs="Arial"/>
-                <w:sz w:val="16"/>
-                <w:szCs w:val="16"/>
-                <w:vertAlign w:val="baseline"/>
-                <w:lang w:val="en-US"/>
-              </w:rPr>
-            </w:pPr>
-            <w:r>
-              <w:rPr>
-                <w:rFonts w:ascii="Arial Narrow" w:hAnsi="Arial Narrow" w:cs="Arial"/>
-                <w:sz w:val="16"/>
-                <w:szCs w:val="16"/>
-              </w:rPr>
-              <mc:AlternateContent>
-                <mc:Choice Requires="wps">
-                  <w:drawing>
-                    <wp:anchor distT="0" distB="0" distL="114300" distR="114300" simplePos="0" relativeHeight="251687936" behindDoc="0" locked="0" layoutInCell="1" allowOverlap="1">
-                      <wp:simplePos x="0" y="0"/>
-                      <wp:positionH relativeFrom="column">
-                        <wp:posOffset>24765</wp:posOffset>
-                      </wp:positionH>
-                      <wp:positionV relativeFrom="paragraph">
-                        <wp:posOffset>24130</wp:posOffset>
-                      </wp:positionV>
-                      <wp:extent cx="90170" cy="76200"/>
-                      <wp:effectExtent l="12700" t="12700" r="30480" b="25400"/>
-                      <wp:wrapNone/>
-                      <wp:docPr id="159" name="Rectangle 9"/>
-                      <wp:cNvGraphicFramePr/>
-                      <a:graphic xmlns:a="http://schemas.openxmlformats.org/drawingml/2006/main">
-                        <a:graphicData uri="http://schemas.microsoft.com/office/word/2010/wordprocessingShape">
-                          <wps:wsp>
-                            <wps:cNvSpPr/>
-                            <wps:spPr>
-                              <a:xfrm>
-                                <a:off x="0" y="0"/>
-                                <a:ext cx="90170" cy="76200"/>
-                              </a:xfrm>
-                              <a:prstGeom prst="rect">
-                                <a:avLst/>
-                              </a:prstGeom>
-                            </wps:spPr>
-                            <wps:style>
-                              <a:lnRef idx="2">
-                                <a:schemeClr val="dk1"/>
-                              </a:lnRef>
-                              <a:fillRef idx="1">
-                                <a:schemeClr val="lt1"/>
-                              </a:fillRef>
-                              <a:effectRef idx="0">
-                                <a:schemeClr val="dk1"/>
-                              </a:effectRef>
-                              <a:fontRef idx="minor">
-                                <a:schemeClr val="dk1"/>
-                              </a:fontRef>
-                            </wps:style>
-                            <wps:bodyPr rot="0" spcFirstLastPara="0" vertOverflow="overflow" horzOverflow="overflow" vert="horz" wrap="square" lIns="91440" tIns="45720" rIns="91440" bIns="45720" numCol="1" spcCol="0" rtlCol="0" fromWordArt="0" anchor="ctr" anchorCtr="0" forceAA="0" compatLnSpc="1">
-                              <a:noAutofit/>
-                            </wps:bodyPr>
-                          </wps:wsp>
-                        </a:graphicData>
-                      </a:graphic>
-                    </wp:anchor>
-                  </w:drawing>
-                </mc:Choice>
-                <mc:Fallback>
-                  <w:pict>
-                    <v:rect id="Rectangle 9" o:spid="_x0000_s1026" o:spt="1" style="position:absolute;left:0pt;margin-left:1.95pt;margin-top:1.9pt;height:6pt;width:7.1pt;z-index:251687936;v-text-anchor:middle;mso-width-relative:page;mso-height-relative:page;" fillcolor="#FFFFFF [3201]" filled="t" stroked="t" coordsize="21600,21600" o:gfxdata="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">
-                      <v:fill on="t" focussize="0,0"/>
-                      <v:stroke weight="2pt" color="#000000 [3200]" joinstyle="round"/>
-                      <v:imagedata o:title=""/>
-                      <o:lock v:ext="edit" aspectratio="f"/>
-                    </v:rect>
-                  </w:pict>
-                </mc:Fallback>
-              </mc:AlternateContent>
-            </w:r>
-            <w:r>
-              <w:rPr>
-                <w:rFonts w:hint="default" w:ascii="Arial" w:hAnsi="Arial" w:cs="Arial"/>
-                <w:sz w:val="16"/>
-                <w:szCs w:val="16"/>
-                <w:vertAlign w:val="baseline"/>
-                <w:lang w:val="en-US"/>
-              </w:rPr>
-              <w:t xml:space="preserve">      Construction is non-combustible and without combustible covering  insulation.  </w:t>
-            </w:r>
-          </w:p>
-          <w:p>
-            <w:pPr>
-              <w:spacing w:after="0" w:line="240" w:lineRule="auto"/>
-              <w:rPr>
-                <w:rFonts w:hint="default" w:ascii="Arial" w:hAnsi="Arial" w:cs="Arial"/>
-                <w:sz w:val="16"/>
-                <w:szCs w:val="16"/>
-                <w:vertAlign w:val="baseline"/>
-                <w:lang w:val="en-US"/>
-              </w:rPr>
-            </w:pPr>
-            <w:r>
-              <w:rPr>
-                <w:rFonts w:ascii="Arial Narrow" w:hAnsi="Arial Narrow" w:cs="Arial"/>
-                <w:sz w:val="16"/>
-                <w:szCs w:val="16"/>
-              </w:rPr>
-              <mc:AlternateContent>
-                <mc:Choice Requires="wps">
-                  <w:drawing>
-                    <wp:anchor distT="0" distB="0" distL="114300" distR="114300" simplePos="0" relativeHeight="251688960" behindDoc="0" locked="0" layoutInCell="1" allowOverlap="1">
-                      <wp:simplePos x="0" y="0"/>
-                      <wp:positionH relativeFrom="column">
-                        <wp:posOffset>20955</wp:posOffset>
-                      </wp:positionH>
-                      <wp:positionV relativeFrom="paragraph">
-                        <wp:posOffset>17780</wp:posOffset>
-                      </wp:positionV>
-                      <wp:extent cx="90170" cy="76200"/>
-                      <wp:effectExtent l="12700" t="12700" r="30480" b="25400"/>
-                      <wp:wrapNone/>
-                      <wp:docPr id="160" name="Rectangle 9"/>
-                      <wp:cNvGraphicFramePr/>
-                      <a:graphic xmlns:a="http://schemas.openxmlformats.org/drawingml/2006/main">
-                        <a:graphicData uri="http://schemas.microsoft.com/office/word/2010/wordprocessingShape">
-                          <wps:wsp>
-                            <wps:cNvSpPr/>
-                            <wps:spPr>
-                              <a:xfrm>
-                                <a:off x="0" y="0"/>
-                                <a:ext cx="90170" cy="76200"/>
-                              </a:xfrm>
-                              <a:prstGeom prst="rect">
-                                <a:avLst/>
-                              </a:prstGeom>
-                            </wps:spPr>
-                            <wps:style>
-                              <a:lnRef idx="2">
-                                <a:schemeClr val="dk1"/>
-                              </a:lnRef>
-                              <a:fillRef idx="1">
-                                <a:schemeClr val="lt1"/>
-                              </a:fillRef>
-                              <a:effectRef idx="0">
-                                <a:schemeClr val="dk1"/>
-                              </a:effectRef>
-                              <a:fontRef idx="minor">
-                                <a:schemeClr val="dk1"/>
-                              </a:fontRef>
-                            </wps:style>
-                            <wps:bodyPr rot="0" spcFirstLastPara="0" vertOverflow="overflow" horzOverflow="overflow" vert="horz" wrap="square" lIns="91440" tIns="45720" rIns="91440" bIns="45720" numCol="1" spcCol="0" rtlCol="0" fromWordArt="0" anchor="ctr" anchorCtr="0" forceAA="0" compatLnSpc="1">
-                              <a:noAutofit/>
-                            </wps:bodyPr>
-                          </wps:wsp>
-                        </a:graphicData>
-                      </a:graphic>
-                    </wp:anchor>
-                  </w:drawing>
-                </mc:Choice>
-                <mc:Fallback>
-                  <w:pict>
-                    <v:rect id="Rectangle 9" o:spid="_x0000_s1026" o:spt="1" style="position:absolute;left:0pt;margin-left:1.65pt;margin-top:1.4pt;height:6pt;width:7.1pt;z-index:251688960;v-text-anchor:middle;mso-width-relative:page;mso-height-relative:page;" fillcolor="#FFFFFF [3201]" filled="t" stroked="t" coordsize="21600,21600" o:gfxdata="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">
-                      <v:fill on="t" focussize="0,0"/>
-                      <v:stroke weight="2pt" color="#000000 [3200]" joinstyle="round"/>
-                      <v:imagedata o:title=""/>
-                      <o:lock v:ext="edit" aspectratio="f"/>
-                    </v:rect>
-                  </w:pict>
-                </mc:Fallback>
-              </mc:AlternateContent>
-            </w:r>
-            <w:r>
-              <w:rPr>
-                <w:rFonts w:hint="default" w:ascii="Arial" w:hAnsi="Arial" w:cs="Arial"/>
-                <w:sz w:val="16"/>
-                <w:szCs w:val="16"/>
-                <w:vertAlign w:val="baseline"/>
-                <w:lang w:val="en-US"/>
-              </w:rPr>
-              <w:t xml:space="preserve">      Combustible on other side walls moved away.</w:t>
-            </w:r>
-          </w:p>
-          <w:p>
-            <w:pPr>
-              <w:spacing w:after="0" w:line="240" w:lineRule="auto"/>
-              <w:rPr>
-                <w:rFonts w:hint="default" w:ascii="Arial" w:hAnsi="Arial" w:cs="Arial"/>
-                <w:sz w:val="16"/>
-                <w:szCs w:val="16"/>
-                <w:vertAlign w:val="baseline"/>
-                <w:lang w:val="en-US"/>
-              </w:rPr>
-            </w:pPr>
-            <w:r>
-              <w:rPr>
-                <w:rFonts w:ascii="Arial Narrow" w:hAnsi="Arial Narrow" w:cs="Arial"/>
-                <w:sz w:val="16"/>
-                <w:szCs w:val="16"/>
-              </w:rPr>
-              <mc:AlternateContent>
-                <mc:Choice Requires="wps">
-                  <w:drawing>
-                    <wp:anchor distT="0" distB="0" distL="114300" distR="114300" simplePos="0" relativeHeight="251689984" behindDoc="0" locked="0" layoutInCell="1" allowOverlap="1">
-                      <wp:simplePos x="0" y="0"/>
-                      <wp:positionH relativeFrom="column">
-                        <wp:posOffset>24765</wp:posOffset>
-                      </wp:positionH>
-                      <wp:positionV relativeFrom="paragraph">
-                        <wp:posOffset>13335</wp:posOffset>
-                      </wp:positionV>
-                      <wp:extent cx="90170" cy="76200"/>
-                      <wp:effectExtent l="12700" t="12700" r="30480" b="25400"/>
-                      <wp:wrapNone/>
-                      <wp:docPr id="161" name="Rectangle 9"/>
-                      <wp:cNvGraphicFramePr/>
-                      <a:graphic xmlns:a="http://schemas.openxmlformats.org/drawingml/2006/main">
-                        <a:graphicData uri="http://schemas.microsoft.com/office/word/2010/wordprocessingShape">
-                          <wps:wsp>
-                            <wps:cNvSpPr/>
-                            <wps:spPr>
-                              <a:xfrm>
-                                <a:off x="0" y="0"/>
-                                <a:ext cx="90170" cy="76200"/>
-                              </a:xfrm>
-                              <a:prstGeom prst="rect">
-                                <a:avLst/>
-                              </a:prstGeom>
-                            </wps:spPr>
-                            <wps:style>
-                              <a:lnRef idx="2">
-                                <a:schemeClr val="dk1"/>
-                              </a:lnRef>
-                              <a:fillRef idx="1">
-                                <a:schemeClr val="lt1"/>
-                              </a:fillRef>
-                              <a:effectRef idx="0">
-                                <a:schemeClr val="dk1"/>
-                              </a:effectRef>
-                              <a:fontRef idx="minor">
-                                <a:schemeClr val="dk1"/>
-                              </a:fontRef>
-                            </wps:style>
-                            <wps:bodyPr rot="0" spcFirstLastPara="0" vertOverflow="overflow" horzOverflow="overflow" vert="horz" wrap="square" lIns="91440" tIns="45720" rIns="91440" bIns="45720" numCol="1" spcCol="0" rtlCol="0" fromWordArt="0" anchor="ctr" anchorCtr="0" forceAA="0" compatLnSpc="1">
-                              <a:noAutofit/>
-                            </wps:bodyPr>
-                          </wps:wsp>
-                        </a:graphicData>
-                      </a:graphic>
-                    </wp:anchor>
-                  </w:drawing>
-                </mc:Choice>
-                <mc:Fallback>
-                  <w:pict>
-                    <v:rect id="Rectangle 9" o:spid="_x0000_s1026" o:spt="1" style="position:absolute;left:0pt;margin-left:1.95pt;margin-top:1.05pt;height:6pt;width:7.1pt;z-index:251689984;v-text-anchor:middle;mso-width-relative:page;mso-height-relative:page;" fillcolor="#FFFFFF [3201]" filled="t" stroked="t" coordsize="21600,21600" o:gfxdata="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">
-                      <v:fill on="t" focussize="0,0"/>
-                      <v:stroke weight="2pt" color="#000000 [3200]" joinstyle="round"/>
-                      <v:imagedata o:title=""/>
-                      <o:lock v:ext="edit" aspectratio="f"/>
-                    </v:rect>
-                  </w:pict>
-                </mc:Fallback>
-              </mc:AlternateContent>
-            </w:r>
-            <w:r>
-              <w:rPr>
-                <w:rFonts w:hint="default" w:ascii="Arial" w:hAnsi="Arial" w:cs="Arial"/>
-                <w:sz w:val="16"/>
-                <w:szCs w:val="16"/>
-                <w:vertAlign w:val="baseline"/>
-                <w:lang w:val="en-US"/>
-              </w:rPr>
-              <w:t xml:space="preserve">      Danger exist by conduction of heat into another area</w:t>
-            </w:r>
-          </w:p>
-          <w:p>
-            <w:pPr>
-              <w:spacing w:after="0" w:line="240" w:lineRule="auto"/>
-              <w:rPr>
-                <w:rFonts w:hint="default" w:ascii="Arial" w:hAnsi="Arial" w:cs="Arial"/>
-                <w:sz w:val="16"/>
-                <w:szCs w:val="16"/>
-                <w:vertAlign w:val="baseline"/>
-                <w:lang w:val="en-US"/>
-              </w:rPr>
-            </w:pPr>
-            <w:r>
-              <w:rPr>
-                <w:rFonts w:ascii="Arial Narrow" w:hAnsi="Arial Narrow" w:cs="Arial"/>
-                <w:sz w:val="16"/>
-                <w:szCs w:val="16"/>
-              </w:rPr>
-              <mc:AlternateContent>
-                <mc:Choice Requires="wps">
-                  <w:drawing>
-                    <wp:anchor distT="0" distB="0" distL="114300" distR="114300" simplePos="0" relativeHeight="251691008" behindDoc="0" locked="0" layoutInCell="1" allowOverlap="1">
-                      <wp:simplePos x="0" y="0"/>
-                      <wp:positionH relativeFrom="column">
-                        <wp:posOffset>27305</wp:posOffset>
-                      </wp:positionH>
-                      <wp:positionV relativeFrom="paragraph">
-                        <wp:posOffset>13970</wp:posOffset>
-                      </wp:positionV>
-                      <wp:extent cx="90170" cy="76200"/>
-                      <wp:effectExtent l="12700" t="12700" r="30480" b="25400"/>
-                      <wp:wrapNone/>
-                      <wp:docPr id="162" name="Rectangle 9"/>
-                      <wp:cNvGraphicFramePr/>
-                      <a:graphic xmlns:a="http://schemas.openxmlformats.org/drawingml/2006/main">
-                        <a:graphicData uri="http://schemas.microsoft.com/office/word/2010/wordprocessingShape">
-                          <wps:wsp>
-                            <wps:cNvSpPr/>
-                            <wps:spPr>
-                              <a:xfrm>
-                                <a:off x="0" y="0"/>
-                                <a:ext cx="90170" cy="76200"/>
-                              </a:xfrm>
-                              <a:prstGeom prst="rect">
-                                <a:avLst/>
-                              </a:prstGeom>
-                            </wps:spPr>
-                            <wps:style>
-                              <a:lnRef idx="2">
-                                <a:schemeClr val="dk1"/>
-                              </a:lnRef>
-                              <a:fillRef idx="1">
-                                <a:schemeClr val="lt1"/>
-                              </a:fillRef>
-                              <a:effectRef idx="0">
-                                <a:schemeClr val="dk1"/>
-                              </a:effectRef>
-                              <a:fontRef idx="minor">
-                                <a:schemeClr val="dk1"/>
-                              </a:fontRef>
-                            </wps:style>
-                            <wps:bodyPr rot="0" spcFirstLastPara="0" vertOverflow="overflow" horzOverflow="overflow" vert="horz" wrap="square" lIns="91440" tIns="45720" rIns="91440" bIns="45720" numCol="1" spcCol="0" rtlCol="0" fromWordArt="0" anchor="ctr" anchorCtr="0" forceAA="0" compatLnSpc="1">
-                              <a:noAutofit/>
-                            </wps:bodyPr>
-                          </wps:wsp>
-                        </a:graphicData>
-                      </a:graphic>
-                    </wp:anchor>
-                  </w:drawing>
-                </mc:Choice>
-                <mc:Fallback>
-                  <w:pict>
-                    <v:rect id="Rectangle 9" o:spid="_x0000_s1026" o:spt="1" style="position:absolute;left:0pt;margin-left:2.15pt;margin-top:1.1pt;height:6pt;width:7.1pt;z-index:251691008;v-text-anchor:middle;mso-width-relative:page;mso-height-relative:page;" fillcolor="#FFFFFF [3201]" filled="t" stroked="t" coordsize="21600,21600" o:gfxdata="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">
-                      <v:fill on="t" focussize="0,0"/>
-                      <v:stroke weight="2pt" color="#000000 [3200]" joinstyle="round"/>
-                      <v:imagedata o:title=""/>
-                      <o:lock v:ext="edit" aspectratio="f"/>
-                    </v:rect>
-                  </w:pict>
-                </mc:Fallback>
-              </mc:AlternateContent>
-            </w:r>
-            <w:r>
-              <w:rPr>
-                <w:rFonts w:hint="default" w:ascii="Arial" w:hAnsi="Arial" w:cs="Arial"/>
-                <w:sz w:val="16"/>
-                <w:szCs w:val="16"/>
-                <w:vertAlign w:val="baseline"/>
-                <w:lang w:val="en-US"/>
-              </w:rPr>
-              <w:t xml:space="preserve">      Enclose equipment cleaned of all combustibles.</w:t>
-            </w:r>
-          </w:p>
-          <w:p>
-            <w:pPr>
-              <w:spacing w:after="0" w:line="240" w:lineRule="auto"/>
-              <w:rPr>
-                <w:rFonts w:hint="default" w:ascii="Arial" w:hAnsi="Arial" w:cs="Arial"/>
-                <w:sz w:val="16"/>
-                <w:szCs w:val="16"/>
-                <w:vertAlign w:val="baseline"/>
-                <w:lang w:val="en-US"/>
-              </w:rPr>
-            </w:pPr>
-            <w:r>
-              <w:rPr>
-                <w:rFonts w:ascii="Arial Narrow" w:hAnsi="Arial Narrow" w:cs="Arial"/>
-                <w:sz w:val="16"/>
-                <w:szCs w:val="16"/>
-              </w:rPr>
-              <mc:AlternateContent>
-                <mc:Choice Requires="wps">
-                  <w:drawing>
-                    <wp:anchor distT="0" distB="0" distL="114300" distR="114300" simplePos="0" relativeHeight="251692032" behindDoc="0" locked="0" layoutInCell="1" allowOverlap="1">
-                      <wp:simplePos x="0" y="0"/>
-                      <wp:positionH relativeFrom="column">
-                        <wp:posOffset>25400</wp:posOffset>
-                      </wp:positionH>
-                      <wp:positionV relativeFrom="paragraph">
-                        <wp:posOffset>3810</wp:posOffset>
-                      </wp:positionV>
-                      <wp:extent cx="90170" cy="76200"/>
-                      <wp:effectExtent l="12700" t="12700" r="30480" b="25400"/>
-                      <wp:wrapNone/>
-                      <wp:docPr id="163" name="Rectangle 9"/>
-                      <wp:cNvGraphicFramePr/>
-                      <a:graphic xmlns:a="http://schemas.openxmlformats.org/drawingml/2006/main">
-                        <a:graphicData uri="http://schemas.microsoft.com/office/word/2010/wordprocessingShape">
-                          <wps:wsp>
-                            <wps:cNvSpPr/>
-                            <wps:spPr>
-                              <a:xfrm>
-                                <a:off x="0" y="0"/>
-                                <a:ext cx="90170" cy="76200"/>
-                              </a:xfrm>
-                              <a:prstGeom prst="rect">
-                                <a:avLst/>
-                              </a:prstGeom>
-                            </wps:spPr>
-                            <wps:style>
-                              <a:lnRef idx="2">
-                                <a:schemeClr val="dk1"/>
-                              </a:lnRef>
-                              <a:fillRef idx="1">
-                                <a:schemeClr val="lt1"/>
-                              </a:fillRef>
-                              <a:effectRef idx="0">
-                                <a:schemeClr val="dk1"/>
-                              </a:effectRef>
-                              <a:fontRef idx="minor">
-                                <a:schemeClr val="dk1"/>
-                              </a:fontRef>
-                            </wps:style>
-                            <wps:bodyPr rot="0" spcFirstLastPara="0" vertOverflow="overflow" horzOverflow="overflow" vert="horz" wrap="square" lIns="91440" tIns="45720" rIns="91440" bIns="45720" numCol="1" spcCol="0" rtlCol="0" fromWordArt="0" anchor="ctr" anchorCtr="0" forceAA="0" compatLnSpc="1">
-                              <a:noAutofit/>
-                            </wps:bodyPr>
-                          </wps:wsp>
-                        </a:graphicData>
-                      </a:graphic>
-                    </wp:anchor>
-                  </w:drawing>
-                </mc:Choice>
-                <mc:Fallback>
-                  <w:pict>
-                    <v:rect id="Rectangle 9" o:spid="_x0000_s1026" o:spt="1" style="position:absolute;left:0pt;margin-left:2pt;margin-top:0.3pt;height:6pt;width:7.1pt;z-index:251692032;v-text-anchor:middle;mso-width-relative:page;mso-height-relative:page;" fillcolor="#FFFFFF [3201]" filled="t" stroked="t" coordsize="21600,21600" o:gfxdata="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">
-                      <v:fill on="t" focussize="0,0"/>
-                      <v:stroke weight="2pt" color="#000000 [3200]" joinstyle="round"/>
-                      <v:imagedata o:title=""/>
-                      <o:lock v:ext="edit" aspectratio="f"/>
-                    </v:rect>
-                  </w:pict>
-                </mc:Fallback>
-              </mc:AlternateContent>
-            </w:r>
-            <w:r>
-              <w:rPr>
-                <w:rFonts w:hint="default" w:ascii="Arial" w:hAnsi="Arial" w:cs="Arial"/>
-                <w:sz w:val="16"/>
-                <w:szCs w:val="16"/>
-                <w:vertAlign w:val="baseline"/>
-                <w:lang w:val="en-US"/>
-              </w:rPr>
-              <w:t xml:space="preserve">      Containers purged of flammable liquids/vapors.</w:t>
-            </w:r>
-          </w:p>
-          <w:p>
-            <w:pPr>
-              <w:spacing w:after="0" w:line="240" w:lineRule="auto"/>
-              <w:rPr>
-                <w:rFonts w:hint="default" w:ascii="Arial Narrow" w:hAnsi="Arial Narrow" w:cs="Arial"/>
+                <w:rFonts w:hint="default" w:ascii="Arial Narrow" w:hAnsi="Arial Narrow" w:cs="Arial Narrow"/>
+                <w:sz w:val="20"/>
+                <w:szCs w:val="20"/>
                 <w:vertAlign w:val="baseline"/>
                 <w:lang w:val="en-US"/>
               </w:rPr>
@@ -3977,258 +2055,83 @@
         </w:tblPrEx>
         <w:tc>
           <w:tcPr>
-            <w:tcW w:w="4457" w:type="dxa"/>
+            <w:tcW w:w="5580" w:type="dxa"/>
           </w:tcPr>
           <w:p>
             <w:pPr>
               <w:spacing w:after="0" w:line="240" w:lineRule="auto"/>
-              <w:jc w:val="both"/>
               <w:rPr>
                 <w:rFonts w:hint="default" w:ascii="Arial" w:hAnsi="Arial" w:cs="Arial"/>
                 <w:sz w:val="18"/>
                 <w:szCs w:val="18"/>
+                <w:vertAlign w:val="baseline"/>
                 <w:lang w:val="en-US"/>
               </w:rPr>
             </w:pPr>
             <w:r>
               <w:rPr>
-                <w:rFonts w:ascii="Arial" w:hAnsi="Arial" w:cs="Arial"/>
-                <w:i/>
+                <w:rFonts w:hint="default" w:ascii="Arial" w:hAnsi="Arial" w:cs="Arial"/>
+                <w:sz w:val="18"/>
+                <w:szCs w:val="18"/>
+                <w:vertAlign w:val="baseline"/>
+                <w:lang w:val="en-US"/>
               </w:rPr>
-              <mc:AlternateContent>
-                <mc:Choice Requires="wps">
-                  <w:drawing>
-                    <wp:anchor distT="0" distB="0" distL="114300" distR="114300" simplePos="0" relativeHeight="251722752" behindDoc="0" locked="0" layoutInCell="1" allowOverlap="1">
-                      <wp:simplePos x="0" y="0"/>
-                      <wp:positionH relativeFrom="column">
-                        <wp:posOffset>2747645</wp:posOffset>
-                      </wp:positionH>
-                      <wp:positionV relativeFrom="paragraph">
-                        <wp:posOffset>29210</wp:posOffset>
-                      </wp:positionV>
-                      <wp:extent cx="303530" cy="258445"/>
-                      <wp:effectExtent l="0" t="0" r="0" b="0"/>
-                      <wp:wrapNone/>
-                      <wp:docPr id="192" name="Text Box 2"/>
-                      <wp:cNvGraphicFramePr/>
-                      <a:graphic xmlns:a="http://schemas.openxmlformats.org/drawingml/2006/main">
-                        <a:graphicData uri="http://schemas.microsoft.com/office/word/2010/wordprocessingShape">
-                          <wps:wsp>
-                            <wps:cNvSpPr txBox="1">
-                              <a:spLocks noChangeArrowheads="1"/>
-                            </wps:cNvSpPr>
-                            <wps:spPr bwMode="auto">
-                              <a:xfrm>
-                                <a:off x="0" y="0"/>
-                                <a:ext cx="303530" cy="258445"/>
-                              </a:xfrm>
-                              <a:prstGeom prst="rect">
-                                <a:avLst/>
-                              </a:prstGeom>
-                              <a:noFill/>
-                              <a:ln w="9525">
-                                <a:noFill/>
-                                <a:miter lim="800000"/>
-                              </a:ln>
-                            </wps:spPr>
-                            <wps:txbx>
-                              <w:txbxContent>
-                                <w:p>
-                                  <w:pPr>
-                                    <w:rPr>
-                                      <w:sz w:val="28"/>
-                                    </w:rPr>
-                                  </w:pPr>
-                                  <w:r>
-                                    <w:rPr>
-                                      <w:sz w:val="28"/>
-                                    </w:rPr>
-                                    <w:sym w:font="Wingdings" w:char="F0FC"/>
-                                  </w:r>
-                                </w:p>
-                              </w:txbxContent>
-                            </wps:txbx>
-                            <wps:bodyPr rot="0" vert="horz" wrap="square" lIns="91440" tIns="45720" rIns="91440" bIns="45720" anchor="t" anchorCtr="0">
-                              <a:noAutofit/>
-                            </wps:bodyPr>
-                          </wps:wsp>
-                        </a:graphicData>
-                      </a:graphic>
-                    </wp:anchor>
-                  </w:drawing>
-                </mc:Choice>
-                <mc:Fallback>
-                  <w:pict>
-                    <v:shape id="Text Box 2" o:spid="_x0000_s1026" o:spt="202" type="#_x0000_t202" style="position:absolute;left:0pt;margin-left:216.35pt;margin-top:2.3pt;height:20.35pt;width:23.9pt;z-index:251722752;mso-width-relative:page;mso-height-relative:page;" filled="f" stroked="f" coordsize="21600,21600" o:gfxdata="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">
-                      <v:fill on="f" focussize="0,0"/>
-                      <v:stroke on="f" miterlimit="8" joinstyle="miter"/>
-                      <v:imagedata o:title=""/>
-                      <o:lock v:ext="edit" aspectratio="f"/>
-                      <v:textbox>
-                        <w:txbxContent>
-                          <w:p>
-                            <w:pPr>
-                              <w:rPr>
-                                <w:sz w:val="28"/>
-                              </w:rPr>
-                            </w:pPr>
-                            <w:r>
-                              <w:rPr>
-                                <w:sz w:val="28"/>
-                              </w:rPr>
-                              <w:sym w:font="Wingdings" w:char="F0FC"/>
-                            </w:r>
-                          </w:p>
-                        </w:txbxContent>
-                      </v:textbox>
-                    </v:shape>
-                  </w:pict>
-                </mc:Fallback>
-              </mc:AlternateContent>
+              <w:t>JOB ORDER NO./LETTER REQUEST</w:t>
             </w:r>
+          </w:p>
+          <w:p>
+            <w:pPr>
+              <w:spacing w:after="0" w:line="240" w:lineRule="auto"/>
+              <w:rPr>
+                <w:rFonts w:hint="default" w:ascii="Arial" w:hAnsi="Arial" w:cs="Arial"/>
+                <w:sz w:val="12"/>
+                <w:szCs w:val="12"/>
+                <w:vertAlign w:val="baseline"/>
+                <w:lang w:val="en-US"/>
+              </w:rPr>
+            </w:pPr>
             <w:r>
               <w:rPr>
-                <w:rFonts w:ascii="Arial" w:hAnsi="Arial" w:cs="Arial"/>
+                <w:rFonts w:hint="default" w:ascii="Arial" w:hAnsi="Arial" w:cs="Arial"/>
+                <w:sz w:val="12"/>
+                <w:szCs w:val="12"/>
+                <w:vertAlign w:val="baseline"/>
+                <w:lang w:val="en-US"/>
+              </w:rPr>
+              <w:t>(FOR PROJECT BASE ONLY):</w:t>
+            </w:r>
+          </w:p>
+          <w:p>
+            <w:pPr>
+              <w:spacing w:after="0" w:line="240" w:lineRule="auto"/>
+              <w:rPr>
+                <w:rFonts w:hint="default" w:ascii="Arial" w:hAnsi="Arial" w:cs="Arial"/>
                 <w:sz w:val="18"/>
                 <w:szCs w:val="18"/>
+                <w:vertAlign w:val="baseline"/>
+                <w:lang w:val="en-US"/>
               </w:rPr>
-              <w:t>NATURE OF JOB/OBJECT:</w:t>
-            </w:r>
+            </w:pPr>
             <w:r>
               <w:rPr>
                 <w:rFonts w:hint="default" w:ascii="Arial" w:hAnsi="Arial" w:cs="Arial"/>
                 <w:sz w:val="18"/>
                 <w:szCs w:val="18"/>
+                <w:vertAlign w:val="baseline"/>
                 <w:lang w:val="en-US"/>
               </w:rPr>
-              <w:t xml:space="preserve"> </w:t>
+              <w:t>{JOB_ORDER_NUMBER}</w:t>
             </w:r>
           </w:p>
           <w:p>
             <w:pPr>
               <w:spacing w:after="0" w:line="240" w:lineRule="auto"/>
-              <w:jc w:val="both"/>
+              <w:jc w:val="center"/>
               <w:rPr>
-                <w:rFonts w:hint="default" w:ascii="Arial" w:hAnsi="Arial" w:cs="Arial"/>
-                <w:sz w:val="18"/>
-                <w:szCs w:val="18"/>
-                <w:lang w:val="en-US"/>
-              </w:rPr>
-            </w:pPr>
-            <w:r>
-              <w:rPr>
-                <w:rFonts w:ascii="Arial" w:hAnsi="Arial" w:cs="Arial"/>
-                <w:i/>
-              </w:rPr>
-              <mc:AlternateContent>
-                <mc:Choice Requires="wps">
-                  <w:drawing>
-                    <wp:anchor distT="0" distB="0" distL="114300" distR="114300" simplePos="0" relativeHeight="251708416" behindDoc="0" locked="0" layoutInCell="1" allowOverlap="1">
-                      <wp:simplePos x="0" y="0"/>
-                      <wp:positionH relativeFrom="column">
-                        <wp:posOffset>2747010</wp:posOffset>
-                      </wp:positionH>
-                      <wp:positionV relativeFrom="paragraph">
-                        <wp:posOffset>5715</wp:posOffset>
-                      </wp:positionV>
-                      <wp:extent cx="303530" cy="258445"/>
-                      <wp:effectExtent l="0" t="0" r="0" b="0"/>
-                      <wp:wrapNone/>
-                      <wp:docPr id="178" name="Text Box 2"/>
-                      <wp:cNvGraphicFramePr/>
-                      <a:graphic xmlns:a="http://schemas.openxmlformats.org/drawingml/2006/main">
-                        <a:graphicData uri="http://schemas.microsoft.com/office/word/2010/wordprocessingShape">
-                          <wps:wsp>
-                            <wps:cNvSpPr txBox="1">
-                              <a:spLocks noChangeArrowheads="1"/>
-                            </wps:cNvSpPr>
-                            <wps:spPr bwMode="auto">
-                              <a:xfrm>
-                                <a:off x="0" y="0"/>
-                                <a:ext cx="303530" cy="258445"/>
-                              </a:xfrm>
-                              <a:prstGeom prst="rect">
-                                <a:avLst/>
-                              </a:prstGeom>
-                              <a:noFill/>
-                              <a:ln w="9525">
-                                <a:noFill/>
-                                <a:miter lim="800000"/>
-                              </a:ln>
-                            </wps:spPr>
-                            <wps:txbx>
-                              <w:txbxContent>
-                                <w:p>
-                                  <w:pPr>
-                                    <w:rPr>
-                                      <w:sz w:val="28"/>
-                                    </w:rPr>
-                                  </w:pPr>
-                                  <w:r>
-                                    <w:rPr>
-                                      <w:sz w:val="28"/>
-                                    </w:rPr>
-                                    <w:sym w:font="Wingdings" w:char="F0FC"/>
-                                  </w:r>
-                                </w:p>
-                              </w:txbxContent>
-                            </wps:txbx>
-                            <wps:bodyPr rot="0" vert="horz" wrap="square" lIns="91440" tIns="45720" rIns="91440" bIns="45720" anchor="t" anchorCtr="0">
-                              <a:noAutofit/>
-                            </wps:bodyPr>
-                          </wps:wsp>
-                        </a:graphicData>
-                      </a:graphic>
-                    </wp:anchor>
-                  </w:drawing>
-                </mc:Choice>
-                <mc:Fallback>
-                  <w:pict>
-                    <v:shape id="Text Box 2" o:spid="_x0000_s1026" o:spt="202" type="#_x0000_t202" style="position:absolute;left:0pt;margin-left:216.3pt;margin-top:0.45pt;height:20.35pt;width:23.9pt;z-index:251708416;mso-width-relative:page;mso-height-relative:page;" filled="f" stroked="f" coordsize="21600,21600" o:gfxdata="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">
-                      <v:fill on="f" focussize="0,0"/>
-                      <v:stroke on="f" miterlimit="8" joinstyle="miter"/>
-                      <v:imagedata o:title=""/>
-                      <o:lock v:ext="edit" aspectratio="f"/>
-                      <v:textbox>
-                        <w:txbxContent>
-                          <w:p>
-                            <w:pPr>
-                              <w:rPr>
-                                <w:sz w:val="28"/>
-                              </w:rPr>
-                            </w:pPr>
-                            <w:r>
-                              <w:rPr>
-                                <w:sz w:val="28"/>
-                              </w:rPr>
-                              <w:sym w:font="Wingdings" w:char="F0FC"/>
-                            </w:r>
-                          </w:p>
-                        </w:txbxContent>
-                      </v:textbox>
-                    </v:shape>
-                  </w:pict>
-                </mc:Fallback>
-              </mc:AlternateContent>
-            </w:r>
-            <w:r>
-              <w:rPr>
-                <w:rFonts w:hint="default" w:ascii="Arial" w:hAnsi="Arial" w:cs="Arial"/>
-                <w:sz w:val="18"/>
-                <w:szCs w:val="18"/>
-                <w:lang w:val="en-US"/>
-              </w:rPr>
-              <w:t>{NATURE_OF_JOB}</w:t>
-            </w:r>
-          </w:p>
-          <w:p>
-            <w:pPr>
-              <w:spacing w:after="0" w:line="240" w:lineRule="auto"/>
-              <w:jc w:val="both"/>
-              <w:rPr>
-                <w:rFonts w:hint="default" w:ascii="Arial" w:hAnsi="Arial" w:cs="Arial"/>
-                <w:sz w:val="18"/>
-                <w:szCs w:val="18"/>
+                <w:rFonts w:hint="default" w:ascii="Arial Narrow" w:hAnsi="Arial Narrow" w:cs="Arial Narrow"/>
+                <w:sz w:val="20"/>
+                <w:szCs w:val="20"/>
+                <w:vertAlign w:val="baseline"/>
                 <w:lang w:val="en-US"/>
               </w:rPr>
             </w:pPr>
@@ -4236,15 +2139,19 @@
         </w:tc>
         <w:tc>
           <w:tcPr>
-            <w:tcW w:w="6703" w:type="dxa"/>
+            <w:tcW w:w="5580" w:type="dxa"/>
             <w:vMerge w:val="continue"/>
           </w:tcPr>
           <w:p>
             <w:pPr>
               <w:spacing w:after="0" w:line="240" w:lineRule="auto"/>
+              <w:jc w:val="center"/>
               <w:rPr>
-                <w:rFonts w:ascii="Arial Narrow" w:hAnsi="Arial Narrow" w:cs="Arial"/>
+                <w:rFonts w:hint="default" w:ascii="Arial Narrow" w:hAnsi="Arial Narrow" w:cs="Arial Narrow"/>
+                <w:sz w:val="20"/>
+                <w:szCs w:val="20"/>
                 <w:vertAlign w:val="baseline"/>
+                <w:lang w:val="en-US"/>
               </w:rPr>
             </w:pPr>
           </w:p>
@@ -4269,227 +2176,16 @@
         </w:tblPrEx>
         <w:tc>
           <w:tcPr>
-            <w:tcW w:w="4457" w:type="dxa"/>
+            <w:tcW w:w="5580" w:type="dxa"/>
           </w:tcPr>
           <w:p>
             <w:pPr>
               <w:spacing w:after="0" w:line="240" w:lineRule="auto"/>
-              <w:jc w:val="both"/>
-              <w:rPr>
-                <w:rFonts w:ascii="Arial" w:hAnsi="Arial" w:cs="Arial"/>
-                <w:sz w:val="18"/>
-                <w:szCs w:val="18"/>
-              </w:rPr>
-            </w:pPr>
-            <w:r>
-              <w:rPr>
-                <w:rFonts w:ascii="Arial" w:hAnsi="Arial" w:cs="Arial"/>
-                <w:i/>
-              </w:rPr>
-              <mc:AlternateContent>
-                <mc:Choice Requires="wps">
-                  <w:drawing>
-                    <wp:anchor distT="0" distB="0" distL="114300" distR="114300" simplePos="0" relativeHeight="251710464" behindDoc="0" locked="0" layoutInCell="1" allowOverlap="1">
-                      <wp:simplePos x="0" y="0"/>
-                      <wp:positionH relativeFrom="column">
-                        <wp:posOffset>2755265</wp:posOffset>
-                      </wp:positionH>
-                      <wp:positionV relativeFrom="paragraph">
-                        <wp:posOffset>107315</wp:posOffset>
-                      </wp:positionV>
-                      <wp:extent cx="303530" cy="258445"/>
-                      <wp:effectExtent l="0" t="0" r="0" b="0"/>
-                      <wp:wrapNone/>
-                      <wp:docPr id="179" name="Text Box 2"/>
-                      <wp:cNvGraphicFramePr/>
-                      <a:graphic xmlns:a="http://schemas.openxmlformats.org/drawingml/2006/main">
-                        <a:graphicData uri="http://schemas.microsoft.com/office/word/2010/wordprocessingShape">
-                          <wps:wsp>
-                            <wps:cNvSpPr txBox="1">
-                              <a:spLocks noChangeArrowheads="1"/>
-                            </wps:cNvSpPr>
-                            <wps:spPr bwMode="auto">
-                              <a:xfrm>
-                                <a:off x="0" y="0"/>
-                                <a:ext cx="303530" cy="258445"/>
-                              </a:xfrm>
-                              <a:prstGeom prst="rect">
-                                <a:avLst/>
-                              </a:prstGeom>
-                              <a:noFill/>
-                              <a:ln w="9525">
-                                <a:noFill/>
-                                <a:miter lim="800000"/>
-                              </a:ln>
-                            </wps:spPr>
-                            <wps:txbx>
-                              <w:txbxContent>
-                                <w:p>
-                                  <w:pPr>
-                                    <w:rPr>
-                                      <w:sz w:val="28"/>
-                                    </w:rPr>
-                                  </w:pPr>
-                                  <w:r>
-                                    <w:rPr>
-                                      <w:sz w:val="28"/>
-                                    </w:rPr>
-                                    <w:sym w:font="Wingdings" w:char="F0FC"/>
-                                  </w:r>
-                                </w:p>
-                              </w:txbxContent>
-                            </wps:txbx>
-                            <wps:bodyPr rot="0" vert="horz" wrap="square" lIns="91440" tIns="45720" rIns="91440" bIns="45720" anchor="t" anchorCtr="0">
-                              <a:noAutofit/>
-                            </wps:bodyPr>
-                          </wps:wsp>
-                        </a:graphicData>
-                      </a:graphic>
-                    </wp:anchor>
-                  </w:drawing>
-                </mc:Choice>
-                <mc:Fallback>
-                  <w:pict>
-                    <v:shape id="Text Box 2" o:spid="_x0000_s1026" o:spt="202" type="#_x0000_t202" style="position:absolute;left:0pt;margin-left:216.95pt;margin-top:8.45pt;height:20.35pt;width:23.9pt;z-index:251710464;mso-width-relative:page;mso-height-relative:page;" filled="f" stroked="f" coordsize="21600,21600" o:gfxdata="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">
-                      <v:fill on="f" focussize="0,0"/>
-                      <v:stroke on="f" miterlimit="8" joinstyle="miter"/>
-                      <v:imagedata o:title=""/>
-                      <o:lock v:ext="edit" aspectratio="f"/>
-                      <v:textbox>
-                        <w:txbxContent>
-                          <w:p>
-                            <w:pPr>
-                              <w:rPr>
-                                <w:sz w:val="28"/>
-                              </w:rPr>
-                            </w:pPr>
-                            <w:r>
-                              <w:rPr>
-                                <w:sz w:val="28"/>
-                              </w:rPr>
-                              <w:sym w:font="Wingdings" w:char="F0FC"/>
-                            </w:r>
-                          </w:p>
-                        </w:txbxContent>
-                      </v:textbox>
-                    </v:shape>
-                  </w:pict>
-                </mc:Fallback>
-              </mc:AlternateContent>
-            </w:r>
-            <w:r>
-              <w:rPr>
-                <w:rFonts w:ascii="Arial" w:hAnsi="Arial" w:cs="Arial"/>
-                <w:i/>
-              </w:rPr>
-              <mc:AlternateContent>
-                <mc:Choice Requires="wps">
-                  <w:drawing>
-                    <wp:anchor distT="0" distB="0" distL="114300" distR="114300" simplePos="0" relativeHeight="251707392" behindDoc="0" locked="0" layoutInCell="1" allowOverlap="1">
-                      <wp:simplePos x="0" y="0"/>
-                      <wp:positionH relativeFrom="column">
-                        <wp:posOffset>2751455</wp:posOffset>
-                      </wp:positionH>
-                      <wp:positionV relativeFrom="paragraph">
-                        <wp:posOffset>-2540</wp:posOffset>
-                      </wp:positionV>
-                      <wp:extent cx="303530" cy="258445"/>
-                      <wp:effectExtent l="0" t="0" r="0" b="0"/>
-                      <wp:wrapNone/>
-                      <wp:docPr id="177" name="Text Box 2"/>
-                      <wp:cNvGraphicFramePr/>
-                      <a:graphic xmlns:a="http://schemas.openxmlformats.org/drawingml/2006/main">
-                        <a:graphicData uri="http://schemas.microsoft.com/office/word/2010/wordprocessingShape">
-                          <wps:wsp>
-                            <wps:cNvSpPr txBox="1">
-                              <a:spLocks noChangeArrowheads="1"/>
-                            </wps:cNvSpPr>
-                            <wps:spPr bwMode="auto">
-                              <a:xfrm>
-                                <a:off x="0" y="0"/>
-                                <a:ext cx="303530" cy="258445"/>
-                              </a:xfrm>
-                              <a:prstGeom prst="rect">
-                                <a:avLst/>
-                              </a:prstGeom>
-                              <a:noFill/>
-                              <a:ln w="9525">
-                                <a:noFill/>
-                                <a:miter lim="800000"/>
-                              </a:ln>
-                            </wps:spPr>
-                            <wps:txbx>
-                              <w:txbxContent>
-                                <w:p>
-                                  <w:pPr>
-                                    <w:rPr>
-                                      <w:sz w:val="28"/>
-                                    </w:rPr>
-                                  </w:pPr>
-                                  <w:r>
-                                    <w:rPr>
-                                      <w:sz w:val="28"/>
-                                    </w:rPr>
-                                    <w:sym w:font="Wingdings" w:char="F0FC"/>
-                                  </w:r>
-                                </w:p>
-                              </w:txbxContent>
-                            </wps:txbx>
-                            <wps:bodyPr rot="0" vert="horz" wrap="square" lIns="91440" tIns="45720" rIns="91440" bIns="45720" anchor="t" anchorCtr="0">
-                              <a:noAutofit/>
-                            </wps:bodyPr>
-                          </wps:wsp>
-                        </a:graphicData>
-                      </a:graphic>
-                    </wp:anchor>
-                  </w:drawing>
-                </mc:Choice>
-                <mc:Fallback>
-                  <w:pict>
-                    <v:shape id="Text Box 2" o:spid="_x0000_s1026" o:spt="202" type="#_x0000_t202" style="position:absolute;left:0pt;margin-left:216.65pt;margin-top:-0.2pt;height:20.35pt;width:23.9pt;z-index:251707392;mso-width-relative:page;mso-height-relative:page;" filled="f" stroked="f" coordsize="21600,21600" o:gfxdata="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">
-                      <v:fill on="f" focussize="0,0"/>
-                      <v:stroke on="f" miterlimit="8" joinstyle="miter"/>
-                      <v:imagedata o:title=""/>
-                      <o:lock v:ext="edit" aspectratio="f"/>
-                      <v:textbox>
-                        <w:txbxContent>
-                          <w:p>
-                            <w:pPr>
-                              <w:rPr>
-                                <w:sz w:val="28"/>
-                              </w:rPr>
-                            </w:pPr>
-                            <w:r>
-                              <w:rPr>
-                                <w:sz w:val="28"/>
-                              </w:rPr>
-                              <w:sym w:font="Wingdings" w:char="F0FC"/>
-                            </w:r>
-                          </w:p>
-                        </w:txbxContent>
-                      </v:textbox>
-                    </v:shape>
-                  </w:pict>
-                </mc:Fallback>
-              </mc:AlternateContent>
-            </w:r>
-            <w:r>
-              <w:rPr>
-                <w:rFonts w:ascii="Arial" w:hAnsi="Arial" w:cs="Arial"/>
-                <w:sz w:val="18"/>
-                <w:szCs w:val="18"/>
-              </w:rPr>
-              <w:t>BUILDING/STRUCTURE/FACILITIES ADDRESS:</w:t>
-            </w:r>
-          </w:p>
-          <w:p>
-            <w:pPr>
-              <w:spacing w:after="0" w:line="240" w:lineRule="auto"/>
-              <w:jc w:val="both"/>
               <w:rPr>
                 <w:rFonts w:hint="default" w:ascii="Arial" w:hAnsi="Arial" w:cs="Arial"/>
                 <w:sz w:val="18"/>
                 <w:szCs w:val="18"/>
+                <w:vertAlign w:val="baseline"/>
                 <w:lang w:val="en-US"/>
               </w:rPr>
             </w:pPr>
@@ -4498,131 +2194,99 @@
                 <w:rFonts w:hint="default" w:ascii="Arial" w:hAnsi="Arial" w:cs="Arial"/>
                 <w:sz w:val="18"/>
                 <w:szCs w:val="18"/>
+                <w:vertAlign w:val="baseline"/>
                 <w:lang w:val="en-US"/>
               </w:rPr>
-              <w:t>{ADDRESS}</w:t>
+              <w:t>NATURE OF JOB/OBJECT:</w:t>
             </w:r>
           </w:p>
           <w:p>
             <w:pPr>
               <w:spacing w:after="0" w:line="240" w:lineRule="auto"/>
-              <w:jc w:val="both"/>
               <w:rPr>
                 <w:rFonts w:hint="default" w:ascii="Arial" w:hAnsi="Arial" w:cs="Arial"/>
-                <w:sz w:val="18"/>
-                <w:szCs w:val="18"/>
+                <w:sz w:val="20"/>
+                <w:szCs w:val="20"/>
+                <w:vertAlign w:val="baseline"/>
                 <w:lang w:val="en-US"/>
               </w:rPr>
             </w:pPr>
             <w:r>
               <w:rPr>
-                <w:rFonts w:ascii="Arial" w:hAnsi="Arial" w:cs="Arial"/>
-                <w:i/>
+                <w:rFonts w:hint="default" w:ascii="Arial" w:hAnsi="Arial" w:cs="Arial"/>
+                <w:sz w:val="20"/>
+                <w:szCs w:val="20"/>
+                <w:vertAlign w:val="baseline"/>
+                <w:lang w:val="en-US"/>
               </w:rPr>
-              <mc:AlternateContent>
-                <mc:Choice Requires="wps">
-                  <w:drawing>
-                    <wp:anchor distT="0" distB="0" distL="114300" distR="114300" simplePos="0" relativeHeight="251713536" behindDoc="0" locked="0" layoutInCell="1" allowOverlap="1">
-                      <wp:simplePos x="0" y="0"/>
-                      <wp:positionH relativeFrom="column">
-                        <wp:posOffset>2760345</wp:posOffset>
-                      </wp:positionH>
-                      <wp:positionV relativeFrom="paragraph">
-                        <wp:posOffset>93345</wp:posOffset>
-                      </wp:positionV>
-                      <wp:extent cx="303530" cy="258445"/>
-                      <wp:effectExtent l="0" t="0" r="0" b="0"/>
-                      <wp:wrapNone/>
-                      <wp:docPr id="180" name="Text Box 2"/>
-                      <wp:cNvGraphicFramePr/>
-                      <a:graphic xmlns:a="http://schemas.openxmlformats.org/drawingml/2006/main">
-                        <a:graphicData uri="http://schemas.microsoft.com/office/word/2010/wordprocessingShape">
-                          <wps:wsp>
-                            <wps:cNvSpPr txBox="1">
-                              <a:spLocks noChangeArrowheads="1"/>
-                            </wps:cNvSpPr>
-                            <wps:spPr bwMode="auto">
-                              <a:xfrm>
-                                <a:off x="0" y="0"/>
-                                <a:ext cx="303530" cy="258445"/>
-                              </a:xfrm>
-                              <a:prstGeom prst="rect">
-                                <a:avLst/>
-                              </a:prstGeom>
-                              <a:noFill/>
-                              <a:ln w="9525">
-                                <a:noFill/>
-                                <a:miter lim="800000"/>
-                              </a:ln>
-                            </wps:spPr>
-                            <wps:txbx>
-                              <w:txbxContent>
-                                <w:p>
-                                  <w:pPr>
-                                    <w:rPr>
-                                      <w:sz w:val="28"/>
-                                    </w:rPr>
-                                  </w:pPr>
-                                  <w:r>
-                                    <w:rPr>
-                                      <w:sz w:val="28"/>
-                                    </w:rPr>
-                                    <w:sym w:font="Wingdings" w:char="F0FC"/>
-                                  </w:r>
-                                </w:p>
-                              </w:txbxContent>
-                            </wps:txbx>
-                            <wps:bodyPr rot="0" vert="horz" wrap="square" lIns="91440" tIns="45720" rIns="91440" bIns="45720" anchor="t" anchorCtr="0">
-                              <a:noAutofit/>
-                            </wps:bodyPr>
-                          </wps:wsp>
-                        </a:graphicData>
-                      </a:graphic>
-                    </wp:anchor>
-                  </w:drawing>
-                </mc:Choice>
-                <mc:Fallback>
-                  <w:pict>
-                    <v:shape id="Text Box 2" o:spid="_x0000_s1026" o:spt="202" type="#_x0000_t202" style="position:absolute;left:0pt;margin-left:217.35pt;margin-top:7.35pt;height:20.35pt;width:23.9pt;z-index:251713536;mso-width-relative:page;mso-height-relative:page;" filled="f" stroked="f" coordsize="21600,21600" o:gfxdata="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">
-                      <v:fill on="f" focussize="0,0"/>
-                      <v:stroke on="f" miterlimit="8" joinstyle="miter"/>
-                      <v:imagedata o:title=""/>
-                      <o:lock v:ext="edit" aspectratio="f"/>
-                      <v:textbox>
-                        <w:txbxContent>
-                          <w:p>
-                            <w:pPr>
-                              <w:rPr>
-                                <w:sz w:val="28"/>
-                              </w:rPr>
-                            </w:pPr>
-                            <w:r>
-                              <w:rPr>
-                                <w:sz w:val="28"/>
-                              </w:rPr>
-                              <w:sym w:font="Wingdings" w:char="F0FC"/>
-                            </w:r>
-                          </w:p>
-                        </w:txbxContent>
-                      </v:textbox>
-                    </v:shape>
-                  </w:pict>
-                </mc:Fallback>
-              </mc:AlternateContent>
+              <w:t>{NATURE_OF_JOB}</w:t>
             </w:r>
+          </w:p>
+          <w:p>
+            <w:pPr>
+              <w:spacing w:after="0" w:line="240" w:lineRule="auto"/>
+              <w:rPr>
+                <w:rFonts w:hint="default" w:ascii="Arial" w:hAnsi="Arial" w:cs="Arial"/>
+                <w:sz w:val="20"/>
+                <w:szCs w:val="20"/>
+                <w:vertAlign w:val="baseline"/>
+                <w:lang w:val="en-US"/>
+              </w:rPr>
+            </w:pPr>
+          </w:p>
+          <w:p>
+            <w:pPr>
+              <w:spacing w:after="0" w:line="240" w:lineRule="auto"/>
+              <w:rPr>
+                <w:rFonts w:hint="default" w:ascii="Arial" w:hAnsi="Arial" w:cs="Arial"/>
+                <w:sz w:val="20"/>
+                <w:szCs w:val="20"/>
+                <w:vertAlign w:val="baseline"/>
+                <w:lang w:val="en-US"/>
+              </w:rPr>
+            </w:pPr>
+          </w:p>
+          <w:p>
+            <w:pPr>
+              <w:spacing w:after="0" w:line="240" w:lineRule="auto"/>
+              <w:rPr>
+                <w:rFonts w:hint="default" w:ascii="Arial" w:hAnsi="Arial" w:cs="Arial"/>
+                <w:sz w:val="20"/>
+                <w:szCs w:val="20"/>
+                <w:vertAlign w:val="baseline"/>
+                <w:lang w:val="en-US"/>
+              </w:rPr>
+            </w:pPr>
+          </w:p>
+          <w:p>
+            <w:pPr>
+              <w:spacing w:after="0" w:line="240" w:lineRule="auto"/>
+              <w:jc w:val="center"/>
+              <w:rPr>
+                <w:rFonts w:hint="default" w:ascii="Arial Narrow" w:hAnsi="Arial Narrow" w:cs="Arial Narrow"/>
+                <w:sz w:val="20"/>
+                <w:szCs w:val="20"/>
+                <w:vertAlign w:val="baseline"/>
+                <w:lang w:val="en-US"/>
+              </w:rPr>
+            </w:pPr>
           </w:p>
         </w:tc>
         <w:tc>
           <w:tcPr>
-            <w:tcW w:w="6703" w:type="dxa"/>
+            <w:tcW w:w="5580" w:type="dxa"/>
             <w:vMerge w:val="continue"/>
           </w:tcPr>
           <w:p>
             <w:pPr>
               <w:spacing w:after="0" w:line="240" w:lineRule="auto"/>
+              <w:jc w:val="center"/>
               <w:rPr>
-                <w:rFonts w:ascii="Arial Narrow" w:hAnsi="Arial Narrow" w:cs="Arial"/>
+                <w:rFonts w:hint="default" w:ascii="Arial Narrow" w:hAnsi="Arial Narrow" w:cs="Arial Narrow"/>
+                <w:sz w:val="20"/>
+                <w:szCs w:val="20"/>
                 <w:vertAlign w:val="baseline"/>
+                <w:lang w:val="en-US"/>
               </w:rPr>
             </w:pPr>
           </w:p>
@@ -4647,7 +2311,7 @@
         </w:tblPrEx>
         <w:tc>
           <w:tcPr>
-            <w:tcW w:w="4457" w:type="dxa"/>
+            <w:tcW w:w="5580" w:type="dxa"/>
           </w:tcPr>
           <w:p>
             <w:pPr>
@@ -4656,217 +2320,19 @@
                 <w:rFonts w:hint="default" w:ascii="Arial" w:hAnsi="Arial" w:cs="Arial"/>
                 <w:sz w:val="18"/>
                 <w:szCs w:val="18"/>
+                <w:vertAlign w:val="baseline"/>
                 <w:lang w:val="en-US"/>
               </w:rPr>
             </w:pPr>
             <w:r>
               <w:rPr>
-                <w:rFonts w:ascii="Arial" w:hAnsi="Arial" w:cs="Arial"/>
-                <w:i/>
-              </w:rPr>
-              <mc:AlternateContent>
-                <mc:Choice Requires="wps">
-                  <w:drawing>
-                    <wp:anchor distT="0" distB="0" distL="114300" distR="114300" simplePos="0" relativeHeight="251714560" behindDoc="0" locked="0" layoutInCell="1" allowOverlap="1">
-                      <wp:simplePos x="0" y="0"/>
-                      <wp:positionH relativeFrom="column">
-                        <wp:posOffset>2758440</wp:posOffset>
-                      </wp:positionH>
-                      <wp:positionV relativeFrom="paragraph">
-                        <wp:posOffset>180340</wp:posOffset>
-                      </wp:positionV>
-                      <wp:extent cx="303530" cy="258445"/>
-                      <wp:effectExtent l="0" t="0" r="0" b="0"/>
-                      <wp:wrapNone/>
-                      <wp:docPr id="182" name="Text Box 2"/>
-                      <wp:cNvGraphicFramePr/>
-                      <a:graphic xmlns:a="http://schemas.openxmlformats.org/drawingml/2006/main">
-                        <a:graphicData uri="http://schemas.microsoft.com/office/word/2010/wordprocessingShape">
-                          <wps:wsp>
-                            <wps:cNvSpPr txBox="1">
-                              <a:spLocks noChangeArrowheads="1"/>
-                            </wps:cNvSpPr>
-                            <wps:spPr bwMode="auto">
-                              <a:xfrm>
-                                <a:off x="0" y="0"/>
-                                <a:ext cx="303530" cy="258445"/>
-                              </a:xfrm>
-                              <a:prstGeom prst="rect">
-                                <a:avLst/>
-                              </a:prstGeom>
-                              <a:noFill/>
-                              <a:ln w="9525">
-                                <a:noFill/>
-                                <a:miter lim="800000"/>
-                              </a:ln>
-                            </wps:spPr>
-                            <wps:txbx>
-                              <w:txbxContent>
-                                <w:p>
-                                  <w:pPr>
-                                    <w:rPr>
-                                      <w:sz w:val="28"/>
-                                    </w:rPr>
-                                  </w:pPr>
-                                  <w:r>
-                                    <w:rPr>
-                                      <w:sz w:val="28"/>
-                                    </w:rPr>
-                                    <w:sym w:font="Wingdings" w:char="F0FC"/>
-                                  </w:r>
-                                </w:p>
-                              </w:txbxContent>
-                            </wps:txbx>
-                            <wps:bodyPr rot="0" vert="horz" wrap="square" lIns="91440" tIns="45720" rIns="91440" bIns="45720" anchor="t" anchorCtr="0">
-                              <a:noAutofit/>
-                            </wps:bodyPr>
-                          </wps:wsp>
-                        </a:graphicData>
-                      </a:graphic>
-                    </wp:anchor>
-                  </w:drawing>
-                </mc:Choice>
-                <mc:Fallback>
-                  <w:pict>
-                    <v:shape id="Text Box 2" o:spid="_x0000_s1026" o:spt="202" type="#_x0000_t202" style="position:absolute;left:0pt;margin-left:217.2pt;margin-top:14.2pt;height:20.35pt;width:23.9pt;z-index:251714560;mso-width-relative:page;mso-height-relative:page;" filled="f" stroked="f" coordsize="21600,21600" o:gfxdata="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">
-                      <v:fill on="f" focussize="0,0"/>
-                      <v:stroke on="f" miterlimit="8" joinstyle="miter"/>
-                      <v:imagedata o:title=""/>
-                      <o:lock v:ext="edit" aspectratio="f"/>
-                      <v:textbox>
-                        <w:txbxContent>
-                          <w:p>
-                            <w:pPr>
-                              <w:rPr>
-                                <w:sz w:val="28"/>
-                              </w:rPr>
-                            </w:pPr>
-                            <w:r>
-                              <w:rPr>
-                                <w:sz w:val="28"/>
-                              </w:rPr>
-                              <w:sym w:font="Wingdings" w:char="F0FC"/>
-                            </w:r>
-                          </w:p>
-                        </w:txbxContent>
-                      </v:textbox>
-                    </v:shape>
-                  </w:pict>
-                </mc:Fallback>
-              </mc:AlternateContent>
-            </w:r>
-            <w:r>
-              <w:rPr>
-                <w:rFonts w:ascii="Arial" w:hAnsi="Arial" w:cs="Arial"/>
-                <w:i/>
-              </w:rPr>
-              <mc:AlternateContent>
-                <mc:Choice Requires="wps">
-                  <w:drawing>
-                    <wp:anchor distT="0" distB="0" distL="114300" distR="114300" simplePos="0" relativeHeight="251715584" behindDoc="0" locked="0" layoutInCell="1" allowOverlap="1">
-                      <wp:simplePos x="0" y="0"/>
-                      <wp:positionH relativeFrom="column">
-                        <wp:posOffset>2745105</wp:posOffset>
-                      </wp:positionH>
-                      <wp:positionV relativeFrom="paragraph">
-                        <wp:posOffset>62865</wp:posOffset>
-                      </wp:positionV>
-                      <wp:extent cx="303530" cy="258445"/>
-                      <wp:effectExtent l="0" t="0" r="0" b="0"/>
-                      <wp:wrapNone/>
-                      <wp:docPr id="185" name="Text Box 2"/>
-                      <wp:cNvGraphicFramePr/>
-                      <a:graphic xmlns:a="http://schemas.openxmlformats.org/drawingml/2006/main">
-                        <a:graphicData uri="http://schemas.microsoft.com/office/word/2010/wordprocessingShape">
-                          <wps:wsp>
-                            <wps:cNvSpPr txBox="1">
-                              <a:spLocks noChangeArrowheads="1"/>
-                            </wps:cNvSpPr>
-                            <wps:spPr bwMode="auto">
-                              <a:xfrm>
-                                <a:off x="0" y="0"/>
-                                <a:ext cx="303530" cy="258445"/>
-                              </a:xfrm>
-                              <a:prstGeom prst="rect">
-                                <a:avLst/>
-                              </a:prstGeom>
-                              <a:noFill/>
-                              <a:ln w="9525">
-                                <a:noFill/>
-                                <a:miter lim="800000"/>
-                              </a:ln>
-                            </wps:spPr>
-                            <wps:txbx>
-                              <w:txbxContent>
-                                <w:p>
-                                  <w:pPr>
-                                    <w:rPr>
-                                      <w:sz w:val="28"/>
-                                    </w:rPr>
-                                  </w:pPr>
-                                  <w:r>
-                                    <w:rPr>
-                                      <w:sz w:val="28"/>
-                                    </w:rPr>
-                                    <w:sym w:font="Wingdings" w:char="F0FC"/>
-                                  </w:r>
-                                </w:p>
-                              </w:txbxContent>
-                            </wps:txbx>
-                            <wps:bodyPr rot="0" vert="horz" wrap="square" lIns="91440" tIns="45720" rIns="91440" bIns="45720" anchor="t" anchorCtr="0">
-                              <a:noAutofit/>
-                            </wps:bodyPr>
-                          </wps:wsp>
-                        </a:graphicData>
-                      </a:graphic>
-                    </wp:anchor>
-                  </w:drawing>
-                </mc:Choice>
-                <mc:Fallback>
-                  <w:pict>
-                    <v:shape id="Text Box 2" o:spid="_x0000_s1026" o:spt="202" type="#_x0000_t202" style="position:absolute;left:0pt;margin-left:216.15pt;margin-top:4.95pt;height:20.35pt;width:23.9pt;z-index:251715584;mso-width-relative:page;mso-height-relative:page;" filled="f" stroked="f" coordsize="21600,21600" o:gfxdata="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">
-                      <v:fill on="f" focussize="0,0"/>
-                      <v:stroke on="f" miterlimit="8" joinstyle="miter"/>
-                      <v:imagedata o:title=""/>
-                      <o:lock v:ext="edit" aspectratio="f"/>
-                      <v:textbox>
-                        <w:txbxContent>
-                          <w:p>
-                            <w:pPr>
-                              <w:rPr>
-                                <w:sz w:val="28"/>
-                              </w:rPr>
-                            </w:pPr>
-                            <w:r>
-                              <w:rPr>
-                                <w:sz w:val="28"/>
-                              </w:rPr>
-                              <w:sym w:font="Wingdings" w:char="F0FC"/>
-                            </w:r>
-                          </w:p>
-                        </w:txbxContent>
-                      </v:textbox>
-                    </v:shape>
-                  </w:pict>
-                </mc:Fallback>
-              </mc:AlternateContent>
-            </w:r>
-            <w:r>
-              <w:rPr>
-                <w:rFonts w:ascii="Arial" w:hAnsi="Arial" w:cs="Arial"/>
-                <w:sz w:val="18"/>
-                <w:szCs w:val="18"/>
-              </w:rPr>
-              <w:t>NAME OF PERMIT AUTHORIZING INDIVIDUAL (PAI):</w:t>
-            </w:r>
-            <w:r>
-              <w:rPr>
                 <w:rFonts w:hint="default" w:ascii="Arial" w:hAnsi="Arial" w:cs="Arial"/>
                 <w:sz w:val="18"/>
                 <w:szCs w:val="18"/>
+                <w:vertAlign w:val="baseline"/>
                 <w:lang w:val="en-US"/>
               </w:rPr>
-              <w:t xml:space="preserve"> </w:t>
+              <w:t>BUILDING/STRUCTURED/FACILITIES ADDRESS:</w:t>
             </w:r>
           </w:p>
           <w:p>
@@ -4876,223 +2342,50 @@
                 <w:rFonts w:hint="default" w:ascii="Arial" w:hAnsi="Arial" w:cs="Arial"/>
                 <w:sz w:val="18"/>
                 <w:szCs w:val="18"/>
+                <w:vertAlign w:val="baseline"/>
                 <w:lang w:val="en-US"/>
               </w:rPr>
             </w:pPr>
             <w:r>
               <w:rPr>
-                <w:rFonts w:ascii="Arial" w:hAnsi="Arial" w:cs="Arial"/>
-                <w:i/>
-              </w:rPr>
-              <mc:AlternateContent>
-                <mc:Choice Requires="wps">
-                  <w:drawing>
-                    <wp:anchor distT="0" distB="0" distL="114300" distR="114300" simplePos="0" relativeHeight="251712512" behindDoc="0" locked="0" layoutInCell="1" allowOverlap="1">
-                      <wp:simplePos x="0" y="0"/>
-                      <wp:positionH relativeFrom="column">
-                        <wp:posOffset>2753995</wp:posOffset>
-                      </wp:positionH>
-                      <wp:positionV relativeFrom="paragraph">
-                        <wp:posOffset>128270</wp:posOffset>
-                      </wp:positionV>
-                      <wp:extent cx="303530" cy="258445"/>
-                      <wp:effectExtent l="0" t="0" r="0" b="0"/>
-                      <wp:wrapNone/>
-                      <wp:docPr id="183" name="Text Box 2"/>
-                      <wp:cNvGraphicFramePr/>
-                      <a:graphic xmlns:a="http://schemas.openxmlformats.org/drawingml/2006/main">
-                        <a:graphicData uri="http://schemas.microsoft.com/office/word/2010/wordprocessingShape">
-                          <wps:wsp>
-                            <wps:cNvSpPr txBox="1">
-                              <a:spLocks noChangeArrowheads="1"/>
-                            </wps:cNvSpPr>
-                            <wps:spPr bwMode="auto">
-                              <a:xfrm>
-                                <a:off x="0" y="0"/>
-                                <a:ext cx="303530" cy="258445"/>
-                              </a:xfrm>
-                              <a:prstGeom prst="rect">
-                                <a:avLst/>
-                              </a:prstGeom>
-                              <a:noFill/>
-                              <a:ln w="9525">
-                                <a:noFill/>
-                                <a:miter lim="800000"/>
-                              </a:ln>
-                            </wps:spPr>
-                            <wps:txbx>
-                              <w:txbxContent>
-                                <w:p>
-                                  <w:pPr>
-                                    <w:rPr>
-                                      <w:sz w:val="28"/>
-                                    </w:rPr>
-                                  </w:pPr>
-                                  <w:r>
-                                    <w:rPr>
-                                      <w:sz w:val="28"/>
-                                    </w:rPr>
-                                    <w:sym w:font="Wingdings" w:char="F0FC"/>
-                                  </w:r>
-                                </w:p>
-                              </w:txbxContent>
-                            </wps:txbx>
-                            <wps:bodyPr rot="0" vert="horz" wrap="square" lIns="91440" tIns="45720" rIns="91440" bIns="45720" anchor="t" anchorCtr="0">
-                              <a:noAutofit/>
-                            </wps:bodyPr>
-                          </wps:wsp>
-                        </a:graphicData>
-                      </a:graphic>
-                    </wp:anchor>
-                  </w:drawing>
-                </mc:Choice>
-                <mc:Fallback>
-                  <w:pict>
-                    <v:shape id="Text Box 2" o:spid="_x0000_s1026" o:spt="202" type="#_x0000_t202" style="position:absolute;left:0pt;margin-left:216.85pt;margin-top:10.1pt;height:20.35pt;width:23.9pt;z-index:251712512;mso-width-relative:page;mso-height-relative:page;" filled="f" stroked="f" coordsize="21600,21600" o:gfxdata="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">
-                      <v:fill on="f" focussize="0,0"/>
-                      <v:stroke on="f" miterlimit="8" joinstyle="miter"/>
-                      <v:imagedata o:title=""/>
-                      <o:lock v:ext="edit" aspectratio="f"/>
-                      <v:textbox>
-                        <w:txbxContent>
-                          <w:p>
-                            <w:pPr>
-                              <w:rPr>
-                                <w:sz w:val="28"/>
-                              </w:rPr>
-                            </w:pPr>
-                            <w:r>
-                              <w:rPr>
-                                <w:sz w:val="28"/>
-                              </w:rPr>
-                              <w:sym w:font="Wingdings" w:char="F0FC"/>
-                            </w:r>
-                          </w:p>
-                        </w:txbxContent>
-                      </v:textbox>
-                    </v:shape>
-                  </w:pict>
-                </mc:Fallback>
-              </mc:AlternateContent>
-            </w:r>
-            <w:r>
-              <w:rPr>
-                <w:rFonts w:ascii="Arial" w:hAnsi="Arial" w:cs="Arial"/>
-                <w:i/>
-              </w:rPr>
-              <mc:AlternateContent>
-                <mc:Choice Requires="wps">
-                  <w:drawing>
-                    <wp:anchor distT="0" distB="0" distL="114300" distR="114300" simplePos="0" relativeHeight="251709440" behindDoc="0" locked="0" layoutInCell="1" allowOverlap="1">
-                      <wp:simplePos x="0" y="0"/>
-                      <wp:positionH relativeFrom="column">
-                        <wp:posOffset>2754630</wp:posOffset>
-                      </wp:positionH>
-                      <wp:positionV relativeFrom="paragraph">
-                        <wp:posOffset>21590</wp:posOffset>
-                      </wp:positionV>
-                      <wp:extent cx="303530" cy="258445"/>
-                      <wp:effectExtent l="0" t="0" r="0" b="0"/>
-                      <wp:wrapNone/>
-                      <wp:docPr id="181" name="Text Box 2"/>
-                      <wp:cNvGraphicFramePr/>
-                      <a:graphic xmlns:a="http://schemas.openxmlformats.org/drawingml/2006/main">
-                        <a:graphicData uri="http://schemas.microsoft.com/office/word/2010/wordprocessingShape">
-                          <wps:wsp>
-                            <wps:cNvSpPr txBox="1">
-                              <a:spLocks noChangeArrowheads="1"/>
-                            </wps:cNvSpPr>
-                            <wps:spPr bwMode="auto">
-                              <a:xfrm>
-                                <a:off x="0" y="0"/>
-                                <a:ext cx="303530" cy="258445"/>
-                              </a:xfrm>
-                              <a:prstGeom prst="rect">
-                                <a:avLst/>
-                              </a:prstGeom>
-                              <a:noFill/>
-                              <a:ln w="9525">
-                                <a:noFill/>
-                                <a:miter lim="800000"/>
-                              </a:ln>
-                            </wps:spPr>
-                            <wps:txbx>
-                              <w:txbxContent>
-                                <w:p>
-                                  <w:pPr>
-                                    <w:rPr>
-                                      <w:sz w:val="28"/>
-                                    </w:rPr>
-                                  </w:pPr>
-                                  <w:r>
-                                    <w:rPr>
-                                      <w:sz w:val="28"/>
-                                    </w:rPr>
-                                    <w:sym w:font="Wingdings" w:char="F0FC"/>
-                                  </w:r>
-                                </w:p>
-                              </w:txbxContent>
-                            </wps:txbx>
-                            <wps:bodyPr rot="0" vert="horz" wrap="square" lIns="91440" tIns="45720" rIns="91440" bIns="45720" anchor="t" anchorCtr="0">
-                              <a:noAutofit/>
-                            </wps:bodyPr>
-                          </wps:wsp>
-                        </a:graphicData>
-                      </a:graphic>
-                    </wp:anchor>
-                  </w:drawing>
-                </mc:Choice>
-                <mc:Fallback>
-                  <w:pict>
-                    <v:shape id="Text Box 2" o:spid="_x0000_s1026" o:spt="202" type="#_x0000_t202" style="position:absolute;left:0pt;margin-left:216.9pt;margin-top:1.7pt;height:20.35pt;width:23.9pt;z-index:251709440;mso-width-relative:page;mso-height-relative:page;" filled="f" stroked="f" coordsize="21600,21600" o:gfxdata="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">
-                      <v:fill on="f" focussize="0,0"/>
-                      <v:stroke on="f" miterlimit="8" joinstyle="miter"/>
-                      <v:imagedata o:title=""/>
-                      <o:lock v:ext="edit" aspectratio="f"/>
-                      <v:textbox>
-                        <w:txbxContent>
-                          <w:p>
-                            <w:pPr>
-                              <w:rPr>
-                                <w:sz w:val="28"/>
-                              </w:rPr>
-                            </w:pPr>
-                            <w:r>
-                              <w:rPr>
-                                <w:sz w:val="28"/>
-                              </w:rPr>
-                              <w:sym w:font="Wingdings" w:char="F0FC"/>
-                            </w:r>
-                          </w:p>
-                        </w:txbxContent>
-                      </v:textbox>
-                    </v:shape>
-                  </w:pict>
-                </mc:Fallback>
-              </mc:AlternateContent>
-            </w:r>
-            <w:r>
-              <w:rPr>
                 <w:rFonts w:hint="default" w:ascii="Arial" w:hAnsi="Arial" w:cs="Arial"/>
                 <w:sz w:val="18"/>
                 <w:szCs w:val="18"/>
+                <w:vertAlign w:val="baseline"/>
                 <w:lang w:val="en-US"/>
               </w:rPr>
-              <w:t>{FIRE_MARSHAL}</w:t>
+              <w:t>{ADDRESS}</w:t>
             </w:r>
+          </w:p>
+          <w:p>
+            <w:pPr>
+              <w:spacing w:after="0" w:line="240" w:lineRule="auto"/>
+              <w:jc w:val="center"/>
+              <w:rPr>
+                <w:rFonts w:hint="default" w:ascii="Arial Narrow" w:hAnsi="Arial Narrow" w:cs="Arial Narrow"/>
+                <w:sz w:val="20"/>
+                <w:szCs w:val="20"/>
+                <w:vertAlign w:val="baseline"/>
+                <w:lang w:val="en-US"/>
+              </w:rPr>
+            </w:pPr>
           </w:p>
         </w:tc>
         <w:tc>
           <w:tcPr>
-            <w:tcW w:w="6703" w:type="dxa"/>
+            <w:tcW w:w="5580" w:type="dxa"/>
             <w:vMerge w:val="continue"/>
           </w:tcPr>
           <w:p>
             <w:pPr>
               <w:spacing w:after="0" w:line="240" w:lineRule="auto"/>
+              <w:jc w:val="center"/>
               <w:rPr>
-                <w:rFonts w:ascii="Arial Narrow" w:hAnsi="Arial Narrow" w:cs="Arial"/>
+                <w:rFonts w:hint="default" w:ascii="Arial Narrow" w:hAnsi="Arial Narrow" w:cs="Arial Narrow"/>
+                <w:sz w:val="20"/>
+                <w:szCs w:val="20"/>
                 <w:vertAlign w:val="baseline"/>
+                <w:lang w:val="en-US"/>
               </w:rPr>
             </w:pPr>
           </w:p>
@@ -5117,122 +2410,8 @@
         </w:tblPrEx>
         <w:tc>
           <w:tcPr>
-            <w:tcW w:w="4457" w:type="dxa"/>
+            <w:tcW w:w="5580" w:type="dxa"/>
           </w:tcPr>
-          <w:p>
-            <w:pPr>
-              <w:spacing w:after="0" w:line="240" w:lineRule="auto"/>
-              <w:rPr>
-                <w:rFonts w:ascii="Arial" w:hAnsi="Arial" w:cs="Arial"/>
-                <w:sz w:val="18"/>
-                <w:szCs w:val="18"/>
-              </w:rPr>
-            </w:pPr>
-            <w:r>
-              <w:rPr>
-                <w:rFonts w:ascii="Arial" w:hAnsi="Arial" w:cs="Arial"/>
-                <w:i/>
-              </w:rPr>
-              <mc:AlternateContent>
-                <mc:Choice Requires="wps">
-                  <w:drawing>
-                    <wp:anchor distT="0" distB="0" distL="114300" distR="114300" simplePos="0" relativeHeight="251711488" behindDoc="0" locked="0" layoutInCell="1" allowOverlap="1">
-                      <wp:simplePos x="0" y="0"/>
-                      <wp:positionH relativeFrom="column">
-                        <wp:posOffset>2749550</wp:posOffset>
-                      </wp:positionH>
-                      <wp:positionV relativeFrom="paragraph">
-                        <wp:posOffset>46355</wp:posOffset>
-                      </wp:positionV>
-                      <wp:extent cx="303530" cy="258445"/>
-                      <wp:effectExtent l="0" t="0" r="0" b="0"/>
-                      <wp:wrapNone/>
-                      <wp:docPr id="184" name="Text Box 2"/>
-                      <wp:cNvGraphicFramePr/>
-                      <a:graphic xmlns:a="http://schemas.openxmlformats.org/drawingml/2006/main">
-                        <a:graphicData uri="http://schemas.microsoft.com/office/word/2010/wordprocessingShape">
-                          <wps:wsp>
-                            <wps:cNvSpPr txBox="1">
-                              <a:spLocks noChangeArrowheads="1"/>
-                            </wps:cNvSpPr>
-                            <wps:spPr bwMode="auto">
-                              <a:xfrm>
-                                <a:off x="0" y="0"/>
-                                <a:ext cx="303530" cy="258445"/>
-                              </a:xfrm>
-                              <a:prstGeom prst="rect">
-                                <a:avLst/>
-                              </a:prstGeom>
-                              <a:noFill/>
-                              <a:ln w="9525">
-                                <a:noFill/>
-                                <a:miter lim="800000"/>
-                              </a:ln>
-                            </wps:spPr>
-                            <wps:txbx>
-                              <w:txbxContent>
-                                <w:p>
-                                  <w:pPr>
-                                    <w:rPr>
-                                      <w:sz w:val="28"/>
-                                    </w:rPr>
-                                  </w:pPr>
-                                  <w:r>
-                                    <w:rPr>
-                                      <w:sz w:val="28"/>
-                                    </w:rPr>
-                                    <w:sym w:font="Wingdings" w:char="F0FC"/>
-                                  </w:r>
-                                </w:p>
-                              </w:txbxContent>
-                            </wps:txbx>
-                            <wps:bodyPr rot="0" vert="horz" wrap="square" lIns="91440" tIns="45720" rIns="91440" bIns="45720" anchor="t" anchorCtr="0">
-                              <a:noAutofit/>
-                            </wps:bodyPr>
-                          </wps:wsp>
-                        </a:graphicData>
-                      </a:graphic>
-                    </wp:anchor>
-                  </w:drawing>
-                </mc:Choice>
-                <mc:Fallback>
-                  <w:pict>
-                    <v:shape id="Text Box 2" o:spid="_x0000_s1026" o:spt="202" type="#_x0000_t202" style="position:absolute;left:0pt;margin-left:216.5pt;margin-top:3.65pt;height:20.35pt;width:23.9pt;z-index:251711488;mso-width-relative:page;mso-height-relative:page;" filled="f" stroked="f" coordsize="21600,21600" o:gfxdata="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">
-                      <v:fill on="f" focussize="0,0"/>
-                      <v:stroke on="f" miterlimit="8" joinstyle="miter"/>
-                      <v:imagedata o:title=""/>
-                      <o:lock v:ext="edit" aspectratio="f"/>
-                      <v:textbox>
-                        <w:txbxContent>
-                          <w:p>
-                            <w:pPr>
-                              <w:rPr>
-                                <w:sz w:val="28"/>
-                              </w:rPr>
-                            </w:pPr>
-                            <w:r>
-                              <w:rPr>
-                                <w:sz w:val="28"/>
-                              </w:rPr>
-                              <w:sym w:font="Wingdings" w:char="F0FC"/>
-                            </w:r>
-                          </w:p>
-                        </w:txbxContent>
-                      </v:textbox>
-                    </v:shape>
-                  </w:pict>
-                </mc:Fallback>
-              </mc:AlternateContent>
-            </w:r>
-            <w:r>
-              <w:rPr>
-                <w:rFonts w:ascii="Arial" w:hAnsi="Arial" w:cs="Arial"/>
-                <w:sz w:val="18"/>
-                <w:szCs w:val="18"/>
-              </w:rPr>
-              <w:t>NAME OF HOTWORK OPERATOR/ CONTRACTOR:</w:t>
-            </w:r>
-          </w:p>
           <w:p>
             <w:pPr>
               <w:spacing w:after="0" w:line="240" w:lineRule="auto"/>
@@ -5240,1040 +2419,52 @@
                 <w:rFonts w:hint="default" w:ascii="Arial" w:hAnsi="Arial" w:cs="Arial"/>
                 <w:sz w:val="18"/>
                 <w:szCs w:val="18"/>
+                <w:vertAlign w:val="baseline"/>
                 <w:lang w:val="en-US"/>
               </w:rPr>
             </w:pPr>
             <w:r>
               <w:rPr>
-                <w:rFonts w:ascii="Arial" w:hAnsi="Arial" w:cs="Arial"/>
-                <w:i/>
-              </w:rPr>
-              <mc:AlternateContent>
-                <mc:Choice Requires="wps">
-                  <w:drawing>
-                    <wp:anchor distT="0" distB="0" distL="114300" distR="114300" simplePos="0" relativeHeight="251719680" behindDoc="0" locked="0" layoutInCell="1" allowOverlap="1">
-                      <wp:simplePos x="0" y="0"/>
-                      <wp:positionH relativeFrom="column">
-                        <wp:posOffset>2752725</wp:posOffset>
-                      </wp:positionH>
-                      <wp:positionV relativeFrom="paragraph">
-                        <wp:posOffset>28575</wp:posOffset>
-                      </wp:positionV>
-                      <wp:extent cx="303530" cy="258445"/>
-                      <wp:effectExtent l="0" t="0" r="0" b="0"/>
-                      <wp:wrapNone/>
-                      <wp:docPr id="187" name="Text Box 2"/>
-                      <wp:cNvGraphicFramePr/>
-                      <a:graphic xmlns:a="http://schemas.openxmlformats.org/drawingml/2006/main">
-                        <a:graphicData uri="http://schemas.microsoft.com/office/word/2010/wordprocessingShape">
-                          <wps:wsp>
-                            <wps:cNvSpPr txBox="1">
-                              <a:spLocks noChangeArrowheads="1"/>
-                            </wps:cNvSpPr>
-                            <wps:spPr bwMode="auto">
-                              <a:xfrm>
-                                <a:off x="0" y="0"/>
-                                <a:ext cx="303530" cy="258445"/>
-                              </a:xfrm>
-                              <a:prstGeom prst="rect">
-                                <a:avLst/>
-                              </a:prstGeom>
-                              <a:noFill/>
-                              <a:ln w="9525">
-                                <a:noFill/>
-                                <a:miter lim="800000"/>
-                              </a:ln>
-                            </wps:spPr>
-                            <wps:txbx>
-                              <w:txbxContent>
-                                <w:p>
-                                  <w:pPr>
-                                    <w:rPr>
-                                      <w:sz w:val="28"/>
-                                    </w:rPr>
-                                  </w:pPr>
-                                  <w:r>
-                                    <w:rPr>
-                                      <w:sz w:val="28"/>
-                                    </w:rPr>
-                                    <w:sym w:font="Wingdings" w:char="F0FC"/>
-                                  </w:r>
-                                </w:p>
-                              </w:txbxContent>
-                            </wps:txbx>
-                            <wps:bodyPr rot="0" vert="horz" wrap="square" lIns="91440" tIns="45720" rIns="91440" bIns="45720" anchor="t" anchorCtr="0">
-                              <a:noAutofit/>
-                            </wps:bodyPr>
-                          </wps:wsp>
-                        </a:graphicData>
-                      </a:graphic>
-                    </wp:anchor>
-                  </w:drawing>
-                </mc:Choice>
-                <mc:Fallback>
-                  <w:pict>
-                    <v:shape id="Text Box 2" o:spid="_x0000_s1026" o:spt="202" type="#_x0000_t202" style="position:absolute;left:0pt;margin-left:216.75pt;margin-top:2.25pt;height:20.35pt;width:23.9pt;z-index:251719680;mso-width-relative:page;mso-height-relative:page;" filled="f" stroked="f" coordsize="21600,21600" o:gfxdata="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">
-                      <v:fill on="f" focussize="0,0"/>
-                      <v:stroke on="f" miterlimit="8" joinstyle="miter"/>
-                      <v:imagedata o:title=""/>
-                      <o:lock v:ext="edit" aspectratio="f"/>
-                      <v:textbox>
-                        <w:txbxContent>
-                          <w:p>
-                            <w:pPr>
-                              <w:rPr>
-                                <w:sz w:val="28"/>
-                              </w:rPr>
-                            </w:pPr>
-                            <w:r>
-                              <w:rPr>
-                                <w:sz w:val="28"/>
-                              </w:rPr>
-                              <w:sym w:font="Wingdings" w:char="F0FC"/>
-                            </w:r>
-                          </w:p>
-                        </w:txbxContent>
-                      </v:textbox>
-                    </v:shape>
-                  </w:pict>
-                </mc:Fallback>
-              </mc:AlternateContent>
-            </w:r>
-            <w:r>
-              <w:rPr>
                 <w:rFonts w:hint="default" w:ascii="Arial" w:hAnsi="Arial" w:cs="Arial"/>
                 <w:sz w:val="18"/>
                 <w:szCs w:val="18"/>
+                <w:vertAlign w:val="baseline"/>
                 <w:lang w:val="en-US"/>
               </w:rPr>
-              <w:t>{COMPANY_NAME}</w:t>
+              <w:t>NAME OF PERMIT AUTHORIZING INDIVIDUAL (PAI): {FIRE_MARSHAL}</w:t>
             </w:r>
           </w:p>
           <w:p>
             <w:pPr>
               <w:spacing w:after="0" w:line="240" w:lineRule="auto"/>
+              <w:jc w:val="center"/>
               <w:rPr>
-                <w:rFonts w:ascii="Arial" w:hAnsi="Arial" w:cs="Arial"/>
-                <w:sz w:val="18"/>
-                <w:szCs w:val="18"/>
+                <w:rFonts w:hint="default" w:ascii="Arial Narrow" w:hAnsi="Arial Narrow" w:cs="Arial Narrow"/>
+                <w:sz w:val="20"/>
+                <w:szCs w:val="20"/>
+                <w:vertAlign w:val="baseline"/>
+                <w:lang w:val="en-US"/>
               </w:rPr>
             </w:pPr>
-            <w:r>
-              <w:rPr>
-                <w:rFonts w:ascii="Arial" w:hAnsi="Arial" w:cs="Arial"/>
-                <w:i/>
-              </w:rPr>
-              <mc:AlternateContent>
-                <mc:Choice Requires="wps">
-                  <w:drawing>
-                    <wp:anchor distT="0" distB="0" distL="114300" distR="114300" simplePos="0" relativeHeight="251718656" behindDoc="0" locked="0" layoutInCell="1" allowOverlap="1">
-                      <wp:simplePos x="0" y="0"/>
-                      <wp:positionH relativeFrom="column">
-                        <wp:posOffset>2748280</wp:posOffset>
-                      </wp:positionH>
-                      <wp:positionV relativeFrom="paragraph">
-                        <wp:posOffset>115570</wp:posOffset>
-                      </wp:positionV>
-                      <wp:extent cx="303530" cy="258445"/>
-                      <wp:effectExtent l="0" t="0" r="0" b="0"/>
-                      <wp:wrapNone/>
-                      <wp:docPr id="188" name="Text Box 2"/>
-                      <wp:cNvGraphicFramePr/>
-                      <a:graphic xmlns:a="http://schemas.openxmlformats.org/drawingml/2006/main">
-                        <a:graphicData uri="http://schemas.microsoft.com/office/word/2010/wordprocessingShape">
-                          <wps:wsp>
-                            <wps:cNvSpPr txBox="1">
-                              <a:spLocks noChangeArrowheads="1"/>
-                            </wps:cNvSpPr>
-                            <wps:spPr bwMode="auto">
-                              <a:xfrm>
-                                <a:off x="0" y="0"/>
-                                <a:ext cx="303530" cy="258445"/>
-                              </a:xfrm>
-                              <a:prstGeom prst="rect">
-                                <a:avLst/>
-                              </a:prstGeom>
-                              <a:noFill/>
-                              <a:ln w="9525">
-                                <a:noFill/>
-                                <a:miter lim="800000"/>
-                              </a:ln>
-                            </wps:spPr>
-                            <wps:txbx>
-                              <w:txbxContent>
-                                <w:p>
-                                  <w:pPr>
-                                    <w:rPr>
-                                      <w:sz w:val="28"/>
-                                    </w:rPr>
-                                  </w:pPr>
-                                  <w:r>
-                                    <w:rPr>
-                                      <w:sz w:val="28"/>
-                                    </w:rPr>
-                                    <w:sym w:font="Wingdings" w:char="F0FC"/>
-                                  </w:r>
-                                </w:p>
-                              </w:txbxContent>
-                            </wps:txbx>
-                            <wps:bodyPr rot="0" vert="horz" wrap="square" lIns="91440" tIns="45720" rIns="91440" bIns="45720" anchor="t" anchorCtr="0">
-                              <a:noAutofit/>
-                            </wps:bodyPr>
-                          </wps:wsp>
-                        </a:graphicData>
-                      </a:graphic>
-                    </wp:anchor>
-                  </w:drawing>
-                </mc:Choice>
-                <mc:Fallback>
-                  <w:pict>
-                    <v:shape id="Text Box 2" o:spid="_x0000_s1026" o:spt="202" type="#_x0000_t202" style="position:absolute;left:0pt;margin-left:216.4pt;margin-top:9.1pt;height:20.35pt;width:23.9pt;z-index:251718656;mso-width-relative:page;mso-height-relative:page;" filled="f" stroked="f" coordsize="21600,21600" o:gfxdata="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">
-                      <v:fill on="f" focussize="0,0"/>
-                      <v:stroke on="f" miterlimit="8" joinstyle="miter"/>
-                      <v:imagedata o:title=""/>
-                      <o:lock v:ext="edit" aspectratio="f"/>
-                      <v:textbox>
-                        <w:txbxContent>
-                          <w:p>
-                            <w:pPr>
-                              <w:rPr>
-                                <w:sz w:val="28"/>
-                              </w:rPr>
-                            </w:pPr>
-                            <w:r>
-                              <w:rPr>
-                                <w:sz w:val="28"/>
-                              </w:rPr>
-                              <w:sym w:font="Wingdings" w:char="F0FC"/>
-                            </w:r>
-                          </w:p>
-                        </w:txbxContent>
-                      </v:textbox>
-                    </v:shape>
-                  </w:pict>
-                </mc:Fallback>
-              </mc:AlternateContent>
-            </w:r>
-            <w:r>
-              <w:rPr>
-                <w:rFonts w:ascii="Arial" w:hAnsi="Arial" w:cs="Arial"/>
-                <w:i/>
-              </w:rPr>
-              <mc:AlternateContent>
-                <mc:Choice Requires="wps">
-                  <w:drawing>
-                    <wp:anchor distT="0" distB="0" distL="114300" distR="114300" simplePos="0" relativeHeight="251717632" behindDoc="0" locked="0" layoutInCell="1" allowOverlap="1">
-                      <wp:simplePos x="0" y="0"/>
-                      <wp:positionH relativeFrom="column">
-                        <wp:posOffset>2748915</wp:posOffset>
-                      </wp:positionH>
-                      <wp:positionV relativeFrom="paragraph">
-                        <wp:posOffset>8890</wp:posOffset>
-                      </wp:positionV>
-                      <wp:extent cx="303530" cy="258445"/>
-                      <wp:effectExtent l="0" t="0" r="0" b="0"/>
-                      <wp:wrapNone/>
-                      <wp:docPr id="186" name="Text Box 2"/>
-                      <wp:cNvGraphicFramePr/>
-                      <a:graphic xmlns:a="http://schemas.openxmlformats.org/drawingml/2006/main">
-                        <a:graphicData uri="http://schemas.microsoft.com/office/word/2010/wordprocessingShape">
-                          <wps:wsp>
-                            <wps:cNvSpPr txBox="1">
-                              <a:spLocks noChangeArrowheads="1"/>
-                            </wps:cNvSpPr>
-                            <wps:spPr bwMode="auto">
-                              <a:xfrm>
-                                <a:off x="0" y="0"/>
-                                <a:ext cx="303530" cy="258445"/>
-                              </a:xfrm>
-                              <a:prstGeom prst="rect">
-                                <a:avLst/>
-                              </a:prstGeom>
-                              <a:noFill/>
-                              <a:ln w="9525">
-                                <a:noFill/>
-                                <a:miter lim="800000"/>
-                              </a:ln>
-                            </wps:spPr>
-                            <wps:txbx>
-                              <w:txbxContent>
-                                <w:p>
-                                  <w:pPr>
-                                    <w:rPr>
-                                      <w:sz w:val="28"/>
-                                    </w:rPr>
-                                  </w:pPr>
-                                  <w:r>
-                                    <w:rPr>
-                                      <w:sz w:val="28"/>
-                                    </w:rPr>
-                                    <w:sym w:font="Wingdings" w:char="F0FC"/>
-                                  </w:r>
-                                </w:p>
-                              </w:txbxContent>
-                            </wps:txbx>
-                            <wps:bodyPr rot="0" vert="horz" wrap="square" lIns="91440" tIns="45720" rIns="91440" bIns="45720" anchor="t" anchorCtr="0">
-                              <a:noAutofit/>
-                            </wps:bodyPr>
-                          </wps:wsp>
-                        </a:graphicData>
-                      </a:graphic>
-                    </wp:anchor>
-                  </w:drawing>
-                </mc:Choice>
-                <mc:Fallback>
-                  <w:pict>
-                    <v:shape id="Text Box 2" o:spid="_x0000_s1026" o:spt="202" type="#_x0000_t202" style="position:absolute;left:0pt;margin-left:216.45pt;margin-top:0.7pt;height:20.35pt;width:23.9pt;z-index:251717632;mso-width-relative:page;mso-height-relative:page;" filled="f" stroked="f" coordsize="21600,21600" o:gfxdata="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">
-                      <v:fill on="f" focussize="0,0"/>
-                      <v:stroke on="f" miterlimit="8" joinstyle="miter"/>
-                      <v:imagedata o:title=""/>
-                      <o:lock v:ext="edit" aspectratio="f"/>
-                      <v:textbox>
-                        <w:txbxContent>
-                          <w:p>
-                            <w:pPr>
-                              <w:rPr>
-                                <w:sz w:val="28"/>
-                              </w:rPr>
-                            </w:pPr>
-                            <w:r>
-                              <w:rPr>
-                                <w:sz w:val="28"/>
-                              </w:rPr>
-                              <w:sym w:font="Wingdings" w:char="F0FC"/>
-                            </w:r>
-                          </w:p>
-                        </w:txbxContent>
-                      </v:textbox>
-                    </v:shape>
-                  </w:pict>
-                </mc:Fallback>
-              </mc:AlternateContent>
-            </w:r>
           </w:p>
         </w:tc>
         <w:tc>
           <w:tcPr>
-            <w:tcW w:w="6703" w:type="dxa"/>
-            <w:vMerge w:val="restart"/>
+            <w:tcW w:w="5580" w:type="dxa"/>
+            <w:vMerge w:val="continue"/>
           </w:tcPr>
           <w:p>
             <w:pPr>
-              <w:tabs>
-                <w:tab w:val="left" w:pos="263"/>
-              </w:tabs>
               <w:spacing w:after="0" w:line="240" w:lineRule="auto"/>
               <w:jc w:val="center"/>
               <w:rPr>
-                <w:rFonts w:ascii="Arial Narrow" w:hAnsi="Arial Narrow" w:cs="Arial"/>
-                <w:b/>
-                <w:sz w:val="16"/>
-                <w:szCs w:val="16"/>
-              </w:rPr>
-            </w:pPr>
-            <w:r>
-              <w:rPr>
-                <w:rFonts w:ascii="Arial Narrow" w:hAnsi="Arial Narrow" w:cs="Arial"/>
-                <w:b/>
-                <w:sz w:val="16"/>
-                <w:szCs w:val="16"/>
-              </w:rPr>
-              <w:t>FIRE WATCH - HOT WORK AREA MONITORING</w:t>
-            </w:r>
-          </w:p>
-          <w:p>
-            <w:pPr>
-              <w:tabs>
-                <w:tab w:val="left" w:pos="263"/>
-              </w:tabs>
-              <w:spacing w:after="0" w:line="240" w:lineRule="auto"/>
-              <w:rPr>
-                <w:rFonts w:ascii="Arial" w:hAnsi="Arial" w:cs="Arial"/>
-                <w:sz w:val="18"/>
-                <w:szCs w:val="18"/>
-              </w:rPr>
-            </w:pPr>
-            <w:r>
-              <w:rPr>
-                <w:rFonts w:ascii="Arial Narrow" w:hAnsi="Arial Narrow" w:cs="Arial"/>
-                <w:sz w:val="16"/>
-                <w:szCs w:val="16"/>
-              </w:rPr>
-              <mc:AlternateContent>
-                <mc:Choice Requires="wps">
-                  <w:drawing>
-                    <wp:anchor distT="0" distB="0" distL="114300" distR="114300" simplePos="0" relativeHeight="251701248" behindDoc="0" locked="0" layoutInCell="1" allowOverlap="1">
-                      <wp:simplePos x="0" y="0"/>
-                      <wp:positionH relativeFrom="column">
-                        <wp:posOffset>19685</wp:posOffset>
-                      </wp:positionH>
-                      <wp:positionV relativeFrom="paragraph">
-                        <wp:posOffset>17145</wp:posOffset>
-                      </wp:positionV>
-                      <wp:extent cx="90170" cy="76200"/>
-                      <wp:effectExtent l="12700" t="12700" r="30480" b="25400"/>
-                      <wp:wrapNone/>
-                      <wp:docPr id="172" name="Rectangle 9"/>
-                      <wp:cNvGraphicFramePr/>
-                      <a:graphic xmlns:a="http://schemas.openxmlformats.org/drawingml/2006/main">
-                        <a:graphicData uri="http://schemas.microsoft.com/office/word/2010/wordprocessingShape">
-                          <wps:wsp>
-                            <wps:cNvSpPr/>
-                            <wps:spPr>
-                              <a:xfrm>
-                                <a:off x="0" y="0"/>
-                                <a:ext cx="90170" cy="76200"/>
-                              </a:xfrm>
-                              <a:prstGeom prst="rect">
-                                <a:avLst/>
-                              </a:prstGeom>
-                            </wps:spPr>
-                            <wps:style>
-                              <a:lnRef idx="2">
-                                <a:schemeClr val="dk1"/>
-                              </a:lnRef>
-                              <a:fillRef idx="1">
-                                <a:schemeClr val="lt1"/>
-                              </a:fillRef>
-                              <a:effectRef idx="0">
-                                <a:schemeClr val="dk1"/>
-                              </a:effectRef>
-                              <a:fontRef idx="minor">
-                                <a:schemeClr val="dk1"/>
-                              </a:fontRef>
-                            </wps:style>
-                            <wps:bodyPr rot="0" spcFirstLastPara="0" vertOverflow="overflow" horzOverflow="overflow" vert="horz" wrap="square" lIns="91440" tIns="45720" rIns="91440" bIns="45720" numCol="1" spcCol="0" rtlCol="0" fromWordArt="0" anchor="ctr" anchorCtr="0" forceAA="0" compatLnSpc="1">
-                              <a:noAutofit/>
-                            </wps:bodyPr>
-                          </wps:wsp>
-                        </a:graphicData>
-                      </a:graphic>
-                    </wp:anchor>
-                  </w:drawing>
-                </mc:Choice>
-                <mc:Fallback>
-                  <w:pict>
-                    <v:rect id="Rectangle 9" o:spid="_x0000_s1026" o:spt="1" style="position:absolute;left:0pt;margin-left:1.55pt;margin-top:1.35pt;height:6pt;width:7.1pt;z-index:251701248;v-text-anchor:middle;mso-width-relative:page;mso-height-relative:page;" fillcolor="#FFFFFF [3201]" filled="t" stroked="t" coordsize="21600,21600" o:gfxdata="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">
-                      <v:fill on="t" focussize="0,0"/>
-                      <v:stroke weight="2pt" color="#000000 [3200]" joinstyle="round"/>
-                      <v:imagedata o:title=""/>
-                      <o:lock v:ext="edit" aspectratio="f"/>
-                    </v:rect>
-                  </w:pict>
-                </mc:Fallback>
-              </mc:AlternateContent>
-            </w:r>
-            <w:r>
-              <w:rPr>
-                <w:rFonts w:ascii="Arial" w:hAnsi="Arial" w:cs="Arial"/>
-                <w:b/>
-                <w:sz w:val="16"/>
-                <w:szCs w:val="16"/>
-              </w:rPr>
-              <w:t xml:space="preserve">     </w:t>
-            </w:r>
-            <w:r>
-              <w:rPr>
-                <w:rFonts w:ascii="Arial" w:hAnsi="Arial" w:cs="Arial"/>
-                <w:sz w:val="16"/>
-                <w:szCs w:val="16"/>
-              </w:rPr>
-              <w:t>Fire watch will be provided during and for 30 minutes after work, including any coffee or lunch breaks.</w:t>
-            </w:r>
-            <w:r>
-              <w:rPr>
-                <w:rFonts w:ascii="Arial" w:hAnsi="Arial" w:cs="Arial"/>
-                <w:sz w:val="18"/>
-                <w:szCs w:val="18"/>
-              </w:rPr>
-              <w:t xml:space="preserve"> </w:t>
-            </w:r>
-          </w:p>
-          <w:p>
-            <w:pPr>
-              <w:tabs>
-                <w:tab w:val="left" w:pos="263"/>
-              </w:tabs>
-              <w:spacing w:after="0" w:line="240" w:lineRule="auto"/>
-              <w:rPr>
-                <w:rFonts w:ascii="Arial" w:hAnsi="Arial" w:cs="Arial"/>
-                <w:sz w:val="16"/>
-                <w:szCs w:val="16"/>
-              </w:rPr>
-            </w:pPr>
-            <w:r>
-              <w:rPr>
-                <w:rFonts w:ascii="Arial Narrow" w:hAnsi="Arial Narrow" w:cs="Arial"/>
-                <w:sz w:val="16"/>
-                <w:szCs w:val="16"/>
-              </w:rPr>
-              <mc:AlternateContent>
-                <mc:Choice Requires="wps">
-                  <w:drawing>
-                    <wp:anchor distT="0" distB="0" distL="114300" distR="114300" simplePos="0" relativeHeight="251695104" behindDoc="0" locked="0" layoutInCell="1" allowOverlap="1">
-                      <wp:simplePos x="0" y="0"/>
-                      <wp:positionH relativeFrom="column">
-                        <wp:posOffset>21590</wp:posOffset>
-                      </wp:positionH>
-                      <wp:positionV relativeFrom="paragraph">
-                        <wp:posOffset>22225</wp:posOffset>
-                      </wp:positionV>
-                      <wp:extent cx="90170" cy="76200"/>
-                      <wp:effectExtent l="12700" t="12700" r="30480" b="25400"/>
-                      <wp:wrapNone/>
-                      <wp:docPr id="166" name="Rectangle 9"/>
-                      <wp:cNvGraphicFramePr/>
-                      <a:graphic xmlns:a="http://schemas.openxmlformats.org/drawingml/2006/main">
-                        <a:graphicData uri="http://schemas.microsoft.com/office/word/2010/wordprocessingShape">
-                          <wps:wsp>
-                            <wps:cNvSpPr/>
-                            <wps:spPr>
-                              <a:xfrm>
-                                <a:off x="0" y="0"/>
-                                <a:ext cx="90170" cy="76200"/>
-                              </a:xfrm>
-                              <a:prstGeom prst="rect">
-                                <a:avLst/>
-                              </a:prstGeom>
-                            </wps:spPr>
-                            <wps:style>
-                              <a:lnRef idx="2">
-                                <a:schemeClr val="dk1"/>
-                              </a:lnRef>
-                              <a:fillRef idx="1">
-                                <a:schemeClr val="lt1"/>
-                              </a:fillRef>
-                              <a:effectRef idx="0">
-                                <a:schemeClr val="dk1"/>
-                              </a:effectRef>
-                              <a:fontRef idx="minor">
-                                <a:schemeClr val="dk1"/>
-                              </a:fontRef>
-                            </wps:style>
-                            <wps:bodyPr rot="0" spcFirstLastPara="0" vertOverflow="overflow" horzOverflow="overflow" vert="horz" wrap="square" lIns="91440" tIns="45720" rIns="91440" bIns="45720" numCol="1" spcCol="0" rtlCol="0" fromWordArt="0" anchor="ctr" anchorCtr="0" forceAA="0" compatLnSpc="1">
-                              <a:noAutofit/>
-                            </wps:bodyPr>
-                          </wps:wsp>
-                        </a:graphicData>
-                      </a:graphic>
-                    </wp:anchor>
-                  </w:drawing>
-                </mc:Choice>
-                <mc:Fallback>
-                  <w:pict>
-                    <v:rect id="Rectangle 9" o:spid="_x0000_s1026" o:spt="1" style="position:absolute;left:0pt;margin-left:1.7pt;margin-top:1.75pt;height:6pt;width:7.1pt;z-index:251695104;v-text-anchor:middle;mso-width-relative:page;mso-height-relative:page;" fillcolor="#FFFFFF [3201]" filled="t" stroked="t" coordsize="21600,21600" o:gfxdata="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">
-                      <v:fill on="t" focussize="0,0"/>
-                      <v:stroke weight="2pt" color="#000000 [3200]" joinstyle="round"/>
-                      <v:imagedata o:title=""/>
-                      <o:lock v:ext="edit" aspectratio="f"/>
-                    </v:rect>
-                  </w:pict>
-                </mc:Fallback>
-              </mc:AlternateContent>
-            </w:r>
-            <w:r>
-              <w:rPr>
-                <w:rFonts w:ascii="Arial" w:hAnsi="Arial" w:cs="Arial"/>
-                <w:sz w:val="16"/>
-                <w:szCs w:val="16"/>
-              </w:rPr>
-              <w:t xml:space="preserve">     Fire watch is supplied with suitable extinguishers</w:t>
-            </w:r>
-          </w:p>
-          <w:p>
-            <w:pPr>
-              <w:tabs>
-                <w:tab w:val="left" w:pos="263"/>
-              </w:tabs>
-              <w:spacing w:after="0" w:line="240" w:lineRule="auto"/>
-              <w:rPr>
-                <w:rFonts w:ascii="Arial" w:hAnsi="Arial" w:cs="Arial"/>
-                <w:sz w:val="16"/>
-                <w:szCs w:val="16"/>
-              </w:rPr>
-            </w:pPr>
-            <w:r>
-              <w:rPr>
-                <w:rFonts w:ascii="Arial Narrow" w:hAnsi="Arial Narrow" w:cs="Arial"/>
-                <w:sz w:val="16"/>
-                <w:szCs w:val="16"/>
-              </w:rPr>
-              <mc:AlternateContent>
-                <mc:Choice Requires="wps">
-                  <w:drawing>
-                    <wp:anchor distT="0" distB="0" distL="114300" distR="114300" simplePos="0" relativeHeight="251696128" behindDoc="0" locked="0" layoutInCell="1" allowOverlap="1">
-                      <wp:simplePos x="0" y="0"/>
-                      <wp:positionH relativeFrom="column">
-                        <wp:posOffset>17780</wp:posOffset>
-                      </wp:positionH>
-                      <wp:positionV relativeFrom="paragraph">
-                        <wp:posOffset>15875</wp:posOffset>
-                      </wp:positionV>
-                      <wp:extent cx="90170" cy="76200"/>
-                      <wp:effectExtent l="12700" t="12700" r="30480" b="25400"/>
-                      <wp:wrapNone/>
-                      <wp:docPr id="167" name="Rectangle 9"/>
-                      <wp:cNvGraphicFramePr/>
-                      <a:graphic xmlns:a="http://schemas.openxmlformats.org/drawingml/2006/main">
-                        <a:graphicData uri="http://schemas.microsoft.com/office/word/2010/wordprocessingShape">
-                          <wps:wsp>
-                            <wps:cNvSpPr/>
-                            <wps:spPr>
-                              <a:xfrm>
-                                <a:off x="0" y="0"/>
-                                <a:ext cx="90170" cy="76200"/>
-                              </a:xfrm>
-                              <a:prstGeom prst="rect">
-                                <a:avLst/>
-                              </a:prstGeom>
-                            </wps:spPr>
-                            <wps:style>
-                              <a:lnRef idx="2">
-                                <a:schemeClr val="dk1"/>
-                              </a:lnRef>
-                              <a:fillRef idx="1">
-                                <a:schemeClr val="lt1"/>
-                              </a:fillRef>
-                              <a:effectRef idx="0">
-                                <a:schemeClr val="dk1"/>
-                              </a:effectRef>
-                              <a:fontRef idx="minor">
-                                <a:schemeClr val="dk1"/>
-                              </a:fontRef>
-                            </wps:style>
-                            <wps:bodyPr rot="0" spcFirstLastPara="0" vertOverflow="overflow" horzOverflow="overflow" vert="horz" wrap="square" lIns="91440" tIns="45720" rIns="91440" bIns="45720" numCol="1" spcCol="0" rtlCol="0" fromWordArt="0" anchor="ctr" anchorCtr="0" forceAA="0" compatLnSpc="1">
-                              <a:noAutofit/>
-                            </wps:bodyPr>
-                          </wps:wsp>
-                        </a:graphicData>
-                      </a:graphic>
-                    </wp:anchor>
-                  </w:drawing>
-                </mc:Choice>
-                <mc:Fallback>
-                  <w:pict>
-                    <v:rect id="Rectangle 9" o:spid="_x0000_s1026" o:spt="1" style="position:absolute;left:0pt;margin-left:1.4pt;margin-top:1.25pt;height:6pt;width:7.1pt;z-index:251696128;v-text-anchor:middle;mso-width-relative:page;mso-height-relative:page;" fillcolor="#FFFFFF [3201]" filled="t" stroked="t" coordsize="21600,21600" o:gfxdata="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">
-                      <v:fill on="t" focussize="0,0"/>
-                      <v:stroke weight="2pt" color="#000000 [3200]" joinstyle="round"/>
-                      <v:imagedata o:title=""/>
-                      <o:lock v:ext="edit" aspectratio="f"/>
-                    </v:rect>
-                  </w:pict>
-                </mc:Fallback>
-              </mc:AlternateContent>
-            </w:r>
-            <w:r>
-              <w:rPr>
-                <w:rFonts w:ascii="Arial" w:hAnsi="Arial" w:cs="Arial"/>
-                <w:sz w:val="16"/>
-                <w:szCs w:val="16"/>
-              </w:rPr>
-              <w:t xml:space="preserve">     Fire watch is trained in use of this equipment and in sounding alarm.</w:t>
-            </w:r>
-          </w:p>
-          <w:p>
-            <w:pPr>
-              <w:tabs>
-                <w:tab w:val="left" w:pos="263"/>
-              </w:tabs>
-              <w:spacing w:after="0" w:line="240" w:lineRule="auto"/>
-              <w:rPr>
-                <w:rFonts w:ascii="Arial" w:hAnsi="Arial" w:cs="Arial"/>
-                <w:sz w:val="16"/>
-                <w:szCs w:val="16"/>
-              </w:rPr>
-            </w:pPr>
-            <w:r>
-              <w:rPr>
-                <w:rFonts w:ascii="Arial Narrow" w:hAnsi="Arial Narrow" w:cs="Arial"/>
-                <w:sz w:val="16"/>
-                <w:szCs w:val="16"/>
-              </w:rPr>
-              <mc:AlternateContent>
-                <mc:Choice Requires="wps">
-                  <w:drawing>
-                    <wp:anchor distT="0" distB="0" distL="114300" distR="114300" simplePos="0" relativeHeight="251697152" behindDoc="0" locked="0" layoutInCell="1" allowOverlap="1">
-                      <wp:simplePos x="0" y="0"/>
-                      <wp:positionH relativeFrom="column">
-                        <wp:posOffset>21590</wp:posOffset>
-                      </wp:positionH>
-                      <wp:positionV relativeFrom="paragraph">
-                        <wp:posOffset>11430</wp:posOffset>
-                      </wp:positionV>
-                      <wp:extent cx="90170" cy="76200"/>
-                      <wp:effectExtent l="12700" t="12700" r="30480" b="25400"/>
-                      <wp:wrapNone/>
-                      <wp:docPr id="168" name="Rectangle 9"/>
-                      <wp:cNvGraphicFramePr/>
-                      <a:graphic xmlns:a="http://schemas.openxmlformats.org/drawingml/2006/main">
-                        <a:graphicData uri="http://schemas.microsoft.com/office/word/2010/wordprocessingShape">
-                          <wps:wsp>
-                            <wps:cNvSpPr/>
-                            <wps:spPr>
-                              <a:xfrm>
-                                <a:off x="0" y="0"/>
-                                <a:ext cx="90170" cy="76200"/>
-                              </a:xfrm>
-                              <a:prstGeom prst="rect">
-                                <a:avLst/>
-                              </a:prstGeom>
-                            </wps:spPr>
-                            <wps:style>
-                              <a:lnRef idx="2">
-                                <a:schemeClr val="dk1"/>
-                              </a:lnRef>
-                              <a:fillRef idx="1">
-                                <a:schemeClr val="lt1"/>
-                              </a:fillRef>
-                              <a:effectRef idx="0">
-                                <a:schemeClr val="dk1"/>
-                              </a:effectRef>
-                              <a:fontRef idx="minor">
-                                <a:schemeClr val="dk1"/>
-                              </a:fontRef>
-                            </wps:style>
-                            <wps:bodyPr rot="0" spcFirstLastPara="0" vertOverflow="overflow" horzOverflow="overflow" vert="horz" wrap="square" lIns="91440" tIns="45720" rIns="91440" bIns="45720" numCol="1" spcCol="0" rtlCol="0" fromWordArt="0" anchor="ctr" anchorCtr="0" forceAA="0" compatLnSpc="1">
-                              <a:noAutofit/>
-                            </wps:bodyPr>
-                          </wps:wsp>
-                        </a:graphicData>
-                      </a:graphic>
-                    </wp:anchor>
-                  </w:drawing>
-                </mc:Choice>
-                <mc:Fallback>
-                  <w:pict>
-                    <v:rect id="Rectangle 9" o:spid="_x0000_s1026" o:spt="1" style="position:absolute;left:0pt;margin-left:1.7pt;margin-top:0.9pt;height:6pt;width:7.1pt;z-index:251697152;v-text-anchor:middle;mso-width-relative:page;mso-height-relative:page;" fillcolor="#FFFFFF [3201]" filled="t" stroked="t" coordsize="21600,21600" o:gfxdata="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">
-                      <v:fill on="t" focussize="0,0"/>
-                      <v:stroke weight="2pt" color="#000000 [3200]" joinstyle="round"/>
-                      <v:imagedata o:title=""/>
-                      <o:lock v:ext="edit" aspectratio="f"/>
-                    </v:rect>
-                  </w:pict>
-                </mc:Fallback>
-              </mc:AlternateContent>
-            </w:r>
-            <w:r>
-              <w:rPr>
-                <w:rFonts w:ascii="Arial" w:hAnsi="Arial" w:cs="Arial"/>
-                <w:sz w:val="16"/>
-                <w:szCs w:val="16"/>
-              </w:rPr>
-              <w:t xml:space="preserve">     Fire watch may be required for adjoining area, above and below.</w:t>
-            </w:r>
-          </w:p>
-          <w:p>
-            <w:pPr>
-              <w:tabs>
-                <w:tab w:val="left" w:pos="263"/>
-              </w:tabs>
-              <w:spacing w:after="0" w:line="240" w:lineRule="auto"/>
-              <w:ind w:left="252"/>
-              <w:rPr>
-                <w:rFonts w:hint="default" w:ascii="Arial" w:hAnsi="Arial" w:cs="Arial"/>
-                <w:sz w:val="16"/>
-                <w:szCs w:val="16"/>
+                <w:rFonts w:hint="default" w:ascii="Arial Narrow" w:hAnsi="Arial Narrow" w:cs="Arial Narrow"/>
+                <w:sz w:val="20"/>
+                <w:szCs w:val="20"/>
+                <w:vertAlign w:val="baseline"/>
                 <w:lang w:val="en-US"/>
               </w:rPr>
             </w:pPr>
-            <w:r>
-              <w:rPr>
-                <w:rFonts w:ascii="Arial Narrow" w:hAnsi="Arial Narrow" w:cs="Arial"/>
-                <w:sz w:val="16"/>
-                <w:szCs w:val="16"/>
-              </w:rPr>
-              <mc:AlternateContent>
-                <mc:Choice Requires="wps">
-                  <w:drawing>
-                    <wp:anchor distT="0" distB="0" distL="114300" distR="114300" simplePos="0" relativeHeight="251698176" behindDoc="0" locked="0" layoutInCell="1" allowOverlap="1">
-                      <wp:simplePos x="0" y="0"/>
-                      <wp:positionH relativeFrom="column">
-                        <wp:posOffset>24130</wp:posOffset>
-                      </wp:positionH>
-                      <wp:positionV relativeFrom="paragraph">
-                        <wp:posOffset>12065</wp:posOffset>
-                      </wp:positionV>
-                      <wp:extent cx="90170" cy="76200"/>
-                      <wp:effectExtent l="12700" t="12700" r="30480" b="25400"/>
-                      <wp:wrapNone/>
-                      <wp:docPr id="169" name="Rectangle 9"/>
-                      <wp:cNvGraphicFramePr/>
-                      <a:graphic xmlns:a="http://schemas.openxmlformats.org/drawingml/2006/main">
-                        <a:graphicData uri="http://schemas.microsoft.com/office/word/2010/wordprocessingShape">
-                          <wps:wsp>
-                            <wps:cNvSpPr/>
-                            <wps:spPr>
-                              <a:xfrm>
-                                <a:off x="0" y="0"/>
-                                <a:ext cx="90170" cy="76200"/>
-                              </a:xfrm>
-                              <a:prstGeom prst="rect">
-                                <a:avLst/>
-                              </a:prstGeom>
-                            </wps:spPr>
-                            <wps:style>
-                              <a:lnRef idx="2">
-                                <a:schemeClr val="dk1"/>
-                              </a:lnRef>
-                              <a:fillRef idx="1">
-                                <a:schemeClr val="lt1"/>
-                              </a:fillRef>
-                              <a:effectRef idx="0">
-                                <a:schemeClr val="dk1"/>
-                              </a:effectRef>
-                              <a:fontRef idx="minor">
-                                <a:schemeClr val="dk1"/>
-                              </a:fontRef>
-                            </wps:style>
-                            <wps:bodyPr rot="0" spcFirstLastPara="0" vertOverflow="overflow" horzOverflow="overflow" vert="horz" wrap="square" lIns="91440" tIns="45720" rIns="91440" bIns="45720" numCol="1" spcCol="0" rtlCol="0" fromWordArt="0" anchor="ctr" anchorCtr="0" forceAA="0" compatLnSpc="1">
-                              <a:noAutofit/>
-                            </wps:bodyPr>
-                          </wps:wsp>
-                        </a:graphicData>
-                      </a:graphic>
-                    </wp:anchor>
-                  </w:drawing>
-                </mc:Choice>
-                <mc:Fallback>
-                  <w:pict>
-                    <v:rect id="Rectangle 9" o:spid="_x0000_s1026" o:spt="1" style="position:absolute;left:0pt;margin-left:1.9pt;margin-top:0.95pt;height:6pt;width:7.1pt;z-index:251698176;v-text-anchor:middle;mso-width-relative:page;mso-height-relative:page;" fillcolor="#FFFFFF [3201]" filled="t" stroked="t" coordsize="21600,21600" o:gfxdata="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">
-                      <v:fill on="t" focussize="0,0"/>
-                      <v:stroke weight="2pt" color="#000000 [3200]" joinstyle="round"/>
-                      <v:imagedata o:title=""/>
-                      <o:lock v:ext="edit" aspectratio="f"/>
-                    </v:rect>
-                  </w:pict>
-                </mc:Fallback>
-              </mc:AlternateContent>
-            </w:r>
-            <w:r>
-              <w:rPr>
-                <w:rFonts w:ascii="Arial" w:hAnsi="Arial" w:cs="Arial"/>
-                <w:sz w:val="16"/>
-                <w:szCs w:val="16"/>
-              </w:rPr>
-              <w:t>Monitor hot work area for 30 minutes after job is completed.</w:t>
-            </w:r>
-            <w:r>
-              <w:rPr>
-                <w:rFonts w:ascii="Arial" w:hAnsi="Arial" w:cs="Arial"/>
-                <w:sz w:val="18"/>
-                <w:szCs w:val="18"/>
-              </w:rPr>
-              <w:t xml:space="preserve"> </w:t>
-            </w:r>
-            <w:r>
-              <w:rPr>
-                <w:rFonts w:ascii="Arial" w:hAnsi="Arial" w:cs="Arial"/>
-                <w:sz w:val="16"/>
-                <w:szCs w:val="16"/>
-              </w:rPr>
-              <w:t>Conduct numbers of nearest fire station conspicuously displayed in the area</w:t>
-            </w:r>
-            <w:r>
-              <w:rPr>
-                <w:rFonts w:hint="default" w:ascii="Arial" w:hAnsi="Arial" w:cs="Arial"/>
-                <w:sz w:val="16"/>
-                <w:szCs w:val="16"/>
-                <w:lang w:val="en-US"/>
-              </w:rPr>
-              <w:t>.</w:t>
-            </w:r>
-          </w:p>
-          <w:p>
-            <w:pPr>
-              <w:tabs>
-                <w:tab w:val="left" w:pos="263"/>
-              </w:tabs>
-              <w:spacing w:after="0" w:line="240" w:lineRule="auto"/>
-              <w:rPr>
-                <w:rFonts w:ascii="Arial" w:hAnsi="Arial" w:cs="Arial"/>
-                <w:sz w:val="16"/>
-                <w:szCs w:val="16"/>
-              </w:rPr>
-            </w:pPr>
-            <w:r>
-              <w:rPr>
-                <w:rFonts w:ascii="Arial Narrow" w:hAnsi="Arial Narrow" w:cs="Arial"/>
-                <w:sz w:val="16"/>
-                <w:szCs w:val="16"/>
-              </w:rPr>
-              <mc:AlternateContent>
-                <mc:Choice Requires="wps">
-                  <w:drawing>
-                    <wp:anchor distT="0" distB="0" distL="114300" distR="114300" simplePos="0" relativeHeight="251699200" behindDoc="0" locked="0" layoutInCell="1" allowOverlap="1">
-                      <wp:simplePos x="0" y="0"/>
-                      <wp:positionH relativeFrom="column">
-                        <wp:posOffset>22225</wp:posOffset>
-                      </wp:positionH>
-                      <wp:positionV relativeFrom="paragraph">
-                        <wp:posOffset>10795</wp:posOffset>
-                      </wp:positionV>
-                      <wp:extent cx="90170" cy="76200"/>
-                      <wp:effectExtent l="12700" t="12700" r="30480" b="25400"/>
-                      <wp:wrapNone/>
-                      <wp:docPr id="170" name="Rectangle 9"/>
-                      <wp:cNvGraphicFramePr/>
-                      <a:graphic xmlns:a="http://schemas.openxmlformats.org/drawingml/2006/main">
-                        <a:graphicData uri="http://schemas.microsoft.com/office/word/2010/wordprocessingShape">
-                          <wps:wsp>
-                            <wps:cNvSpPr/>
-                            <wps:spPr>
-                              <a:xfrm>
-                                <a:off x="0" y="0"/>
-                                <a:ext cx="90170" cy="76200"/>
-                              </a:xfrm>
-                              <a:prstGeom prst="rect">
-                                <a:avLst/>
-                              </a:prstGeom>
-                            </wps:spPr>
-                            <wps:style>
-                              <a:lnRef idx="2">
-                                <a:schemeClr val="dk1"/>
-                              </a:lnRef>
-                              <a:fillRef idx="1">
-                                <a:schemeClr val="lt1"/>
-                              </a:fillRef>
-                              <a:effectRef idx="0">
-                                <a:schemeClr val="dk1"/>
-                              </a:effectRef>
-                              <a:fontRef idx="minor">
-                                <a:schemeClr val="dk1"/>
-                              </a:fontRef>
-                            </wps:style>
-                            <wps:bodyPr rot="0" spcFirstLastPara="0" vertOverflow="overflow" horzOverflow="overflow" vert="horz" wrap="square" lIns="91440" tIns="45720" rIns="91440" bIns="45720" numCol="1" spcCol="0" rtlCol="0" fromWordArt="0" anchor="ctr" anchorCtr="0" forceAA="0" compatLnSpc="1">
-                              <a:noAutofit/>
-                            </wps:bodyPr>
-                          </wps:wsp>
-                        </a:graphicData>
-                      </a:graphic>
-                    </wp:anchor>
-                  </w:drawing>
-                </mc:Choice>
-                <mc:Fallback>
-                  <w:pict>
-                    <v:rect id="Rectangle 9" o:spid="_x0000_s1026" o:spt="1" style="position:absolute;left:0pt;margin-left:1.75pt;margin-top:0.85pt;height:6pt;width:7.1pt;z-index:251699200;v-text-anchor:middle;mso-width-relative:page;mso-height-relative:page;" fillcolor="#FFFFFF [3201]" filled="t" stroked="t" coordsize="21600,21600" o:gfxdata="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">
-                      <v:fill on="t" focussize="0,0"/>
-                      <v:stroke weight="2pt" color="#000000 [3200]" joinstyle="round"/>
-                      <v:imagedata o:title=""/>
-                      <o:lock v:ext="edit" aspectratio="f"/>
-                    </v:rect>
-                  </w:pict>
-                </mc:Fallback>
-              </mc:AlternateContent>
-            </w:r>
-            <w:r>
-              <w:rPr>
-                <w:rFonts w:ascii="Arial" w:hAnsi="Arial" w:cs="Arial"/>
-                <w:sz w:val="16"/>
-                <w:szCs w:val="16"/>
-              </w:rPr>
-              <w:t xml:space="preserve">     Is area protected with smoke or heat detection.</w:t>
-            </w:r>
-          </w:p>
-          <w:p>
-            <w:pPr>
-              <w:spacing w:after="0" w:line="240" w:lineRule="auto"/>
-              <w:rPr>
-                <w:rFonts w:ascii="Arial Narrow" w:hAnsi="Arial Narrow" w:cs="Arial"/>
-                <w:vertAlign w:val="baseline"/>
-              </w:rPr>
-            </w:pPr>
-            <w:r>
-              <w:rPr>
-                <w:rFonts w:ascii="Arial Narrow" w:hAnsi="Arial Narrow" w:cs="Arial"/>
-                <w:sz w:val="16"/>
-                <w:szCs w:val="16"/>
-              </w:rPr>
-              <mc:AlternateContent>
-                <mc:Choice Requires="wps">
-                  <w:drawing>
-                    <wp:anchor distT="0" distB="0" distL="114300" distR="114300" simplePos="0" relativeHeight="251700224" behindDoc="0" locked="0" layoutInCell="1" allowOverlap="1">
-                      <wp:simplePos x="0" y="0"/>
-                      <wp:positionH relativeFrom="column">
-                        <wp:posOffset>20320</wp:posOffset>
-                      </wp:positionH>
-                      <wp:positionV relativeFrom="paragraph">
-                        <wp:posOffset>17780</wp:posOffset>
-                      </wp:positionV>
-                      <wp:extent cx="90170" cy="76200"/>
-                      <wp:effectExtent l="12700" t="12700" r="30480" b="25400"/>
-                      <wp:wrapNone/>
-                      <wp:docPr id="171" name="Rectangle 9"/>
-                      <wp:cNvGraphicFramePr/>
-                      <a:graphic xmlns:a="http://schemas.openxmlformats.org/drawingml/2006/main">
-                        <a:graphicData uri="http://schemas.microsoft.com/office/word/2010/wordprocessingShape">
-                          <wps:wsp>
-                            <wps:cNvSpPr/>
-                            <wps:spPr>
-                              <a:xfrm>
-                                <a:off x="0" y="0"/>
-                                <a:ext cx="90170" cy="76200"/>
-                              </a:xfrm>
-                              <a:prstGeom prst="rect">
-                                <a:avLst/>
-                              </a:prstGeom>
-                            </wps:spPr>
-                            <wps:style>
-                              <a:lnRef idx="2">
-                                <a:schemeClr val="dk1"/>
-                              </a:lnRef>
-                              <a:fillRef idx="1">
-                                <a:schemeClr val="lt1"/>
-                              </a:fillRef>
-                              <a:effectRef idx="0">
-                                <a:schemeClr val="dk1"/>
-                              </a:effectRef>
-                              <a:fontRef idx="minor">
-                                <a:schemeClr val="dk1"/>
-                              </a:fontRef>
-                            </wps:style>
-                            <wps:bodyPr rot="0" spcFirstLastPara="0" vertOverflow="overflow" horzOverflow="overflow" vert="horz" wrap="square" lIns="91440" tIns="45720" rIns="91440" bIns="45720" numCol="1" spcCol="0" rtlCol="0" fromWordArt="0" anchor="ctr" anchorCtr="0" forceAA="0" compatLnSpc="1">
-                              <a:noAutofit/>
-                            </wps:bodyPr>
-                          </wps:wsp>
-                        </a:graphicData>
-                      </a:graphic>
-                    </wp:anchor>
-                  </w:drawing>
-                </mc:Choice>
-                <mc:Fallback>
-                  <w:pict>
-                    <v:rect id="Rectangle 9" o:spid="_x0000_s1026" o:spt="1" style="position:absolute;left:0pt;margin-left:1.6pt;margin-top:1.4pt;height:6pt;width:7.1pt;z-index:251700224;v-text-anchor:middle;mso-width-relative:page;mso-height-relative:page;" fillcolor="#FFFFFF [3201]" filled="t" stroked="t" coordsize="21600,21600" o:gfxdata="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">
-                      <v:fill on="t" focussize="0,0"/>
-                      <v:stroke weight="2pt" color="#000000 [3200]" joinstyle="round"/>
-                      <v:imagedata o:title=""/>
-                      <o:lock v:ext="edit" aspectratio="f"/>
-                    </v:rect>
-                  </w:pict>
-                </mc:Fallback>
-              </mc:AlternateContent>
-            </w:r>
-            <w:r>
-              <w:rPr>
-                <w:rFonts w:ascii="Arial" w:hAnsi="Arial" w:cs="Arial"/>
-                <w:sz w:val="16"/>
-                <w:szCs w:val="16"/>
-              </w:rPr>
-              <w:t xml:space="preserve">     Ample ventilation to remove smoke/vapor from work area</w:t>
-            </w:r>
-            <w:r>
-              <w:rPr>
-                <w:rFonts w:hint="default" w:ascii="Arial" w:hAnsi="Arial" w:cs="Arial"/>
-                <w:sz w:val="16"/>
-                <w:szCs w:val="16"/>
-                <w:lang w:val="en-US"/>
-              </w:rPr>
-              <w:t>.</w:t>
-            </w:r>
-            <w:r>
-              <w:rPr>
-                <w:rFonts w:ascii="Arial Narrow" w:hAnsi="Arial Narrow" w:cs="Arial"/>
-                <w:sz w:val="16"/>
-                <w:szCs w:val="16"/>
-              </w:rPr>
-              <w:t xml:space="preserve">    </w:t>
-            </w:r>
           </w:p>
         </w:tc>
       </w:tr>
@@ -6296,119 +2487,125 @@
         </w:tblPrEx>
         <w:tc>
           <w:tcPr>
-            <w:tcW w:w="4457" w:type="dxa"/>
+            <w:tcW w:w="5580" w:type="dxa"/>
           </w:tcPr>
           <w:p>
             <w:pPr>
               <w:spacing w:after="0" w:line="240" w:lineRule="auto"/>
-              <w:jc w:val="both"/>
               <w:rPr>
-                <w:rFonts w:ascii="Arial" w:hAnsi="Arial" w:cs="Arial"/>
+                <w:rFonts w:hint="default" w:ascii="Arial" w:hAnsi="Arial" w:cs="Arial"/>
                 <w:sz w:val="18"/>
                 <w:szCs w:val="18"/>
+                <w:vertAlign w:val="baseline"/>
+                <w:lang w:val="en-US"/>
               </w:rPr>
             </w:pPr>
             <w:r>
               <w:rPr>
-                <w:rFonts w:ascii="Arial" w:hAnsi="Arial" w:cs="Arial"/>
-                <w:i/>
+                <w:rFonts w:hint="default" w:ascii="Arial" w:hAnsi="Arial" w:cs="Arial"/>
+                <w:sz w:val="18"/>
+                <w:szCs w:val="18"/>
+                <w:vertAlign w:val="baseline"/>
+                <w:lang w:val="en-US"/>
               </w:rPr>
-              <mc:AlternateContent>
-                <mc:Choice Requires="wps">
-                  <w:drawing>
-                    <wp:anchor distT="0" distB="0" distL="114300" distR="114300" simplePos="0" relativeHeight="251716608" behindDoc="0" locked="0" layoutInCell="1" allowOverlap="1">
-                      <wp:simplePos x="0" y="0"/>
-                      <wp:positionH relativeFrom="column">
-                        <wp:posOffset>2752090</wp:posOffset>
-                      </wp:positionH>
-                      <wp:positionV relativeFrom="paragraph">
-                        <wp:posOffset>96520</wp:posOffset>
-                      </wp:positionV>
-                      <wp:extent cx="303530" cy="258445"/>
-                      <wp:effectExtent l="0" t="0" r="0" b="0"/>
-                      <wp:wrapNone/>
-                      <wp:docPr id="189" name="Text Box 2"/>
-                      <wp:cNvGraphicFramePr/>
-                      <a:graphic xmlns:a="http://schemas.openxmlformats.org/drawingml/2006/main">
-                        <a:graphicData uri="http://schemas.microsoft.com/office/word/2010/wordprocessingShape">
-                          <wps:wsp>
-                            <wps:cNvSpPr txBox="1">
-                              <a:spLocks noChangeArrowheads="1"/>
-                            </wps:cNvSpPr>
-                            <wps:spPr bwMode="auto">
-                              <a:xfrm>
-                                <a:off x="0" y="0"/>
-                                <a:ext cx="303530" cy="258445"/>
-                              </a:xfrm>
-                              <a:prstGeom prst="rect">
-                                <a:avLst/>
-                              </a:prstGeom>
-                              <a:noFill/>
-                              <a:ln w="9525">
-                                <a:noFill/>
-                                <a:miter lim="800000"/>
-                              </a:ln>
-                            </wps:spPr>
-                            <wps:txbx>
-                              <w:txbxContent>
-                                <w:p>
-                                  <w:pPr>
-                                    <w:rPr>
-                                      <w:sz w:val="28"/>
-                                    </w:rPr>
-                                  </w:pPr>
-                                  <w:r>
-                                    <w:rPr>
-                                      <w:sz w:val="28"/>
-                                    </w:rPr>
-                                    <w:sym w:font="Wingdings" w:char="F0FC"/>
-                                  </w:r>
-                                </w:p>
-                              </w:txbxContent>
-                            </wps:txbx>
-                            <wps:bodyPr rot="0" vert="horz" wrap="square" lIns="91440" tIns="45720" rIns="91440" bIns="45720" anchor="t" anchorCtr="0">
-                              <a:noAutofit/>
-                            </wps:bodyPr>
-                          </wps:wsp>
-                        </a:graphicData>
-                      </a:graphic>
-                    </wp:anchor>
-                  </w:drawing>
-                </mc:Choice>
-                <mc:Fallback>
-                  <w:pict>
-                    <v:shape id="Text Box 2" o:spid="_x0000_s1026" o:spt="202" type="#_x0000_t202" style="position:absolute;left:0pt;margin-left:216.7pt;margin-top:7.6pt;height:20.35pt;width:23.9pt;z-index:251716608;mso-width-relative:page;mso-height-relative:page;" filled="f" stroked="f" coordsize="21600,21600" o:gfxdata="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">
-                      <v:fill on="f" focussize="0,0"/>
-                      <v:stroke on="f" miterlimit="8" joinstyle="miter"/>
-                      <v:imagedata o:title=""/>
-                      <o:lock v:ext="edit" aspectratio="f"/>
-                      <v:textbox>
-                        <w:txbxContent>
-                          <w:p>
-                            <w:pPr>
-                              <w:rPr>
-                                <w:sz w:val="28"/>
-                              </w:rPr>
-                            </w:pPr>
-                            <w:r>
-                              <w:rPr>
-                                <w:sz w:val="28"/>
-                              </w:rPr>
-                              <w:sym w:font="Wingdings" w:char="F0FC"/>
-                            </w:r>
-                          </w:p>
-                        </w:txbxContent>
-                      </v:textbox>
-                    </v:shape>
-                  </w:pict>
-                </mc:Fallback>
-              </mc:AlternateContent>
+              <w:t>NAME OF HOTWORK OPERATOR/</w:t>
             </w:r>
+          </w:p>
+          <w:p>
+            <w:pPr>
+              <w:spacing w:after="0" w:line="240" w:lineRule="auto"/>
+              <w:rPr>
+                <w:rFonts w:hint="default" w:ascii="Arial" w:hAnsi="Arial" w:cs="Arial"/>
+                <w:sz w:val="18"/>
+                <w:szCs w:val="18"/>
+                <w:vertAlign w:val="baseline"/>
+                <w:lang w:val="en-US"/>
+              </w:rPr>
+            </w:pPr>
             <w:r>
               <w:rPr>
-                <w:rFonts w:ascii="Arial" w:hAnsi="Arial" w:cs="Arial"/>
+                <w:rFonts w:hint="default" w:ascii="Arial" w:hAnsi="Arial" w:cs="Arial"/>
                 <w:sz w:val="18"/>
                 <w:szCs w:val="18"/>
+                <w:vertAlign w:val="baseline"/>
+                <w:lang w:val="en-US"/>
+              </w:rPr>
+              <w:t>CONTRACTOR: {COMPANY_NAME}</w:t>
+            </w:r>
+          </w:p>
+          <w:p>
+            <w:pPr>
+              <w:spacing w:after="0" w:line="240" w:lineRule="auto"/>
+              <w:jc w:val="center"/>
+              <w:rPr>
+                <w:rFonts w:hint="default" w:ascii="Arial Narrow" w:hAnsi="Arial Narrow" w:cs="Arial Narrow"/>
+                <w:sz w:val="20"/>
+                <w:szCs w:val="20"/>
+                <w:vertAlign w:val="baseline"/>
+                <w:lang w:val="en-US"/>
+              </w:rPr>
+            </w:pPr>
+          </w:p>
+        </w:tc>
+        <w:tc>
+          <w:tcPr>
+            <w:tcW w:w="5580" w:type="dxa"/>
+            <w:vMerge w:val="continue"/>
+          </w:tcPr>
+          <w:p>
+            <w:pPr>
+              <w:spacing w:after="0" w:line="240" w:lineRule="auto"/>
+              <w:jc w:val="center"/>
+              <w:rPr>
+                <w:rFonts w:hint="default" w:ascii="Arial Narrow" w:hAnsi="Arial Narrow" w:cs="Arial Narrow"/>
+                <w:sz w:val="20"/>
+                <w:szCs w:val="20"/>
+                <w:vertAlign w:val="baseline"/>
+                <w:lang w:val="en-US"/>
+              </w:rPr>
+            </w:pPr>
+          </w:p>
+        </w:tc>
+      </w:tr>
+      <w:tr>
+        <w:tblPrEx>
+          <w:tblBorders>
+            <w:top w:val="single" w:color="auto" w:sz="4" w:space="0"/>
+            <w:left w:val="single" w:color="auto" w:sz="4" w:space="0"/>
+            <w:bottom w:val="single" w:color="auto" w:sz="4" w:space="0"/>
+            <w:right w:val="single" w:color="auto" w:sz="4" w:space="0"/>
+            <w:insideH w:val="single" w:color="auto" w:sz="4" w:space="0"/>
+            <w:insideV w:val="single" w:color="auto" w:sz="4" w:space="0"/>
+          </w:tblBorders>
+          <w:tblCellMar>
+            <w:top w:w="0" w:type="dxa"/>
+            <w:left w:w="108" w:type="dxa"/>
+            <w:bottom w:w="0" w:type="dxa"/>
+            <w:right w:w="108" w:type="dxa"/>
+          </w:tblCellMar>
+        </w:tblPrEx>
+        <w:tc>
+          <w:tcPr>
+            <w:tcW w:w="5580" w:type="dxa"/>
+          </w:tcPr>
+          <w:p>
+            <w:pPr>
+              <w:spacing w:after="0" w:line="240" w:lineRule="auto"/>
+              <w:rPr>
+                <w:rFonts w:hint="default" w:ascii="Arial" w:hAnsi="Arial" w:cs="Arial"/>
+                <w:sz w:val="18"/>
+                <w:szCs w:val="18"/>
+                <w:vertAlign w:val="baseline"/>
+                <w:lang w:val="en-US"/>
+              </w:rPr>
+            </w:pPr>
+            <w:r>
+              <w:rPr>
+                <w:rFonts w:hint="default" w:ascii="Arial" w:hAnsi="Arial" w:cs="Arial"/>
+                <w:sz w:val="18"/>
+                <w:szCs w:val="18"/>
+                <w:vertAlign w:val="baseline"/>
+                <w:lang w:val="en-US"/>
               </w:rPr>
               <w:t>NAME OF FIRE WATCH/WATCHMEN:</w:t>
             </w:r>
@@ -6416,228 +2613,102 @@
           <w:p>
             <w:pPr>
               <w:spacing w:after="0" w:line="240" w:lineRule="auto"/>
-              <w:jc w:val="both"/>
               <w:rPr>
                 <w:rFonts w:hint="default" w:ascii="Arial" w:hAnsi="Arial" w:cs="Arial"/>
                 <w:sz w:val="18"/>
                 <w:szCs w:val="18"/>
+                <w:vertAlign w:val="baseline"/>
                 <w:lang w:val="en-US"/>
               </w:rPr>
             </w:pPr>
             <w:r>
               <w:rPr>
-                <w:rFonts w:ascii="Arial" w:hAnsi="Arial" w:cs="Arial"/>
-                <w:i/>
-              </w:rPr>
-              <mc:AlternateContent>
-                <mc:Choice Requires="wps">
-                  <w:drawing>
-                    <wp:anchor distT="0" distB="0" distL="114300" distR="114300" simplePos="0" relativeHeight="251720704" behindDoc="0" locked="0" layoutInCell="1" allowOverlap="1">
-                      <wp:simplePos x="0" y="0"/>
-                      <wp:positionH relativeFrom="column">
-                        <wp:posOffset>2747645</wp:posOffset>
-                      </wp:positionH>
-                      <wp:positionV relativeFrom="paragraph">
-                        <wp:posOffset>307975</wp:posOffset>
-                      </wp:positionV>
-                      <wp:extent cx="303530" cy="258445"/>
-                      <wp:effectExtent l="0" t="0" r="0" b="0"/>
-                      <wp:wrapNone/>
-                      <wp:docPr id="190" name="Text Box 2"/>
-                      <wp:cNvGraphicFramePr/>
-                      <a:graphic xmlns:a="http://schemas.openxmlformats.org/drawingml/2006/main">
-                        <a:graphicData uri="http://schemas.microsoft.com/office/word/2010/wordprocessingShape">
-                          <wps:wsp>
-                            <wps:cNvSpPr txBox="1">
-                              <a:spLocks noChangeArrowheads="1"/>
-                            </wps:cNvSpPr>
-                            <wps:spPr bwMode="auto">
-                              <a:xfrm>
-                                <a:off x="0" y="0"/>
-                                <a:ext cx="303530" cy="258445"/>
-                              </a:xfrm>
-                              <a:prstGeom prst="rect">
-                                <a:avLst/>
-                              </a:prstGeom>
-                              <a:noFill/>
-                              <a:ln w="9525">
-                                <a:noFill/>
-                                <a:miter lim="800000"/>
-                              </a:ln>
-                            </wps:spPr>
-                            <wps:txbx>
-                              <w:txbxContent>
-                                <w:p>
-                                  <w:pPr>
-                                    <w:rPr>
-                                      <w:sz w:val="28"/>
-                                    </w:rPr>
-                                  </w:pPr>
-                                  <w:r>
-                                    <w:rPr>
-                                      <w:sz w:val="28"/>
-                                    </w:rPr>
-                                    <w:sym w:font="Wingdings" w:char="F0FC"/>
-                                  </w:r>
-                                </w:p>
-                              </w:txbxContent>
-                            </wps:txbx>
-                            <wps:bodyPr rot="0" vert="horz" wrap="square" lIns="91440" tIns="45720" rIns="91440" bIns="45720" anchor="t" anchorCtr="0">
-                              <a:noAutofit/>
-                            </wps:bodyPr>
-                          </wps:wsp>
-                        </a:graphicData>
-                      </a:graphic>
-                    </wp:anchor>
-                  </w:drawing>
-                </mc:Choice>
-                <mc:Fallback>
-                  <w:pict>
-                    <v:shape id="Text Box 2" o:spid="_x0000_s1026" o:spt="202" type="#_x0000_t202" style="position:absolute;left:0pt;margin-left:216.35pt;margin-top:24.25pt;height:20.35pt;width:23.9pt;z-index:251720704;mso-width-relative:page;mso-height-relative:page;" filled="f" stroked="f" coordsize="21600,21600" o:gfxdata="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">
-                      <v:fill on="f" focussize="0,0"/>
-                      <v:stroke on="f" miterlimit="8" joinstyle="miter"/>
-                      <v:imagedata o:title=""/>
-                      <o:lock v:ext="edit" aspectratio="f"/>
-                      <v:textbox>
-                        <w:txbxContent>
-                          <w:p>
-                            <w:pPr>
-                              <w:rPr>
-                                <w:sz w:val="28"/>
-                              </w:rPr>
-                            </w:pPr>
-                            <w:r>
-                              <w:rPr>
-                                <w:sz w:val="28"/>
-                              </w:rPr>
-                              <w:sym w:font="Wingdings" w:char="F0FC"/>
-                            </w:r>
-                          </w:p>
-                        </w:txbxContent>
-                      </v:textbox>
-                    </v:shape>
-                  </w:pict>
-                </mc:Fallback>
-              </mc:AlternateContent>
-            </w:r>
-            <w:r>
-              <w:rPr>
-                <w:rFonts w:ascii="Arial" w:hAnsi="Arial" w:cs="Arial"/>
-                <w:i/>
-              </w:rPr>
-              <mc:AlternateContent>
-                <mc:Choice Requires="wps">
-                  <w:drawing>
-                    <wp:anchor distT="0" distB="0" distL="114300" distR="114300" simplePos="0" relativeHeight="251721728" behindDoc="0" locked="0" layoutInCell="1" allowOverlap="1">
-                      <wp:simplePos x="0" y="0"/>
-                      <wp:positionH relativeFrom="column">
-                        <wp:posOffset>2751455</wp:posOffset>
-                      </wp:positionH>
-                      <wp:positionV relativeFrom="paragraph">
-                        <wp:posOffset>196215</wp:posOffset>
-                      </wp:positionV>
-                      <wp:extent cx="303530" cy="258445"/>
-                      <wp:effectExtent l="0" t="0" r="0" b="0"/>
-                      <wp:wrapNone/>
-                      <wp:docPr id="191" name="Text Box 2"/>
-                      <wp:cNvGraphicFramePr/>
-                      <a:graphic xmlns:a="http://schemas.openxmlformats.org/drawingml/2006/main">
-                        <a:graphicData uri="http://schemas.microsoft.com/office/word/2010/wordprocessingShape">
-                          <wps:wsp>
-                            <wps:cNvSpPr txBox="1">
-                              <a:spLocks noChangeArrowheads="1"/>
-                            </wps:cNvSpPr>
-                            <wps:spPr bwMode="auto">
-                              <a:xfrm>
-                                <a:off x="0" y="0"/>
-                                <a:ext cx="303530" cy="258445"/>
-                              </a:xfrm>
-                              <a:prstGeom prst="rect">
-                                <a:avLst/>
-                              </a:prstGeom>
-                              <a:noFill/>
-                              <a:ln w="9525">
-                                <a:noFill/>
-                                <a:miter lim="800000"/>
-                              </a:ln>
-                            </wps:spPr>
-                            <wps:txbx>
-                              <w:txbxContent>
-                                <w:p>
-                                  <w:pPr>
-                                    <w:rPr>
-                                      <w:sz w:val="28"/>
-                                    </w:rPr>
-                                  </w:pPr>
-                                  <w:r>
-                                    <w:rPr>
-                                      <w:sz w:val="28"/>
-                                    </w:rPr>
-                                    <w:sym w:font="Wingdings" w:char="F0FC"/>
-                                  </w:r>
-                                </w:p>
-                              </w:txbxContent>
-                            </wps:txbx>
-                            <wps:bodyPr rot="0" vert="horz" wrap="square" lIns="91440" tIns="45720" rIns="91440" bIns="45720" anchor="t" anchorCtr="0">
-                              <a:noAutofit/>
-                            </wps:bodyPr>
-                          </wps:wsp>
-                        </a:graphicData>
-                      </a:graphic>
-                    </wp:anchor>
-                  </w:drawing>
-                </mc:Choice>
-                <mc:Fallback>
-                  <w:pict>
-                    <v:shape id="Text Box 2" o:spid="_x0000_s1026" o:spt="202" type="#_x0000_t202" style="position:absolute;left:0pt;margin-left:216.65pt;margin-top:15.45pt;height:20.35pt;width:23.9pt;z-index:251721728;mso-width-relative:page;mso-height-relative:page;" filled="f" stroked="f" coordsize="21600,21600" o:gfxdata="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">
-                      <v:fill on="f" focussize="0,0"/>
-                      <v:stroke on="f" miterlimit="8" joinstyle="miter"/>
-                      <v:imagedata o:title=""/>
-                      <o:lock v:ext="edit" aspectratio="f"/>
-                      <v:textbox>
-                        <w:txbxContent>
-                          <w:p>
-                            <w:pPr>
-                              <w:rPr>
-                                <w:sz w:val="28"/>
-                              </w:rPr>
-                            </w:pPr>
-                            <w:r>
-                              <w:rPr>
-                                <w:sz w:val="28"/>
-                              </w:rPr>
-                              <w:sym w:font="Wingdings" w:char="F0FC"/>
-                            </w:r>
-                          </w:p>
-                        </w:txbxContent>
-                      </v:textbox>
-                    </v:shape>
-                  </w:pict>
-                </mc:Fallback>
-              </mc:AlternateContent>
-            </w:r>
-            <w:r>
-              <w:rPr>
                 <w:rFonts w:hint="default" w:ascii="Arial" w:hAnsi="Arial" w:cs="Arial"/>
                 <w:sz w:val="18"/>
                 <w:szCs w:val="18"/>
+                <w:vertAlign w:val="baseline"/>
                 <w:lang w:val="en-US"/>
               </w:rPr>
               <w:t>{FIRE_WATCH}</w:t>
             </w:r>
           </w:p>
+          <w:p>
+            <w:pPr>
+              <w:spacing w:after="0" w:line="240" w:lineRule="auto"/>
+              <w:rPr>
+                <w:rFonts w:hint="default" w:ascii="Arial" w:hAnsi="Arial" w:cs="Arial"/>
+                <w:sz w:val="18"/>
+                <w:szCs w:val="18"/>
+                <w:vertAlign w:val="baseline"/>
+                <w:lang w:val="en-US"/>
+              </w:rPr>
+            </w:pPr>
+          </w:p>
+          <w:p>
+            <w:pPr>
+              <w:spacing w:after="0" w:line="240" w:lineRule="auto"/>
+              <w:rPr>
+                <w:rFonts w:hint="default" w:ascii="Arial" w:hAnsi="Arial" w:cs="Arial"/>
+                <w:sz w:val="18"/>
+                <w:szCs w:val="18"/>
+                <w:vertAlign w:val="baseline"/>
+                <w:lang w:val="en-US"/>
+              </w:rPr>
+            </w:pPr>
+          </w:p>
+          <w:p>
+            <w:pPr>
+              <w:spacing w:after="0" w:line="240" w:lineRule="auto"/>
+              <w:rPr>
+                <w:rFonts w:hint="default" w:ascii="Arial" w:hAnsi="Arial" w:cs="Arial"/>
+                <w:sz w:val="18"/>
+                <w:szCs w:val="18"/>
+                <w:vertAlign w:val="baseline"/>
+                <w:lang w:val="en-US"/>
+              </w:rPr>
+            </w:pPr>
+          </w:p>
+          <w:p>
+            <w:pPr>
+              <w:spacing w:after="0" w:line="240" w:lineRule="auto"/>
+              <w:rPr>
+                <w:rFonts w:hint="default" w:ascii="Arial" w:hAnsi="Arial" w:cs="Arial"/>
+                <w:sz w:val="18"/>
+                <w:szCs w:val="18"/>
+                <w:vertAlign w:val="baseline"/>
+                <w:lang w:val="en-US"/>
+              </w:rPr>
+            </w:pPr>
+          </w:p>
+          <w:p>
+            <w:pPr>
+              <w:spacing w:after="0" w:line="240" w:lineRule="auto"/>
+              <w:jc w:val="center"/>
+              <w:rPr>
+                <w:rFonts w:hint="default" w:ascii="Arial Narrow" w:hAnsi="Arial Narrow" w:cs="Arial Narrow"/>
+                <w:sz w:val="20"/>
+                <w:szCs w:val="20"/>
+                <w:vertAlign w:val="baseline"/>
+                <w:lang w:val="en-US"/>
+              </w:rPr>
+            </w:pPr>
+          </w:p>
         </w:tc>
         <w:tc>
           <w:tcPr>
-            <w:tcW w:w="6703" w:type="dxa"/>
+            <w:tcW w:w="5580" w:type="dxa"/>
             <w:vMerge w:val="continue"/>
           </w:tcPr>
           <w:p>
             <w:pPr>
               <w:spacing w:after="0" w:line="240" w:lineRule="auto"/>
+              <w:jc w:val="center"/>
               <w:rPr>
-                <w:rFonts w:ascii="Arial Narrow" w:hAnsi="Arial Narrow" w:cs="Arial"/>
+                <w:rFonts w:hint="default" w:ascii="Arial Narrow" w:hAnsi="Arial Narrow" w:cs="Arial Narrow"/>
+                <w:sz w:val="20"/>
+                <w:szCs w:val="20"/>
                 <w:vertAlign w:val="baseline"/>
+                <w:lang w:val="en-US"/>
               </w:rPr>
             </w:pPr>
           </w:p>
@@ -6653,6 +2724,78 @@
           <w:szCs w:val="20"/>
         </w:rPr>
       </w:pPr>
+      <w:r>
+        <w:rPr>
+          <w:sz w:val="20"/>
+        </w:rPr>
+        <mc:AlternateContent>
+          <mc:Choice Requires="wps">
+            <w:drawing>
+              <wp:anchor distT="0" distB="0" distL="114300" distR="114300" simplePos="0" relativeHeight="251680768" behindDoc="0" locked="0" layoutInCell="1" allowOverlap="1">
+                <wp:simplePos x="0" y="0"/>
+                <wp:positionH relativeFrom="column">
+                  <wp:posOffset>6250940</wp:posOffset>
+                </wp:positionH>
+                <wp:positionV relativeFrom="paragraph">
+                  <wp:posOffset>72390</wp:posOffset>
+                </wp:positionV>
+                <wp:extent cx="458470" cy="6350"/>
+                <wp:effectExtent l="0" t="17145" r="17780" b="33655"/>
+                <wp:wrapNone/>
+                <wp:docPr id="3" name="Straight Connector 3"/>
+                <wp:cNvGraphicFramePr/>
+                <a:graphic xmlns:a="http://schemas.openxmlformats.org/drawingml/2006/main">
+                  <a:graphicData uri="http://schemas.microsoft.com/office/word/2010/wordprocessingShape">
+                    <wps:wsp>
+                      <wps:cNvCnPr/>
+                      <wps:spPr>
+                        <a:xfrm flipV="1">
+                          <a:off x="6656705" y="5899150"/>
+                          <a:ext cx="458470" cy="6350"/>
+                        </a:xfrm>
+                        <a:prstGeom prst="line">
+                          <a:avLst/>
+                        </a:prstGeom>
+                        <a:ln w="34925" cmpd="sng">
+                          <a:solidFill>
+                            <a:schemeClr val="bg1"/>
+                          </a:solidFill>
+                          <a:prstDash val="solid"/>
+                        </a:ln>
+                      </wps:spPr>
+                      <wps:style>
+                        <a:lnRef idx="2">
+                          <a:schemeClr val="accent1"/>
+                        </a:lnRef>
+                        <a:fillRef idx="0">
+                          <a:srgbClr val="FFFFFF"/>
+                        </a:fillRef>
+                        <a:effectRef idx="0">
+                          <a:srgbClr val="FFFFFF"/>
+                        </a:effectRef>
+                        <a:fontRef idx="minor">
+                          <a:schemeClr val="tx1"/>
+                        </a:fontRef>
+                      </wps:style>
+                      <wps:bodyPr/>
+                    </wps:wsp>
+                  </a:graphicData>
+                </a:graphic>
+              </wp:anchor>
+            </w:drawing>
+          </mc:Choice>
+          <mc:Fallback>
+            <w:pict>
+              <v:line id="_x0000_s1026" o:spid="_x0000_s1026" o:spt="20" style="position:absolute;left:0pt;flip:y;margin-left:492.2pt;margin-top:5.7pt;height:0.5pt;width:36.1pt;z-index:251680768;mso-width-relative:page;mso-height-relative:page;" filled="f" stroked="t" coordsize="21600,21600" o:gfxdata="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">
+                <v:fill on="f" focussize="0,0"/>
+                <v:stroke weight="2.75pt" color="#FFFFFF [3212]" joinstyle="round"/>
+                <v:imagedata o:title=""/>
+                <o:lock v:ext="edit" aspectratio="f"/>
+              </v:line>
+            </w:pict>
+          </mc:Fallback>
+        </mc:AlternateContent>
+      </w:r>
     </w:p>
     <w:p>
       <w:pPr>
@@ -6697,7 +2840,7 @@
               <wp:anchor distT="0" distB="0" distL="114300" distR="114300" simplePos="0" relativeHeight="251666432" behindDoc="0" locked="0" layoutInCell="1" allowOverlap="1">
                 <wp:simplePos x="0" y="0"/>
                 <wp:positionH relativeFrom="column">
-                  <wp:posOffset>2159635</wp:posOffset>
+                  <wp:posOffset>2169160</wp:posOffset>
                 </wp:positionH>
                 <wp:positionV relativeFrom="paragraph">
                   <wp:posOffset>26670</wp:posOffset>
@@ -6777,7 +2920,7 @@
           </mc:Choice>
           <mc:Fallback>
             <w:pict>
-              <v:shape id="_x0000_s1026" o:spid="_x0000_s1026" o:spt="202" type="#_x0000_t202" style="position:absolute;left:0pt;margin-left:170.05pt;margin-top:2.1pt;height:27pt;width:197.95pt;z-index:251666432;mso-width-relative:page;mso-height-relative:page;" filled="f" stroked="f" coordsize="21600,21600" o:gfxdata="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">
+              <v:shape id="_x0000_s1026" o:spid="_x0000_s1026" o:spt="202" type="#_x0000_t202" style="position:absolute;left:0pt;margin-left:170.8pt;margin-top:2.1pt;height:27pt;width:197.95pt;z-index:251666432;mso-width-relative:page;mso-height-relative:page;" filled="f" stroked="f" coordsize="21600,21600" o:gfxdata="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">
                 <v:fill on="f" focussize="0,0"/>
                 <v:stroke on="f" weight="0.5pt"/>
                 <v:imagedata o:title=""/>
@@ -8292,12 +4435,9 @@
         <w:spacing w:after="0" w:line="240" w:lineRule="auto"/>
         <w:ind w:left="720" w:leftChars="0" w:firstLine="720" w:firstLineChars="0"/>
         <w:rPr>
-          <w:rFonts w:hint="default" w:ascii="Arial" w:hAnsi="Arial" w:cs="Arial"/>
-          <w:b/>
-          <w:bCs/>
-          <w:sz w:val="20"/>
-          <w:szCs w:val="20"/>
-          <w:lang w:val="en-US"/>
+          <w:rFonts w:ascii="Arial" w:hAnsi="Arial" w:cs="Arial"/>
+          <w:sz w:val="10"/>
+          <w:szCs w:val="10"/>
         </w:rPr>
       </w:pPr>
       <w:r>
@@ -8320,19 +4460,18 @@
     </w:p>
     <w:p>
       <w:pPr>
+        <w:tabs>
+          <w:tab w:val="left" w:pos="10890"/>
+        </w:tabs>
         <w:spacing w:after="0"/>
-        <w:rPr>
-          <w:rFonts w:ascii="Arial Narrow" w:hAnsi="Arial Narrow" w:cs="Arial"/>
-        </w:rPr>
-      </w:pPr>
-    </w:p>
-    <w:p>
-      <w:pPr>
-        <w:spacing w:after="0" w:line="240" w:lineRule="auto"/>
-        <w:rPr>
-          <w:rFonts w:ascii="Arial" w:hAnsi="Arial" w:cs="Arial"/>
-          <w:sz w:val="10"/>
-          <w:szCs w:val="10"/>
+        <w:ind w:right="-36"/>
+        <w:jc w:val="center"/>
+        <w:rPr>
+          <w:rFonts w:ascii="Arial" w:hAnsi="Arial" w:cs="Arial"/>
+          <w:b/>
+          <w:i/>
+          <w:sz w:val="16"/>
+          <w:szCs w:val="16"/>
         </w:rPr>
       </w:pPr>
     </w:p>
@@ -8812,19 +4951,8 @@
           <w:sz w:val="20"/>
           <w:szCs w:val="20"/>
         </w:rPr>
-        <w:t>BFP-QSF-FSED-034 REV.03(08.20.21)</w:t>
-      </w:r>
-    </w:p>
-    <w:p>
-      <w:pPr>
-        <w:spacing w:after="0" w:line="240" w:lineRule="auto"/>
-        <w:rPr>
-          <w:rFonts w:ascii="Arial" w:hAnsi="Arial" w:cs="Arial"/>
-          <w:b/>
-          <w:sz w:val="20"/>
-          <w:szCs w:val="20"/>
-        </w:rPr>
-      </w:pPr>
+        <w:t>BFP-QSF-FSED-034 REV.03(08.20.21</w:t>
+      </w:r>
     </w:p>
     <w:sectPr>
       <w:pgSz w:w="12240" w:h="20160"/>
@@ -9582,7 +5710,21 @@
       </a:bgFillStyleLst>
     </a:fmtScheme>
   </a:themeElements>
-  <a:objectDefaults/>
+  <a:objectDefaults>
+    <a:txDef>
+      <a:spPr>
+        <a:noFill/>
+        <a:ln w="9525">
+          <a:noFill/>
+          <a:miter lim="800000"/>
+        </a:ln>
+      </a:spPr>
+      <a:bodyPr rot="0" vert="horz" wrap="square" lIns="91440" tIns="45720" rIns="91440" bIns="45720" anchor="t" anchorCtr="0">
+        <a:noAutofit/>
+      </a:bodyPr>
+      <a:lstStyle/>
+    </a:txDef>
+  </a:objectDefaults>
 </a:theme>
 </file>
 
